--- a/docx/10-nat-pat/10-nat-pat.docx
+++ b/docx/10-nat-pat/10-nat-pat.docx
@@ -28,7 +28,7 @@
         </w:p>
       </w:sdtContent>
     </w:sdt>
-    <w:bookmarkStart w:id="26" w:name="nat-y-pat"/>
+    <w:bookmarkStart w:id="37" w:name="nat-y-pat"/>
     <w:p>
       <w:pPr>
         <w:pStyle w:val="Heading1"/>
@@ -114,7 +114,7 @@
       <w:r>
         <w:t xml:space="preserve"> </w:t>
       </w:r>
-      <w:hyperlink r:id="rId9">
+      <w:hyperlink r:id="rId20">
         <w:r>
           <w:rPr>
             <w:rStyle w:val="Hyperlink"/>
@@ -154,7 +154,7 @@
         </w:pict>
       </w:r>
     </w:p>
-    <w:bookmarkStart w:id="10" w:name="objetivo-de-la-unidad"/>
+    <w:bookmarkStart w:id="21" w:name="objetivo-de-la-unidad"/>
     <w:p>
       <w:pPr>
         <w:pStyle w:val="Heading2"/>
@@ -262,8 +262,8 @@
         </w:pict>
       </w:r>
     </w:p>
-    <w:bookmarkEnd w:id="10"/>
-    <w:bookmarkStart w:id="20" w:name="mapa-de-la-unidad"/>
+    <w:bookmarkEnd w:id="21"/>
+    <w:bookmarkStart w:id="31" w:name="mapa-de-la-unidad"/>
     <w:p>
       <w:pPr>
         <w:pStyle w:val="Heading2"/>
@@ -276,6 +276,7 @@
       <w:tblPr>
         <w:tblStyle w:val="Table"/>
         <w:tblW w:type="pct" w:w="5000"/>
+        <w:jc w:val="left"/>
         <w:tblLayout w:type="fixed"/>
         <w:tblLook w:firstRow="1" w:lastRow="0" w:firstColumn="0" w:lastColumn="0" w:noHBand="0" w:noVBand="0" w:val="0020"/>
       </w:tblPr>
@@ -293,6 +294,7 @@
           <w:p>
             <w:pPr>
               <w:pStyle w:val="Compact"/>
+              <w:jc w:val="left"/>
             </w:pPr>
             <w:r>
               <w:t xml:space="preserve">Punto</w:t>
@@ -304,6 +306,7 @@
           <w:p>
             <w:pPr>
               <w:pStyle w:val="Compact"/>
+              <w:jc w:val="left"/>
             </w:pPr>
             <w:r>
               <w:t xml:space="preserve">Qué aprenderás</w:t>
@@ -315,6 +318,7 @@
           <w:p>
             <w:pPr>
               <w:pStyle w:val="Compact"/>
+              <w:jc w:val="left"/>
             </w:pPr>
             <w:r>
               <w:t xml:space="preserve">Nivel</w:t>
@@ -328,8 +332,9 @@
           <w:p>
             <w:pPr>
               <w:pStyle w:val="Compact"/>
-            </w:pPr>
-            <w:hyperlink r:id="rId11">
+              <w:jc w:val="left"/>
+            </w:pPr>
+            <w:hyperlink r:id="rId22">
               <w:r>
                 <w:rPr>
                   <w:rStyle w:val="Hyperlink"/>
@@ -344,6 +349,7 @@
           <w:p>
             <w:pPr>
               <w:pStyle w:val="Compact"/>
+              <w:jc w:val="left"/>
             </w:pPr>
             <w:r>
               <w:t xml:space="preserve">El problema de IPv4 y la idea del traductor</w:t>
@@ -355,6 +361,7 @@
           <w:p>
             <w:pPr>
               <w:pStyle w:val="Compact"/>
+              <w:jc w:val="left"/>
             </w:pPr>
             <w:r>
               <w:t xml:space="preserve">Todos</w:t>
@@ -368,8 +375,9 @@
           <w:p>
             <w:pPr>
               <w:pStyle w:val="Compact"/>
-            </w:pPr>
-            <w:hyperlink r:id="rId12">
+              <w:jc w:val="left"/>
+            </w:pPr>
+            <w:hyperlink r:id="rId23">
               <w:r>
                 <w:rPr>
                   <w:rStyle w:val="Hyperlink"/>
@@ -384,6 +392,7 @@
           <w:p>
             <w:pPr>
               <w:pStyle w:val="Compact"/>
+              <w:jc w:val="left"/>
             </w:pPr>
             <w:r>
               <w:t xml:space="preserve">Estático, dinámico y PAT a vista de pájaro</w:t>
@@ -395,6 +404,7 @@
           <w:p>
             <w:pPr>
               <w:pStyle w:val="Compact"/>
+              <w:jc w:val="left"/>
             </w:pPr>
             <w:r>
               <w:t xml:space="preserve">Todos</w:t>
@@ -408,8 +418,9 @@
           <w:p>
             <w:pPr>
               <w:pStyle w:val="Compact"/>
-            </w:pPr>
-            <w:hyperlink r:id="rId13">
+              <w:jc w:val="left"/>
+            </w:pPr>
+            <w:hyperlink r:id="rId24">
               <w:r>
                 <w:rPr>
                   <w:rStyle w:val="Hyperlink"/>
@@ -424,6 +435,7 @@
           <w:p>
             <w:pPr>
               <w:pStyle w:val="Compact"/>
+              <w:jc w:val="left"/>
             </w:pPr>
             <w:r>
               <w:t xml:space="preserve">Uno a uno y por pool</w:t>
@@ -435,6 +447,7 @@
           <w:p>
             <w:pPr>
               <w:pStyle w:val="Compact"/>
+              <w:jc w:val="left"/>
             </w:pPr>
             <w:r>
               <w:t xml:space="preserve">Todos</w:t>
@@ -448,8 +461,9 @@
           <w:p>
             <w:pPr>
               <w:pStyle w:val="Compact"/>
-            </w:pPr>
-            <w:hyperlink r:id="rId14">
+              <w:jc w:val="left"/>
+            </w:pPr>
+            <w:hyperlink r:id="rId25">
               <w:r>
                 <w:rPr>
                   <w:rStyle w:val="Hyperlink"/>
@@ -464,6 +478,7 @@
           <w:p>
             <w:pPr>
               <w:pStyle w:val="Compact"/>
+              <w:jc w:val="left"/>
             </w:pPr>
             <w:r>
               <w:t xml:space="preserve">Puertos como identificador, tabla de traducciones</w:t>
@@ -475,6 +490,7 @@
           <w:p>
             <w:pPr>
               <w:pStyle w:val="Compact"/>
+              <w:jc w:val="left"/>
             </w:pPr>
             <w:r>
               <w:t xml:space="preserve">Clave</w:t>
@@ -488,8 +504,9 @@
           <w:p>
             <w:pPr>
               <w:pStyle w:val="Compact"/>
-            </w:pPr>
-            <w:hyperlink r:id="rId15">
+              <w:jc w:val="left"/>
+            </w:pPr>
+            <w:hyperlink r:id="rId26">
               <w:r>
                 <w:rPr>
                   <w:rStyle w:val="Hyperlink"/>
@@ -504,6 +521,7 @@
           <w:p>
             <w:pPr>
               <w:pStyle w:val="Compact"/>
+              <w:jc w:val="left"/>
             </w:pPr>
             <w:r>
               <w:t xml:space="preserve">Port forwarding: publicar servicios</w:t>
@@ -515,6 +533,7 @@
           <w:p>
             <w:pPr>
               <w:pStyle w:val="Compact"/>
+              <w:jc w:val="left"/>
             </w:pPr>
             <w:r>
               <w:t xml:space="preserve">Todos</w:t>
@@ -528,8 +547,9 @@
           <w:p>
             <w:pPr>
               <w:pStyle w:val="Compact"/>
-            </w:pPr>
-            <w:hyperlink r:id="rId16">
+              <w:jc w:val="left"/>
+            </w:pPr>
+            <w:hyperlink r:id="rId27">
               <w:r>
                 <w:rPr>
                   <w:rStyle w:val="Hyperlink"/>
@@ -544,6 +564,7 @@
           <w:p>
             <w:pPr>
               <w:pStyle w:val="Compact"/>
+              <w:jc w:val="left"/>
             </w:pPr>
             <w:r>
               <w:t xml:space="preserve">show ip nat translations/statistics</w:t>
@@ -555,6 +576,7 @@
           <w:p>
             <w:pPr>
               <w:pStyle w:val="Compact"/>
+              <w:jc w:val="left"/>
             </w:pPr>
             <w:r>
               <w:t xml:space="preserve">Práctico</w:t>
@@ -568,8 +590,9 @@
           <w:p>
             <w:pPr>
               <w:pStyle w:val="Compact"/>
-            </w:pPr>
-            <w:hyperlink r:id="rId17">
+              <w:jc w:val="left"/>
+            </w:pPr>
+            <w:hyperlink r:id="rId28">
               <w:r>
                 <w:rPr>
                   <w:rStyle w:val="Hyperlink"/>
@@ -584,6 +607,7 @@
           <w:p>
             <w:pPr>
               <w:pStyle w:val="Compact"/>
+              <w:jc w:val="left"/>
             </w:pPr>
             <w:r>
               <w:t xml:space="preserve">Lo que NAT rompe y cómo se arregla</w:t>
@@ -595,6 +619,7 @@
           <w:p>
             <w:pPr>
               <w:pStyle w:val="Compact"/>
+              <w:jc w:val="left"/>
             </w:pPr>
             <w:r>
               <w:t xml:space="preserve">Clave</w:t>
@@ -608,8 +633,9 @@
           <w:p>
             <w:pPr>
               <w:pStyle w:val="Compact"/>
-            </w:pPr>
-            <w:hyperlink r:id="rId18">
+              <w:jc w:val="left"/>
+            </w:pPr>
+            <w:hyperlink r:id="rId29">
               <w:r>
                 <w:rPr>
                   <w:rStyle w:val="Hyperlink"/>
@@ -624,6 +650,7 @@
           <w:p>
             <w:pPr>
               <w:pStyle w:val="Compact"/>
+              <w:jc w:val="left"/>
             </w:pPr>
             <w:r>
               <w:t xml:space="preserve">El laboratorio paso a paso</w:t>
@@ -635,6 +662,7 @@
           <w:p>
             <w:pPr>
               <w:pStyle w:val="Compact"/>
+              <w:jc w:val="left"/>
             </w:pPr>
             <w:r>
               <w:t xml:space="preserve">Práctico</w:t>
@@ -648,8 +676,9 @@
           <w:p>
             <w:pPr>
               <w:pStyle w:val="Compact"/>
-            </w:pPr>
-            <w:hyperlink r:id="rId19">
+              <w:jc w:val="left"/>
+            </w:pPr>
+            <w:hyperlink r:id="rId30">
               <w:r>
                 <w:rPr>
                   <w:rStyle w:val="Hyperlink"/>
@@ -664,6 +693,7 @@
           <w:p>
             <w:pPr>
               <w:pStyle w:val="Compact"/>
+              <w:jc w:val="left"/>
             </w:pPr>
             <w:r>
               <w:t xml:space="preserve">Sé el NAT, Fireside, Laboratorio, Crucigrama…</w:t>
@@ -675,6 +705,7 @@
           <w:p>
             <w:pPr>
               <w:pStyle w:val="Compact"/>
+              <w:jc w:val="left"/>
             </w:pPr>
             <w:r>
               <w:t xml:space="preserve">Todos</w:t>
@@ -714,8 +745,8 @@
         </w:pict>
       </w:r>
     </w:p>
-    <w:bookmarkEnd w:id="20"/>
-    <w:bookmarkStart w:id="21" w:name="boletines-de-la-unidad"/>
+    <w:bookmarkEnd w:id="31"/>
+    <w:bookmarkStart w:id="32" w:name="boletines-de-la-unidad"/>
     <w:p>
       <w:pPr>
         <w:pStyle w:val="Heading2"/>
@@ -765,8 +796,8 @@
         </w:pict>
       </w:r>
     </w:p>
-    <w:bookmarkEnd w:id="21"/>
-    <w:bookmarkStart w:id="22" w:name="criterios-de-evaluación-cubiertos-ra7"/>
+    <w:bookmarkEnd w:id="32"/>
+    <w:bookmarkStart w:id="33" w:name="criterios-de-evaluación-cubiertos-ra7"/>
     <w:p>
       <w:pPr>
         <w:pStyle w:val="Heading2"/>
@@ -791,6 +822,7 @@
       <w:tblPr>
         <w:tblStyle w:val="Table"/>
         <w:tblW w:type="pct" w:w="5000"/>
+        <w:jc w:val="left"/>
         <w:tblLayout w:type="fixed"/>
         <w:tblLook w:firstRow="1" w:lastRow="0" w:firstColumn="0" w:lastColumn="0" w:noHBand="0" w:noVBand="0" w:val="0020"/>
       </w:tblPr>
@@ -808,6 +840,7 @@
           <w:p>
             <w:pPr>
               <w:pStyle w:val="Compact"/>
+              <w:jc w:val="left"/>
             </w:pPr>
             <w:r>
               <w:t xml:space="preserve">CE</w:t>
@@ -819,6 +852,7 @@
           <w:p>
             <w:pPr>
               <w:pStyle w:val="Compact"/>
+              <w:jc w:val="left"/>
             </w:pPr>
             <w:r>
               <w:t xml:space="preserve">Criterio</w:t>
@@ -830,6 +864,7 @@
           <w:p>
             <w:pPr>
               <w:pStyle w:val="Compact"/>
+              <w:jc w:val="left"/>
             </w:pPr>
             <w:r>
               <w:t xml:space="preserve">Dónde se cubre</w:t>
@@ -843,6 +878,7 @@
           <w:p>
             <w:pPr>
               <w:pStyle w:val="Compact"/>
+              <w:jc w:val="left"/>
             </w:pPr>
             <w:r>
               <w:t xml:space="preserve">a)</w:t>
@@ -854,6 +890,7 @@
           <w:p>
             <w:pPr>
               <w:pStyle w:val="Compact"/>
+              <w:jc w:val="left"/>
             </w:pPr>
             <w:r>
               <w:t xml:space="preserve">Se han descrito las ventajas e inconvenientes del uso de la traducción de direcciones de red (NAT)</w:t>
@@ -865,6 +902,7 @@
           <w:p>
             <w:pPr>
               <w:pStyle w:val="Compact"/>
+              <w:jc w:val="left"/>
             </w:pPr>
             <w:r>
               <w:t xml:space="preserve">✅ Teoría (puntos 1-2) + 🔥 Fireside Chat (punto 9)</w:t>
@@ -878,6 +916,7 @@
           <w:p>
             <w:pPr>
               <w:pStyle w:val="Compact"/>
+              <w:jc w:val="left"/>
             </w:pPr>
             <w:r>
               <w:t xml:space="preserve">b)</w:t>
@@ -889,6 +928,7 @@
           <w:p>
             <w:pPr>
               <w:pStyle w:val="Compact"/>
+              <w:jc w:val="left"/>
             </w:pPr>
             <w:r>
               <w:t xml:space="preserve">Se ha utilizado NAT para realizar la traducción estática de direcciones de red</w:t>
@@ -900,6 +940,7 @@
           <w:p>
             <w:pPr>
               <w:pStyle w:val="Compact"/>
+              <w:jc w:val="left"/>
             </w:pPr>
             <w:r>
               <w:t xml:space="preserve">✅ Punto 3 + ⚡ Laboratorio (punto 9)</w:t>
@@ -913,6 +954,7 @@
           <w:p>
             <w:pPr>
               <w:pStyle w:val="Compact"/>
+              <w:jc w:val="left"/>
             </w:pPr>
             <w:r>
               <w:t xml:space="preserve">c)</w:t>
@@ -924,6 +966,7 @@
           <w:p>
             <w:pPr>
               <w:pStyle w:val="Compact"/>
+              <w:jc w:val="left"/>
             </w:pPr>
             <w:r>
               <w:t xml:space="preserve">Se ha utilizado NAT para realizar la traducción dinámica de direcciones de red</w:t>
@@ -935,6 +978,7 @@
           <w:p>
             <w:pPr>
               <w:pStyle w:val="Compact"/>
+              <w:jc w:val="left"/>
             </w:pPr>
             <w:r>
               <w:t xml:space="preserve">✅ Puntos 3-4 + ⚡ Laboratorio (punto 9)</w:t>
@@ -948,6 +992,7 @@
           <w:p>
             <w:pPr>
               <w:pStyle w:val="Compact"/>
+              <w:jc w:val="left"/>
             </w:pPr>
             <w:r>
               <w:t xml:space="preserve">d)</w:t>
@@ -959,6 +1004,7 @@
           <w:p>
             <w:pPr>
               <w:pStyle w:val="Compact"/>
+              <w:jc w:val="left"/>
             </w:pPr>
             <w:r>
               <w:t xml:space="preserve">Se han descrito las características de las tecnologías «Frame Relay», RDSI y ADSL</w:t>
@@ -970,6 +1016,7 @@
           <w:p>
             <w:pPr>
               <w:pStyle w:val="Compact"/>
+              <w:jc w:val="left"/>
             </w:pPr>
             <w:r>
               <w:t xml:space="preserve">✅ Punto 7 (WAN heredada)</w:t>
@@ -983,6 +1030,7 @@
           <w:p>
             <w:pPr>
               <w:pStyle w:val="Compact"/>
+              <w:jc w:val="left"/>
             </w:pPr>
             <w:r>
               <w:t xml:space="preserve">e)</w:t>
@@ -994,6 +1042,7 @@
           <w:p>
             <w:pPr>
               <w:pStyle w:val="Compact"/>
+              <w:jc w:val="left"/>
             </w:pPr>
             <w:r>
               <w:t xml:space="preserve">Se han descrito las analogías y diferencias entre las tecnologías «Wifi» y «Wimax»</w:t>
@@ -1005,6 +1054,7 @@
           <w:p>
             <w:pPr>
               <w:pStyle w:val="Compact"/>
+              <w:jc w:val="left"/>
             </w:pPr>
             <w:r>
               <w:t xml:space="preserve">✅ Punto 7 (estándares 802.11)</w:t>
@@ -1018,6 +1068,7 @@
           <w:p>
             <w:pPr>
               <w:pStyle w:val="Compact"/>
+              <w:jc w:val="left"/>
             </w:pPr>
             <w:r>
               <w:t xml:space="preserve">f)</w:t>
@@ -1029,6 +1080,7 @@
           <w:p>
             <w:pPr>
               <w:pStyle w:val="Compact"/>
+              <w:jc w:val="left"/>
             </w:pPr>
             <w:r>
               <w:t xml:space="preserve">Se han descrito las características de las tecnologías UMTS y HSDPA</w:t>
@@ -1040,6 +1092,7 @@
           <w:p>
             <w:pPr>
               <w:pStyle w:val="Compact"/>
+              <w:jc w:val="left"/>
             </w:pPr>
             <w:r>
               <w:t xml:space="preserve">✅ Punto 7 (móvil 3G/3.5G)</w:t>
@@ -1079,8 +1132,8 @@
         </w:pict>
       </w:r>
     </w:p>
-    <w:bookmarkEnd w:id="22"/>
-    <w:bookmarkStart w:id="25" w:name="por-dónde-empiezo"/>
+    <w:bookmarkEnd w:id="33"/>
+    <w:bookmarkStart w:id="36" w:name="por-dónde-empiezo"/>
     <w:p>
       <w:pPr>
         <w:pStyle w:val="Heading2"/>
@@ -1103,7 +1156,7 @@
       <w:r>
         <w:t xml:space="preserve"> </w:t>
       </w:r>
-      <w:hyperlink r:id="rId23">
+      <w:hyperlink r:id="rId34">
         <w:r>
           <w:rPr>
             <w:rStyle w:val="Hyperlink"/>
@@ -1129,7 +1182,7 @@
       <w:r>
         <w:t xml:space="preserve"> </w:t>
       </w:r>
-      <w:hyperlink r:id="rId14">
+      <w:hyperlink r:id="rId25">
         <w:r>
           <w:rPr>
             <w:rStyle w:val="Hyperlink"/>
@@ -1158,7 +1211,7 @@
       <w:r>
         <w:t xml:space="preserve"> </w:t>
       </w:r>
-      <w:hyperlink r:id="rId11">
+      <w:hyperlink r:id="rId22">
         <w:r>
           <w:rPr>
             <w:rStyle w:val="Hyperlink"/>
@@ -1183,7 +1236,7 @@
         </w:rPr>
         <w:t xml:space="preserve"> </w:t>
       </w:r>
-      <w:hyperlink r:id="rId24">
+      <w:hyperlink r:id="rId35">
         <w:r>
           <w:rPr>
             <w:rStyle w:val="Hyperlink"/>
@@ -1201,9 +1254,9 @@
         <w:t xml:space="preserve">.</w:t>
       </w:r>
     </w:p>
-    <w:bookmarkEnd w:id="25"/>
-    <w:bookmarkEnd w:id="26"/>
-    <w:bookmarkStart w:id="37" w:name="qué-es-nat"/>
+    <w:bookmarkEnd w:id="36"/>
+    <w:bookmarkEnd w:id="37"/>
+    <w:bookmarkStart w:id="48" w:name="qué-es-nat"/>
     <w:p>
       <w:pPr>
         <w:pStyle w:val="Heading1"/>
@@ -1267,7 +1320,7 @@
         </w:pict>
       </w:r>
     </w:p>
-    <w:bookmarkStart w:id="27" w:name="la-idea-en-una-frase"/>
+    <w:bookmarkStart w:id="38" w:name="la-idea-en-una-frase"/>
     <w:p>
       <w:pPr>
         <w:pStyle w:val="Heading2"/>
@@ -1343,8 +1396,8 @@
         </w:pict>
       </w:r>
     </w:p>
-    <w:bookmarkEnd w:id="27"/>
-    <w:bookmarkStart w:id="30" w:name="por-qué-existe-nat"/>
+    <w:bookmarkEnd w:id="38"/>
+    <w:bookmarkStart w:id="41" w:name="por-qué-existe-nat"/>
     <w:p>
       <w:pPr>
         <w:pStyle w:val="Heading2"/>
@@ -1365,6 +1418,7 @@
       <w:tblPr>
         <w:tblStyle w:val="Table"/>
         <w:tblW w:type="pct" w:w="5000"/>
+        <w:jc w:val="left"/>
         <w:tblLayout w:type="fixed"/>
         <w:tblLook w:firstRow="1" w:lastRow="0" w:firstColumn="0" w:lastColumn="0" w:noHBand="0" w:noVBand="0" w:val="0020"/>
       </w:tblPr>
@@ -1381,6 +1435,7 @@
           <w:p>
             <w:pPr>
               <w:pStyle w:val="Compact"/>
+              <w:jc w:val="left"/>
             </w:pPr>
             <w:r>
               <w:t xml:space="preserve">Razón</w:t>
@@ -1392,6 +1447,7 @@
           <w:p>
             <w:pPr>
               <w:pStyle w:val="Compact"/>
+              <w:jc w:val="left"/>
             </w:pPr>
             <w:r>
               <w:t xml:space="preserve">Explicación</w:t>
@@ -1405,6 +1461,7 @@
           <w:p>
             <w:pPr>
               <w:pStyle w:val="Compact"/>
+              <w:jc w:val="left"/>
             </w:pPr>
             <w:r>
               <w:rPr>
@@ -1420,6 +1477,7 @@
           <w:p>
             <w:pPr>
               <w:pStyle w:val="Compact"/>
+              <w:jc w:val="left"/>
             </w:pPr>
             <w:r>
               <w:t xml:space="preserve">No hay suficientes IPs públicas para todos los dispositivos. NAT permite que muchas IPs privadas compartan una pública</w:t>
@@ -1433,6 +1491,7 @@
           <w:p>
             <w:pPr>
               <w:pStyle w:val="Compact"/>
+              <w:jc w:val="left"/>
             </w:pPr>
             <w:r>
               <w:rPr>
@@ -1448,6 +1507,7 @@
           <w:p>
             <w:pPr>
               <w:pStyle w:val="Compact"/>
+              <w:jc w:val="left"/>
             </w:pPr>
             <w:r>
               <w:t xml:space="preserve">Los dispositivos internos no son visibles directamente desde Internet</w:t>
@@ -1461,6 +1521,7 @@
           <w:p>
             <w:pPr>
               <w:pStyle w:val="Compact"/>
+              <w:jc w:val="left"/>
             </w:pPr>
             <w:r>
               <w:rPr>
@@ -1476,6 +1537,7 @@
           <w:p>
             <w:pPr>
               <w:pStyle w:val="Compact"/>
+              <w:jc w:val="left"/>
             </w:pPr>
             <w:r>
               <w:t xml:space="preserve">Puedes cambiar de ISP sin reconfigurar toda la LAN</w:t>
@@ -1484,7 +1546,7 @@
         </w:tc>
       </w:tr>
     </w:tbl>
-    <w:bookmarkStart w:id="28" w:name="Xf4a0267775d085c6e029eaef3e5961da3c60f50"/>
+    <w:bookmarkStart w:id="39" w:name="Xf4a0267775d085c6e029eaef3e5961da3c60f50"/>
     <w:p>
       <w:pPr>
         <w:pStyle w:val="Heading3"/>
@@ -1557,8 +1619,8 @@
         <w:t xml:space="preserve">las IPs privadas del RFC 1918 se pueden repetir en redes distintas. Lo que las hace únicas en el mundo es la IP pública que les asigna NAT.</w:t>
       </w:r>
     </w:p>
-    <w:bookmarkEnd w:id="28"/>
-    <w:bookmarkStart w:id="29" w:name="dónde-vive-nat"/>
+    <w:bookmarkEnd w:id="39"/>
+    <w:bookmarkStart w:id="40" w:name="dónde-vive-nat"/>
     <w:p>
       <w:pPr>
         <w:pStyle w:val="Heading3"/>
@@ -1675,7 +1737,13 @@
         <w:t xml:space="preserve"> </w:t>
       </w:r>
       <w:r>
-        <w:t xml:space="preserve">“truco”</w:t>
+        <w:t xml:space="preserve">“</w:t>
+      </w:r>
+      <w:r>
+        <w:t xml:space="preserve">truco</w:t>
+      </w:r>
+      <w:r>
+        <w:t xml:space="preserve">”</w:t>
       </w:r>
       <w:r>
         <w:t xml:space="preserve"> </w:t>
@@ -1691,9 +1759,9 @@
         </w:pict>
       </w:r>
     </w:p>
-    <w:bookmarkEnd w:id="29"/>
-    <w:bookmarkEnd w:id="30"/>
-    <w:bookmarkStart w:id="31" w:name="la-analogía-del-recepcionista-de-hotel"/>
+    <w:bookmarkEnd w:id="40"/>
+    <w:bookmarkEnd w:id="41"/>
+    <w:bookmarkStart w:id="42" w:name="la-analogía-del-recepcionista-de-hotel"/>
     <w:p>
       <w:pPr>
         <w:pStyle w:val="Heading2"/>
@@ -1741,7 +1809,13 @@
         <w:t xml:space="preserve"> </w:t>
       </w:r>
       <w:r>
-        <w:t xml:space="preserve">“extensión 204 habló con la oficina de Google, uso la línea 2”</w:t>
+        <w:t xml:space="preserve">“</w:t>
+      </w:r>
+      <w:r>
+        <w:t xml:space="preserve">extensión 204 habló con la oficina de Google, uso la línea 2</w:t>
+      </w:r>
+      <w:r>
+        <w:t xml:space="preserve">”</w:t>
       </w:r>
       <w:r>
         <w:t xml:space="preserve">.</w:t>
@@ -1796,7 +1870,13 @@
         <w:t xml:space="preserve"> </w:t>
       </w:r>
       <w:r>
-        <w:t xml:space="preserve">“extensión 204”</w:t>
+        <w:t xml:space="preserve">“</w:t>
+      </w:r>
+      <w:r>
+        <w:t xml:space="preserve">extensión 204</w:t>
+      </w:r>
+      <w:r>
+        <w:t xml:space="preserve">”</w:t>
       </w:r>
       <w:r>
         <w:t xml:space="preserve"> </w:t>
@@ -1808,7 +1888,13 @@
         <w:t xml:space="preserve"> </w:t>
       </w:r>
       <w:r>
-        <w:t xml:space="preserve">“línea pública”</w:t>
+        <w:t xml:space="preserve">“</w:t>
+      </w:r>
+      <w:r>
+        <w:t xml:space="preserve">línea pública</w:t>
+      </w:r>
+      <w:r>
+        <w:t xml:space="preserve">”</w:t>
       </w:r>
       <w:r>
         <w:t xml:space="preserve"> </w:t>
@@ -1824,8 +1910,8 @@
         </w:pict>
       </w:r>
     </w:p>
-    <w:bookmarkEnd w:id="31"/>
-    <w:bookmarkStart w:id="32" w:name="el-fin-del-extremo-a-extremo"/>
+    <w:bookmarkEnd w:id="42"/>
+    <w:bookmarkStart w:id="43" w:name="el-fin-del-extremo-a-extremo"/>
     <w:p>
       <w:pPr>
         <w:pStyle w:val="Heading2"/>
@@ -1867,6 +1953,7 @@
       <w:tblPr>
         <w:tblStyle w:val="Table"/>
         <w:tblW w:type="pct" w:w="5000"/>
+        <w:jc w:val="left"/>
         <w:tblLayout w:type="fixed"/>
         <w:tblLook w:firstRow="1" w:lastRow="0" w:firstColumn="0" w:lastColumn="0" w:noHBand="0" w:noVBand="0" w:val="0020"/>
       </w:tblPr>
@@ -1883,6 +1970,7 @@
           <w:p>
             <w:pPr>
               <w:pStyle w:val="Compact"/>
+              <w:jc w:val="left"/>
             </w:pPr>
             <w:r>
               <w:t xml:space="preserve">Antes de NAT (ideal)</w:t>
@@ -1894,6 +1982,7 @@
           <w:p>
             <w:pPr>
               <w:pStyle w:val="Compact"/>
+              <w:jc w:val="left"/>
             </w:pPr>
             <w:r>
               <w:t xml:space="preserve">Con NAT (realidad)</w:t>
@@ -1907,6 +1996,7 @@
           <w:p>
             <w:pPr>
               <w:pStyle w:val="Compact"/>
+              <w:jc w:val="left"/>
             </w:pPr>
             <w:r>
               <w:t xml:space="preserve">Cada equipo tiene IP pública propia</w:t>
@@ -1918,6 +2008,7 @@
           <w:p>
             <w:pPr>
               <w:pStyle w:val="Compact"/>
+              <w:jc w:val="left"/>
             </w:pPr>
             <w:r>
               <w:t xml:space="preserve">Solo el router tiene IP pública</w:t>
@@ -1931,6 +2022,7 @@
           <w:p>
             <w:pPr>
               <w:pStyle w:val="Compact"/>
+              <w:jc w:val="left"/>
             </w:pPr>
             <w:r>
               <w:t xml:space="preserve">Cualquiera puede iniciar conexión entrante</w:t>
@@ -1942,6 +2034,7 @@
           <w:p>
             <w:pPr>
               <w:pStyle w:val="Compact"/>
+              <w:jc w:val="left"/>
             </w:pPr>
             <w:r>
               <w:t xml:space="preserve">Nadie entra desde fuera salvo que se abran puertos</w:t>
@@ -1955,6 +2048,7 @@
           <w:p>
             <w:pPr>
               <w:pStyle w:val="Compact"/>
+              <w:jc w:val="left"/>
             </w:pPr>
             <w:r>
               <w:t xml:space="preserve">Las aplicaciones hablan sin intermediarios</w:t>
@@ -1966,6 +2060,7 @@
           <w:p>
             <w:pPr>
               <w:pStyle w:val="Compact"/>
+              <w:jc w:val="left"/>
             </w:pPr>
             <w:r>
               <w:t xml:space="preserve">FTP, VoIP, juegos y VPN necesitan ayudas extra</w:t>
@@ -1979,6 +2074,7 @@
           <w:p>
             <w:pPr>
               <w:pStyle w:val="Compact"/>
+              <w:jc w:val="left"/>
             </w:pPr>
             <w:r>
               <w:t xml:space="preserve">Sin tablas, sin traducciones</w:t>
@@ -1990,6 +2086,7 @@
           <w:p>
             <w:pPr>
               <w:pStyle w:val="Compact"/>
+              <w:jc w:val="left"/>
             </w:pPr>
             <w:r>
               <w:t xml:space="preserve">El router mantiene y gestiona la tabla NAT</w:t>
@@ -2009,7 +2106,13 @@
         <w:t xml:space="preserve"> </w:t>
       </w:r>
       <w:r>
-        <w:t xml:space="preserve">“defectos”</w:t>
+        <w:t xml:space="preserve">“</w:t>
+      </w:r>
+      <w:r>
+        <w:t xml:space="preserve">defectos</w:t>
+      </w:r>
+      <w:r>
+        <w:t xml:space="preserve">”</w:t>
       </w:r>
       <w:r>
         <w:t xml:space="preserve">: son el precio de compartir una IP pública entre cientos de equipos. Y de ellas salen los problemas que verás en el</w:t>
@@ -2017,7 +2120,7 @@
       <w:r>
         <w:t xml:space="preserve"> </w:t>
       </w:r>
-      <w:hyperlink r:id="rId17">
+      <w:hyperlink r:id="rId28">
         <w:r>
           <w:rPr>
             <w:rStyle w:val="Hyperlink"/>
@@ -2034,7 +2137,7 @@
       <w:r>
         <w:t xml:space="preserve"> </w:t>
       </w:r>
-      <w:hyperlink r:id="rId19">
+      <w:hyperlink r:id="rId30">
         <w:r>
           <w:rPr>
             <w:rStyle w:val="Hyperlink"/>
@@ -2053,8 +2156,8 @@
         </w:pict>
       </w:r>
     </w:p>
-    <w:bookmarkEnd w:id="32"/>
-    <w:bookmarkStart w:id="33" w:name="mini-chequeo"/>
+    <w:bookmarkEnd w:id="43"/>
+    <w:bookmarkStart w:id="44" w:name="mini-chequeo"/>
     <w:p>
       <w:pPr>
         <w:pStyle w:val="Heading2"/>
@@ -2180,8 +2283,8 @@
         </w:pict>
       </w:r>
     </w:p>
-    <w:bookmarkEnd w:id="33"/>
-    <w:bookmarkStart w:id="34" w:name="resumen-en-3-frases"/>
+    <w:bookmarkEnd w:id="44"/>
+    <w:bookmarkStart w:id="45" w:name="resumen-en-3-frases"/>
     <w:p>
       <w:pPr>
         <w:pStyle w:val="Heading2"/>
@@ -2268,8 +2371,8 @@
         <w:t xml:space="preserve">, y algunas aplicaciones exigirán soluciones extra (las verás en el punto 7).</w:t>
       </w:r>
     </w:p>
-    <w:bookmarkEnd w:id="34"/>
-    <w:bookmarkStart w:id="36" w:name="vocabulario-rápido"/>
+    <w:bookmarkEnd w:id="45"/>
+    <w:bookmarkStart w:id="47" w:name="vocabulario-rápido"/>
     <w:p>
       <w:pPr>
         <w:pStyle w:val="Heading2"/>
@@ -2282,6 +2385,7 @@
       <w:tblPr>
         <w:tblStyle w:val="Table"/>
         <w:tblW w:type="pct" w:w="5000"/>
+        <w:jc w:val="left"/>
         <w:tblLayout w:type="fixed"/>
         <w:tblLook w:firstRow="1" w:lastRow="0" w:firstColumn="0" w:lastColumn="0" w:noHBand="0" w:noVBand="0" w:val="0020"/>
       </w:tblPr>
@@ -2298,6 +2402,7 @@
           <w:p>
             <w:pPr>
               <w:pStyle w:val="Compact"/>
+              <w:jc w:val="left"/>
             </w:pPr>
             <w:r>
               <w:t xml:space="preserve">Término</w:t>
@@ -2309,6 +2414,7 @@
           <w:p>
             <w:pPr>
               <w:pStyle w:val="Compact"/>
+              <w:jc w:val="left"/>
             </w:pPr>
             <w:r>
               <w:t xml:space="preserve">Idea general</w:t>
@@ -2322,6 +2428,7 @@
           <w:p>
             <w:pPr>
               <w:pStyle w:val="Compact"/>
+              <w:jc w:val="left"/>
             </w:pPr>
             <w:r>
               <w:t xml:space="preserve">NAT</w:t>
@@ -2333,6 +2440,7 @@
           <w:p>
             <w:pPr>
               <w:pStyle w:val="Compact"/>
+              <w:jc w:val="left"/>
             </w:pPr>
             <w:r>
               <w:t xml:space="preserve">Network Address Translation: traducción de IPs privadas ↔ públicas</w:t>
@@ -2346,6 +2454,7 @@
           <w:p>
             <w:pPr>
               <w:pStyle w:val="Compact"/>
+              <w:jc w:val="left"/>
             </w:pPr>
             <w:r>
               <w:t xml:space="preserve">IP privada</w:t>
@@ -2357,6 +2466,7 @@
           <w:p>
             <w:pPr>
               <w:pStyle w:val="Compact"/>
+              <w:jc w:val="left"/>
             </w:pPr>
             <w:r>
               <w:t xml:space="preserve">IP del RFC 1918, no enrutable en Internet (192.168.x.x, 10.x.x.x…)</w:t>
@@ -2370,6 +2480,7 @@
           <w:p>
             <w:pPr>
               <w:pStyle w:val="Compact"/>
+              <w:jc w:val="left"/>
             </w:pPr>
             <w:r>
               <w:t xml:space="preserve">IP pública</w:t>
@@ -2381,6 +2492,7 @@
           <w:p>
             <w:pPr>
               <w:pStyle w:val="Compact"/>
+              <w:jc w:val="left"/>
             </w:pPr>
             <w:r>
               <w:t xml:space="preserve">IP global única, enrutable en Internet</w:t>
@@ -2394,6 +2506,7 @@
           <w:p>
             <w:pPr>
               <w:pStyle w:val="Compact"/>
+              <w:jc w:val="left"/>
             </w:pPr>
             <w:r>
               <w:t xml:space="preserve">Extremo a extremo</w:t>
@@ -2405,6 +2518,7 @@
           <w:p>
             <w:pPr>
               <w:pStyle w:val="Compact"/>
+              <w:jc w:val="left"/>
             </w:pPr>
             <w:r>
               <w:t xml:space="preserve">Principio de Internet: comunicación directa sin intermediarios</w:t>
@@ -2418,6 +2532,7 @@
           <w:p>
             <w:pPr>
               <w:pStyle w:val="Compact"/>
+              <w:jc w:val="left"/>
             </w:pPr>
             <w:r>
               <w:t xml:space="preserve">Tabla NAT</w:t>
@@ -2429,6 +2544,7 @@
           <w:p>
             <w:pPr>
               <w:pStyle w:val="Compact"/>
+              <w:jc w:val="left"/>
             </w:pPr>
             <w:r>
               <w:t xml:space="preserve">Registro de traducciones que mantiene el router</w:t>
@@ -2454,7 +2570,7 @@
       <w:r>
         <w:t xml:space="preserve"> </w:t>
       </w:r>
-      <w:hyperlink r:id="rId35">
+      <w:hyperlink r:id="rId46">
         <w:r>
           <w:rPr>
             <w:rStyle w:val="Hyperlink"/>
@@ -2481,7 +2597,7 @@
       <w:r>
         <w:t xml:space="preserve"> </w:t>
       </w:r>
-      <w:hyperlink r:id="rId35">
+      <w:hyperlink r:id="rId46">
         <w:r>
           <w:rPr>
             <w:rStyle w:val="Hyperlink"/>
@@ -2508,7 +2624,7 @@
       <w:r>
         <w:t xml:space="preserve"> </w:t>
       </w:r>
-      <w:hyperlink r:id="rId12">
+      <w:hyperlink r:id="rId23">
         <w:r>
           <w:rPr>
             <w:rStyle w:val="Hyperlink"/>
@@ -2517,9 +2633,9 @@
         </w:r>
       </w:hyperlink>
     </w:p>
-    <w:bookmarkEnd w:id="36"/>
-    <w:bookmarkEnd w:id="37"/>
-    <w:bookmarkStart w:id="47" w:name="tipos-de-nat"/>
+    <w:bookmarkEnd w:id="47"/>
+    <w:bookmarkEnd w:id="48"/>
+    <w:bookmarkStart w:id="58" w:name="tipos-de-nat"/>
     <w:p>
       <w:pPr>
         <w:pStyle w:val="Heading1"/>
@@ -2583,7 +2699,7 @@
         </w:pict>
       </w:r>
     </w:p>
-    <w:bookmarkStart w:id="38" w:name="la-idea-en-una-frase-1"/>
+    <w:bookmarkStart w:id="49" w:name="la-idea-en-una-frase-1"/>
     <w:p>
       <w:pPr>
         <w:pStyle w:val="Heading2"/>
@@ -2631,8 +2747,8 @@
         </w:pict>
       </w:r>
     </w:p>
-    <w:bookmarkEnd w:id="38"/>
-    <w:bookmarkStart w:id="39" w:name="los-4-tipos-de-nat"/>
+    <w:bookmarkEnd w:id="49"/>
+    <w:bookmarkStart w:id="50" w:name="los-4-tipos-de-nat"/>
     <w:p>
       <w:pPr>
         <w:pStyle w:val="Heading2"/>
@@ -2645,6 +2761,7 @@
       <w:tblPr>
         <w:tblStyle w:val="Table"/>
         <w:tblW w:type="pct" w:w="5000"/>
+        <w:jc w:val="left"/>
         <w:tblLayout w:type="fixed"/>
         <w:tblLook w:firstRow="1" w:lastRow="0" w:firstColumn="0" w:lastColumn="0" w:noHBand="0" w:noVBand="0" w:val="0020"/>
       </w:tblPr>
@@ -2662,6 +2779,7 @@
           <w:p>
             <w:pPr>
               <w:pStyle w:val="Compact"/>
+              <w:jc w:val="left"/>
             </w:pPr>
             <w:r>
               <w:t xml:space="preserve">Tipo</w:t>
@@ -2673,6 +2791,7 @@
           <w:p>
             <w:pPr>
               <w:pStyle w:val="Compact"/>
+              <w:jc w:val="left"/>
             </w:pPr>
             <w:r>
               <w:t xml:space="preserve">Descripción</w:t>
@@ -2684,6 +2803,7 @@
           <w:p>
             <w:pPr>
               <w:pStyle w:val="Compact"/>
+              <w:jc w:val="left"/>
             </w:pPr>
             <w:r>
               <w:t xml:space="preserve">Uso típico</w:t>
@@ -2697,6 +2817,7 @@
           <w:p>
             <w:pPr>
               <w:pStyle w:val="Compact"/>
+              <w:jc w:val="left"/>
             </w:pPr>
             <w:r>
               <w:rPr>
@@ -2712,6 +2833,7 @@
           <w:p>
             <w:pPr>
               <w:pStyle w:val="Compact"/>
+              <w:jc w:val="left"/>
             </w:pPr>
             <w:r>
               <w:t xml:space="preserve">1 IP privada ↔ 1 IP pública (fijo, 1:1)</w:t>
@@ -2723,6 +2845,7 @@
           <w:p>
             <w:pPr>
               <w:pStyle w:val="Compact"/>
+              <w:jc w:val="left"/>
             </w:pPr>
             <w:r>
               <w:t xml:space="preserve">Servidores accesibles desde fuera</w:t>
@@ -2736,6 +2859,7 @@
           <w:p>
             <w:pPr>
               <w:pStyle w:val="Compact"/>
+              <w:jc w:val="left"/>
             </w:pPr>
             <w:r>
               <w:rPr>
@@ -2751,6 +2875,7 @@
           <w:p>
             <w:pPr>
               <w:pStyle w:val="Compact"/>
+              <w:jc w:val="left"/>
             </w:pPr>
             <w:r>
               <w:t xml:space="preserve">Pool de IPs públicas, asignación dinámica al vuelo</w:t>
@@ -2762,6 +2887,7 @@
           <w:p>
             <w:pPr>
               <w:pStyle w:val="Compact"/>
+              <w:jc w:val="left"/>
             </w:pPr>
             <w:r>
               <w:t xml:space="preserve">Varias IPs públicas disponibles para salir</w:t>
@@ -2775,6 +2901,7 @@
           <w:p>
             <w:pPr>
               <w:pStyle w:val="Compact"/>
+              <w:jc w:val="left"/>
             </w:pPr>
             <w:r>
               <w:rPr>
@@ -2790,6 +2917,7 @@
           <w:p>
             <w:pPr>
               <w:pStyle w:val="Compact"/>
+              <w:jc w:val="left"/>
             </w:pPr>
             <w:r>
               <w:t xml:space="preserve">Muchas IPs privadas ↔ 1 IP pública variando puertos</w:t>
@@ -2801,6 +2929,7 @@
           <w:p>
             <w:pPr>
               <w:pStyle w:val="Compact"/>
+              <w:jc w:val="left"/>
             </w:pPr>
             <w:r>
               <w:t xml:space="preserve">El método más común: toda la LAN sale por una IP</w:t>
@@ -2814,6 +2943,7 @@
           <w:p>
             <w:pPr>
               <w:pStyle w:val="Compact"/>
+              <w:jc w:val="left"/>
             </w:pPr>
             <w:r>
               <w:rPr>
@@ -2829,6 +2959,7 @@
           <w:p>
             <w:pPr>
               <w:pStyle w:val="Compact"/>
+              <w:jc w:val="left"/>
             </w:pPr>
             <w:r>
               <w:t xml:space="preserve">Puerto público ↔ IP:puerto privado (port forwarding)</w:t>
@@ -2840,6 +2971,7 @@
           <w:p>
             <w:pPr>
               <w:pStyle w:val="Compact"/>
+              <w:jc w:val="left"/>
             </w:pPr>
             <w:r>
               <w:t xml:space="preserve">Exponer servicios internos al exterior</w:t>
@@ -2911,8 +3043,8 @@
         </w:pict>
       </w:r>
     </w:p>
-    <w:bookmarkEnd w:id="39"/>
-    <w:bookmarkStart w:id="40" w:name="la-analogía-del-edificio-de-oficinas"/>
+    <w:bookmarkEnd w:id="50"/>
+    <w:bookmarkStart w:id="51" w:name="la-analogía-del-edificio-de-oficinas"/>
     <w:p>
       <w:pPr>
         <w:pStyle w:val="Heading2"/>
@@ -3040,7 +3172,13 @@
         <w:t xml:space="preserve"> </w:t>
       </w:r>
       <w:r>
-        <w:t xml:space="preserve">“fulanito habló por la extensión 3”</w:t>
+        <w:t xml:space="preserve">“</w:t>
+      </w:r>
+      <w:r>
+        <w:t xml:space="preserve">fulanito habló por la extensión 3</w:t>
+      </w:r>
+      <w:r>
+        <w:t xml:space="preserve">”</w:t>
       </w:r>
       <w:r>
         <w:t xml:space="preserve"> </w:t>
@@ -3090,7 +3228,13 @@
         <w:t xml:space="preserve"> </w:t>
       </w:r>
       <w:r>
-        <w:t xml:space="preserve">“para el departamento de ventas, se lo lleva la extensión 404”</w:t>
+        <w:t xml:space="preserve">“</w:t>
+      </w:r>
+      <w:r>
+        <w:t xml:space="preserve">para el departamento de ventas, se lo lleva la extensión 404</w:t>
+      </w:r>
+      <w:r>
+        <w:t xml:space="preserve">”</w:t>
       </w:r>
       <w:r>
         <w:t xml:space="preserve">. El exterior solo conoce el buzón público.</w:t>
@@ -3103,8 +3247,8 @@
         </w:pict>
       </w:r>
     </w:p>
-    <w:bookmarkEnd w:id="40"/>
-    <w:bookmarkStart w:id="42" w:name="cuál-uso-en-cada-caso"/>
+    <w:bookmarkEnd w:id="51"/>
+    <w:bookmarkStart w:id="53" w:name="cuál-uso-en-cada-caso"/>
     <w:p>
       <w:pPr>
         <w:pStyle w:val="Heading2"/>
@@ -3223,7 +3367,7 @@
         <w:t xml:space="preserve">Estático y dinámico son más raros: el primero para servidores con IP fija dedicada, el segundo cayó en desuso al ser caro (necesitas un pool de IPs públicas) y poco flexible.</w:t>
       </w:r>
     </w:p>
-    <w:bookmarkStart w:id="41" w:name="resumen-comparativo-de-los-4-tipos"/>
+    <w:bookmarkStart w:id="52" w:name="resumen-comparativo-de-los-4-tipos"/>
     <w:p>
       <w:pPr>
         <w:pStyle w:val="Heading3"/>
@@ -3236,6 +3380,7 @@
       <w:tblPr>
         <w:tblStyle w:val="Table"/>
         <w:tblW w:type="pct" w:w="5000"/>
+        <w:jc w:val="left"/>
         <w:tblLayout w:type="fixed"/>
         <w:tblLook w:firstRow="1" w:lastRow="0" w:firstColumn="0" w:lastColumn="0" w:noHBand="0" w:noVBand="0" w:val="0020"/>
       </w:tblPr>
@@ -3255,6 +3400,7 @@
           <w:p>
             <w:pPr>
               <w:pStyle w:val="Compact"/>
+              <w:jc w:val="left"/>
             </w:pPr>
             <w:r>
               <w:t xml:space="preserve">Tipo</w:t>
@@ -3266,6 +3412,7 @@
           <w:p>
             <w:pPr>
               <w:pStyle w:val="Compact"/>
+              <w:jc w:val="left"/>
             </w:pPr>
             <w:r>
               <w:t xml:space="preserve">Traduce</w:t>
@@ -3277,6 +3424,7 @@
           <w:p>
             <w:pPr>
               <w:pStyle w:val="Compact"/>
+              <w:jc w:val="left"/>
             </w:pPr>
             <w:r>
               <w:t xml:space="preserve">Dirección</w:t>
@@ -3288,6 +3436,7 @@
           <w:p>
             <w:pPr>
               <w:pStyle w:val="Compact"/>
+              <w:jc w:val="left"/>
             </w:pPr>
             <w:r>
               <w:t xml:space="preserve">¿Entrante?</w:t>
@@ -3299,6 +3448,7 @@
           <w:p>
             <w:pPr>
               <w:pStyle w:val="Compact"/>
+              <w:jc w:val="left"/>
             </w:pPr>
             <w:r>
               <w:t xml:space="preserve">Coste en IPs</w:t>
@@ -3312,6 +3462,7 @@
           <w:p>
             <w:pPr>
               <w:pStyle w:val="Compact"/>
+              <w:jc w:val="left"/>
             </w:pPr>
             <w:r>
               <w:t xml:space="preserve">Estático</w:t>
@@ -3323,6 +3474,7 @@
           <w:p>
             <w:pPr>
               <w:pStyle w:val="Compact"/>
+              <w:jc w:val="left"/>
             </w:pPr>
             <w:r>
               <w:t xml:space="preserve">IP</w:t>
@@ -3334,6 +3486,7 @@
           <w:p>
             <w:pPr>
               <w:pStyle w:val="Compact"/>
+              <w:jc w:val="left"/>
             </w:pPr>
             <w:r>
               <w:t xml:space="preserve">Origen</w:t>
@@ -3345,6 +3498,7 @@
           <w:p>
             <w:pPr>
               <w:pStyle w:val="Compact"/>
+              <w:jc w:val="left"/>
             </w:pPr>
             <w:r>
               <w:t xml:space="preserve">Sí (IP fija)</w:t>
@@ -3356,6 +3510,7 @@
           <w:p>
             <w:pPr>
               <w:pStyle w:val="Compact"/>
+              <w:jc w:val="left"/>
             </w:pPr>
             <w:r>
               <w:t xml:space="preserve">1 pública por equipo</w:t>
@@ -3369,6 +3524,7 @@
           <w:p>
             <w:pPr>
               <w:pStyle w:val="Compact"/>
+              <w:jc w:val="left"/>
             </w:pPr>
             <w:r>
               <w:t xml:space="preserve">Dinámico</w:t>
@@ -3380,6 +3536,7 @@
           <w:p>
             <w:pPr>
               <w:pStyle w:val="Compact"/>
+              <w:jc w:val="left"/>
             </w:pPr>
             <w:r>
               <w:t xml:space="preserve">IP</w:t>
@@ -3391,6 +3548,7 @@
           <w:p>
             <w:pPr>
               <w:pStyle w:val="Compact"/>
+              <w:jc w:val="left"/>
             </w:pPr>
             <w:r>
               <w:t xml:space="preserve">Origen</w:t>
@@ -3402,6 +3560,7 @@
           <w:p>
             <w:pPr>
               <w:pStyle w:val="Compact"/>
+              <w:jc w:val="left"/>
             </w:pPr>
             <w:r>
               <w:t xml:space="preserve">No</w:t>
@@ -3413,6 +3572,7 @@
           <w:p>
             <w:pPr>
               <w:pStyle w:val="Compact"/>
+              <w:jc w:val="left"/>
             </w:pPr>
             <w:r>
               <w:t xml:space="preserve">1 pool para todos</w:t>
@@ -3426,6 +3586,7 @@
           <w:p>
             <w:pPr>
               <w:pStyle w:val="Compact"/>
+              <w:jc w:val="left"/>
             </w:pPr>
             <w:r>
               <w:t xml:space="preserve">PAT</w:t>
@@ -3437,6 +3598,7 @@
           <w:p>
             <w:pPr>
               <w:pStyle w:val="Compact"/>
+              <w:jc w:val="left"/>
             </w:pPr>
             <w:r>
               <w:t xml:space="preserve">IP + puerto</w:t>
@@ -3448,6 +3610,7 @@
           <w:p>
             <w:pPr>
               <w:pStyle w:val="Compact"/>
+              <w:jc w:val="left"/>
             </w:pPr>
             <w:r>
               <w:t xml:space="preserve">Origen</w:t>
@@ -3459,6 +3622,7 @@
           <w:p>
             <w:pPr>
               <w:pStyle w:val="Compact"/>
+              <w:jc w:val="left"/>
             </w:pPr>
             <w:r>
               <w:t xml:space="preserve">No (sin abrir puertos)</w:t>
@@ -3470,6 +3634,7 @@
           <w:p>
             <w:pPr>
               <w:pStyle w:val="Compact"/>
+              <w:jc w:val="left"/>
             </w:pPr>
             <w:r>
               <w:t xml:space="preserve">1 pública para todos</w:t>
@@ -3483,6 +3648,7 @@
           <w:p>
             <w:pPr>
               <w:pStyle w:val="Compact"/>
+              <w:jc w:val="left"/>
             </w:pPr>
             <w:r>
               <w:t xml:space="preserve">Destino</w:t>
@@ -3494,6 +3660,7 @@
           <w:p>
             <w:pPr>
               <w:pStyle w:val="Compact"/>
+              <w:jc w:val="left"/>
             </w:pPr>
             <w:r>
               <w:t xml:space="preserve">IP + puerto</w:t>
@@ -3505,6 +3672,7 @@
           <w:p>
             <w:pPr>
               <w:pStyle w:val="Compact"/>
+              <w:jc w:val="left"/>
             </w:pPr>
             <w:r>
               <w:t xml:space="preserve">Destino</w:t>
@@ -3516,6 +3684,7 @@
           <w:p>
             <w:pPr>
               <w:pStyle w:val="Compact"/>
+              <w:jc w:val="left"/>
             </w:pPr>
             <w:r>
               <w:t xml:space="preserve">Sí (por puerto)</w:t>
@@ -3527,6 +3696,7 @@
           <w:p>
             <w:pPr>
               <w:pStyle w:val="Compact"/>
+              <w:jc w:val="left"/>
             </w:pPr>
             <w:r>
               <w:t xml:space="preserve">Ninguna extra</w:t>
@@ -3546,7 +3716,13 @@
         <w:t xml:space="preserve"> </w:t>
       </w:r>
       <w:r>
-        <w:t xml:space="preserve">“Entrante”</w:t>
+        <w:t xml:space="preserve">“</w:t>
+      </w:r>
+      <w:r>
+        <w:t xml:space="preserve">Entrante</w:t>
+      </w:r>
+      <w:r>
+        <w:t xml:space="preserve">”</w:t>
       </w:r>
       <w:r>
         <w:t xml:space="preserve">:</w:t>
@@ -3575,9 +3751,9 @@
         </w:pict>
       </w:r>
     </w:p>
-    <w:bookmarkEnd w:id="41"/>
-    <w:bookmarkEnd w:id="42"/>
-    <w:bookmarkStart w:id="43" w:name="cada-tipo-en-su-punto"/>
+    <w:bookmarkEnd w:id="52"/>
+    <w:bookmarkEnd w:id="53"/>
+    <w:bookmarkStart w:id="54" w:name="cada-tipo-en-su-punto"/>
     <w:p>
       <w:pPr>
         <w:pStyle w:val="Heading2"/>
@@ -3602,7 +3778,7 @@
           <w:numId w:val="1008"/>
         </w:numPr>
       </w:pPr>
-      <w:hyperlink r:id="rId13">
+      <w:hyperlink r:id="rId24">
         <w:r>
           <w:rPr>
             <w:rStyle w:val="Hyperlink"/>
@@ -3625,7 +3801,7 @@
           <w:numId w:val="1008"/>
         </w:numPr>
       </w:pPr>
-      <w:hyperlink r:id="rId14">
+      <w:hyperlink r:id="rId25">
         <w:r>
           <w:rPr>
             <w:rStyle w:val="Hyperlink"/>
@@ -3648,7 +3824,7 @@
           <w:numId w:val="1008"/>
         </w:numPr>
       </w:pPr>
-      <w:hyperlink r:id="rId15">
+      <w:hyperlink r:id="rId26">
         <w:r>
           <w:rPr>
             <w:rStyle w:val="Hyperlink"/>
@@ -3670,8 +3846,8 @@
         </w:pict>
       </w:r>
     </w:p>
-    <w:bookmarkEnd w:id="43"/>
-    <w:bookmarkStart w:id="44" w:name="mini-chequeo-1"/>
+    <w:bookmarkEnd w:id="54"/>
+    <w:bookmarkStart w:id="55" w:name="mini-chequeo-1"/>
     <w:p>
       <w:pPr>
         <w:pStyle w:val="Heading2"/>
@@ -3847,8 +4023,8 @@
         </w:pict>
       </w:r>
     </w:p>
-    <w:bookmarkEnd w:id="44"/>
-    <w:bookmarkStart w:id="45" w:name="resumen-en-3-frases-1"/>
+    <w:bookmarkEnd w:id="55"/>
+    <w:bookmarkStart w:id="56" w:name="resumen-en-3-frases-1"/>
     <w:p>
       <w:pPr>
         <w:pStyle w:val="Heading2"/>
@@ -3951,8 +4127,8 @@
         <w:t xml:space="preserve">.</w:t>
       </w:r>
     </w:p>
-    <w:bookmarkEnd w:id="45"/>
-    <w:bookmarkStart w:id="46" w:name="vocabulario-rápido-1"/>
+    <w:bookmarkEnd w:id="56"/>
+    <w:bookmarkStart w:id="57" w:name="vocabulario-rápido-1"/>
     <w:p>
       <w:pPr>
         <w:pStyle w:val="Heading2"/>
@@ -3965,6 +4141,7 @@
       <w:tblPr>
         <w:tblStyle w:val="Table"/>
         <w:tblW w:type="pct" w:w="5000"/>
+        <w:jc w:val="left"/>
         <w:tblLayout w:type="fixed"/>
         <w:tblLook w:firstRow="1" w:lastRow="0" w:firstColumn="0" w:lastColumn="0" w:noHBand="0" w:noVBand="0" w:val="0020"/>
       </w:tblPr>
@@ -3981,6 +4158,7 @@
           <w:p>
             <w:pPr>
               <w:pStyle w:val="Compact"/>
+              <w:jc w:val="left"/>
             </w:pPr>
             <w:r>
               <w:t xml:space="preserve">Término</w:t>
@@ -3992,6 +4170,7 @@
           <w:p>
             <w:pPr>
               <w:pStyle w:val="Compact"/>
+              <w:jc w:val="left"/>
             </w:pPr>
             <w:r>
               <w:t xml:space="preserve">Idea general</w:t>
@@ -4005,6 +4184,7 @@
           <w:p>
             <w:pPr>
               <w:pStyle w:val="Compact"/>
+              <w:jc w:val="left"/>
             </w:pPr>
             <w:r>
               <w:t xml:space="preserve">NAT estático</w:t>
@@ -4016,6 +4196,7 @@
           <w:p>
             <w:pPr>
               <w:pStyle w:val="Compact"/>
+              <w:jc w:val="left"/>
             </w:pPr>
             <w:r>
               <w:t xml:space="preserve">Traducción fija 1 IP privada ↔ 1 IP pública</w:t>
@@ -4029,6 +4210,7 @@
           <w:p>
             <w:pPr>
               <w:pStyle w:val="Compact"/>
+              <w:jc w:val="left"/>
             </w:pPr>
             <w:r>
               <w:t xml:space="preserve">NAT dinámico</w:t>
@@ -4040,6 +4222,7 @@
           <w:p>
             <w:pPr>
               <w:pStyle w:val="Compact"/>
+              <w:jc w:val="left"/>
             </w:pPr>
             <w:r>
               <w:t xml:space="preserve">Asignación de una IP pública desde un pool</w:t>
@@ -4053,6 +4236,7 @@
           <w:p>
             <w:pPr>
               <w:pStyle w:val="Compact"/>
+              <w:jc w:val="left"/>
             </w:pPr>
             <w:r>
               <w:t xml:space="preserve">PAT</w:t>
@@ -4064,6 +4248,7 @@
           <w:p>
             <w:pPr>
               <w:pStyle w:val="Compact"/>
+              <w:jc w:val="left"/>
             </w:pPr>
             <w:r>
               <w:t xml:space="preserve">Sobrecarga: muchas IPs privadas comparten una pública con puertos</w:t>
@@ -4077,6 +4262,7 @@
           <w:p>
             <w:pPr>
               <w:pStyle w:val="Compact"/>
+              <w:jc w:val="left"/>
             </w:pPr>
             <w:r>
               <w:t xml:space="preserve">NAT destino</w:t>
@@ -4088,6 +4274,7 @@
           <w:p>
             <w:pPr>
               <w:pStyle w:val="Compact"/>
+              <w:jc w:val="left"/>
             </w:pPr>
             <w:r>
               <w:t xml:space="preserve">Port forwarding: puerto público → IP:puerto interno</w:t>
@@ -4101,6 +4288,7 @@
           <w:p>
             <w:pPr>
               <w:pStyle w:val="Compact"/>
+              <w:jc w:val="left"/>
             </w:pPr>
             <w:r>
               <w:t xml:space="preserve">Pool</w:t>
@@ -4112,6 +4300,7 @@
           <w:p>
             <w:pPr>
               <w:pStyle w:val="Compact"/>
+              <w:jc w:val="left"/>
             </w:pPr>
             <w:r>
               <w:t xml:space="preserve">Conjunto de IPs públicas disponibles para asignar</w:t>
@@ -4137,7 +4326,7 @@
       <w:r>
         <w:t xml:space="preserve"> </w:t>
       </w:r>
-      <w:hyperlink r:id="rId35">
+      <w:hyperlink r:id="rId46">
         <w:r>
           <w:rPr>
             <w:rStyle w:val="Hyperlink"/>
@@ -4164,7 +4353,7 @@
       <w:r>
         <w:t xml:space="preserve"> </w:t>
       </w:r>
-      <w:hyperlink r:id="rId11">
+      <w:hyperlink r:id="rId22">
         <w:r>
           <w:rPr>
             <w:rStyle w:val="Hyperlink"/>
@@ -4191,7 +4380,7 @@
       <w:r>
         <w:t xml:space="preserve"> </w:t>
       </w:r>
-      <w:hyperlink r:id="rId13">
+      <w:hyperlink r:id="rId24">
         <w:r>
           <w:rPr>
             <w:rStyle w:val="Hyperlink"/>
@@ -4200,9 +4389,9 @@
         </w:r>
       </w:hyperlink>
     </w:p>
-    <w:bookmarkEnd w:id="46"/>
-    <w:bookmarkEnd w:id="47"/>
-    <w:bookmarkStart w:id="58" w:name="nat-estático-y-dinámico"/>
+    <w:bookmarkEnd w:id="57"/>
+    <w:bookmarkEnd w:id="58"/>
+    <w:bookmarkStart w:id="69" w:name="nat-estático-y-dinámico"/>
     <w:p>
       <w:pPr>
         <w:pStyle w:val="Heading1"/>
@@ -4266,7 +4455,7 @@
         </w:pict>
       </w:r>
     </w:p>
-    <w:bookmarkStart w:id="48" w:name="la-idea-en-una-frase-2"/>
+    <w:bookmarkStart w:id="59" w:name="la-idea-en-una-frase-2"/>
     <w:p>
       <w:pPr>
         <w:pStyle w:val="Heading2"/>
@@ -4336,7 +4525,13 @@
         <w:t xml:space="preserve"> </w:t>
       </w:r>
       <w:r>
-        <w:t xml:space="preserve">“clásicos”</w:t>
+        <w:t xml:space="preserve">“</w:t>
+      </w:r>
+      <w:r>
+        <w:t xml:space="preserve">clásicos</w:t>
+      </w:r>
+      <w:r>
+        <w:t xml:space="preserve">”</w:t>
       </w:r>
       <w:r>
         <w:t xml:space="preserve"> </w:t>
@@ -4347,7 +4542,7 @@
       <w:r>
         <w:t xml:space="preserve"> </w:t>
       </w:r>
-      <w:hyperlink r:id="rId12">
+      <w:hyperlink r:id="rId23">
         <w:r>
           <w:rPr>
             <w:rStyle w:val="Hyperlink"/>
@@ -4366,8 +4561,8 @@
         </w:pict>
       </w:r>
     </w:p>
-    <w:bookmarkEnd w:id="48"/>
-    <w:bookmarkStart w:id="51" w:name="nat-estático-11"/>
+    <w:bookmarkEnd w:id="59"/>
+    <w:bookmarkStart w:id="62" w:name="nat-estático-11"/>
     <w:p>
       <w:pPr>
         <w:pStyle w:val="Heading2"/>
@@ -4432,13 +4627,19 @@
         <w:t xml:space="preserve"> </w:t>
       </w:r>
       <w:r>
-        <w:t xml:space="preserve">“número de puerta”</w:t>
+        <w:t xml:space="preserve">“</w:t>
+      </w:r>
+      <w:r>
+        <w:t xml:space="preserve">número de puerta</w:t>
+      </w:r>
+      <w:r>
+        <w:t xml:space="preserve">”</w:t>
       </w:r>
       <w:r>
         <w:t xml:space="preserve">.</w:t>
       </w:r>
     </w:p>
-    <w:bookmarkStart w:id="49" w:name="configuración-en-cisco"/>
+    <w:bookmarkStart w:id="60" w:name="configuración-en-cisco"/>
     <w:p>
       <w:pPr>
         <w:pStyle w:val="Heading3"/>
@@ -4665,8 +4866,8 @@
         <w:t xml:space="preserve">.</w:t>
       </w:r>
     </w:p>
-    <w:bookmarkEnd w:id="49"/>
-    <w:bookmarkStart w:id="50" w:name="la-entrada-en-la-tabla"/>
+    <w:bookmarkEnd w:id="60"/>
+    <w:bookmarkStart w:id="61" w:name="la-entrada-en-la-tabla"/>
     <w:p>
       <w:pPr>
         <w:pStyle w:val="Heading3"/>
@@ -4723,9 +4924,9 @@
         </w:pict>
       </w:r>
     </w:p>
-    <w:bookmarkEnd w:id="50"/>
-    <w:bookmarkEnd w:id="51"/>
-    <w:bookmarkStart w:id="53" w:name="nat-dinámico-pool"/>
+    <w:bookmarkEnd w:id="61"/>
+    <w:bookmarkEnd w:id="62"/>
+    <w:bookmarkStart w:id="64" w:name="nat-dinámico-pool"/>
     <w:p>
       <w:pPr>
         <w:pStyle w:val="Heading2"/>
@@ -4830,7 +5031,7 @@
         <w:t xml:space="preserve">no sirve para servicios entrantes —como la traducción cambia al vuelo, nadie externo sabe qué IP pública corresponde a cada servidor.</w:t>
       </w:r>
     </w:p>
-    <w:bookmarkStart w:id="52" w:name="configuración-en-cisco-1"/>
+    <w:bookmarkStart w:id="63" w:name="configuración-en-cisco-1"/>
     <w:p>
       <w:pPr>
         <w:pStyle w:val="Heading3"/>
@@ -5146,7 +5347,7 @@
       <w:r>
         <w:t xml:space="preserve"> </w:t>
       </w:r>
-      <w:hyperlink r:id="rId24">
+      <w:hyperlink r:id="rId35">
         <w:r>
           <w:rPr>
             <w:rStyle w:val="Hyperlink"/>
@@ -5165,9 +5366,9 @@
         </w:pict>
       </w:r>
     </w:p>
-    <w:bookmarkEnd w:id="52"/>
-    <w:bookmarkEnd w:id="53"/>
-    <w:bookmarkStart w:id="54" w:name="comparativa-rápida"/>
+    <w:bookmarkEnd w:id="63"/>
+    <w:bookmarkEnd w:id="64"/>
+    <w:bookmarkStart w:id="65" w:name="comparativa-rápida"/>
     <w:p>
       <w:pPr>
         <w:pStyle w:val="Heading2"/>
@@ -5180,6 +5381,7 @@
       <w:tblPr>
         <w:tblStyle w:val="Table"/>
         <w:tblW w:type="pct" w:w="5000"/>
+        <w:jc w:val="left"/>
         <w:tblLayout w:type="fixed"/>
         <w:tblLook w:firstRow="1" w:lastRow="0" w:firstColumn="0" w:lastColumn="0" w:noHBand="0" w:noVBand="0" w:val="0020"/>
       </w:tblPr>
@@ -5197,6 +5399,7 @@
           <w:p>
             <w:pPr>
               <w:pStyle w:val="Compact"/>
+              <w:jc w:val="left"/>
             </w:pPr>
             <w:r>
               <w:t xml:space="preserve">Aspecto</w:t>
@@ -5208,6 +5411,7 @@
           <w:p>
             <w:pPr>
               <w:pStyle w:val="Compact"/>
+              <w:jc w:val="left"/>
             </w:pPr>
             <w:r>
               <w:t xml:space="preserve">NAT estático</w:t>
@@ -5219,6 +5423,7 @@
           <w:p>
             <w:pPr>
               <w:pStyle w:val="Compact"/>
+              <w:jc w:val="left"/>
             </w:pPr>
             <w:r>
               <w:t xml:space="preserve">NAT dinámico</w:t>
@@ -5232,6 +5437,7 @@
           <w:p>
             <w:pPr>
               <w:pStyle w:val="Compact"/>
+              <w:jc w:val="left"/>
             </w:pPr>
             <w:r>
               <w:t xml:space="preserve">Relación IP</w:t>
@@ -5243,6 +5449,7 @@
           <w:p>
             <w:pPr>
               <w:pStyle w:val="Compact"/>
+              <w:jc w:val="left"/>
             </w:pPr>
             <w:r>
               <w:t xml:space="preserve">1:1 permanente</w:t>
@@ -5254,6 +5461,7 @@
           <w:p>
             <w:pPr>
               <w:pStyle w:val="Compact"/>
+              <w:jc w:val="left"/>
             </w:pPr>
             <w:r>
               <w:t xml:space="preserve">Muchos:a-pocos, temporal</w:t>
@@ -5267,6 +5475,7 @@
           <w:p>
             <w:pPr>
               <w:pStyle w:val="Compact"/>
+              <w:jc w:val="left"/>
             </w:pPr>
             <w:r>
               <w:t xml:space="preserve">¿Sirve para servicios entrantes?</w:t>
@@ -5278,6 +5487,7 @@
           <w:p>
             <w:pPr>
               <w:pStyle w:val="Compact"/>
+              <w:jc w:val="left"/>
             </w:pPr>
             <w:r>
               <w:t xml:space="preserve">Sí, siempre en la misma IP</w:t>
@@ -5289,6 +5499,7 @@
           <w:p>
             <w:pPr>
               <w:pStyle w:val="Compact"/>
+              <w:jc w:val="left"/>
             </w:pPr>
             <w:r>
               <w:t xml:space="preserve">No, la IP cambia</w:t>
@@ -5302,6 +5513,7 @@
           <w:p>
             <w:pPr>
               <w:pStyle w:val="Compact"/>
+              <w:jc w:val="left"/>
             </w:pPr>
             <w:r>
               <w:t xml:space="preserve">Entrada en la tabla NAT</w:t>
@@ -5313,6 +5525,7 @@
           <w:p>
             <w:pPr>
               <w:pStyle w:val="Compact"/>
+              <w:jc w:val="left"/>
             </w:pPr>
             <w:r>
               <w:t xml:space="preserve">Fija, no caduca</w:t>
@@ -5324,6 +5537,7 @@
           <w:p>
             <w:pPr>
               <w:pStyle w:val="Compact"/>
+              <w:jc w:val="left"/>
             </w:pPr>
             <w:r>
               <w:t xml:space="preserve">Se crea/borra con la conexión</w:t>
@@ -5337,6 +5551,7 @@
           <w:p>
             <w:pPr>
               <w:pStyle w:val="Compact"/>
+              <w:jc w:val="left"/>
             </w:pPr>
             <w:r>
               <w:t xml:space="preserve">Coste en IPs públicas</w:t>
@@ -5348,6 +5563,7 @@
           <w:p>
             <w:pPr>
               <w:pStyle w:val="Compact"/>
+              <w:jc w:val="left"/>
             </w:pPr>
             <w:r>
               <w:t xml:space="preserve">1 pública por equipo</w:t>
@@ -5359,6 +5575,7 @@
           <w:p>
             <w:pPr>
               <w:pStyle w:val="Compact"/>
+              <w:jc w:val="left"/>
             </w:pPr>
             <w:r>
               <w:t xml:space="preserve">Un pool para toda la LAN</w:t>
@@ -5372,6 +5589,7 @@
           <w:p>
             <w:pPr>
               <w:pStyle w:val="Compact"/>
+              <w:jc w:val="left"/>
             </w:pPr>
             <w:r>
               <w:t xml:space="preserve">Uso típico</w:t>
@@ -5383,6 +5601,7 @@
           <w:p>
             <w:pPr>
               <w:pStyle w:val="Compact"/>
+              <w:jc w:val="left"/>
             </w:pPr>
             <w:r>
               <w:t xml:space="preserve">Servidores</w:t>
@@ -5394,6 +5613,7 @@
           <w:p>
             <w:pPr>
               <w:pStyle w:val="Compact"/>
+              <w:jc w:val="left"/>
             </w:pPr>
             <w:r>
               <w:t xml:space="preserve">Tráfico saliente con varias IPs</w:t>
@@ -5429,7 +5649,13 @@
         <w:t xml:space="preserve"> </w:t>
       </w:r>
       <w:r>
-        <w:t xml:space="preserve">“dinámico”</w:t>
+        <w:t xml:space="preserve">“</w:t>
+      </w:r>
+      <w:r>
+        <w:t xml:space="preserve">dinámico</w:t>
+      </w:r>
+      <w:r>
+        <w:t xml:space="preserve">”</w:t>
       </w:r>
       <w:r>
         <w:t xml:space="preserve"> </w:t>
@@ -5441,7 +5667,13 @@
         <w:t xml:space="preserve"> </w:t>
       </w:r>
       <w:r>
-        <w:t xml:space="preserve">“PAT”</w:t>
+        <w:t xml:space="preserve">“</w:t>
+      </w:r>
+      <w:r>
+        <w:t xml:space="preserve">PAT</w:t>
+      </w:r>
+      <w:r>
+        <w:t xml:space="preserve">”</w:t>
       </w:r>
       <w:r>
         <w:t xml:space="preserve">. NAT dinámico traduce la</w:t>
@@ -5486,8 +5718,8 @@
         </w:pict>
       </w:r>
     </w:p>
-    <w:bookmarkEnd w:id="54"/>
-    <w:bookmarkStart w:id="55" w:name="mini-chequeo-2"/>
+    <w:bookmarkEnd w:id="65"/>
+    <w:bookmarkStart w:id="66" w:name="mini-chequeo-2"/>
     <w:p>
       <w:pPr>
         <w:pStyle w:val="Heading2"/>
@@ -5587,7 +5819,13 @@
         <w:t xml:space="preserve"> </w:t>
       </w:r>
       <w:r>
-        <w:t xml:space="preserve">“apuntar”</w:t>
+        <w:t xml:space="preserve">“</w:t>
+      </w:r>
+      <w:r>
+        <w:t xml:space="preserve">apuntar</w:t>
+      </w:r>
+      <w:r>
+        <w:t xml:space="preserve">”</w:t>
       </w:r>
       <w:r>
         <w:t xml:space="preserve"> </w:t>
@@ -5631,8 +5869,8 @@
         </w:pict>
       </w:r>
     </w:p>
-    <w:bookmarkEnd w:id="55"/>
-    <w:bookmarkStart w:id="56" w:name="resumen-en-3-frases-2"/>
+    <w:bookmarkEnd w:id="66"/>
+    <w:bookmarkStart w:id="67" w:name="resumen-en-3-frases-2"/>
     <w:p>
       <w:pPr>
         <w:pStyle w:val="Heading2"/>
@@ -5726,8 +5964,8 @@
         <w:t xml:space="preserve">(siguiente punto).</w:t>
       </w:r>
     </w:p>
-    <w:bookmarkEnd w:id="56"/>
-    <w:bookmarkStart w:id="57" w:name="vocabulario-rápido-2"/>
+    <w:bookmarkEnd w:id="67"/>
+    <w:bookmarkStart w:id="68" w:name="vocabulario-rápido-2"/>
     <w:p>
       <w:pPr>
         <w:pStyle w:val="Heading2"/>
@@ -5740,6 +5978,7 @@
       <w:tblPr>
         <w:tblStyle w:val="Table"/>
         <w:tblW w:type="auto" w:w="0"/>
+        <w:jc w:val="left"/>
         <w:tblLook w:firstRow="1" w:lastRow="0" w:firstColumn="0" w:lastColumn="0" w:noHBand="0" w:noVBand="0" w:val="0020"/>
       </w:tblPr>
       <w:tblGrid>
@@ -5755,6 +5994,7 @@
           <w:p>
             <w:pPr>
               <w:pStyle w:val="Compact"/>
+              <w:jc w:val="left"/>
             </w:pPr>
             <w:r>
               <w:t xml:space="preserve">Término</w:t>
@@ -5766,6 +6006,7 @@
           <w:p>
             <w:pPr>
               <w:pStyle w:val="Compact"/>
+              <w:jc w:val="left"/>
             </w:pPr>
             <w:r>
               <w:t xml:space="preserve">Idea general</w:t>
@@ -5779,6 +6020,7 @@
           <w:p>
             <w:pPr>
               <w:pStyle w:val="Compact"/>
+              <w:jc w:val="left"/>
             </w:pPr>
             <w:r>
               <w:t xml:space="preserve">NAT estático</w:t>
@@ -5790,6 +6032,7 @@
           <w:p>
             <w:pPr>
               <w:pStyle w:val="Compact"/>
+              <w:jc w:val="left"/>
             </w:pPr>
             <w:r>
               <w:t xml:space="preserve">Traducción fija 1:1 privada ↔ pública</w:t>
@@ -5803,6 +6046,7 @@
           <w:p>
             <w:pPr>
               <w:pStyle w:val="Compact"/>
+              <w:jc w:val="left"/>
             </w:pPr>
             <w:r>
               <w:t xml:space="preserve">NAT dinámico</w:t>
@@ -5814,6 +6058,7 @@
           <w:p>
             <w:pPr>
               <w:pStyle w:val="Compact"/>
+              <w:jc w:val="left"/>
             </w:pPr>
             <w:r>
               <w:t xml:space="preserve">Asignación temporal de IPs de un pool</w:t>
@@ -5827,6 +6072,7 @@
           <w:p>
             <w:pPr>
               <w:pStyle w:val="Compact"/>
+              <w:jc w:val="left"/>
             </w:pPr>
             <w:r>
               <w:t xml:space="preserve">Pool</w:t>
@@ -5838,6 +6084,7 @@
           <w:p>
             <w:pPr>
               <w:pStyle w:val="Compact"/>
+              <w:jc w:val="left"/>
             </w:pPr>
             <w:r>
               <w:t xml:space="preserve">Rango de IPs públicas disponibles</w:t>
@@ -5851,6 +6098,7 @@
           <w:p>
             <w:pPr>
               <w:pStyle w:val="Compact"/>
+              <w:jc w:val="left"/>
             </w:pPr>
             <w:r>
               <w:t xml:space="preserve">ip nat inside source static</w:t>
@@ -5862,6 +6110,7 @@
           <w:p>
             <w:pPr>
               <w:pStyle w:val="Compact"/>
+              <w:jc w:val="left"/>
             </w:pPr>
             <w:r>
               <w:t xml:space="preserve">Comando Cisco de NAT estático</w:t>
@@ -5875,6 +6124,7 @@
           <w:p>
             <w:pPr>
               <w:pStyle w:val="Compact"/>
+              <w:jc w:val="left"/>
             </w:pPr>
             <w:r>
               <w:t xml:space="preserve">Access-list (NAT)</w:t>
@@ -5886,6 +6136,7 @@
           <w:p>
             <w:pPr>
               <w:pStyle w:val="Compact"/>
+              <w:jc w:val="left"/>
             </w:pPr>
             <w:r>
               <w:t xml:space="preserve">Define qué tráfico se traduce</w:t>
@@ -5911,7 +6162,7 @@
       <w:r>
         <w:t xml:space="preserve"> </w:t>
       </w:r>
-      <w:hyperlink r:id="rId35">
+      <w:hyperlink r:id="rId46">
         <w:r>
           <w:rPr>
             <w:rStyle w:val="Hyperlink"/>
@@ -5938,7 +6189,7 @@
       <w:r>
         <w:t xml:space="preserve"> </w:t>
       </w:r>
-      <w:hyperlink r:id="rId12">
+      <w:hyperlink r:id="rId23">
         <w:r>
           <w:rPr>
             <w:rStyle w:val="Hyperlink"/>
@@ -5965,7 +6216,7 @@
       <w:r>
         <w:t xml:space="preserve"> </w:t>
       </w:r>
-      <w:hyperlink r:id="rId14">
+      <w:hyperlink r:id="rId25">
         <w:r>
           <w:rPr>
             <w:rStyle w:val="Hyperlink"/>
@@ -5974,9 +6225,9 @@
         </w:r>
       </w:hyperlink>
     </w:p>
-    <w:bookmarkEnd w:id="57"/>
-    <w:bookmarkEnd w:id="58"/>
-    <w:bookmarkStart w:id="67" w:name="pat-sobrecarga"/>
+    <w:bookmarkEnd w:id="68"/>
+    <w:bookmarkEnd w:id="69"/>
+    <w:bookmarkStart w:id="78" w:name="pat-sobrecarga"/>
     <w:p>
       <w:pPr>
         <w:pStyle w:val="Heading1"/>
@@ -6040,7 +6291,7 @@
         </w:pict>
       </w:r>
     </w:p>
-    <w:bookmarkStart w:id="59" w:name="la-idea-en-una-frase-3"/>
+    <w:bookmarkStart w:id="70" w:name="la-idea-en-una-frase-3"/>
     <w:p>
       <w:pPr>
         <w:pStyle w:val="Heading2"/>
@@ -6080,7 +6331,13 @@
         <w:t xml:space="preserve"> </w:t>
       </w:r>
       <w:r>
-        <w:t xml:space="preserve">“NAT de sobrecarga”</w:t>
+        <w:t xml:space="preserve">“</w:t>
+      </w:r>
+      <w:r>
+        <w:t xml:space="preserve">NAT de sobrecarga</w:t>
+      </w:r>
+      <w:r>
+        <w:t xml:space="preserve">”</w:t>
       </w:r>
       <w:r>
         <w:t xml:space="preserve">) hace que</w:t>
@@ -6130,8 +6387,8 @@
         </w:pict>
       </w:r>
     </w:p>
-    <w:bookmarkEnd w:id="59"/>
-    <w:bookmarkStart w:id="61" w:name="cómo-funciona-la-historia-de-dos-pcs"/>
+    <w:bookmarkEnd w:id="70"/>
+    <w:bookmarkStart w:id="72" w:name="cómo-funciona-la-historia-de-dos-pcs"/>
     <w:p>
       <w:pPr>
         <w:pStyle w:val="Heading2"/>
@@ -6272,7 +6529,7 @@
         <w:t xml:space="preserve">El puerto efímero global actúa como matrícula de cada conversación.</w:t>
       </w:r>
     </w:p>
-    <w:bookmarkStart w:id="60" w:name="el-ciclo-completo-de-una-conexión"/>
+    <w:bookmarkStart w:id="71" w:name="el-ciclo-completo-de-una-conexión"/>
     <w:p>
       <w:pPr>
         <w:pStyle w:val="Heading3"/>
@@ -6393,9 +6650,9 @@
         </w:pict>
       </w:r>
     </w:p>
-    <w:bookmarkEnd w:id="60"/>
-    <w:bookmarkEnd w:id="61"/>
-    <w:bookmarkStart w:id="62" w:name="configuración-de-pat-en-cisco"/>
+    <w:bookmarkEnd w:id="71"/>
+    <w:bookmarkEnd w:id="72"/>
+    <w:bookmarkStart w:id="73" w:name="configuración-de-pat-en-cisco"/>
     <w:p>
       <w:pPr>
         <w:pStyle w:val="Heading2"/>
@@ -6616,6 +6873,7 @@
       <w:tblPr>
         <w:tblStyle w:val="Table"/>
         <w:tblW w:type="pct" w:w="5000"/>
+        <w:jc w:val="left"/>
         <w:tblLayout w:type="fixed"/>
         <w:tblLook w:firstRow="1" w:lastRow="0" w:firstColumn="0" w:lastColumn="0" w:noHBand="0" w:noVBand="0" w:val="0020"/>
       </w:tblPr>
@@ -6632,6 +6890,7 @@
           <w:p>
             <w:pPr>
               <w:pStyle w:val="Compact"/>
+              <w:jc w:val="left"/>
             </w:pPr>
             <w:r>
               <w:t xml:space="preserve">Pieza</w:t>
@@ -6643,6 +6902,7 @@
           <w:p>
             <w:pPr>
               <w:pStyle w:val="Compact"/>
+              <w:jc w:val="left"/>
             </w:pPr>
             <w:r>
               <w:t xml:space="preserve">Qué hace</w:t>
@@ -6656,6 +6916,7 @@
           <w:p>
             <w:pPr>
               <w:pStyle w:val="Compact"/>
+              <w:jc w:val="left"/>
             </w:pPr>
             <w:r>
               <w:rPr>
@@ -6670,6 +6931,7 @@
           <w:p>
             <w:pPr>
               <w:pStyle w:val="Compact"/>
+              <w:jc w:val="left"/>
             </w:pPr>
             <w:r>
               <w:t xml:space="preserve">Define qué red interna se traduce (192.168.1.0/24)</w:t>
@@ -6683,6 +6945,7 @@
           <w:p>
             <w:pPr>
               <w:pStyle w:val="Compact"/>
+              <w:jc w:val="left"/>
             </w:pPr>
             <w:r>
               <w:rPr>
@@ -6697,6 +6960,7 @@
           <w:p>
             <w:pPr>
               <w:pStyle w:val="Compact"/>
+              <w:jc w:val="left"/>
             </w:pPr>
             <w:r>
               <w:t xml:space="preserve">Usa la IP de la interfaz WAN como pública compartida</w:t>
@@ -6710,6 +6974,7 @@
           <w:p>
             <w:pPr>
               <w:pStyle w:val="Compact"/>
+              <w:jc w:val="left"/>
             </w:pPr>
             <w:r>
               <w:rPr>
@@ -6724,6 +6989,7 @@
           <w:p>
             <w:pPr>
               <w:pStyle w:val="Compact"/>
+              <w:jc w:val="left"/>
             </w:pPr>
             <w:r>
               <w:t xml:space="preserve">La palabra mágica que activa PAT (reutiliza la IP con puertos)</w:t>
@@ -6737,6 +7003,7 @@
           <w:p>
             <w:pPr>
               <w:pStyle w:val="Compact"/>
+              <w:jc w:val="left"/>
             </w:pPr>
             <w:r>
               <w:rPr>
@@ -6766,6 +7033,7 @@
           <w:p>
             <w:pPr>
               <w:pStyle w:val="Compact"/>
+              <w:jc w:val="left"/>
             </w:pPr>
             <w:r>
               <w:t xml:space="preserve">Marca qué interfaz mira a la LAN y cuál a Internet</w:t>
@@ -6828,8 +7096,8 @@
         </w:pict>
       </w:r>
     </w:p>
-    <w:bookmarkEnd w:id="62"/>
-    <w:bookmarkStart w:id="63" w:name="cuántas-conexiones-soporta-pat"/>
+    <w:bookmarkEnd w:id="73"/>
+    <w:bookmarkStart w:id="74" w:name="cuántas-conexiones-soporta-pat"/>
     <w:p>
       <w:pPr>
         <w:pStyle w:val="Heading2"/>
@@ -6950,7 +7218,7 @@
       <w:r>
         <w:t xml:space="preserve"> </w:t>
       </w:r>
-      <w:hyperlink r:id="rId19">
+      <w:hyperlink r:id="rId30">
         <w:r>
           <w:rPr>
             <w:rStyle w:val="Hyperlink"/>
@@ -6967,7 +7235,7 @@
       <w:r>
         <w:t xml:space="preserve"> </w:t>
       </w:r>
-      <w:hyperlink r:id="rId19">
+      <w:hyperlink r:id="rId30">
         <w:r>
           <w:rPr>
             <w:rStyle w:val="Hyperlink"/>
@@ -6989,8 +7257,8 @@
         </w:pict>
       </w:r>
     </w:p>
-    <w:bookmarkEnd w:id="63"/>
-    <w:bookmarkStart w:id="64" w:name="mini-chequeo-3"/>
+    <w:bookmarkEnd w:id="74"/>
+    <w:bookmarkStart w:id="75" w:name="mini-chequeo-3"/>
     <w:p>
       <w:pPr>
         <w:pStyle w:val="Heading2"/>
@@ -7168,8 +7436,8 @@
         </w:pict>
       </w:r>
     </w:p>
-    <w:bookmarkEnd w:id="64"/>
-    <w:bookmarkStart w:id="65" w:name="resumen-en-3-frases-3"/>
+    <w:bookmarkEnd w:id="75"/>
+    <w:bookmarkStart w:id="76" w:name="resumen-en-3-frases-3"/>
     <w:p>
       <w:pPr>
         <w:pStyle w:val="Heading2"/>
@@ -7242,8 +7510,8 @@
         <w:t xml:space="preserve">Su límite son los ~65.000 puertos por IP pública (menos en hardware doméstico), que se amplía con varias IPs.</w:t>
       </w:r>
     </w:p>
-    <w:bookmarkEnd w:id="65"/>
-    <w:bookmarkStart w:id="66" w:name="vocabulario-rápido-3"/>
+    <w:bookmarkEnd w:id="76"/>
+    <w:bookmarkStart w:id="77" w:name="vocabulario-rápido-3"/>
     <w:p>
       <w:pPr>
         <w:pStyle w:val="Heading2"/>
@@ -7256,6 +7524,7 @@
       <w:tblPr>
         <w:tblStyle w:val="Table"/>
         <w:tblW w:type="auto" w:w="0"/>
+        <w:jc w:val="left"/>
         <w:tblLook w:firstRow="1" w:lastRow="0" w:firstColumn="0" w:lastColumn="0" w:noHBand="0" w:noVBand="0" w:val="0020"/>
       </w:tblPr>
       <w:tblGrid>
@@ -7271,6 +7540,7 @@
           <w:p>
             <w:pPr>
               <w:pStyle w:val="Compact"/>
+              <w:jc w:val="left"/>
             </w:pPr>
             <w:r>
               <w:t xml:space="preserve">Término</w:t>
@@ -7282,6 +7552,7 @@
           <w:p>
             <w:pPr>
               <w:pStyle w:val="Compact"/>
+              <w:jc w:val="left"/>
             </w:pPr>
             <w:r>
               <w:t xml:space="preserve">Idea general</w:t>
@@ -7295,6 +7566,7 @@
           <w:p>
             <w:pPr>
               <w:pStyle w:val="Compact"/>
+              <w:jc w:val="left"/>
             </w:pPr>
             <w:r>
               <w:t xml:space="preserve">PAT</w:t>
@@ -7306,6 +7578,7 @@
           <w:p>
             <w:pPr>
               <w:pStyle w:val="Compact"/>
+              <w:jc w:val="left"/>
             </w:pPr>
             <w:r>
               <w:t xml:space="preserve">Port Address Translation: sobrecarga de NAT con puertos</w:t>
@@ -7319,6 +7592,7 @@
           <w:p>
             <w:pPr>
               <w:pStyle w:val="Compact"/>
+              <w:jc w:val="left"/>
             </w:pPr>
             <w:r>
               <w:t xml:space="preserve">Overload</w:t>
@@ -7330,6 +7604,7 @@
           <w:p>
             <w:pPr>
               <w:pStyle w:val="Compact"/>
+              <w:jc w:val="left"/>
             </w:pPr>
             <w:r>
               <w:t xml:space="preserve">Palabra clave Cisco que activa PAT</w:t>
@@ -7343,6 +7618,7 @@
           <w:p>
             <w:pPr>
               <w:pStyle w:val="Compact"/>
+              <w:jc w:val="left"/>
             </w:pPr>
             <w:r>
               <w:t xml:space="preserve">Puerto global</w:t>
@@ -7354,6 +7630,7 @@
           <w:p>
             <w:pPr>
               <w:pStyle w:val="Compact"/>
+              <w:jc w:val="left"/>
             </w:pPr>
             <w:r>
               <w:t xml:space="preserve">Puerto efímero que asigna NAT en la IP pública</w:t>
@@ -7367,6 +7644,7 @@
           <w:p>
             <w:pPr>
               <w:pStyle w:val="Compact"/>
+              <w:jc w:val="left"/>
             </w:pPr>
             <w:r>
               <w:t xml:space="preserve">Puerto local</w:t>
@@ -7378,6 +7656,7 @@
           <w:p>
             <w:pPr>
               <w:pStyle w:val="Compact"/>
+              <w:jc w:val="left"/>
             </w:pPr>
             <w:r>
               <w:t xml:space="preserve">Puerto original del equipo interno</w:t>
@@ -7391,6 +7670,7 @@
           <w:p>
             <w:pPr>
               <w:pStyle w:val="Compact"/>
+              <w:jc w:val="left"/>
             </w:pPr>
             <w:r>
               <w:t xml:space="preserve">Tabla NAT</w:t>
@@ -7402,6 +7682,7 @@
           <w:p>
             <w:pPr>
               <w:pStyle w:val="Compact"/>
+              <w:jc w:val="left"/>
             </w:pPr>
             <w:r>
               <w:t xml:space="preserve">Registro que asocia cada conexión con su traducción</w:t>
@@ -7427,7 +7708,7 @@
       <w:r>
         <w:t xml:space="preserve"> </w:t>
       </w:r>
-      <w:hyperlink r:id="rId35">
+      <w:hyperlink r:id="rId46">
         <w:r>
           <w:rPr>
             <w:rStyle w:val="Hyperlink"/>
@@ -7454,7 +7735,7 @@
       <w:r>
         <w:t xml:space="preserve"> </w:t>
       </w:r>
-      <w:hyperlink r:id="rId13">
+      <w:hyperlink r:id="rId24">
         <w:r>
           <w:rPr>
             <w:rStyle w:val="Hyperlink"/>
@@ -7481,7 +7762,7 @@
       <w:r>
         <w:t xml:space="preserve"> </w:t>
       </w:r>
-      <w:hyperlink r:id="rId15">
+      <w:hyperlink r:id="rId26">
         <w:r>
           <w:rPr>
             <w:rStyle w:val="Hyperlink"/>
@@ -7490,9 +7771,9 @@
         </w:r>
       </w:hyperlink>
     </w:p>
-    <w:bookmarkEnd w:id="66"/>
-    <w:bookmarkEnd w:id="67"/>
-    <w:bookmarkStart w:id="77" w:name="nat-destino-port-forwarding"/>
+    <w:bookmarkEnd w:id="77"/>
+    <w:bookmarkEnd w:id="78"/>
+    <w:bookmarkStart w:id="88" w:name="nat-destino-port-forwarding"/>
     <w:p>
       <w:pPr>
         <w:pStyle w:val="Heading1"/>
@@ -7556,7 +7837,7 @@
         </w:pict>
       </w:r>
     </w:p>
-    <w:bookmarkStart w:id="68" w:name="la-idea-en-una-frase-4"/>
+    <w:bookmarkStart w:id="79" w:name="la-idea-en-una-frase-4"/>
     <w:p>
       <w:pPr>
         <w:pStyle w:val="Heading2"/>
@@ -7620,7 +7901,13 @@
         <w:t xml:space="preserve"> </w:t>
       </w:r>
       <w:r>
-        <w:t xml:space="preserve">“abra una puerta”</w:t>
+        <w:t xml:space="preserve">“</w:t>
+      </w:r>
+      <w:r>
+        <w:t xml:space="preserve">abra una puerta</w:t>
+      </w:r>
+      <w:r>
+        <w:t xml:space="preserve">”</w:t>
       </w:r>
       <w:r>
         <w:t xml:space="preserve"> </w:t>
@@ -7636,8 +7923,8 @@
         </w:pict>
       </w:r>
     </w:p>
-    <w:bookmarkEnd w:id="68"/>
-    <w:bookmarkStart w:id="69" w:name="el-problema-que-resuelve"/>
+    <w:bookmarkEnd w:id="79"/>
+    <w:bookmarkStart w:id="80" w:name="el-problema-que-resuelve"/>
     <w:p>
       <w:pPr>
         <w:pStyle w:val="Heading2"/>
@@ -7695,7 +7982,13 @@
         <w:t xml:space="preserve"> </w:t>
       </w:r>
       <w:r>
-        <w:t xml:space="preserve">“buzón de paquetería”</w:t>
+        <w:t xml:space="preserve">“</w:t>
+      </w:r>
+      <w:r>
+        <w:t xml:space="preserve">buzón de paquetería</w:t>
+      </w:r>
+      <w:r>
+        <w:t xml:space="preserve">”</w:t>
       </w:r>
       <w:r>
         <w:t xml:space="preserve"> </w:t>
@@ -7711,8 +8004,8 @@
         </w:pict>
       </w:r>
     </w:p>
-    <w:bookmarkEnd w:id="69"/>
-    <w:bookmarkStart w:id="71" w:name="configuración-en-cisco-2"/>
+    <w:bookmarkEnd w:id="80"/>
+    <w:bookmarkStart w:id="82" w:name="configuración-en-cisco-2"/>
     <w:p>
       <w:pPr>
         <w:pStyle w:val="Heading2"/>
@@ -7933,6 +8226,7 @@
       <w:tblPr>
         <w:tblStyle w:val="Table"/>
         <w:tblW w:type="auto" w:w="0"/>
+        <w:jc w:val="left"/>
         <w:tblLook w:firstRow="1" w:lastRow="0" w:firstColumn="0" w:lastColumn="0" w:noHBand="0" w:noVBand="0" w:val="0020"/>
       </w:tblPr>
       <w:tblGrid>
@@ -7948,6 +8242,7 @@
           <w:p>
             <w:pPr>
               <w:pStyle w:val="Compact"/>
+              <w:jc w:val="left"/>
             </w:pPr>
             <w:r>
               <w:t xml:space="preserve">Parte</w:t>
@@ -7959,6 +8254,7 @@
           <w:p>
             <w:pPr>
               <w:pStyle w:val="Compact"/>
+              <w:jc w:val="left"/>
             </w:pPr>
             <w:r>
               <w:t xml:space="preserve">Significado</w:t>
@@ -7972,6 +8268,7 @@
           <w:p>
             <w:pPr>
               <w:pStyle w:val="Compact"/>
+              <w:jc w:val="left"/>
             </w:pPr>
             <w:r>
               <w:rPr>
@@ -7986,6 +8283,7 @@
           <w:p>
             <w:pPr>
               <w:pStyle w:val="Compact"/>
+              <w:jc w:val="left"/>
             </w:pPr>
             <w:r>
               <w:t xml:space="preserve">Regla NAT fija para tráfico interno</w:t>
@@ -7999,6 +8297,7 @@
           <w:p>
             <w:pPr>
               <w:pStyle w:val="Compact"/>
+              <w:jc w:val="left"/>
             </w:pPr>
             <w:r>
               <w:rPr>
@@ -8013,6 +8312,7 @@
           <w:p>
             <w:pPr>
               <w:pStyle w:val="Compact"/>
+              <w:jc w:val="left"/>
             </w:pPr>
             <w:r>
               <w:t xml:space="preserve">Solo para ese protocolo (también existe</w:t>
@@ -8038,6 +8338,7 @@
           <w:p>
             <w:pPr>
               <w:pStyle w:val="Compact"/>
+              <w:jc w:val="left"/>
             </w:pPr>
             <w:r>
               <w:rPr>
@@ -8052,6 +8353,7 @@
           <w:p>
             <w:pPr>
               <w:pStyle w:val="Compact"/>
+              <w:jc w:val="left"/>
             </w:pPr>
             <w:r>
               <w:t xml:space="preserve">IP y puerto</w:t>
@@ -8081,6 +8383,7 @@
           <w:p>
             <w:pPr>
               <w:pStyle w:val="Compact"/>
+              <w:jc w:val="left"/>
             </w:pPr>
             <w:r>
               <w:rPr>
@@ -8095,6 +8398,7 @@
           <w:p>
             <w:pPr>
               <w:pStyle w:val="Compact"/>
+              <w:jc w:val="left"/>
             </w:pPr>
             <w:r>
               <w:t xml:space="preserve">IP y puerto</w:t>
@@ -8180,7 +8484,7 @@
         <w:t xml:space="preserve">y el puerto.</w:t>
       </w:r>
     </w:p>
-    <w:bookmarkStart w:id="70" w:name="puertos-distintos-fuera-y-dentro"/>
+    <w:bookmarkStart w:id="81" w:name="puertos-distintos-fuera-y-dentro"/>
     <w:p>
       <w:pPr>
         <w:pStyle w:val="Heading3"/>
@@ -8317,9 +8621,9 @@
         </w:pict>
       </w:r>
     </w:p>
-    <w:bookmarkEnd w:id="70"/>
-    <w:bookmarkEnd w:id="71"/>
-    <w:bookmarkStart w:id="72" w:name="el-viaje-del-paquete-entrante"/>
+    <w:bookmarkEnd w:id="81"/>
+    <w:bookmarkEnd w:id="82"/>
+    <w:bookmarkStart w:id="83" w:name="el-viaje-del-paquete-entrante"/>
     <w:p>
       <w:pPr>
         <w:pStyle w:val="Heading2"/>
@@ -8428,8 +8732,8 @@
         </w:pict>
       </w:r>
     </w:p>
-    <w:bookmarkEnd w:id="72"/>
-    <w:bookmarkStart w:id="73" w:name="X1dfb4196bfcd8932628c38b9c0e137c1fe0be79"/>
+    <w:bookmarkEnd w:id="83"/>
+    <w:bookmarkStart w:id="84" w:name="X1dfb4196bfcd8932628c38b9c0e137c1fe0be79"/>
     <w:p>
       <w:pPr>
         <w:pStyle w:val="Heading2"/>
@@ -8441,7 +8745,13 @@
         <w:t xml:space="preserve"> </w:t>
       </w:r>
       <w:r>
-        <w:t xml:space="preserve">“he abierto el puerto pero no funciona”</w:t>
+        <w:t xml:space="preserve">“</w:t>
+      </w:r>
+      <w:r>
+        <w:t xml:space="preserve">he abierto el puerto pero no funciona</w:t>
+      </w:r>
+      <w:r>
+        <w:t xml:space="preserve">”</w:t>
       </w:r>
     </w:p>
     <w:p>
@@ -8456,6 +8766,7 @@
       <w:tblPr>
         <w:tblStyle w:val="Table"/>
         <w:tblW w:type="pct" w:w="5000"/>
+        <w:jc w:val="left"/>
         <w:tblLayout w:type="fixed"/>
         <w:tblLook w:firstRow="1" w:lastRow="0" w:firstColumn="0" w:lastColumn="0" w:noHBand="0" w:noVBand="0" w:val="0020"/>
       </w:tblPr>
@@ -8473,6 +8784,7 @@
           <w:p>
             <w:pPr>
               <w:pStyle w:val="Compact"/>
+              <w:jc w:val="left"/>
             </w:pPr>
             <w:r>
               <w:t xml:space="preserve">#</w:t>
@@ -8484,6 +8796,7 @@
           <w:p>
             <w:pPr>
               <w:pStyle w:val="Compact"/>
+              <w:jc w:val="left"/>
             </w:pPr>
             <w:r>
               <w:t xml:space="preserve">Comprobación</w:t>
@@ -8495,6 +8808,7 @@
           <w:p>
             <w:pPr>
               <w:pStyle w:val="Compact"/>
+              <w:jc w:val="left"/>
             </w:pPr>
             <w:r>
               <w:t xml:space="preserve">Herramienta</w:t>
@@ -8508,6 +8822,7 @@
           <w:p>
             <w:pPr>
               <w:pStyle w:val="Compact"/>
+              <w:jc w:val="left"/>
             </w:pPr>
             <w:r>
               <w:t xml:space="preserve">1</w:t>
@@ -8519,6 +8834,7 @@
           <w:p>
             <w:pPr>
               <w:pStyle w:val="Compact"/>
+              <w:jc w:val="left"/>
             </w:pPr>
             <w:r>
               <w:t xml:space="preserve">¿El firewall del router permite el puerto?</w:t>
@@ -8530,6 +8846,7 @@
           <w:p>
             <w:pPr>
               <w:pStyle w:val="Compact"/>
+              <w:jc w:val="left"/>
             </w:pPr>
             <w:r>
               <w:t xml:space="preserve">Revisa ACLs/reglas de seguridad</w:t>
@@ -8543,6 +8860,7 @@
           <w:p>
             <w:pPr>
               <w:pStyle w:val="Compact"/>
+              <w:jc w:val="left"/>
             </w:pPr>
             <w:r>
               <w:t xml:space="preserve">2</w:t>
@@ -8554,6 +8872,7 @@
           <w:p>
             <w:pPr>
               <w:pStyle w:val="Compact"/>
+              <w:jc w:val="left"/>
             </w:pPr>
             <w:r>
               <w:t xml:space="preserve">¿El firewall del equipo interno lo permite?</w:t>
@@ -8565,6 +8884,7 @@
           <w:p>
             <w:pPr>
               <w:pStyle w:val="Compact"/>
+              <w:jc w:val="left"/>
             </w:pPr>
             <w:r>
               <w:t xml:space="preserve">Windows Firewall / ufw / firewalld</w:t>
@@ -8578,6 +8898,7 @@
           <w:p>
             <w:pPr>
               <w:pStyle w:val="Compact"/>
+              <w:jc w:val="left"/>
             </w:pPr>
             <w:r>
               <w:t xml:space="preserve">3</w:t>
@@ -8589,6 +8910,7 @@
           <w:p>
             <w:pPr>
               <w:pStyle w:val="Compact"/>
+              <w:jc w:val="left"/>
             </w:pPr>
             <w:r>
               <w:t xml:space="preserve">¿El servicio se ejecuta en la IP destino correcta?</w:t>
@@ -8600,6 +8922,7 @@
           <w:p>
             <w:pPr>
               <w:pStyle w:val="Compact"/>
+              <w:jc w:val="left"/>
             </w:pPr>
             <w:r>
               <w:rPr>
@@ -8622,6 +8945,7 @@
           <w:p>
             <w:pPr>
               <w:pStyle w:val="Compact"/>
+              <w:jc w:val="left"/>
             </w:pPr>
             <w:r>
               <w:t xml:space="preserve">4</w:t>
@@ -8633,6 +8957,7 @@
           <w:p>
             <w:pPr>
               <w:pStyle w:val="Compact"/>
+              <w:jc w:val="left"/>
             </w:pPr>
             <w:r>
               <w:t xml:space="preserve">¿La IP privada destino cambió por DHCP?</w:t>
@@ -8644,6 +8969,7 @@
           <w:p>
             <w:pPr>
               <w:pStyle w:val="Compact"/>
+              <w:jc w:val="left"/>
             </w:pPr>
             <w:r>
               <w:t xml:space="preserve">Reserva DHCP o IP estática al servidor</w:t>
@@ -8657,6 +8983,7 @@
           <w:p>
             <w:pPr>
               <w:pStyle w:val="Compact"/>
+              <w:jc w:val="left"/>
             </w:pPr>
             <w:r>
               <w:t xml:space="preserve">5</w:t>
@@ -8668,6 +8995,7 @@
           <w:p>
             <w:pPr>
               <w:pStyle w:val="Compact"/>
+              <w:jc w:val="left"/>
             </w:pPr>
             <w:r>
               <w:t xml:space="preserve">¿El ISP bloquea el puerto?</w:t>
@@ -8679,6 +9007,7 @@
           <w:p>
             <w:pPr>
               <w:pStyle w:val="Compact"/>
+              <w:jc w:val="left"/>
             </w:pPr>
             <w:r>
               <w:t xml:space="preserve">Prueba con otro puerto &gt;1024</w:t>
@@ -8742,8 +9071,8 @@
         </w:pict>
       </w:r>
     </w:p>
-    <w:bookmarkEnd w:id="73"/>
-    <w:bookmarkStart w:id="74" w:name="mini-chequeo-4"/>
+    <w:bookmarkEnd w:id="84"/>
+    <w:bookmarkStart w:id="85" w:name="mini-chequeo-4"/>
     <w:p>
       <w:pPr>
         <w:pStyle w:val="Heading2"/>
@@ -8907,8 +9236,8 @@
         </w:pict>
       </w:r>
     </w:p>
-    <w:bookmarkEnd w:id="74"/>
-    <w:bookmarkStart w:id="75" w:name="resumen-en-3-frases-4"/>
+    <w:bookmarkEnd w:id="85"/>
+    <w:bookmarkStart w:id="86" w:name="resumen-en-3-frases-4"/>
     <w:p>
       <w:pPr>
         <w:pStyle w:val="Heading2"/>
@@ -8984,14 +9313,20 @@
         <w:t xml:space="preserve"> </w:t>
       </w:r>
       <w:r>
-        <w:t xml:space="preserve">“no funciona”</w:t>
+        <w:t xml:space="preserve">“</w:t>
+      </w:r>
+      <w:r>
+        <w:t xml:space="preserve">no funciona</w:t>
+      </w:r>
+      <w:r>
+        <w:t xml:space="preserve">”</w:t>
       </w:r>
       <w:r>
         <w:t xml:space="preserve">, el fallo suele estar en firewalls, servicio parado o IP cambiada — no en la regla NAT.</w:t>
       </w:r>
     </w:p>
-    <w:bookmarkEnd w:id="75"/>
-    <w:bookmarkStart w:id="76" w:name="vocabulario-rápido-4"/>
+    <w:bookmarkEnd w:id="86"/>
+    <w:bookmarkStart w:id="87" w:name="vocabulario-rápido-4"/>
     <w:p>
       <w:pPr>
         <w:pStyle w:val="Heading2"/>
@@ -9004,6 +9339,7 @@
       <w:tblPr>
         <w:tblStyle w:val="Table"/>
         <w:tblW w:type="pct" w:w="5000"/>
+        <w:jc w:val="left"/>
         <w:tblLayout w:type="fixed"/>
         <w:tblLook w:firstRow="1" w:lastRow="0" w:firstColumn="0" w:lastColumn="0" w:noHBand="0" w:noVBand="0" w:val="0020"/>
       </w:tblPr>
@@ -9020,6 +9356,7 @@
           <w:p>
             <w:pPr>
               <w:pStyle w:val="Compact"/>
+              <w:jc w:val="left"/>
             </w:pPr>
             <w:r>
               <w:t xml:space="preserve">Término</w:t>
@@ -9031,6 +9368,7 @@
           <w:p>
             <w:pPr>
               <w:pStyle w:val="Compact"/>
+              <w:jc w:val="left"/>
             </w:pPr>
             <w:r>
               <w:t xml:space="preserve">Idea general</w:t>
@@ -9044,6 +9382,7 @@
           <w:p>
             <w:pPr>
               <w:pStyle w:val="Compact"/>
+              <w:jc w:val="left"/>
             </w:pPr>
             <w:r>
               <w:t xml:space="preserve">NAT destino</w:t>
@@ -9055,6 +9394,7 @@
           <w:p>
             <w:pPr>
               <w:pStyle w:val="Compact"/>
+              <w:jc w:val="left"/>
             </w:pPr>
             <w:r>
               <w:t xml:space="preserve">Traducción del tráfico entrante hacia un servidor interno</w:t>
@@ -9068,6 +9408,7 @@
           <w:p>
             <w:pPr>
               <w:pStyle w:val="Compact"/>
+              <w:jc w:val="left"/>
             </w:pPr>
             <w:r>
               <w:t xml:space="preserve">Port forwarding</w:t>
@@ -9079,6 +9420,7 @@
           <w:p>
             <w:pPr>
               <w:pStyle w:val="Compact"/>
+              <w:jc w:val="left"/>
             </w:pPr>
             <w:r>
               <w:t xml:space="preserve">Nombre popular de NAT destino</w:t>
@@ -9092,6 +9434,7 @@
           <w:p>
             <w:pPr>
               <w:pStyle w:val="Compact"/>
+              <w:jc w:val="left"/>
             </w:pPr>
             <w:r>
               <w:t xml:space="preserve">Puerto público</w:t>
@@ -9103,6 +9446,7 @@
           <w:p>
             <w:pPr>
               <w:pStyle w:val="Compact"/>
+              <w:jc w:val="left"/>
             </w:pPr>
             <w:r>
               <w:t xml:space="preserve">Puerto que se expone hacia Internet</w:t>
@@ -9116,6 +9460,7 @@
           <w:p>
             <w:pPr>
               <w:pStyle w:val="Compact"/>
+              <w:jc w:val="left"/>
             </w:pPr>
             <w:r>
               <w:t xml:space="preserve">Puerto interno</w:t>
@@ -9127,6 +9472,7 @@
           <w:p>
             <w:pPr>
               <w:pStyle w:val="Compact"/>
+              <w:jc w:val="left"/>
             </w:pPr>
             <w:r>
               <w:t xml:space="preserve">Puerto real del servicio en el servidor</w:t>
@@ -9140,6 +9486,7 @@
           <w:p>
             <w:pPr>
               <w:pStyle w:val="Compact"/>
+              <w:jc w:val="left"/>
             </w:pPr>
             <w:r>
               <w:rPr>
@@ -9154,6 +9501,7 @@
           <w:p>
             <w:pPr>
               <w:pStyle w:val="Compact"/>
+              <w:jc w:val="left"/>
             </w:pPr>
             <w:r>
               <w:t xml:space="preserve">Comando Cisco de NAT destino</w:t>
@@ -9179,7 +9527,7 @@
       <w:r>
         <w:t xml:space="preserve"> </w:t>
       </w:r>
-      <w:hyperlink r:id="rId35">
+      <w:hyperlink r:id="rId46">
         <w:r>
           <w:rPr>
             <w:rStyle w:val="Hyperlink"/>
@@ -9206,7 +9554,7 @@
       <w:r>
         <w:t xml:space="preserve"> </w:t>
       </w:r>
-      <w:hyperlink r:id="rId14">
+      <w:hyperlink r:id="rId25">
         <w:r>
           <w:rPr>
             <w:rStyle w:val="Hyperlink"/>
@@ -9233,7 +9581,7 @@
       <w:r>
         <w:t xml:space="preserve"> </w:t>
       </w:r>
-      <w:hyperlink r:id="rId16">
+      <w:hyperlink r:id="rId27">
         <w:r>
           <w:rPr>
             <w:rStyle w:val="Hyperlink"/>
@@ -9242,9 +9590,9 @@
         </w:r>
       </w:hyperlink>
     </w:p>
-    <w:bookmarkEnd w:id="76"/>
-    <w:bookmarkEnd w:id="77"/>
-    <w:bookmarkStart w:id="87" w:name="tabla-nat-y-verificación"/>
+    <w:bookmarkEnd w:id="87"/>
+    <w:bookmarkEnd w:id="88"/>
+    <w:bookmarkStart w:id="98" w:name="tabla-nat-y-verificación"/>
     <w:p>
       <w:pPr>
         <w:pStyle w:val="Heading1"/>
@@ -9308,7 +9656,7 @@
         </w:pict>
       </w:r>
     </w:p>
-    <w:bookmarkStart w:id="78" w:name="la-idea-en-una-frase-5"/>
+    <w:bookmarkStart w:id="89" w:name="la-idea-en-una-frase-5"/>
     <w:p>
       <w:pPr>
         <w:pStyle w:val="Heading2"/>
@@ -9344,7 +9692,13 @@
         <w:t xml:space="preserve"> </w:t>
       </w:r>
       <w:r>
-        <w:t xml:space="preserve">“configura NAT”</w:t>
+        <w:t xml:space="preserve">“</w:t>
+      </w:r>
+      <w:r>
+        <w:t xml:space="preserve">configura NAT</w:t>
+      </w:r>
+      <w:r>
+        <w:t xml:space="preserve">”</w:t>
       </w:r>
       <w:r>
         <w:t xml:space="preserve"> </w:t>
@@ -9356,7 +9710,13 @@
         <w:t xml:space="preserve"> </w:t>
       </w:r>
       <w:r>
-        <w:t xml:space="preserve">“sabe que NAT funciona”</w:t>
+        <w:t xml:space="preserve">“</w:t>
+      </w:r>
+      <w:r>
+        <w:t xml:space="preserve">sabe que NAT funciona</w:t>
+      </w:r>
+      <w:r>
+        <w:t xml:space="preserve">”</w:t>
       </w:r>
       <w:r>
         <w:t xml:space="preserve">.</w:t>
@@ -9390,8 +9750,8 @@
         </w:pict>
       </w:r>
     </w:p>
-    <w:bookmarkEnd w:id="78"/>
-    <w:bookmarkStart w:id="80" w:name="los-4-campos-de-la-tabla"/>
+    <w:bookmarkEnd w:id="89"/>
+    <w:bookmarkStart w:id="91" w:name="los-4-campos-de-la-tabla"/>
     <w:p>
       <w:pPr>
         <w:pStyle w:val="Heading2"/>
@@ -9432,6 +9792,7 @@
       <w:tblPr>
         <w:tblStyle w:val="Table"/>
         <w:tblW w:type="pct" w:w="5000"/>
+        <w:jc w:val="left"/>
         <w:tblLayout w:type="fixed"/>
         <w:tblLook w:firstRow="1" w:lastRow="0" w:firstColumn="0" w:lastColumn="0" w:noHBand="0" w:noVBand="0" w:val="0020"/>
       </w:tblPr>
@@ -9448,6 +9809,7 @@
           <w:p>
             <w:pPr>
               <w:pStyle w:val="Compact"/>
+              <w:jc w:val="left"/>
             </w:pPr>
             <w:r>
               <w:t xml:space="preserve">Campo</w:t>
@@ -9459,6 +9821,7 @@
           <w:p>
             <w:pPr>
               <w:pStyle w:val="Compact"/>
+              <w:jc w:val="left"/>
             </w:pPr>
             <w:r>
               <w:t xml:space="preserve">Qué es</w:t>
@@ -9472,6 +9835,7 @@
           <w:p>
             <w:pPr>
               <w:pStyle w:val="Compact"/>
+              <w:jc w:val="left"/>
             </w:pPr>
             <w:r>
               <w:rPr>
@@ -9487,6 +9851,7 @@
           <w:p>
             <w:pPr>
               <w:pStyle w:val="Compact"/>
+              <w:jc w:val="left"/>
             </w:pPr>
             <w:r>
               <w:t xml:space="preserve">La IP real del PC en la LAN (tal como la ve tu red)</w:t>
@@ -9500,6 +9865,7 @@
           <w:p>
             <w:pPr>
               <w:pStyle w:val="Compact"/>
+              <w:jc w:val="left"/>
             </w:pPr>
             <w:r>
               <w:rPr>
@@ -9515,6 +9881,7 @@
           <w:p>
             <w:pPr>
               <w:pStyle w:val="Compact"/>
+              <w:jc w:val="left"/>
             </w:pPr>
             <w:r>
               <w:t xml:space="preserve">La IP pública traducida (tal como la ve Internet)</w:t>
@@ -9528,6 +9895,7 @@
           <w:p>
             <w:pPr>
               <w:pStyle w:val="Compact"/>
+              <w:jc w:val="left"/>
             </w:pPr>
             <w:r>
               <w:rPr>
@@ -9543,6 +9911,7 @@
           <w:p>
             <w:pPr>
               <w:pStyle w:val="Compact"/>
+              <w:jc w:val="left"/>
             </w:pPr>
             <w:r>
               <w:t xml:space="preserve">El destino tal como lo ve el PC (normalmente igual al global)</w:t>
@@ -9556,6 +9925,7 @@
           <w:p>
             <w:pPr>
               <w:pStyle w:val="Compact"/>
+              <w:jc w:val="left"/>
             </w:pPr>
             <w:r>
               <w:rPr>
@@ -9571,6 +9941,7 @@
           <w:p>
             <w:pPr>
               <w:pStyle w:val="Compact"/>
+              <w:jc w:val="left"/>
             </w:pPr>
             <w:r>
               <w:t xml:space="preserve">El destino real en Internet (8.8.8.8)</w:t>
@@ -9606,7 +9977,13 @@
         <w:t xml:space="preserve"> </w:t>
       </w:r>
       <w:r>
-        <w:t xml:space="preserve">“local”</w:t>
+        <w:t xml:space="preserve">“</w:t>
+      </w:r>
+      <w:r>
+        <w:t xml:space="preserve">local</w:t>
+      </w:r>
+      <w:r>
+        <w:t xml:space="preserve">”</w:t>
       </w:r>
       <w:r>
         <w:t xml:space="preserve"> </w:t>
@@ -9631,7 +10008,13 @@
         <w:t xml:space="preserve"> </w:t>
       </w:r>
       <w:r>
-        <w:t xml:space="preserve">“global”</w:t>
+        <w:t xml:space="preserve">“</w:t>
+      </w:r>
+      <w:r>
+        <w:t xml:space="preserve">global</w:t>
+      </w:r>
+      <w:r>
+        <w:t xml:space="preserve">”</w:t>
       </w:r>
       <w:r>
         <w:t xml:space="preserve"> </w:t>
@@ -9666,7 +10049,7 @@
         <w:t xml:space="preserve">; el destino exterior (Outside) casi siempre es el mismo en ambos.</w:t>
       </w:r>
     </w:p>
-    <w:bookmarkStart w:id="79" w:name="ejemplo-con-dos-pcs-a-la-vez"/>
+    <w:bookmarkStart w:id="90" w:name="ejemplo-con-dos-pcs-a-la-vez"/>
     <w:p>
       <w:pPr>
         <w:pStyle w:val="Heading3"/>
@@ -9762,9 +10145,9 @@
         </w:pict>
       </w:r>
     </w:p>
-    <w:bookmarkEnd w:id="79"/>
-    <w:bookmarkEnd w:id="80"/>
-    <w:bookmarkStart w:id="81" w:name="comandos-de-verificación-en-cisco"/>
+    <w:bookmarkEnd w:id="90"/>
+    <w:bookmarkEnd w:id="91"/>
+    <w:bookmarkStart w:id="92" w:name="comandos-de-verificación-en-cisco"/>
     <w:p>
       <w:pPr>
         <w:pStyle w:val="Heading2"/>
@@ -9851,6 +10234,7 @@
       <w:tblPr>
         <w:tblStyle w:val="Table"/>
         <w:tblW w:type="pct" w:w="5000"/>
+        <w:jc w:val="left"/>
         <w:tblLayout w:type="fixed"/>
         <w:tblLook w:firstRow="1" w:lastRow="0" w:firstColumn="0" w:lastColumn="0" w:noHBand="0" w:noVBand="0" w:val="0020"/>
       </w:tblPr>
@@ -9867,6 +10251,7 @@
           <w:p>
             <w:pPr>
               <w:pStyle w:val="Compact"/>
+              <w:jc w:val="left"/>
             </w:pPr>
             <w:r>
               <w:t xml:space="preserve">Comando</w:t>
@@ -9878,6 +10263,7 @@
           <w:p>
             <w:pPr>
               <w:pStyle w:val="Compact"/>
+              <w:jc w:val="left"/>
             </w:pPr>
             <w:r>
               <w:t xml:space="preserve">Para qué</w:t>
@@ -9891,6 +10277,7 @@
           <w:p>
             <w:pPr>
               <w:pStyle w:val="Compact"/>
+              <w:jc w:val="left"/>
             </w:pPr>
             <w:r>
               <w:rPr>
@@ -9905,6 +10292,7 @@
           <w:p>
             <w:pPr>
               <w:pStyle w:val="Compact"/>
+              <w:jc w:val="left"/>
             </w:pPr>
             <w:r>
               <w:t xml:space="preserve">Ver las entradas activas (la tabla completa)</w:t>
@@ -9918,6 +10306,7 @@
           <w:p>
             <w:pPr>
               <w:pStyle w:val="Compact"/>
+              <w:jc w:val="left"/>
             </w:pPr>
             <w:r>
               <w:rPr>
@@ -9932,6 +10321,7 @@
           <w:p>
             <w:pPr>
               <w:pStyle w:val="Compact"/>
+              <w:jc w:val="left"/>
             </w:pPr>
             <w:r>
               <w:t xml:space="preserve">Contadores: cuántas traducciones se han creado, hits, misses…</w:t>
@@ -9945,6 +10335,7 @@
           <w:p>
             <w:pPr>
               <w:pStyle w:val="Compact"/>
+              <w:jc w:val="left"/>
             </w:pPr>
             <w:r>
               <w:rPr>
@@ -9959,6 +10350,7 @@
           <w:p>
             <w:pPr>
               <w:pStyle w:val="Compact"/>
+              <w:jc w:val="left"/>
             </w:pPr>
             <w:r>
               <w:t xml:space="preserve">Vaciar la tabla (fuerza a empezar de cero, útil al depurar)</w:t>
@@ -9972,6 +10364,7 @@
           <w:p>
             <w:pPr>
               <w:pStyle w:val="Compact"/>
+              <w:jc w:val="left"/>
             </w:pPr>
             <w:r>
               <w:rPr>
@@ -9986,6 +10379,7 @@
           <w:p>
             <w:pPr>
               <w:pStyle w:val="Compact"/>
+              <w:jc w:val="left"/>
             </w:pPr>
             <w:r>
               <w:t xml:space="preserve">Mostrar en vivo cada traducción que ocurre (con cuidado: satura la consola)</w:t>
@@ -10085,8 +10479,8 @@
         </w:pict>
       </w:r>
     </w:p>
-    <w:bookmarkEnd w:id="81"/>
-    <w:bookmarkStart w:id="82" w:name="timeouts-cuánto-vive-una-entrada"/>
+    <w:bookmarkEnd w:id="92"/>
+    <w:bookmarkStart w:id="93" w:name="timeouts-cuánto-vive-una-entrada"/>
     <w:p>
       <w:pPr>
         <w:pStyle w:val="Heading2"/>
@@ -10120,6 +10514,7 @@
       <w:tblPr>
         <w:tblStyle w:val="Table"/>
         <w:tblW w:type="pct" w:w="5000"/>
+        <w:jc w:val="left"/>
         <w:tblLayout w:type="fixed"/>
         <w:tblLook w:firstRow="1" w:lastRow="0" w:firstColumn="0" w:lastColumn="0" w:noHBand="0" w:noVBand="0" w:val="0020"/>
       </w:tblPr>
@@ -10136,6 +10531,7 @@
           <w:p>
             <w:pPr>
               <w:pStyle w:val="Compact"/>
+              <w:jc w:val="left"/>
             </w:pPr>
             <w:r>
               <w:t xml:space="preserve">Protocolo</w:t>
@@ -10147,6 +10543,7 @@
           <w:p>
             <w:pPr>
               <w:pStyle w:val="Compact"/>
+              <w:jc w:val="left"/>
             </w:pPr>
             <w:r>
               <w:t xml:space="preserve">Timeout típico</w:t>
@@ -10160,6 +10557,7 @@
           <w:p>
             <w:pPr>
               <w:pStyle w:val="Compact"/>
+              <w:jc w:val="left"/>
             </w:pPr>
             <w:r>
               <w:rPr>
@@ -10175,6 +10573,7 @@
           <w:p>
             <w:pPr>
               <w:pStyle w:val="Compact"/>
+              <w:jc w:val="left"/>
             </w:pPr>
             <w:r>
               <w:t xml:space="preserve">~300 s (5 minutos)</w:t>
@@ -10188,6 +10587,7 @@
           <w:p>
             <w:pPr>
               <w:pStyle w:val="Compact"/>
+              <w:jc w:val="left"/>
             </w:pPr>
             <w:r>
               <w:rPr>
@@ -10203,6 +10603,7 @@
           <w:p>
             <w:pPr>
               <w:pStyle w:val="Compact"/>
+              <w:jc w:val="left"/>
             </w:pPr>
             <w:r>
               <w:t xml:space="preserve">Variable según el estado de la conexión (menos si se cierra limpiamente)</w:t>
@@ -10216,6 +10617,7 @@
           <w:p>
             <w:pPr>
               <w:pStyle w:val="Compact"/>
+              <w:jc w:val="left"/>
             </w:pPr>
             <w:r>
               <w:rPr>
@@ -10231,6 +10633,7 @@
           <w:p>
             <w:pPr>
               <w:pStyle w:val="Compact"/>
+              <w:jc w:val="left"/>
             </w:pPr>
             <w:r>
               <w:t xml:space="preserve">Corto (segundos/minutos)</w:t>
@@ -10266,7 +10669,13 @@
         <w:t xml:space="preserve"> </w:t>
       </w:r>
       <w:r>
-        <w:t xml:space="preserve">“NAT saturado”</w:t>
+        <w:t xml:space="preserve">“</w:t>
+      </w:r>
+      <w:r>
+        <w:t xml:space="preserve">NAT saturado</w:t>
+      </w:r>
+      <w:r>
+        <w:t xml:space="preserve">”</w:t>
       </w:r>
       <w:r>
         <w:t xml:space="preserve"> </w:t>
@@ -10282,8 +10691,8 @@
         </w:pict>
       </w:r>
     </w:p>
-    <w:bookmarkEnd w:id="82"/>
-    <w:bookmarkStart w:id="83" w:name="cómo-verificar-que-nat-funciona"/>
+    <w:bookmarkEnd w:id="93"/>
+    <w:bookmarkStart w:id="94" w:name="cómo-verificar-que-nat-funciona"/>
     <w:p>
       <w:pPr>
         <w:pStyle w:val="Heading2"/>
@@ -10403,7 +10812,7 @@
       <w:r>
         <w:t xml:space="preserve"> </w:t>
       </w:r>
-      <w:hyperlink r:id="rId19">
+      <w:hyperlink r:id="rId30">
         <w:r>
           <w:rPr>
             <w:rStyle w:val="Hyperlink"/>
@@ -10425,8 +10834,8 @@
         </w:pict>
       </w:r>
     </w:p>
-    <w:bookmarkEnd w:id="83"/>
-    <w:bookmarkStart w:id="84" w:name="mini-chequeo-5"/>
+    <w:bookmarkEnd w:id="94"/>
+    <w:bookmarkStart w:id="95" w:name="mini-chequeo-5"/>
     <w:p>
       <w:pPr>
         <w:pStyle w:val="Heading2"/>
@@ -10602,8 +11011,8 @@
         </w:pict>
       </w:r>
     </w:p>
-    <w:bookmarkEnd w:id="84"/>
-    <w:bookmarkStart w:id="85" w:name="resumen-en-3-frases-5"/>
+    <w:bookmarkEnd w:id="95"/>
+    <w:bookmarkStart w:id="96" w:name="resumen-en-3-frases-5"/>
     <w:p>
       <w:pPr>
         <w:pStyle w:val="Heading2"/>
@@ -10751,8 +11160,8 @@
         <w:t xml:space="preserve">Las entradas caducan por timeout (UDP ~5 min, TCP ~24 h) y, si la tabla se llena, el tráfico nuevo se descarta.</w:t>
       </w:r>
     </w:p>
-    <w:bookmarkEnd w:id="85"/>
-    <w:bookmarkStart w:id="86" w:name="vocabulario-rápido-5"/>
+    <w:bookmarkEnd w:id="96"/>
+    <w:bookmarkStart w:id="97" w:name="vocabulario-rápido-5"/>
     <w:p>
       <w:pPr>
         <w:pStyle w:val="Heading2"/>
@@ -10765,6 +11174,7 @@
       <w:tblPr>
         <w:tblStyle w:val="Table"/>
         <w:tblW w:type="auto" w:w="0"/>
+        <w:jc w:val="left"/>
         <w:tblLook w:firstRow="1" w:lastRow="0" w:firstColumn="0" w:lastColumn="0" w:noHBand="0" w:noVBand="0" w:val="0020"/>
       </w:tblPr>
       <w:tblGrid>
@@ -10780,6 +11190,7 @@
           <w:p>
             <w:pPr>
               <w:pStyle w:val="Compact"/>
+              <w:jc w:val="left"/>
             </w:pPr>
             <w:r>
               <w:t xml:space="preserve">Término</w:t>
@@ -10791,6 +11202,7 @@
           <w:p>
             <w:pPr>
               <w:pStyle w:val="Compact"/>
+              <w:jc w:val="left"/>
             </w:pPr>
             <w:r>
               <w:t xml:space="preserve">Idea general</w:t>
@@ -10804,6 +11216,7 @@
           <w:p>
             <w:pPr>
               <w:pStyle w:val="Compact"/>
+              <w:jc w:val="left"/>
             </w:pPr>
             <w:r>
               <w:t xml:space="preserve">Inside local</w:t>
@@ -10815,6 +11228,7 @@
           <w:p>
             <w:pPr>
               <w:pStyle w:val="Compact"/>
+              <w:jc w:val="left"/>
             </w:pPr>
             <w:r>
               <w:t xml:space="preserve">IP del equipo interno vista desde la LAN</w:t>
@@ -10828,6 +11242,7 @@
           <w:p>
             <w:pPr>
               <w:pStyle w:val="Compact"/>
+              <w:jc w:val="left"/>
             </w:pPr>
             <w:r>
               <w:t xml:space="preserve">Inside global</w:t>
@@ -10839,6 +11254,7 @@
           <w:p>
             <w:pPr>
               <w:pStyle w:val="Compact"/>
+              <w:jc w:val="left"/>
             </w:pPr>
             <w:r>
               <w:t xml:space="preserve">IP pública traducida vista desde Internet</w:t>
@@ -10852,6 +11268,7 @@
           <w:p>
             <w:pPr>
               <w:pStyle w:val="Compact"/>
+              <w:jc w:val="left"/>
             </w:pPr>
             <w:r>
               <w:t xml:space="preserve">Outside local/global</w:t>
@@ -10863,6 +11280,7 @@
           <w:p>
             <w:pPr>
               <w:pStyle w:val="Compact"/>
+              <w:jc w:val="left"/>
             </w:pPr>
             <w:r>
               <w:t xml:space="preserve">Destino visto desde dentro / desde fuera</w:t>
@@ -10876,6 +11294,7 @@
           <w:p>
             <w:pPr>
               <w:pStyle w:val="Compact"/>
+              <w:jc w:val="left"/>
             </w:pPr>
             <w:r>
               <w:t xml:space="preserve">Timeout NAT</w:t>
@@ -10887,6 +11306,7 @@
           <w:p>
             <w:pPr>
               <w:pStyle w:val="Compact"/>
+              <w:jc w:val="left"/>
             </w:pPr>
             <w:r>
               <w:t xml:space="preserve">Tiempo de vida de una entrada dinámica</w:t>
@@ -10900,6 +11320,7 @@
           <w:p>
             <w:pPr>
               <w:pStyle w:val="Compact"/>
+              <w:jc w:val="left"/>
             </w:pPr>
             <w:r>
               <w:t xml:space="preserve">clear ip nat translation *</w:t>
@@ -10911,6 +11332,7 @@
           <w:p>
             <w:pPr>
               <w:pStyle w:val="Compact"/>
+              <w:jc w:val="left"/>
             </w:pPr>
             <w:r>
               <w:t xml:space="preserve">Vaciar la tabla NAT</w:t>
@@ -10936,7 +11358,7 @@
       <w:r>
         <w:t xml:space="preserve"> </w:t>
       </w:r>
-      <w:hyperlink r:id="rId35">
+      <w:hyperlink r:id="rId46">
         <w:r>
           <w:rPr>
             <w:rStyle w:val="Hyperlink"/>
@@ -10963,7 +11385,7 @@
       <w:r>
         <w:t xml:space="preserve"> </w:t>
       </w:r>
-      <w:hyperlink r:id="rId15">
+      <w:hyperlink r:id="rId26">
         <w:r>
           <w:rPr>
             <w:rStyle w:val="Hyperlink"/>
@@ -10990,7 +11412,7 @@
       <w:r>
         <w:t xml:space="preserve"> </w:t>
       </w:r>
-      <w:hyperlink r:id="rId17">
+      <w:hyperlink r:id="rId28">
         <w:r>
           <w:rPr>
             <w:rStyle w:val="Hyperlink"/>
@@ -10999,9 +11421,9 @@
         </w:r>
       </w:hyperlink>
     </w:p>
-    <w:bookmarkEnd w:id="86"/>
-    <w:bookmarkEnd w:id="87"/>
-    <w:bookmarkStart w:id="100" w:name="problemas-y-soluciones"/>
+    <w:bookmarkEnd w:id="97"/>
+    <w:bookmarkEnd w:id="98"/>
+    <w:bookmarkStart w:id="111" w:name="problemas-y-soluciones"/>
     <w:p>
       <w:pPr>
         <w:pStyle w:val="Heading1"/>
@@ -11065,7 +11487,7 @@
         </w:pict>
       </w:r>
     </w:p>
-    <w:bookmarkStart w:id="88" w:name="la-idea-en-una-frase-6"/>
+    <w:bookmarkStart w:id="99" w:name="la-idea-en-una-frase-6"/>
     <w:p>
       <w:pPr>
         <w:pStyle w:val="Heading2"/>
@@ -11184,8 +11606,8 @@
         </w:pict>
       </w:r>
     </w:p>
-    <w:bookmarkEnd w:id="88"/>
-    <w:bookmarkStart w:id="90" w:name="la-tabla-de-los-problemas-clásicos"/>
+    <w:bookmarkEnd w:id="99"/>
+    <w:bookmarkStart w:id="101" w:name="la-tabla-de-los-problemas-clásicos"/>
     <w:p>
       <w:pPr>
         <w:pStyle w:val="Heading2"/>
@@ -11198,6 +11620,7 @@
       <w:tblPr>
         <w:tblStyle w:val="Table"/>
         <w:tblW w:type="pct" w:w="5000"/>
+        <w:jc w:val="left"/>
         <w:tblLayout w:type="fixed"/>
         <w:tblLook w:firstRow="1" w:lastRow="0" w:firstColumn="0" w:lastColumn="0" w:noHBand="0" w:noVBand="0" w:val="0020"/>
       </w:tblPr>
@@ -11215,6 +11638,7 @@
           <w:p>
             <w:pPr>
               <w:pStyle w:val="Compact"/>
+              <w:jc w:val="left"/>
             </w:pPr>
             <w:r>
               <w:t xml:space="preserve">Aplicación</w:t>
@@ -11226,6 +11650,7 @@
           <w:p>
             <w:pPr>
               <w:pStyle w:val="Compact"/>
+              <w:jc w:val="left"/>
             </w:pPr>
             <w:r>
               <w:t xml:space="preserve">Problema</w:t>
@@ -11237,6 +11662,7 @@
           <w:p>
             <w:pPr>
               <w:pStyle w:val="Compact"/>
+              <w:jc w:val="left"/>
             </w:pPr>
             <w:r>
               <w:t xml:space="preserve">Solución</w:t>
@@ -11250,6 +11676,7 @@
           <w:p>
             <w:pPr>
               <w:pStyle w:val="Compact"/>
+              <w:jc w:val="left"/>
             </w:pPr>
             <w:r>
               <w:rPr>
@@ -11265,6 +11692,7 @@
           <w:p>
             <w:pPr>
               <w:pStyle w:val="Compact"/>
+              <w:jc w:val="left"/>
             </w:pPr>
             <w:r>
               <w:t xml:space="preserve">El servidor intenta conectar al cliente por un puerto, pero NAT no sabe a quién</w:t>
@@ -11276,6 +11704,7 @@
           <w:p>
             <w:pPr>
               <w:pStyle w:val="Compact"/>
+              <w:jc w:val="left"/>
             </w:pPr>
             <w:r>
               <w:t xml:space="preserve">ALG FTP en el router, o FTP pasivo</w:t>
@@ -11289,6 +11718,7 @@
           <w:p>
             <w:pPr>
               <w:pStyle w:val="Compact"/>
+              <w:jc w:val="left"/>
             </w:pPr>
             <w:r>
               <w:rPr>
@@ -11304,6 +11734,7 @@
           <w:p>
             <w:pPr>
               <w:pStyle w:val="Compact"/>
+              <w:jc w:val="left"/>
             </w:pPr>
             <w:r>
               <w:t xml:space="preserve">Las IPs en el payload del protocolo no se traducen</w:t>
@@ -11315,6 +11746,7 @@
           <w:p>
             <w:pPr>
               <w:pStyle w:val="Compact"/>
+              <w:jc w:val="left"/>
             </w:pPr>
             <w:r>
               <w:t xml:space="preserve">ALG SIP, STUN, TURN</w:t>
@@ -11328,6 +11760,7 @@
           <w:p>
             <w:pPr>
               <w:pStyle w:val="Compact"/>
+              <w:jc w:val="left"/>
             </w:pPr>
             <w:r>
               <w:rPr>
@@ -11343,6 +11776,7 @@
           <w:p>
             <w:pPr>
               <w:pStyle w:val="Compact"/>
+              <w:jc w:val="left"/>
             </w:pPr>
             <w:r>
               <w:t xml:space="preserve">Necesitan puertos abiertos dinámicamente</w:t>
@@ -11354,6 +11788,7 @@
           <w:p>
             <w:pPr>
               <w:pStyle w:val="Compact"/>
+              <w:jc w:val="left"/>
             </w:pPr>
             <w:r>
               <w:t xml:space="preserve">UPnP, NAT-PMP, port forwarding manual</w:t>
@@ -11367,6 +11802,7 @@
           <w:p>
             <w:pPr>
               <w:pStyle w:val="Compact"/>
+              <w:jc w:val="left"/>
             </w:pPr>
             <w:r>
               <w:rPr>
@@ -11382,6 +11818,7 @@
           <w:p>
             <w:pPr>
               <w:pStyle w:val="Compact"/>
+              <w:jc w:val="left"/>
             </w:pPr>
             <w:r>
               <w:t xml:space="preserve">IPsec no pasa NAT sin configuración especial</w:t>
@@ -11393,6 +11830,7 @@
           <w:p>
             <w:pPr>
               <w:pStyle w:val="Compact"/>
+              <w:jc w:val="left"/>
             </w:pPr>
             <w:r>
               <w:t xml:space="preserve">NAT-T (NAT Traversal)</w:t>
@@ -11401,7 +11839,7 @@
         </w:tc>
       </w:tr>
     </w:tbl>
-    <w:bookmarkStart w:id="89" w:name="ftp-activo-el-ejemplo-estrella"/>
+    <w:bookmarkStart w:id="100" w:name="ftp-activo-el-ejemplo-estrella"/>
     <w:p>
       <w:pPr>
         <w:pStyle w:val="Heading3"/>
@@ -11434,7 +11872,13 @@
         <w:t xml:space="preserve"> </w:t>
       </w:r>
       <w:r>
-        <w:t xml:space="preserve">“conéctate a mí por el puerto 1025”</w:t>
+        <w:t xml:space="preserve">“</w:t>
+      </w:r>
+      <w:r>
+        <w:t xml:space="preserve">conéctate a mí por el puerto 1025</w:t>
+      </w:r>
+      <w:r>
+        <w:t xml:space="preserve">”</w:t>
       </w:r>
       <w:r>
         <w:t xml:space="preserve"> </w:t>
@@ -11535,9 +11979,9 @@
         </w:pict>
       </w:r>
     </w:p>
-    <w:bookmarkEnd w:id="89"/>
-    <w:bookmarkEnd w:id="90"/>
-    <w:bookmarkStart w:id="91" w:name="algs-los-traductores-del-payload"/>
+    <w:bookmarkEnd w:id="100"/>
+    <w:bookmarkEnd w:id="101"/>
+    <w:bookmarkStart w:id="102" w:name="algs-los-traductores-del-payload"/>
     <w:p>
       <w:pPr>
         <w:pStyle w:val="Heading2"/>
@@ -11615,8 +12059,8 @@
         </w:pict>
       </w:r>
     </w:p>
-    <w:bookmarkEnd w:id="91"/>
-    <w:bookmarkStart w:id="92" w:name="upnp-comodidad-con-riesgo"/>
+    <w:bookmarkEnd w:id="102"/>
+    <w:bookmarkStart w:id="103" w:name="upnp-comodidad-con-riesgo"/>
     <w:p>
       <w:pPr>
         <w:pStyle w:val="Heading2"/>
@@ -11723,8 +12167,8 @@
         </w:pict>
       </w:r>
     </w:p>
-    <w:bookmarkEnd w:id="92"/>
-    <w:bookmarkStart w:id="93" w:name="nat-t-el-puente-para-ipsec"/>
+    <w:bookmarkEnd w:id="103"/>
+    <w:bookmarkStart w:id="104" w:name="nat-t-el-puente-para-ipsec"/>
     <w:p>
       <w:pPr>
         <w:pStyle w:val="Heading2"/>
@@ -11876,8 +12320,8 @@
         </w:pict>
       </w:r>
     </w:p>
-    <w:bookmarkEnd w:id="93"/>
-    <w:bookmarkStart w:id="94" w:name="bonus-wan-heredada-ce-d"/>
+    <w:bookmarkEnd w:id="104"/>
+    <w:bookmarkStart w:id="105" w:name="bonus-wan-heredada-ce-d"/>
     <w:p>
       <w:pPr>
         <w:pStyle w:val="Heading2"/>
@@ -11911,6 +12355,7 @@
       <w:tblPr>
         <w:tblStyle w:val="Table"/>
         <w:tblW w:type="pct" w:w="5000"/>
+        <w:jc w:val="left"/>
         <w:tblLayout w:type="fixed"/>
         <w:tblLook w:firstRow="1" w:lastRow="0" w:firstColumn="0" w:lastColumn="0" w:noHBand="0" w:noVBand="0" w:val="0020"/>
       </w:tblPr>
@@ -11928,6 +12373,7 @@
           <w:p>
             <w:pPr>
               <w:pStyle w:val="Compact"/>
+              <w:jc w:val="left"/>
             </w:pPr>
             <w:r>
               <w:t xml:space="preserve">Tecnología</w:t>
@@ -11939,6 +12385,7 @@
           <w:p>
             <w:pPr>
               <w:pStyle w:val="Compact"/>
+              <w:jc w:val="left"/>
             </w:pPr>
             <w:r>
               <w:t xml:space="preserve">Qué era</w:t>
@@ -11950,6 +12397,7 @@
           <w:p>
             <w:pPr>
               <w:pStyle w:val="Compact"/>
+              <w:jc w:val="left"/>
             </w:pPr>
             <w:r>
               <w:t xml:space="preserve">Por qué se fue</w:t>
@@ -11963,6 +12411,7 @@
           <w:p>
             <w:pPr>
               <w:pStyle w:val="Compact"/>
+              <w:jc w:val="left"/>
             </w:pPr>
             <w:r>
               <w:rPr>
@@ -11984,6 +12433,7 @@
           <w:p>
             <w:pPr>
               <w:pStyle w:val="Compact"/>
+              <w:jc w:val="left"/>
             </w:pPr>
             <w:r>
               <w:t xml:space="preserve">Red digital de conmutación de circuitos: canales B de 64 kbps (dos para 128 kbps) y uno D para señalización</w:t>
@@ -11995,6 +12445,7 @@
           <w:p>
             <w:pPr>
               <w:pStyle w:val="Compact"/>
+              <w:jc w:val="left"/>
             </w:pPr>
             <w:r>
               <w:t xml:space="preserve">Cara y lenta: 128 kbps máximos frente a cualquier ADSL</w:t>
@@ -12008,6 +12459,7 @@
           <w:p>
             <w:pPr>
               <w:pStyle w:val="Compact"/>
+              <w:jc w:val="left"/>
             </w:pPr>
             <w:r>
               <w:rPr>
@@ -12023,6 +12475,7 @@
           <w:p>
             <w:pPr>
               <w:pStyle w:val="Compact"/>
+              <w:jc w:val="left"/>
             </w:pPr>
             <w:r>
               <w:t xml:space="preserve">Conmutación de paquetes sobre enlace dedicado, con PVC y un CIR que el operador prometía (y a veces cumplía)</w:t>
@@ -12034,6 +12487,7 @@
           <w:p>
             <w:pPr>
               <w:pStyle w:val="Compact"/>
+              <w:jc w:val="left"/>
             </w:pPr>
             <w:r>
               <w:t xml:space="preserve">Sustituida por MPLS y Ethernet de extremo a extremo</w:t>
@@ -12047,6 +12501,7 @@
           <w:p>
             <w:pPr>
               <w:pStyle w:val="Compact"/>
+              <w:jc w:val="left"/>
             </w:pPr>
             <w:r>
               <w:rPr>
@@ -12062,6 +12517,7 @@
           <w:p>
             <w:pPr>
               <w:pStyle w:val="Compact"/>
+              <w:jc w:val="left"/>
             </w:pPr>
             <w:r>
               <w:t xml:space="preserve">Banda ancha</w:t>
@@ -12089,6 +12545,7 @@
           <w:p>
             <w:pPr>
               <w:pStyle w:val="Compact"/>
+              <w:jc w:val="left"/>
             </w:pPr>
             <w:r>
               <w:t xml:space="preserve">Ganada por la fibra (FTTH); el cobre aún da algún servicio</w:t>
@@ -12124,7 +12581,13 @@
         <w:t xml:space="preserve"> </w:t>
       </w:r>
       <w:r>
-        <w:t xml:space="preserve">“aquí”</w:t>
+        <w:t xml:space="preserve">“</w:t>
+      </w:r>
+      <w:r>
+        <w:t xml:space="preserve">aquí</w:t>
+      </w:r>
+      <w:r>
+        <w:t xml:space="preserve">”</w:t>
       </w:r>
       <w:r>
         <w:t xml:space="preserve"> </w:t>
@@ -12136,7 +12599,13 @@
         <w:t xml:space="preserve"> </w:t>
       </w:r>
       <w:r>
-        <w:t xml:space="preserve">“allá”</w:t>
+        <w:t xml:space="preserve">“</w:t>
+      </w:r>
+      <w:r>
+        <w:t xml:space="preserve">allá</w:t>
+      </w:r>
+      <w:r>
+        <w:t xml:space="preserve">”</w:t>
       </w:r>
       <w:r>
         <w:t xml:space="preserve"> </w:t>
@@ -12152,8 +12621,8 @@
         </w:pict>
       </w:r>
     </w:p>
-    <w:bookmarkEnd w:id="94"/>
-    <w:bookmarkStart w:id="95" w:name="bonus-wifi-vs-wimax-ce-e"/>
+    <w:bookmarkEnd w:id="105"/>
+    <w:bookmarkStart w:id="106" w:name="bonus-wifi-vs-wimax-ce-e"/>
     <w:p>
       <w:pPr>
         <w:pStyle w:val="Heading2"/>
@@ -12203,6 +12672,7 @@
       <w:tblPr>
         <w:tblStyle w:val="Table"/>
         <w:tblW w:type="pct" w:w="5000"/>
+        <w:jc w:val="left"/>
         <w:tblLayout w:type="fixed"/>
         <w:tblLook w:firstRow="1" w:lastRow="0" w:firstColumn="0" w:lastColumn="0" w:noHBand="0" w:noVBand="0" w:val="0020"/>
       </w:tblPr>
@@ -12220,6 +12690,7 @@
           <w:p>
             <w:pPr>
               <w:pStyle w:val="Compact"/>
+              <w:jc w:val="left"/>
             </w:pPr>
             <w:r>
               <w:t xml:space="preserve">Aspecto</w:t>
@@ -12231,6 +12702,7 @@
           <w:p>
             <w:pPr>
               <w:pStyle w:val="Compact"/>
+              <w:jc w:val="left"/>
             </w:pPr>
             <w:r>
               <w:t xml:space="preserve">WiFi (802.11)</w:t>
@@ -12242,6 +12714,7 @@
           <w:p>
             <w:pPr>
               <w:pStyle w:val="Compact"/>
+              <w:jc w:val="left"/>
             </w:pPr>
             <w:r>
               <w:t xml:space="preserve">WiMax (802.16)</w:t>
@@ -12255,6 +12728,7 @@
           <w:p>
             <w:pPr>
               <w:pStyle w:val="Compact"/>
+              <w:jc w:val="left"/>
             </w:pPr>
             <w:r>
               <w:t xml:space="preserve">Alcance</w:t>
@@ -12266,6 +12740,7 @@
           <w:p>
             <w:pPr>
               <w:pStyle w:val="Compact"/>
+              <w:jc w:val="left"/>
             </w:pPr>
             <w:r>
               <w:t xml:space="preserve">Metros (una casa, una oficina)</w:t>
@@ -12277,6 +12752,7 @@
           <w:p>
             <w:pPr>
               <w:pStyle w:val="Compact"/>
+              <w:jc w:val="left"/>
             </w:pPr>
             <w:r>
               <w:t xml:space="preserve">Kilómetros (una ciudad, una zona rural)</w:t>
@@ -12290,6 +12766,7 @@
           <w:p>
             <w:pPr>
               <w:pStyle w:val="Compact"/>
+              <w:jc w:val="left"/>
             </w:pPr>
             <w:r>
               <w:t xml:space="preserve">Estándar</w:t>
@@ -12301,6 +12778,7 @@
           <w:p>
             <w:pPr>
               <w:pStyle w:val="Compact"/>
+              <w:jc w:val="left"/>
             </w:pPr>
             <w:r>
               <w:t xml:space="preserve">IEEE 802.11</w:t>
@@ -12312,6 +12790,7 @@
           <w:p>
             <w:pPr>
               <w:pStyle w:val="Compact"/>
+              <w:jc w:val="left"/>
             </w:pPr>
             <w:r>
               <w:t xml:space="preserve">IEEE 802.16</w:t>
@@ -12325,6 +12804,7 @@
           <w:p>
             <w:pPr>
               <w:pStyle w:val="Compact"/>
+              <w:jc w:val="left"/>
             </w:pPr>
             <w:r>
               <w:t xml:space="preserve">Uso típico</w:t>
@@ -12336,6 +12816,7 @@
           <w:p>
             <w:pPr>
               <w:pStyle w:val="Compact"/>
+              <w:jc w:val="left"/>
             </w:pPr>
             <w:r>
               <w:t xml:space="preserve">LAN inalámbrica doméstica/empresa</w:t>
@@ -12347,6 +12828,7 @@
           <w:p>
             <w:pPr>
               <w:pStyle w:val="Compact"/>
+              <w:jc w:val="left"/>
             </w:pPr>
             <w:r>
               <w:t xml:space="preserve">Acceso de banda ancha de larga distancia</w:t>
@@ -12360,6 +12842,7 @@
           <w:p>
             <w:pPr>
               <w:pStyle w:val="Compact"/>
+              <w:jc w:val="left"/>
             </w:pPr>
             <w:r>
               <w:t xml:space="preserve">Modelo</w:t>
@@ -12371,6 +12854,7 @@
           <w:p>
             <w:pPr>
               <w:pStyle w:val="Compact"/>
+              <w:jc w:val="left"/>
             </w:pPr>
             <w:r>
               <w:t xml:space="preserve">Acceso local al propio router</w:t>
@@ -12382,6 +12866,7 @@
           <w:p>
             <w:pPr>
               <w:pStyle w:val="Compact"/>
+              <w:jc w:val="left"/>
             </w:pPr>
             <w:r>
               <w:t xml:space="preserve">Alternativa al cable/ADSL en zonas sin cobertura</w:t>
@@ -12418,6 +12903,7 @@
       <w:tblPr>
         <w:tblStyle w:val="Table"/>
         <w:tblW w:type="auto" w:w="0"/>
+        <w:jc w:val="left"/>
         <w:tblLook w:firstRow="1" w:lastRow="0" w:firstColumn="0" w:lastColumn="0" w:noHBand="0" w:noVBand="0" w:val="0020"/>
       </w:tblPr>
       <w:tblGrid>
@@ -12435,6 +12921,7 @@
           <w:p>
             <w:pPr>
               <w:pStyle w:val="Compact"/>
+              <w:jc w:val="left"/>
             </w:pPr>
             <w:r>
               <w:t xml:space="preserve">Estándar</w:t>
@@ -12446,6 +12933,7 @@
           <w:p>
             <w:pPr>
               <w:pStyle w:val="Compact"/>
+              <w:jc w:val="left"/>
             </w:pPr>
             <w:r>
               <w:t xml:space="preserve">Nombre comercial</w:t>
@@ -12457,6 +12945,7 @@
           <w:p>
             <w:pPr>
               <w:pStyle w:val="Compact"/>
+              <w:jc w:val="left"/>
             </w:pPr>
             <w:r>
               <w:t xml:space="preserve">Bandas</w:t>
@@ -12468,6 +12957,7 @@
           <w:p>
             <w:pPr>
               <w:pStyle w:val="Compact"/>
+              <w:jc w:val="left"/>
             </w:pPr>
             <w:r>
               <w:t xml:space="preserve">Velocidad máxima</w:t>
@@ -12481,6 +12971,7 @@
           <w:p>
             <w:pPr>
               <w:pStyle w:val="Compact"/>
+              <w:jc w:val="left"/>
             </w:pPr>
             <w:r>
               <w:t xml:space="preserve">802.11n</w:t>
@@ -12492,6 +12983,7 @@
           <w:p>
             <w:pPr>
               <w:pStyle w:val="Compact"/>
+              <w:jc w:val="left"/>
             </w:pPr>
             <w:r>
               <w:t xml:space="preserve">WiFi 4</w:t>
@@ -12503,6 +12995,7 @@
           <w:p>
             <w:pPr>
               <w:pStyle w:val="Compact"/>
+              <w:jc w:val="left"/>
             </w:pPr>
             <w:r>
               <w:t xml:space="preserve">2,4 y 5 GHz</w:t>
@@ -12514,6 +13007,7 @@
           <w:p>
             <w:pPr>
               <w:pStyle w:val="Compact"/>
+              <w:jc w:val="left"/>
             </w:pPr>
             <w:r>
               <w:t xml:space="preserve">~600 Mbps</w:t>
@@ -12527,6 +13021,7 @@
           <w:p>
             <w:pPr>
               <w:pStyle w:val="Compact"/>
+              <w:jc w:val="left"/>
             </w:pPr>
             <w:r>
               <w:t xml:space="preserve">802.11ac</w:t>
@@ -12538,6 +13033,7 @@
           <w:p>
             <w:pPr>
               <w:pStyle w:val="Compact"/>
+              <w:jc w:val="left"/>
             </w:pPr>
             <w:r>
               <w:t xml:space="preserve">WiFi 5</w:t>
@@ -12549,6 +13045,7 @@
           <w:p>
             <w:pPr>
               <w:pStyle w:val="Compact"/>
+              <w:jc w:val="left"/>
             </w:pPr>
             <w:r>
               <w:t xml:space="preserve">5 GHz</w:t>
@@ -12560,6 +13057,7 @@
           <w:p>
             <w:pPr>
               <w:pStyle w:val="Compact"/>
+              <w:jc w:val="left"/>
             </w:pPr>
             <w:r>
               <w:t xml:space="preserve">~1,3 Gbps (hasta 6,9 en multi-antena)</w:t>
@@ -12573,6 +13071,7 @@
           <w:p>
             <w:pPr>
               <w:pStyle w:val="Compact"/>
+              <w:jc w:val="left"/>
             </w:pPr>
             <w:r>
               <w:t xml:space="preserve">802.11ax</w:t>
@@ -12584,6 +13083,7 @@
           <w:p>
             <w:pPr>
               <w:pStyle w:val="Compact"/>
+              <w:jc w:val="left"/>
             </w:pPr>
             <w:r>
               <w:t xml:space="preserve">WiFi 6</w:t>
@@ -12595,6 +13095,7 @@
           <w:p>
             <w:pPr>
               <w:pStyle w:val="Compact"/>
+              <w:jc w:val="left"/>
             </w:pPr>
             <w:r>
               <w:t xml:space="preserve">2,4 + 5 GHz</w:t>
@@ -12606,6 +13107,7 @@
           <w:p>
             <w:pPr>
               <w:pStyle w:val="Compact"/>
+              <w:jc w:val="left"/>
             </w:pPr>
             <w:r>
               <w:t xml:space="preserve">~9,6 Gbps</w:t>
@@ -12619,6 +13121,7 @@
           <w:p>
             <w:pPr>
               <w:pStyle w:val="Compact"/>
+              <w:jc w:val="left"/>
             </w:pPr>
             <w:r>
               <w:t xml:space="preserve">802.11be</w:t>
@@ -12630,6 +13133,7 @@
           <w:p>
             <w:pPr>
               <w:pStyle w:val="Compact"/>
+              <w:jc w:val="left"/>
             </w:pPr>
             <w:r>
               <w:t xml:space="preserve">WiFi 7</w:t>
@@ -12641,6 +13145,7 @@
           <w:p>
             <w:pPr>
               <w:pStyle w:val="Compact"/>
+              <w:jc w:val="left"/>
             </w:pPr>
             <w:r>
               <w:t xml:space="preserve">2,4 + 5 + 6 GHz</w:t>
@@ -12652,6 +13157,7 @@
           <w:p>
             <w:pPr>
               <w:pStyle w:val="Compact"/>
+              <w:jc w:val="left"/>
             </w:pPr>
             <w:r>
               <w:t xml:space="preserve">~46 Gbps</w:t>
@@ -12687,7 +13193,13 @@
         <w:t xml:space="preserve"> </w:t>
       </w:r>
       <w:r>
-        <w:t xml:space="preserve">“6E”</w:t>
+        <w:t xml:space="preserve">“</w:t>
+      </w:r>
+      <w:r>
+        <w:t xml:space="preserve">6E</w:t>
+      </w:r>
+      <w:r>
+        <w:t xml:space="preserve">”</w:t>
       </w:r>
       <w:r>
         <w:t xml:space="preserve"> </w:t>
@@ -12729,8 +13241,8 @@
         </w:pict>
       </w:r>
     </w:p>
-    <w:bookmarkEnd w:id="95"/>
-    <w:bookmarkStart w:id="96" w:name="bonus-móvil-3g-y-3.5g-ce-f"/>
+    <w:bookmarkEnd w:id="106"/>
+    <w:bookmarkStart w:id="107" w:name="bonus-móvil-3g-y-3.5g-ce-f"/>
     <w:p>
       <w:pPr>
         <w:pStyle w:val="Heading2"/>
@@ -12764,6 +13276,7 @@
       <w:tblPr>
         <w:tblStyle w:val="Table"/>
         <w:tblW w:type="pct" w:w="5000"/>
+        <w:jc w:val="left"/>
         <w:tblLayout w:type="fixed"/>
         <w:tblLook w:firstRow="1" w:lastRow="0" w:firstColumn="0" w:lastColumn="0" w:noHBand="0" w:noVBand="0" w:val="0020"/>
       </w:tblPr>
@@ -12782,6 +13295,7 @@
           <w:p>
             <w:pPr>
               <w:pStyle w:val="Compact"/>
+              <w:jc w:val="left"/>
             </w:pPr>
             <w:r>
               <w:t xml:space="preserve">Tecnología</w:t>
@@ -12793,6 +13307,7 @@
           <w:p>
             <w:pPr>
               <w:pStyle w:val="Compact"/>
+              <w:jc w:val="left"/>
             </w:pPr>
             <w:r>
               <w:t xml:space="preserve">Generación</w:t>
@@ -12804,6 +13319,7 @@
           <w:p>
             <w:pPr>
               <w:pStyle w:val="Compact"/>
+              <w:jc w:val="left"/>
             </w:pPr>
             <w:r>
               <w:t xml:space="preserve">Velocidad típica</w:t>
@@ -12815,6 +13331,7 @@
           <w:p>
             <w:pPr>
               <w:pStyle w:val="Compact"/>
+              <w:jc w:val="left"/>
             </w:pPr>
             <w:r>
               <w:t xml:space="preserve">Nota</w:t>
@@ -12828,6 +13345,7 @@
           <w:p>
             <w:pPr>
               <w:pStyle w:val="Compact"/>
+              <w:jc w:val="left"/>
             </w:pPr>
             <w:r>
               <w:rPr>
@@ -12843,6 +13361,7 @@
           <w:p>
             <w:pPr>
               <w:pStyle w:val="Compact"/>
+              <w:jc w:val="left"/>
             </w:pPr>
             <w:r>
               <w:t xml:space="preserve">3G</w:t>
@@ -12854,6 +13373,7 @@
           <w:p>
             <w:pPr>
               <w:pStyle w:val="Compact"/>
+              <w:jc w:val="left"/>
             </w:pPr>
             <w:r>
               <w:t xml:space="preserve">Hasta 384 kbps en móvil, 2 Mbps fijo</w:t>
@@ -12865,6 +13385,7 @@
           <w:p>
             <w:pPr>
               <w:pStyle w:val="Compact"/>
+              <w:jc w:val="left"/>
             </w:pPr>
             <w:r>
               <w:t xml:space="preserve">Heredera de GSM; convivió con EDGE (2.75G)</w:t>
@@ -12878,6 +13399,7 @@
           <w:p>
             <w:pPr>
               <w:pStyle w:val="Compact"/>
+              <w:jc w:val="left"/>
             </w:pPr>
             <w:r>
               <w:rPr>
@@ -12893,6 +13415,7 @@
           <w:p>
             <w:pPr>
               <w:pStyle w:val="Compact"/>
+              <w:jc w:val="left"/>
             </w:pPr>
             <w:r>
               <w:t xml:space="preserve">3.5G (</w:t>
@@ -12914,6 +13437,7 @@
           <w:p>
             <w:pPr>
               <w:pStyle w:val="Compact"/>
+              <w:jc w:val="left"/>
             </w:pPr>
             <w:r>
               <w:t xml:space="preserve">Hasta 14,4 Mbps bajando</w:t>
@@ -12925,6 +13449,7 @@
           <w:p>
             <w:pPr>
               <w:pStyle w:val="Compact"/>
+              <w:jc w:val="left"/>
             </w:pPr>
             <w:r>
               <w:t xml:space="preserve">Evolución de UMTS con conmutación de paquetes: el</w:t>
@@ -12933,7 +13458,13 @@
               <w:t xml:space="preserve"> </w:t>
             </w:r>
             <w:r>
-              <w:t xml:space="preserve">“3.5G”</w:t>
+              <w:t xml:space="preserve">“</w:t>
+            </w:r>
+            <w:r>
+              <w:t xml:space="preserve">3.5G</w:t>
+            </w:r>
+            <w:r>
+              <w:t xml:space="preserve">”</w:t>
             </w:r>
             <w:r>
               <w:t xml:space="preserve"> </w:t>
@@ -12989,8 +13520,8 @@
         </w:pict>
       </w:r>
     </w:p>
-    <w:bookmarkEnd w:id="96"/>
-    <w:bookmarkStart w:id="97" w:name="mini-chequeo-6"/>
+    <w:bookmarkEnd w:id="107"/>
+    <w:bookmarkStart w:id="108" w:name="mini-chequeo-6"/>
     <w:p>
       <w:pPr>
         <w:pStyle w:val="Heading2"/>
@@ -13144,8 +13675,8 @@
         </w:pict>
       </w:r>
     </w:p>
-    <w:bookmarkEnd w:id="97"/>
-    <w:bookmarkStart w:id="98" w:name="resumen-en-3-frases-6"/>
+    <w:bookmarkEnd w:id="108"/>
+    <w:bookmarkStart w:id="109" w:name="resumen-en-3-frases-6"/>
     <w:p>
       <w:pPr>
         <w:pStyle w:val="Heading2"/>
@@ -13264,8 +13795,8 @@
         <w:t xml:space="preserve">(802.16, kilómetros) son primas, no hermanas: WiFi va de la generación n a la be, y WiMax se quedó en su 802.16.</w:t>
       </w:r>
     </w:p>
-    <w:bookmarkEnd w:id="98"/>
-    <w:bookmarkStart w:id="99" w:name="vocabulario-rápido-6"/>
+    <w:bookmarkEnd w:id="109"/>
+    <w:bookmarkStart w:id="110" w:name="vocabulario-rápido-6"/>
     <w:p>
       <w:pPr>
         <w:pStyle w:val="Heading2"/>
@@ -13278,6 +13809,7 @@
       <w:tblPr>
         <w:tblStyle w:val="Table"/>
         <w:tblW w:type="pct" w:w="5000"/>
+        <w:jc w:val="left"/>
         <w:tblLayout w:type="fixed"/>
         <w:tblLook w:firstRow="1" w:lastRow="0" w:firstColumn="0" w:lastColumn="0" w:noHBand="0" w:noVBand="0" w:val="0020"/>
       </w:tblPr>
@@ -13294,6 +13826,7 @@
           <w:p>
             <w:pPr>
               <w:pStyle w:val="Compact"/>
+              <w:jc w:val="left"/>
             </w:pPr>
             <w:r>
               <w:t xml:space="preserve">Término</w:t>
@@ -13305,6 +13838,7 @@
           <w:p>
             <w:pPr>
               <w:pStyle w:val="Compact"/>
+              <w:jc w:val="left"/>
             </w:pPr>
             <w:r>
               <w:t xml:space="preserve">Idea general</w:t>
@@ -13318,6 +13852,7 @@
           <w:p>
             <w:pPr>
               <w:pStyle w:val="Compact"/>
+              <w:jc w:val="left"/>
             </w:pPr>
             <w:r>
               <w:t xml:space="preserve">ALG</w:t>
@@ -13329,6 +13864,7 @@
           <w:p>
             <w:pPr>
               <w:pStyle w:val="Compact"/>
+              <w:jc w:val="left"/>
             </w:pPr>
             <w:r>
               <w:t xml:space="preserve">Gateway que traduce IPs dentro del payload (FTP, SIP…)</w:t>
@@ -13342,6 +13878,7 @@
           <w:p>
             <w:pPr>
               <w:pStyle w:val="Compact"/>
+              <w:jc w:val="left"/>
             </w:pPr>
             <w:r>
               <w:t xml:space="preserve">UPnP</w:t>
@@ -13353,6 +13890,7 @@
           <w:p>
             <w:pPr>
               <w:pStyle w:val="Compact"/>
+              <w:jc w:val="left"/>
             </w:pPr>
             <w:r>
               <w:t xml:space="preserve">Apertura automática de puertos por petición del equipo interno</w:t>
@@ -13366,6 +13904,7 @@
           <w:p>
             <w:pPr>
               <w:pStyle w:val="Compact"/>
+              <w:jc w:val="left"/>
             </w:pPr>
             <w:r>
               <w:t xml:space="preserve">NAT-T</w:t>
@@ -13377,6 +13916,7 @@
           <w:p>
             <w:pPr>
               <w:pStyle w:val="Compact"/>
+              <w:jc w:val="left"/>
             </w:pPr>
             <w:r>
               <w:t xml:space="preserve">Encapsulado UDP (4500) para que IPsec atraviese NAT</w:t>
@@ -13390,6 +13930,7 @@
           <w:p>
             <w:pPr>
               <w:pStyle w:val="Compact"/>
+              <w:jc w:val="left"/>
             </w:pPr>
             <w:r>
               <w:t xml:space="preserve">STUN/TURN</w:t>
@@ -13401,6 +13942,7 @@
           <w:p>
             <w:pPr>
               <w:pStyle w:val="Compact"/>
+              <w:jc w:val="left"/>
             </w:pPr>
             <w:r>
               <w:t xml:space="preserve">Técnicas de NAT traversal para VoIP/WebRTC</w:t>
@@ -13414,6 +13956,7 @@
           <w:p>
             <w:pPr>
               <w:pStyle w:val="Compact"/>
+              <w:jc w:val="left"/>
             </w:pPr>
             <w:r>
               <w:t xml:space="preserve">WiFi vs WiMax</w:t>
@@ -13425,6 +13968,7 @@
           <w:p>
             <w:pPr>
               <w:pStyle w:val="Compact"/>
+              <w:jc w:val="left"/>
             </w:pPr>
             <w:r>
               <w:t xml:space="preserve">802.11 (LAN, metros) vs 802.16 (MAN, kilómetros)</w:t>
@@ -13450,7 +13994,7 @@
       <w:r>
         <w:t xml:space="preserve"> </w:t>
       </w:r>
-      <w:hyperlink r:id="rId35">
+      <w:hyperlink r:id="rId46">
         <w:r>
           <w:rPr>
             <w:rStyle w:val="Hyperlink"/>
@@ -13477,7 +14021,7 @@
       <w:r>
         <w:t xml:space="preserve"> </w:t>
       </w:r>
-      <w:hyperlink r:id="rId16">
+      <w:hyperlink r:id="rId27">
         <w:r>
           <w:rPr>
             <w:rStyle w:val="Hyperlink"/>
@@ -13504,7 +14048,7 @@
       <w:r>
         <w:t xml:space="preserve"> </w:t>
       </w:r>
-      <w:hyperlink r:id="rId18">
+      <w:hyperlink r:id="rId29">
         <w:r>
           <w:rPr>
             <w:rStyle w:val="Hyperlink"/>
@@ -13513,9 +14057,9 @@
         </w:r>
       </w:hyperlink>
     </w:p>
-    <w:bookmarkEnd w:id="99"/>
-    <w:bookmarkEnd w:id="100"/>
-    <w:bookmarkStart w:id="112" w:name="configuración-completa"/>
+    <w:bookmarkEnd w:id="110"/>
+    <w:bookmarkEnd w:id="111"/>
+    <w:bookmarkStart w:id="123" w:name="configuración-completa"/>
     <w:p>
       <w:pPr>
         <w:pStyle w:val="Heading1"/>
@@ -13579,7 +14123,7 @@
         </w:pict>
       </w:r>
     </w:p>
-    <w:bookmarkStart w:id="101" w:name="la-idea-en-una-frase-7"/>
+    <w:bookmarkStart w:id="112" w:name="la-idea-en-una-frase-7"/>
     <w:p>
       <w:pPr>
         <w:pStyle w:val="Heading2"/>
@@ -13627,8 +14171,8 @@
         </w:pict>
       </w:r>
     </w:p>
-    <w:bookmarkEnd w:id="101"/>
-    <w:bookmarkStart w:id="102" w:name="escenario-del-laboratorio"/>
+    <w:bookmarkEnd w:id="112"/>
+    <w:bookmarkStart w:id="113" w:name="escenario-del-laboratorio"/>
     <w:p>
       <w:pPr>
         <w:pStyle w:val="Heading2"/>
@@ -13697,6 +14241,7 @@
       <w:tblPr>
         <w:tblStyle w:val="Table"/>
         <w:tblW w:type="auto" w:w="0"/>
+        <w:jc w:val="left"/>
         <w:tblLook w:firstRow="1" w:lastRow="0" w:firstColumn="0" w:lastColumn="0" w:noHBand="0" w:noVBand="0" w:val="0020"/>
       </w:tblPr>
       <w:tblGrid>
@@ -13713,6 +14258,7 @@
           <w:p>
             <w:pPr>
               <w:pStyle w:val="Compact"/>
+              <w:jc w:val="left"/>
             </w:pPr>
             <w:r>
               <w:t xml:space="preserve">Elemento</w:t>
@@ -13724,6 +14270,7 @@
           <w:p>
             <w:pPr>
               <w:pStyle w:val="Compact"/>
+              <w:jc w:val="left"/>
             </w:pPr>
             <w:r>
               <w:t xml:space="preserve">Dirección</w:t>
@@ -13735,6 +14282,7 @@
           <w:p>
             <w:pPr>
               <w:pStyle w:val="Compact"/>
+              <w:jc w:val="left"/>
             </w:pPr>
             <w:r>
               <w:t xml:space="preserve">Papel</w:t>
@@ -13748,6 +14296,7 @@
           <w:p>
             <w:pPr>
               <w:pStyle w:val="Compact"/>
+              <w:jc w:val="left"/>
             </w:pPr>
             <w:r>
               <w:t xml:space="preserve">R1 g0/0 (LAN)</w:t>
@@ -13759,6 +14308,7 @@
           <w:p>
             <w:pPr>
               <w:pStyle w:val="Compact"/>
+              <w:jc w:val="left"/>
             </w:pPr>
             <w:r>
               <w:t xml:space="preserve">192.168.1.1/24</w:t>
@@ -13770,6 +14320,7 @@
           <w:p>
             <w:pPr>
               <w:pStyle w:val="Compact"/>
+              <w:jc w:val="left"/>
             </w:pPr>
             <w:r>
               <w:t xml:space="preserve">Interfaz</w:t>
@@ -13792,6 +14343,7 @@
           <w:p>
             <w:pPr>
               <w:pStyle w:val="Compact"/>
+              <w:jc w:val="left"/>
             </w:pPr>
             <w:r>
               <w:t xml:space="preserve">R1 g0/1 (WAN)</w:t>
@@ -13803,6 +14355,7 @@
           <w:p>
             <w:pPr>
               <w:pStyle w:val="Compact"/>
+              <w:jc w:val="left"/>
             </w:pPr>
             <w:r>
               <w:t xml:space="preserve">203.0.113.1/30</w:t>
@@ -13814,6 +14367,7 @@
           <w:p>
             <w:pPr>
               <w:pStyle w:val="Compact"/>
+              <w:jc w:val="left"/>
             </w:pPr>
             <w:r>
               <w:t xml:space="preserve">Interfaz</w:t>
@@ -13839,6 +14393,7 @@
           <w:p>
             <w:pPr>
               <w:pStyle w:val="Compact"/>
+              <w:jc w:val="left"/>
             </w:pPr>
             <w:r>
               <w:t xml:space="preserve">PC1, PC2, PC3</w:t>
@@ -13850,6 +14405,7 @@
           <w:p>
             <w:pPr>
               <w:pStyle w:val="Compact"/>
+              <w:jc w:val="left"/>
             </w:pPr>
             <w:r>
               <w:t xml:space="preserve">192.168.1.11, .12, .13</w:t>
@@ -13861,6 +14417,7 @@
           <w:p>
             <w:pPr>
               <w:pStyle w:val="Compact"/>
+              <w:jc w:val="left"/>
             </w:pPr>
             <w:r>
               <w:t xml:space="preserve">Equipos que salen por PAT</w:t>
@@ -13874,6 +14431,7 @@
           <w:p>
             <w:pPr>
               <w:pStyle w:val="Compact"/>
+              <w:jc w:val="left"/>
             </w:pPr>
             <w:r>
               <w:t xml:space="preserve">Servidor web</w:t>
@@ -13885,6 +14443,7 @@
           <w:p>
             <w:pPr>
               <w:pStyle w:val="Compact"/>
+              <w:jc w:val="left"/>
             </w:pPr>
             <w:r>
               <w:t xml:space="preserve">192.168.1.10:80</w:t>
@@ -13896,6 +14455,7 @@
           <w:p>
             <w:pPr>
               <w:pStyle w:val="Compact"/>
+              <w:jc w:val="left"/>
             </w:pPr>
             <w:r>
               <w:t xml:space="preserve">Servicio a exponer al exterior</w:t>
@@ -13911,8 +14471,8 @@
         </w:pict>
       </w:r>
     </w:p>
-    <w:bookmarkEnd w:id="102"/>
-    <w:bookmarkStart w:id="103" w:name="paso-1-pat-para-toda-la-lan"/>
+    <w:bookmarkEnd w:id="113"/>
+    <w:bookmarkStart w:id="114" w:name="paso-1-pat-para-toda-la-lan"/>
     <w:p>
       <w:pPr>
         <w:pStyle w:val="Heading2"/>
@@ -14052,8 +14612,8 @@
         <w:t xml:space="preserve">(la IP de la WAN, reutilizada con puertos). Este es el PAT del punto 4.</w:t>
       </w:r>
     </w:p>
-    <w:bookmarkEnd w:id="103"/>
-    <w:bookmarkStart w:id="104" w:name="paso-2-nat-destino-para-el-servidor-web"/>
+    <w:bookmarkEnd w:id="114"/>
+    <w:bookmarkStart w:id="115" w:name="paso-2-nat-destino-para-el-servidor-web"/>
     <w:p>
       <w:pPr>
         <w:pStyle w:val="Heading2"/>
@@ -14128,8 +14688,8 @@
         <w:t xml:space="preserve">llegará al servidor web de la LAN. (En la vida real esa IP pública la asigna el ISP; aquí es la de g0/1.)</w:t>
       </w:r>
     </w:p>
-    <w:bookmarkEnd w:id="104"/>
-    <w:bookmarkStart w:id="105" w:name="X3dce09dbe5e62bfc36184afd74d51721695e328"/>
+    <w:bookmarkEnd w:id="115"/>
+    <w:bookmarkStart w:id="116" w:name="X3dce09dbe5e62bfc36184afd74d51721695e328"/>
     <w:p>
       <w:pPr>
         <w:pStyle w:val="Heading2"/>
@@ -14349,7 +14909,13 @@
         <w:t xml:space="preserve"> </w:t>
       </w:r>
       <w:r>
-        <w:t xml:space="preserve">“grandes”</w:t>
+        <w:t xml:space="preserve">“</w:t>
+      </w:r>
+      <w:r>
+        <w:t xml:space="preserve">grandes</w:t>
+      </w:r>
+      <w:r>
+        <w:t xml:space="preserve">”</w:t>
       </w:r>
       <w:r>
         <w:t xml:space="preserve"> </w:t>
@@ -14371,8 +14937,8 @@
         <w:t xml:space="preserve">.</w:t>
       </w:r>
     </w:p>
-    <w:bookmarkEnd w:id="105"/>
-    <w:bookmarkStart w:id="106" w:name="paso-4-verificación"/>
+    <w:bookmarkEnd w:id="116"/>
+    <w:bookmarkStart w:id="117" w:name="paso-4-verificación"/>
     <w:p>
       <w:pPr>
         <w:pStyle w:val="Heading2"/>
@@ -14543,14 +15109,20 @@
         <w:t xml:space="preserve"> </w:t>
       </w:r>
       <w:r>
-        <w:t xml:space="preserve">“Outside”</w:t>
+        <w:t xml:space="preserve">“</w:t>
+      </w:r>
+      <w:r>
+        <w:t xml:space="preserve">Outside</w:t>
+      </w:r>
+      <w:r>
+        <w:t xml:space="preserve">”</w:t>
       </w:r>
       <w:r>
         <w:t xml:space="preserve">.</w:t>
       </w:r>
     </w:p>
-    <w:bookmarkEnd w:id="106"/>
-    <w:bookmarkStart w:id="107" w:name="paso-5-limpieza"/>
+    <w:bookmarkEnd w:id="117"/>
+    <w:bookmarkStart w:id="118" w:name="paso-5-limpieza"/>
     <w:p>
       <w:pPr>
         <w:pStyle w:val="Heading2"/>
@@ -14659,8 +15231,8 @@
         </w:pict>
       </w:r>
     </w:p>
-    <w:bookmarkEnd w:id="107"/>
-    <w:bookmarkStart w:id="108" w:name="el-fallo-intencionado-de-la-unidad"/>
+    <w:bookmarkEnd w:id="118"/>
+    <w:bookmarkStart w:id="119" w:name="el-fallo-intencionado-de-la-unidad"/>
     <w:p>
       <w:pPr>
         <w:pStyle w:val="Heading2"/>
@@ -14866,8 +15438,8 @@
         </w:pict>
       </w:r>
     </w:p>
-    <w:bookmarkEnd w:id="108"/>
-    <w:bookmarkStart w:id="109" w:name="mini-chequeo-7"/>
+    <w:bookmarkEnd w:id="119"/>
+    <w:bookmarkStart w:id="120" w:name="mini-chequeo-7"/>
     <w:p>
       <w:pPr>
         <w:pStyle w:val="Heading2"/>
@@ -14927,7 +15499,13 @@
         <w:t xml:space="preserve"> </w:t>
       </w:r>
       <w:r>
-        <w:t xml:space="preserve">“igual”</w:t>
+        <w:t xml:space="preserve">“</w:t>
+      </w:r>
+      <w:r>
+        <w:t xml:space="preserve">igual</w:t>
+      </w:r>
+      <w:r>
+        <w:t xml:space="preserve">”</w:t>
       </w:r>
       <w:r>
         <w:t xml:space="preserve"> </w:t>
@@ -15174,8 +15752,8 @@
         </w:pict>
       </w:r>
     </w:p>
-    <w:bookmarkEnd w:id="109"/>
-    <w:bookmarkStart w:id="110" w:name="resumen-en-3-frases-7"/>
+    <w:bookmarkEnd w:id="120"/>
+    <w:bookmarkStart w:id="121" w:name="resumen-en-3-frases-7"/>
     <w:p>
       <w:pPr>
         <w:pStyle w:val="Heading2"/>
@@ -15303,8 +15881,8 @@
         <w:t xml:space="preserve">: la tabla queda vacía y nada traduce, aunque el resto esté perfecto.</w:t>
       </w:r>
     </w:p>
-    <w:bookmarkEnd w:id="110"/>
-    <w:bookmarkStart w:id="111" w:name="vocabulario-rápido-7"/>
+    <w:bookmarkEnd w:id="121"/>
+    <w:bookmarkStart w:id="122" w:name="vocabulario-rápido-7"/>
     <w:p>
       <w:pPr>
         <w:pStyle w:val="Heading2"/>
@@ -15317,6 +15895,7 @@
       <w:tblPr>
         <w:tblStyle w:val="Table"/>
         <w:tblW w:type="pct" w:w="5000"/>
+        <w:jc w:val="left"/>
         <w:tblLayout w:type="fixed"/>
         <w:tblLook w:firstRow="1" w:lastRow="0" w:firstColumn="0" w:lastColumn="0" w:noHBand="0" w:noVBand="0" w:val="0020"/>
       </w:tblPr>
@@ -15333,6 +15912,7 @@
           <w:p>
             <w:pPr>
               <w:pStyle w:val="Compact"/>
+              <w:jc w:val="left"/>
             </w:pPr>
             <w:r>
               <w:t xml:space="preserve">Término</w:t>
@@ -15344,6 +15924,7 @@
           <w:p>
             <w:pPr>
               <w:pStyle w:val="Compact"/>
+              <w:jc w:val="left"/>
             </w:pPr>
             <w:r>
               <w:t xml:space="preserve">Idea general</w:t>
@@ -15357,6 +15938,7 @@
           <w:p>
             <w:pPr>
               <w:pStyle w:val="Compact"/>
+              <w:jc w:val="left"/>
             </w:pPr>
             <w:r>
               <w:t xml:space="preserve">Inside / Outside</w:t>
@@ -15368,6 +15950,7 @@
           <w:p>
             <w:pPr>
               <w:pStyle w:val="Compact"/>
+              <w:jc w:val="left"/>
             </w:pPr>
             <w:r>
               <w:t xml:space="preserve">Marcas de interfaz que indican a NAT qué tráfico traducir</w:t>
@@ -15381,6 +15964,7 @@
           <w:p>
             <w:pPr>
               <w:pStyle w:val="Compact"/>
+              <w:jc w:val="left"/>
             </w:pPr>
             <w:r>
               <w:t xml:space="preserve">Overload</w:t>
@@ -15392,6 +15976,7 @@
           <w:p>
             <w:pPr>
               <w:pStyle w:val="Compact"/>
+              <w:jc w:val="left"/>
             </w:pPr>
             <w:r>
               <w:t xml:space="preserve">Activa PAT sobre la IP de la interfaz WAN</w:t>
@@ -15405,6 +15990,7 @@
           <w:p>
             <w:pPr>
               <w:pStyle w:val="Compact"/>
+              <w:jc w:val="left"/>
             </w:pPr>
             <w:r>
               <w:t xml:space="preserve">Entrada estática</w:t>
@@ -15416,6 +16002,7 @@
           <w:p>
             <w:pPr>
               <w:pStyle w:val="Compact"/>
+              <w:jc w:val="left"/>
             </w:pPr>
             <w:r>
               <w:t xml:space="preserve">Traducción fija en la tabla (no tiene columna Outside)</w:t>
@@ -15429,6 +16016,7 @@
           <w:p>
             <w:pPr>
               <w:pStyle w:val="Compact"/>
+              <w:jc w:val="left"/>
             </w:pPr>
             <w:r>
               <w:t xml:space="preserve">Entrada dinámica</w:t>
@@ -15440,6 +16028,7 @@
           <w:p>
             <w:pPr>
               <w:pStyle w:val="Compact"/>
+              <w:jc w:val="left"/>
             </w:pPr>
             <w:r>
               <w:t xml:space="preserve">Traducción temporal creada por PAT/pool</w:t>
@@ -15453,6 +16042,7 @@
           <w:p>
             <w:pPr>
               <w:pStyle w:val="Compact"/>
+              <w:jc w:val="left"/>
             </w:pPr>
             <w:r>
               <w:t xml:space="preserve">clear ip nat translation *</w:t>
@@ -15464,6 +16054,7 @@
           <w:p>
             <w:pPr>
               <w:pStyle w:val="Compact"/>
+              <w:jc w:val="left"/>
             </w:pPr>
             <w:r>
               <w:t xml:space="preserve">Vaciar las traducciones dinámicas</w:t>
@@ -15489,7 +16080,7 @@
       <w:r>
         <w:t xml:space="preserve"> </w:t>
       </w:r>
-      <w:hyperlink r:id="rId35">
+      <w:hyperlink r:id="rId46">
         <w:r>
           <w:rPr>
             <w:rStyle w:val="Hyperlink"/>
@@ -15516,7 +16107,7 @@
       <w:r>
         <w:t xml:space="preserve"> </w:t>
       </w:r>
-      <w:hyperlink r:id="rId17">
+      <w:hyperlink r:id="rId28">
         <w:r>
           <w:rPr>
             <w:rStyle w:val="Hyperlink"/>
@@ -15543,7 +16134,7 @@
       <w:r>
         <w:t xml:space="preserve"> </w:t>
       </w:r>
-      <w:hyperlink r:id="rId19">
+      <w:hyperlink r:id="rId30">
         <w:r>
           <w:rPr>
             <w:rStyle w:val="Hyperlink"/>
@@ -15552,9 +16143,9 @@
         </w:r>
       </w:hyperlink>
     </w:p>
-    <w:bookmarkEnd w:id="111"/>
-    <w:bookmarkEnd w:id="112"/>
-    <w:bookmarkStart w:id="126" w:name="cierre-consolida-lo-aprendido"/>
+    <w:bookmarkEnd w:id="122"/>
+    <w:bookmarkEnd w:id="123"/>
+    <w:bookmarkStart w:id="137" w:name="cierre-consolida-lo-aprendido"/>
     <w:p>
       <w:pPr>
         <w:pStyle w:val="Heading1"/>
@@ -15628,7 +16219,7 @@
       <w:r>
         <w:t xml:space="preserve"> </w:t>
       </w:r>
-      <w:hyperlink r:id="rId18">
+      <w:hyperlink r:id="rId29">
         <w:r>
           <w:rPr>
             <w:rStyle w:val="Hyperlink"/>
@@ -15650,7 +16241,7 @@
         </w:pict>
       </w:r>
     </w:p>
-    <w:bookmarkStart w:id="113" w:name="sé-el-nat"/>
+    <w:bookmarkStart w:id="124" w:name="sé-el-nat"/>
     <w:p>
       <w:pPr>
         <w:pStyle w:val="Heading2"/>
@@ -15802,8 +16393,8 @@
         </w:pict>
       </w:r>
     </w:p>
-    <w:bookmarkEnd w:id="113"/>
-    <w:bookmarkStart w:id="114" w:name="fireside-chat-nat-vs-no-nat"/>
+    <w:bookmarkEnd w:id="124"/>
+    <w:bookmarkStart w:id="125" w:name="fireside-chat-nat-vs-no-nat"/>
     <w:p>
       <w:pPr>
         <w:pStyle w:val="Heading2"/>
@@ -15973,8 +16564,8 @@
         </w:pict>
       </w:r>
     </w:p>
-    <w:bookmarkEnd w:id="114"/>
-    <w:bookmarkStart w:id="115" w:name="quién-soy"/>
+    <w:bookmarkEnd w:id="125"/>
+    <w:bookmarkStart w:id="126" w:name="quién-soy"/>
     <w:p>
       <w:pPr>
         <w:pStyle w:val="Heading2"/>
@@ -16168,8 +16759,8 @@
         </w:pict>
       </w:r>
     </w:p>
-    <w:bookmarkEnd w:id="115"/>
-    <w:bookmarkStart w:id="116" w:name="X67ed44d19c3cfffe36c2736c999ecef9a7bdfae"/>
+    <w:bookmarkEnd w:id="126"/>
+    <w:bookmarkStart w:id="127" w:name="X67ed44d19c3cfffe36c2736c999ecef9a7bdfae"/>
     <w:p>
       <w:pPr>
         <w:pStyle w:val="Heading2"/>
@@ -16181,7 +16772,13 @@
         <w:t xml:space="preserve"> </w:t>
       </w:r>
       <w:r>
-        <w:t xml:space="preserve">“He abierto un puerto pero no funciona”</w:t>
+        <w:t xml:space="preserve">“</w:t>
+      </w:r>
+      <w:r>
+        <w:t xml:space="preserve">He abierto un puerto pero no funciona</w:t>
+      </w:r>
+      <w:r>
+        <w:t xml:space="preserve">”</w:t>
       </w:r>
     </w:p>
     <w:p>
@@ -16205,7 +16802,13 @@
         <w:t xml:space="preserve"> </w:t>
       </w:r>
       <w:r>
-        <w:t xml:space="preserve">“Clásico. Abres el puerto 80 en NAT para que tu servidor web sea accesible desde fuera. Pero: 1) El firewall del router tiene el puerto cerrado. 2) El firewall del Windows tiene el puerto cerrado. 3) El servicio web no se ejecuta en el PC destino. 4) La IP del PC destino cambió por DHCP. 4 problemas, ninguna solución.”</w:t>
+        <w:t xml:space="preserve">“</w:t>
+      </w:r>
+      <w:r>
+        <w:t xml:space="preserve">Clásico. Abres el puerto 80 en NAT para que tu servidor web sea accesible desde fuera. Pero: 1) El firewall del router tiene el puerto cerrado. 2) El firewall del Windows tiene el puerto cerrado. 3) El servicio web no se ejecuta en el PC destino. 4) La IP del PC destino cambió por DHCP. 4 problemas, ninguna solución.</w:t>
+      </w:r>
+      <w:r>
+        <w:t xml:space="preserve">”</w:t>
       </w:r>
     </w:p>
     <w:p>
@@ -16229,7 +16832,10 @@
         <w:t xml:space="preserve"> </w:t>
       </w:r>
       <w:r>
-        <w:t xml:space="preserve">“Y luego:</w:t>
+        <w:t xml:space="preserve">“</w:t>
+      </w:r>
+      <w:r>
+        <w:t xml:space="preserve">Y luego:</w:t>
       </w:r>
       <w:r>
         <w:t xml:space="preserve"> </w:t>
@@ -16260,7 +16866,10 @@
         <w:t xml:space="preserve"> </w:t>
       </w:r>
       <w:r>
-        <w:t xml:space="preserve">desde fuera. Si no responde, revisa los 4 puntos.”</w:t>
+        <w:t xml:space="preserve">desde fuera. Si no responde, revisa los 4 puntos.</w:t>
+      </w:r>
+      <w:r>
+        <w:t xml:space="preserve">”</w:t>
       </w:r>
     </w:p>
     <w:p>
@@ -16288,8 +16897,8 @@
         </w:pict>
       </w:r>
     </w:p>
-    <w:bookmarkEnd w:id="116"/>
-    <w:bookmarkStart w:id="118" w:name="laboratorio-de-tortura-configuración-nat"/>
+    <w:bookmarkEnd w:id="127"/>
+    <w:bookmarkStart w:id="129" w:name="laboratorio-de-tortura-configuración-nat"/>
     <w:p>
       <w:pPr>
         <w:pStyle w:val="Heading2"/>
@@ -17027,7 +17636,7 @@
       <w:r>
         <w:t xml:space="preserve"> </w:t>
       </w:r>
-      <w:hyperlink r:id="rId117">
+      <w:hyperlink r:id="rId128">
         <w:r>
           <w:rPr>
             <w:rStyle w:val="Hyperlink"/>
@@ -17046,8 +17655,8 @@
         </w:pict>
       </w:r>
     </w:p>
-    <w:bookmarkEnd w:id="118"/>
-    <w:bookmarkStart w:id="119" w:name="logros-de-esta-unidad"/>
+    <w:bookmarkEnd w:id="129"/>
+    <w:bookmarkStart w:id="130" w:name="logros-de-esta-unidad"/>
     <w:p>
       <w:pPr>
         <w:pStyle w:val="Heading2"/>
@@ -17060,6 +17669,7 @@
       <w:tblPr>
         <w:tblStyle w:val="Table"/>
         <w:tblW w:type="pct" w:w="5000"/>
+        <w:jc w:val="left"/>
         <w:tblLayout w:type="fixed"/>
         <w:tblLook w:firstRow="1" w:lastRow="0" w:firstColumn="0" w:lastColumn="0" w:noHBand="0" w:noVBand="0" w:val="0020"/>
       </w:tblPr>
@@ -17076,6 +17686,7 @@
           <w:p>
             <w:pPr>
               <w:pStyle w:val="Compact"/>
+              <w:jc w:val="left"/>
             </w:pPr>
             <w:r>
               <w:t xml:space="preserve">Logro</w:t>
@@ -17087,6 +17698,7 @@
           <w:p>
             <w:pPr>
               <w:pStyle w:val="Compact"/>
+              <w:jc w:val="left"/>
             </w:pPr>
             <w:r>
               <w:t xml:space="preserve">Cómo conseguirlo</w:t>
@@ -17100,6 +17712,7 @@
           <w:p>
             <w:pPr>
               <w:pStyle w:val="Compact"/>
+              <w:jc w:val="left"/>
             </w:pPr>
             <w:r>
               <w:t xml:space="preserve">🏅</w:t>
@@ -17121,6 +17734,7 @@
           <w:p>
             <w:pPr>
               <w:pStyle w:val="Compact"/>
+              <w:jc w:val="left"/>
             </w:pPr>
             <w:r>
               <w:t xml:space="preserve">Configurar PAT y verificar que 3 PCs comparten la IP pública</w:t>
@@ -17134,6 +17748,7 @@
           <w:p>
             <w:pPr>
               <w:pStyle w:val="Compact"/>
+              <w:jc w:val="left"/>
             </w:pPr>
             <w:r>
               <w:t xml:space="preserve">🏅</w:t>
@@ -17155,6 +17770,7 @@
           <w:p>
             <w:pPr>
               <w:pStyle w:val="Compact"/>
+              <w:jc w:val="left"/>
             </w:pPr>
             <w:r>
               <w:t xml:space="preserve">Exponer un servidor web interno a Internet con NAT destino</w:t>
@@ -17168,6 +17784,7 @@
           <w:p>
             <w:pPr>
               <w:pStyle w:val="Compact"/>
+              <w:jc w:val="left"/>
             </w:pPr>
             <w:r>
               <w:t xml:space="preserve">🏅</w:t>
@@ -17189,6 +17806,7 @@
           <w:p>
             <w:pPr>
               <w:pStyle w:val="Compact"/>
+              <w:jc w:val="left"/>
             </w:pPr>
             <w:r>
               <w:t xml:space="preserve">Diagnosticar por qué NAT no funciona (inside/outside mal configurado)</w:t>
@@ -17202,6 +17820,7 @@
           <w:p>
             <w:pPr>
               <w:pStyle w:val="Compact"/>
+              <w:jc w:val="left"/>
             </w:pPr>
             <w:r>
               <w:t xml:space="preserve">🏅</w:t>
@@ -17223,6 +17842,7 @@
           <w:p>
             <w:pPr>
               <w:pStyle w:val="Compact"/>
+              <w:jc w:val="left"/>
             </w:pPr>
             <w:r>
               <w:t xml:space="preserve">Leer e interpretar la tabla NAT (</w:t>
@@ -17247,8 +17867,8 @@
         </w:pict>
       </w:r>
     </w:p>
-    <w:bookmarkEnd w:id="119"/>
-    <w:bookmarkStart w:id="120" w:name="atrévete-a-pensar"/>
+    <w:bookmarkEnd w:id="130"/>
+    <w:bookmarkStart w:id="131" w:name="atrévete-a-pensar"/>
     <w:p>
       <w:pPr>
         <w:pStyle w:val="Heading2"/>
@@ -17454,8 +18074,8 @@
         </w:pict>
       </w:r>
     </w:p>
-    <w:bookmarkEnd w:id="120"/>
-    <w:bookmarkStart w:id="121" w:name="crucigrama-de-bits"/>
+    <w:bookmarkEnd w:id="131"/>
+    <w:bookmarkStart w:id="132" w:name="crucigrama-de-bits"/>
     <w:p>
       <w:pPr>
         <w:pStyle w:val="Heading2"/>
@@ -17608,8 +18228,8 @@
         </w:pict>
       </w:r>
     </w:p>
-    <w:bookmarkEnd w:id="121"/>
-    <w:bookmarkStart w:id="122" w:name="preguntas-de-entrevista-de-trabajo"/>
+    <w:bookmarkEnd w:id="132"/>
+    <w:bookmarkStart w:id="133" w:name="preguntas-de-entrevista-de-trabajo"/>
     <w:p>
       <w:pPr>
         <w:pStyle w:val="Heading2"/>
@@ -17631,7 +18251,21 @@
           <w:b/>
           <w:bCs/>
         </w:rPr>
-        <w:t xml:space="preserve">“Explica cómo NAT permite que 500 empleados salgan a Internet con una sola IP pública.”</w:t>
+        <w:t xml:space="preserve">“</w:t>
+      </w:r>
+      <w:r>
+        <w:rPr>
+          <w:b/>
+          <w:bCs/>
+        </w:rPr>
+        <w:t xml:space="preserve">Explica cómo NAT permite que 500 empleados salgan a Internet con una sola IP pública.</w:t>
+      </w:r>
+      <w:r>
+        <w:rPr>
+          <w:b/>
+          <w:bCs/>
+        </w:rPr>
+        <w:t xml:space="preserve">”</w:t>
       </w:r>
     </w:p>
     <w:p>
@@ -17647,7 +18281,21 @@
           <w:b/>
           <w:bCs/>
         </w:rPr>
-        <w:t xml:space="preserve">“Configura PAT en un router Cisco.”</w:t>
+        <w:t xml:space="preserve">“</w:t>
+      </w:r>
+      <w:r>
+        <w:rPr>
+          <w:b/>
+          <w:bCs/>
+        </w:rPr>
+        <w:t xml:space="preserve">Configura PAT en un router Cisco.</w:t>
+      </w:r>
+      <w:r>
+        <w:rPr>
+          <w:b/>
+          <w:bCs/>
+        </w:rPr>
+        <w:t xml:space="preserve">”</w:t>
       </w:r>
     </w:p>
     <w:p>
@@ -17663,7 +18311,21 @@
           <w:b/>
           <w:bCs/>
         </w:rPr>
-        <w:t xml:space="preserve">“¿Qué es port forwarding? ¿Para qué sirve?”</w:t>
+        <w:t xml:space="preserve">“</w:t>
+      </w:r>
+      <w:r>
+        <w:rPr>
+          <w:b/>
+          <w:bCs/>
+        </w:rPr>
+        <w:t xml:space="preserve">¿Qué es port forwarding? ¿Para qué sirve?</w:t>
+      </w:r>
+      <w:r>
+        <w:rPr>
+          <w:b/>
+          <w:bCs/>
+        </w:rPr>
+        <w:t xml:space="preserve">”</w:t>
       </w:r>
     </w:p>
     <w:p>
@@ -17679,7 +18341,21 @@
           <w:b/>
           <w:bCs/>
         </w:rPr>
-        <w:t xml:space="preserve">“¿Problemas de NAT con aplicaciones? ¿Cómo se solucionan?”</w:t>
+        <w:t xml:space="preserve">“</w:t>
+      </w:r>
+      <w:r>
+        <w:rPr>
+          <w:b/>
+          <w:bCs/>
+        </w:rPr>
+        <w:t xml:space="preserve">¿Problemas de NAT con aplicaciones? ¿Cómo se solucionan?</w:t>
+      </w:r>
+      <w:r>
+        <w:rPr>
+          <w:b/>
+          <w:bCs/>
+        </w:rPr>
+        <w:t xml:space="preserve">”</w:t>
       </w:r>
     </w:p>
     <w:p>
@@ -17695,7 +18371,21 @@
           <w:b/>
           <w:bCs/>
         </w:rPr>
-        <w:t xml:space="preserve">“¿Cuál es la diferencia entre NAT estático, dinámico y PAT?”</w:t>
+        <w:t xml:space="preserve">“</w:t>
+      </w:r>
+      <w:r>
+        <w:rPr>
+          <w:b/>
+          <w:bCs/>
+        </w:rPr>
+        <w:t xml:space="preserve">¿Cuál es la diferencia entre NAT estático, dinámico y PAT?</w:t>
+      </w:r>
+      <w:r>
+        <w:rPr>
+          <w:b/>
+          <w:bCs/>
+        </w:rPr>
+        <w:t xml:space="preserve">”</w:t>
       </w:r>
     </w:p>
     <w:p>
@@ -17725,7 +18415,13 @@
         <w:t xml:space="preserve"> </w:t>
       </w:r>
       <w:r>
-        <w:t xml:space="preserve">“pregunta reina”</w:t>
+        <w:t xml:space="preserve">“</w:t>
+      </w:r>
+      <w:r>
+        <w:t xml:space="preserve">pregunta reina</w:t>
+      </w:r>
+      <w:r>
+        <w:t xml:space="preserve">”</w:t>
       </w:r>
       <w:r>
         <w:t xml:space="preserve">. Recorre el mismo camino del ⭐ Sé el NAT: puertos efímeros, tabla NAT y la colisión que resuelve el puerto global. La 4 gana puntos si nombras ALGs, UPnP y NAT-T sin que te los pidan.</w:t>
@@ -17738,8 +18434,8 @@
         </w:pict>
       </w:r>
     </w:p>
-    <w:bookmarkEnd w:id="122"/>
-    <w:bookmarkStart w:id="123" w:name="no-hay-preguntas-tontas"/>
+    <w:bookmarkEnd w:id="133"/>
+    <w:bookmarkStart w:id="134" w:name="no-hay-preguntas-tontas"/>
     <w:p>
       <w:pPr>
         <w:pStyle w:val="Heading2"/>
@@ -17833,8 +18529,8 @@
         </w:pict>
       </w:r>
     </w:p>
-    <w:bookmarkEnd w:id="123"/>
-    <w:bookmarkStart w:id="124" w:name="poscréditos"/>
+    <w:bookmarkEnd w:id="134"/>
+    <w:bookmarkStart w:id="135" w:name="poscréditos"/>
     <w:p>
       <w:pPr>
         <w:pStyle w:val="Heading2"/>
@@ -17926,8 +18622,8 @@
         </w:pict>
       </w:r>
     </w:p>
-    <w:bookmarkEnd w:id="124"/>
-    <w:bookmarkStart w:id="125" w:name="criterios-de-evaluación-cubiertos-ra7-1"/>
+    <w:bookmarkEnd w:id="135"/>
+    <w:bookmarkStart w:id="136" w:name="criterios-de-evaluación-cubiertos-ra7-1"/>
     <w:p>
       <w:pPr>
         <w:pStyle w:val="Heading2"/>
@@ -17952,6 +18648,7 @@
       <w:tblPr>
         <w:tblStyle w:val="Table"/>
         <w:tblW w:type="pct" w:w="5000"/>
+        <w:jc w:val="left"/>
         <w:tblLayout w:type="fixed"/>
         <w:tblLook w:firstRow="1" w:lastRow="0" w:firstColumn="0" w:lastColumn="0" w:noHBand="0" w:noVBand="0" w:val="0020"/>
       </w:tblPr>
@@ -17969,6 +18666,7 @@
           <w:p>
             <w:pPr>
               <w:pStyle w:val="Compact"/>
+              <w:jc w:val="left"/>
             </w:pPr>
             <w:r>
               <w:t xml:space="preserve">CE</w:t>
@@ -17980,6 +18678,7 @@
           <w:p>
             <w:pPr>
               <w:pStyle w:val="Compact"/>
+              <w:jc w:val="left"/>
             </w:pPr>
             <w:r>
               <w:t xml:space="preserve">Criterio</w:t>
@@ -17991,6 +18690,7 @@
           <w:p>
             <w:pPr>
               <w:pStyle w:val="Compact"/>
+              <w:jc w:val="left"/>
             </w:pPr>
             <w:r>
               <w:t xml:space="preserve">Cubierto</w:t>
@@ -18004,6 +18704,7 @@
           <w:p>
             <w:pPr>
               <w:pStyle w:val="Compact"/>
+              <w:jc w:val="left"/>
             </w:pPr>
             <w:r>
               <w:t xml:space="preserve">a)</w:t>
@@ -18015,6 +18716,7 @@
           <w:p>
             <w:pPr>
               <w:pStyle w:val="Compact"/>
+              <w:jc w:val="left"/>
             </w:pPr>
             <w:r>
               <w:t xml:space="preserve">Se han descrito las ventajas e inconvenientes del uso de la traducción de direcciones de red (NAT)</w:t>
@@ -18026,6 +18728,7 @@
           <w:p>
             <w:pPr>
               <w:pStyle w:val="Compact"/>
+              <w:jc w:val="left"/>
             </w:pPr>
             <w:r>
               <w:t xml:space="preserve">✅ Teoría (puntos 1-2) + 🔥 Fireside Chat (punto 9)</w:t>
@@ -18039,6 +18742,7 @@
           <w:p>
             <w:pPr>
               <w:pStyle w:val="Compact"/>
+              <w:jc w:val="left"/>
             </w:pPr>
             <w:r>
               <w:t xml:space="preserve">b)</w:t>
@@ -18050,6 +18754,7 @@
           <w:p>
             <w:pPr>
               <w:pStyle w:val="Compact"/>
+              <w:jc w:val="left"/>
             </w:pPr>
             <w:r>
               <w:t xml:space="preserve">Se ha utilizado NAT para realizar la traducción estática de direcciones de red</w:t>
@@ -18061,6 +18766,7 @@
           <w:p>
             <w:pPr>
               <w:pStyle w:val="Compact"/>
+              <w:jc w:val="left"/>
             </w:pPr>
             <w:r>
               <w:t xml:space="preserve">✅ Punto 3 + ⚡ Laboratorio (punto 9)</w:t>
@@ -18074,6 +18780,7 @@
           <w:p>
             <w:pPr>
               <w:pStyle w:val="Compact"/>
+              <w:jc w:val="left"/>
             </w:pPr>
             <w:r>
               <w:t xml:space="preserve">c)</w:t>
@@ -18085,6 +18792,7 @@
           <w:p>
             <w:pPr>
               <w:pStyle w:val="Compact"/>
+              <w:jc w:val="left"/>
             </w:pPr>
             <w:r>
               <w:t xml:space="preserve">Se ha utilizado NAT para realizar la traducción dinámica de direcciones de red</w:t>
@@ -18096,6 +18804,7 @@
           <w:p>
             <w:pPr>
               <w:pStyle w:val="Compact"/>
+              <w:jc w:val="left"/>
             </w:pPr>
             <w:r>
               <w:t xml:space="preserve">✅ Puntos 3-4 + ⚡ Laboratorio (punto 9)</w:t>
@@ -18109,6 +18818,7 @@
           <w:p>
             <w:pPr>
               <w:pStyle w:val="Compact"/>
+              <w:jc w:val="left"/>
             </w:pPr>
             <w:r>
               <w:t xml:space="preserve">d)</w:t>
@@ -18120,6 +18830,7 @@
           <w:p>
             <w:pPr>
               <w:pStyle w:val="Compact"/>
+              <w:jc w:val="left"/>
             </w:pPr>
             <w:r>
               <w:t xml:space="preserve">Se han descrito las características de las tecnologías «Frame Relay», RDSI y ADSL</w:t>
@@ -18131,6 +18842,7 @@
           <w:p>
             <w:pPr>
               <w:pStyle w:val="Compact"/>
+              <w:jc w:val="left"/>
             </w:pPr>
             <w:r>
               <w:t xml:space="preserve">✅ Punto 7 (WAN heredada)</w:t>
@@ -18144,6 +18856,7 @@
           <w:p>
             <w:pPr>
               <w:pStyle w:val="Compact"/>
+              <w:jc w:val="left"/>
             </w:pPr>
             <w:r>
               <w:t xml:space="preserve">e)</w:t>
@@ -18155,6 +18868,7 @@
           <w:p>
             <w:pPr>
               <w:pStyle w:val="Compact"/>
+              <w:jc w:val="left"/>
             </w:pPr>
             <w:r>
               <w:t xml:space="preserve">Se han descrito las analogías y diferencias entre las tecnologías «Wifi» y «Wimax»</w:t>
@@ -18166,6 +18880,7 @@
           <w:p>
             <w:pPr>
               <w:pStyle w:val="Compact"/>
+              <w:jc w:val="left"/>
             </w:pPr>
             <w:r>
               <w:t xml:space="preserve">✅ Punto 7 (estándares 802.11)</w:t>
@@ -18179,6 +18894,7 @@
           <w:p>
             <w:pPr>
               <w:pStyle w:val="Compact"/>
+              <w:jc w:val="left"/>
             </w:pPr>
             <w:r>
               <w:t xml:space="preserve">f)</w:t>
@@ -18190,6 +18906,7 @@
           <w:p>
             <w:pPr>
               <w:pStyle w:val="Compact"/>
+              <w:jc w:val="left"/>
             </w:pPr>
             <w:r>
               <w:t xml:space="preserve">Se han descrito las características de las tecnologías UMTS y HSDPA</w:t>
@@ -18201,6 +18918,7 @@
           <w:p>
             <w:pPr>
               <w:pStyle w:val="Compact"/>
+              <w:jc w:val="left"/>
             </w:pPr>
             <w:r>
               <w:t xml:space="preserve">✅ Punto 7 (móvil 3G/3.5G)</w:t>
@@ -18250,7 +18968,7 @@
       <w:r>
         <w:t xml:space="preserve"> </w:t>
       </w:r>
-      <w:hyperlink r:id="rId35">
+      <w:hyperlink r:id="rId46">
         <w:r>
           <w:rPr>
             <w:rStyle w:val="Hyperlink"/>
@@ -18277,7 +18995,7 @@
       <w:r>
         <w:t xml:space="preserve"> </w:t>
       </w:r>
-      <w:hyperlink r:id="rId18">
+      <w:hyperlink r:id="rId29">
         <w:r>
           <w:rPr>
             <w:rStyle w:val="Hyperlink"/>
@@ -18304,7 +19022,7 @@
       <w:r>
         <w:t xml:space="preserve"> </w:t>
       </w:r>
-      <w:hyperlink r:id="rId24">
+      <w:hyperlink r:id="rId35">
         <w:r>
           <w:rPr>
             <w:rStyle w:val="Hyperlink"/>
@@ -18313,13 +19031,9 @@
         </w:r>
       </w:hyperlink>
     </w:p>
-    <w:bookmarkEnd w:id="125"/>
-    <w:bookmarkEnd w:id="126"/>
-    <w:sectPr>
-      <w:footnotePr>
-        <w:numRestart w:val="eachSect"/>
-      </w:footnotePr>
-    </w:sectPr>
+    <w:bookmarkEnd w:id="136"/>
+    <w:bookmarkEnd w:id="137"/>
+    <w:sectPr/>
   </w:body>
 </w:document>
 </file>
@@ -18357,7 +19071,7 @@
       <w:lvlText w:val=" "/>
       <w:lvlJc w:val="left"/>
       <w:pPr>
-        <w:ind w:left="720" w:hanging="360"/>
+        <w:ind w:left="720" w:hanging="480"/>
       </w:pPr>
     </w:lvl>
     <w:lvl w:ilvl="1">
@@ -18365,7 +19079,7 @@
       <w:lvlText w:val=" "/>
       <w:lvlJc w:val="left"/>
       <w:pPr>
-        <w:ind w:left="1440" w:hanging="360"/>
+        <w:ind w:left="1440" w:hanging="480"/>
       </w:pPr>
     </w:lvl>
     <w:lvl w:ilvl="2">
@@ -18373,7 +19087,7 @@
       <w:lvlText w:val=" "/>
       <w:lvlJc w:val="left"/>
       <w:pPr>
-        <w:ind w:left="2160" w:hanging="360"/>
+        <w:ind w:left="2160" w:hanging="480"/>
       </w:pPr>
     </w:lvl>
     <w:lvl w:ilvl="3">
@@ -18381,7 +19095,7 @@
       <w:lvlText w:val=" "/>
       <w:lvlJc w:val="left"/>
       <w:pPr>
-        <w:ind w:left="2880" w:hanging="360"/>
+        <w:ind w:left="2880" w:hanging="480"/>
       </w:pPr>
     </w:lvl>
     <w:lvl w:ilvl="4">
@@ -18389,7 +19103,7 @@
       <w:lvlText w:val=" "/>
       <w:lvlJc w:val="left"/>
       <w:pPr>
-        <w:ind w:left="3600" w:hanging="360"/>
+        <w:ind w:left="3600" w:hanging="480"/>
       </w:pPr>
     </w:lvl>
     <w:lvl w:ilvl="5">
@@ -18397,7 +19111,7 @@
       <w:lvlText w:val=" "/>
       <w:lvlJc w:val="left"/>
       <w:pPr>
-        <w:ind w:left="4320" w:hanging="360"/>
+        <w:ind w:left="4320" w:hanging="480"/>
       </w:pPr>
     </w:lvl>
     <w:lvl w:ilvl="6">
@@ -18405,7 +19119,7 @@
       <w:lvlText w:val=" "/>
       <w:lvlJc w:val="left"/>
       <w:pPr>
-        <w:ind w:left="5040" w:hanging="360"/>
+        <w:ind w:left="5040" w:hanging="480"/>
       </w:pPr>
     </w:lvl>
     <w:lvl w:ilvl="7">
@@ -18413,7 +19127,7 @@
       <w:lvlText w:val=" "/>
       <w:lvlJc w:val="left"/>
       <w:pPr>
-        <w:ind w:left="5760" w:hanging="360"/>
+        <w:ind w:left="5760" w:hanging="480"/>
       </w:pPr>
     </w:lvl>
     <w:lvl w:ilvl="8">
@@ -18421,7 +19135,7 @@
       <w:lvlText w:val=" "/>
       <w:lvlJc w:val="left"/>
       <w:pPr>
-        <w:ind w:left="6480" w:hanging="360"/>
+        <w:ind w:left="6480" w:hanging="480"/>
       </w:pPr>
     </w:lvl>
   </w:abstractNum>
@@ -18430,102 +19144,75 @@
     <w:multiLevelType w:val="multilevel"/>
     <w:lvl w:ilvl="0">
       <w:numFmt w:val="bullet"/>
-      <w:lvlText w:val=""/>
+      <w:lvlText w:val="•"/>
       <w:lvlJc w:val="left"/>
       <w:pPr>
-        <w:ind w:left="720" w:hanging="360"/>
-      </w:pPr>
-      <w:rPr>
-        <w:rFonts w:ascii="Symbol" w:hAnsi="Symbol" w:cs="Symbol" w:hint="default"/>
-      </w:rPr>
+        <w:ind w:left="720" w:hanging="480"/>
+      </w:pPr>
     </w:lvl>
     <w:lvl w:ilvl="1">
       <w:numFmt w:val="bullet"/>
-      <w:lvlText w:val="o"/>
+      <w:lvlText w:val="–"/>
       <w:lvlJc w:val="left"/>
       <w:pPr>
-        <w:ind w:left="1440" w:hanging="360"/>
-      </w:pPr>
-      <w:rPr>
-        <w:rFonts w:ascii="Courier New" w:hAnsi="Courier New" w:cs="Courier New" w:hint="default"/>
-      </w:rPr>
+        <w:ind w:left="1440" w:hanging="480"/>
+      </w:pPr>
     </w:lvl>
     <w:lvl w:ilvl="2">
       <w:numFmt w:val="bullet"/>
-      <w:lvlText w:val=""/>
+      <w:lvlText w:val="•"/>
       <w:lvlJc w:val="left"/>
       <w:pPr>
-        <w:ind w:left="2160" w:hanging="360"/>
-      </w:pPr>
-      <w:rPr>
-        <w:rFonts w:ascii="Wingdings" w:hAnsi="Wingdings" w:cs="Wingdings" w:hint="default"/>
-      </w:rPr>
+        <w:ind w:left="2160" w:hanging="480"/>
+      </w:pPr>
     </w:lvl>
     <w:lvl w:ilvl="3">
       <w:numFmt w:val="bullet"/>
-      <w:lvlText w:val=""/>
+      <w:lvlText w:val="–"/>
       <w:lvlJc w:val="left"/>
       <w:pPr>
-        <w:ind w:left="2880" w:hanging="360"/>
-      </w:pPr>
-      <w:rPr>
-        <w:rFonts w:ascii="Symbol" w:hAnsi="Symbol" w:cs="Symbol" w:hint="default"/>
-      </w:rPr>
+        <w:ind w:left="2880" w:hanging="480"/>
+      </w:pPr>
     </w:lvl>
     <w:lvl w:ilvl="4">
       <w:numFmt w:val="bullet"/>
-      <w:lvlText w:val="o"/>
+      <w:lvlText w:val="•"/>
       <w:lvlJc w:val="left"/>
       <w:pPr>
-        <w:ind w:left="3600" w:hanging="360"/>
-      </w:pPr>
-      <w:rPr>
-        <w:rFonts w:ascii="Courier New" w:hAnsi="Courier New" w:cs="Courier New" w:hint="default"/>
-      </w:rPr>
+        <w:ind w:left="3600" w:hanging="480"/>
+      </w:pPr>
     </w:lvl>
     <w:lvl w:ilvl="5">
       <w:numFmt w:val="bullet"/>
-      <w:lvlText w:val=""/>
+      <w:lvlText w:val="–"/>
       <w:lvlJc w:val="left"/>
       <w:pPr>
-        <w:ind w:left="4320" w:hanging="360"/>
-      </w:pPr>
-      <w:rPr>
-        <w:rFonts w:ascii="Wingdings" w:hAnsi="Wingdings" w:cs="Wingdings" w:hint="default"/>
-      </w:rPr>
+        <w:ind w:left="4320" w:hanging="480"/>
+      </w:pPr>
     </w:lvl>
     <w:lvl w:ilvl="6">
       <w:numFmt w:val="bullet"/>
-      <w:lvlText w:val=""/>
+      <w:lvlText w:val="•"/>
       <w:lvlJc w:val="left"/>
       <w:pPr>
-        <w:ind w:left="5040" w:hanging="360"/>
-      </w:pPr>
-      <w:rPr>
-        <w:rFonts w:ascii="Symbol" w:hAnsi="Symbol" w:cs="Symbol" w:hint="default"/>
-      </w:rPr>
+        <w:ind w:left="5040" w:hanging="480"/>
+      </w:pPr>
     </w:lvl>
     <w:lvl w:ilvl="7">
       <w:numFmt w:val="bullet"/>
-      <w:lvlText w:val="o"/>
+      <w:lvlText w:val="–"/>
       <w:lvlJc w:val="left"/>
       <w:pPr>
-        <w:ind w:left="5760" w:hanging="360"/>
-      </w:pPr>
-      <w:rPr>
-        <w:rFonts w:ascii="Courier New" w:hAnsi="Courier New" w:cs="Courier New" w:hint="default"/>
-      </w:rPr>
+        <w:ind w:left="5760" w:hanging="480"/>
+      </w:pPr>
     </w:lvl>
     <w:lvl w:ilvl="8">
       <w:numFmt w:val="bullet"/>
-      <w:lvlText w:val=""/>
+      <w:lvlText w:val="•"/>
       <w:lvlJc w:val="left"/>
       <w:pPr>
-        <w:ind w:left="6480" w:hanging="360"/>
-      </w:pPr>
-      <w:rPr>
-        <w:rFonts w:ascii="Wingdings" w:hAnsi="Wingdings" w:cs="Wingdings" w:hint="default"/>
-      </w:rPr>
+        <w:ind w:left="6480" w:hanging="480"/>
+      </w:pPr>
     </w:lvl>
   </w:abstractNum>
   <w:abstractNum w:abstractNumId="99411">
@@ -18537,7 +19224,7 @@
       <w:lvlText w:val="%1."/>
       <w:lvlJc w:val="left"/>
       <w:pPr>
-        <w:ind w:left="720" w:hanging="360"/>
+        <w:ind w:left="720" w:hanging="480"/>
       </w:pPr>
     </w:lvl>
     <w:lvl w:ilvl="1">
@@ -18546,7 +19233,7 @@
       <w:lvlText w:val="%2."/>
       <w:lvlJc w:val="left"/>
       <w:pPr>
-        <w:ind w:left="1440" w:hanging="360"/>
+        <w:ind w:left="1440" w:hanging="480"/>
       </w:pPr>
     </w:lvl>
     <w:lvl w:ilvl="2">
@@ -18555,7 +19242,7 @@
       <w:lvlText w:val="%3."/>
       <w:lvlJc w:val="left"/>
       <w:pPr>
-        <w:ind w:left="2160" w:hanging="360"/>
+        <w:ind w:left="2160" w:hanging="480"/>
       </w:pPr>
     </w:lvl>
     <w:lvl w:ilvl="3">
@@ -18564,7 +19251,7 @@
       <w:lvlText w:val="%4."/>
       <w:lvlJc w:val="left"/>
       <w:pPr>
-        <w:ind w:left="2880" w:hanging="360"/>
+        <w:ind w:left="2880" w:hanging="480"/>
       </w:pPr>
     </w:lvl>
     <w:lvl w:ilvl="4">
@@ -18573,7 +19260,7 @@
       <w:lvlText w:val="%5."/>
       <w:lvlJc w:val="left"/>
       <w:pPr>
-        <w:ind w:left="3600" w:hanging="360"/>
+        <w:ind w:left="3600" w:hanging="480"/>
       </w:pPr>
     </w:lvl>
     <w:lvl w:ilvl="5">
@@ -18582,7 +19269,7 @@
       <w:lvlText w:val="%6."/>
       <w:lvlJc w:val="left"/>
       <w:pPr>
-        <w:ind w:left="4320" w:hanging="360"/>
+        <w:ind w:left="4320" w:hanging="480"/>
       </w:pPr>
     </w:lvl>
     <w:lvl w:ilvl="6">
@@ -18591,7 +19278,7 @@
       <w:lvlText w:val="%7."/>
       <w:lvlJc w:val="left"/>
       <w:pPr>
-        <w:ind w:left="5040" w:hanging="360"/>
+        <w:ind w:left="5040" w:hanging="480"/>
       </w:pPr>
     </w:lvl>
     <w:lvl w:ilvl="7">
@@ -18600,7 +19287,7 @@
       <w:lvlText w:val="%8."/>
       <w:lvlJc w:val="left"/>
       <w:pPr>
-        <w:ind w:left="5760" w:hanging="360"/>
+        <w:ind w:left="5760" w:hanging="480"/>
       </w:pPr>
     </w:lvl>
     <w:lvl w:ilvl="8">
@@ -18609,7 +19296,7 @@
       <w:lvlText w:val="%9."/>
       <w:lvlJc w:val="left"/>
       <w:pPr>
-        <w:ind w:left="6480" w:hanging="360"/>
+        <w:ind w:left="6480" w:hanging="480"/>
       </w:pPr>
     </w:lvl>
   </w:abstractNum>
@@ -18622,7 +19309,7 @@
       <w:lvlText w:val="%1)"/>
       <w:lvlJc w:val="left"/>
       <w:pPr>
-        <w:ind w:left="720" w:hanging="360"/>
+        <w:ind w:left="720" w:hanging="480"/>
       </w:pPr>
     </w:lvl>
     <w:lvl w:ilvl="1">
@@ -18631,7 +19318,7 @@
       <w:lvlText w:val="%2)"/>
       <w:lvlJc w:val="left"/>
       <w:pPr>
-        <w:ind w:left="1440" w:hanging="360"/>
+        <w:ind w:left="1440" w:hanging="480"/>
       </w:pPr>
     </w:lvl>
     <w:lvl w:ilvl="2">
@@ -18640,7 +19327,7 @@
       <w:lvlText w:val="%3)"/>
       <w:lvlJc w:val="left"/>
       <w:pPr>
-        <w:ind w:left="2160" w:hanging="360"/>
+        <w:ind w:left="2160" w:hanging="480"/>
       </w:pPr>
     </w:lvl>
     <w:lvl w:ilvl="3">
@@ -18649,7 +19336,7 @@
       <w:lvlText w:val="%4)"/>
       <w:lvlJc w:val="left"/>
       <w:pPr>
-        <w:ind w:left="2880" w:hanging="360"/>
+        <w:ind w:left="2880" w:hanging="480"/>
       </w:pPr>
     </w:lvl>
     <w:lvl w:ilvl="4">
@@ -18658,7 +19345,7 @@
       <w:lvlText w:val="%5)"/>
       <w:lvlJc w:val="left"/>
       <w:pPr>
-        <w:ind w:left="3600" w:hanging="360"/>
+        <w:ind w:left="3600" w:hanging="480"/>
       </w:pPr>
     </w:lvl>
     <w:lvl w:ilvl="5">
@@ -18667,7 +19354,7 @@
       <w:lvlText w:val="%6)"/>
       <w:lvlJc w:val="left"/>
       <w:pPr>
-        <w:ind w:left="4320" w:hanging="360"/>
+        <w:ind w:left="4320" w:hanging="480"/>
       </w:pPr>
     </w:lvl>
     <w:lvl w:ilvl="6">
@@ -18676,7 +19363,7 @@
       <w:lvlText w:val="%7)"/>
       <w:lvlJc w:val="left"/>
       <w:pPr>
-        <w:ind w:left="5040" w:hanging="360"/>
+        <w:ind w:left="5040" w:hanging="480"/>
       </w:pPr>
     </w:lvl>
     <w:lvl w:ilvl="7">
@@ -18685,7 +19372,7 @@
       <w:lvlText w:val="%8)"/>
       <w:lvlJc w:val="left"/>
       <w:pPr>
-        <w:ind w:left="5760" w:hanging="360"/>
+        <w:ind w:left="5760" w:hanging="480"/>
       </w:pPr>
     </w:lvl>
     <w:lvl w:ilvl="8">
@@ -18694,7 +19381,7 @@
       <w:lvlText w:val="%9)"/>
       <w:lvlJc w:val="left"/>
       <w:pPr>
-        <w:ind w:left="6480" w:hanging="360"/>
+        <w:ind w:left="6480" w:hanging="480"/>
       </w:pPr>
     </w:lvl>
   </w:abstractNum>
@@ -19474,10 +20161,10 @@
   <w:docDefaults>
     <w:rPrDefault>
       <w:rPr>
-        <w:rFonts w:asciiTheme="minorHAnsi" w:cstheme="minorBidi" w:eastAsiaTheme="minorEastAsia" w:hAnsiTheme="minorHAnsi"/>
+        <w:rFonts w:asciiTheme="minorHAnsi" w:cstheme="minorBidi" w:eastAsiaTheme="minorHAnsi" w:hAnsiTheme="minorHAnsi"/>
         <w:sz w:val="24"/>
         <w:szCs w:val="24"/>
-        <w:lang w:bidi="ar-SA" w:eastAsia="zh-CN" w:val="es-ES"/>
+        <w:lang w:bidi="ar-SA" w:eastAsia="en-US" w:val="es-ES"/>
       </w:rPr>
     </w:rPrDefault>
     <w:pPrDefault>
@@ -19518,94 +20205,57 @@
     <w:name w:val="Title"/>
     <w:basedOn w:val="Normal"/>
     <w:next w:val="BodyText"/>
-    <w:link w:val="TitleChar"/>
-    <w:uiPriority w:val="10"/>
     <w:qFormat/>
-    <w:rsid w:val="00A10FD9"/>
     <w:pPr>
-      <w:spacing w:after="80" w:line="240" w:lineRule="auto"/>
-      <w:contextualSpacing/>
+      <w:keepNext/>
+      <w:keepLines/>
+      <w:spacing w:after="240" w:before="480"/>
       <w:jc w:val="center"/>
     </w:pPr>
     <w:rPr>
       <w:rFonts w:asciiTheme="majorHAnsi" w:cstheme="majorBidi" w:eastAsiaTheme="majorEastAsia" w:hAnsiTheme="majorHAnsi"/>
-      <w:sz w:val="56"/>
-      <w:szCs w:val="56"/>
-    </w:rPr>
-  </w:style>
-  <w:style w:customStyle="1" w:styleId="TitleChar" w:type="character">
-    <w:name w:val="Title Char"/>
-    <w:basedOn w:val="DefaultParagraphFont"/>
-    <w:link w:val="Title"/>
-    <w:uiPriority w:val="10"/>
-    <w:rsid w:val="00A10FD9"/>
-    <w:rPr>
-      <w:rFonts w:asciiTheme="majorHAnsi" w:cstheme="majorBidi" w:eastAsiaTheme="majorEastAsia" w:hAnsiTheme="majorHAnsi"/>
-      <w:sz w:val="56"/>
-      <w:szCs w:val="56"/>
+      <w:b/>
+      <w:bCs/>
+      <w:color w:themeColor="accent1" w:themeShade="B5" w:val="345A8A"/>
+      <w:sz w:val="36"/>
+      <w:szCs w:val="36"/>
     </w:rPr>
   </w:style>
   <w:style w:styleId="Subtitle" w:type="paragraph">
     <w:name w:val="Subtitle"/>
     <w:basedOn w:val="Title"/>
     <w:next w:val="BodyText"/>
-    <w:link w:val="SubtitleChar"/>
-    <w:uiPriority w:val="11"/>
     <w:qFormat/>
-    <w:rsid w:val="00A10FD9"/>
     <w:pPr>
-      <w:numPr>
-        <w:ilvl w:val="1"/>
-      </w:numPr>
+      <w:keepNext/>
+      <w:keepLines/>
+      <w:spacing w:after="240" w:before="240"/>
+      <w:jc w:val="center"/>
     </w:pPr>
     <w:rPr>
-      <w:rFonts w:cstheme="majorBidi" w:eastAsiaTheme="majorEastAsia"/>
-      <w:spacing w:val="15"/>
-      <w:sz w:val="28"/>
-      <w:szCs w:val="28"/>
-    </w:rPr>
-  </w:style>
-  <w:style w:customStyle="1" w:styleId="SubtitleChar" w:type="character">
-    <w:name w:val="Subtitle Char"/>
-    <w:basedOn w:val="DefaultParagraphFont"/>
-    <w:link w:val="Subtitle"/>
-    <w:uiPriority w:val="11"/>
-    <w:rsid w:val="00A10FD9"/>
-    <w:rPr>
-      <w:rFonts w:cstheme="majorBidi" w:eastAsiaTheme="majorEastAsia"/>
-      <w:color w:themeColor="text1" w:themeTint="A6" w:val="595959"/>
-      <w:spacing w:val="15"/>
-      <w:sz w:val="28"/>
-      <w:szCs w:val="28"/>
+      <w:sz w:val="30"/>
+      <w:szCs w:val="30"/>
     </w:rPr>
   </w:style>
   <w:style w:customStyle="1" w:styleId="Author" w:type="paragraph">
     <w:name w:val="Author"/>
-    <w:basedOn w:val="Title"/>
     <w:next w:val="BodyText"/>
     <w:qFormat/>
     <w:pPr>
       <w:keepNext/>
       <w:keepLines/>
+      <w:jc w:val="center"/>
     </w:pPr>
-    <w:rPr>
-      <w:sz w:val="24"/>
-      <w:szCs w:val="24"/>
-    </w:rPr>
   </w:style>
   <w:style w:styleId="Date" w:type="paragraph">
     <w:name w:val="Date"/>
-    <w:basedOn w:val="Title"/>
     <w:next w:val="BodyText"/>
     <w:qFormat/>
     <w:pPr>
       <w:keepNext/>
       <w:keepLines/>
+      <w:jc w:val="center"/>
     </w:pPr>
-    <w:rPr>
-      <w:sz w:val="24"/>
-      <w:szCs w:val="24"/>
-    </w:rPr>
   </w:style>
   <w:style w:customStyle="1" w:styleId="AbstractTitle" w:type="paragraph">
     <w:name w:val="Abstract Title"/>
@@ -19620,6 +20270,7 @@
     </w:pPr>
     <w:rPr>
       <w:b/>
+      <w:color w:val="345A8A"/>
       <w:sz w:val="20"/>
       <w:szCs w:val="20"/>
     </w:rPr>
@@ -19648,321 +20299,191 @@
     <w:rPr/>
   </w:style>
   <w:style w:styleId="Heading1" w:type="paragraph">
-    <w:name w:val="heading 1"/>
+    <w:name w:val="Heading 1"/>
     <w:basedOn w:val="Normal"/>
     <w:next w:val="BodyText"/>
-    <w:link w:val="Heading1Char"/>
     <w:uiPriority w:val="9"/>
     <w:qFormat/>
-    <w:rsid w:val="00A10FD9"/>
     <w:pPr>
       <w:keepNext/>
       <w:keepLines/>
-      <w:spacing w:after="80" w:before="360"/>
+      <w:spacing w:after="0" w:before="480"/>
       <w:outlineLvl w:val="0"/>
     </w:pPr>
     <w:rPr>
       <w:rFonts w:asciiTheme="majorHAnsi" w:cstheme="majorBidi" w:eastAsiaTheme="majorEastAsia" w:hAnsiTheme="majorHAnsi"/>
-      <w:color w:themeColor="accent1" w:themeShade="BF" w:val="0F4761"/>
-      <w:sz w:val="40"/>
-      <w:szCs w:val="40"/>
+      <w:b/>
+      <w:bCs/>
+      <w:color w:themeColor="accent1" w:val="4F81BD"/>
+      <w:sz w:val="32"/>
+      <w:szCs w:val="32"/>
     </w:rPr>
   </w:style>
   <w:style w:styleId="Heading2" w:type="paragraph">
-    <w:name w:val="heading 2"/>
+    <w:name w:val="Heading 2"/>
     <w:basedOn w:val="Normal"/>
     <w:next w:val="BodyText"/>
-    <w:link w:val="Heading2Char"/>
     <w:uiPriority w:val="9"/>
-    <w:semiHidden/>
     <w:unhideWhenUsed/>
     <w:qFormat/>
-    <w:rsid w:val="00A10FD9"/>
     <w:pPr>
       <w:keepNext/>
       <w:keepLines/>
-      <w:spacing w:after="80" w:before="160"/>
+      <w:spacing w:after="0" w:before="200"/>
       <w:outlineLvl w:val="1"/>
     </w:pPr>
     <w:rPr>
       <w:rFonts w:asciiTheme="majorHAnsi" w:cstheme="majorBidi" w:eastAsiaTheme="majorEastAsia" w:hAnsiTheme="majorHAnsi"/>
-      <w:color w:themeColor="accent1" w:themeShade="BF" w:val="0F4761"/>
-      <w:sz w:val="32"/>
-      <w:szCs w:val="32"/>
-    </w:rPr>
-  </w:style>
-  <w:style w:styleId="Heading3" w:type="paragraph">
-    <w:name w:val="heading 3"/>
-    <w:basedOn w:val="Normal"/>
-    <w:next w:val="BodyText"/>
-    <w:link w:val="Heading3Char"/>
-    <w:uiPriority w:val="9"/>
-    <w:semiHidden/>
-    <w:unhideWhenUsed/>
-    <w:qFormat/>
-    <w:rsid w:val="00A10FD9"/>
-    <w:pPr>
-      <w:keepNext/>
-      <w:keepLines/>
-      <w:spacing w:after="80" w:before="160"/>
-      <w:outlineLvl w:val="2"/>
-    </w:pPr>
-    <w:rPr>
-      <w:rFonts w:cstheme="majorBidi" w:eastAsiaTheme="majorEastAsia"/>
-      <w:color w:themeColor="accent1" w:themeShade="BF" w:val="0F4761"/>
+      <w:b/>
+      <w:bCs/>
+      <w:color w:themeColor="accent1" w:val="4F81BD"/>
       <w:sz w:val="28"/>
       <w:szCs w:val="28"/>
     </w:rPr>
   </w:style>
-  <w:style w:styleId="Heading4" w:type="paragraph">
-    <w:name w:val="heading 4"/>
+  <w:style w:styleId="Heading3" w:type="paragraph">
+    <w:name w:val="Heading 3"/>
     <w:basedOn w:val="Normal"/>
     <w:next w:val="BodyText"/>
-    <w:link w:val="Heading4Char"/>
     <w:uiPriority w:val="9"/>
-    <w:semiHidden/>
     <w:unhideWhenUsed/>
     <w:qFormat/>
-    <w:rsid w:val="00A10FD9"/>
     <w:pPr>
       <w:keepNext/>
       <w:keepLines/>
-      <w:spacing w:after="40" w:before="80"/>
+      <w:spacing w:after="0" w:before="200"/>
+      <w:outlineLvl w:val="2"/>
+    </w:pPr>
+    <w:rPr>
+      <w:rFonts w:asciiTheme="majorHAnsi" w:cstheme="majorBidi" w:eastAsiaTheme="majorEastAsia" w:hAnsiTheme="majorHAnsi"/>
+      <w:b/>
+      <w:bCs/>
+      <w:color w:themeColor="accent1" w:val="4F81BD"/>
+      <w:sz w:val="24"/>
+      <w:szCs w:val="24"/>
+    </w:rPr>
+  </w:style>
+  <w:style w:styleId="Heading4" w:type="paragraph">
+    <w:name w:val="Heading 4"/>
+    <w:basedOn w:val="Normal"/>
+    <w:next w:val="BodyText"/>
+    <w:uiPriority w:val="9"/>
+    <w:unhideWhenUsed/>
+    <w:qFormat/>
+    <w:pPr>
+      <w:keepNext/>
+      <w:keepLines/>
+      <w:spacing w:after="0" w:before="200"/>
       <w:outlineLvl w:val="3"/>
     </w:pPr>
     <w:rPr>
-      <w:rFonts w:cstheme="majorBidi" w:eastAsiaTheme="majorEastAsia"/>
+      <w:rFonts w:asciiTheme="majorHAnsi" w:cstheme="majorBidi" w:eastAsiaTheme="majorEastAsia" w:hAnsiTheme="majorHAnsi"/>
+      <w:bCs/>
       <w:i/>
-      <w:iCs/>
-      <w:color w:themeColor="accent1" w:themeShade="BF" w:val="0F4761"/>
+      <w:color w:themeColor="accent1" w:val="4F81BD"/>
+      <w:sz w:val="24"/>
+      <w:szCs w:val="24"/>
     </w:rPr>
   </w:style>
   <w:style w:styleId="Heading5" w:type="paragraph">
-    <w:name w:val="heading 5"/>
+    <w:name w:val="Heading 5"/>
     <w:basedOn w:val="Normal"/>
     <w:next w:val="BodyText"/>
-    <w:link w:val="Heading5Char"/>
     <w:uiPriority w:val="9"/>
-    <w:semiHidden/>
     <w:unhideWhenUsed/>
     <w:qFormat/>
-    <w:rsid w:val="00A10FD9"/>
     <w:pPr>
       <w:keepNext/>
       <w:keepLines/>
-      <w:spacing w:after="40" w:before="80"/>
+      <w:spacing w:after="0" w:before="200"/>
       <w:outlineLvl w:val="4"/>
     </w:pPr>
     <w:rPr>
-      <w:rFonts w:cstheme="majorBidi" w:eastAsiaTheme="majorEastAsia"/>
-      <w:color w:themeColor="accent1" w:themeShade="BF" w:val="0F4761"/>
+      <w:rFonts w:asciiTheme="majorHAnsi" w:cstheme="majorBidi" w:eastAsiaTheme="majorEastAsia" w:hAnsiTheme="majorHAnsi"/>
+      <w:iCs/>
+      <w:color w:themeColor="accent1" w:val="4F81BD"/>
+      <w:sz w:val="24"/>
+      <w:szCs w:val="24"/>
     </w:rPr>
   </w:style>
   <w:style w:styleId="Heading6" w:type="paragraph">
-    <w:name w:val="heading 6"/>
+    <w:name w:val="Heading 6"/>
     <w:basedOn w:val="Normal"/>
     <w:next w:val="BodyText"/>
-    <w:link w:val="Heading6Char"/>
     <w:uiPriority w:val="9"/>
-    <w:semiHidden/>
     <w:unhideWhenUsed/>
     <w:qFormat/>
-    <w:rsid w:val="00A10FD9"/>
     <w:pPr>
       <w:keepNext/>
       <w:keepLines/>
-      <w:spacing w:after="0" w:before="40"/>
+      <w:spacing w:after="0" w:before="200"/>
       <w:outlineLvl w:val="5"/>
     </w:pPr>
     <w:rPr>
-      <w:rFonts w:cstheme="majorBidi" w:eastAsiaTheme="majorEastAsia"/>
-      <w:i/>
-      <w:iCs/>
-      <w:color w:themeColor="text1" w:themeTint="A6" w:val="595959"/>
+      <w:rFonts w:asciiTheme="majorHAnsi" w:cstheme="majorBidi" w:eastAsiaTheme="majorEastAsia" w:hAnsiTheme="majorHAnsi"/>
+      <w:color w:themeColor="accent1" w:val="4F81BD"/>
+      <w:sz w:val="24"/>
+      <w:szCs w:val="24"/>
     </w:rPr>
   </w:style>
   <w:style w:styleId="Heading7" w:type="paragraph">
-    <w:name w:val="heading 7"/>
+    <w:name w:val="Heading 7"/>
     <w:basedOn w:val="Normal"/>
     <w:next w:val="BodyText"/>
-    <w:link w:val="Heading7Char"/>
     <w:uiPriority w:val="9"/>
-    <w:semiHidden/>
     <w:unhideWhenUsed/>
     <w:qFormat/>
-    <w:rsid w:val="00A10FD9"/>
     <w:pPr>
       <w:keepNext/>
       <w:keepLines/>
-      <w:spacing w:after="0" w:before="40"/>
+      <w:spacing w:after="0" w:before="200"/>
       <w:outlineLvl w:val="6"/>
     </w:pPr>
     <w:rPr>
-      <w:rFonts w:cstheme="majorBidi" w:eastAsiaTheme="majorEastAsia"/>
-      <w:color w:themeColor="text1" w:themeTint="A6" w:val="595959"/>
+      <w:rFonts w:asciiTheme="majorHAnsi" w:cstheme="majorBidi" w:eastAsiaTheme="majorEastAsia" w:hAnsiTheme="majorHAnsi"/>
+      <w:color w:themeColor="accent1" w:val="4F81BD"/>
+      <w:sz w:val="24"/>
+      <w:szCs w:val="24"/>
     </w:rPr>
   </w:style>
   <w:style w:styleId="Heading8" w:type="paragraph">
-    <w:name w:val="heading 8"/>
+    <w:name w:val="Heading 8"/>
     <w:basedOn w:val="Normal"/>
     <w:next w:val="BodyText"/>
-    <w:link w:val="Heading8Char"/>
     <w:uiPriority w:val="9"/>
-    <w:semiHidden/>
     <w:unhideWhenUsed/>
     <w:qFormat/>
-    <w:rsid w:val="00A10FD9"/>
     <w:pPr>
       <w:keepNext/>
       <w:keepLines/>
-      <w:spacing w:after="0"/>
+      <w:spacing w:after="0" w:before="200"/>
       <w:outlineLvl w:val="7"/>
     </w:pPr>
     <w:rPr>
-      <w:rFonts w:cstheme="majorBidi" w:eastAsiaTheme="majorEastAsia"/>
-      <w:i/>
-      <w:iCs/>
-      <w:color w:themeColor="text1" w:themeTint="D8" w:val="272727"/>
+      <w:rFonts w:asciiTheme="majorHAnsi" w:cstheme="majorBidi" w:eastAsiaTheme="majorEastAsia" w:hAnsiTheme="majorHAnsi"/>
+      <w:color w:themeColor="accent1" w:val="4F81BD"/>
+      <w:sz w:val="24"/>
+      <w:szCs w:val="24"/>
     </w:rPr>
   </w:style>
   <w:style w:styleId="Heading9" w:type="paragraph">
-    <w:name w:val="heading 9"/>
+    <w:name w:val="Heading 9"/>
     <w:basedOn w:val="Normal"/>
     <w:next w:val="BodyText"/>
-    <w:link w:val="Heading9Char"/>
     <w:uiPriority w:val="9"/>
-    <w:semiHidden/>
     <w:unhideWhenUsed/>
     <w:qFormat/>
-    <w:rsid w:val="00A10FD9"/>
     <w:pPr>
       <w:keepNext/>
       <w:keepLines/>
-      <w:spacing w:after="0"/>
+      <w:spacing w:after="0" w:before="200"/>
       <w:outlineLvl w:val="8"/>
     </w:pPr>
     <w:rPr>
-      <w:rFonts w:cstheme="majorBidi" w:eastAsiaTheme="majorEastAsia"/>
-      <w:color w:themeColor="text1" w:themeTint="D8" w:val="272727"/>
-    </w:rPr>
-  </w:style>
-  <w:style w:customStyle="1" w:styleId="Heading1Char" w:type="character">
-    <w:name w:val="Heading 1 Char"/>
-    <w:basedOn w:val="DefaultParagraphFont"/>
-    <w:link w:val="Heading1"/>
-    <w:uiPriority w:val="9"/>
-    <w:rsid w:val="00A10FD9"/>
-    <w:rPr>
       <w:rFonts w:asciiTheme="majorHAnsi" w:cstheme="majorBidi" w:eastAsiaTheme="majorEastAsia" w:hAnsiTheme="majorHAnsi"/>
-      <w:color w:themeColor="accent1" w:themeShade="BF" w:val="0F4761"/>
-      <w:sz w:val="40"/>
-      <w:szCs w:val="40"/>
-    </w:rPr>
-  </w:style>
-  <w:style w:customStyle="1" w:styleId="Heading2Char" w:type="character">
-    <w:name w:val="Heading 2 Char"/>
-    <w:basedOn w:val="DefaultParagraphFont"/>
-    <w:link w:val="Heading2"/>
-    <w:uiPriority w:val="9"/>
-    <w:semiHidden/>
-    <w:rsid w:val="00A10FD9"/>
-    <w:rPr>
-      <w:rFonts w:asciiTheme="majorHAnsi" w:cstheme="majorBidi" w:eastAsiaTheme="majorEastAsia" w:hAnsiTheme="majorHAnsi"/>
-      <w:color w:themeColor="accent1" w:themeShade="BF" w:val="0F4761"/>
-      <w:sz w:val="32"/>
-      <w:szCs w:val="32"/>
-    </w:rPr>
-  </w:style>
-  <w:style w:customStyle="1" w:styleId="Heading3Char" w:type="character">
-    <w:name w:val="Heading 3 Char"/>
-    <w:basedOn w:val="DefaultParagraphFont"/>
-    <w:link w:val="Heading3"/>
-    <w:uiPriority w:val="9"/>
-    <w:semiHidden/>
-    <w:rsid w:val="00A10FD9"/>
-    <w:rPr>
-      <w:rFonts w:cstheme="majorBidi" w:eastAsiaTheme="majorEastAsia"/>
-      <w:color w:themeColor="accent1" w:themeShade="BF" w:val="0F4761"/>
-      <w:sz w:val="28"/>
-      <w:szCs w:val="28"/>
-    </w:rPr>
-  </w:style>
-  <w:style w:customStyle="1" w:styleId="Heading4Char" w:type="character">
-    <w:name w:val="Heading 4 Char"/>
-    <w:basedOn w:val="DefaultParagraphFont"/>
-    <w:link w:val="Heading4"/>
-    <w:uiPriority w:val="9"/>
-    <w:semiHidden/>
-    <w:rsid w:val="00A10FD9"/>
-    <w:rPr>
-      <w:rFonts w:cstheme="majorBidi" w:eastAsiaTheme="majorEastAsia"/>
-      <w:i/>
-      <w:iCs/>
-      <w:color w:themeColor="accent1" w:themeShade="BF" w:val="0F4761"/>
-    </w:rPr>
-  </w:style>
-  <w:style w:customStyle="1" w:styleId="Heading5Char" w:type="character">
-    <w:name w:val="Heading 5 Char"/>
-    <w:basedOn w:val="DefaultParagraphFont"/>
-    <w:link w:val="Heading5"/>
-    <w:uiPriority w:val="9"/>
-    <w:semiHidden/>
-    <w:rsid w:val="00A10FD9"/>
-    <w:rPr>
-      <w:rFonts w:cstheme="majorBidi" w:eastAsiaTheme="majorEastAsia"/>
-      <w:color w:themeColor="accent1" w:themeShade="BF" w:val="0F4761"/>
-    </w:rPr>
-  </w:style>
-  <w:style w:customStyle="1" w:styleId="Heading6Char" w:type="character">
-    <w:name w:val="Heading 6 Char"/>
-    <w:basedOn w:val="DefaultParagraphFont"/>
-    <w:link w:val="Heading6"/>
-    <w:uiPriority w:val="9"/>
-    <w:semiHidden/>
-    <w:rsid w:val="00A10FD9"/>
-    <w:rPr>
-      <w:rFonts w:cstheme="majorBidi" w:eastAsiaTheme="majorEastAsia"/>
-      <w:i/>
-      <w:iCs/>
-      <w:color w:themeColor="text1" w:themeTint="A6" w:val="595959"/>
-    </w:rPr>
-  </w:style>
-  <w:style w:customStyle="1" w:styleId="Heading7Char" w:type="character">
-    <w:name w:val="Heading 7 Char"/>
-    <w:basedOn w:val="DefaultParagraphFont"/>
-    <w:link w:val="Heading7"/>
-    <w:uiPriority w:val="9"/>
-    <w:semiHidden/>
-    <w:rsid w:val="00A10FD9"/>
-    <w:rPr>
-      <w:rFonts w:cstheme="majorBidi" w:eastAsiaTheme="majorEastAsia"/>
-      <w:color w:themeColor="text1" w:themeTint="A6" w:val="595959"/>
-    </w:rPr>
-  </w:style>
-  <w:style w:customStyle="1" w:styleId="Heading8Char" w:type="character">
-    <w:name w:val="Heading 8 Char"/>
-    <w:basedOn w:val="DefaultParagraphFont"/>
-    <w:link w:val="Heading8"/>
-    <w:uiPriority w:val="9"/>
-    <w:semiHidden/>
-    <w:rsid w:val="00A10FD9"/>
-    <w:rPr>
-      <w:rFonts w:cstheme="majorBidi" w:eastAsiaTheme="majorEastAsia"/>
-      <w:i/>
-      <w:iCs/>
-      <w:color w:themeColor="text1" w:themeTint="D8" w:val="272727"/>
-    </w:rPr>
-  </w:style>
-  <w:style w:customStyle="1" w:styleId="Heading9Char" w:type="character">
-    <w:name w:val="Heading 9 Char"/>
-    <w:basedOn w:val="DefaultParagraphFont"/>
-    <w:link w:val="Heading9"/>
-    <w:uiPriority w:val="9"/>
-    <w:semiHidden/>
-    <w:rsid w:val="00A10FD9"/>
-    <w:rPr>
-      <w:rFonts w:cstheme="majorBidi" w:eastAsiaTheme="majorEastAsia"/>
-      <w:color w:themeColor="text1" w:themeTint="D8" w:val="272727"/>
+      <w:color w:themeColor="accent1" w:val="4F81BD"/>
+      <w:sz w:val="24"/>
+      <w:szCs w:val="24"/>
     </w:rPr>
   </w:style>
   <w:style w:styleId="BlockText" w:type="paragraph">
@@ -19987,8 +20508,8 @@
   </w:style>
   <w:style w:styleId="FootnoteBlockText" w:type="paragraph">
     <w:name w:val="Footnote Block Text"/>
-    <w:basedOn w:val="FootnoteText"/>
-    <w:next w:val="FootnoteText"/>
+    <w:basedOn w:val="Footnote Text"/>
+    <w:next w:val="Footnote Text"/>
     <w:uiPriority w:val="9"/>
     <w:unhideWhenUsed/>
     <w:qFormat/>
@@ -20018,6 +20539,13 @@
       </w:tblCellMar>
     </w:tblPr>
     <w:tblStylePr w:type="firstRow">
+      <w:tblPr>
+        <w:jc w:val="left"/>
+        <w:tblInd w:type="dxa" w:w="0"/>
+      </w:tblPr>
+      <w:trPr>
+        <w:jc w:val="left"/>
+      </w:trPr>
       <w:tcPr>
         <w:tcBorders>
           <w:bottom w:val="single"/>
@@ -20373,44 +20901,44 @@
         <a:sysClr val="window" lastClr="FFFFFF"/>
       </a:lt1>
       <a:dk2>
-        <a:srgbClr val="0E2841"/>
+        <a:srgbClr val="1F497D"/>
       </a:dk2>
       <a:lt2>
-        <a:srgbClr val="E8E8E8"/>
+        <a:srgbClr val="EEECE1"/>
       </a:lt2>
       <a:accent1>
-        <a:srgbClr val="156082"/>
+        <a:srgbClr val="4F81BD"/>
       </a:accent1>
       <a:accent2>
-        <a:srgbClr val="E97132"/>
+        <a:srgbClr val="C0504D"/>
       </a:accent2>
       <a:accent3>
-        <a:srgbClr val="196B24"/>
+        <a:srgbClr val="9BBB59"/>
       </a:accent3>
       <a:accent4>
-        <a:srgbClr val="0F9ED5"/>
+        <a:srgbClr val="8064A2"/>
       </a:accent4>
       <a:accent5>
-        <a:srgbClr val="A02B93"/>
+        <a:srgbClr val="4BACC6"/>
       </a:accent5>
       <a:accent6>
-        <a:srgbClr val="4EA72E"/>
+        <a:srgbClr val="F79646"/>
       </a:accent6>
       <a:hlink>
-        <a:srgbClr val="467886"/>
+        <a:srgbClr val="0000FF"/>
       </a:hlink>
       <a:folHlink>
-        <a:srgbClr val="96607D"/>
+        <a:srgbClr val="800080"/>
       </a:folHlink>
     </a:clrScheme>
     <a:fontScheme name="Office">
       <a:majorFont>
-        <a:latin typeface="Aptos Display" panose="02110004020202020204"/>
+        <a:latin typeface="Calibri"/>
         <a:ea typeface=""/>
         <a:cs typeface=""/>
-        <a:font script="Jpan" typeface="游ゴシック Light"/>
+        <a:font script="Jpan" typeface="ＭＳ ゴシック"/>
         <a:font script="Hang" typeface="맑은 고딕"/>
-        <a:font script="Hans" typeface="等线 Light"/>
+        <a:font script="Hans" typeface="宋体"/>
         <a:font script="Hant" typeface="新細明體"/>
         <a:font script="Arab" typeface="Times New Roman"/>
         <a:font script="Hebr" typeface="Times New Roman"/>
@@ -20437,32 +20965,14 @@
         <a:font script="Mong" typeface="Mongolian Baiti"/>
         <a:font script="Viet" typeface="Times New Roman"/>
         <a:font script="Uigh" typeface="Microsoft Uighur"/>
-        <a:font script="Geor" typeface="Sylfaen"/>
-        <a:font script="Armn" typeface="Arial"/>
-        <a:font script="Bugi" typeface="Leelawadee UI"/>
-        <a:font script="Bopo" typeface="Microsoft JhengHei"/>
-        <a:font script="Java" typeface="Javanese Text"/>
-        <a:font script="Lisu" typeface="Segoe UI"/>
-        <a:font script="Mymr" typeface="Myanmar Text"/>
-        <a:font script="Nkoo" typeface="Ebrima"/>
-        <a:font script="Olck" typeface="Nirmala UI"/>
-        <a:font script="Osma" typeface="Ebrima"/>
-        <a:font script="Phag" typeface="Phagspa"/>
-        <a:font script="Syrn" typeface="Estrangelo Edessa"/>
-        <a:font script="Syrj" typeface="Estrangelo Edessa"/>
-        <a:font script="Syre" typeface="Estrangelo Edessa"/>
-        <a:font script="Sora" typeface="Nirmala UI"/>
-        <a:font script="Tale" typeface="Microsoft Tai Le"/>
-        <a:font script="Talu" typeface="Microsoft New Tai Lue"/>
-        <a:font script="Tfng" typeface="Ebrima"/>
       </a:majorFont>
       <a:minorFont>
-        <a:latin typeface="Aptos" panose="02110004020202020204"/>
+        <a:latin typeface="Cambria"/>
         <a:ea typeface=""/>
         <a:cs typeface=""/>
-        <a:font script="Jpan" typeface="游明朝"/>
+        <a:font script="Jpan" typeface="ＭＳ 明朝"/>
         <a:font script="Hang" typeface="맑은 고딕"/>
-        <a:font script="Hans" typeface="等线"/>
+        <a:font script="Hans" typeface="宋体"/>
         <a:font script="Hant" typeface="新細明體"/>
         <a:font script="Arab" typeface="Arial"/>
         <a:font script="Hebr" typeface="Arial"/>
@@ -20489,24 +20999,6 @@
         <a:font script="Mong" typeface="Mongolian Baiti"/>
         <a:font script="Viet" typeface="Arial"/>
         <a:font script="Uigh" typeface="Microsoft Uighur"/>
-        <a:font script="Geor" typeface="Sylfaen"/>
-        <a:font script="Armn" typeface="Arial"/>
-        <a:font script="Bugi" typeface="Leelawadee UI"/>
-        <a:font script="Bopo" typeface="Microsoft JhengHei"/>
-        <a:font script="Java" typeface="Javanese Text"/>
-        <a:font script="Lisu" typeface="Segoe UI"/>
-        <a:font script="Mymr" typeface="Myanmar Text"/>
-        <a:font script="Nkoo" typeface="Ebrima"/>
-        <a:font script="Olck" typeface="Nirmala UI"/>
-        <a:font script="Osma" typeface="Ebrima"/>
-        <a:font script="Phag" typeface="Phagspa"/>
-        <a:font script="Syrn" typeface="Estrangelo Edessa"/>
-        <a:font script="Syrj" typeface="Estrangelo Edessa"/>
-        <a:font script="Syre" typeface="Estrangelo Edessa"/>
-        <a:font script="Sora" typeface="Nirmala UI"/>
-        <a:font script="Tale" typeface="Microsoft Tai Le"/>
-        <a:font script="Talu" typeface="Microsoft New Tai Lue"/>
-        <a:font script="Tfng" typeface="Ebrima"/>
       </a:minorFont>
     </a:fontScheme>
     <a:fmtScheme name="Office">
@@ -20518,141 +21010,200 @@
           <a:gsLst>
             <a:gs pos="0">
               <a:schemeClr val="phClr">
-                <a:lumMod val="110000"/>
-                <a:satMod val="105000"/>
-                <a:tint val="67000"/>
+                <a:tint val="50000"/>
+                <a:satMod val="300000"/>
               </a:schemeClr>
             </a:gs>
-            <a:gs pos="50000">
+            <a:gs pos="35000">
               <a:schemeClr val="phClr">
-                <a:lumMod val="105000"/>
-                <a:satMod val="103000"/>
-                <a:tint val="73000"/>
+                <a:tint val="37000"/>
+                <a:satMod val="300000"/>
               </a:schemeClr>
             </a:gs>
             <a:gs pos="100000">
               <a:schemeClr val="phClr">
-                <a:lumMod val="105000"/>
-                <a:satMod val="109000"/>
-                <a:tint val="81000"/>
+                <a:tint val="15000"/>
+                <a:satMod val="350000"/>
               </a:schemeClr>
             </a:gs>
           </a:gsLst>
-          <a:lin ang="5400000" scaled="0"/>
+          <a:lin ang="16200000" scaled="1"/>
         </a:gradFill>
         <a:gradFill rotWithShape="1">
           <a:gsLst>
             <a:gs pos="0">
               <a:schemeClr val="phClr">
-                <a:satMod val="103000"/>
-                <a:lumMod val="102000"/>
-                <a:tint val="94000"/>
-              </a:schemeClr>
-            </a:gs>
-            <a:gs pos="50000">
-              <a:schemeClr val="phClr">
-                <a:satMod val="110000"/>
-                <a:lumMod val="100000"/>
+                <a:tint val="100000"/>
                 <a:shade val="100000"/>
+                <a:satMod val="130000"/>
               </a:schemeClr>
             </a:gs>
             <a:gs pos="100000">
               <a:schemeClr val="phClr">
-                <a:lumMod val="99000"/>
-                <a:satMod val="120000"/>
-                <a:shade val="78000"/>
+                <a:tint val="50000"/>
+                <a:shade val="100000"/>
+                <a:satMod val="350000"/>
               </a:schemeClr>
             </a:gs>
           </a:gsLst>
-          <a:lin ang="5400000" scaled="0"/>
+          <a:lin ang="16200000" scaled="0"/>
         </a:gradFill>
       </a:fillStyleLst>
       <a:lnStyleLst>
-        <a:ln w="6350" cap="flat" cmpd="sng" algn="ctr">
+        <a:ln w="9525" cap="flat" cmpd="sng" algn="ctr">
+          <a:solidFill>
+            <a:schemeClr val="phClr">
+              <a:shade val="95000"/>
+              <a:satMod val="105000"/>
+            </a:schemeClr>
+          </a:solidFill>
+          <a:prstDash val="solid"/>
+        </a:ln>
+        <a:ln w="25400" cap="flat" cmpd="sng" algn="ctr">
           <a:solidFill>
             <a:schemeClr val="phClr"/>
           </a:solidFill>
           <a:prstDash val="solid"/>
-          <a:miter lim="800000"/>
         </a:ln>
-        <a:ln w="12700" cap="flat" cmpd="sng" algn="ctr">
+        <a:ln w="38100" cap="flat" cmpd="sng" algn="ctr">
           <a:solidFill>
             <a:schemeClr val="phClr"/>
           </a:solidFill>
           <a:prstDash val="solid"/>
-          <a:miter lim="800000"/>
-        </a:ln>
-        <a:ln w="19050" cap="flat" cmpd="sng" algn="ctr">
-          <a:solidFill>
-            <a:schemeClr val="phClr"/>
-          </a:solidFill>
-          <a:prstDash val="solid"/>
-          <a:miter lim="800000"/>
         </a:ln>
       </a:lnStyleLst>
       <a:effectStyleLst>
         <a:effectStyle>
-          <a:effectLst/>
-        </a:effectStyle>
-        <a:effectStyle>
-          <a:effectLst/>
+          <a:effectLst>
+            <a:outerShdw blurRad="40000" dist="20000" dir="5400000" rotWithShape="0">
+              <a:srgbClr val="000000">
+                <a:alpha val="38000"/>
+              </a:srgbClr>
+            </a:outerShdw>
+          </a:effectLst>
         </a:effectStyle>
         <a:effectStyle>
           <a:effectLst>
-            <a:outerShdw blurRad="57150" dist="19050" dir="5400000" algn="ctr" rotWithShape="0">
+            <a:outerShdw blurRad="40000" dist="23000" dir="5400000" rotWithShape="0">
               <a:srgbClr val="000000">
-                <a:alpha val="63000"/>
+                <a:alpha val="35000"/>
               </a:srgbClr>
             </a:outerShdw>
           </a:effectLst>
+        </a:effectStyle>
+        <a:effectStyle>
+          <a:effectLst>
+            <a:outerShdw blurRad="40000" dist="23000" dir="5400000" rotWithShape="0">
+              <a:srgbClr val="000000">
+                <a:alpha val="35000"/>
+              </a:srgbClr>
+            </a:outerShdw>
+          </a:effectLst>
+          <a:scene3d>
+            <a:camera prst="orthographicFront">
+              <a:rot lat="0" lon="0" rev="0"/>
+            </a:camera>
+            <a:lightRig rig="threePt" dir="t">
+              <a:rot lat="0" lon="0" rev="1200000"/>
+            </a:lightRig>
+          </a:scene3d>
+          <a:sp3d>
+            <a:bevelT w="63500" h="25400"/>
+          </a:sp3d>
         </a:effectStyle>
       </a:effectStyleLst>
       <a:bgFillStyleLst>
         <a:solidFill>
           <a:schemeClr val="phClr"/>
         </a:solidFill>
-        <a:solidFill>
-          <a:schemeClr val="phClr">
-            <a:tint val="95000"/>
-            <a:satMod val="170000"/>
-          </a:schemeClr>
-        </a:solidFill>
         <a:gradFill rotWithShape="1">
           <a:gsLst>
             <a:gs pos="0">
               <a:schemeClr val="phClr">
-                <a:tint val="93000"/>
-                <a:satMod val="150000"/>
-                <a:shade val="98000"/>
-                <a:lumMod val="102000"/>
+                <a:tint val="40000"/>
+                <a:satMod val="350000"/>
               </a:schemeClr>
             </a:gs>
-            <a:gs pos="50000">
+            <a:gs pos="40000">
               <a:schemeClr val="phClr">
-                <a:tint val="98000"/>
-                <a:satMod val="130000"/>
-                <a:shade val="90000"/>
-                <a:lumMod val="103000"/>
+                <a:tint val="45000"/>
+                <a:shade val="99000"/>
+                <a:satMod val="350000"/>
               </a:schemeClr>
             </a:gs>
             <a:gs pos="100000">
               <a:schemeClr val="phClr">
-                <a:shade val="63000"/>
-                <a:satMod val="120000"/>
+                <a:shade val="20000"/>
+                <a:satMod val="255000"/>
               </a:schemeClr>
             </a:gs>
           </a:gsLst>
-          <a:lin ang="5400000" scaled="0"/>
+          <a:path path="circle">
+            <a:fillToRect l="50000" t="-80000" r="50000" b="180000"/>
+          </a:path>
+        </a:gradFill>
+        <a:gradFill rotWithShape="1">
+          <a:gsLst>
+            <a:gs pos="0">
+              <a:schemeClr val="phClr">
+                <a:tint val="80000"/>
+                <a:satMod val="300000"/>
+              </a:schemeClr>
+            </a:gs>
+            <a:gs pos="100000">
+              <a:schemeClr val="phClr">
+                <a:shade val="30000"/>
+                <a:satMod val="200000"/>
+              </a:schemeClr>
+            </a:gs>
+          </a:gsLst>
+          <a:path path="circle">
+            <a:fillToRect l="50000" t="50000" r="50000" b="50000"/>
+          </a:path>
         </a:gradFill>
       </a:bgFillStyleLst>
     </a:fmtScheme>
   </a:themeElements>
-  <a:objectDefaults/>
+  <a:objectDefaults>
+    <a:spDef>
+      <a:spPr/>
+      <a:bodyPr/>
+      <a:lstStyle/>
+      <a:style>
+        <a:lnRef idx="1">
+          <a:schemeClr val="accent1"/>
+        </a:lnRef>
+        <a:fillRef idx="3">
+          <a:schemeClr val="accent1"/>
+        </a:fillRef>
+        <a:effectRef idx="2">
+          <a:schemeClr val="accent1"/>
+        </a:effectRef>
+        <a:fontRef idx="minor">
+          <a:schemeClr val="lt1"/>
+        </a:fontRef>
+      </a:style>
+    </a:spDef>
+    <a:lnDef>
+      <a:spPr/>
+      <a:bodyPr/>
+      <a:lstStyle/>
+      <a:style>
+        <a:lnRef idx="2">
+          <a:schemeClr val="accent1"/>
+        </a:lnRef>
+        <a:fillRef idx="0">
+          <a:schemeClr val="accent1"/>
+        </a:fillRef>
+        <a:effectRef idx="1">
+          <a:schemeClr val="accent1"/>
+        </a:effectRef>
+        <a:fontRef idx="minor">
+          <a:schemeClr val="tx1"/>
+        </a:fontRef>
+      </a:style>
+    </a:lnDef>
+  </a:objectDefaults>
   <a:extraClrSchemeLst/>
-  <a:extLst>
-    <a:ext uri="{05A4C25C-085E-4340-85A3-A5531E510DB2}">
-      <thm15:themeFamily xmlns:thm15="http://schemas.microsoft.com/office/thememl/2012/main" name="Office Theme" id="{2E142A2C-CD16-42D6-873A-C26D2A0506FA}" vid="{1BDDFF52-6CD6-40A5-AB3C-68EB2F1E4D0A}"/>
-    </a:ext>
-  </a:extLst>
 </a:theme>
 </file>
--- a/docx/10-nat-pat/10-nat-pat.docx
+++ b/docx/10-nat-pat/10-nat-pat.docx
@@ -28,7 +28,7 @@
         </w:p>
       </w:sdtContent>
     </w:sdt>
-    <w:bookmarkStart w:id="37" w:name="nat-y-pat"/>
+    <w:bookmarkStart w:id="26" w:name="nat-y-pat"/>
     <w:p>
       <w:pPr>
         <w:pStyle w:val="Heading1"/>
@@ -114,7 +114,7 @@
       <w:r>
         <w:t xml:space="preserve"> </w:t>
       </w:r>
-      <w:hyperlink r:id="rId20">
+      <w:hyperlink r:id="rId9">
         <w:r>
           <w:rPr>
             <w:rStyle w:val="Hyperlink"/>
@@ -154,7 +154,7 @@
         </w:pict>
       </w:r>
     </w:p>
-    <w:bookmarkStart w:id="21" w:name="objetivo-de-la-unidad"/>
+    <w:bookmarkStart w:id="10" w:name="objetivo-de-la-unidad"/>
     <w:p>
       <w:pPr>
         <w:pStyle w:val="Heading2"/>
@@ -262,8 +262,8 @@
         </w:pict>
       </w:r>
     </w:p>
-    <w:bookmarkEnd w:id="21"/>
-    <w:bookmarkStart w:id="31" w:name="mapa-de-la-unidad"/>
+    <w:bookmarkEnd w:id="10"/>
+    <w:bookmarkStart w:id="20" w:name="mapa-de-la-unidad"/>
     <w:p>
       <w:pPr>
         <w:pStyle w:val="Heading2"/>
@@ -276,7 +276,6 @@
       <w:tblPr>
         <w:tblStyle w:val="Table"/>
         <w:tblW w:type="pct" w:w="5000"/>
-        <w:jc w:val="left"/>
         <w:tblLayout w:type="fixed"/>
         <w:tblLook w:firstRow="1" w:lastRow="0" w:firstColumn="0" w:lastColumn="0" w:noHBand="0" w:noVBand="0" w:val="0020"/>
       </w:tblPr>
@@ -294,7 +293,6 @@
           <w:p>
             <w:pPr>
               <w:pStyle w:val="Compact"/>
-              <w:jc w:val="left"/>
             </w:pPr>
             <w:r>
               <w:t xml:space="preserve">Punto</w:t>
@@ -306,7 +304,6 @@
           <w:p>
             <w:pPr>
               <w:pStyle w:val="Compact"/>
-              <w:jc w:val="left"/>
             </w:pPr>
             <w:r>
               <w:t xml:space="preserve">Qué aprenderás</w:t>
@@ -318,7 +315,6 @@
           <w:p>
             <w:pPr>
               <w:pStyle w:val="Compact"/>
-              <w:jc w:val="left"/>
             </w:pPr>
             <w:r>
               <w:t xml:space="preserve">Nivel</w:t>
@@ -332,9 +328,8 @@
           <w:p>
             <w:pPr>
               <w:pStyle w:val="Compact"/>
-              <w:jc w:val="left"/>
-            </w:pPr>
-            <w:hyperlink r:id="rId22">
+            </w:pPr>
+            <w:hyperlink r:id="rId11">
               <w:r>
                 <w:rPr>
                   <w:rStyle w:val="Hyperlink"/>
@@ -349,7 +344,6 @@
           <w:p>
             <w:pPr>
               <w:pStyle w:val="Compact"/>
-              <w:jc w:val="left"/>
             </w:pPr>
             <w:r>
               <w:t xml:space="preserve">El problema de IPv4 y la idea del traductor</w:t>
@@ -361,7 +355,6 @@
           <w:p>
             <w:pPr>
               <w:pStyle w:val="Compact"/>
-              <w:jc w:val="left"/>
             </w:pPr>
             <w:r>
               <w:t xml:space="preserve">Todos</w:t>
@@ -375,9 +368,8 @@
           <w:p>
             <w:pPr>
               <w:pStyle w:val="Compact"/>
-              <w:jc w:val="left"/>
-            </w:pPr>
-            <w:hyperlink r:id="rId23">
+            </w:pPr>
+            <w:hyperlink r:id="rId12">
               <w:r>
                 <w:rPr>
                   <w:rStyle w:val="Hyperlink"/>
@@ -392,7 +384,6 @@
           <w:p>
             <w:pPr>
               <w:pStyle w:val="Compact"/>
-              <w:jc w:val="left"/>
             </w:pPr>
             <w:r>
               <w:t xml:space="preserve">Estático, dinámico y PAT a vista de pájaro</w:t>
@@ -404,7 +395,6 @@
           <w:p>
             <w:pPr>
               <w:pStyle w:val="Compact"/>
-              <w:jc w:val="left"/>
             </w:pPr>
             <w:r>
               <w:t xml:space="preserve">Todos</w:t>
@@ -418,9 +408,8 @@
           <w:p>
             <w:pPr>
               <w:pStyle w:val="Compact"/>
-              <w:jc w:val="left"/>
-            </w:pPr>
-            <w:hyperlink r:id="rId24">
+            </w:pPr>
+            <w:hyperlink r:id="rId13">
               <w:r>
                 <w:rPr>
                   <w:rStyle w:val="Hyperlink"/>
@@ -435,7 +424,6 @@
           <w:p>
             <w:pPr>
               <w:pStyle w:val="Compact"/>
-              <w:jc w:val="left"/>
             </w:pPr>
             <w:r>
               <w:t xml:space="preserve">Uno a uno y por pool</w:t>
@@ -447,7 +435,6 @@
           <w:p>
             <w:pPr>
               <w:pStyle w:val="Compact"/>
-              <w:jc w:val="left"/>
             </w:pPr>
             <w:r>
               <w:t xml:space="preserve">Todos</w:t>
@@ -461,9 +448,8 @@
           <w:p>
             <w:pPr>
               <w:pStyle w:val="Compact"/>
-              <w:jc w:val="left"/>
-            </w:pPr>
-            <w:hyperlink r:id="rId25">
+            </w:pPr>
+            <w:hyperlink r:id="rId14">
               <w:r>
                 <w:rPr>
                   <w:rStyle w:val="Hyperlink"/>
@@ -478,7 +464,6 @@
           <w:p>
             <w:pPr>
               <w:pStyle w:val="Compact"/>
-              <w:jc w:val="left"/>
             </w:pPr>
             <w:r>
               <w:t xml:space="preserve">Puertos como identificador, tabla de traducciones</w:t>
@@ -490,7 +475,6 @@
           <w:p>
             <w:pPr>
               <w:pStyle w:val="Compact"/>
-              <w:jc w:val="left"/>
             </w:pPr>
             <w:r>
               <w:t xml:space="preserve">Clave</w:t>
@@ -504,9 +488,8 @@
           <w:p>
             <w:pPr>
               <w:pStyle w:val="Compact"/>
-              <w:jc w:val="left"/>
-            </w:pPr>
-            <w:hyperlink r:id="rId26">
+            </w:pPr>
+            <w:hyperlink r:id="rId15">
               <w:r>
                 <w:rPr>
                   <w:rStyle w:val="Hyperlink"/>
@@ -521,7 +504,6 @@
           <w:p>
             <w:pPr>
               <w:pStyle w:val="Compact"/>
-              <w:jc w:val="left"/>
             </w:pPr>
             <w:r>
               <w:t xml:space="preserve">Port forwarding: publicar servicios</w:t>
@@ -533,7 +515,6 @@
           <w:p>
             <w:pPr>
               <w:pStyle w:val="Compact"/>
-              <w:jc w:val="left"/>
             </w:pPr>
             <w:r>
               <w:t xml:space="preserve">Todos</w:t>
@@ -547,9 +528,8 @@
           <w:p>
             <w:pPr>
               <w:pStyle w:val="Compact"/>
-              <w:jc w:val="left"/>
-            </w:pPr>
-            <w:hyperlink r:id="rId27">
+            </w:pPr>
+            <w:hyperlink r:id="rId16">
               <w:r>
                 <w:rPr>
                   <w:rStyle w:val="Hyperlink"/>
@@ -564,7 +544,6 @@
           <w:p>
             <w:pPr>
               <w:pStyle w:val="Compact"/>
-              <w:jc w:val="left"/>
             </w:pPr>
             <w:r>
               <w:t xml:space="preserve">show ip nat translations/statistics</w:t>
@@ -576,7 +555,6 @@
           <w:p>
             <w:pPr>
               <w:pStyle w:val="Compact"/>
-              <w:jc w:val="left"/>
             </w:pPr>
             <w:r>
               <w:t xml:space="preserve">Práctico</w:t>
@@ -590,9 +568,8 @@
           <w:p>
             <w:pPr>
               <w:pStyle w:val="Compact"/>
-              <w:jc w:val="left"/>
-            </w:pPr>
-            <w:hyperlink r:id="rId28">
+            </w:pPr>
+            <w:hyperlink r:id="rId17">
               <w:r>
                 <w:rPr>
                   <w:rStyle w:val="Hyperlink"/>
@@ -607,7 +584,6 @@
           <w:p>
             <w:pPr>
               <w:pStyle w:val="Compact"/>
-              <w:jc w:val="left"/>
             </w:pPr>
             <w:r>
               <w:t xml:space="preserve">Lo que NAT rompe y cómo se arregla</w:t>
@@ -619,7 +595,6 @@
           <w:p>
             <w:pPr>
               <w:pStyle w:val="Compact"/>
-              <w:jc w:val="left"/>
             </w:pPr>
             <w:r>
               <w:t xml:space="preserve">Clave</w:t>
@@ -633,9 +608,8 @@
           <w:p>
             <w:pPr>
               <w:pStyle w:val="Compact"/>
-              <w:jc w:val="left"/>
-            </w:pPr>
-            <w:hyperlink r:id="rId29">
+            </w:pPr>
+            <w:hyperlink r:id="rId18">
               <w:r>
                 <w:rPr>
                   <w:rStyle w:val="Hyperlink"/>
@@ -650,7 +624,6 @@
           <w:p>
             <w:pPr>
               <w:pStyle w:val="Compact"/>
-              <w:jc w:val="left"/>
             </w:pPr>
             <w:r>
               <w:t xml:space="preserve">El laboratorio paso a paso</w:t>
@@ -662,7 +635,6 @@
           <w:p>
             <w:pPr>
               <w:pStyle w:val="Compact"/>
-              <w:jc w:val="left"/>
             </w:pPr>
             <w:r>
               <w:t xml:space="preserve">Práctico</w:t>
@@ -676,9 +648,8 @@
           <w:p>
             <w:pPr>
               <w:pStyle w:val="Compact"/>
-              <w:jc w:val="left"/>
-            </w:pPr>
-            <w:hyperlink r:id="rId30">
+            </w:pPr>
+            <w:hyperlink r:id="rId19">
               <w:r>
                 <w:rPr>
                   <w:rStyle w:val="Hyperlink"/>
@@ -693,7 +664,6 @@
           <w:p>
             <w:pPr>
               <w:pStyle w:val="Compact"/>
-              <w:jc w:val="left"/>
             </w:pPr>
             <w:r>
               <w:t xml:space="preserve">Sé el NAT, Fireside, Laboratorio, Crucigrama…</w:t>
@@ -705,7 +675,6 @@
           <w:p>
             <w:pPr>
               <w:pStyle w:val="Compact"/>
-              <w:jc w:val="left"/>
             </w:pPr>
             <w:r>
               <w:t xml:space="preserve">Todos</w:t>
@@ -745,8 +714,8 @@
         </w:pict>
       </w:r>
     </w:p>
-    <w:bookmarkEnd w:id="31"/>
-    <w:bookmarkStart w:id="32" w:name="boletines-de-la-unidad"/>
+    <w:bookmarkEnd w:id="20"/>
+    <w:bookmarkStart w:id="21" w:name="boletines-de-la-unidad"/>
     <w:p>
       <w:pPr>
         <w:pStyle w:val="Heading2"/>
@@ -796,8 +765,8 @@
         </w:pict>
       </w:r>
     </w:p>
-    <w:bookmarkEnd w:id="32"/>
-    <w:bookmarkStart w:id="33" w:name="criterios-de-evaluación-cubiertos-ra7"/>
+    <w:bookmarkEnd w:id="21"/>
+    <w:bookmarkStart w:id="22" w:name="criterios-de-evaluación-cubiertos-ra7"/>
     <w:p>
       <w:pPr>
         <w:pStyle w:val="Heading2"/>
@@ -822,7 +791,6 @@
       <w:tblPr>
         <w:tblStyle w:val="Table"/>
         <w:tblW w:type="pct" w:w="5000"/>
-        <w:jc w:val="left"/>
         <w:tblLayout w:type="fixed"/>
         <w:tblLook w:firstRow="1" w:lastRow="0" w:firstColumn="0" w:lastColumn="0" w:noHBand="0" w:noVBand="0" w:val="0020"/>
       </w:tblPr>
@@ -840,7 +808,6 @@
           <w:p>
             <w:pPr>
               <w:pStyle w:val="Compact"/>
-              <w:jc w:val="left"/>
             </w:pPr>
             <w:r>
               <w:t xml:space="preserve">CE</w:t>
@@ -852,7 +819,6 @@
           <w:p>
             <w:pPr>
               <w:pStyle w:val="Compact"/>
-              <w:jc w:val="left"/>
             </w:pPr>
             <w:r>
               <w:t xml:space="preserve">Criterio</w:t>
@@ -864,7 +830,6 @@
           <w:p>
             <w:pPr>
               <w:pStyle w:val="Compact"/>
-              <w:jc w:val="left"/>
             </w:pPr>
             <w:r>
               <w:t xml:space="preserve">Dónde se cubre</w:t>
@@ -878,7 +843,6 @@
           <w:p>
             <w:pPr>
               <w:pStyle w:val="Compact"/>
-              <w:jc w:val="left"/>
             </w:pPr>
             <w:r>
               <w:t xml:space="preserve">a)</w:t>
@@ -890,7 +854,6 @@
           <w:p>
             <w:pPr>
               <w:pStyle w:val="Compact"/>
-              <w:jc w:val="left"/>
             </w:pPr>
             <w:r>
               <w:t xml:space="preserve">Se han descrito las ventajas e inconvenientes del uso de la traducción de direcciones de red (NAT)</w:t>
@@ -902,7 +865,6 @@
           <w:p>
             <w:pPr>
               <w:pStyle w:val="Compact"/>
-              <w:jc w:val="left"/>
             </w:pPr>
             <w:r>
               <w:t xml:space="preserve">✅ Teoría (puntos 1-2) + 🔥 Fireside Chat (punto 9)</w:t>
@@ -916,7 +878,6 @@
           <w:p>
             <w:pPr>
               <w:pStyle w:val="Compact"/>
-              <w:jc w:val="left"/>
             </w:pPr>
             <w:r>
               <w:t xml:space="preserve">b)</w:t>
@@ -928,7 +889,6 @@
           <w:p>
             <w:pPr>
               <w:pStyle w:val="Compact"/>
-              <w:jc w:val="left"/>
             </w:pPr>
             <w:r>
               <w:t xml:space="preserve">Se ha utilizado NAT para realizar la traducción estática de direcciones de red</w:t>
@@ -940,7 +900,6 @@
           <w:p>
             <w:pPr>
               <w:pStyle w:val="Compact"/>
-              <w:jc w:val="left"/>
             </w:pPr>
             <w:r>
               <w:t xml:space="preserve">✅ Punto 3 + ⚡ Laboratorio (punto 9)</w:t>
@@ -954,7 +913,6 @@
           <w:p>
             <w:pPr>
               <w:pStyle w:val="Compact"/>
-              <w:jc w:val="left"/>
             </w:pPr>
             <w:r>
               <w:t xml:space="preserve">c)</w:t>
@@ -966,7 +924,6 @@
           <w:p>
             <w:pPr>
               <w:pStyle w:val="Compact"/>
-              <w:jc w:val="left"/>
             </w:pPr>
             <w:r>
               <w:t xml:space="preserve">Se ha utilizado NAT para realizar la traducción dinámica de direcciones de red</w:t>
@@ -978,7 +935,6 @@
           <w:p>
             <w:pPr>
               <w:pStyle w:val="Compact"/>
-              <w:jc w:val="left"/>
             </w:pPr>
             <w:r>
               <w:t xml:space="preserve">✅ Puntos 3-4 + ⚡ Laboratorio (punto 9)</w:t>
@@ -992,7 +948,6 @@
           <w:p>
             <w:pPr>
               <w:pStyle w:val="Compact"/>
-              <w:jc w:val="left"/>
             </w:pPr>
             <w:r>
               <w:t xml:space="preserve">d)</w:t>
@@ -1004,7 +959,6 @@
           <w:p>
             <w:pPr>
               <w:pStyle w:val="Compact"/>
-              <w:jc w:val="left"/>
             </w:pPr>
             <w:r>
               <w:t xml:space="preserve">Se han descrito las características de las tecnologías «Frame Relay», RDSI y ADSL</w:t>
@@ -1016,7 +970,6 @@
           <w:p>
             <w:pPr>
               <w:pStyle w:val="Compact"/>
-              <w:jc w:val="left"/>
             </w:pPr>
             <w:r>
               <w:t xml:space="preserve">✅ Punto 7 (WAN heredada)</w:t>
@@ -1030,7 +983,6 @@
           <w:p>
             <w:pPr>
               <w:pStyle w:val="Compact"/>
-              <w:jc w:val="left"/>
             </w:pPr>
             <w:r>
               <w:t xml:space="preserve">e)</w:t>
@@ -1042,7 +994,6 @@
           <w:p>
             <w:pPr>
               <w:pStyle w:val="Compact"/>
-              <w:jc w:val="left"/>
             </w:pPr>
             <w:r>
               <w:t xml:space="preserve">Se han descrito las analogías y diferencias entre las tecnologías «Wifi» y «Wimax»</w:t>
@@ -1054,7 +1005,6 @@
           <w:p>
             <w:pPr>
               <w:pStyle w:val="Compact"/>
-              <w:jc w:val="left"/>
             </w:pPr>
             <w:r>
               <w:t xml:space="preserve">✅ Punto 7 (estándares 802.11)</w:t>
@@ -1068,7 +1018,6 @@
           <w:p>
             <w:pPr>
               <w:pStyle w:val="Compact"/>
-              <w:jc w:val="left"/>
             </w:pPr>
             <w:r>
               <w:t xml:space="preserve">f)</w:t>
@@ -1080,7 +1029,6 @@
           <w:p>
             <w:pPr>
               <w:pStyle w:val="Compact"/>
-              <w:jc w:val="left"/>
             </w:pPr>
             <w:r>
               <w:t xml:space="preserve">Se han descrito las características de las tecnologías UMTS y HSDPA</w:t>
@@ -1092,7 +1040,6 @@
           <w:p>
             <w:pPr>
               <w:pStyle w:val="Compact"/>
-              <w:jc w:val="left"/>
             </w:pPr>
             <w:r>
               <w:t xml:space="preserve">✅ Punto 7 (móvil 3G/3.5G)</w:t>
@@ -1132,8 +1079,8 @@
         </w:pict>
       </w:r>
     </w:p>
-    <w:bookmarkEnd w:id="33"/>
-    <w:bookmarkStart w:id="36" w:name="por-dónde-empiezo"/>
+    <w:bookmarkEnd w:id="22"/>
+    <w:bookmarkStart w:id="25" w:name="por-dónde-empiezo"/>
     <w:p>
       <w:pPr>
         <w:pStyle w:val="Heading2"/>
@@ -1156,7 +1103,7 @@
       <w:r>
         <w:t xml:space="preserve"> </w:t>
       </w:r>
-      <w:hyperlink r:id="rId34">
+      <w:hyperlink r:id="rId23">
         <w:r>
           <w:rPr>
             <w:rStyle w:val="Hyperlink"/>
@@ -1182,7 +1129,7 @@
       <w:r>
         <w:t xml:space="preserve"> </w:t>
       </w:r>
-      <w:hyperlink r:id="rId25">
+      <w:hyperlink r:id="rId14">
         <w:r>
           <w:rPr>
             <w:rStyle w:val="Hyperlink"/>
@@ -1211,7 +1158,7 @@
       <w:r>
         <w:t xml:space="preserve"> </w:t>
       </w:r>
-      <w:hyperlink r:id="rId22">
+      <w:hyperlink r:id="rId11">
         <w:r>
           <w:rPr>
             <w:rStyle w:val="Hyperlink"/>
@@ -1236,7 +1183,7 @@
         </w:rPr>
         <w:t xml:space="preserve"> </w:t>
       </w:r>
-      <w:hyperlink r:id="rId35">
+      <w:hyperlink r:id="rId24">
         <w:r>
           <w:rPr>
             <w:rStyle w:val="Hyperlink"/>
@@ -1254,9 +1201,9 @@
         <w:t xml:space="preserve">.</w:t>
       </w:r>
     </w:p>
-    <w:bookmarkEnd w:id="36"/>
-    <w:bookmarkEnd w:id="37"/>
-    <w:bookmarkStart w:id="48" w:name="qué-es-nat"/>
+    <w:bookmarkEnd w:id="25"/>
+    <w:bookmarkEnd w:id="26"/>
+    <w:bookmarkStart w:id="40" w:name="qué-es-nat"/>
     <w:p>
       <w:pPr>
         <w:pStyle w:val="Heading1"/>
@@ -1320,7 +1267,7 @@
         </w:pict>
       </w:r>
     </w:p>
-    <w:bookmarkStart w:id="38" w:name="la-idea-en-una-frase"/>
+    <w:bookmarkStart w:id="27" w:name="la-idea-en-una-frase"/>
     <w:p>
       <w:pPr>
         <w:pStyle w:val="Heading2"/>
@@ -1396,8 +1343,8 @@
         </w:pict>
       </w:r>
     </w:p>
-    <w:bookmarkEnd w:id="38"/>
-    <w:bookmarkStart w:id="41" w:name="por-qué-existe-nat"/>
+    <w:bookmarkEnd w:id="27"/>
+    <w:bookmarkStart w:id="33" w:name="por-qué-existe-nat"/>
     <w:p>
       <w:pPr>
         <w:pStyle w:val="Heading2"/>
@@ -1418,7 +1365,6 @@
       <w:tblPr>
         <w:tblStyle w:val="Table"/>
         <w:tblW w:type="pct" w:w="5000"/>
-        <w:jc w:val="left"/>
         <w:tblLayout w:type="fixed"/>
         <w:tblLook w:firstRow="1" w:lastRow="0" w:firstColumn="0" w:lastColumn="0" w:noHBand="0" w:noVBand="0" w:val="0020"/>
       </w:tblPr>
@@ -1435,7 +1381,6 @@
           <w:p>
             <w:pPr>
               <w:pStyle w:val="Compact"/>
-              <w:jc w:val="left"/>
             </w:pPr>
             <w:r>
               <w:t xml:space="preserve">Razón</w:t>
@@ -1447,7 +1392,6 @@
           <w:p>
             <w:pPr>
               <w:pStyle w:val="Compact"/>
-              <w:jc w:val="left"/>
             </w:pPr>
             <w:r>
               <w:t xml:space="preserve">Explicación</w:t>
@@ -1461,7 +1405,6 @@
           <w:p>
             <w:pPr>
               <w:pStyle w:val="Compact"/>
-              <w:jc w:val="left"/>
             </w:pPr>
             <w:r>
               <w:rPr>
@@ -1477,7 +1420,6 @@
           <w:p>
             <w:pPr>
               <w:pStyle w:val="Compact"/>
-              <w:jc w:val="left"/>
             </w:pPr>
             <w:r>
               <w:t xml:space="preserve">No hay suficientes IPs públicas para todos los dispositivos. NAT permite que muchas IPs privadas compartan una pública</w:t>
@@ -1491,7 +1433,6 @@
           <w:p>
             <w:pPr>
               <w:pStyle w:val="Compact"/>
-              <w:jc w:val="left"/>
             </w:pPr>
             <w:r>
               <w:rPr>
@@ -1507,7 +1448,6 @@
           <w:p>
             <w:pPr>
               <w:pStyle w:val="Compact"/>
-              <w:jc w:val="left"/>
             </w:pPr>
             <w:r>
               <w:t xml:space="preserve">Los dispositivos internos no son visibles directamente desde Internet</w:t>
@@ -1521,7 +1461,6 @@
           <w:p>
             <w:pPr>
               <w:pStyle w:val="Compact"/>
-              <w:jc w:val="left"/>
             </w:pPr>
             <w:r>
               <w:rPr>
@@ -1537,7 +1476,6 @@
           <w:p>
             <w:pPr>
               <w:pStyle w:val="Compact"/>
-              <w:jc w:val="left"/>
             </w:pPr>
             <w:r>
               <w:t xml:space="preserve">Puedes cambiar de ISP sin reconfigurar toda la LAN</w:t>
@@ -1546,7 +1484,7 @@
         </w:tc>
       </w:tr>
     </w:tbl>
-    <w:bookmarkStart w:id="39" w:name="Xf4a0267775d085c6e029eaef3e5961da3c60f50"/>
+    <w:bookmarkStart w:id="28" w:name="Xf4a0267775d085c6e029eaef3e5961da3c60f50"/>
     <w:p>
       <w:pPr>
         <w:pStyle w:val="Heading3"/>
@@ -1619,8 +1557,8 @@
         <w:t xml:space="preserve">las IPs privadas del RFC 1918 se pueden repetir en redes distintas. Lo que las hace únicas en el mundo es la IP pública que les asigna NAT.</w:t>
       </w:r>
     </w:p>
-    <w:bookmarkEnd w:id="39"/>
-    <w:bookmarkStart w:id="40" w:name="dónde-vive-nat"/>
+    <w:bookmarkEnd w:id="28"/>
+    <w:bookmarkStart w:id="32" w:name="dónde-vive-nat"/>
     <w:p>
       <w:pPr>
         <w:pStyle w:val="Heading3"/>
@@ -1647,62 +1585,7 @@
         <w:t xml:space="preserve">borde de tu red</w:t>
       </w:r>
       <w:r>
-        <w:t xml:space="preserve">: el router que conecta tu LAN con el ISP. Mira el viaje de un paquete con y sin NAT:</w:t>
-      </w:r>
-    </w:p>
-    <w:p>
-      <w:pPr>
-        <w:pStyle w:val="SourceCode"/>
-      </w:pPr>
-      <w:r>
-        <w:rPr>
-          <w:rStyle w:val="VerbatimChar"/>
-        </w:rPr>
-        <w:t xml:space="preserve">SIN NAT (ideal)                          CON NAT (realidad)</w:t>
-      </w:r>
-      <w:r>
-        <w:br/>
-      </w:r>
-      <w:r>
-        <w:rPr>
-          <w:rStyle w:val="VerbatimChar"/>
-        </w:rPr>
-        <w:t xml:space="preserve">┌──────┐        ┌────────┐        ┌──────┐        ┌────────┐</w:t>
-      </w:r>
-      <w:r>
-        <w:br/>
-      </w:r>
-      <w:r>
-        <w:rPr>
-          <w:rStyle w:val="VerbatimChar"/>
-        </w:rPr>
-        <w:t xml:space="preserve">│ PC   │────────│ Router │───────►│ PC   │────────│ Router │</w:t>
-      </w:r>
-      <w:r>
-        <w:br/>
-      </w:r>
-      <w:r>
-        <w:rPr>
-          <w:rStyle w:val="VerbatimChar"/>
-        </w:rPr>
-        <w:t xml:space="preserve">│ 8.8.8.1│  IP pública directa       │192.168.1.10│  NAT: traduce │</w:t>
-      </w:r>
-      <w:r>
-        <w:br/>
-      </w:r>
-      <w:r>
-        <w:rPr>
-          <w:rStyle w:val="VerbatimChar"/>
-        </w:rPr>
-        <w:t xml:space="preserve">└──────┘  sale tal cual              └──────┘  a 83.45.12.78</w:t>
-      </w:r>
-    </w:p>
-    <w:p>
-      <w:pPr>
-        <w:pStyle w:val="FirstParagraph"/>
-      </w:pPr>
-      <w:r>
-        <w:t xml:space="preserve">En el primer caso el PC sale con su IP tal cual (imposible a escala mundial). En el segundo, el router se queda con la IP pública y</w:t>
+        <w:t xml:space="preserve">: el router que conecta tu LAN con el ISP. Sin NAT, un PC privado saldría con su IP tal cual (imposible a escala mundial). Con NAT, el router se queda con la IP pública y</w:t>
       </w:r>
       <w:r>
         <w:t xml:space="preserve"> </w:t>
@@ -1737,19 +1620,77 @@
         <w:t xml:space="preserve"> </w:t>
       </w:r>
       <w:r>
-        <w:t xml:space="preserve">“</w:t>
-      </w:r>
-      <w:r>
-        <w:t xml:space="preserve">truco</w:t>
-      </w:r>
-      <w:r>
-        <w:t xml:space="preserve">”</w:t>
-      </w:r>
-      <w:r>
-        <w:t xml:space="preserve"> </w:t>
-      </w:r>
-      <w:r>
-        <w:t xml:space="preserve">de NAT ocurre en ese recuadro de la derecha.</w:t>
+        <w:t xml:space="preserve">“truco”</w:t>
+      </w:r>
+      <w:r>
+        <w:t xml:space="preserve"> </w:t>
+      </w:r>
+      <w:r>
+        <w:t xml:space="preserve">de NAT ocurre en ese router:</w:t>
+      </w:r>
+    </w:p>
+    <w:p>
+      <w:pPr>
+        <w:pStyle w:val="CaptionedFigure"/>
+      </w:pPr>
+      <w:r>
+        <w:drawing>
+          <wp:inline>
+            <wp:extent cx="5334000" cy="1824926"/>
+            <wp:effectExtent b="0" l="0" r="0" t="0"/>
+            <wp:docPr descr="Viaje de un paquete: la PC sale con IP privada y el router la traduce a la IP pública" title="" id="30" name="Picture"/>
+            <a:graphic>
+              <a:graphicData uri="http://schemas.openxmlformats.org/drawingml/2006/picture">
+                <pic:pic>
+                  <pic:nvPicPr>
+                    <pic:cNvPr descr="public/diagrams/u10-que-es-nat.svg" id="31" name="Picture"/>
+                    <pic:cNvPicPr>
+                      <a:picLocks noChangeArrowheads="1" noChangeAspect="1"/>
+                    </pic:cNvPicPr>
+                  </pic:nvPicPr>
+                  <pic:blipFill>
+                    <a:blip>
+                      <a:extLst>
+                        <a:ext uri="{28A0092B-C50C-407E-A947-70E740481C1C}">
+                          <a14:useLocalDpi xmlns:a14="http://schemas.microsoft.com/office/drawing/2010/main" val="0"/>
+                        </a:ext>
+                        <a:ext uri="{96DAC541-7B7A-43D3-8B79-37D633B846F1}">
+                          <asvg:svgBlip xmlns:asvg="http://schemas.microsoft.com/office/drawing/2016/SVG/main" r:embed="rId29"/>
+                        </a:ext>
+                      </a:extLst>
+                    </a:blip>
+                    <a:stretch>
+                      <a:fillRect/>
+                    </a:stretch>
+                  </pic:blipFill>
+                  <pic:spPr bwMode="auto">
+                    <a:xfrm>
+                      <a:off x="0" y="0"/>
+                      <a:ext cx="5334000" cy="1824926"/>
+                    </a:xfrm>
+                    <a:prstGeom prst="rect">
+                      <a:avLst/>
+                    </a:prstGeom>
+                    <a:noFill/>
+                    <a:ln w="9525">
+                      <a:noFill/>
+                      <a:headEnd/>
+                      <a:tailEnd/>
+                    </a:ln>
+                  </pic:spPr>
+                </pic:pic>
+              </a:graphicData>
+            </a:graphic>
+          </wp:inline>
+        </w:drawing>
+      </w:r>
+    </w:p>
+    <w:p>
+      <w:pPr>
+        <w:pStyle w:val="ImageCaption"/>
+      </w:pPr>
+      <w:r>
+        <w:t xml:space="preserve">Viaje de un paquete: la PC sale con IP privada y el router la traduce a la IP pública</w:t>
       </w:r>
     </w:p>
     <w:p>
@@ -1759,9 +1700,9 @@
         </w:pict>
       </w:r>
     </w:p>
-    <w:bookmarkEnd w:id="40"/>
-    <w:bookmarkEnd w:id="41"/>
-    <w:bookmarkStart w:id="42" w:name="la-analogía-del-recepcionista-de-hotel"/>
+    <w:bookmarkEnd w:id="32"/>
+    <w:bookmarkEnd w:id="33"/>
+    <w:bookmarkStart w:id="34" w:name="la-analogía-del-recepcionista-de-hotel"/>
     <w:p>
       <w:pPr>
         <w:pStyle w:val="Heading2"/>
@@ -1809,13 +1750,7 @@
         <w:t xml:space="preserve"> </w:t>
       </w:r>
       <w:r>
-        <w:t xml:space="preserve">“</w:t>
-      </w:r>
-      <w:r>
-        <w:t xml:space="preserve">extensión 204 habló con la oficina de Google, uso la línea 2</w:t>
-      </w:r>
-      <w:r>
-        <w:t xml:space="preserve">”</w:t>
+        <w:t xml:space="preserve">“extensión 204 habló con la oficina de Google, uso la línea 2”</w:t>
       </w:r>
       <w:r>
         <w:t xml:space="preserve">.</w:t>
@@ -1870,13 +1805,7 @@
         <w:t xml:space="preserve"> </w:t>
       </w:r>
       <w:r>
-        <w:t xml:space="preserve">“</w:t>
-      </w:r>
-      <w:r>
-        <w:t xml:space="preserve">extensión 204</w:t>
-      </w:r>
-      <w:r>
-        <w:t xml:space="preserve">”</w:t>
+        <w:t xml:space="preserve">“extensión 204”</w:t>
       </w:r>
       <w:r>
         <w:t xml:space="preserve"> </w:t>
@@ -1888,13 +1817,7 @@
         <w:t xml:space="preserve"> </w:t>
       </w:r>
       <w:r>
-        <w:t xml:space="preserve">“</w:t>
-      </w:r>
-      <w:r>
-        <w:t xml:space="preserve">línea pública</w:t>
-      </w:r>
-      <w:r>
-        <w:t xml:space="preserve">”</w:t>
+        <w:t xml:space="preserve">“línea pública”</w:t>
       </w:r>
       <w:r>
         <w:t xml:space="preserve"> </w:t>
@@ -1910,8 +1833,8 @@
         </w:pict>
       </w:r>
     </w:p>
-    <w:bookmarkEnd w:id="42"/>
-    <w:bookmarkStart w:id="43" w:name="el-fin-del-extremo-a-extremo"/>
+    <w:bookmarkEnd w:id="34"/>
+    <w:bookmarkStart w:id="35" w:name="el-fin-del-extremo-a-extremo"/>
     <w:p>
       <w:pPr>
         <w:pStyle w:val="Heading2"/>
@@ -1953,7 +1876,6 @@
       <w:tblPr>
         <w:tblStyle w:val="Table"/>
         <w:tblW w:type="pct" w:w="5000"/>
-        <w:jc w:val="left"/>
         <w:tblLayout w:type="fixed"/>
         <w:tblLook w:firstRow="1" w:lastRow="0" w:firstColumn="0" w:lastColumn="0" w:noHBand="0" w:noVBand="0" w:val="0020"/>
       </w:tblPr>
@@ -1970,7 +1892,6 @@
           <w:p>
             <w:pPr>
               <w:pStyle w:val="Compact"/>
-              <w:jc w:val="left"/>
             </w:pPr>
             <w:r>
               <w:t xml:space="preserve">Antes de NAT (ideal)</w:t>
@@ -1982,7 +1903,6 @@
           <w:p>
             <w:pPr>
               <w:pStyle w:val="Compact"/>
-              <w:jc w:val="left"/>
             </w:pPr>
             <w:r>
               <w:t xml:space="preserve">Con NAT (realidad)</w:t>
@@ -1996,7 +1916,6 @@
           <w:p>
             <w:pPr>
               <w:pStyle w:val="Compact"/>
-              <w:jc w:val="left"/>
             </w:pPr>
             <w:r>
               <w:t xml:space="preserve">Cada equipo tiene IP pública propia</w:t>
@@ -2008,7 +1927,6 @@
           <w:p>
             <w:pPr>
               <w:pStyle w:val="Compact"/>
-              <w:jc w:val="left"/>
             </w:pPr>
             <w:r>
               <w:t xml:space="preserve">Solo el router tiene IP pública</w:t>
@@ -2022,7 +1940,6 @@
           <w:p>
             <w:pPr>
               <w:pStyle w:val="Compact"/>
-              <w:jc w:val="left"/>
             </w:pPr>
             <w:r>
               <w:t xml:space="preserve">Cualquiera puede iniciar conexión entrante</w:t>
@@ -2034,7 +1951,6 @@
           <w:p>
             <w:pPr>
               <w:pStyle w:val="Compact"/>
-              <w:jc w:val="left"/>
             </w:pPr>
             <w:r>
               <w:t xml:space="preserve">Nadie entra desde fuera salvo que se abran puertos</w:t>
@@ -2048,7 +1964,6 @@
           <w:p>
             <w:pPr>
               <w:pStyle w:val="Compact"/>
-              <w:jc w:val="left"/>
             </w:pPr>
             <w:r>
               <w:t xml:space="preserve">Las aplicaciones hablan sin intermediarios</w:t>
@@ -2060,7 +1975,6 @@
           <w:p>
             <w:pPr>
               <w:pStyle w:val="Compact"/>
-              <w:jc w:val="left"/>
             </w:pPr>
             <w:r>
               <w:t xml:space="preserve">FTP, VoIP, juegos y VPN necesitan ayudas extra</w:t>
@@ -2074,7 +1988,6 @@
           <w:p>
             <w:pPr>
               <w:pStyle w:val="Compact"/>
-              <w:jc w:val="left"/>
             </w:pPr>
             <w:r>
               <w:t xml:space="preserve">Sin tablas, sin traducciones</w:t>
@@ -2086,7 +1999,6 @@
           <w:p>
             <w:pPr>
               <w:pStyle w:val="Compact"/>
-              <w:jc w:val="left"/>
             </w:pPr>
             <w:r>
               <w:t xml:space="preserve">El router mantiene y gestiona la tabla NAT</w:t>
@@ -2106,13 +2018,7 @@
         <w:t xml:space="preserve"> </w:t>
       </w:r>
       <w:r>
-        <w:t xml:space="preserve">“</w:t>
-      </w:r>
-      <w:r>
-        <w:t xml:space="preserve">defectos</w:t>
-      </w:r>
-      <w:r>
-        <w:t xml:space="preserve">”</w:t>
+        <w:t xml:space="preserve">“defectos”</w:t>
       </w:r>
       <w:r>
         <w:t xml:space="preserve">: son el precio de compartir una IP pública entre cientos de equipos. Y de ellas salen los problemas que verás en el</w:t>
@@ -2120,7 +2026,7 @@
       <w:r>
         <w:t xml:space="preserve"> </w:t>
       </w:r>
-      <w:hyperlink r:id="rId28">
+      <w:hyperlink r:id="rId17">
         <w:r>
           <w:rPr>
             <w:rStyle w:val="Hyperlink"/>
@@ -2137,7 +2043,7 @@
       <w:r>
         <w:t xml:space="preserve"> </w:t>
       </w:r>
-      <w:hyperlink r:id="rId30">
+      <w:hyperlink r:id="rId19">
         <w:r>
           <w:rPr>
             <w:rStyle w:val="Hyperlink"/>
@@ -2156,8 +2062,8 @@
         </w:pict>
       </w:r>
     </w:p>
-    <w:bookmarkEnd w:id="43"/>
-    <w:bookmarkStart w:id="44" w:name="mini-chequeo"/>
+    <w:bookmarkEnd w:id="35"/>
+    <w:bookmarkStart w:id="36" w:name="mini-chequeo"/>
     <w:p>
       <w:pPr>
         <w:pStyle w:val="Heading2"/>
@@ -2283,8 +2189,8 @@
         </w:pict>
       </w:r>
     </w:p>
-    <w:bookmarkEnd w:id="44"/>
-    <w:bookmarkStart w:id="45" w:name="resumen-en-3-frases"/>
+    <w:bookmarkEnd w:id="36"/>
+    <w:bookmarkStart w:id="37" w:name="resumen-en-3-frases"/>
     <w:p>
       <w:pPr>
         <w:pStyle w:val="Heading2"/>
@@ -2371,8 +2277,8 @@
         <w:t xml:space="preserve">, y algunas aplicaciones exigirán soluciones extra (las verás en el punto 7).</w:t>
       </w:r>
     </w:p>
-    <w:bookmarkEnd w:id="45"/>
-    <w:bookmarkStart w:id="47" w:name="vocabulario-rápido"/>
+    <w:bookmarkEnd w:id="37"/>
+    <w:bookmarkStart w:id="39" w:name="vocabulario-rápido"/>
     <w:p>
       <w:pPr>
         <w:pStyle w:val="Heading2"/>
@@ -2385,7 +2291,6 @@
       <w:tblPr>
         <w:tblStyle w:val="Table"/>
         <w:tblW w:type="pct" w:w="5000"/>
-        <w:jc w:val="left"/>
         <w:tblLayout w:type="fixed"/>
         <w:tblLook w:firstRow="1" w:lastRow="0" w:firstColumn="0" w:lastColumn="0" w:noHBand="0" w:noVBand="0" w:val="0020"/>
       </w:tblPr>
@@ -2402,7 +2307,6 @@
           <w:p>
             <w:pPr>
               <w:pStyle w:val="Compact"/>
-              <w:jc w:val="left"/>
             </w:pPr>
             <w:r>
               <w:t xml:space="preserve">Término</w:t>
@@ -2414,7 +2318,6 @@
           <w:p>
             <w:pPr>
               <w:pStyle w:val="Compact"/>
-              <w:jc w:val="left"/>
             </w:pPr>
             <w:r>
               <w:t xml:space="preserve">Idea general</w:t>
@@ -2428,7 +2331,6 @@
           <w:p>
             <w:pPr>
               <w:pStyle w:val="Compact"/>
-              <w:jc w:val="left"/>
             </w:pPr>
             <w:r>
               <w:t xml:space="preserve">NAT</w:t>
@@ -2440,7 +2342,6 @@
           <w:p>
             <w:pPr>
               <w:pStyle w:val="Compact"/>
-              <w:jc w:val="left"/>
             </w:pPr>
             <w:r>
               <w:t xml:space="preserve">Network Address Translation: traducción de IPs privadas ↔ públicas</w:t>
@@ -2454,7 +2355,6 @@
           <w:p>
             <w:pPr>
               <w:pStyle w:val="Compact"/>
-              <w:jc w:val="left"/>
             </w:pPr>
             <w:r>
               <w:t xml:space="preserve">IP privada</w:t>
@@ -2466,7 +2366,6 @@
           <w:p>
             <w:pPr>
               <w:pStyle w:val="Compact"/>
-              <w:jc w:val="left"/>
             </w:pPr>
             <w:r>
               <w:t xml:space="preserve">IP del RFC 1918, no enrutable en Internet (192.168.x.x, 10.x.x.x…)</w:t>
@@ -2480,7 +2379,6 @@
           <w:p>
             <w:pPr>
               <w:pStyle w:val="Compact"/>
-              <w:jc w:val="left"/>
             </w:pPr>
             <w:r>
               <w:t xml:space="preserve">IP pública</w:t>
@@ -2492,7 +2390,6 @@
           <w:p>
             <w:pPr>
               <w:pStyle w:val="Compact"/>
-              <w:jc w:val="left"/>
             </w:pPr>
             <w:r>
               <w:t xml:space="preserve">IP global única, enrutable en Internet</w:t>
@@ -2506,7 +2403,6 @@
           <w:p>
             <w:pPr>
               <w:pStyle w:val="Compact"/>
-              <w:jc w:val="left"/>
             </w:pPr>
             <w:r>
               <w:t xml:space="preserve">Extremo a extremo</w:t>
@@ -2518,7 +2414,6 @@
           <w:p>
             <w:pPr>
               <w:pStyle w:val="Compact"/>
-              <w:jc w:val="left"/>
             </w:pPr>
             <w:r>
               <w:t xml:space="preserve">Principio de Internet: comunicación directa sin intermediarios</w:t>
@@ -2532,7 +2427,6 @@
           <w:p>
             <w:pPr>
               <w:pStyle w:val="Compact"/>
-              <w:jc w:val="left"/>
             </w:pPr>
             <w:r>
               <w:t xml:space="preserve">Tabla NAT</w:t>
@@ -2544,7 +2438,6 @@
           <w:p>
             <w:pPr>
               <w:pStyle w:val="Compact"/>
-              <w:jc w:val="left"/>
             </w:pPr>
             <w:r>
               <w:t xml:space="preserve">Registro de traducciones que mantiene el router</w:t>
@@ -2570,7 +2463,7 @@
       <w:r>
         <w:t xml:space="preserve"> </w:t>
       </w:r>
-      <w:hyperlink r:id="rId46">
+      <w:hyperlink r:id="rId38">
         <w:r>
           <w:rPr>
             <w:rStyle w:val="Hyperlink"/>
@@ -2597,7 +2490,7 @@
       <w:r>
         <w:t xml:space="preserve"> </w:t>
       </w:r>
-      <w:hyperlink r:id="rId46">
+      <w:hyperlink r:id="rId38">
         <w:r>
           <w:rPr>
             <w:rStyle w:val="Hyperlink"/>
@@ -2624,7 +2517,7 @@
       <w:r>
         <w:t xml:space="preserve"> </w:t>
       </w:r>
-      <w:hyperlink r:id="rId23">
+      <w:hyperlink r:id="rId12">
         <w:r>
           <w:rPr>
             <w:rStyle w:val="Hyperlink"/>
@@ -2633,9 +2526,9 @@
         </w:r>
       </w:hyperlink>
     </w:p>
-    <w:bookmarkEnd w:id="47"/>
-    <w:bookmarkEnd w:id="48"/>
-    <w:bookmarkStart w:id="58" w:name="tipos-de-nat"/>
+    <w:bookmarkEnd w:id="39"/>
+    <w:bookmarkEnd w:id="40"/>
+    <w:bookmarkStart w:id="50" w:name="tipos-de-nat"/>
     <w:p>
       <w:pPr>
         <w:pStyle w:val="Heading1"/>
@@ -2699,7 +2592,7 @@
         </w:pict>
       </w:r>
     </w:p>
-    <w:bookmarkStart w:id="49" w:name="la-idea-en-una-frase-1"/>
+    <w:bookmarkStart w:id="41" w:name="la-idea-en-una-frase-1"/>
     <w:p>
       <w:pPr>
         <w:pStyle w:val="Heading2"/>
@@ -2747,8 +2640,8 @@
         </w:pict>
       </w:r>
     </w:p>
-    <w:bookmarkEnd w:id="49"/>
-    <w:bookmarkStart w:id="50" w:name="los-4-tipos-de-nat"/>
+    <w:bookmarkEnd w:id="41"/>
+    <w:bookmarkStart w:id="42" w:name="los-4-tipos-de-nat"/>
     <w:p>
       <w:pPr>
         <w:pStyle w:val="Heading2"/>
@@ -2761,7 +2654,6 @@
       <w:tblPr>
         <w:tblStyle w:val="Table"/>
         <w:tblW w:type="pct" w:w="5000"/>
-        <w:jc w:val="left"/>
         <w:tblLayout w:type="fixed"/>
         <w:tblLook w:firstRow="1" w:lastRow="0" w:firstColumn="0" w:lastColumn="0" w:noHBand="0" w:noVBand="0" w:val="0020"/>
       </w:tblPr>
@@ -2779,7 +2671,6 @@
           <w:p>
             <w:pPr>
               <w:pStyle w:val="Compact"/>
-              <w:jc w:val="left"/>
             </w:pPr>
             <w:r>
               <w:t xml:space="preserve">Tipo</w:t>
@@ -2791,7 +2682,6 @@
           <w:p>
             <w:pPr>
               <w:pStyle w:val="Compact"/>
-              <w:jc w:val="left"/>
             </w:pPr>
             <w:r>
               <w:t xml:space="preserve">Descripción</w:t>
@@ -2803,7 +2693,6 @@
           <w:p>
             <w:pPr>
               <w:pStyle w:val="Compact"/>
-              <w:jc w:val="left"/>
             </w:pPr>
             <w:r>
               <w:t xml:space="preserve">Uso típico</w:t>
@@ -2817,7 +2706,6 @@
           <w:p>
             <w:pPr>
               <w:pStyle w:val="Compact"/>
-              <w:jc w:val="left"/>
             </w:pPr>
             <w:r>
               <w:rPr>
@@ -2833,7 +2721,6 @@
           <w:p>
             <w:pPr>
               <w:pStyle w:val="Compact"/>
-              <w:jc w:val="left"/>
             </w:pPr>
             <w:r>
               <w:t xml:space="preserve">1 IP privada ↔ 1 IP pública (fijo, 1:1)</w:t>
@@ -2845,7 +2732,6 @@
           <w:p>
             <w:pPr>
               <w:pStyle w:val="Compact"/>
-              <w:jc w:val="left"/>
             </w:pPr>
             <w:r>
               <w:t xml:space="preserve">Servidores accesibles desde fuera</w:t>
@@ -2859,7 +2745,6 @@
           <w:p>
             <w:pPr>
               <w:pStyle w:val="Compact"/>
-              <w:jc w:val="left"/>
             </w:pPr>
             <w:r>
               <w:rPr>
@@ -2875,7 +2760,6 @@
           <w:p>
             <w:pPr>
               <w:pStyle w:val="Compact"/>
-              <w:jc w:val="left"/>
             </w:pPr>
             <w:r>
               <w:t xml:space="preserve">Pool de IPs públicas, asignación dinámica al vuelo</w:t>
@@ -2887,7 +2771,6 @@
           <w:p>
             <w:pPr>
               <w:pStyle w:val="Compact"/>
-              <w:jc w:val="left"/>
             </w:pPr>
             <w:r>
               <w:t xml:space="preserve">Varias IPs públicas disponibles para salir</w:t>
@@ -2901,7 +2784,6 @@
           <w:p>
             <w:pPr>
               <w:pStyle w:val="Compact"/>
-              <w:jc w:val="left"/>
             </w:pPr>
             <w:r>
               <w:rPr>
@@ -2917,7 +2799,6 @@
           <w:p>
             <w:pPr>
               <w:pStyle w:val="Compact"/>
-              <w:jc w:val="left"/>
             </w:pPr>
             <w:r>
               <w:t xml:space="preserve">Muchas IPs privadas ↔ 1 IP pública variando puertos</w:t>
@@ -2929,7 +2810,6 @@
           <w:p>
             <w:pPr>
               <w:pStyle w:val="Compact"/>
-              <w:jc w:val="left"/>
             </w:pPr>
             <w:r>
               <w:t xml:space="preserve">El método más común: toda la LAN sale por una IP</w:t>
@@ -2943,7 +2823,6 @@
           <w:p>
             <w:pPr>
               <w:pStyle w:val="Compact"/>
-              <w:jc w:val="left"/>
             </w:pPr>
             <w:r>
               <w:rPr>
@@ -2959,7 +2838,6 @@
           <w:p>
             <w:pPr>
               <w:pStyle w:val="Compact"/>
-              <w:jc w:val="left"/>
             </w:pPr>
             <w:r>
               <w:t xml:space="preserve">Puerto público ↔ IP:puerto privado (port forwarding)</w:t>
@@ -2971,7 +2849,6 @@
           <w:p>
             <w:pPr>
               <w:pStyle w:val="Compact"/>
-              <w:jc w:val="left"/>
             </w:pPr>
             <w:r>
               <w:t xml:space="preserve">Exponer servicios internos al exterior</w:t>
@@ -3043,8 +2920,8 @@
         </w:pict>
       </w:r>
     </w:p>
-    <w:bookmarkEnd w:id="50"/>
-    <w:bookmarkStart w:id="51" w:name="la-analogía-del-edificio-de-oficinas"/>
+    <w:bookmarkEnd w:id="42"/>
+    <w:bookmarkStart w:id="43" w:name="la-analogía-del-edificio-de-oficinas"/>
     <w:p>
       <w:pPr>
         <w:pStyle w:val="Heading2"/>
@@ -3172,13 +3049,7 @@
         <w:t xml:space="preserve"> </w:t>
       </w:r>
       <w:r>
-        <w:t xml:space="preserve">“</w:t>
-      </w:r>
-      <w:r>
-        <w:t xml:space="preserve">fulanito habló por la extensión 3</w:t>
-      </w:r>
-      <w:r>
-        <w:t xml:space="preserve">”</w:t>
+        <w:t xml:space="preserve">“fulanito habló por la extensión 3”</w:t>
       </w:r>
       <w:r>
         <w:t xml:space="preserve"> </w:t>
@@ -3228,13 +3099,7 @@
         <w:t xml:space="preserve"> </w:t>
       </w:r>
       <w:r>
-        <w:t xml:space="preserve">“</w:t>
-      </w:r>
-      <w:r>
-        <w:t xml:space="preserve">para el departamento de ventas, se lo lleva la extensión 404</w:t>
-      </w:r>
-      <w:r>
-        <w:t xml:space="preserve">”</w:t>
+        <w:t xml:space="preserve">“para el departamento de ventas, se lo lleva la extensión 404”</w:t>
       </w:r>
       <w:r>
         <w:t xml:space="preserve">. El exterior solo conoce el buzón público.</w:t>
@@ -3247,8 +3112,8 @@
         </w:pict>
       </w:r>
     </w:p>
-    <w:bookmarkEnd w:id="51"/>
-    <w:bookmarkStart w:id="53" w:name="cuál-uso-en-cada-caso"/>
+    <w:bookmarkEnd w:id="43"/>
+    <w:bookmarkStart w:id="45" w:name="cuál-uso-en-cada-caso"/>
     <w:p>
       <w:pPr>
         <w:pStyle w:val="Heading2"/>
@@ -3367,7 +3232,7 @@
         <w:t xml:space="preserve">Estático y dinámico son más raros: el primero para servidores con IP fija dedicada, el segundo cayó en desuso al ser caro (necesitas un pool de IPs públicas) y poco flexible.</w:t>
       </w:r>
     </w:p>
-    <w:bookmarkStart w:id="52" w:name="resumen-comparativo-de-los-4-tipos"/>
+    <w:bookmarkStart w:id="44" w:name="resumen-comparativo-de-los-4-tipos"/>
     <w:p>
       <w:pPr>
         <w:pStyle w:val="Heading3"/>
@@ -3380,7 +3245,6 @@
       <w:tblPr>
         <w:tblStyle w:val="Table"/>
         <w:tblW w:type="pct" w:w="5000"/>
-        <w:jc w:val="left"/>
         <w:tblLayout w:type="fixed"/>
         <w:tblLook w:firstRow="1" w:lastRow="0" w:firstColumn="0" w:lastColumn="0" w:noHBand="0" w:noVBand="0" w:val="0020"/>
       </w:tblPr>
@@ -3400,7 +3264,6 @@
           <w:p>
             <w:pPr>
               <w:pStyle w:val="Compact"/>
-              <w:jc w:val="left"/>
             </w:pPr>
             <w:r>
               <w:t xml:space="preserve">Tipo</w:t>
@@ -3412,7 +3275,6 @@
           <w:p>
             <w:pPr>
               <w:pStyle w:val="Compact"/>
-              <w:jc w:val="left"/>
             </w:pPr>
             <w:r>
               <w:t xml:space="preserve">Traduce</w:t>
@@ -3424,7 +3286,6 @@
           <w:p>
             <w:pPr>
               <w:pStyle w:val="Compact"/>
-              <w:jc w:val="left"/>
             </w:pPr>
             <w:r>
               <w:t xml:space="preserve">Dirección</w:t>
@@ -3436,7 +3297,6 @@
           <w:p>
             <w:pPr>
               <w:pStyle w:val="Compact"/>
-              <w:jc w:val="left"/>
             </w:pPr>
             <w:r>
               <w:t xml:space="preserve">¿Entrante?</w:t>
@@ -3448,7 +3308,6 @@
           <w:p>
             <w:pPr>
               <w:pStyle w:val="Compact"/>
-              <w:jc w:val="left"/>
             </w:pPr>
             <w:r>
               <w:t xml:space="preserve">Coste en IPs</w:t>
@@ -3462,7 +3321,6 @@
           <w:p>
             <w:pPr>
               <w:pStyle w:val="Compact"/>
-              <w:jc w:val="left"/>
             </w:pPr>
             <w:r>
               <w:t xml:space="preserve">Estático</w:t>
@@ -3474,7 +3332,6 @@
           <w:p>
             <w:pPr>
               <w:pStyle w:val="Compact"/>
-              <w:jc w:val="left"/>
             </w:pPr>
             <w:r>
               <w:t xml:space="preserve">IP</w:t>
@@ -3486,7 +3343,6 @@
           <w:p>
             <w:pPr>
               <w:pStyle w:val="Compact"/>
-              <w:jc w:val="left"/>
             </w:pPr>
             <w:r>
               <w:t xml:space="preserve">Origen</w:t>
@@ -3498,7 +3354,6 @@
           <w:p>
             <w:pPr>
               <w:pStyle w:val="Compact"/>
-              <w:jc w:val="left"/>
             </w:pPr>
             <w:r>
               <w:t xml:space="preserve">Sí (IP fija)</w:t>
@@ -3510,7 +3365,6 @@
           <w:p>
             <w:pPr>
               <w:pStyle w:val="Compact"/>
-              <w:jc w:val="left"/>
             </w:pPr>
             <w:r>
               <w:t xml:space="preserve">1 pública por equipo</w:t>
@@ -3524,7 +3378,6 @@
           <w:p>
             <w:pPr>
               <w:pStyle w:val="Compact"/>
-              <w:jc w:val="left"/>
             </w:pPr>
             <w:r>
               <w:t xml:space="preserve">Dinámico</w:t>
@@ -3536,7 +3389,6 @@
           <w:p>
             <w:pPr>
               <w:pStyle w:val="Compact"/>
-              <w:jc w:val="left"/>
             </w:pPr>
             <w:r>
               <w:t xml:space="preserve">IP</w:t>
@@ -3548,7 +3400,6 @@
           <w:p>
             <w:pPr>
               <w:pStyle w:val="Compact"/>
-              <w:jc w:val="left"/>
             </w:pPr>
             <w:r>
               <w:t xml:space="preserve">Origen</w:t>
@@ -3560,7 +3411,6 @@
           <w:p>
             <w:pPr>
               <w:pStyle w:val="Compact"/>
-              <w:jc w:val="left"/>
             </w:pPr>
             <w:r>
               <w:t xml:space="preserve">No</w:t>
@@ -3572,7 +3422,6 @@
           <w:p>
             <w:pPr>
               <w:pStyle w:val="Compact"/>
-              <w:jc w:val="left"/>
             </w:pPr>
             <w:r>
               <w:t xml:space="preserve">1 pool para todos</w:t>
@@ -3586,7 +3435,6 @@
           <w:p>
             <w:pPr>
               <w:pStyle w:val="Compact"/>
-              <w:jc w:val="left"/>
             </w:pPr>
             <w:r>
               <w:t xml:space="preserve">PAT</w:t>
@@ -3598,7 +3446,6 @@
           <w:p>
             <w:pPr>
               <w:pStyle w:val="Compact"/>
-              <w:jc w:val="left"/>
             </w:pPr>
             <w:r>
               <w:t xml:space="preserve">IP + puerto</w:t>
@@ -3610,7 +3457,6 @@
           <w:p>
             <w:pPr>
               <w:pStyle w:val="Compact"/>
-              <w:jc w:val="left"/>
             </w:pPr>
             <w:r>
               <w:t xml:space="preserve">Origen</w:t>
@@ -3622,7 +3468,6 @@
           <w:p>
             <w:pPr>
               <w:pStyle w:val="Compact"/>
-              <w:jc w:val="left"/>
             </w:pPr>
             <w:r>
               <w:t xml:space="preserve">No (sin abrir puertos)</w:t>
@@ -3634,7 +3479,6 @@
           <w:p>
             <w:pPr>
               <w:pStyle w:val="Compact"/>
-              <w:jc w:val="left"/>
             </w:pPr>
             <w:r>
               <w:t xml:space="preserve">1 pública para todos</w:t>
@@ -3648,7 +3492,6 @@
           <w:p>
             <w:pPr>
               <w:pStyle w:val="Compact"/>
-              <w:jc w:val="left"/>
             </w:pPr>
             <w:r>
               <w:t xml:space="preserve">Destino</w:t>
@@ -3660,7 +3503,6 @@
           <w:p>
             <w:pPr>
               <w:pStyle w:val="Compact"/>
-              <w:jc w:val="left"/>
             </w:pPr>
             <w:r>
               <w:t xml:space="preserve">IP + puerto</w:t>
@@ -3672,7 +3514,6 @@
           <w:p>
             <w:pPr>
               <w:pStyle w:val="Compact"/>
-              <w:jc w:val="left"/>
             </w:pPr>
             <w:r>
               <w:t xml:space="preserve">Destino</w:t>
@@ -3684,7 +3525,6 @@
           <w:p>
             <w:pPr>
               <w:pStyle w:val="Compact"/>
-              <w:jc w:val="left"/>
             </w:pPr>
             <w:r>
               <w:t xml:space="preserve">Sí (por puerto)</w:t>
@@ -3696,7 +3536,6 @@
           <w:p>
             <w:pPr>
               <w:pStyle w:val="Compact"/>
-              <w:jc w:val="left"/>
             </w:pPr>
             <w:r>
               <w:t xml:space="preserve">Ninguna extra</w:t>
@@ -3716,13 +3555,7 @@
         <w:t xml:space="preserve"> </w:t>
       </w:r>
       <w:r>
-        <w:t xml:space="preserve">“</w:t>
-      </w:r>
-      <w:r>
-        <w:t xml:space="preserve">Entrante</w:t>
-      </w:r>
-      <w:r>
-        <w:t xml:space="preserve">”</w:t>
+        <w:t xml:space="preserve">“Entrante”</w:t>
       </w:r>
       <w:r>
         <w:t xml:space="preserve">:</w:t>
@@ -3751,9 +3584,9 @@
         </w:pict>
       </w:r>
     </w:p>
-    <w:bookmarkEnd w:id="52"/>
-    <w:bookmarkEnd w:id="53"/>
-    <w:bookmarkStart w:id="54" w:name="cada-tipo-en-su-punto"/>
+    <w:bookmarkEnd w:id="44"/>
+    <w:bookmarkEnd w:id="45"/>
+    <w:bookmarkStart w:id="46" w:name="cada-tipo-en-su-punto"/>
     <w:p>
       <w:pPr>
         <w:pStyle w:val="Heading2"/>
@@ -3778,7 +3611,7 @@
           <w:numId w:val="1008"/>
         </w:numPr>
       </w:pPr>
-      <w:hyperlink r:id="rId24">
+      <w:hyperlink r:id="rId13">
         <w:r>
           <w:rPr>
             <w:rStyle w:val="Hyperlink"/>
@@ -3801,7 +3634,7 @@
           <w:numId w:val="1008"/>
         </w:numPr>
       </w:pPr>
-      <w:hyperlink r:id="rId25">
+      <w:hyperlink r:id="rId14">
         <w:r>
           <w:rPr>
             <w:rStyle w:val="Hyperlink"/>
@@ -3824,7 +3657,7 @@
           <w:numId w:val="1008"/>
         </w:numPr>
       </w:pPr>
-      <w:hyperlink r:id="rId26">
+      <w:hyperlink r:id="rId15">
         <w:r>
           <w:rPr>
             <w:rStyle w:val="Hyperlink"/>
@@ -3846,8 +3679,8 @@
         </w:pict>
       </w:r>
     </w:p>
-    <w:bookmarkEnd w:id="54"/>
-    <w:bookmarkStart w:id="55" w:name="mini-chequeo-1"/>
+    <w:bookmarkEnd w:id="46"/>
+    <w:bookmarkStart w:id="47" w:name="mini-chequeo-1"/>
     <w:p>
       <w:pPr>
         <w:pStyle w:val="Heading2"/>
@@ -4023,8 +3856,8 @@
         </w:pict>
       </w:r>
     </w:p>
-    <w:bookmarkEnd w:id="55"/>
-    <w:bookmarkStart w:id="56" w:name="resumen-en-3-frases-1"/>
+    <w:bookmarkEnd w:id="47"/>
+    <w:bookmarkStart w:id="48" w:name="resumen-en-3-frases-1"/>
     <w:p>
       <w:pPr>
         <w:pStyle w:val="Heading2"/>
@@ -4127,8 +3960,8 @@
         <w:t xml:space="preserve">.</w:t>
       </w:r>
     </w:p>
-    <w:bookmarkEnd w:id="56"/>
-    <w:bookmarkStart w:id="57" w:name="vocabulario-rápido-1"/>
+    <w:bookmarkEnd w:id="48"/>
+    <w:bookmarkStart w:id="49" w:name="vocabulario-rápido-1"/>
     <w:p>
       <w:pPr>
         <w:pStyle w:val="Heading2"/>
@@ -4141,7 +3974,6 @@
       <w:tblPr>
         <w:tblStyle w:val="Table"/>
         <w:tblW w:type="pct" w:w="5000"/>
-        <w:jc w:val="left"/>
         <w:tblLayout w:type="fixed"/>
         <w:tblLook w:firstRow="1" w:lastRow="0" w:firstColumn="0" w:lastColumn="0" w:noHBand="0" w:noVBand="0" w:val="0020"/>
       </w:tblPr>
@@ -4158,7 +3990,6 @@
           <w:p>
             <w:pPr>
               <w:pStyle w:val="Compact"/>
-              <w:jc w:val="left"/>
             </w:pPr>
             <w:r>
               <w:t xml:space="preserve">Término</w:t>
@@ -4170,7 +4001,6 @@
           <w:p>
             <w:pPr>
               <w:pStyle w:val="Compact"/>
-              <w:jc w:val="left"/>
             </w:pPr>
             <w:r>
               <w:t xml:space="preserve">Idea general</w:t>
@@ -4184,7 +4014,6 @@
           <w:p>
             <w:pPr>
               <w:pStyle w:val="Compact"/>
-              <w:jc w:val="left"/>
             </w:pPr>
             <w:r>
               <w:t xml:space="preserve">NAT estático</w:t>
@@ -4196,7 +4025,6 @@
           <w:p>
             <w:pPr>
               <w:pStyle w:val="Compact"/>
-              <w:jc w:val="left"/>
             </w:pPr>
             <w:r>
               <w:t xml:space="preserve">Traducción fija 1 IP privada ↔ 1 IP pública</w:t>
@@ -4210,7 +4038,6 @@
           <w:p>
             <w:pPr>
               <w:pStyle w:val="Compact"/>
-              <w:jc w:val="left"/>
             </w:pPr>
             <w:r>
               <w:t xml:space="preserve">NAT dinámico</w:t>
@@ -4222,7 +4049,6 @@
           <w:p>
             <w:pPr>
               <w:pStyle w:val="Compact"/>
-              <w:jc w:val="left"/>
             </w:pPr>
             <w:r>
               <w:t xml:space="preserve">Asignación de una IP pública desde un pool</w:t>
@@ -4236,7 +4062,6 @@
           <w:p>
             <w:pPr>
               <w:pStyle w:val="Compact"/>
-              <w:jc w:val="left"/>
             </w:pPr>
             <w:r>
               <w:t xml:space="preserve">PAT</w:t>
@@ -4248,7 +4073,6 @@
           <w:p>
             <w:pPr>
               <w:pStyle w:val="Compact"/>
-              <w:jc w:val="left"/>
             </w:pPr>
             <w:r>
               <w:t xml:space="preserve">Sobrecarga: muchas IPs privadas comparten una pública con puertos</w:t>
@@ -4262,7 +4086,6 @@
           <w:p>
             <w:pPr>
               <w:pStyle w:val="Compact"/>
-              <w:jc w:val="left"/>
             </w:pPr>
             <w:r>
               <w:t xml:space="preserve">NAT destino</w:t>
@@ -4274,7 +4097,6 @@
           <w:p>
             <w:pPr>
               <w:pStyle w:val="Compact"/>
-              <w:jc w:val="left"/>
             </w:pPr>
             <w:r>
               <w:t xml:space="preserve">Port forwarding: puerto público → IP:puerto interno</w:t>
@@ -4288,7 +4110,6 @@
           <w:p>
             <w:pPr>
               <w:pStyle w:val="Compact"/>
-              <w:jc w:val="left"/>
             </w:pPr>
             <w:r>
               <w:t xml:space="preserve">Pool</w:t>
@@ -4300,7 +4121,6 @@
           <w:p>
             <w:pPr>
               <w:pStyle w:val="Compact"/>
-              <w:jc w:val="left"/>
             </w:pPr>
             <w:r>
               <w:t xml:space="preserve">Conjunto de IPs públicas disponibles para asignar</w:t>
@@ -4326,7 +4146,7 @@
       <w:r>
         <w:t xml:space="preserve"> </w:t>
       </w:r>
-      <w:hyperlink r:id="rId46">
+      <w:hyperlink r:id="rId38">
         <w:r>
           <w:rPr>
             <w:rStyle w:val="Hyperlink"/>
@@ -4353,7 +4173,7 @@
       <w:r>
         <w:t xml:space="preserve"> </w:t>
       </w:r>
-      <w:hyperlink r:id="rId22">
+      <w:hyperlink r:id="rId11">
         <w:r>
           <w:rPr>
             <w:rStyle w:val="Hyperlink"/>
@@ -4380,7 +4200,7 @@
       <w:r>
         <w:t xml:space="preserve"> </w:t>
       </w:r>
-      <w:hyperlink r:id="rId24">
+      <w:hyperlink r:id="rId13">
         <w:r>
           <w:rPr>
             <w:rStyle w:val="Hyperlink"/>
@@ -4389,9 +4209,9 @@
         </w:r>
       </w:hyperlink>
     </w:p>
-    <w:bookmarkEnd w:id="57"/>
-    <w:bookmarkEnd w:id="58"/>
-    <w:bookmarkStart w:id="69" w:name="nat-estático-y-dinámico"/>
+    <w:bookmarkEnd w:id="49"/>
+    <w:bookmarkEnd w:id="50"/>
+    <w:bookmarkStart w:id="61" w:name="nat-estático-y-dinámico"/>
     <w:p>
       <w:pPr>
         <w:pStyle w:val="Heading1"/>
@@ -4455,7 +4275,7 @@
         </w:pict>
       </w:r>
     </w:p>
-    <w:bookmarkStart w:id="59" w:name="la-idea-en-una-frase-2"/>
+    <w:bookmarkStart w:id="51" w:name="la-idea-en-una-frase-2"/>
     <w:p>
       <w:pPr>
         <w:pStyle w:val="Heading2"/>
@@ -4525,13 +4345,7 @@
         <w:t xml:space="preserve"> </w:t>
       </w:r>
       <w:r>
-        <w:t xml:space="preserve">“</w:t>
-      </w:r>
-      <w:r>
-        <w:t xml:space="preserve">clásicos</w:t>
-      </w:r>
-      <w:r>
-        <w:t xml:space="preserve">”</w:t>
+        <w:t xml:space="preserve">“clásicos”</w:t>
       </w:r>
       <w:r>
         <w:t xml:space="preserve"> </w:t>
@@ -4542,7 +4356,7 @@
       <w:r>
         <w:t xml:space="preserve"> </w:t>
       </w:r>
-      <w:hyperlink r:id="rId23">
+      <w:hyperlink r:id="rId12">
         <w:r>
           <w:rPr>
             <w:rStyle w:val="Hyperlink"/>
@@ -4561,8 +4375,8 @@
         </w:pict>
       </w:r>
     </w:p>
-    <w:bookmarkEnd w:id="59"/>
-    <w:bookmarkStart w:id="62" w:name="nat-estático-11"/>
+    <w:bookmarkEnd w:id="51"/>
+    <w:bookmarkStart w:id="54" w:name="nat-estático-11"/>
     <w:p>
       <w:pPr>
         <w:pStyle w:val="Heading2"/>
@@ -4627,19 +4441,13 @@
         <w:t xml:space="preserve"> </w:t>
       </w:r>
       <w:r>
-        <w:t xml:space="preserve">“</w:t>
-      </w:r>
-      <w:r>
-        <w:t xml:space="preserve">número de puerta</w:t>
-      </w:r>
-      <w:r>
-        <w:t xml:space="preserve">”</w:t>
+        <w:t xml:space="preserve">“número de puerta”</w:t>
       </w:r>
       <w:r>
         <w:t xml:space="preserve">.</w:t>
       </w:r>
     </w:p>
-    <w:bookmarkStart w:id="60" w:name="configuración-en-cisco"/>
+    <w:bookmarkStart w:id="52" w:name="configuración-en-cisco"/>
     <w:p>
       <w:pPr>
         <w:pStyle w:val="Heading3"/>
@@ -4866,8 +4674,8 @@
         <w:t xml:space="preserve">.</w:t>
       </w:r>
     </w:p>
-    <w:bookmarkEnd w:id="60"/>
-    <w:bookmarkStart w:id="61" w:name="la-entrada-en-la-tabla"/>
+    <w:bookmarkEnd w:id="52"/>
+    <w:bookmarkStart w:id="53" w:name="la-entrada-en-la-tabla"/>
     <w:p>
       <w:pPr>
         <w:pStyle w:val="Heading3"/>
@@ -4924,9 +4732,9 @@
         </w:pict>
       </w:r>
     </w:p>
-    <w:bookmarkEnd w:id="61"/>
-    <w:bookmarkEnd w:id="62"/>
-    <w:bookmarkStart w:id="64" w:name="nat-dinámico-pool"/>
+    <w:bookmarkEnd w:id="53"/>
+    <w:bookmarkEnd w:id="54"/>
+    <w:bookmarkStart w:id="56" w:name="nat-dinámico-pool"/>
     <w:p>
       <w:pPr>
         <w:pStyle w:val="Heading2"/>
@@ -5031,7 +4839,7 @@
         <w:t xml:space="preserve">no sirve para servicios entrantes —como la traducción cambia al vuelo, nadie externo sabe qué IP pública corresponde a cada servidor.</w:t>
       </w:r>
     </w:p>
-    <w:bookmarkStart w:id="63" w:name="configuración-en-cisco-1"/>
+    <w:bookmarkStart w:id="55" w:name="configuración-en-cisco-1"/>
     <w:p>
       <w:pPr>
         <w:pStyle w:val="Heading3"/>
@@ -5347,7 +5155,7 @@
       <w:r>
         <w:t xml:space="preserve"> </w:t>
       </w:r>
-      <w:hyperlink r:id="rId35">
+      <w:hyperlink r:id="rId24">
         <w:r>
           <w:rPr>
             <w:rStyle w:val="Hyperlink"/>
@@ -5366,9 +5174,9 @@
         </w:pict>
       </w:r>
     </w:p>
-    <w:bookmarkEnd w:id="63"/>
-    <w:bookmarkEnd w:id="64"/>
-    <w:bookmarkStart w:id="65" w:name="comparativa-rápida"/>
+    <w:bookmarkEnd w:id="55"/>
+    <w:bookmarkEnd w:id="56"/>
+    <w:bookmarkStart w:id="57" w:name="comparativa-rápida"/>
     <w:p>
       <w:pPr>
         <w:pStyle w:val="Heading2"/>
@@ -5381,7 +5189,6 @@
       <w:tblPr>
         <w:tblStyle w:val="Table"/>
         <w:tblW w:type="pct" w:w="5000"/>
-        <w:jc w:val="left"/>
         <w:tblLayout w:type="fixed"/>
         <w:tblLook w:firstRow="1" w:lastRow="0" w:firstColumn="0" w:lastColumn="0" w:noHBand="0" w:noVBand="0" w:val="0020"/>
       </w:tblPr>
@@ -5399,7 +5206,6 @@
           <w:p>
             <w:pPr>
               <w:pStyle w:val="Compact"/>
-              <w:jc w:val="left"/>
             </w:pPr>
             <w:r>
               <w:t xml:space="preserve">Aspecto</w:t>
@@ -5411,7 +5217,6 @@
           <w:p>
             <w:pPr>
               <w:pStyle w:val="Compact"/>
-              <w:jc w:val="left"/>
             </w:pPr>
             <w:r>
               <w:t xml:space="preserve">NAT estático</w:t>
@@ -5423,7 +5228,6 @@
           <w:p>
             <w:pPr>
               <w:pStyle w:val="Compact"/>
-              <w:jc w:val="left"/>
             </w:pPr>
             <w:r>
               <w:t xml:space="preserve">NAT dinámico</w:t>
@@ -5437,7 +5241,6 @@
           <w:p>
             <w:pPr>
               <w:pStyle w:val="Compact"/>
-              <w:jc w:val="left"/>
             </w:pPr>
             <w:r>
               <w:t xml:space="preserve">Relación IP</w:t>
@@ -5449,7 +5252,6 @@
           <w:p>
             <w:pPr>
               <w:pStyle w:val="Compact"/>
-              <w:jc w:val="left"/>
             </w:pPr>
             <w:r>
               <w:t xml:space="preserve">1:1 permanente</w:t>
@@ -5461,7 +5263,6 @@
           <w:p>
             <w:pPr>
               <w:pStyle w:val="Compact"/>
-              <w:jc w:val="left"/>
             </w:pPr>
             <w:r>
               <w:t xml:space="preserve">Muchos:a-pocos, temporal</w:t>
@@ -5475,7 +5276,6 @@
           <w:p>
             <w:pPr>
               <w:pStyle w:val="Compact"/>
-              <w:jc w:val="left"/>
             </w:pPr>
             <w:r>
               <w:t xml:space="preserve">¿Sirve para servicios entrantes?</w:t>
@@ -5487,7 +5287,6 @@
           <w:p>
             <w:pPr>
               <w:pStyle w:val="Compact"/>
-              <w:jc w:val="left"/>
             </w:pPr>
             <w:r>
               <w:t xml:space="preserve">Sí, siempre en la misma IP</w:t>
@@ -5499,7 +5298,6 @@
           <w:p>
             <w:pPr>
               <w:pStyle w:val="Compact"/>
-              <w:jc w:val="left"/>
             </w:pPr>
             <w:r>
               <w:t xml:space="preserve">No, la IP cambia</w:t>
@@ -5513,7 +5311,6 @@
           <w:p>
             <w:pPr>
               <w:pStyle w:val="Compact"/>
-              <w:jc w:val="left"/>
             </w:pPr>
             <w:r>
               <w:t xml:space="preserve">Entrada en la tabla NAT</w:t>
@@ -5525,7 +5322,6 @@
           <w:p>
             <w:pPr>
               <w:pStyle w:val="Compact"/>
-              <w:jc w:val="left"/>
             </w:pPr>
             <w:r>
               <w:t xml:space="preserve">Fija, no caduca</w:t>
@@ -5537,7 +5333,6 @@
           <w:p>
             <w:pPr>
               <w:pStyle w:val="Compact"/>
-              <w:jc w:val="left"/>
             </w:pPr>
             <w:r>
               <w:t xml:space="preserve">Se crea/borra con la conexión</w:t>
@@ -5551,7 +5346,6 @@
           <w:p>
             <w:pPr>
               <w:pStyle w:val="Compact"/>
-              <w:jc w:val="left"/>
             </w:pPr>
             <w:r>
               <w:t xml:space="preserve">Coste en IPs públicas</w:t>
@@ -5563,7 +5357,6 @@
           <w:p>
             <w:pPr>
               <w:pStyle w:val="Compact"/>
-              <w:jc w:val="left"/>
             </w:pPr>
             <w:r>
               <w:t xml:space="preserve">1 pública por equipo</w:t>
@@ -5575,7 +5368,6 @@
           <w:p>
             <w:pPr>
               <w:pStyle w:val="Compact"/>
-              <w:jc w:val="left"/>
             </w:pPr>
             <w:r>
               <w:t xml:space="preserve">Un pool para toda la LAN</w:t>
@@ -5589,7 +5381,6 @@
           <w:p>
             <w:pPr>
               <w:pStyle w:val="Compact"/>
-              <w:jc w:val="left"/>
             </w:pPr>
             <w:r>
               <w:t xml:space="preserve">Uso típico</w:t>
@@ -5601,7 +5392,6 @@
           <w:p>
             <w:pPr>
               <w:pStyle w:val="Compact"/>
-              <w:jc w:val="left"/>
             </w:pPr>
             <w:r>
               <w:t xml:space="preserve">Servidores</w:t>
@@ -5613,7 +5403,6 @@
           <w:p>
             <w:pPr>
               <w:pStyle w:val="Compact"/>
-              <w:jc w:val="left"/>
             </w:pPr>
             <w:r>
               <w:t xml:space="preserve">Tráfico saliente con varias IPs</w:t>
@@ -5649,13 +5438,7 @@
         <w:t xml:space="preserve"> </w:t>
       </w:r>
       <w:r>
-        <w:t xml:space="preserve">“</w:t>
-      </w:r>
-      <w:r>
-        <w:t xml:space="preserve">dinámico</w:t>
-      </w:r>
-      <w:r>
-        <w:t xml:space="preserve">”</w:t>
+        <w:t xml:space="preserve">“dinámico”</w:t>
       </w:r>
       <w:r>
         <w:t xml:space="preserve"> </w:t>
@@ -5667,13 +5450,7 @@
         <w:t xml:space="preserve"> </w:t>
       </w:r>
       <w:r>
-        <w:t xml:space="preserve">“</w:t>
-      </w:r>
-      <w:r>
-        <w:t xml:space="preserve">PAT</w:t>
-      </w:r>
-      <w:r>
-        <w:t xml:space="preserve">”</w:t>
+        <w:t xml:space="preserve">“PAT”</w:t>
       </w:r>
       <w:r>
         <w:t xml:space="preserve">. NAT dinámico traduce la</w:t>
@@ -5718,8 +5495,8 @@
         </w:pict>
       </w:r>
     </w:p>
-    <w:bookmarkEnd w:id="65"/>
-    <w:bookmarkStart w:id="66" w:name="mini-chequeo-2"/>
+    <w:bookmarkEnd w:id="57"/>
+    <w:bookmarkStart w:id="58" w:name="mini-chequeo-2"/>
     <w:p>
       <w:pPr>
         <w:pStyle w:val="Heading2"/>
@@ -5819,13 +5596,7 @@
         <w:t xml:space="preserve"> </w:t>
       </w:r>
       <w:r>
-        <w:t xml:space="preserve">“</w:t>
-      </w:r>
-      <w:r>
-        <w:t xml:space="preserve">apuntar</w:t>
-      </w:r>
-      <w:r>
-        <w:t xml:space="preserve">”</w:t>
+        <w:t xml:space="preserve">“apuntar”</w:t>
       </w:r>
       <w:r>
         <w:t xml:space="preserve"> </w:t>
@@ -5869,8 +5640,8 @@
         </w:pict>
       </w:r>
     </w:p>
-    <w:bookmarkEnd w:id="66"/>
-    <w:bookmarkStart w:id="67" w:name="resumen-en-3-frases-2"/>
+    <w:bookmarkEnd w:id="58"/>
+    <w:bookmarkStart w:id="59" w:name="resumen-en-3-frases-2"/>
     <w:p>
       <w:pPr>
         <w:pStyle w:val="Heading2"/>
@@ -5964,8 +5735,8 @@
         <w:t xml:space="preserve">(siguiente punto).</w:t>
       </w:r>
     </w:p>
-    <w:bookmarkEnd w:id="67"/>
-    <w:bookmarkStart w:id="68" w:name="vocabulario-rápido-2"/>
+    <w:bookmarkEnd w:id="59"/>
+    <w:bookmarkStart w:id="60" w:name="vocabulario-rápido-2"/>
     <w:p>
       <w:pPr>
         <w:pStyle w:val="Heading2"/>
@@ -5978,7 +5749,6 @@
       <w:tblPr>
         <w:tblStyle w:val="Table"/>
         <w:tblW w:type="auto" w:w="0"/>
-        <w:jc w:val="left"/>
         <w:tblLook w:firstRow="1" w:lastRow="0" w:firstColumn="0" w:lastColumn="0" w:noHBand="0" w:noVBand="0" w:val="0020"/>
       </w:tblPr>
       <w:tblGrid>
@@ -5994,7 +5764,6 @@
           <w:p>
             <w:pPr>
               <w:pStyle w:val="Compact"/>
-              <w:jc w:val="left"/>
             </w:pPr>
             <w:r>
               <w:t xml:space="preserve">Término</w:t>
@@ -6006,7 +5775,6 @@
           <w:p>
             <w:pPr>
               <w:pStyle w:val="Compact"/>
-              <w:jc w:val="left"/>
             </w:pPr>
             <w:r>
               <w:t xml:space="preserve">Idea general</w:t>
@@ -6020,7 +5788,6 @@
           <w:p>
             <w:pPr>
               <w:pStyle w:val="Compact"/>
-              <w:jc w:val="left"/>
             </w:pPr>
             <w:r>
               <w:t xml:space="preserve">NAT estático</w:t>
@@ -6032,7 +5799,6 @@
           <w:p>
             <w:pPr>
               <w:pStyle w:val="Compact"/>
-              <w:jc w:val="left"/>
             </w:pPr>
             <w:r>
               <w:t xml:space="preserve">Traducción fija 1:1 privada ↔ pública</w:t>
@@ -6046,7 +5812,6 @@
           <w:p>
             <w:pPr>
               <w:pStyle w:val="Compact"/>
-              <w:jc w:val="left"/>
             </w:pPr>
             <w:r>
               <w:t xml:space="preserve">NAT dinámico</w:t>
@@ -6058,7 +5823,6 @@
           <w:p>
             <w:pPr>
               <w:pStyle w:val="Compact"/>
-              <w:jc w:val="left"/>
             </w:pPr>
             <w:r>
               <w:t xml:space="preserve">Asignación temporal de IPs de un pool</w:t>
@@ -6072,7 +5836,6 @@
           <w:p>
             <w:pPr>
               <w:pStyle w:val="Compact"/>
-              <w:jc w:val="left"/>
             </w:pPr>
             <w:r>
               <w:t xml:space="preserve">Pool</w:t>
@@ -6084,7 +5847,6 @@
           <w:p>
             <w:pPr>
               <w:pStyle w:val="Compact"/>
-              <w:jc w:val="left"/>
             </w:pPr>
             <w:r>
               <w:t xml:space="preserve">Rango de IPs públicas disponibles</w:t>
@@ -6098,7 +5860,6 @@
           <w:p>
             <w:pPr>
               <w:pStyle w:val="Compact"/>
-              <w:jc w:val="left"/>
             </w:pPr>
             <w:r>
               <w:t xml:space="preserve">ip nat inside source static</w:t>
@@ -6110,7 +5871,6 @@
           <w:p>
             <w:pPr>
               <w:pStyle w:val="Compact"/>
-              <w:jc w:val="left"/>
             </w:pPr>
             <w:r>
               <w:t xml:space="preserve">Comando Cisco de NAT estático</w:t>
@@ -6124,7 +5884,6 @@
           <w:p>
             <w:pPr>
               <w:pStyle w:val="Compact"/>
-              <w:jc w:val="left"/>
             </w:pPr>
             <w:r>
               <w:t xml:space="preserve">Access-list (NAT)</w:t>
@@ -6136,7 +5895,6 @@
           <w:p>
             <w:pPr>
               <w:pStyle w:val="Compact"/>
-              <w:jc w:val="left"/>
             </w:pPr>
             <w:r>
               <w:t xml:space="preserve">Define qué tráfico se traduce</w:t>
@@ -6162,7 +5920,7 @@
       <w:r>
         <w:t xml:space="preserve"> </w:t>
       </w:r>
-      <w:hyperlink r:id="rId46">
+      <w:hyperlink r:id="rId38">
         <w:r>
           <w:rPr>
             <w:rStyle w:val="Hyperlink"/>
@@ -6189,7 +5947,7 @@
       <w:r>
         <w:t xml:space="preserve"> </w:t>
       </w:r>
-      <w:hyperlink r:id="rId23">
+      <w:hyperlink r:id="rId12">
         <w:r>
           <w:rPr>
             <w:rStyle w:val="Hyperlink"/>
@@ -6216,7 +5974,7 @@
       <w:r>
         <w:t xml:space="preserve"> </w:t>
       </w:r>
-      <w:hyperlink r:id="rId25">
+      <w:hyperlink r:id="rId14">
         <w:r>
           <w:rPr>
             <w:rStyle w:val="Hyperlink"/>
@@ -6225,9 +5983,9 @@
         </w:r>
       </w:hyperlink>
     </w:p>
-    <w:bookmarkEnd w:id="68"/>
-    <w:bookmarkEnd w:id="69"/>
-    <w:bookmarkStart w:id="78" w:name="pat-sobrecarga"/>
+    <w:bookmarkEnd w:id="60"/>
+    <w:bookmarkEnd w:id="61"/>
+    <w:bookmarkStart w:id="73" w:name="pat-sobrecarga"/>
     <w:p>
       <w:pPr>
         <w:pStyle w:val="Heading1"/>
@@ -6291,7 +6049,7 @@
         </w:pict>
       </w:r>
     </w:p>
-    <w:bookmarkStart w:id="70" w:name="la-idea-en-una-frase-3"/>
+    <w:bookmarkStart w:id="62" w:name="la-idea-en-una-frase-3"/>
     <w:p>
       <w:pPr>
         <w:pStyle w:val="Heading2"/>
@@ -6331,13 +6089,7 @@
         <w:t xml:space="preserve"> </w:t>
       </w:r>
       <w:r>
-        <w:t xml:space="preserve">“</w:t>
-      </w:r>
-      <w:r>
-        <w:t xml:space="preserve">NAT de sobrecarga</w:t>
-      </w:r>
-      <w:r>
-        <w:t xml:space="preserve">”</w:t>
+        <w:t xml:space="preserve">“NAT de sobrecarga”</w:t>
       </w:r>
       <w:r>
         <w:t xml:space="preserve">) hace que</w:t>
@@ -6387,8 +6139,8 @@
         </w:pict>
       </w:r>
     </w:p>
-    <w:bookmarkEnd w:id="70"/>
-    <w:bookmarkStart w:id="72" w:name="cómo-funciona-la-historia-de-dos-pcs"/>
+    <w:bookmarkEnd w:id="62"/>
+    <w:bookmarkStart w:id="67" w:name="cómo-funciona-la-historia-de-dos-pcs"/>
     <w:p>
       <w:pPr>
         <w:pStyle w:val="Heading2"/>
@@ -6458,58 +6210,102 @@
         <w:t xml:space="preserve"> </w:t>
       </w:r>
       <w:r>
-        <w:t xml:space="preserve">La solución de PAT es asignar un puerto global distinto a cada conexión:</w:t>
-      </w:r>
-    </w:p>
-    <w:p>
-      <w:pPr>
-        <w:pStyle w:val="SourceCode"/>
-      </w:pPr>
+        <w:t xml:space="preserve">La solución de PAT es asignar un puerto global distinto a cada conversación:</w:t>
+      </w:r>
+    </w:p>
+    <w:p>
+      <w:pPr>
+        <w:pStyle w:val="CaptionedFigure"/>
+      </w:pPr>
+      <w:r>
+        <w:drawing>
+          <wp:inline>
+            <wp:extent cx="5334000" cy="2082484"/>
+            <wp:effectExtent b="0" l="0" r="0" t="0"/>
+            <wp:docPr descr="PAT: PC1 y PC2 comparten la IP pública; el router asigna :60001 y :60002" title="" id="64" name="Picture"/>
+            <a:graphic>
+              <a:graphicData uri="http://schemas.openxmlformats.org/drawingml/2006/picture">
+                <pic:pic>
+                  <pic:nvPicPr>
+                    <pic:cNvPr descr="public/diagrams/u10-pat-flujo.svg" id="65" name="Picture"/>
+                    <pic:cNvPicPr>
+                      <a:picLocks noChangeArrowheads="1" noChangeAspect="1"/>
+                    </pic:cNvPicPr>
+                  </pic:nvPicPr>
+                  <pic:blipFill>
+                    <a:blip>
+                      <a:extLst>
+                        <a:ext uri="{28A0092B-C50C-407E-A947-70E740481C1C}">
+                          <a14:useLocalDpi xmlns:a14="http://schemas.microsoft.com/office/drawing/2010/main" val="0"/>
+                        </a:ext>
+                        <a:ext uri="{96DAC541-7B7A-43D3-8B79-37D633B846F1}">
+                          <asvg:svgBlip xmlns:asvg="http://schemas.microsoft.com/office/drawing/2016/SVG/main" r:embed="rId63"/>
+                        </a:ext>
+                      </a:extLst>
+                    </a:blip>
+                    <a:stretch>
+                      <a:fillRect/>
+                    </a:stretch>
+                  </pic:blipFill>
+                  <pic:spPr bwMode="auto">
+                    <a:xfrm>
+                      <a:off x="0" y="0"/>
+                      <a:ext cx="5334000" cy="2082484"/>
+                    </a:xfrm>
+                    <a:prstGeom prst="rect">
+                      <a:avLst/>
+                    </a:prstGeom>
+                    <a:noFill/>
+                    <a:ln w="9525">
+                      <a:noFill/>
+                      <a:headEnd/>
+                      <a:tailEnd/>
+                    </a:ln>
+                  </pic:spPr>
+                </pic:pic>
+              </a:graphicData>
+            </a:graphic>
+          </wp:inline>
+        </w:drawing>
+      </w:r>
+    </w:p>
+    <w:p>
+      <w:pPr>
+        <w:pStyle w:val="ImageCaption"/>
+      </w:pPr>
+      <w:r>
+        <w:t xml:space="preserve">PAT: PC1 y PC2 comparten la IP pública; el router asigna :60001 y :60002</w:t>
+      </w:r>
+    </w:p>
+    <w:p>
+      <w:pPr>
+        <w:pStyle w:val="BodyText"/>
+      </w:pPr>
+      <w:r>
+        <w:t xml:space="preserve">Ahora la tabla NAT desambigua perfectamente: la respuesta dirigida a</w:t>
+      </w:r>
+      <w:r>
+        <w:t xml:space="preserve"> </w:t>
+      </w:r>
       <w:r>
         <w:rPr>
           <w:rStyle w:val="VerbatimChar"/>
         </w:rPr>
-        <w:t xml:space="preserve">PC1  83.45.12.78:60001  ←──→  192.168.1.10:54321</w:t>
-      </w:r>
-      <w:r>
-        <w:br/>
+        <w:t xml:space="preserve">:60001</w:t>
+      </w:r>
+      <w:r>
+        <w:t xml:space="preserve"> </w:t>
+      </w:r>
+      <w:r>
+        <w:t xml:space="preserve">es de PC1 y la de</w:t>
+      </w:r>
+      <w:r>
+        <w:t xml:space="preserve"> </w:t>
       </w:r>
       <w:r>
         <w:rPr>
           <w:rStyle w:val="VerbatimChar"/>
         </w:rPr>
-        <w:t xml:space="preserve">PC2  83.45.12.78:60002  ←──→  192.168.1.20:54321</w:t>
-      </w:r>
-    </w:p>
-    <w:p>
-      <w:pPr>
-        <w:pStyle w:val="FirstParagraph"/>
-      </w:pPr>
-      <w:r>
-        <w:t xml:space="preserve">Ahora la tabla NAT desambigua perfectamente: la respuesta dirigida a</w:t>
-      </w:r>
-      <w:r>
-        <w:t xml:space="preserve"> </w:t>
-      </w:r>
-      <w:r>
-        <w:rPr>
-          <w:rStyle w:val="VerbatimChar"/>
-        </w:rPr>
-        <w:t xml:space="preserve">:60001</w:t>
-      </w:r>
-      <w:r>
-        <w:t xml:space="preserve"> </w:t>
-      </w:r>
-      <w:r>
-        <w:t xml:space="preserve">es de PC1 y la de</w:t>
-      </w:r>
-      <w:r>
-        <w:t xml:space="preserve"> </w:t>
-      </w:r>
-      <w:r>
-        <w:rPr>
-          <w:rStyle w:val="VerbatimChar"/>
-        </w:rPr>
         <w:t xml:space="preserve">:60002</w:t>
       </w:r>
       <w:r>
@@ -6529,7 +6325,7 @@
         <w:t xml:space="preserve">El puerto efímero global actúa como matrícula de cada conversación.</w:t>
       </w:r>
     </w:p>
-    <w:bookmarkStart w:id="71" w:name="el-ciclo-completo-de-una-conexión"/>
+    <w:bookmarkStart w:id="66" w:name="el-ciclo-completo-de-una-conexión"/>
     <w:p>
       <w:pPr>
         <w:pStyle w:val="Heading3"/>
@@ -6650,9 +6446,9 @@
         </w:pict>
       </w:r>
     </w:p>
-    <w:bookmarkEnd w:id="71"/>
-    <w:bookmarkEnd w:id="72"/>
-    <w:bookmarkStart w:id="73" w:name="configuración-de-pat-en-cisco"/>
+    <w:bookmarkEnd w:id="66"/>
+    <w:bookmarkEnd w:id="67"/>
+    <w:bookmarkStart w:id="68" w:name="configuración-de-pat-en-cisco"/>
     <w:p>
       <w:pPr>
         <w:pStyle w:val="Heading2"/>
@@ -6873,7 +6669,6 @@
       <w:tblPr>
         <w:tblStyle w:val="Table"/>
         <w:tblW w:type="pct" w:w="5000"/>
-        <w:jc w:val="left"/>
         <w:tblLayout w:type="fixed"/>
         <w:tblLook w:firstRow="1" w:lastRow="0" w:firstColumn="0" w:lastColumn="0" w:noHBand="0" w:noVBand="0" w:val="0020"/>
       </w:tblPr>
@@ -6890,7 +6685,6 @@
           <w:p>
             <w:pPr>
               <w:pStyle w:val="Compact"/>
-              <w:jc w:val="left"/>
             </w:pPr>
             <w:r>
               <w:t xml:space="preserve">Pieza</w:t>
@@ -6902,7 +6696,6 @@
           <w:p>
             <w:pPr>
               <w:pStyle w:val="Compact"/>
-              <w:jc w:val="left"/>
             </w:pPr>
             <w:r>
               <w:t xml:space="preserve">Qué hace</w:t>
@@ -6916,7 +6709,6 @@
           <w:p>
             <w:pPr>
               <w:pStyle w:val="Compact"/>
-              <w:jc w:val="left"/>
             </w:pPr>
             <w:r>
               <w:rPr>
@@ -6931,7 +6723,6 @@
           <w:p>
             <w:pPr>
               <w:pStyle w:val="Compact"/>
-              <w:jc w:val="left"/>
             </w:pPr>
             <w:r>
               <w:t xml:space="preserve">Define qué red interna se traduce (192.168.1.0/24)</w:t>
@@ -6945,7 +6736,6 @@
           <w:p>
             <w:pPr>
               <w:pStyle w:val="Compact"/>
-              <w:jc w:val="left"/>
             </w:pPr>
             <w:r>
               <w:rPr>
@@ -6960,7 +6750,6 @@
           <w:p>
             <w:pPr>
               <w:pStyle w:val="Compact"/>
-              <w:jc w:val="left"/>
             </w:pPr>
             <w:r>
               <w:t xml:space="preserve">Usa la IP de la interfaz WAN como pública compartida</w:t>
@@ -6974,7 +6763,6 @@
           <w:p>
             <w:pPr>
               <w:pStyle w:val="Compact"/>
-              <w:jc w:val="left"/>
             </w:pPr>
             <w:r>
               <w:rPr>
@@ -6989,7 +6777,6 @@
           <w:p>
             <w:pPr>
               <w:pStyle w:val="Compact"/>
-              <w:jc w:val="left"/>
             </w:pPr>
             <w:r>
               <w:t xml:space="preserve">La palabra mágica que activa PAT (reutiliza la IP con puertos)</w:t>
@@ -7003,7 +6790,6 @@
           <w:p>
             <w:pPr>
               <w:pStyle w:val="Compact"/>
-              <w:jc w:val="left"/>
             </w:pPr>
             <w:r>
               <w:rPr>
@@ -7033,7 +6819,6 @@
           <w:p>
             <w:pPr>
               <w:pStyle w:val="Compact"/>
-              <w:jc w:val="left"/>
             </w:pPr>
             <w:r>
               <w:t xml:space="preserve">Marca qué interfaz mira a la LAN y cuál a Internet</w:t>
@@ -7096,8 +6881,8 @@
         </w:pict>
       </w:r>
     </w:p>
-    <w:bookmarkEnd w:id="73"/>
-    <w:bookmarkStart w:id="74" w:name="cuántas-conexiones-soporta-pat"/>
+    <w:bookmarkEnd w:id="68"/>
+    <w:bookmarkStart w:id="69" w:name="cuántas-conexiones-soporta-pat"/>
     <w:p>
       <w:pPr>
         <w:pStyle w:val="Heading2"/>
@@ -7218,7 +7003,7 @@
       <w:r>
         <w:t xml:space="preserve"> </w:t>
       </w:r>
-      <w:hyperlink r:id="rId30">
+      <w:hyperlink r:id="rId19">
         <w:r>
           <w:rPr>
             <w:rStyle w:val="Hyperlink"/>
@@ -7235,7 +7020,7 @@
       <w:r>
         <w:t xml:space="preserve"> </w:t>
       </w:r>
-      <w:hyperlink r:id="rId30">
+      <w:hyperlink r:id="rId19">
         <w:r>
           <w:rPr>
             <w:rStyle w:val="Hyperlink"/>
@@ -7257,8 +7042,8 @@
         </w:pict>
       </w:r>
     </w:p>
-    <w:bookmarkEnd w:id="74"/>
-    <w:bookmarkStart w:id="75" w:name="mini-chequeo-3"/>
+    <w:bookmarkEnd w:id="69"/>
+    <w:bookmarkStart w:id="70" w:name="mini-chequeo-3"/>
     <w:p>
       <w:pPr>
         <w:pStyle w:val="Heading2"/>
@@ -7436,8 +7221,8 @@
         </w:pict>
       </w:r>
     </w:p>
-    <w:bookmarkEnd w:id="75"/>
-    <w:bookmarkStart w:id="76" w:name="resumen-en-3-frases-3"/>
+    <w:bookmarkEnd w:id="70"/>
+    <w:bookmarkStart w:id="71" w:name="resumen-en-3-frases-3"/>
     <w:p>
       <w:pPr>
         <w:pStyle w:val="Heading2"/>
@@ -7510,8 +7295,8 @@
         <w:t xml:space="preserve">Su límite son los ~65.000 puertos por IP pública (menos en hardware doméstico), que se amplía con varias IPs.</w:t>
       </w:r>
     </w:p>
-    <w:bookmarkEnd w:id="76"/>
-    <w:bookmarkStart w:id="77" w:name="vocabulario-rápido-3"/>
+    <w:bookmarkEnd w:id="71"/>
+    <w:bookmarkStart w:id="72" w:name="vocabulario-rápido-3"/>
     <w:p>
       <w:pPr>
         <w:pStyle w:val="Heading2"/>
@@ -7524,7 +7309,6 @@
       <w:tblPr>
         <w:tblStyle w:val="Table"/>
         <w:tblW w:type="auto" w:w="0"/>
-        <w:jc w:val="left"/>
         <w:tblLook w:firstRow="1" w:lastRow="0" w:firstColumn="0" w:lastColumn="0" w:noHBand="0" w:noVBand="0" w:val="0020"/>
       </w:tblPr>
       <w:tblGrid>
@@ -7540,7 +7324,6 @@
           <w:p>
             <w:pPr>
               <w:pStyle w:val="Compact"/>
-              <w:jc w:val="left"/>
             </w:pPr>
             <w:r>
               <w:t xml:space="preserve">Término</w:t>
@@ -7552,7 +7335,6 @@
           <w:p>
             <w:pPr>
               <w:pStyle w:val="Compact"/>
-              <w:jc w:val="left"/>
             </w:pPr>
             <w:r>
               <w:t xml:space="preserve">Idea general</w:t>
@@ -7566,7 +7348,6 @@
           <w:p>
             <w:pPr>
               <w:pStyle w:val="Compact"/>
-              <w:jc w:val="left"/>
             </w:pPr>
             <w:r>
               <w:t xml:space="preserve">PAT</w:t>
@@ -7578,7 +7359,6 @@
           <w:p>
             <w:pPr>
               <w:pStyle w:val="Compact"/>
-              <w:jc w:val="left"/>
             </w:pPr>
             <w:r>
               <w:t xml:space="preserve">Port Address Translation: sobrecarga de NAT con puertos</w:t>
@@ -7592,7 +7372,6 @@
           <w:p>
             <w:pPr>
               <w:pStyle w:val="Compact"/>
-              <w:jc w:val="left"/>
             </w:pPr>
             <w:r>
               <w:t xml:space="preserve">Overload</w:t>
@@ -7604,7 +7383,6 @@
           <w:p>
             <w:pPr>
               <w:pStyle w:val="Compact"/>
-              <w:jc w:val="left"/>
             </w:pPr>
             <w:r>
               <w:t xml:space="preserve">Palabra clave Cisco que activa PAT</w:t>
@@ -7618,7 +7396,6 @@
           <w:p>
             <w:pPr>
               <w:pStyle w:val="Compact"/>
-              <w:jc w:val="left"/>
             </w:pPr>
             <w:r>
               <w:t xml:space="preserve">Puerto global</w:t>
@@ -7630,7 +7407,6 @@
           <w:p>
             <w:pPr>
               <w:pStyle w:val="Compact"/>
-              <w:jc w:val="left"/>
             </w:pPr>
             <w:r>
               <w:t xml:space="preserve">Puerto efímero que asigna NAT en la IP pública</w:t>
@@ -7644,7 +7420,6 @@
           <w:p>
             <w:pPr>
               <w:pStyle w:val="Compact"/>
-              <w:jc w:val="left"/>
             </w:pPr>
             <w:r>
               <w:t xml:space="preserve">Puerto local</w:t>
@@ -7656,7 +7431,6 @@
           <w:p>
             <w:pPr>
               <w:pStyle w:val="Compact"/>
-              <w:jc w:val="left"/>
             </w:pPr>
             <w:r>
               <w:t xml:space="preserve">Puerto original del equipo interno</w:t>
@@ -7670,7 +7444,6 @@
           <w:p>
             <w:pPr>
               <w:pStyle w:val="Compact"/>
-              <w:jc w:val="left"/>
             </w:pPr>
             <w:r>
               <w:t xml:space="preserve">Tabla NAT</w:t>
@@ -7682,7 +7455,6 @@
           <w:p>
             <w:pPr>
               <w:pStyle w:val="Compact"/>
-              <w:jc w:val="left"/>
             </w:pPr>
             <w:r>
               <w:t xml:space="preserve">Registro que asocia cada conexión con su traducción</w:t>
@@ -7708,7 +7480,7 @@
       <w:r>
         <w:t xml:space="preserve"> </w:t>
       </w:r>
-      <w:hyperlink r:id="rId46">
+      <w:hyperlink r:id="rId38">
         <w:r>
           <w:rPr>
             <w:rStyle w:val="Hyperlink"/>
@@ -7735,7 +7507,7 @@
       <w:r>
         <w:t xml:space="preserve"> </w:t>
       </w:r>
-      <w:hyperlink r:id="rId24">
+      <w:hyperlink r:id="rId13">
         <w:r>
           <w:rPr>
             <w:rStyle w:val="Hyperlink"/>
@@ -7762,7 +7534,7 @@
       <w:r>
         <w:t xml:space="preserve"> </w:t>
       </w:r>
-      <w:hyperlink r:id="rId26">
+      <w:hyperlink r:id="rId15">
         <w:r>
           <w:rPr>
             <w:rStyle w:val="Hyperlink"/>
@@ -7771,9 +7543,9 @@
         </w:r>
       </w:hyperlink>
     </w:p>
-    <w:bookmarkEnd w:id="77"/>
-    <w:bookmarkEnd w:id="78"/>
-    <w:bookmarkStart w:id="88" w:name="nat-destino-port-forwarding"/>
+    <w:bookmarkEnd w:id="72"/>
+    <w:bookmarkEnd w:id="73"/>
+    <w:bookmarkStart w:id="86" w:name="nat-destino-port-forwarding"/>
     <w:p>
       <w:pPr>
         <w:pStyle w:val="Heading1"/>
@@ -7837,7 +7609,7 @@
         </w:pict>
       </w:r>
     </w:p>
-    <w:bookmarkStart w:id="79" w:name="la-idea-en-una-frase-4"/>
+    <w:bookmarkStart w:id="74" w:name="la-idea-en-una-frase-4"/>
     <w:p>
       <w:pPr>
         <w:pStyle w:val="Heading2"/>
@@ -7901,13 +7673,7 @@
         <w:t xml:space="preserve"> </w:t>
       </w:r>
       <w:r>
-        <w:t xml:space="preserve">“</w:t>
-      </w:r>
-      <w:r>
-        <w:t xml:space="preserve">abra una puerta</w:t>
-      </w:r>
-      <w:r>
-        <w:t xml:space="preserve">”</w:t>
+        <w:t xml:space="preserve">“abra una puerta”</w:t>
       </w:r>
       <w:r>
         <w:t xml:space="preserve"> </w:t>
@@ -7923,8 +7689,8 @@
         </w:pict>
       </w:r>
     </w:p>
-    <w:bookmarkEnd w:id="79"/>
-    <w:bookmarkStart w:id="80" w:name="el-problema-que-resuelve"/>
+    <w:bookmarkEnd w:id="74"/>
+    <w:bookmarkStart w:id="78" w:name="el-problema-que-resuelve"/>
     <w:p>
       <w:pPr>
         <w:pStyle w:val="Heading2"/>
@@ -7938,42 +7704,76 @@
         <w:pStyle w:val="FirstParagraph"/>
       </w:pPr>
       <w:r>
-        <w:t xml:space="preserve">Sin NAT destino, el tráfico entrante no tiene a dónde ir:</w:t>
-      </w:r>
-    </w:p>
-    <w:p>
-      <w:pPr>
-        <w:pStyle w:val="SourceCode"/>
-      </w:pPr>
-      <w:r>
-        <w:rPr>
-          <w:rStyle w:val="VerbatimChar"/>
-        </w:rPr>
-        <w:t xml:space="preserve">Internet → 83.45.12.78:80  →  ¿y ahora qué?  →  NADIE</w:t>
-      </w:r>
-    </w:p>
-    <w:p>
-      <w:pPr>
-        <w:pStyle w:val="FirstParagraph"/>
-      </w:pPr>
-      <w:r>
-        <w:t xml:space="preserve">El router recibe la petición en su IP pública, pero no sabe qué equipo interno la busca. NAT destino responde a esa pregunta con una regla:</w:t>
-      </w:r>
-    </w:p>
-    <w:p>
-      <w:pPr>
-        <w:pStyle w:val="SourceCode"/>
-      </w:pPr>
-      <w:r>
-        <w:rPr>
-          <w:rStyle w:val="VerbatimChar"/>
-        </w:rPr>
-        <w:t xml:space="preserve">Internet → 83.45.12.78:80  →  regla NAT destino  →  192.168.1.10:80</w:t>
-      </w:r>
-    </w:p>
-    <w:p>
-      <w:pPr>
-        <w:pStyle w:val="FirstParagraph"/>
+        <w:t xml:space="preserve">Sin NAT destino, el tráfico entrante no tiene a dónde ir: el router recibe la petición en su IP pública, pero no sabe qué equipo interno la busca. NAT destino responde a esa pregunta con una regla que reenvía el paquete al servidor interno:</w:t>
+      </w:r>
+    </w:p>
+    <w:p>
+      <w:pPr>
+        <w:pStyle w:val="CaptionedFigure"/>
+      </w:pPr>
+      <w:r>
+        <w:drawing>
+          <wp:inline>
+            <wp:extent cx="5334000" cy="1708383"/>
+            <wp:effectExtent b="0" l="0" r="0" t="0"/>
+            <wp:docPr descr="NAT destino: el cliente llama al puerto 8080 de la IP pública y el router reenvía al servidor interno :80" title="" id="76" name="Picture"/>
+            <a:graphic>
+              <a:graphicData uri="http://schemas.openxmlformats.org/drawingml/2006/picture">
+                <pic:pic>
+                  <pic:nvPicPr>
+                    <pic:cNvPr descr="public/diagrams/u10-nat-destino.svg" id="77" name="Picture"/>
+                    <pic:cNvPicPr>
+                      <a:picLocks noChangeArrowheads="1" noChangeAspect="1"/>
+                    </pic:cNvPicPr>
+                  </pic:nvPicPr>
+                  <pic:blipFill>
+                    <a:blip>
+                      <a:extLst>
+                        <a:ext uri="{28A0092B-C50C-407E-A947-70E740481C1C}">
+                          <a14:useLocalDpi xmlns:a14="http://schemas.microsoft.com/office/drawing/2010/main" val="0"/>
+                        </a:ext>
+                        <a:ext uri="{96DAC541-7B7A-43D3-8B79-37D633B846F1}">
+                          <asvg:svgBlip xmlns:asvg="http://schemas.microsoft.com/office/drawing/2016/SVG/main" r:embed="rId75"/>
+                        </a:ext>
+                      </a:extLst>
+                    </a:blip>
+                    <a:stretch>
+                      <a:fillRect/>
+                    </a:stretch>
+                  </pic:blipFill>
+                  <pic:spPr bwMode="auto">
+                    <a:xfrm>
+                      <a:off x="0" y="0"/>
+                      <a:ext cx="5334000" cy="1708383"/>
+                    </a:xfrm>
+                    <a:prstGeom prst="rect">
+                      <a:avLst/>
+                    </a:prstGeom>
+                    <a:noFill/>
+                    <a:ln w="9525">
+                      <a:noFill/>
+                      <a:headEnd/>
+                      <a:tailEnd/>
+                    </a:ln>
+                  </pic:spPr>
+                </pic:pic>
+              </a:graphicData>
+            </a:graphic>
+          </wp:inline>
+        </w:drawing>
+      </w:r>
+    </w:p>
+    <w:p>
+      <w:pPr>
+        <w:pStyle w:val="ImageCaption"/>
+      </w:pPr>
+      <w:r>
+        <w:t xml:space="preserve">NAT destino: el cliente llama al puerto 8080 de la IP pública y el router reenvía al servidor interno :80</w:t>
+      </w:r>
+    </w:p>
+    <w:p>
+      <w:pPr>
+        <w:pStyle w:val="BodyText"/>
       </w:pPr>
       <w:r>
         <w:t xml:space="preserve">Cualquier paquete que llegue a la IP pública en el puerto 80 se reenvía, con el destino reescrito, al servidor web interno. Es el</w:t>
@@ -7982,13 +7782,7 @@
         <w:t xml:space="preserve"> </w:t>
       </w:r>
       <w:r>
-        <w:t xml:space="preserve">“</w:t>
-      </w:r>
-      <w:r>
-        <w:t xml:space="preserve">buzón de paquetería</w:t>
-      </w:r>
-      <w:r>
-        <w:t xml:space="preserve">”</w:t>
+        <w:t xml:space="preserve">“buzón de paquetería”</w:t>
       </w:r>
       <w:r>
         <w:t xml:space="preserve"> </w:t>
@@ -8004,8 +7798,8 @@
         </w:pict>
       </w:r>
     </w:p>
-    <w:bookmarkEnd w:id="80"/>
-    <w:bookmarkStart w:id="82" w:name="configuración-en-cisco-2"/>
+    <w:bookmarkEnd w:id="78"/>
+    <w:bookmarkStart w:id="80" w:name="configuración-en-cisco-2"/>
     <w:p>
       <w:pPr>
         <w:pStyle w:val="Heading2"/>
@@ -8226,7 +8020,6 @@
       <w:tblPr>
         <w:tblStyle w:val="Table"/>
         <w:tblW w:type="auto" w:w="0"/>
-        <w:jc w:val="left"/>
         <w:tblLook w:firstRow="1" w:lastRow="0" w:firstColumn="0" w:lastColumn="0" w:noHBand="0" w:noVBand="0" w:val="0020"/>
       </w:tblPr>
       <w:tblGrid>
@@ -8242,7 +8035,6 @@
           <w:p>
             <w:pPr>
               <w:pStyle w:val="Compact"/>
-              <w:jc w:val="left"/>
             </w:pPr>
             <w:r>
               <w:t xml:space="preserve">Parte</w:t>
@@ -8254,7 +8046,6 @@
           <w:p>
             <w:pPr>
               <w:pStyle w:val="Compact"/>
-              <w:jc w:val="left"/>
             </w:pPr>
             <w:r>
               <w:t xml:space="preserve">Significado</w:t>
@@ -8268,7 +8059,6 @@
           <w:p>
             <w:pPr>
               <w:pStyle w:val="Compact"/>
-              <w:jc w:val="left"/>
             </w:pPr>
             <w:r>
               <w:rPr>
@@ -8283,7 +8073,6 @@
           <w:p>
             <w:pPr>
               <w:pStyle w:val="Compact"/>
-              <w:jc w:val="left"/>
             </w:pPr>
             <w:r>
               <w:t xml:space="preserve">Regla NAT fija para tráfico interno</w:t>
@@ -8297,7 +8086,6 @@
           <w:p>
             <w:pPr>
               <w:pStyle w:val="Compact"/>
-              <w:jc w:val="left"/>
             </w:pPr>
             <w:r>
               <w:rPr>
@@ -8312,7 +8100,6 @@
           <w:p>
             <w:pPr>
               <w:pStyle w:val="Compact"/>
-              <w:jc w:val="left"/>
             </w:pPr>
             <w:r>
               <w:t xml:space="preserve">Solo para ese protocolo (también existe</w:t>
@@ -8338,7 +8125,6 @@
           <w:p>
             <w:pPr>
               <w:pStyle w:val="Compact"/>
-              <w:jc w:val="left"/>
             </w:pPr>
             <w:r>
               <w:rPr>
@@ -8353,7 +8139,6 @@
           <w:p>
             <w:pPr>
               <w:pStyle w:val="Compact"/>
-              <w:jc w:val="left"/>
             </w:pPr>
             <w:r>
               <w:t xml:space="preserve">IP y puerto</w:t>
@@ -8383,7 +8168,6 @@
           <w:p>
             <w:pPr>
               <w:pStyle w:val="Compact"/>
-              <w:jc w:val="left"/>
             </w:pPr>
             <w:r>
               <w:rPr>
@@ -8398,7 +8182,6 @@
           <w:p>
             <w:pPr>
               <w:pStyle w:val="Compact"/>
-              <w:jc w:val="left"/>
             </w:pPr>
             <w:r>
               <w:t xml:space="preserve">IP y puerto</w:t>
@@ -8484,7 +8267,7 @@
         <w:t xml:space="preserve">y el puerto.</w:t>
       </w:r>
     </w:p>
-    <w:bookmarkStart w:id="81" w:name="puertos-distintos-fuera-y-dentro"/>
+    <w:bookmarkStart w:id="79" w:name="puertos-distintos-fuera-y-dentro"/>
     <w:p>
       <w:pPr>
         <w:pStyle w:val="Heading3"/>
@@ -8621,9 +8404,9 @@
         </w:pict>
       </w:r>
     </w:p>
-    <w:bookmarkEnd w:id="81"/>
-    <w:bookmarkEnd w:id="82"/>
-    <w:bookmarkStart w:id="83" w:name="el-viaje-del-paquete-entrante"/>
+    <w:bookmarkEnd w:id="79"/>
+    <w:bookmarkEnd w:id="80"/>
+    <w:bookmarkStart w:id="81" w:name="el-viaje-del-paquete-entrante"/>
     <w:p>
       <w:pPr>
         <w:pStyle w:val="Heading2"/>
@@ -8732,8 +8515,8 @@
         </w:pict>
       </w:r>
     </w:p>
-    <w:bookmarkEnd w:id="83"/>
-    <w:bookmarkStart w:id="84" w:name="X1dfb4196bfcd8932628c38b9c0e137c1fe0be79"/>
+    <w:bookmarkEnd w:id="81"/>
+    <w:bookmarkStart w:id="82" w:name="X1dfb4196bfcd8932628c38b9c0e137c1fe0be79"/>
     <w:p>
       <w:pPr>
         <w:pStyle w:val="Heading2"/>
@@ -8745,13 +8528,7 @@
         <w:t xml:space="preserve"> </w:t>
       </w:r>
       <w:r>
-        <w:t xml:space="preserve">“</w:t>
-      </w:r>
-      <w:r>
-        <w:t xml:space="preserve">he abierto el puerto pero no funciona</w:t>
-      </w:r>
-      <w:r>
-        <w:t xml:space="preserve">”</w:t>
+        <w:t xml:space="preserve">“he abierto el puerto pero no funciona”</w:t>
       </w:r>
     </w:p>
     <w:p>
@@ -8766,7 +8543,6 @@
       <w:tblPr>
         <w:tblStyle w:val="Table"/>
         <w:tblW w:type="pct" w:w="5000"/>
-        <w:jc w:val="left"/>
         <w:tblLayout w:type="fixed"/>
         <w:tblLook w:firstRow="1" w:lastRow="0" w:firstColumn="0" w:lastColumn="0" w:noHBand="0" w:noVBand="0" w:val="0020"/>
       </w:tblPr>
@@ -8784,7 +8560,6 @@
           <w:p>
             <w:pPr>
               <w:pStyle w:val="Compact"/>
-              <w:jc w:val="left"/>
             </w:pPr>
             <w:r>
               <w:t xml:space="preserve">#</w:t>
@@ -8796,7 +8571,6 @@
           <w:p>
             <w:pPr>
               <w:pStyle w:val="Compact"/>
-              <w:jc w:val="left"/>
             </w:pPr>
             <w:r>
               <w:t xml:space="preserve">Comprobación</w:t>
@@ -8808,7 +8582,6 @@
           <w:p>
             <w:pPr>
               <w:pStyle w:val="Compact"/>
-              <w:jc w:val="left"/>
             </w:pPr>
             <w:r>
               <w:t xml:space="preserve">Herramienta</w:t>
@@ -8822,7 +8595,6 @@
           <w:p>
             <w:pPr>
               <w:pStyle w:val="Compact"/>
-              <w:jc w:val="left"/>
             </w:pPr>
             <w:r>
               <w:t xml:space="preserve">1</w:t>
@@ -8834,7 +8606,6 @@
           <w:p>
             <w:pPr>
               <w:pStyle w:val="Compact"/>
-              <w:jc w:val="left"/>
             </w:pPr>
             <w:r>
               <w:t xml:space="preserve">¿El firewall del router permite el puerto?</w:t>
@@ -8846,7 +8617,6 @@
           <w:p>
             <w:pPr>
               <w:pStyle w:val="Compact"/>
-              <w:jc w:val="left"/>
             </w:pPr>
             <w:r>
               <w:t xml:space="preserve">Revisa ACLs/reglas de seguridad</w:t>
@@ -8860,7 +8630,6 @@
           <w:p>
             <w:pPr>
               <w:pStyle w:val="Compact"/>
-              <w:jc w:val="left"/>
             </w:pPr>
             <w:r>
               <w:t xml:space="preserve">2</w:t>
@@ -8872,7 +8641,6 @@
           <w:p>
             <w:pPr>
               <w:pStyle w:val="Compact"/>
-              <w:jc w:val="left"/>
             </w:pPr>
             <w:r>
               <w:t xml:space="preserve">¿El firewall del equipo interno lo permite?</w:t>
@@ -8884,7 +8652,6 @@
           <w:p>
             <w:pPr>
               <w:pStyle w:val="Compact"/>
-              <w:jc w:val="left"/>
             </w:pPr>
             <w:r>
               <w:t xml:space="preserve">Windows Firewall / ufw / firewalld</w:t>
@@ -8898,7 +8665,6 @@
           <w:p>
             <w:pPr>
               <w:pStyle w:val="Compact"/>
-              <w:jc w:val="left"/>
             </w:pPr>
             <w:r>
               <w:t xml:space="preserve">3</w:t>
@@ -8910,7 +8676,6 @@
           <w:p>
             <w:pPr>
               <w:pStyle w:val="Compact"/>
-              <w:jc w:val="left"/>
             </w:pPr>
             <w:r>
               <w:t xml:space="preserve">¿El servicio se ejecuta en la IP destino correcta?</w:t>
@@ -8922,7 +8687,6 @@
           <w:p>
             <w:pPr>
               <w:pStyle w:val="Compact"/>
-              <w:jc w:val="left"/>
             </w:pPr>
             <w:r>
               <w:rPr>
@@ -8945,7 +8709,6 @@
           <w:p>
             <w:pPr>
               <w:pStyle w:val="Compact"/>
-              <w:jc w:val="left"/>
             </w:pPr>
             <w:r>
               <w:t xml:space="preserve">4</w:t>
@@ -8957,7 +8720,6 @@
           <w:p>
             <w:pPr>
               <w:pStyle w:val="Compact"/>
-              <w:jc w:val="left"/>
             </w:pPr>
             <w:r>
               <w:t xml:space="preserve">¿La IP privada destino cambió por DHCP?</w:t>
@@ -8969,7 +8731,6 @@
           <w:p>
             <w:pPr>
               <w:pStyle w:val="Compact"/>
-              <w:jc w:val="left"/>
             </w:pPr>
             <w:r>
               <w:t xml:space="preserve">Reserva DHCP o IP estática al servidor</w:t>
@@ -8983,7 +8744,6 @@
           <w:p>
             <w:pPr>
               <w:pStyle w:val="Compact"/>
-              <w:jc w:val="left"/>
             </w:pPr>
             <w:r>
               <w:t xml:space="preserve">5</w:t>
@@ -8995,7 +8755,6 @@
           <w:p>
             <w:pPr>
               <w:pStyle w:val="Compact"/>
-              <w:jc w:val="left"/>
             </w:pPr>
             <w:r>
               <w:t xml:space="preserve">¿El ISP bloquea el puerto?</w:t>
@@ -9007,7 +8766,6 @@
           <w:p>
             <w:pPr>
               <w:pStyle w:val="Compact"/>
-              <w:jc w:val="left"/>
             </w:pPr>
             <w:r>
               <w:t xml:space="preserve">Prueba con otro puerto &gt;1024</w:t>
@@ -9071,8 +8829,8 @@
         </w:pict>
       </w:r>
     </w:p>
-    <w:bookmarkEnd w:id="84"/>
-    <w:bookmarkStart w:id="85" w:name="mini-chequeo-4"/>
+    <w:bookmarkEnd w:id="82"/>
+    <w:bookmarkStart w:id="83" w:name="mini-chequeo-4"/>
     <w:p>
       <w:pPr>
         <w:pStyle w:val="Heading2"/>
@@ -9236,8 +8994,8 @@
         </w:pict>
       </w:r>
     </w:p>
-    <w:bookmarkEnd w:id="85"/>
-    <w:bookmarkStart w:id="86" w:name="resumen-en-3-frases-4"/>
+    <w:bookmarkEnd w:id="83"/>
+    <w:bookmarkStart w:id="84" w:name="resumen-en-3-frases-4"/>
     <w:p>
       <w:pPr>
         <w:pStyle w:val="Heading2"/>
@@ -9313,20 +9071,14 @@
         <w:t xml:space="preserve"> </w:t>
       </w:r>
       <w:r>
-        <w:t xml:space="preserve">“</w:t>
-      </w:r>
-      <w:r>
-        <w:t xml:space="preserve">no funciona</w:t>
-      </w:r>
-      <w:r>
-        <w:t xml:space="preserve">”</w:t>
+        <w:t xml:space="preserve">“no funciona”</w:t>
       </w:r>
       <w:r>
         <w:t xml:space="preserve">, el fallo suele estar en firewalls, servicio parado o IP cambiada — no en la regla NAT.</w:t>
       </w:r>
     </w:p>
-    <w:bookmarkEnd w:id="86"/>
-    <w:bookmarkStart w:id="87" w:name="vocabulario-rápido-4"/>
+    <w:bookmarkEnd w:id="84"/>
+    <w:bookmarkStart w:id="85" w:name="vocabulario-rápido-4"/>
     <w:p>
       <w:pPr>
         <w:pStyle w:val="Heading2"/>
@@ -9339,7 +9091,6 @@
       <w:tblPr>
         <w:tblStyle w:val="Table"/>
         <w:tblW w:type="pct" w:w="5000"/>
-        <w:jc w:val="left"/>
         <w:tblLayout w:type="fixed"/>
         <w:tblLook w:firstRow="1" w:lastRow="0" w:firstColumn="0" w:lastColumn="0" w:noHBand="0" w:noVBand="0" w:val="0020"/>
       </w:tblPr>
@@ -9356,7 +9107,6 @@
           <w:p>
             <w:pPr>
               <w:pStyle w:val="Compact"/>
-              <w:jc w:val="left"/>
             </w:pPr>
             <w:r>
               <w:t xml:space="preserve">Término</w:t>
@@ -9368,7 +9118,6 @@
           <w:p>
             <w:pPr>
               <w:pStyle w:val="Compact"/>
-              <w:jc w:val="left"/>
             </w:pPr>
             <w:r>
               <w:t xml:space="preserve">Idea general</w:t>
@@ -9382,7 +9131,6 @@
           <w:p>
             <w:pPr>
               <w:pStyle w:val="Compact"/>
-              <w:jc w:val="left"/>
             </w:pPr>
             <w:r>
               <w:t xml:space="preserve">NAT destino</w:t>
@@ -9394,7 +9142,6 @@
           <w:p>
             <w:pPr>
               <w:pStyle w:val="Compact"/>
-              <w:jc w:val="left"/>
             </w:pPr>
             <w:r>
               <w:t xml:space="preserve">Traducción del tráfico entrante hacia un servidor interno</w:t>
@@ -9408,7 +9155,6 @@
           <w:p>
             <w:pPr>
               <w:pStyle w:val="Compact"/>
-              <w:jc w:val="left"/>
             </w:pPr>
             <w:r>
               <w:t xml:space="preserve">Port forwarding</w:t>
@@ -9420,7 +9166,6 @@
           <w:p>
             <w:pPr>
               <w:pStyle w:val="Compact"/>
-              <w:jc w:val="left"/>
             </w:pPr>
             <w:r>
               <w:t xml:space="preserve">Nombre popular de NAT destino</w:t>
@@ -9434,7 +9179,6 @@
           <w:p>
             <w:pPr>
               <w:pStyle w:val="Compact"/>
-              <w:jc w:val="left"/>
             </w:pPr>
             <w:r>
               <w:t xml:space="preserve">Puerto público</w:t>
@@ -9446,7 +9190,6 @@
           <w:p>
             <w:pPr>
               <w:pStyle w:val="Compact"/>
-              <w:jc w:val="left"/>
             </w:pPr>
             <w:r>
               <w:t xml:space="preserve">Puerto que se expone hacia Internet</w:t>
@@ -9460,7 +9203,6 @@
           <w:p>
             <w:pPr>
               <w:pStyle w:val="Compact"/>
-              <w:jc w:val="left"/>
             </w:pPr>
             <w:r>
               <w:t xml:space="preserve">Puerto interno</w:t>
@@ -9472,7 +9214,6 @@
           <w:p>
             <w:pPr>
               <w:pStyle w:val="Compact"/>
-              <w:jc w:val="left"/>
             </w:pPr>
             <w:r>
               <w:t xml:space="preserve">Puerto real del servicio en el servidor</w:t>
@@ -9486,7 +9227,6 @@
           <w:p>
             <w:pPr>
               <w:pStyle w:val="Compact"/>
-              <w:jc w:val="left"/>
             </w:pPr>
             <w:r>
               <w:rPr>
@@ -9501,7 +9241,6 @@
           <w:p>
             <w:pPr>
               <w:pStyle w:val="Compact"/>
-              <w:jc w:val="left"/>
             </w:pPr>
             <w:r>
               <w:t xml:space="preserve">Comando Cisco de NAT destino</w:t>
@@ -9527,7 +9266,7 @@
       <w:r>
         <w:t xml:space="preserve"> </w:t>
       </w:r>
-      <w:hyperlink r:id="rId46">
+      <w:hyperlink r:id="rId38">
         <w:r>
           <w:rPr>
             <w:rStyle w:val="Hyperlink"/>
@@ -9554,7 +9293,7 @@
       <w:r>
         <w:t xml:space="preserve"> </w:t>
       </w:r>
-      <w:hyperlink r:id="rId25">
+      <w:hyperlink r:id="rId14">
         <w:r>
           <w:rPr>
             <w:rStyle w:val="Hyperlink"/>
@@ -9581,7 +9320,7 @@
       <w:r>
         <w:t xml:space="preserve"> </w:t>
       </w:r>
-      <w:hyperlink r:id="rId27">
+      <w:hyperlink r:id="rId16">
         <w:r>
           <w:rPr>
             <w:rStyle w:val="Hyperlink"/>
@@ -9590,9 +9329,9 @@
         </w:r>
       </w:hyperlink>
     </w:p>
-    <w:bookmarkEnd w:id="87"/>
-    <w:bookmarkEnd w:id="88"/>
-    <w:bookmarkStart w:id="98" w:name="tabla-nat-y-verificación"/>
+    <w:bookmarkEnd w:id="85"/>
+    <w:bookmarkEnd w:id="86"/>
+    <w:bookmarkStart w:id="96" w:name="tabla-nat-y-verificación"/>
     <w:p>
       <w:pPr>
         <w:pStyle w:val="Heading1"/>
@@ -9656,7 +9395,7 @@
         </w:pict>
       </w:r>
     </w:p>
-    <w:bookmarkStart w:id="89" w:name="la-idea-en-una-frase-5"/>
+    <w:bookmarkStart w:id="87" w:name="la-idea-en-una-frase-5"/>
     <w:p>
       <w:pPr>
         <w:pStyle w:val="Heading2"/>
@@ -9692,13 +9431,7 @@
         <w:t xml:space="preserve"> </w:t>
       </w:r>
       <w:r>
-        <w:t xml:space="preserve">“</w:t>
-      </w:r>
-      <w:r>
-        <w:t xml:space="preserve">configura NAT</w:t>
-      </w:r>
-      <w:r>
-        <w:t xml:space="preserve">”</w:t>
+        <w:t xml:space="preserve">“configura NAT”</w:t>
       </w:r>
       <w:r>
         <w:t xml:space="preserve"> </w:t>
@@ -9710,13 +9443,7 @@
         <w:t xml:space="preserve"> </w:t>
       </w:r>
       <w:r>
-        <w:t xml:space="preserve">“</w:t>
-      </w:r>
-      <w:r>
-        <w:t xml:space="preserve">sabe que NAT funciona</w:t>
-      </w:r>
-      <w:r>
-        <w:t xml:space="preserve">”</w:t>
+        <w:t xml:space="preserve">“sabe que NAT funciona”</w:t>
       </w:r>
       <w:r>
         <w:t xml:space="preserve">.</w:t>
@@ -9750,8 +9477,8 @@
         </w:pict>
       </w:r>
     </w:p>
-    <w:bookmarkEnd w:id="89"/>
-    <w:bookmarkStart w:id="91" w:name="los-4-campos-de-la-tabla"/>
+    <w:bookmarkEnd w:id="87"/>
+    <w:bookmarkStart w:id="89" w:name="los-4-campos-de-la-tabla"/>
     <w:p>
       <w:pPr>
         <w:pStyle w:val="Heading2"/>
@@ -9792,7 +9519,6 @@
       <w:tblPr>
         <w:tblStyle w:val="Table"/>
         <w:tblW w:type="pct" w:w="5000"/>
-        <w:jc w:val="left"/>
         <w:tblLayout w:type="fixed"/>
         <w:tblLook w:firstRow="1" w:lastRow="0" w:firstColumn="0" w:lastColumn="0" w:noHBand="0" w:noVBand="0" w:val="0020"/>
       </w:tblPr>
@@ -9809,7 +9535,6 @@
           <w:p>
             <w:pPr>
               <w:pStyle w:val="Compact"/>
-              <w:jc w:val="left"/>
             </w:pPr>
             <w:r>
               <w:t xml:space="preserve">Campo</w:t>
@@ -9821,7 +9546,6 @@
           <w:p>
             <w:pPr>
               <w:pStyle w:val="Compact"/>
-              <w:jc w:val="left"/>
             </w:pPr>
             <w:r>
               <w:t xml:space="preserve">Qué es</w:t>
@@ -9835,7 +9559,6 @@
           <w:p>
             <w:pPr>
               <w:pStyle w:val="Compact"/>
-              <w:jc w:val="left"/>
             </w:pPr>
             <w:r>
               <w:rPr>
@@ -9851,7 +9574,6 @@
           <w:p>
             <w:pPr>
               <w:pStyle w:val="Compact"/>
-              <w:jc w:val="left"/>
             </w:pPr>
             <w:r>
               <w:t xml:space="preserve">La IP real del PC en la LAN (tal como la ve tu red)</w:t>
@@ -9865,7 +9587,6 @@
           <w:p>
             <w:pPr>
               <w:pStyle w:val="Compact"/>
-              <w:jc w:val="left"/>
             </w:pPr>
             <w:r>
               <w:rPr>
@@ -9881,7 +9602,6 @@
           <w:p>
             <w:pPr>
               <w:pStyle w:val="Compact"/>
-              <w:jc w:val="left"/>
             </w:pPr>
             <w:r>
               <w:t xml:space="preserve">La IP pública traducida (tal como la ve Internet)</w:t>
@@ -9895,7 +9615,6 @@
           <w:p>
             <w:pPr>
               <w:pStyle w:val="Compact"/>
-              <w:jc w:val="left"/>
             </w:pPr>
             <w:r>
               <w:rPr>
@@ -9911,7 +9630,6 @@
           <w:p>
             <w:pPr>
               <w:pStyle w:val="Compact"/>
-              <w:jc w:val="left"/>
             </w:pPr>
             <w:r>
               <w:t xml:space="preserve">El destino tal como lo ve el PC (normalmente igual al global)</w:t>
@@ -9925,7 +9643,6 @@
           <w:p>
             <w:pPr>
               <w:pStyle w:val="Compact"/>
-              <w:jc w:val="left"/>
             </w:pPr>
             <w:r>
               <w:rPr>
@@ -9941,7 +9658,6 @@
           <w:p>
             <w:pPr>
               <w:pStyle w:val="Compact"/>
-              <w:jc w:val="left"/>
             </w:pPr>
             <w:r>
               <w:t xml:space="preserve">El destino real en Internet (8.8.8.8)</w:t>
@@ -9977,13 +9693,7 @@
         <w:t xml:space="preserve"> </w:t>
       </w:r>
       <w:r>
-        <w:t xml:space="preserve">“</w:t>
-      </w:r>
-      <w:r>
-        <w:t xml:space="preserve">local</w:t>
-      </w:r>
-      <w:r>
-        <w:t xml:space="preserve">”</w:t>
+        <w:t xml:space="preserve">“local”</w:t>
       </w:r>
       <w:r>
         <w:t xml:space="preserve"> </w:t>
@@ -10008,13 +9718,7 @@
         <w:t xml:space="preserve"> </w:t>
       </w:r>
       <w:r>
-        <w:t xml:space="preserve">“</w:t>
-      </w:r>
-      <w:r>
-        <w:t xml:space="preserve">global</w:t>
-      </w:r>
-      <w:r>
-        <w:t xml:space="preserve">”</w:t>
+        <w:t xml:space="preserve">“global”</w:t>
       </w:r>
       <w:r>
         <w:t xml:space="preserve"> </w:t>
@@ -10049,7 +9753,7 @@
         <w:t xml:space="preserve">; el destino exterior (Outside) casi siempre es el mismo en ambos.</w:t>
       </w:r>
     </w:p>
-    <w:bookmarkStart w:id="90" w:name="ejemplo-con-dos-pcs-a-la-vez"/>
+    <w:bookmarkStart w:id="88" w:name="ejemplo-con-dos-pcs-a-la-vez"/>
     <w:p>
       <w:pPr>
         <w:pStyle w:val="Heading3"/>
@@ -10145,9 +9849,9 @@
         </w:pict>
       </w:r>
     </w:p>
-    <w:bookmarkEnd w:id="90"/>
-    <w:bookmarkEnd w:id="91"/>
-    <w:bookmarkStart w:id="92" w:name="comandos-de-verificación-en-cisco"/>
+    <w:bookmarkEnd w:id="88"/>
+    <w:bookmarkEnd w:id="89"/>
+    <w:bookmarkStart w:id="90" w:name="comandos-de-verificación-en-cisco"/>
     <w:p>
       <w:pPr>
         <w:pStyle w:val="Heading2"/>
@@ -10234,7 +9938,6 @@
       <w:tblPr>
         <w:tblStyle w:val="Table"/>
         <w:tblW w:type="pct" w:w="5000"/>
-        <w:jc w:val="left"/>
         <w:tblLayout w:type="fixed"/>
         <w:tblLook w:firstRow="1" w:lastRow="0" w:firstColumn="0" w:lastColumn="0" w:noHBand="0" w:noVBand="0" w:val="0020"/>
       </w:tblPr>
@@ -10251,7 +9954,6 @@
           <w:p>
             <w:pPr>
               <w:pStyle w:val="Compact"/>
-              <w:jc w:val="left"/>
             </w:pPr>
             <w:r>
               <w:t xml:space="preserve">Comando</w:t>
@@ -10263,7 +9965,6 @@
           <w:p>
             <w:pPr>
               <w:pStyle w:val="Compact"/>
-              <w:jc w:val="left"/>
             </w:pPr>
             <w:r>
               <w:t xml:space="preserve">Para qué</w:t>
@@ -10277,7 +9978,6 @@
           <w:p>
             <w:pPr>
               <w:pStyle w:val="Compact"/>
-              <w:jc w:val="left"/>
             </w:pPr>
             <w:r>
               <w:rPr>
@@ -10292,7 +9992,6 @@
           <w:p>
             <w:pPr>
               <w:pStyle w:val="Compact"/>
-              <w:jc w:val="left"/>
             </w:pPr>
             <w:r>
               <w:t xml:space="preserve">Ver las entradas activas (la tabla completa)</w:t>
@@ -10306,7 +10005,6 @@
           <w:p>
             <w:pPr>
               <w:pStyle w:val="Compact"/>
-              <w:jc w:val="left"/>
             </w:pPr>
             <w:r>
               <w:rPr>
@@ -10321,7 +10019,6 @@
           <w:p>
             <w:pPr>
               <w:pStyle w:val="Compact"/>
-              <w:jc w:val="left"/>
             </w:pPr>
             <w:r>
               <w:t xml:space="preserve">Contadores: cuántas traducciones se han creado, hits, misses…</w:t>
@@ -10335,7 +10032,6 @@
           <w:p>
             <w:pPr>
               <w:pStyle w:val="Compact"/>
-              <w:jc w:val="left"/>
             </w:pPr>
             <w:r>
               <w:rPr>
@@ -10350,7 +10046,6 @@
           <w:p>
             <w:pPr>
               <w:pStyle w:val="Compact"/>
-              <w:jc w:val="left"/>
             </w:pPr>
             <w:r>
               <w:t xml:space="preserve">Vaciar la tabla (fuerza a empezar de cero, útil al depurar)</w:t>
@@ -10364,7 +10059,6 @@
           <w:p>
             <w:pPr>
               <w:pStyle w:val="Compact"/>
-              <w:jc w:val="left"/>
             </w:pPr>
             <w:r>
               <w:rPr>
@@ -10379,7 +10073,6 @@
           <w:p>
             <w:pPr>
               <w:pStyle w:val="Compact"/>
-              <w:jc w:val="left"/>
             </w:pPr>
             <w:r>
               <w:t xml:space="preserve">Mostrar en vivo cada traducción que ocurre (con cuidado: satura la consola)</w:t>
@@ -10479,8 +10172,8 @@
         </w:pict>
       </w:r>
     </w:p>
-    <w:bookmarkEnd w:id="92"/>
-    <w:bookmarkStart w:id="93" w:name="timeouts-cuánto-vive-una-entrada"/>
+    <w:bookmarkEnd w:id="90"/>
+    <w:bookmarkStart w:id="91" w:name="timeouts-cuánto-vive-una-entrada"/>
     <w:p>
       <w:pPr>
         <w:pStyle w:val="Heading2"/>
@@ -10514,7 +10207,6 @@
       <w:tblPr>
         <w:tblStyle w:val="Table"/>
         <w:tblW w:type="pct" w:w="5000"/>
-        <w:jc w:val="left"/>
         <w:tblLayout w:type="fixed"/>
         <w:tblLook w:firstRow="1" w:lastRow="0" w:firstColumn="0" w:lastColumn="0" w:noHBand="0" w:noVBand="0" w:val="0020"/>
       </w:tblPr>
@@ -10531,7 +10223,6 @@
           <w:p>
             <w:pPr>
               <w:pStyle w:val="Compact"/>
-              <w:jc w:val="left"/>
             </w:pPr>
             <w:r>
               <w:t xml:space="preserve">Protocolo</w:t>
@@ -10543,7 +10234,6 @@
           <w:p>
             <w:pPr>
               <w:pStyle w:val="Compact"/>
-              <w:jc w:val="left"/>
             </w:pPr>
             <w:r>
               <w:t xml:space="preserve">Timeout típico</w:t>
@@ -10557,7 +10247,6 @@
           <w:p>
             <w:pPr>
               <w:pStyle w:val="Compact"/>
-              <w:jc w:val="left"/>
             </w:pPr>
             <w:r>
               <w:rPr>
@@ -10573,7 +10262,6 @@
           <w:p>
             <w:pPr>
               <w:pStyle w:val="Compact"/>
-              <w:jc w:val="left"/>
             </w:pPr>
             <w:r>
               <w:t xml:space="preserve">~300 s (5 minutos)</w:t>
@@ -10587,7 +10275,6 @@
           <w:p>
             <w:pPr>
               <w:pStyle w:val="Compact"/>
-              <w:jc w:val="left"/>
             </w:pPr>
             <w:r>
               <w:rPr>
@@ -10603,7 +10290,6 @@
           <w:p>
             <w:pPr>
               <w:pStyle w:val="Compact"/>
-              <w:jc w:val="left"/>
             </w:pPr>
             <w:r>
               <w:t xml:space="preserve">Variable según el estado de la conexión (menos si se cierra limpiamente)</w:t>
@@ -10617,7 +10303,6 @@
           <w:p>
             <w:pPr>
               <w:pStyle w:val="Compact"/>
-              <w:jc w:val="left"/>
             </w:pPr>
             <w:r>
               <w:rPr>
@@ -10633,7 +10318,6 @@
           <w:p>
             <w:pPr>
               <w:pStyle w:val="Compact"/>
-              <w:jc w:val="left"/>
             </w:pPr>
             <w:r>
               <w:t xml:space="preserve">Corto (segundos/minutos)</w:t>
@@ -10669,13 +10353,7 @@
         <w:t xml:space="preserve"> </w:t>
       </w:r>
       <w:r>
-        <w:t xml:space="preserve">“</w:t>
-      </w:r>
-      <w:r>
-        <w:t xml:space="preserve">NAT saturado</w:t>
-      </w:r>
-      <w:r>
-        <w:t xml:space="preserve">”</w:t>
+        <w:t xml:space="preserve">“NAT saturado”</w:t>
       </w:r>
       <w:r>
         <w:t xml:space="preserve"> </w:t>
@@ -10691,8 +10369,8 @@
         </w:pict>
       </w:r>
     </w:p>
-    <w:bookmarkEnd w:id="93"/>
-    <w:bookmarkStart w:id="94" w:name="cómo-verificar-que-nat-funciona"/>
+    <w:bookmarkEnd w:id="91"/>
+    <w:bookmarkStart w:id="92" w:name="cómo-verificar-que-nat-funciona"/>
     <w:p>
       <w:pPr>
         <w:pStyle w:val="Heading2"/>
@@ -10812,7 +10490,7 @@
       <w:r>
         <w:t xml:space="preserve"> </w:t>
       </w:r>
-      <w:hyperlink r:id="rId30">
+      <w:hyperlink r:id="rId19">
         <w:r>
           <w:rPr>
             <w:rStyle w:val="Hyperlink"/>
@@ -10834,8 +10512,8 @@
         </w:pict>
       </w:r>
     </w:p>
-    <w:bookmarkEnd w:id="94"/>
-    <w:bookmarkStart w:id="95" w:name="mini-chequeo-5"/>
+    <w:bookmarkEnd w:id="92"/>
+    <w:bookmarkStart w:id="93" w:name="mini-chequeo-5"/>
     <w:p>
       <w:pPr>
         <w:pStyle w:val="Heading2"/>
@@ -11011,8 +10689,8 @@
         </w:pict>
       </w:r>
     </w:p>
-    <w:bookmarkEnd w:id="95"/>
-    <w:bookmarkStart w:id="96" w:name="resumen-en-3-frases-5"/>
+    <w:bookmarkEnd w:id="93"/>
+    <w:bookmarkStart w:id="94" w:name="resumen-en-3-frases-5"/>
     <w:p>
       <w:pPr>
         <w:pStyle w:val="Heading2"/>
@@ -11160,8 +10838,8 @@
         <w:t xml:space="preserve">Las entradas caducan por timeout (UDP ~5 min, TCP ~24 h) y, si la tabla se llena, el tráfico nuevo se descarta.</w:t>
       </w:r>
     </w:p>
-    <w:bookmarkEnd w:id="96"/>
-    <w:bookmarkStart w:id="97" w:name="vocabulario-rápido-5"/>
+    <w:bookmarkEnd w:id="94"/>
+    <w:bookmarkStart w:id="95" w:name="vocabulario-rápido-5"/>
     <w:p>
       <w:pPr>
         <w:pStyle w:val="Heading2"/>
@@ -11174,7 +10852,6 @@
       <w:tblPr>
         <w:tblStyle w:val="Table"/>
         <w:tblW w:type="auto" w:w="0"/>
-        <w:jc w:val="left"/>
         <w:tblLook w:firstRow="1" w:lastRow="0" w:firstColumn="0" w:lastColumn="0" w:noHBand="0" w:noVBand="0" w:val="0020"/>
       </w:tblPr>
       <w:tblGrid>
@@ -11190,7 +10867,6 @@
           <w:p>
             <w:pPr>
               <w:pStyle w:val="Compact"/>
-              <w:jc w:val="left"/>
             </w:pPr>
             <w:r>
               <w:t xml:space="preserve">Término</w:t>
@@ -11202,7 +10878,6 @@
           <w:p>
             <w:pPr>
               <w:pStyle w:val="Compact"/>
-              <w:jc w:val="left"/>
             </w:pPr>
             <w:r>
               <w:t xml:space="preserve">Idea general</w:t>
@@ -11216,7 +10891,6 @@
           <w:p>
             <w:pPr>
               <w:pStyle w:val="Compact"/>
-              <w:jc w:val="left"/>
             </w:pPr>
             <w:r>
               <w:t xml:space="preserve">Inside local</w:t>
@@ -11228,7 +10902,6 @@
           <w:p>
             <w:pPr>
               <w:pStyle w:val="Compact"/>
-              <w:jc w:val="left"/>
             </w:pPr>
             <w:r>
               <w:t xml:space="preserve">IP del equipo interno vista desde la LAN</w:t>
@@ -11242,7 +10915,6 @@
           <w:p>
             <w:pPr>
               <w:pStyle w:val="Compact"/>
-              <w:jc w:val="left"/>
             </w:pPr>
             <w:r>
               <w:t xml:space="preserve">Inside global</w:t>
@@ -11254,7 +10926,6 @@
           <w:p>
             <w:pPr>
               <w:pStyle w:val="Compact"/>
-              <w:jc w:val="left"/>
             </w:pPr>
             <w:r>
               <w:t xml:space="preserve">IP pública traducida vista desde Internet</w:t>
@@ -11268,7 +10939,6 @@
           <w:p>
             <w:pPr>
               <w:pStyle w:val="Compact"/>
-              <w:jc w:val="left"/>
             </w:pPr>
             <w:r>
               <w:t xml:space="preserve">Outside local/global</w:t>
@@ -11280,7 +10950,6 @@
           <w:p>
             <w:pPr>
               <w:pStyle w:val="Compact"/>
-              <w:jc w:val="left"/>
             </w:pPr>
             <w:r>
               <w:t xml:space="preserve">Destino visto desde dentro / desde fuera</w:t>
@@ -11294,7 +10963,6 @@
           <w:p>
             <w:pPr>
               <w:pStyle w:val="Compact"/>
-              <w:jc w:val="left"/>
             </w:pPr>
             <w:r>
               <w:t xml:space="preserve">Timeout NAT</w:t>
@@ -11306,7 +10974,6 @@
           <w:p>
             <w:pPr>
               <w:pStyle w:val="Compact"/>
-              <w:jc w:val="left"/>
             </w:pPr>
             <w:r>
               <w:t xml:space="preserve">Tiempo de vida de una entrada dinámica</w:t>
@@ -11320,7 +10987,6 @@
           <w:p>
             <w:pPr>
               <w:pStyle w:val="Compact"/>
-              <w:jc w:val="left"/>
             </w:pPr>
             <w:r>
               <w:t xml:space="preserve">clear ip nat translation *</w:t>
@@ -11332,7 +10998,6 @@
           <w:p>
             <w:pPr>
               <w:pStyle w:val="Compact"/>
-              <w:jc w:val="left"/>
             </w:pPr>
             <w:r>
               <w:t xml:space="preserve">Vaciar la tabla NAT</w:t>
@@ -11358,7 +11023,7 @@
       <w:r>
         <w:t xml:space="preserve"> </w:t>
       </w:r>
-      <w:hyperlink r:id="rId46">
+      <w:hyperlink r:id="rId38">
         <w:r>
           <w:rPr>
             <w:rStyle w:val="Hyperlink"/>
@@ -11385,7 +11050,7 @@
       <w:r>
         <w:t xml:space="preserve"> </w:t>
       </w:r>
-      <w:hyperlink r:id="rId26">
+      <w:hyperlink r:id="rId15">
         <w:r>
           <w:rPr>
             <w:rStyle w:val="Hyperlink"/>
@@ -11412,7 +11077,7 @@
       <w:r>
         <w:t xml:space="preserve"> </w:t>
       </w:r>
-      <w:hyperlink r:id="rId28">
+      <w:hyperlink r:id="rId17">
         <w:r>
           <w:rPr>
             <w:rStyle w:val="Hyperlink"/>
@@ -11421,9 +11086,9 @@
         </w:r>
       </w:hyperlink>
     </w:p>
-    <w:bookmarkEnd w:id="97"/>
-    <w:bookmarkEnd w:id="98"/>
-    <w:bookmarkStart w:id="111" w:name="problemas-y-soluciones"/>
+    <w:bookmarkEnd w:id="95"/>
+    <w:bookmarkEnd w:id="96"/>
+    <w:bookmarkStart w:id="109" w:name="problemas-y-soluciones"/>
     <w:p>
       <w:pPr>
         <w:pStyle w:val="Heading1"/>
@@ -11487,7 +11152,7 @@
         </w:pict>
       </w:r>
     </w:p>
-    <w:bookmarkStart w:id="99" w:name="la-idea-en-una-frase-6"/>
+    <w:bookmarkStart w:id="97" w:name="la-idea-en-una-frase-6"/>
     <w:p>
       <w:pPr>
         <w:pStyle w:val="Heading2"/>
@@ -11606,8 +11271,8 @@
         </w:pict>
       </w:r>
     </w:p>
-    <w:bookmarkEnd w:id="99"/>
-    <w:bookmarkStart w:id="101" w:name="la-tabla-de-los-problemas-clásicos"/>
+    <w:bookmarkEnd w:id="97"/>
+    <w:bookmarkStart w:id="99" w:name="la-tabla-de-los-problemas-clásicos"/>
     <w:p>
       <w:pPr>
         <w:pStyle w:val="Heading2"/>
@@ -11620,7 +11285,6 @@
       <w:tblPr>
         <w:tblStyle w:val="Table"/>
         <w:tblW w:type="pct" w:w="5000"/>
-        <w:jc w:val="left"/>
         <w:tblLayout w:type="fixed"/>
         <w:tblLook w:firstRow="1" w:lastRow="0" w:firstColumn="0" w:lastColumn="0" w:noHBand="0" w:noVBand="0" w:val="0020"/>
       </w:tblPr>
@@ -11638,7 +11302,6 @@
           <w:p>
             <w:pPr>
               <w:pStyle w:val="Compact"/>
-              <w:jc w:val="left"/>
             </w:pPr>
             <w:r>
               <w:t xml:space="preserve">Aplicación</w:t>
@@ -11650,7 +11313,6 @@
           <w:p>
             <w:pPr>
               <w:pStyle w:val="Compact"/>
-              <w:jc w:val="left"/>
             </w:pPr>
             <w:r>
               <w:t xml:space="preserve">Problema</w:t>
@@ -11662,7 +11324,6 @@
           <w:p>
             <w:pPr>
               <w:pStyle w:val="Compact"/>
-              <w:jc w:val="left"/>
             </w:pPr>
             <w:r>
               <w:t xml:space="preserve">Solución</w:t>
@@ -11676,7 +11337,6 @@
           <w:p>
             <w:pPr>
               <w:pStyle w:val="Compact"/>
-              <w:jc w:val="left"/>
             </w:pPr>
             <w:r>
               <w:rPr>
@@ -11692,7 +11352,6 @@
           <w:p>
             <w:pPr>
               <w:pStyle w:val="Compact"/>
-              <w:jc w:val="left"/>
             </w:pPr>
             <w:r>
               <w:t xml:space="preserve">El servidor intenta conectar al cliente por un puerto, pero NAT no sabe a quién</w:t>
@@ -11704,7 +11363,6 @@
           <w:p>
             <w:pPr>
               <w:pStyle w:val="Compact"/>
-              <w:jc w:val="left"/>
             </w:pPr>
             <w:r>
               <w:t xml:space="preserve">ALG FTP en el router, o FTP pasivo</w:t>
@@ -11718,7 +11376,6 @@
           <w:p>
             <w:pPr>
               <w:pStyle w:val="Compact"/>
-              <w:jc w:val="left"/>
             </w:pPr>
             <w:r>
               <w:rPr>
@@ -11734,7 +11391,6 @@
           <w:p>
             <w:pPr>
               <w:pStyle w:val="Compact"/>
-              <w:jc w:val="left"/>
             </w:pPr>
             <w:r>
               <w:t xml:space="preserve">Las IPs en el payload del protocolo no se traducen</w:t>
@@ -11746,7 +11402,6 @@
           <w:p>
             <w:pPr>
               <w:pStyle w:val="Compact"/>
-              <w:jc w:val="left"/>
             </w:pPr>
             <w:r>
               <w:t xml:space="preserve">ALG SIP, STUN, TURN</w:t>
@@ -11760,7 +11415,6 @@
           <w:p>
             <w:pPr>
               <w:pStyle w:val="Compact"/>
-              <w:jc w:val="left"/>
             </w:pPr>
             <w:r>
               <w:rPr>
@@ -11776,7 +11430,6 @@
           <w:p>
             <w:pPr>
               <w:pStyle w:val="Compact"/>
-              <w:jc w:val="left"/>
             </w:pPr>
             <w:r>
               <w:t xml:space="preserve">Necesitan puertos abiertos dinámicamente</w:t>
@@ -11788,7 +11441,6 @@
           <w:p>
             <w:pPr>
               <w:pStyle w:val="Compact"/>
-              <w:jc w:val="left"/>
             </w:pPr>
             <w:r>
               <w:t xml:space="preserve">UPnP, NAT-PMP, port forwarding manual</w:t>
@@ -11802,7 +11454,6 @@
           <w:p>
             <w:pPr>
               <w:pStyle w:val="Compact"/>
-              <w:jc w:val="left"/>
             </w:pPr>
             <w:r>
               <w:rPr>
@@ -11818,7 +11469,6 @@
           <w:p>
             <w:pPr>
               <w:pStyle w:val="Compact"/>
-              <w:jc w:val="left"/>
             </w:pPr>
             <w:r>
               <w:t xml:space="preserve">IPsec no pasa NAT sin configuración especial</w:t>
@@ -11830,7 +11480,6 @@
           <w:p>
             <w:pPr>
               <w:pStyle w:val="Compact"/>
-              <w:jc w:val="left"/>
             </w:pPr>
             <w:r>
               <w:t xml:space="preserve">NAT-T (NAT Traversal)</w:t>
@@ -11839,7 +11488,7 @@
         </w:tc>
       </w:tr>
     </w:tbl>
-    <w:bookmarkStart w:id="100" w:name="ftp-activo-el-ejemplo-estrella"/>
+    <w:bookmarkStart w:id="98" w:name="ftp-activo-el-ejemplo-estrella"/>
     <w:p>
       <w:pPr>
         <w:pStyle w:val="Heading3"/>
@@ -11872,13 +11521,7 @@
         <w:t xml:space="preserve"> </w:t>
       </w:r>
       <w:r>
-        <w:t xml:space="preserve">“</w:t>
-      </w:r>
-      <w:r>
-        <w:t xml:space="preserve">conéctate a mí por el puerto 1025</w:t>
-      </w:r>
-      <w:r>
-        <w:t xml:space="preserve">”</w:t>
+        <w:t xml:space="preserve">“conéctate a mí por el puerto 1025”</w:t>
       </w:r>
       <w:r>
         <w:t xml:space="preserve"> </w:t>
@@ -11979,9 +11622,9 @@
         </w:pict>
       </w:r>
     </w:p>
-    <w:bookmarkEnd w:id="100"/>
-    <w:bookmarkEnd w:id="101"/>
-    <w:bookmarkStart w:id="102" w:name="algs-los-traductores-del-payload"/>
+    <w:bookmarkEnd w:id="98"/>
+    <w:bookmarkEnd w:id="99"/>
+    <w:bookmarkStart w:id="100" w:name="algs-los-traductores-del-payload"/>
     <w:p>
       <w:pPr>
         <w:pStyle w:val="Heading2"/>
@@ -12059,8 +11702,8 @@
         </w:pict>
       </w:r>
     </w:p>
-    <w:bookmarkEnd w:id="102"/>
-    <w:bookmarkStart w:id="103" w:name="upnp-comodidad-con-riesgo"/>
+    <w:bookmarkEnd w:id="100"/>
+    <w:bookmarkStart w:id="101" w:name="upnp-comodidad-con-riesgo"/>
     <w:p>
       <w:pPr>
         <w:pStyle w:val="Heading2"/>
@@ -12167,8 +11810,8 @@
         </w:pict>
       </w:r>
     </w:p>
-    <w:bookmarkEnd w:id="103"/>
-    <w:bookmarkStart w:id="104" w:name="nat-t-el-puente-para-ipsec"/>
+    <w:bookmarkEnd w:id="101"/>
+    <w:bookmarkStart w:id="102" w:name="nat-t-el-puente-para-ipsec"/>
     <w:p>
       <w:pPr>
         <w:pStyle w:val="Heading2"/>
@@ -12320,8 +11963,8 @@
         </w:pict>
       </w:r>
     </w:p>
-    <w:bookmarkEnd w:id="104"/>
-    <w:bookmarkStart w:id="105" w:name="bonus-wan-heredada-ce-d"/>
+    <w:bookmarkEnd w:id="102"/>
+    <w:bookmarkStart w:id="103" w:name="bonus-wan-heredada-ce-d"/>
     <w:p>
       <w:pPr>
         <w:pStyle w:val="Heading2"/>
@@ -12355,7 +11998,6 @@
       <w:tblPr>
         <w:tblStyle w:val="Table"/>
         <w:tblW w:type="pct" w:w="5000"/>
-        <w:jc w:val="left"/>
         <w:tblLayout w:type="fixed"/>
         <w:tblLook w:firstRow="1" w:lastRow="0" w:firstColumn="0" w:lastColumn="0" w:noHBand="0" w:noVBand="0" w:val="0020"/>
       </w:tblPr>
@@ -12373,7 +12015,6 @@
           <w:p>
             <w:pPr>
               <w:pStyle w:val="Compact"/>
-              <w:jc w:val="left"/>
             </w:pPr>
             <w:r>
               <w:t xml:space="preserve">Tecnología</w:t>
@@ -12385,7 +12026,6 @@
           <w:p>
             <w:pPr>
               <w:pStyle w:val="Compact"/>
-              <w:jc w:val="left"/>
             </w:pPr>
             <w:r>
               <w:t xml:space="preserve">Qué era</w:t>
@@ -12397,7 +12037,6 @@
           <w:p>
             <w:pPr>
               <w:pStyle w:val="Compact"/>
-              <w:jc w:val="left"/>
             </w:pPr>
             <w:r>
               <w:t xml:space="preserve">Por qué se fue</w:t>
@@ -12411,7 +12050,6 @@
           <w:p>
             <w:pPr>
               <w:pStyle w:val="Compact"/>
-              <w:jc w:val="left"/>
             </w:pPr>
             <w:r>
               <w:rPr>
@@ -12433,7 +12071,6 @@
           <w:p>
             <w:pPr>
               <w:pStyle w:val="Compact"/>
-              <w:jc w:val="left"/>
             </w:pPr>
             <w:r>
               <w:t xml:space="preserve">Red digital de conmutación de circuitos: canales B de 64 kbps (dos para 128 kbps) y uno D para señalización</w:t>
@@ -12445,7 +12082,6 @@
           <w:p>
             <w:pPr>
               <w:pStyle w:val="Compact"/>
-              <w:jc w:val="left"/>
             </w:pPr>
             <w:r>
               <w:t xml:space="preserve">Cara y lenta: 128 kbps máximos frente a cualquier ADSL</w:t>
@@ -12459,7 +12095,6 @@
           <w:p>
             <w:pPr>
               <w:pStyle w:val="Compact"/>
-              <w:jc w:val="left"/>
             </w:pPr>
             <w:r>
               <w:rPr>
@@ -12475,7 +12110,6 @@
           <w:p>
             <w:pPr>
               <w:pStyle w:val="Compact"/>
-              <w:jc w:val="left"/>
             </w:pPr>
             <w:r>
               <w:t xml:space="preserve">Conmutación de paquetes sobre enlace dedicado, con PVC y un CIR que el operador prometía (y a veces cumplía)</w:t>
@@ -12487,7 +12121,6 @@
           <w:p>
             <w:pPr>
               <w:pStyle w:val="Compact"/>
-              <w:jc w:val="left"/>
             </w:pPr>
             <w:r>
               <w:t xml:space="preserve">Sustituida por MPLS y Ethernet de extremo a extremo</w:t>
@@ -12501,7 +12134,6 @@
           <w:p>
             <w:pPr>
               <w:pStyle w:val="Compact"/>
-              <w:jc w:val="left"/>
             </w:pPr>
             <w:r>
               <w:rPr>
@@ -12517,7 +12149,6 @@
           <w:p>
             <w:pPr>
               <w:pStyle w:val="Compact"/>
-              <w:jc w:val="left"/>
             </w:pPr>
             <w:r>
               <w:t xml:space="preserve">Banda ancha</w:t>
@@ -12545,7 +12176,6 @@
           <w:p>
             <w:pPr>
               <w:pStyle w:val="Compact"/>
-              <w:jc w:val="left"/>
             </w:pPr>
             <w:r>
               <w:t xml:space="preserve">Ganada por la fibra (FTTH); el cobre aún da algún servicio</w:t>
@@ -12581,13 +12211,7 @@
         <w:t xml:space="preserve"> </w:t>
       </w:r>
       <w:r>
-        <w:t xml:space="preserve">“</w:t>
-      </w:r>
-      <w:r>
-        <w:t xml:space="preserve">aquí</w:t>
-      </w:r>
-      <w:r>
-        <w:t xml:space="preserve">”</w:t>
+        <w:t xml:space="preserve">“aquí”</w:t>
       </w:r>
       <w:r>
         <w:t xml:space="preserve"> </w:t>
@@ -12599,13 +12223,7 @@
         <w:t xml:space="preserve"> </w:t>
       </w:r>
       <w:r>
-        <w:t xml:space="preserve">“</w:t>
-      </w:r>
-      <w:r>
-        <w:t xml:space="preserve">allá</w:t>
-      </w:r>
-      <w:r>
-        <w:t xml:space="preserve">”</w:t>
+        <w:t xml:space="preserve">“allá”</w:t>
       </w:r>
       <w:r>
         <w:t xml:space="preserve"> </w:t>
@@ -12621,8 +12239,8 @@
         </w:pict>
       </w:r>
     </w:p>
-    <w:bookmarkEnd w:id="105"/>
-    <w:bookmarkStart w:id="106" w:name="bonus-wifi-vs-wimax-ce-e"/>
+    <w:bookmarkEnd w:id="103"/>
+    <w:bookmarkStart w:id="104" w:name="bonus-wifi-vs-wimax-ce-e"/>
     <w:p>
       <w:pPr>
         <w:pStyle w:val="Heading2"/>
@@ -12672,7 +12290,6 @@
       <w:tblPr>
         <w:tblStyle w:val="Table"/>
         <w:tblW w:type="pct" w:w="5000"/>
-        <w:jc w:val="left"/>
         <w:tblLayout w:type="fixed"/>
         <w:tblLook w:firstRow="1" w:lastRow="0" w:firstColumn="0" w:lastColumn="0" w:noHBand="0" w:noVBand="0" w:val="0020"/>
       </w:tblPr>
@@ -12690,7 +12307,6 @@
           <w:p>
             <w:pPr>
               <w:pStyle w:val="Compact"/>
-              <w:jc w:val="left"/>
             </w:pPr>
             <w:r>
               <w:t xml:space="preserve">Aspecto</w:t>
@@ -12702,7 +12318,6 @@
           <w:p>
             <w:pPr>
               <w:pStyle w:val="Compact"/>
-              <w:jc w:val="left"/>
             </w:pPr>
             <w:r>
               <w:t xml:space="preserve">WiFi (802.11)</w:t>
@@ -12714,7 +12329,6 @@
           <w:p>
             <w:pPr>
               <w:pStyle w:val="Compact"/>
-              <w:jc w:val="left"/>
             </w:pPr>
             <w:r>
               <w:t xml:space="preserve">WiMax (802.16)</w:t>
@@ -12728,7 +12342,6 @@
           <w:p>
             <w:pPr>
               <w:pStyle w:val="Compact"/>
-              <w:jc w:val="left"/>
             </w:pPr>
             <w:r>
               <w:t xml:space="preserve">Alcance</w:t>
@@ -12740,7 +12353,6 @@
           <w:p>
             <w:pPr>
               <w:pStyle w:val="Compact"/>
-              <w:jc w:val="left"/>
             </w:pPr>
             <w:r>
               <w:t xml:space="preserve">Metros (una casa, una oficina)</w:t>
@@ -12752,7 +12364,6 @@
           <w:p>
             <w:pPr>
               <w:pStyle w:val="Compact"/>
-              <w:jc w:val="left"/>
             </w:pPr>
             <w:r>
               <w:t xml:space="preserve">Kilómetros (una ciudad, una zona rural)</w:t>
@@ -12766,7 +12377,6 @@
           <w:p>
             <w:pPr>
               <w:pStyle w:val="Compact"/>
-              <w:jc w:val="left"/>
             </w:pPr>
             <w:r>
               <w:t xml:space="preserve">Estándar</w:t>
@@ -12778,7 +12388,6 @@
           <w:p>
             <w:pPr>
               <w:pStyle w:val="Compact"/>
-              <w:jc w:val="left"/>
             </w:pPr>
             <w:r>
               <w:t xml:space="preserve">IEEE 802.11</w:t>
@@ -12790,7 +12399,6 @@
           <w:p>
             <w:pPr>
               <w:pStyle w:val="Compact"/>
-              <w:jc w:val="left"/>
             </w:pPr>
             <w:r>
               <w:t xml:space="preserve">IEEE 802.16</w:t>
@@ -12804,7 +12412,6 @@
           <w:p>
             <w:pPr>
               <w:pStyle w:val="Compact"/>
-              <w:jc w:val="left"/>
             </w:pPr>
             <w:r>
               <w:t xml:space="preserve">Uso típico</w:t>
@@ -12816,7 +12423,6 @@
           <w:p>
             <w:pPr>
               <w:pStyle w:val="Compact"/>
-              <w:jc w:val="left"/>
             </w:pPr>
             <w:r>
               <w:t xml:space="preserve">LAN inalámbrica doméstica/empresa</w:t>
@@ -12828,7 +12434,6 @@
           <w:p>
             <w:pPr>
               <w:pStyle w:val="Compact"/>
-              <w:jc w:val="left"/>
             </w:pPr>
             <w:r>
               <w:t xml:space="preserve">Acceso de banda ancha de larga distancia</w:t>
@@ -12842,7 +12447,6 @@
           <w:p>
             <w:pPr>
               <w:pStyle w:val="Compact"/>
-              <w:jc w:val="left"/>
             </w:pPr>
             <w:r>
               <w:t xml:space="preserve">Modelo</w:t>
@@ -12854,7 +12458,6 @@
           <w:p>
             <w:pPr>
               <w:pStyle w:val="Compact"/>
-              <w:jc w:val="left"/>
             </w:pPr>
             <w:r>
               <w:t xml:space="preserve">Acceso local al propio router</w:t>
@@ -12866,7 +12469,6 @@
           <w:p>
             <w:pPr>
               <w:pStyle w:val="Compact"/>
-              <w:jc w:val="left"/>
             </w:pPr>
             <w:r>
               <w:t xml:space="preserve">Alternativa al cable/ADSL en zonas sin cobertura</w:t>
@@ -12903,7 +12505,6 @@
       <w:tblPr>
         <w:tblStyle w:val="Table"/>
         <w:tblW w:type="auto" w:w="0"/>
-        <w:jc w:val="left"/>
         <w:tblLook w:firstRow="1" w:lastRow="0" w:firstColumn="0" w:lastColumn="0" w:noHBand="0" w:noVBand="0" w:val="0020"/>
       </w:tblPr>
       <w:tblGrid>
@@ -12921,7 +12522,6 @@
           <w:p>
             <w:pPr>
               <w:pStyle w:val="Compact"/>
-              <w:jc w:val="left"/>
             </w:pPr>
             <w:r>
               <w:t xml:space="preserve">Estándar</w:t>
@@ -12933,7 +12533,6 @@
           <w:p>
             <w:pPr>
               <w:pStyle w:val="Compact"/>
-              <w:jc w:val="left"/>
             </w:pPr>
             <w:r>
               <w:t xml:space="preserve">Nombre comercial</w:t>
@@ -12945,7 +12544,6 @@
           <w:p>
             <w:pPr>
               <w:pStyle w:val="Compact"/>
-              <w:jc w:val="left"/>
             </w:pPr>
             <w:r>
               <w:t xml:space="preserve">Bandas</w:t>
@@ -12957,7 +12555,6 @@
           <w:p>
             <w:pPr>
               <w:pStyle w:val="Compact"/>
-              <w:jc w:val="left"/>
             </w:pPr>
             <w:r>
               <w:t xml:space="preserve">Velocidad máxima</w:t>
@@ -12971,7 +12568,6 @@
           <w:p>
             <w:pPr>
               <w:pStyle w:val="Compact"/>
-              <w:jc w:val="left"/>
             </w:pPr>
             <w:r>
               <w:t xml:space="preserve">802.11n</w:t>
@@ -12983,7 +12579,6 @@
           <w:p>
             <w:pPr>
               <w:pStyle w:val="Compact"/>
-              <w:jc w:val="left"/>
             </w:pPr>
             <w:r>
               <w:t xml:space="preserve">WiFi 4</w:t>
@@ -12995,7 +12590,6 @@
           <w:p>
             <w:pPr>
               <w:pStyle w:val="Compact"/>
-              <w:jc w:val="left"/>
             </w:pPr>
             <w:r>
               <w:t xml:space="preserve">2,4 y 5 GHz</w:t>
@@ -13007,7 +12601,6 @@
           <w:p>
             <w:pPr>
               <w:pStyle w:val="Compact"/>
-              <w:jc w:val="left"/>
             </w:pPr>
             <w:r>
               <w:t xml:space="preserve">~600 Mbps</w:t>
@@ -13021,7 +12614,6 @@
           <w:p>
             <w:pPr>
               <w:pStyle w:val="Compact"/>
-              <w:jc w:val="left"/>
             </w:pPr>
             <w:r>
               <w:t xml:space="preserve">802.11ac</w:t>
@@ -13033,7 +12625,6 @@
           <w:p>
             <w:pPr>
               <w:pStyle w:val="Compact"/>
-              <w:jc w:val="left"/>
             </w:pPr>
             <w:r>
               <w:t xml:space="preserve">WiFi 5</w:t>
@@ -13045,7 +12636,6 @@
           <w:p>
             <w:pPr>
               <w:pStyle w:val="Compact"/>
-              <w:jc w:val="left"/>
             </w:pPr>
             <w:r>
               <w:t xml:space="preserve">5 GHz</w:t>
@@ -13057,7 +12647,6 @@
           <w:p>
             <w:pPr>
               <w:pStyle w:val="Compact"/>
-              <w:jc w:val="left"/>
             </w:pPr>
             <w:r>
               <w:t xml:space="preserve">~1,3 Gbps (hasta 6,9 en multi-antena)</w:t>
@@ -13071,7 +12660,6 @@
           <w:p>
             <w:pPr>
               <w:pStyle w:val="Compact"/>
-              <w:jc w:val="left"/>
             </w:pPr>
             <w:r>
               <w:t xml:space="preserve">802.11ax</w:t>
@@ -13083,7 +12671,6 @@
           <w:p>
             <w:pPr>
               <w:pStyle w:val="Compact"/>
-              <w:jc w:val="left"/>
             </w:pPr>
             <w:r>
               <w:t xml:space="preserve">WiFi 6</w:t>
@@ -13095,7 +12682,6 @@
           <w:p>
             <w:pPr>
               <w:pStyle w:val="Compact"/>
-              <w:jc w:val="left"/>
             </w:pPr>
             <w:r>
               <w:t xml:space="preserve">2,4 + 5 GHz</w:t>
@@ -13107,7 +12693,6 @@
           <w:p>
             <w:pPr>
               <w:pStyle w:val="Compact"/>
-              <w:jc w:val="left"/>
             </w:pPr>
             <w:r>
               <w:t xml:space="preserve">~9,6 Gbps</w:t>
@@ -13121,7 +12706,6 @@
           <w:p>
             <w:pPr>
               <w:pStyle w:val="Compact"/>
-              <w:jc w:val="left"/>
             </w:pPr>
             <w:r>
               <w:t xml:space="preserve">802.11be</w:t>
@@ -13133,7 +12717,6 @@
           <w:p>
             <w:pPr>
               <w:pStyle w:val="Compact"/>
-              <w:jc w:val="left"/>
             </w:pPr>
             <w:r>
               <w:t xml:space="preserve">WiFi 7</w:t>
@@ -13145,7 +12728,6 @@
           <w:p>
             <w:pPr>
               <w:pStyle w:val="Compact"/>
-              <w:jc w:val="left"/>
             </w:pPr>
             <w:r>
               <w:t xml:space="preserve">2,4 + 5 + 6 GHz</w:t>
@@ -13157,7 +12739,6 @@
           <w:p>
             <w:pPr>
               <w:pStyle w:val="Compact"/>
-              <w:jc w:val="left"/>
             </w:pPr>
             <w:r>
               <w:t xml:space="preserve">~46 Gbps</w:t>
@@ -13193,13 +12774,7 @@
         <w:t xml:space="preserve"> </w:t>
       </w:r>
       <w:r>
-        <w:t xml:space="preserve">“</w:t>
-      </w:r>
-      <w:r>
-        <w:t xml:space="preserve">6E</w:t>
-      </w:r>
-      <w:r>
-        <w:t xml:space="preserve">”</w:t>
+        <w:t xml:space="preserve">“6E”</w:t>
       </w:r>
       <w:r>
         <w:t xml:space="preserve"> </w:t>
@@ -13241,8 +12816,8 @@
         </w:pict>
       </w:r>
     </w:p>
-    <w:bookmarkEnd w:id="106"/>
-    <w:bookmarkStart w:id="107" w:name="bonus-móvil-3g-y-3.5g-ce-f"/>
+    <w:bookmarkEnd w:id="104"/>
+    <w:bookmarkStart w:id="105" w:name="bonus-móvil-3g-y-3.5g-ce-f"/>
     <w:p>
       <w:pPr>
         <w:pStyle w:val="Heading2"/>
@@ -13276,7 +12851,6 @@
       <w:tblPr>
         <w:tblStyle w:val="Table"/>
         <w:tblW w:type="pct" w:w="5000"/>
-        <w:jc w:val="left"/>
         <w:tblLayout w:type="fixed"/>
         <w:tblLook w:firstRow="1" w:lastRow="0" w:firstColumn="0" w:lastColumn="0" w:noHBand="0" w:noVBand="0" w:val="0020"/>
       </w:tblPr>
@@ -13295,7 +12869,6 @@
           <w:p>
             <w:pPr>
               <w:pStyle w:val="Compact"/>
-              <w:jc w:val="left"/>
             </w:pPr>
             <w:r>
               <w:t xml:space="preserve">Tecnología</w:t>
@@ -13307,7 +12880,6 @@
           <w:p>
             <w:pPr>
               <w:pStyle w:val="Compact"/>
-              <w:jc w:val="left"/>
             </w:pPr>
             <w:r>
               <w:t xml:space="preserve">Generación</w:t>
@@ -13319,7 +12891,6 @@
           <w:p>
             <w:pPr>
               <w:pStyle w:val="Compact"/>
-              <w:jc w:val="left"/>
             </w:pPr>
             <w:r>
               <w:t xml:space="preserve">Velocidad típica</w:t>
@@ -13331,7 +12902,6 @@
           <w:p>
             <w:pPr>
               <w:pStyle w:val="Compact"/>
-              <w:jc w:val="left"/>
             </w:pPr>
             <w:r>
               <w:t xml:space="preserve">Nota</w:t>
@@ -13345,7 +12915,6 @@
           <w:p>
             <w:pPr>
               <w:pStyle w:val="Compact"/>
-              <w:jc w:val="left"/>
             </w:pPr>
             <w:r>
               <w:rPr>
@@ -13361,7 +12930,6 @@
           <w:p>
             <w:pPr>
               <w:pStyle w:val="Compact"/>
-              <w:jc w:val="left"/>
             </w:pPr>
             <w:r>
               <w:t xml:space="preserve">3G</w:t>
@@ -13373,7 +12941,6 @@
           <w:p>
             <w:pPr>
               <w:pStyle w:val="Compact"/>
-              <w:jc w:val="left"/>
             </w:pPr>
             <w:r>
               <w:t xml:space="preserve">Hasta 384 kbps en móvil, 2 Mbps fijo</w:t>
@@ -13385,7 +12952,6 @@
           <w:p>
             <w:pPr>
               <w:pStyle w:val="Compact"/>
-              <w:jc w:val="left"/>
             </w:pPr>
             <w:r>
               <w:t xml:space="preserve">Heredera de GSM; convivió con EDGE (2.75G)</w:t>
@@ -13399,7 +12965,6 @@
           <w:p>
             <w:pPr>
               <w:pStyle w:val="Compact"/>
-              <w:jc w:val="left"/>
             </w:pPr>
             <w:r>
               <w:rPr>
@@ -13415,7 +12980,6 @@
           <w:p>
             <w:pPr>
               <w:pStyle w:val="Compact"/>
-              <w:jc w:val="left"/>
             </w:pPr>
             <w:r>
               <w:t xml:space="preserve">3.5G (</w:t>
@@ -13437,7 +13001,6 @@
           <w:p>
             <w:pPr>
               <w:pStyle w:val="Compact"/>
-              <w:jc w:val="left"/>
             </w:pPr>
             <w:r>
               <w:t xml:space="preserve">Hasta 14,4 Mbps bajando</w:t>
@@ -13449,7 +13012,6 @@
           <w:p>
             <w:pPr>
               <w:pStyle w:val="Compact"/>
-              <w:jc w:val="left"/>
             </w:pPr>
             <w:r>
               <w:t xml:space="preserve">Evolución de UMTS con conmutación de paquetes: el</w:t>
@@ -13458,13 +13020,7 @@
               <w:t xml:space="preserve"> </w:t>
             </w:r>
             <w:r>
-              <w:t xml:space="preserve">“</w:t>
-            </w:r>
-            <w:r>
-              <w:t xml:space="preserve">3.5G</w:t>
-            </w:r>
-            <w:r>
-              <w:t xml:space="preserve">”</w:t>
+              <w:t xml:space="preserve">“3.5G”</w:t>
             </w:r>
             <w:r>
               <w:t xml:space="preserve"> </w:t>
@@ -13520,8 +13076,8 @@
         </w:pict>
       </w:r>
     </w:p>
-    <w:bookmarkEnd w:id="107"/>
-    <w:bookmarkStart w:id="108" w:name="mini-chequeo-6"/>
+    <w:bookmarkEnd w:id="105"/>
+    <w:bookmarkStart w:id="106" w:name="mini-chequeo-6"/>
     <w:p>
       <w:pPr>
         <w:pStyle w:val="Heading2"/>
@@ -13675,8 +13231,8 @@
         </w:pict>
       </w:r>
     </w:p>
-    <w:bookmarkEnd w:id="108"/>
-    <w:bookmarkStart w:id="109" w:name="resumen-en-3-frases-6"/>
+    <w:bookmarkEnd w:id="106"/>
+    <w:bookmarkStart w:id="107" w:name="resumen-en-3-frases-6"/>
     <w:p>
       <w:pPr>
         <w:pStyle w:val="Heading2"/>
@@ -13795,8 +13351,8 @@
         <w:t xml:space="preserve">(802.16, kilómetros) son primas, no hermanas: WiFi va de la generación n a la be, y WiMax se quedó en su 802.16.</w:t>
       </w:r>
     </w:p>
-    <w:bookmarkEnd w:id="109"/>
-    <w:bookmarkStart w:id="110" w:name="vocabulario-rápido-6"/>
+    <w:bookmarkEnd w:id="107"/>
+    <w:bookmarkStart w:id="108" w:name="vocabulario-rápido-6"/>
     <w:p>
       <w:pPr>
         <w:pStyle w:val="Heading2"/>
@@ -13809,7 +13365,6 @@
       <w:tblPr>
         <w:tblStyle w:val="Table"/>
         <w:tblW w:type="pct" w:w="5000"/>
-        <w:jc w:val="left"/>
         <w:tblLayout w:type="fixed"/>
         <w:tblLook w:firstRow="1" w:lastRow="0" w:firstColumn="0" w:lastColumn="0" w:noHBand="0" w:noVBand="0" w:val="0020"/>
       </w:tblPr>
@@ -13826,7 +13381,6 @@
           <w:p>
             <w:pPr>
               <w:pStyle w:val="Compact"/>
-              <w:jc w:val="left"/>
             </w:pPr>
             <w:r>
               <w:t xml:space="preserve">Término</w:t>
@@ -13838,7 +13392,6 @@
           <w:p>
             <w:pPr>
               <w:pStyle w:val="Compact"/>
-              <w:jc w:val="left"/>
             </w:pPr>
             <w:r>
               <w:t xml:space="preserve">Idea general</w:t>
@@ -13852,7 +13405,6 @@
           <w:p>
             <w:pPr>
               <w:pStyle w:val="Compact"/>
-              <w:jc w:val="left"/>
             </w:pPr>
             <w:r>
               <w:t xml:space="preserve">ALG</w:t>
@@ -13864,7 +13416,6 @@
           <w:p>
             <w:pPr>
               <w:pStyle w:val="Compact"/>
-              <w:jc w:val="left"/>
             </w:pPr>
             <w:r>
               <w:t xml:space="preserve">Gateway que traduce IPs dentro del payload (FTP, SIP…)</w:t>
@@ -13878,7 +13429,6 @@
           <w:p>
             <w:pPr>
               <w:pStyle w:val="Compact"/>
-              <w:jc w:val="left"/>
             </w:pPr>
             <w:r>
               <w:t xml:space="preserve">UPnP</w:t>
@@ -13890,7 +13440,6 @@
           <w:p>
             <w:pPr>
               <w:pStyle w:val="Compact"/>
-              <w:jc w:val="left"/>
             </w:pPr>
             <w:r>
               <w:t xml:space="preserve">Apertura automática de puertos por petición del equipo interno</w:t>
@@ -13904,7 +13453,6 @@
           <w:p>
             <w:pPr>
               <w:pStyle w:val="Compact"/>
-              <w:jc w:val="left"/>
             </w:pPr>
             <w:r>
               <w:t xml:space="preserve">NAT-T</w:t>
@@ -13916,7 +13464,6 @@
           <w:p>
             <w:pPr>
               <w:pStyle w:val="Compact"/>
-              <w:jc w:val="left"/>
             </w:pPr>
             <w:r>
               <w:t xml:space="preserve">Encapsulado UDP (4500) para que IPsec atraviese NAT</w:t>
@@ -13930,7 +13477,6 @@
           <w:p>
             <w:pPr>
               <w:pStyle w:val="Compact"/>
-              <w:jc w:val="left"/>
             </w:pPr>
             <w:r>
               <w:t xml:space="preserve">STUN/TURN</w:t>
@@ -13942,7 +13488,6 @@
           <w:p>
             <w:pPr>
               <w:pStyle w:val="Compact"/>
-              <w:jc w:val="left"/>
             </w:pPr>
             <w:r>
               <w:t xml:space="preserve">Técnicas de NAT traversal para VoIP/WebRTC</w:t>
@@ -13956,7 +13501,6 @@
           <w:p>
             <w:pPr>
               <w:pStyle w:val="Compact"/>
-              <w:jc w:val="left"/>
             </w:pPr>
             <w:r>
               <w:t xml:space="preserve">WiFi vs WiMax</w:t>
@@ -13968,7 +13512,6 @@
           <w:p>
             <w:pPr>
               <w:pStyle w:val="Compact"/>
-              <w:jc w:val="left"/>
             </w:pPr>
             <w:r>
               <w:t xml:space="preserve">802.11 (LAN, metros) vs 802.16 (MAN, kilómetros)</w:t>
@@ -13994,7 +13537,7 @@
       <w:r>
         <w:t xml:space="preserve"> </w:t>
       </w:r>
-      <w:hyperlink r:id="rId46">
+      <w:hyperlink r:id="rId38">
         <w:r>
           <w:rPr>
             <w:rStyle w:val="Hyperlink"/>
@@ -14021,7 +13564,7 @@
       <w:r>
         <w:t xml:space="preserve"> </w:t>
       </w:r>
-      <w:hyperlink r:id="rId27">
+      <w:hyperlink r:id="rId16">
         <w:r>
           <w:rPr>
             <w:rStyle w:val="Hyperlink"/>
@@ -14048,7 +13591,7 @@
       <w:r>
         <w:t xml:space="preserve"> </w:t>
       </w:r>
-      <w:hyperlink r:id="rId29">
+      <w:hyperlink r:id="rId18">
         <w:r>
           <w:rPr>
             <w:rStyle w:val="Hyperlink"/>
@@ -14057,9 +13600,9 @@
         </w:r>
       </w:hyperlink>
     </w:p>
-    <w:bookmarkEnd w:id="110"/>
-    <w:bookmarkEnd w:id="111"/>
-    <w:bookmarkStart w:id="123" w:name="configuración-completa"/>
+    <w:bookmarkEnd w:id="108"/>
+    <w:bookmarkEnd w:id="109"/>
+    <w:bookmarkStart w:id="121" w:name="configuración-completa"/>
     <w:p>
       <w:pPr>
         <w:pStyle w:val="Heading1"/>
@@ -14123,7 +13666,7 @@
         </w:pict>
       </w:r>
     </w:p>
-    <w:bookmarkStart w:id="112" w:name="la-idea-en-una-frase-7"/>
+    <w:bookmarkStart w:id="110" w:name="la-idea-en-una-frase-7"/>
     <w:p>
       <w:pPr>
         <w:pStyle w:val="Heading2"/>
@@ -14171,8 +13714,8 @@
         </w:pict>
       </w:r>
     </w:p>
-    <w:bookmarkEnd w:id="112"/>
-    <w:bookmarkStart w:id="113" w:name="escenario-del-laboratorio"/>
+    <w:bookmarkEnd w:id="110"/>
+    <w:bookmarkStart w:id="111" w:name="escenario-del-laboratorio"/>
     <w:p>
       <w:pPr>
         <w:pStyle w:val="Heading2"/>
@@ -14241,7 +13784,6 @@
       <w:tblPr>
         <w:tblStyle w:val="Table"/>
         <w:tblW w:type="auto" w:w="0"/>
-        <w:jc w:val="left"/>
         <w:tblLook w:firstRow="1" w:lastRow="0" w:firstColumn="0" w:lastColumn="0" w:noHBand="0" w:noVBand="0" w:val="0020"/>
       </w:tblPr>
       <w:tblGrid>
@@ -14258,7 +13800,6 @@
           <w:p>
             <w:pPr>
               <w:pStyle w:val="Compact"/>
-              <w:jc w:val="left"/>
             </w:pPr>
             <w:r>
               <w:t xml:space="preserve">Elemento</w:t>
@@ -14270,7 +13811,6 @@
           <w:p>
             <w:pPr>
               <w:pStyle w:val="Compact"/>
-              <w:jc w:val="left"/>
             </w:pPr>
             <w:r>
               <w:t xml:space="preserve">Dirección</w:t>
@@ -14282,7 +13822,6 @@
           <w:p>
             <w:pPr>
               <w:pStyle w:val="Compact"/>
-              <w:jc w:val="left"/>
             </w:pPr>
             <w:r>
               <w:t xml:space="preserve">Papel</w:t>
@@ -14296,7 +13835,6 @@
           <w:p>
             <w:pPr>
               <w:pStyle w:val="Compact"/>
-              <w:jc w:val="left"/>
             </w:pPr>
             <w:r>
               <w:t xml:space="preserve">R1 g0/0 (LAN)</w:t>
@@ -14308,7 +13846,6 @@
           <w:p>
             <w:pPr>
               <w:pStyle w:val="Compact"/>
-              <w:jc w:val="left"/>
             </w:pPr>
             <w:r>
               <w:t xml:space="preserve">192.168.1.1/24</w:t>
@@ -14320,7 +13857,6 @@
           <w:p>
             <w:pPr>
               <w:pStyle w:val="Compact"/>
-              <w:jc w:val="left"/>
             </w:pPr>
             <w:r>
               <w:t xml:space="preserve">Interfaz</w:t>
@@ -14343,7 +13879,6 @@
           <w:p>
             <w:pPr>
               <w:pStyle w:val="Compact"/>
-              <w:jc w:val="left"/>
             </w:pPr>
             <w:r>
               <w:t xml:space="preserve">R1 g0/1 (WAN)</w:t>
@@ -14355,7 +13890,6 @@
           <w:p>
             <w:pPr>
               <w:pStyle w:val="Compact"/>
-              <w:jc w:val="left"/>
             </w:pPr>
             <w:r>
               <w:t xml:space="preserve">203.0.113.1/30</w:t>
@@ -14367,7 +13901,6 @@
           <w:p>
             <w:pPr>
               <w:pStyle w:val="Compact"/>
-              <w:jc w:val="left"/>
             </w:pPr>
             <w:r>
               <w:t xml:space="preserve">Interfaz</w:t>
@@ -14393,7 +13926,6 @@
           <w:p>
             <w:pPr>
               <w:pStyle w:val="Compact"/>
-              <w:jc w:val="left"/>
             </w:pPr>
             <w:r>
               <w:t xml:space="preserve">PC1, PC2, PC3</w:t>
@@ -14405,7 +13937,6 @@
           <w:p>
             <w:pPr>
               <w:pStyle w:val="Compact"/>
-              <w:jc w:val="left"/>
             </w:pPr>
             <w:r>
               <w:t xml:space="preserve">192.168.1.11, .12, .13</w:t>
@@ -14417,7 +13948,6 @@
           <w:p>
             <w:pPr>
               <w:pStyle w:val="Compact"/>
-              <w:jc w:val="left"/>
             </w:pPr>
             <w:r>
               <w:t xml:space="preserve">Equipos que salen por PAT</w:t>
@@ -14431,7 +13961,6 @@
           <w:p>
             <w:pPr>
               <w:pStyle w:val="Compact"/>
-              <w:jc w:val="left"/>
             </w:pPr>
             <w:r>
               <w:t xml:space="preserve">Servidor web</w:t>
@@ -14443,7 +13972,6 @@
           <w:p>
             <w:pPr>
               <w:pStyle w:val="Compact"/>
-              <w:jc w:val="left"/>
             </w:pPr>
             <w:r>
               <w:t xml:space="preserve">192.168.1.10:80</w:t>
@@ -14455,7 +13983,6 @@
           <w:p>
             <w:pPr>
               <w:pStyle w:val="Compact"/>
-              <w:jc w:val="left"/>
             </w:pPr>
             <w:r>
               <w:t xml:space="preserve">Servicio a exponer al exterior</w:t>
@@ -14471,8 +13998,8 @@
         </w:pict>
       </w:r>
     </w:p>
-    <w:bookmarkEnd w:id="113"/>
-    <w:bookmarkStart w:id="114" w:name="paso-1-pat-para-toda-la-lan"/>
+    <w:bookmarkEnd w:id="111"/>
+    <w:bookmarkStart w:id="112" w:name="paso-1-pat-para-toda-la-lan"/>
     <w:p>
       <w:pPr>
         <w:pStyle w:val="Heading2"/>
@@ -14612,8 +14139,8 @@
         <w:t xml:space="preserve">(la IP de la WAN, reutilizada con puertos). Este es el PAT del punto 4.</w:t>
       </w:r>
     </w:p>
-    <w:bookmarkEnd w:id="114"/>
-    <w:bookmarkStart w:id="115" w:name="paso-2-nat-destino-para-el-servidor-web"/>
+    <w:bookmarkEnd w:id="112"/>
+    <w:bookmarkStart w:id="113" w:name="paso-2-nat-destino-para-el-servidor-web"/>
     <w:p>
       <w:pPr>
         <w:pStyle w:val="Heading2"/>
@@ -14688,8 +14215,8 @@
         <w:t xml:space="preserve">llegará al servidor web de la LAN. (En la vida real esa IP pública la asigna el ISP; aquí es la de g0/1.)</w:t>
       </w:r>
     </w:p>
-    <w:bookmarkEnd w:id="115"/>
-    <w:bookmarkStart w:id="116" w:name="X3dce09dbe5e62bfc36184afd74d51721695e328"/>
+    <w:bookmarkEnd w:id="113"/>
+    <w:bookmarkStart w:id="114" w:name="X3dce09dbe5e62bfc36184afd74d51721695e328"/>
     <w:p>
       <w:pPr>
         <w:pStyle w:val="Heading2"/>
@@ -14909,13 +14436,7 @@
         <w:t xml:space="preserve"> </w:t>
       </w:r>
       <w:r>
-        <w:t xml:space="preserve">“</w:t>
-      </w:r>
-      <w:r>
-        <w:t xml:space="preserve">grandes</w:t>
-      </w:r>
-      <w:r>
-        <w:t xml:space="preserve">”</w:t>
+        <w:t xml:space="preserve">“grandes”</w:t>
       </w:r>
       <w:r>
         <w:t xml:space="preserve"> </w:t>
@@ -14937,8 +14458,8 @@
         <w:t xml:space="preserve">.</w:t>
       </w:r>
     </w:p>
-    <w:bookmarkEnd w:id="116"/>
-    <w:bookmarkStart w:id="117" w:name="paso-4-verificación"/>
+    <w:bookmarkEnd w:id="114"/>
+    <w:bookmarkStart w:id="115" w:name="paso-4-verificación"/>
     <w:p>
       <w:pPr>
         <w:pStyle w:val="Heading2"/>
@@ -15109,20 +14630,14 @@
         <w:t xml:space="preserve"> </w:t>
       </w:r>
       <w:r>
-        <w:t xml:space="preserve">“</w:t>
-      </w:r>
-      <w:r>
-        <w:t xml:space="preserve">Outside</w:t>
-      </w:r>
-      <w:r>
-        <w:t xml:space="preserve">”</w:t>
+        <w:t xml:space="preserve">“Outside”</w:t>
       </w:r>
       <w:r>
         <w:t xml:space="preserve">.</w:t>
       </w:r>
     </w:p>
-    <w:bookmarkEnd w:id="117"/>
-    <w:bookmarkStart w:id="118" w:name="paso-5-limpieza"/>
+    <w:bookmarkEnd w:id="115"/>
+    <w:bookmarkStart w:id="116" w:name="paso-5-limpieza"/>
     <w:p>
       <w:pPr>
         <w:pStyle w:val="Heading2"/>
@@ -15231,8 +14746,8 @@
         </w:pict>
       </w:r>
     </w:p>
-    <w:bookmarkEnd w:id="118"/>
-    <w:bookmarkStart w:id="119" w:name="el-fallo-intencionado-de-la-unidad"/>
+    <w:bookmarkEnd w:id="116"/>
+    <w:bookmarkStart w:id="117" w:name="el-fallo-intencionado-de-la-unidad"/>
     <w:p>
       <w:pPr>
         <w:pStyle w:val="Heading2"/>
@@ -15438,8 +14953,8 @@
         </w:pict>
       </w:r>
     </w:p>
-    <w:bookmarkEnd w:id="119"/>
-    <w:bookmarkStart w:id="120" w:name="mini-chequeo-7"/>
+    <w:bookmarkEnd w:id="117"/>
+    <w:bookmarkStart w:id="118" w:name="mini-chequeo-7"/>
     <w:p>
       <w:pPr>
         <w:pStyle w:val="Heading2"/>
@@ -15499,13 +15014,7 @@
         <w:t xml:space="preserve"> </w:t>
       </w:r>
       <w:r>
-        <w:t xml:space="preserve">“</w:t>
-      </w:r>
-      <w:r>
-        <w:t xml:space="preserve">igual</w:t>
-      </w:r>
-      <w:r>
-        <w:t xml:space="preserve">”</w:t>
+        <w:t xml:space="preserve">“igual”</w:t>
       </w:r>
       <w:r>
         <w:t xml:space="preserve"> </w:t>
@@ -15752,8 +15261,8 @@
         </w:pict>
       </w:r>
     </w:p>
-    <w:bookmarkEnd w:id="120"/>
-    <w:bookmarkStart w:id="121" w:name="resumen-en-3-frases-7"/>
+    <w:bookmarkEnd w:id="118"/>
+    <w:bookmarkStart w:id="119" w:name="resumen-en-3-frases-7"/>
     <w:p>
       <w:pPr>
         <w:pStyle w:val="Heading2"/>
@@ -15881,8 +15390,8 @@
         <w:t xml:space="preserve">: la tabla queda vacía y nada traduce, aunque el resto esté perfecto.</w:t>
       </w:r>
     </w:p>
-    <w:bookmarkEnd w:id="121"/>
-    <w:bookmarkStart w:id="122" w:name="vocabulario-rápido-7"/>
+    <w:bookmarkEnd w:id="119"/>
+    <w:bookmarkStart w:id="120" w:name="vocabulario-rápido-7"/>
     <w:p>
       <w:pPr>
         <w:pStyle w:val="Heading2"/>
@@ -15895,7 +15404,6 @@
       <w:tblPr>
         <w:tblStyle w:val="Table"/>
         <w:tblW w:type="pct" w:w="5000"/>
-        <w:jc w:val="left"/>
         <w:tblLayout w:type="fixed"/>
         <w:tblLook w:firstRow="1" w:lastRow="0" w:firstColumn="0" w:lastColumn="0" w:noHBand="0" w:noVBand="0" w:val="0020"/>
       </w:tblPr>
@@ -15912,7 +15420,6 @@
           <w:p>
             <w:pPr>
               <w:pStyle w:val="Compact"/>
-              <w:jc w:val="left"/>
             </w:pPr>
             <w:r>
               <w:t xml:space="preserve">Término</w:t>
@@ -15924,7 +15431,6 @@
           <w:p>
             <w:pPr>
               <w:pStyle w:val="Compact"/>
-              <w:jc w:val="left"/>
             </w:pPr>
             <w:r>
               <w:t xml:space="preserve">Idea general</w:t>
@@ -15938,7 +15444,6 @@
           <w:p>
             <w:pPr>
               <w:pStyle w:val="Compact"/>
-              <w:jc w:val="left"/>
             </w:pPr>
             <w:r>
               <w:t xml:space="preserve">Inside / Outside</w:t>
@@ -15950,7 +15455,6 @@
           <w:p>
             <w:pPr>
               <w:pStyle w:val="Compact"/>
-              <w:jc w:val="left"/>
             </w:pPr>
             <w:r>
               <w:t xml:space="preserve">Marcas de interfaz que indican a NAT qué tráfico traducir</w:t>
@@ -15964,7 +15468,6 @@
           <w:p>
             <w:pPr>
               <w:pStyle w:val="Compact"/>
-              <w:jc w:val="left"/>
             </w:pPr>
             <w:r>
               <w:t xml:space="preserve">Overload</w:t>
@@ -15976,7 +15479,6 @@
           <w:p>
             <w:pPr>
               <w:pStyle w:val="Compact"/>
-              <w:jc w:val="left"/>
             </w:pPr>
             <w:r>
               <w:t xml:space="preserve">Activa PAT sobre la IP de la interfaz WAN</w:t>
@@ -15990,7 +15492,6 @@
           <w:p>
             <w:pPr>
               <w:pStyle w:val="Compact"/>
-              <w:jc w:val="left"/>
             </w:pPr>
             <w:r>
               <w:t xml:space="preserve">Entrada estática</w:t>
@@ -16002,7 +15503,6 @@
           <w:p>
             <w:pPr>
               <w:pStyle w:val="Compact"/>
-              <w:jc w:val="left"/>
             </w:pPr>
             <w:r>
               <w:t xml:space="preserve">Traducción fija en la tabla (no tiene columna Outside)</w:t>
@@ -16016,7 +15516,6 @@
           <w:p>
             <w:pPr>
               <w:pStyle w:val="Compact"/>
-              <w:jc w:val="left"/>
             </w:pPr>
             <w:r>
               <w:t xml:space="preserve">Entrada dinámica</w:t>
@@ -16028,7 +15527,6 @@
           <w:p>
             <w:pPr>
               <w:pStyle w:val="Compact"/>
-              <w:jc w:val="left"/>
             </w:pPr>
             <w:r>
               <w:t xml:space="preserve">Traducción temporal creada por PAT/pool</w:t>
@@ -16042,7 +15540,6 @@
           <w:p>
             <w:pPr>
               <w:pStyle w:val="Compact"/>
-              <w:jc w:val="left"/>
             </w:pPr>
             <w:r>
               <w:t xml:space="preserve">clear ip nat translation *</w:t>
@@ -16054,7 +15551,6 @@
           <w:p>
             <w:pPr>
               <w:pStyle w:val="Compact"/>
-              <w:jc w:val="left"/>
             </w:pPr>
             <w:r>
               <w:t xml:space="preserve">Vaciar las traducciones dinámicas</w:t>
@@ -16080,7 +15576,7 @@
       <w:r>
         <w:t xml:space="preserve"> </w:t>
       </w:r>
-      <w:hyperlink r:id="rId46">
+      <w:hyperlink r:id="rId38">
         <w:r>
           <w:rPr>
             <w:rStyle w:val="Hyperlink"/>
@@ -16107,7 +15603,7 @@
       <w:r>
         <w:t xml:space="preserve"> </w:t>
       </w:r>
-      <w:hyperlink r:id="rId28">
+      <w:hyperlink r:id="rId17">
         <w:r>
           <w:rPr>
             <w:rStyle w:val="Hyperlink"/>
@@ -16134,7 +15630,7 @@
       <w:r>
         <w:t xml:space="preserve"> </w:t>
       </w:r>
-      <w:hyperlink r:id="rId30">
+      <w:hyperlink r:id="rId19">
         <w:r>
           <w:rPr>
             <w:rStyle w:val="Hyperlink"/>
@@ -16143,9 +15639,9 @@
         </w:r>
       </w:hyperlink>
     </w:p>
-    <w:bookmarkEnd w:id="122"/>
-    <w:bookmarkEnd w:id="123"/>
-    <w:bookmarkStart w:id="137" w:name="cierre-consolida-lo-aprendido"/>
+    <w:bookmarkEnd w:id="120"/>
+    <w:bookmarkEnd w:id="121"/>
+    <w:bookmarkStart w:id="135" w:name="cierre-consolida-lo-aprendido"/>
     <w:p>
       <w:pPr>
         <w:pStyle w:val="Heading1"/>
@@ -16219,7 +15715,7 @@
       <w:r>
         <w:t xml:space="preserve"> </w:t>
       </w:r>
-      <w:hyperlink r:id="rId29">
+      <w:hyperlink r:id="rId18">
         <w:r>
           <w:rPr>
             <w:rStyle w:val="Hyperlink"/>
@@ -16241,7 +15737,7 @@
         </w:pict>
       </w:r>
     </w:p>
-    <w:bookmarkStart w:id="124" w:name="sé-el-nat"/>
+    <w:bookmarkStart w:id="122" w:name="sé-el-nat"/>
     <w:p>
       <w:pPr>
         <w:pStyle w:val="Heading2"/>
@@ -16393,8 +15889,8 @@
         </w:pict>
       </w:r>
     </w:p>
-    <w:bookmarkEnd w:id="124"/>
-    <w:bookmarkStart w:id="125" w:name="fireside-chat-nat-vs-no-nat"/>
+    <w:bookmarkEnd w:id="122"/>
+    <w:bookmarkStart w:id="123" w:name="fireside-chat-nat-vs-no-nat"/>
     <w:p>
       <w:pPr>
         <w:pStyle w:val="Heading2"/>
@@ -16564,8 +16060,8 @@
         </w:pict>
       </w:r>
     </w:p>
-    <w:bookmarkEnd w:id="125"/>
-    <w:bookmarkStart w:id="126" w:name="quién-soy"/>
+    <w:bookmarkEnd w:id="123"/>
+    <w:bookmarkStart w:id="124" w:name="quién-soy"/>
     <w:p>
       <w:pPr>
         <w:pStyle w:val="Heading2"/>
@@ -16759,8 +16255,8 @@
         </w:pict>
       </w:r>
     </w:p>
-    <w:bookmarkEnd w:id="126"/>
-    <w:bookmarkStart w:id="127" w:name="X67ed44d19c3cfffe36c2736c999ecef9a7bdfae"/>
+    <w:bookmarkEnd w:id="124"/>
+    <w:bookmarkStart w:id="125" w:name="X67ed44d19c3cfffe36c2736c999ecef9a7bdfae"/>
     <w:p>
       <w:pPr>
         <w:pStyle w:val="Heading2"/>
@@ -16772,13 +16268,7 @@
         <w:t xml:space="preserve"> </w:t>
       </w:r>
       <w:r>
-        <w:t xml:space="preserve">“</w:t>
-      </w:r>
-      <w:r>
-        <w:t xml:space="preserve">He abierto un puerto pero no funciona</w:t>
-      </w:r>
-      <w:r>
-        <w:t xml:space="preserve">”</w:t>
+        <w:t xml:space="preserve">“He abierto un puerto pero no funciona”</w:t>
       </w:r>
     </w:p>
     <w:p>
@@ -16802,13 +16292,7 @@
         <w:t xml:space="preserve"> </w:t>
       </w:r>
       <w:r>
-        <w:t xml:space="preserve">“</w:t>
-      </w:r>
-      <w:r>
-        <w:t xml:space="preserve">Clásico. Abres el puerto 80 en NAT para que tu servidor web sea accesible desde fuera. Pero: 1) El firewall del router tiene el puerto cerrado. 2) El firewall del Windows tiene el puerto cerrado. 3) El servicio web no se ejecuta en el PC destino. 4) La IP del PC destino cambió por DHCP. 4 problemas, ninguna solución.</w:t>
-      </w:r>
-      <w:r>
-        <w:t xml:space="preserve">”</w:t>
+        <w:t xml:space="preserve">“Clásico. Abres el puerto 80 en NAT para que tu servidor web sea accesible desde fuera. Pero: 1) El firewall del router tiene el puerto cerrado. 2) El firewall del Windows tiene el puerto cerrado. 3) El servicio web no se ejecuta en el PC destino. 4) La IP del PC destino cambió por DHCP. 4 problemas, ninguna solución.”</w:t>
       </w:r>
     </w:p>
     <w:p>
@@ -16832,10 +16316,7 @@
         <w:t xml:space="preserve"> </w:t>
       </w:r>
       <w:r>
-        <w:t xml:space="preserve">“</w:t>
-      </w:r>
-      <w:r>
-        <w:t xml:space="preserve">Y luego:</w:t>
+        <w:t xml:space="preserve">“Y luego:</w:t>
       </w:r>
       <w:r>
         <w:t xml:space="preserve"> </w:t>
@@ -16866,10 +16347,7 @@
         <w:t xml:space="preserve"> </w:t>
       </w:r>
       <w:r>
-        <w:t xml:space="preserve">desde fuera. Si no responde, revisa los 4 puntos.</w:t>
-      </w:r>
-      <w:r>
-        <w:t xml:space="preserve">”</w:t>
+        <w:t xml:space="preserve">desde fuera. Si no responde, revisa los 4 puntos.”</w:t>
       </w:r>
     </w:p>
     <w:p>
@@ -16897,8 +16375,8 @@
         </w:pict>
       </w:r>
     </w:p>
-    <w:bookmarkEnd w:id="127"/>
-    <w:bookmarkStart w:id="129" w:name="laboratorio-de-tortura-configuración-nat"/>
+    <w:bookmarkEnd w:id="125"/>
+    <w:bookmarkStart w:id="127" w:name="laboratorio-de-tortura-configuración-nat"/>
     <w:p>
       <w:pPr>
         <w:pStyle w:val="Heading2"/>
@@ -17636,7 +17114,7 @@
       <w:r>
         <w:t xml:space="preserve"> </w:t>
       </w:r>
-      <w:hyperlink r:id="rId128">
+      <w:hyperlink r:id="rId126">
         <w:r>
           <w:rPr>
             <w:rStyle w:val="Hyperlink"/>
@@ -17655,8 +17133,8 @@
         </w:pict>
       </w:r>
     </w:p>
-    <w:bookmarkEnd w:id="129"/>
-    <w:bookmarkStart w:id="130" w:name="logros-de-esta-unidad"/>
+    <w:bookmarkEnd w:id="127"/>
+    <w:bookmarkStart w:id="128" w:name="logros-de-esta-unidad"/>
     <w:p>
       <w:pPr>
         <w:pStyle w:val="Heading2"/>
@@ -17669,7 +17147,6 @@
       <w:tblPr>
         <w:tblStyle w:val="Table"/>
         <w:tblW w:type="pct" w:w="5000"/>
-        <w:jc w:val="left"/>
         <w:tblLayout w:type="fixed"/>
         <w:tblLook w:firstRow="1" w:lastRow="0" w:firstColumn="0" w:lastColumn="0" w:noHBand="0" w:noVBand="0" w:val="0020"/>
       </w:tblPr>
@@ -17686,7 +17163,6 @@
           <w:p>
             <w:pPr>
               <w:pStyle w:val="Compact"/>
-              <w:jc w:val="left"/>
             </w:pPr>
             <w:r>
               <w:t xml:space="preserve">Logro</w:t>
@@ -17698,7 +17174,6 @@
           <w:p>
             <w:pPr>
               <w:pStyle w:val="Compact"/>
-              <w:jc w:val="left"/>
             </w:pPr>
             <w:r>
               <w:t xml:space="preserve">Cómo conseguirlo</w:t>
@@ -17712,7 +17187,6 @@
           <w:p>
             <w:pPr>
               <w:pStyle w:val="Compact"/>
-              <w:jc w:val="left"/>
             </w:pPr>
             <w:r>
               <w:t xml:space="preserve">🏅</w:t>
@@ -17734,7 +17208,6 @@
           <w:p>
             <w:pPr>
               <w:pStyle w:val="Compact"/>
-              <w:jc w:val="left"/>
             </w:pPr>
             <w:r>
               <w:t xml:space="preserve">Configurar PAT y verificar que 3 PCs comparten la IP pública</w:t>
@@ -17748,7 +17221,6 @@
           <w:p>
             <w:pPr>
               <w:pStyle w:val="Compact"/>
-              <w:jc w:val="left"/>
             </w:pPr>
             <w:r>
               <w:t xml:space="preserve">🏅</w:t>
@@ -17770,7 +17242,6 @@
           <w:p>
             <w:pPr>
               <w:pStyle w:val="Compact"/>
-              <w:jc w:val="left"/>
             </w:pPr>
             <w:r>
               <w:t xml:space="preserve">Exponer un servidor web interno a Internet con NAT destino</w:t>
@@ -17784,7 +17255,6 @@
           <w:p>
             <w:pPr>
               <w:pStyle w:val="Compact"/>
-              <w:jc w:val="left"/>
             </w:pPr>
             <w:r>
               <w:t xml:space="preserve">🏅</w:t>
@@ -17806,7 +17276,6 @@
           <w:p>
             <w:pPr>
               <w:pStyle w:val="Compact"/>
-              <w:jc w:val="left"/>
             </w:pPr>
             <w:r>
               <w:t xml:space="preserve">Diagnosticar por qué NAT no funciona (inside/outside mal configurado)</w:t>
@@ -17820,7 +17289,6 @@
           <w:p>
             <w:pPr>
               <w:pStyle w:val="Compact"/>
-              <w:jc w:val="left"/>
             </w:pPr>
             <w:r>
               <w:t xml:space="preserve">🏅</w:t>
@@ -17842,7 +17310,6 @@
           <w:p>
             <w:pPr>
               <w:pStyle w:val="Compact"/>
-              <w:jc w:val="left"/>
             </w:pPr>
             <w:r>
               <w:t xml:space="preserve">Leer e interpretar la tabla NAT (</w:t>
@@ -17867,8 +17334,8 @@
         </w:pict>
       </w:r>
     </w:p>
-    <w:bookmarkEnd w:id="130"/>
-    <w:bookmarkStart w:id="131" w:name="atrévete-a-pensar"/>
+    <w:bookmarkEnd w:id="128"/>
+    <w:bookmarkStart w:id="129" w:name="atrévete-a-pensar"/>
     <w:p>
       <w:pPr>
         <w:pStyle w:val="Heading2"/>
@@ -18074,8 +17541,8 @@
         </w:pict>
       </w:r>
     </w:p>
-    <w:bookmarkEnd w:id="131"/>
-    <w:bookmarkStart w:id="132" w:name="crucigrama-de-bits"/>
+    <w:bookmarkEnd w:id="129"/>
+    <w:bookmarkStart w:id="130" w:name="crucigrama-de-bits"/>
     <w:p>
       <w:pPr>
         <w:pStyle w:val="Heading2"/>
@@ -18228,8 +17695,8 @@
         </w:pict>
       </w:r>
     </w:p>
-    <w:bookmarkEnd w:id="132"/>
-    <w:bookmarkStart w:id="133" w:name="preguntas-de-entrevista-de-trabajo"/>
+    <w:bookmarkEnd w:id="130"/>
+    <w:bookmarkStart w:id="131" w:name="preguntas-de-entrevista-de-trabajo"/>
     <w:p>
       <w:pPr>
         <w:pStyle w:val="Heading2"/>
@@ -18251,21 +17718,7 @@
           <w:b/>
           <w:bCs/>
         </w:rPr>
-        <w:t xml:space="preserve">“</w:t>
-      </w:r>
-      <w:r>
-        <w:rPr>
-          <w:b/>
-          <w:bCs/>
-        </w:rPr>
-        <w:t xml:space="preserve">Explica cómo NAT permite que 500 empleados salgan a Internet con una sola IP pública.</w:t>
-      </w:r>
-      <w:r>
-        <w:rPr>
-          <w:b/>
-          <w:bCs/>
-        </w:rPr>
-        <w:t xml:space="preserve">”</w:t>
+        <w:t xml:space="preserve">“Explica cómo NAT permite que 500 empleados salgan a Internet con una sola IP pública.”</w:t>
       </w:r>
     </w:p>
     <w:p>
@@ -18281,21 +17734,7 @@
           <w:b/>
           <w:bCs/>
         </w:rPr>
-        <w:t xml:space="preserve">“</w:t>
-      </w:r>
-      <w:r>
-        <w:rPr>
-          <w:b/>
-          <w:bCs/>
-        </w:rPr>
-        <w:t xml:space="preserve">Configura PAT en un router Cisco.</w:t>
-      </w:r>
-      <w:r>
-        <w:rPr>
-          <w:b/>
-          <w:bCs/>
-        </w:rPr>
-        <w:t xml:space="preserve">”</w:t>
+        <w:t xml:space="preserve">“Configura PAT en un router Cisco.”</w:t>
       </w:r>
     </w:p>
     <w:p>
@@ -18311,21 +17750,7 @@
           <w:b/>
           <w:bCs/>
         </w:rPr>
-        <w:t xml:space="preserve">“</w:t>
-      </w:r>
-      <w:r>
-        <w:rPr>
-          <w:b/>
-          <w:bCs/>
-        </w:rPr>
-        <w:t xml:space="preserve">¿Qué es port forwarding? ¿Para qué sirve?</w:t>
-      </w:r>
-      <w:r>
-        <w:rPr>
-          <w:b/>
-          <w:bCs/>
-        </w:rPr>
-        <w:t xml:space="preserve">”</w:t>
+        <w:t xml:space="preserve">“¿Qué es port forwarding? ¿Para qué sirve?”</w:t>
       </w:r>
     </w:p>
     <w:p>
@@ -18341,21 +17766,7 @@
           <w:b/>
           <w:bCs/>
         </w:rPr>
-        <w:t xml:space="preserve">“</w:t>
-      </w:r>
-      <w:r>
-        <w:rPr>
-          <w:b/>
-          <w:bCs/>
-        </w:rPr>
-        <w:t xml:space="preserve">¿Problemas de NAT con aplicaciones? ¿Cómo se solucionan?</w:t>
-      </w:r>
-      <w:r>
-        <w:rPr>
-          <w:b/>
-          <w:bCs/>
-        </w:rPr>
-        <w:t xml:space="preserve">”</w:t>
+        <w:t xml:space="preserve">“¿Problemas de NAT con aplicaciones? ¿Cómo se solucionan?”</w:t>
       </w:r>
     </w:p>
     <w:p>
@@ -18371,21 +17782,7 @@
           <w:b/>
           <w:bCs/>
         </w:rPr>
-        <w:t xml:space="preserve">“</w:t>
-      </w:r>
-      <w:r>
-        <w:rPr>
-          <w:b/>
-          <w:bCs/>
-        </w:rPr>
-        <w:t xml:space="preserve">¿Cuál es la diferencia entre NAT estático, dinámico y PAT?</w:t>
-      </w:r>
-      <w:r>
-        <w:rPr>
-          <w:b/>
-          <w:bCs/>
-        </w:rPr>
-        <w:t xml:space="preserve">”</w:t>
+        <w:t xml:space="preserve">“¿Cuál es la diferencia entre NAT estático, dinámico y PAT?”</w:t>
       </w:r>
     </w:p>
     <w:p>
@@ -18415,13 +17812,7 @@
         <w:t xml:space="preserve"> </w:t>
       </w:r>
       <w:r>
-        <w:t xml:space="preserve">“</w:t>
-      </w:r>
-      <w:r>
-        <w:t xml:space="preserve">pregunta reina</w:t>
-      </w:r>
-      <w:r>
-        <w:t xml:space="preserve">”</w:t>
+        <w:t xml:space="preserve">“pregunta reina”</w:t>
       </w:r>
       <w:r>
         <w:t xml:space="preserve">. Recorre el mismo camino del ⭐ Sé el NAT: puertos efímeros, tabla NAT y la colisión que resuelve el puerto global. La 4 gana puntos si nombras ALGs, UPnP y NAT-T sin que te los pidan.</w:t>
@@ -18434,8 +17825,8 @@
         </w:pict>
       </w:r>
     </w:p>
-    <w:bookmarkEnd w:id="133"/>
-    <w:bookmarkStart w:id="134" w:name="no-hay-preguntas-tontas"/>
+    <w:bookmarkEnd w:id="131"/>
+    <w:bookmarkStart w:id="132" w:name="no-hay-preguntas-tontas"/>
     <w:p>
       <w:pPr>
         <w:pStyle w:val="Heading2"/>
@@ -18529,8 +17920,8 @@
         </w:pict>
       </w:r>
     </w:p>
-    <w:bookmarkEnd w:id="134"/>
-    <w:bookmarkStart w:id="135" w:name="poscréditos"/>
+    <w:bookmarkEnd w:id="132"/>
+    <w:bookmarkStart w:id="133" w:name="poscréditos"/>
     <w:p>
       <w:pPr>
         <w:pStyle w:val="Heading2"/>
@@ -18622,8 +18013,8 @@
         </w:pict>
       </w:r>
     </w:p>
-    <w:bookmarkEnd w:id="135"/>
-    <w:bookmarkStart w:id="136" w:name="criterios-de-evaluación-cubiertos-ra7-1"/>
+    <w:bookmarkEnd w:id="133"/>
+    <w:bookmarkStart w:id="134" w:name="criterios-de-evaluación-cubiertos-ra7-1"/>
     <w:p>
       <w:pPr>
         <w:pStyle w:val="Heading2"/>
@@ -18648,7 +18039,6 @@
       <w:tblPr>
         <w:tblStyle w:val="Table"/>
         <w:tblW w:type="pct" w:w="5000"/>
-        <w:jc w:val="left"/>
         <w:tblLayout w:type="fixed"/>
         <w:tblLook w:firstRow="1" w:lastRow="0" w:firstColumn="0" w:lastColumn="0" w:noHBand="0" w:noVBand="0" w:val="0020"/>
       </w:tblPr>
@@ -18666,7 +18056,6 @@
           <w:p>
             <w:pPr>
               <w:pStyle w:val="Compact"/>
-              <w:jc w:val="left"/>
             </w:pPr>
             <w:r>
               <w:t xml:space="preserve">CE</w:t>
@@ -18678,7 +18067,6 @@
           <w:p>
             <w:pPr>
               <w:pStyle w:val="Compact"/>
-              <w:jc w:val="left"/>
             </w:pPr>
             <w:r>
               <w:t xml:space="preserve">Criterio</w:t>
@@ -18690,7 +18078,6 @@
           <w:p>
             <w:pPr>
               <w:pStyle w:val="Compact"/>
-              <w:jc w:val="left"/>
             </w:pPr>
             <w:r>
               <w:t xml:space="preserve">Cubierto</w:t>
@@ -18704,7 +18091,6 @@
           <w:p>
             <w:pPr>
               <w:pStyle w:val="Compact"/>
-              <w:jc w:val="left"/>
             </w:pPr>
             <w:r>
               <w:t xml:space="preserve">a)</w:t>
@@ -18716,7 +18102,6 @@
           <w:p>
             <w:pPr>
               <w:pStyle w:val="Compact"/>
-              <w:jc w:val="left"/>
             </w:pPr>
             <w:r>
               <w:t xml:space="preserve">Se han descrito las ventajas e inconvenientes del uso de la traducción de direcciones de red (NAT)</w:t>
@@ -18728,7 +18113,6 @@
           <w:p>
             <w:pPr>
               <w:pStyle w:val="Compact"/>
-              <w:jc w:val="left"/>
             </w:pPr>
             <w:r>
               <w:t xml:space="preserve">✅ Teoría (puntos 1-2) + 🔥 Fireside Chat (punto 9)</w:t>
@@ -18742,7 +18126,6 @@
           <w:p>
             <w:pPr>
               <w:pStyle w:val="Compact"/>
-              <w:jc w:val="left"/>
             </w:pPr>
             <w:r>
               <w:t xml:space="preserve">b)</w:t>
@@ -18754,7 +18137,6 @@
           <w:p>
             <w:pPr>
               <w:pStyle w:val="Compact"/>
-              <w:jc w:val="left"/>
             </w:pPr>
             <w:r>
               <w:t xml:space="preserve">Se ha utilizado NAT para realizar la traducción estática de direcciones de red</w:t>
@@ -18766,7 +18148,6 @@
           <w:p>
             <w:pPr>
               <w:pStyle w:val="Compact"/>
-              <w:jc w:val="left"/>
             </w:pPr>
             <w:r>
               <w:t xml:space="preserve">✅ Punto 3 + ⚡ Laboratorio (punto 9)</w:t>
@@ -18780,7 +18161,6 @@
           <w:p>
             <w:pPr>
               <w:pStyle w:val="Compact"/>
-              <w:jc w:val="left"/>
             </w:pPr>
             <w:r>
               <w:t xml:space="preserve">c)</w:t>
@@ -18792,7 +18172,6 @@
           <w:p>
             <w:pPr>
               <w:pStyle w:val="Compact"/>
-              <w:jc w:val="left"/>
             </w:pPr>
             <w:r>
               <w:t xml:space="preserve">Se ha utilizado NAT para realizar la traducción dinámica de direcciones de red</w:t>
@@ -18804,7 +18183,6 @@
           <w:p>
             <w:pPr>
               <w:pStyle w:val="Compact"/>
-              <w:jc w:val="left"/>
             </w:pPr>
             <w:r>
               <w:t xml:space="preserve">✅ Puntos 3-4 + ⚡ Laboratorio (punto 9)</w:t>
@@ -18818,7 +18196,6 @@
           <w:p>
             <w:pPr>
               <w:pStyle w:val="Compact"/>
-              <w:jc w:val="left"/>
             </w:pPr>
             <w:r>
               <w:t xml:space="preserve">d)</w:t>
@@ -18830,7 +18207,6 @@
           <w:p>
             <w:pPr>
               <w:pStyle w:val="Compact"/>
-              <w:jc w:val="left"/>
             </w:pPr>
             <w:r>
               <w:t xml:space="preserve">Se han descrito las características de las tecnologías «Frame Relay», RDSI y ADSL</w:t>
@@ -18842,7 +18218,6 @@
           <w:p>
             <w:pPr>
               <w:pStyle w:val="Compact"/>
-              <w:jc w:val="left"/>
             </w:pPr>
             <w:r>
               <w:t xml:space="preserve">✅ Punto 7 (WAN heredada)</w:t>
@@ -18856,7 +18231,6 @@
           <w:p>
             <w:pPr>
               <w:pStyle w:val="Compact"/>
-              <w:jc w:val="left"/>
             </w:pPr>
             <w:r>
               <w:t xml:space="preserve">e)</w:t>
@@ -18868,7 +18242,6 @@
           <w:p>
             <w:pPr>
               <w:pStyle w:val="Compact"/>
-              <w:jc w:val="left"/>
             </w:pPr>
             <w:r>
               <w:t xml:space="preserve">Se han descrito las analogías y diferencias entre las tecnologías «Wifi» y «Wimax»</w:t>
@@ -18880,7 +18253,6 @@
           <w:p>
             <w:pPr>
               <w:pStyle w:val="Compact"/>
-              <w:jc w:val="left"/>
             </w:pPr>
             <w:r>
               <w:t xml:space="preserve">✅ Punto 7 (estándares 802.11)</w:t>
@@ -18894,7 +18266,6 @@
           <w:p>
             <w:pPr>
               <w:pStyle w:val="Compact"/>
-              <w:jc w:val="left"/>
             </w:pPr>
             <w:r>
               <w:t xml:space="preserve">f)</w:t>
@@ -18906,7 +18277,6 @@
           <w:p>
             <w:pPr>
               <w:pStyle w:val="Compact"/>
-              <w:jc w:val="left"/>
             </w:pPr>
             <w:r>
               <w:t xml:space="preserve">Se han descrito las características de las tecnologías UMTS y HSDPA</w:t>
@@ -18918,7 +18288,6 @@
           <w:p>
             <w:pPr>
               <w:pStyle w:val="Compact"/>
-              <w:jc w:val="left"/>
             </w:pPr>
             <w:r>
               <w:t xml:space="preserve">✅ Punto 7 (móvil 3G/3.5G)</w:t>
@@ -18968,7 +18337,7 @@
       <w:r>
         <w:t xml:space="preserve"> </w:t>
       </w:r>
-      <w:hyperlink r:id="rId46">
+      <w:hyperlink r:id="rId38">
         <w:r>
           <w:rPr>
             <w:rStyle w:val="Hyperlink"/>
@@ -18995,7 +18364,7 @@
       <w:r>
         <w:t xml:space="preserve"> </w:t>
       </w:r>
-      <w:hyperlink r:id="rId29">
+      <w:hyperlink r:id="rId18">
         <w:r>
           <w:rPr>
             <w:rStyle w:val="Hyperlink"/>
@@ -19022,7 +18391,7 @@
       <w:r>
         <w:t xml:space="preserve"> </w:t>
       </w:r>
-      <w:hyperlink r:id="rId35">
+      <w:hyperlink r:id="rId24">
         <w:r>
           <w:rPr>
             <w:rStyle w:val="Hyperlink"/>
@@ -19031,9 +18400,13 @@
         </w:r>
       </w:hyperlink>
     </w:p>
-    <w:bookmarkEnd w:id="136"/>
-    <w:bookmarkEnd w:id="137"/>
-    <w:sectPr/>
+    <w:bookmarkEnd w:id="134"/>
+    <w:bookmarkEnd w:id="135"/>
+    <w:sectPr>
+      <w:footnotePr>
+        <w:numRestart w:val="eachSect"/>
+      </w:footnotePr>
+    </w:sectPr>
   </w:body>
 </w:document>
 </file>
@@ -19071,7 +18444,7 @@
       <w:lvlText w:val=" "/>
       <w:lvlJc w:val="left"/>
       <w:pPr>
-        <w:ind w:left="720" w:hanging="480"/>
+        <w:ind w:left="720" w:hanging="360"/>
       </w:pPr>
     </w:lvl>
     <w:lvl w:ilvl="1">
@@ -19079,7 +18452,7 @@
       <w:lvlText w:val=" "/>
       <w:lvlJc w:val="left"/>
       <w:pPr>
-        <w:ind w:left="1440" w:hanging="480"/>
+        <w:ind w:left="1440" w:hanging="360"/>
       </w:pPr>
     </w:lvl>
     <w:lvl w:ilvl="2">
@@ -19087,7 +18460,7 @@
       <w:lvlText w:val=" "/>
       <w:lvlJc w:val="left"/>
       <w:pPr>
-        <w:ind w:left="2160" w:hanging="480"/>
+        <w:ind w:left="2160" w:hanging="360"/>
       </w:pPr>
     </w:lvl>
     <w:lvl w:ilvl="3">
@@ -19095,7 +18468,7 @@
       <w:lvlText w:val=" "/>
       <w:lvlJc w:val="left"/>
       <w:pPr>
-        <w:ind w:left="2880" w:hanging="480"/>
+        <w:ind w:left="2880" w:hanging="360"/>
       </w:pPr>
     </w:lvl>
     <w:lvl w:ilvl="4">
@@ -19103,7 +18476,7 @@
       <w:lvlText w:val=" "/>
       <w:lvlJc w:val="left"/>
       <w:pPr>
-        <w:ind w:left="3600" w:hanging="480"/>
+        <w:ind w:left="3600" w:hanging="360"/>
       </w:pPr>
     </w:lvl>
     <w:lvl w:ilvl="5">
@@ -19111,7 +18484,7 @@
       <w:lvlText w:val=" "/>
       <w:lvlJc w:val="left"/>
       <w:pPr>
-        <w:ind w:left="4320" w:hanging="480"/>
+        <w:ind w:left="4320" w:hanging="360"/>
       </w:pPr>
     </w:lvl>
     <w:lvl w:ilvl="6">
@@ -19119,7 +18492,7 @@
       <w:lvlText w:val=" "/>
       <w:lvlJc w:val="left"/>
       <w:pPr>
-        <w:ind w:left="5040" w:hanging="480"/>
+        <w:ind w:left="5040" w:hanging="360"/>
       </w:pPr>
     </w:lvl>
     <w:lvl w:ilvl="7">
@@ -19127,7 +18500,7 @@
       <w:lvlText w:val=" "/>
       <w:lvlJc w:val="left"/>
       <w:pPr>
-        <w:ind w:left="5760" w:hanging="480"/>
+        <w:ind w:left="5760" w:hanging="360"/>
       </w:pPr>
     </w:lvl>
     <w:lvl w:ilvl="8">
@@ -19135,7 +18508,7 @@
       <w:lvlText w:val=" "/>
       <w:lvlJc w:val="left"/>
       <w:pPr>
-        <w:ind w:left="6480" w:hanging="480"/>
+        <w:ind w:left="6480" w:hanging="360"/>
       </w:pPr>
     </w:lvl>
   </w:abstractNum>
@@ -19144,75 +18517,102 @@
     <w:multiLevelType w:val="multilevel"/>
     <w:lvl w:ilvl="0">
       <w:numFmt w:val="bullet"/>
-      <w:lvlText w:val="•"/>
+      <w:lvlText w:val=""/>
       <w:lvlJc w:val="left"/>
       <w:pPr>
-        <w:ind w:left="720" w:hanging="480"/>
-      </w:pPr>
+        <w:ind w:left="720" w:hanging="360"/>
+      </w:pPr>
+      <w:rPr>
+        <w:rFonts w:ascii="Symbol" w:hAnsi="Symbol" w:cs="Symbol" w:hint="default"/>
+      </w:rPr>
     </w:lvl>
     <w:lvl w:ilvl="1">
       <w:numFmt w:val="bullet"/>
-      <w:lvlText w:val="–"/>
+      <w:lvlText w:val="o"/>
       <w:lvlJc w:val="left"/>
       <w:pPr>
-        <w:ind w:left="1440" w:hanging="480"/>
-      </w:pPr>
+        <w:ind w:left="1440" w:hanging="360"/>
+      </w:pPr>
+      <w:rPr>
+        <w:rFonts w:ascii="Courier New" w:hAnsi="Courier New" w:cs="Courier New" w:hint="default"/>
+      </w:rPr>
     </w:lvl>
     <w:lvl w:ilvl="2">
       <w:numFmt w:val="bullet"/>
-      <w:lvlText w:val="•"/>
+      <w:lvlText w:val=""/>
       <w:lvlJc w:val="left"/>
       <w:pPr>
-        <w:ind w:left="2160" w:hanging="480"/>
-      </w:pPr>
+        <w:ind w:left="2160" w:hanging="360"/>
+      </w:pPr>
+      <w:rPr>
+        <w:rFonts w:ascii="Wingdings" w:hAnsi="Wingdings" w:cs="Wingdings" w:hint="default"/>
+      </w:rPr>
     </w:lvl>
     <w:lvl w:ilvl="3">
       <w:numFmt w:val="bullet"/>
-      <w:lvlText w:val="–"/>
+      <w:lvlText w:val=""/>
       <w:lvlJc w:val="left"/>
       <w:pPr>
-        <w:ind w:left="2880" w:hanging="480"/>
-      </w:pPr>
+        <w:ind w:left="2880" w:hanging="360"/>
+      </w:pPr>
+      <w:rPr>
+        <w:rFonts w:ascii="Symbol" w:hAnsi="Symbol" w:cs="Symbol" w:hint="default"/>
+      </w:rPr>
     </w:lvl>
     <w:lvl w:ilvl="4">
       <w:numFmt w:val="bullet"/>
-      <w:lvlText w:val="•"/>
+      <w:lvlText w:val="o"/>
       <w:lvlJc w:val="left"/>
       <w:pPr>
-        <w:ind w:left="3600" w:hanging="480"/>
-      </w:pPr>
+        <w:ind w:left="3600" w:hanging="360"/>
+      </w:pPr>
+      <w:rPr>
+        <w:rFonts w:ascii="Courier New" w:hAnsi="Courier New" w:cs="Courier New" w:hint="default"/>
+      </w:rPr>
     </w:lvl>
     <w:lvl w:ilvl="5">
       <w:numFmt w:val="bullet"/>
-      <w:lvlText w:val="–"/>
+      <w:lvlText w:val=""/>
       <w:lvlJc w:val="left"/>
       <w:pPr>
-        <w:ind w:left="4320" w:hanging="480"/>
-      </w:pPr>
+        <w:ind w:left="4320" w:hanging="360"/>
+      </w:pPr>
+      <w:rPr>
+        <w:rFonts w:ascii="Wingdings" w:hAnsi="Wingdings" w:cs="Wingdings" w:hint="default"/>
+      </w:rPr>
     </w:lvl>
     <w:lvl w:ilvl="6">
       <w:numFmt w:val="bullet"/>
-      <w:lvlText w:val="•"/>
+      <w:lvlText w:val=""/>
       <w:lvlJc w:val="left"/>
       <w:pPr>
-        <w:ind w:left="5040" w:hanging="480"/>
-      </w:pPr>
+        <w:ind w:left="5040" w:hanging="360"/>
+      </w:pPr>
+      <w:rPr>
+        <w:rFonts w:ascii="Symbol" w:hAnsi="Symbol" w:cs="Symbol" w:hint="default"/>
+      </w:rPr>
     </w:lvl>
     <w:lvl w:ilvl="7">
       <w:numFmt w:val="bullet"/>
-      <w:lvlText w:val="–"/>
+      <w:lvlText w:val="o"/>
       <w:lvlJc w:val="left"/>
       <w:pPr>
-        <w:ind w:left="5760" w:hanging="480"/>
-      </w:pPr>
+        <w:ind w:left="5760" w:hanging="360"/>
+      </w:pPr>
+      <w:rPr>
+        <w:rFonts w:ascii="Courier New" w:hAnsi="Courier New" w:cs="Courier New" w:hint="default"/>
+      </w:rPr>
     </w:lvl>
     <w:lvl w:ilvl="8">
       <w:numFmt w:val="bullet"/>
-      <w:lvlText w:val="•"/>
+      <w:lvlText w:val=""/>
       <w:lvlJc w:val="left"/>
       <w:pPr>
-        <w:ind w:left="6480" w:hanging="480"/>
-      </w:pPr>
+        <w:ind w:left="6480" w:hanging="360"/>
+      </w:pPr>
+      <w:rPr>
+        <w:rFonts w:ascii="Wingdings" w:hAnsi="Wingdings" w:cs="Wingdings" w:hint="default"/>
+      </w:rPr>
     </w:lvl>
   </w:abstractNum>
   <w:abstractNum w:abstractNumId="99411">
@@ -19224,7 +18624,7 @@
       <w:lvlText w:val="%1."/>
       <w:lvlJc w:val="left"/>
       <w:pPr>
-        <w:ind w:left="720" w:hanging="480"/>
+        <w:ind w:left="720" w:hanging="360"/>
       </w:pPr>
     </w:lvl>
     <w:lvl w:ilvl="1">
@@ -19233,7 +18633,7 @@
       <w:lvlText w:val="%2."/>
       <w:lvlJc w:val="left"/>
       <w:pPr>
-        <w:ind w:left="1440" w:hanging="480"/>
+        <w:ind w:left="1440" w:hanging="360"/>
       </w:pPr>
     </w:lvl>
     <w:lvl w:ilvl="2">
@@ -19242,7 +18642,7 @@
       <w:lvlText w:val="%3."/>
       <w:lvlJc w:val="left"/>
       <w:pPr>
-        <w:ind w:left="2160" w:hanging="480"/>
+        <w:ind w:left="2160" w:hanging="360"/>
       </w:pPr>
     </w:lvl>
     <w:lvl w:ilvl="3">
@@ -19251,7 +18651,7 @@
       <w:lvlText w:val="%4."/>
       <w:lvlJc w:val="left"/>
       <w:pPr>
-        <w:ind w:left="2880" w:hanging="480"/>
+        <w:ind w:left="2880" w:hanging="360"/>
       </w:pPr>
     </w:lvl>
     <w:lvl w:ilvl="4">
@@ -19260,7 +18660,7 @@
       <w:lvlText w:val="%5."/>
       <w:lvlJc w:val="left"/>
       <w:pPr>
-        <w:ind w:left="3600" w:hanging="480"/>
+        <w:ind w:left="3600" w:hanging="360"/>
       </w:pPr>
     </w:lvl>
     <w:lvl w:ilvl="5">
@@ -19269,7 +18669,7 @@
       <w:lvlText w:val="%6."/>
       <w:lvlJc w:val="left"/>
       <w:pPr>
-        <w:ind w:left="4320" w:hanging="480"/>
+        <w:ind w:left="4320" w:hanging="360"/>
       </w:pPr>
     </w:lvl>
     <w:lvl w:ilvl="6">
@@ -19278,7 +18678,7 @@
       <w:lvlText w:val="%7."/>
       <w:lvlJc w:val="left"/>
       <w:pPr>
-        <w:ind w:left="5040" w:hanging="480"/>
+        <w:ind w:left="5040" w:hanging="360"/>
       </w:pPr>
     </w:lvl>
     <w:lvl w:ilvl="7">
@@ -19287,7 +18687,7 @@
       <w:lvlText w:val="%8."/>
       <w:lvlJc w:val="left"/>
       <w:pPr>
-        <w:ind w:left="5760" w:hanging="480"/>
+        <w:ind w:left="5760" w:hanging="360"/>
       </w:pPr>
     </w:lvl>
     <w:lvl w:ilvl="8">
@@ -19296,7 +18696,7 @@
       <w:lvlText w:val="%9."/>
       <w:lvlJc w:val="left"/>
       <w:pPr>
-        <w:ind w:left="6480" w:hanging="480"/>
+        <w:ind w:left="6480" w:hanging="360"/>
       </w:pPr>
     </w:lvl>
   </w:abstractNum>
@@ -19309,7 +18709,7 @@
       <w:lvlText w:val="%1)"/>
       <w:lvlJc w:val="left"/>
       <w:pPr>
-        <w:ind w:left="720" w:hanging="480"/>
+        <w:ind w:left="720" w:hanging="360"/>
       </w:pPr>
     </w:lvl>
     <w:lvl w:ilvl="1">
@@ -19318,7 +18718,7 @@
       <w:lvlText w:val="%2)"/>
       <w:lvlJc w:val="left"/>
       <w:pPr>
-        <w:ind w:left="1440" w:hanging="480"/>
+        <w:ind w:left="1440" w:hanging="360"/>
       </w:pPr>
     </w:lvl>
     <w:lvl w:ilvl="2">
@@ -19327,7 +18727,7 @@
       <w:lvlText w:val="%3)"/>
       <w:lvlJc w:val="left"/>
       <w:pPr>
-        <w:ind w:left="2160" w:hanging="480"/>
+        <w:ind w:left="2160" w:hanging="360"/>
       </w:pPr>
     </w:lvl>
     <w:lvl w:ilvl="3">
@@ -19336,7 +18736,7 @@
       <w:lvlText w:val="%4)"/>
       <w:lvlJc w:val="left"/>
       <w:pPr>
-        <w:ind w:left="2880" w:hanging="480"/>
+        <w:ind w:left="2880" w:hanging="360"/>
       </w:pPr>
     </w:lvl>
     <w:lvl w:ilvl="4">
@@ -19345,7 +18745,7 @@
       <w:lvlText w:val="%5)"/>
       <w:lvlJc w:val="left"/>
       <w:pPr>
-        <w:ind w:left="3600" w:hanging="480"/>
+        <w:ind w:left="3600" w:hanging="360"/>
       </w:pPr>
     </w:lvl>
     <w:lvl w:ilvl="5">
@@ -19354,7 +18754,7 @@
       <w:lvlText w:val="%6)"/>
       <w:lvlJc w:val="left"/>
       <w:pPr>
-        <w:ind w:left="4320" w:hanging="480"/>
+        <w:ind w:left="4320" w:hanging="360"/>
       </w:pPr>
     </w:lvl>
     <w:lvl w:ilvl="6">
@@ -19363,7 +18763,7 @@
       <w:lvlText w:val="%7)"/>
       <w:lvlJc w:val="left"/>
       <w:pPr>
-        <w:ind w:left="5040" w:hanging="480"/>
+        <w:ind w:left="5040" w:hanging="360"/>
       </w:pPr>
     </w:lvl>
     <w:lvl w:ilvl="7">
@@ -19372,7 +18772,7 @@
       <w:lvlText w:val="%8)"/>
       <w:lvlJc w:val="left"/>
       <w:pPr>
-        <w:ind w:left="5760" w:hanging="480"/>
+        <w:ind w:left="5760" w:hanging="360"/>
       </w:pPr>
     </w:lvl>
     <w:lvl w:ilvl="8">
@@ -19381,7 +18781,7 @@
       <w:lvlText w:val="%9)"/>
       <w:lvlJc w:val="left"/>
       <w:pPr>
-        <w:ind w:left="6480" w:hanging="480"/>
+        <w:ind w:left="6480" w:hanging="360"/>
       </w:pPr>
     </w:lvl>
   </w:abstractNum>
@@ -20161,10 +19561,10 @@
   <w:docDefaults>
     <w:rPrDefault>
       <w:rPr>
-        <w:rFonts w:asciiTheme="minorHAnsi" w:cstheme="minorBidi" w:eastAsiaTheme="minorHAnsi" w:hAnsiTheme="minorHAnsi"/>
+        <w:rFonts w:asciiTheme="minorHAnsi" w:cstheme="minorBidi" w:eastAsiaTheme="minorEastAsia" w:hAnsiTheme="minorHAnsi"/>
         <w:sz w:val="24"/>
         <w:szCs w:val="24"/>
-        <w:lang w:bidi="ar-SA" w:eastAsia="en-US" w:val="es-ES"/>
+        <w:lang w:bidi="ar-SA" w:eastAsia="zh-CN" w:val="es-ES"/>
       </w:rPr>
     </w:rPrDefault>
     <w:pPrDefault>
@@ -20205,57 +19605,94 @@
     <w:name w:val="Title"/>
     <w:basedOn w:val="Normal"/>
     <w:next w:val="BodyText"/>
+    <w:link w:val="TitleChar"/>
+    <w:uiPriority w:val="10"/>
     <w:qFormat/>
+    <w:rsid w:val="00A10FD9"/>
     <w:pPr>
-      <w:keepNext/>
-      <w:keepLines/>
-      <w:spacing w:after="240" w:before="480"/>
+      <w:spacing w:after="80" w:line="240" w:lineRule="auto"/>
+      <w:contextualSpacing/>
       <w:jc w:val="center"/>
     </w:pPr>
     <w:rPr>
       <w:rFonts w:asciiTheme="majorHAnsi" w:cstheme="majorBidi" w:eastAsiaTheme="majorEastAsia" w:hAnsiTheme="majorHAnsi"/>
-      <w:b/>
-      <w:bCs/>
-      <w:color w:themeColor="accent1" w:themeShade="B5" w:val="345A8A"/>
-      <w:sz w:val="36"/>
-      <w:szCs w:val="36"/>
+      <w:sz w:val="56"/>
+      <w:szCs w:val="56"/>
+    </w:rPr>
+  </w:style>
+  <w:style w:customStyle="1" w:styleId="TitleChar" w:type="character">
+    <w:name w:val="Title Char"/>
+    <w:basedOn w:val="DefaultParagraphFont"/>
+    <w:link w:val="Title"/>
+    <w:uiPriority w:val="10"/>
+    <w:rsid w:val="00A10FD9"/>
+    <w:rPr>
+      <w:rFonts w:asciiTheme="majorHAnsi" w:cstheme="majorBidi" w:eastAsiaTheme="majorEastAsia" w:hAnsiTheme="majorHAnsi"/>
+      <w:sz w:val="56"/>
+      <w:szCs w:val="56"/>
     </w:rPr>
   </w:style>
   <w:style w:styleId="Subtitle" w:type="paragraph">
     <w:name w:val="Subtitle"/>
     <w:basedOn w:val="Title"/>
     <w:next w:val="BodyText"/>
+    <w:link w:val="SubtitleChar"/>
+    <w:uiPriority w:val="11"/>
     <w:qFormat/>
+    <w:rsid w:val="00A10FD9"/>
     <w:pPr>
-      <w:keepNext/>
-      <w:keepLines/>
-      <w:spacing w:after="240" w:before="240"/>
-      <w:jc w:val="center"/>
+      <w:numPr>
+        <w:ilvl w:val="1"/>
+      </w:numPr>
     </w:pPr>
     <w:rPr>
-      <w:sz w:val="30"/>
-      <w:szCs w:val="30"/>
+      <w:rFonts w:cstheme="majorBidi" w:eastAsiaTheme="majorEastAsia"/>
+      <w:spacing w:val="15"/>
+      <w:sz w:val="28"/>
+      <w:szCs w:val="28"/>
+    </w:rPr>
+  </w:style>
+  <w:style w:customStyle="1" w:styleId="SubtitleChar" w:type="character">
+    <w:name w:val="Subtitle Char"/>
+    <w:basedOn w:val="DefaultParagraphFont"/>
+    <w:link w:val="Subtitle"/>
+    <w:uiPriority w:val="11"/>
+    <w:rsid w:val="00A10FD9"/>
+    <w:rPr>
+      <w:rFonts w:cstheme="majorBidi" w:eastAsiaTheme="majorEastAsia"/>
+      <w:color w:themeColor="text1" w:themeTint="A6" w:val="595959"/>
+      <w:spacing w:val="15"/>
+      <w:sz w:val="28"/>
+      <w:szCs w:val="28"/>
     </w:rPr>
   </w:style>
   <w:style w:customStyle="1" w:styleId="Author" w:type="paragraph">
     <w:name w:val="Author"/>
+    <w:basedOn w:val="Title"/>
     <w:next w:val="BodyText"/>
     <w:qFormat/>
     <w:pPr>
       <w:keepNext/>
       <w:keepLines/>
-      <w:jc w:val="center"/>
     </w:pPr>
+    <w:rPr>
+      <w:sz w:val="24"/>
+      <w:szCs w:val="24"/>
+    </w:rPr>
   </w:style>
   <w:style w:styleId="Date" w:type="paragraph">
     <w:name w:val="Date"/>
+    <w:basedOn w:val="Title"/>
     <w:next w:val="BodyText"/>
     <w:qFormat/>
     <w:pPr>
       <w:keepNext/>
       <w:keepLines/>
-      <w:jc w:val="center"/>
     </w:pPr>
+    <w:rPr>
+      <w:sz w:val="24"/>
+      <w:szCs w:val="24"/>
+    </w:rPr>
   </w:style>
   <w:style w:customStyle="1" w:styleId="AbstractTitle" w:type="paragraph">
     <w:name w:val="Abstract Title"/>
@@ -20270,7 +19707,6 @@
     </w:pPr>
     <w:rPr>
       <w:b/>
-      <w:color w:val="345A8A"/>
       <w:sz w:val="20"/>
       <w:szCs w:val="20"/>
     </w:rPr>
@@ -20299,191 +19735,321 @@
     <w:rPr/>
   </w:style>
   <w:style w:styleId="Heading1" w:type="paragraph">
-    <w:name w:val="Heading 1"/>
+    <w:name w:val="heading 1"/>
     <w:basedOn w:val="Normal"/>
     <w:next w:val="BodyText"/>
+    <w:link w:val="Heading1Char"/>
     <w:uiPriority w:val="9"/>
     <w:qFormat/>
+    <w:rsid w:val="00A10FD9"/>
     <w:pPr>
       <w:keepNext/>
       <w:keepLines/>
-      <w:spacing w:after="0" w:before="480"/>
+      <w:spacing w:after="80" w:before="360"/>
       <w:outlineLvl w:val="0"/>
     </w:pPr>
     <w:rPr>
       <w:rFonts w:asciiTheme="majorHAnsi" w:cstheme="majorBidi" w:eastAsiaTheme="majorEastAsia" w:hAnsiTheme="majorHAnsi"/>
-      <w:b/>
-      <w:bCs/>
-      <w:color w:themeColor="accent1" w:val="4F81BD"/>
+      <w:color w:themeColor="accent1" w:themeShade="BF" w:val="0F4761"/>
+      <w:sz w:val="40"/>
+      <w:szCs w:val="40"/>
+    </w:rPr>
+  </w:style>
+  <w:style w:styleId="Heading2" w:type="paragraph">
+    <w:name w:val="heading 2"/>
+    <w:basedOn w:val="Normal"/>
+    <w:next w:val="BodyText"/>
+    <w:link w:val="Heading2Char"/>
+    <w:uiPriority w:val="9"/>
+    <w:semiHidden/>
+    <w:unhideWhenUsed/>
+    <w:qFormat/>
+    <w:rsid w:val="00A10FD9"/>
+    <w:pPr>
+      <w:keepNext/>
+      <w:keepLines/>
+      <w:spacing w:after="80" w:before="160"/>
+      <w:outlineLvl w:val="1"/>
+    </w:pPr>
+    <w:rPr>
+      <w:rFonts w:asciiTheme="majorHAnsi" w:cstheme="majorBidi" w:eastAsiaTheme="majorEastAsia" w:hAnsiTheme="majorHAnsi"/>
+      <w:color w:themeColor="accent1" w:themeShade="BF" w:val="0F4761"/>
       <w:sz w:val="32"/>
       <w:szCs w:val="32"/>
     </w:rPr>
   </w:style>
-  <w:style w:styleId="Heading2" w:type="paragraph">
-    <w:name w:val="Heading 2"/>
+  <w:style w:styleId="Heading3" w:type="paragraph">
+    <w:name w:val="heading 3"/>
     <w:basedOn w:val="Normal"/>
     <w:next w:val="BodyText"/>
+    <w:link w:val="Heading3Char"/>
     <w:uiPriority w:val="9"/>
+    <w:semiHidden/>
     <w:unhideWhenUsed/>
     <w:qFormat/>
+    <w:rsid w:val="00A10FD9"/>
     <w:pPr>
       <w:keepNext/>
       <w:keepLines/>
-      <w:spacing w:after="0" w:before="200"/>
-      <w:outlineLvl w:val="1"/>
+      <w:spacing w:after="80" w:before="160"/>
+      <w:outlineLvl w:val="2"/>
     </w:pPr>
     <w:rPr>
-      <w:rFonts w:asciiTheme="majorHAnsi" w:cstheme="majorBidi" w:eastAsiaTheme="majorEastAsia" w:hAnsiTheme="majorHAnsi"/>
-      <w:b/>
-      <w:bCs/>
-      <w:color w:themeColor="accent1" w:val="4F81BD"/>
+      <w:rFonts w:cstheme="majorBidi" w:eastAsiaTheme="majorEastAsia"/>
+      <w:color w:themeColor="accent1" w:themeShade="BF" w:val="0F4761"/>
       <w:sz w:val="28"/>
       <w:szCs w:val="28"/>
     </w:rPr>
   </w:style>
-  <w:style w:styleId="Heading3" w:type="paragraph">
-    <w:name w:val="Heading 3"/>
+  <w:style w:styleId="Heading4" w:type="paragraph">
+    <w:name w:val="heading 4"/>
     <w:basedOn w:val="Normal"/>
     <w:next w:val="BodyText"/>
+    <w:link w:val="Heading4Char"/>
     <w:uiPriority w:val="9"/>
+    <w:semiHidden/>
     <w:unhideWhenUsed/>
     <w:qFormat/>
+    <w:rsid w:val="00A10FD9"/>
     <w:pPr>
       <w:keepNext/>
       <w:keepLines/>
-      <w:spacing w:after="0" w:before="200"/>
-      <w:outlineLvl w:val="2"/>
+      <w:spacing w:after="40" w:before="80"/>
+      <w:outlineLvl w:val="3"/>
     </w:pPr>
     <w:rPr>
-      <w:rFonts w:asciiTheme="majorHAnsi" w:cstheme="majorBidi" w:eastAsiaTheme="majorEastAsia" w:hAnsiTheme="majorHAnsi"/>
-      <w:b/>
-      <w:bCs/>
-      <w:color w:themeColor="accent1" w:val="4F81BD"/>
-      <w:sz w:val="24"/>
-      <w:szCs w:val="24"/>
+      <w:rFonts w:cstheme="majorBidi" w:eastAsiaTheme="majorEastAsia"/>
+      <w:i/>
+      <w:iCs/>
+      <w:color w:themeColor="accent1" w:themeShade="BF" w:val="0F4761"/>
     </w:rPr>
   </w:style>
-  <w:style w:styleId="Heading4" w:type="paragraph">
-    <w:name w:val="Heading 4"/>
+  <w:style w:styleId="Heading5" w:type="paragraph">
+    <w:name w:val="heading 5"/>
     <w:basedOn w:val="Normal"/>
     <w:next w:val="BodyText"/>
+    <w:link w:val="Heading5Char"/>
     <w:uiPriority w:val="9"/>
+    <w:semiHidden/>
     <w:unhideWhenUsed/>
     <w:qFormat/>
+    <w:rsid w:val="00A10FD9"/>
     <w:pPr>
       <w:keepNext/>
       <w:keepLines/>
-      <w:spacing w:after="0" w:before="200"/>
-      <w:outlineLvl w:val="3"/>
+      <w:spacing w:after="40" w:before="80"/>
+      <w:outlineLvl w:val="4"/>
     </w:pPr>
     <w:rPr>
-      <w:rFonts w:asciiTheme="majorHAnsi" w:cstheme="majorBidi" w:eastAsiaTheme="majorEastAsia" w:hAnsiTheme="majorHAnsi"/>
-      <w:bCs/>
-      <w:i/>
-      <w:color w:themeColor="accent1" w:val="4F81BD"/>
-      <w:sz w:val="24"/>
-      <w:szCs w:val="24"/>
+      <w:rFonts w:cstheme="majorBidi" w:eastAsiaTheme="majorEastAsia"/>
+      <w:color w:themeColor="accent1" w:themeShade="BF" w:val="0F4761"/>
     </w:rPr>
   </w:style>
-  <w:style w:styleId="Heading5" w:type="paragraph">
-    <w:name w:val="Heading 5"/>
+  <w:style w:styleId="Heading6" w:type="paragraph">
+    <w:name w:val="heading 6"/>
     <w:basedOn w:val="Normal"/>
     <w:next w:val="BodyText"/>
+    <w:link w:val="Heading6Char"/>
     <w:uiPriority w:val="9"/>
+    <w:semiHidden/>
     <w:unhideWhenUsed/>
     <w:qFormat/>
+    <w:rsid w:val="00A10FD9"/>
     <w:pPr>
       <w:keepNext/>
       <w:keepLines/>
-      <w:spacing w:after="0" w:before="200"/>
-      <w:outlineLvl w:val="4"/>
+      <w:spacing w:after="0" w:before="40"/>
+      <w:outlineLvl w:val="5"/>
     </w:pPr>
     <w:rPr>
-      <w:rFonts w:asciiTheme="majorHAnsi" w:cstheme="majorBidi" w:eastAsiaTheme="majorEastAsia" w:hAnsiTheme="majorHAnsi"/>
+      <w:rFonts w:cstheme="majorBidi" w:eastAsiaTheme="majorEastAsia"/>
+      <w:i/>
       <w:iCs/>
-      <w:color w:themeColor="accent1" w:val="4F81BD"/>
-      <w:sz w:val="24"/>
-      <w:szCs w:val="24"/>
+      <w:color w:themeColor="text1" w:themeTint="A6" w:val="595959"/>
     </w:rPr>
   </w:style>
-  <w:style w:styleId="Heading6" w:type="paragraph">
-    <w:name w:val="Heading 6"/>
+  <w:style w:styleId="Heading7" w:type="paragraph">
+    <w:name w:val="heading 7"/>
     <w:basedOn w:val="Normal"/>
     <w:next w:val="BodyText"/>
+    <w:link w:val="Heading7Char"/>
     <w:uiPriority w:val="9"/>
+    <w:semiHidden/>
     <w:unhideWhenUsed/>
     <w:qFormat/>
+    <w:rsid w:val="00A10FD9"/>
     <w:pPr>
       <w:keepNext/>
       <w:keepLines/>
-      <w:spacing w:after="0" w:before="200"/>
-      <w:outlineLvl w:val="5"/>
+      <w:spacing w:after="0" w:before="40"/>
+      <w:outlineLvl w:val="6"/>
     </w:pPr>
     <w:rPr>
-      <w:rFonts w:asciiTheme="majorHAnsi" w:cstheme="majorBidi" w:eastAsiaTheme="majorEastAsia" w:hAnsiTheme="majorHAnsi"/>
-      <w:color w:themeColor="accent1" w:val="4F81BD"/>
-      <w:sz w:val="24"/>
-      <w:szCs w:val="24"/>
+      <w:rFonts w:cstheme="majorBidi" w:eastAsiaTheme="majorEastAsia"/>
+      <w:color w:themeColor="text1" w:themeTint="A6" w:val="595959"/>
     </w:rPr>
   </w:style>
-  <w:style w:styleId="Heading7" w:type="paragraph">
-    <w:name w:val="Heading 7"/>
+  <w:style w:styleId="Heading8" w:type="paragraph">
+    <w:name w:val="heading 8"/>
     <w:basedOn w:val="Normal"/>
     <w:next w:val="BodyText"/>
+    <w:link w:val="Heading8Char"/>
     <w:uiPriority w:val="9"/>
+    <w:semiHidden/>
     <w:unhideWhenUsed/>
     <w:qFormat/>
+    <w:rsid w:val="00A10FD9"/>
     <w:pPr>
       <w:keepNext/>
       <w:keepLines/>
-      <w:spacing w:after="0" w:before="200"/>
-      <w:outlineLvl w:val="6"/>
+      <w:spacing w:after="0"/>
+      <w:outlineLvl w:val="7"/>
     </w:pPr>
     <w:rPr>
-      <w:rFonts w:asciiTheme="majorHAnsi" w:cstheme="majorBidi" w:eastAsiaTheme="majorEastAsia" w:hAnsiTheme="majorHAnsi"/>
-      <w:color w:themeColor="accent1" w:val="4F81BD"/>
-      <w:sz w:val="24"/>
-      <w:szCs w:val="24"/>
+      <w:rFonts w:cstheme="majorBidi" w:eastAsiaTheme="majorEastAsia"/>
+      <w:i/>
+      <w:iCs/>
+      <w:color w:themeColor="text1" w:themeTint="D8" w:val="272727"/>
     </w:rPr>
   </w:style>
-  <w:style w:styleId="Heading8" w:type="paragraph">
-    <w:name w:val="Heading 8"/>
+  <w:style w:styleId="Heading9" w:type="paragraph">
+    <w:name w:val="heading 9"/>
     <w:basedOn w:val="Normal"/>
     <w:next w:val="BodyText"/>
+    <w:link w:val="Heading9Char"/>
     <w:uiPriority w:val="9"/>
+    <w:semiHidden/>
     <w:unhideWhenUsed/>
     <w:qFormat/>
+    <w:rsid w:val="00A10FD9"/>
     <w:pPr>
       <w:keepNext/>
       <w:keepLines/>
-      <w:spacing w:after="0" w:before="200"/>
-      <w:outlineLvl w:val="7"/>
-    </w:pPr>
-    <w:rPr>
-      <w:rFonts w:asciiTheme="majorHAnsi" w:cstheme="majorBidi" w:eastAsiaTheme="majorEastAsia" w:hAnsiTheme="majorHAnsi"/>
-      <w:color w:themeColor="accent1" w:val="4F81BD"/>
-      <w:sz w:val="24"/>
-      <w:szCs w:val="24"/>
-    </w:rPr>
-  </w:style>
-  <w:style w:styleId="Heading9" w:type="paragraph">
-    <w:name w:val="Heading 9"/>
-    <w:basedOn w:val="Normal"/>
-    <w:next w:val="BodyText"/>
-    <w:uiPriority w:val="9"/>
-    <w:unhideWhenUsed/>
-    <w:qFormat/>
-    <w:pPr>
-      <w:keepNext/>
-      <w:keepLines/>
-      <w:spacing w:after="0" w:before="200"/>
+      <w:spacing w:after="0"/>
       <w:outlineLvl w:val="8"/>
     </w:pPr>
     <w:rPr>
+      <w:rFonts w:cstheme="majorBidi" w:eastAsiaTheme="majorEastAsia"/>
+      <w:color w:themeColor="text1" w:themeTint="D8" w:val="272727"/>
+    </w:rPr>
+  </w:style>
+  <w:style w:customStyle="1" w:styleId="Heading1Char" w:type="character">
+    <w:name w:val="Heading 1 Char"/>
+    <w:basedOn w:val="DefaultParagraphFont"/>
+    <w:link w:val="Heading1"/>
+    <w:uiPriority w:val="9"/>
+    <w:rsid w:val="00A10FD9"/>
+    <w:rPr>
       <w:rFonts w:asciiTheme="majorHAnsi" w:cstheme="majorBidi" w:eastAsiaTheme="majorEastAsia" w:hAnsiTheme="majorHAnsi"/>
-      <w:color w:themeColor="accent1" w:val="4F81BD"/>
-      <w:sz w:val="24"/>
-      <w:szCs w:val="24"/>
+      <w:color w:themeColor="accent1" w:themeShade="BF" w:val="0F4761"/>
+      <w:sz w:val="40"/>
+      <w:szCs w:val="40"/>
+    </w:rPr>
+  </w:style>
+  <w:style w:customStyle="1" w:styleId="Heading2Char" w:type="character">
+    <w:name w:val="Heading 2 Char"/>
+    <w:basedOn w:val="DefaultParagraphFont"/>
+    <w:link w:val="Heading2"/>
+    <w:uiPriority w:val="9"/>
+    <w:semiHidden/>
+    <w:rsid w:val="00A10FD9"/>
+    <w:rPr>
+      <w:rFonts w:asciiTheme="majorHAnsi" w:cstheme="majorBidi" w:eastAsiaTheme="majorEastAsia" w:hAnsiTheme="majorHAnsi"/>
+      <w:color w:themeColor="accent1" w:themeShade="BF" w:val="0F4761"/>
+      <w:sz w:val="32"/>
+      <w:szCs w:val="32"/>
+    </w:rPr>
+  </w:style>
+  <w:style w:customStyle="1" w:styleId="Heading3Char" w:type="character">
+    <w:name w:val="Heading 3 Char"/>
+    <w:basedOn w:val="DefaultParagraphFont"/>
+    <w:link w:val="Heading3"/>
+    <w:uiPriority w:val="9"/>
+    <w:semiHidden/>
+    <w:rsid w:val="00A10FD9"/>
+    <w:rPr>
+      <w:rFonts w:cstheme="majorBidi" w:eastAsiaTheme="majorEastAsia"/>
+      <w:color w:themeColor="accent1" w:themeShade="BF" w:val="0F4761"/>
+      <w:sz w:val="28"/>
+      <w:szCs w:val="28"/>
+    </w:rPr>
+  </w:style>
+  <w:style w:customStyle="1" w:styleId="Heading4Char" w:type="character">
+    <w:name w:val="Heading 4 Char"/>
+    <w:basedOn w:val="DefaultParagraphFont"/>
+    <w:link w:val="Heading4"/>
+    <w:uiPriority w:val="9"/>
+    <w:semiHidden/>
+    <w:rsid w:val="00A10FD9"/>
+    <w:rPr>
+      <w:rFonts w:cstheme="majorBidi" w:eastAsiaTheme="majorEastAsia"/>
+      <w:i/>
+      <w:iCs/>
+      <w:color w:themeColor="accent1" w:themeShade="BF" w:val="0F4761"/>
+    </w:rPr>
+  </w:style>
+  <w:style w:customStyle="1" w:styleId="Heading5Char" w:type="character">
+    <w:name w:val="Heading 5 Char"/>
+    <w:basedOn w:val="DefaultParagraphFont"/>
+    <w:link w:val="Heading5"/>
+    <w:uiPriority w:val="9"/>
+    <w:semiHidden/>
+    <w:rsid w:val="00A10FD9"/>
+    <w:rPr>
+      <w:rFonts w:cstheme="majorBidi" w:eastAsiaTheme="majorEastAsia"/>
+      <w:color w:themeColor="accent1" w:themeShade="BF" w:val="0F4761"/>
+    </w:rPr>
+  </w:style>
+  <w:style w:customStyle="1" w:styleId="Heading6Char" w:type="character">
+    <w:name w:val="Heading 6 Char"/>
+    <w:basedOn w:val="DefaultParagraphFont"/>
+    <w:link w:val="Heading6"/>
+    <w:uiPriority w:val="9"/>
+    <w:semiHidden/>
+    <w:rsid w:val="00A10FD9"/>
+    <w:rPr>
+      <w:rFonts w:cstheme="majorBidi" w:eastAsiaTheme="majorEastAsia"/>
+      <w:i/>
+      <w:iCs/>
+      <w:color w:themeColor="text1" w:themeTint="A6" w:val="595959"/>
+    </w:rPr>
+  </w:style>
+  <w:style w:customStyle="1" w:styleId="Heading7Char" w:type="character">
+    <w:name w:val="Heading 7 Char"/>
+    <w:basedOn w:val="DefaultParagraphFont"/>
+    <w:link w:val="Heading7"/>
+    <w:uiPriority w:val="9"/>
+    <w:semiHidden/>
+    <w:rsid w:val="00A10FD9"/>
+    <w:rPr>
+      <w:rFonts w:cstheme="majorBidi" w:eastAsiaTheme="majorEastAsia"/>
+      <w:color w:themeColor="text1" w:themeTint="A6" w:val="595959"/>
+    </w:rPr>
+  </w:style>
+  <w:style w:customStyle="1" w:styleId="Heading8Char" w:type="character">
+    <w:name w:val="Heading 8 Char"/>
+    <w:basedOn w:val="DefaultParagraphFont"/>
+    <w:link w:val="Heading8"/>
+    <w:uiPriority w:val="9"/>
+    <w:semiHidden/>
+    <w:rsid w:val="00A10FD9"/>
+    <w:rPr>
+      <w:rFonts w:cstheme="majorBidi" w:eastAsiaTheme="majorEastAsia"/>
+      <w:i/>
+      <w:iCs/>
+      <w:color w:themeColor="text1" w:themeTint="D8" w:val="272727"/>
+    </w:rPr>
+  </w:style>
+  <w:style w:customStyle="1" w:styleId="Heading9Char" w:type="character">
+    <w:name w:val="Heading 9 Char"/>
+    <w:basedOn w:val="DefaultParagraphFont"/>
+    <w:link w:val="Heading9"/>
+    <w:uiPriority w:val="9"/>
+    <w:semiHidden/>
+    <w:rsid w:val="00A10FD9"/>
+    <w:rPr>
+      <w:rFonts w:cstheme="majorBidi" w:eastAsiaTheme="majorEastAsia"/>
+      <w:color w:themeColor="text1" w:themeTint="D8" w:val="272727"/>
     </w:rPr>
   </w:style>
   <w:style w:styleId="BlockText" w:type="paragraph">
@@ -20508,8 +20074,8 @@
   </w:style>
   <w:style w:styleId="FootnoteBlockText" w:type="paragraph">
     <w:name w:val="Footnote Block Text"/>
-    <w:basedOn w:val="Footnote Text"/>
-    <w:next w:val="Footnote Text"/>
+    <w:basedOn w:val="FootnoteText"/>
+    <w:next w:val="FootnoteText"/>
     <w:uiPriority w:val="9"/>
     <w:unhideWhenUsed/>
     <w:qFormat/>
@@ -20539,13 +20105,6 @@
       </w:tblCellMar>
     </w:tblPr>
     <w:tblStylePr w:type="firstRow">
-      <w:tblPr>
-        <w:jc w:val="left"/>
-        <w:tblInd w:type="dxa" w:w="0"/>
-      </w:tblPr>
-      <w:trPr>
-        <w:jc w:val="left"/>
-      </w:trPr>
       <w:tcPr>
         <w:tcBorders>
           <w:bottom w:val="single"/>
@@ -20901,44 +20460,44 @@
         <a:sysClr val="window" lastClr="FFFFFF"/>
       </a:lt1>
       <a:dk2>
-        <a:srgbClr val="1F497D"/>
+        <a:srgbClr val="0E2841"/>
       </a:dk2>
       <a:lt2>
-        <a:srgbClr val="EEECE1"/>
+        <a:srgbClr val="E8E8E8"/>
       </a:lt2>
       <a:accent1>
-        <a:srgbClr val="4F81BD"/>
+        <a:srgbClr val="156082"/>
       </a:accent1>
       <a:accent2>
-        <a:srgbClr val="C0504D"/>
+        <a:srgbClr val="E97132"/>
       </a:accent2>
       <a:accent3>
-        <a:srgbClr val="9BBB59"/>
+        <a:srgbClr val="196B24"/>
       </a:accent3>
       <a:accent4>
-        <a:srgbClr val="8064A2"/>
+        <a:srgbClr val="0F9ED5"/>
       </a:accent4>
       <a:accent5>
-        <a:srgbClr val="4BACC6"/>
+        <a:srgbClr val="A02B93"/>
       </a:accent5>
       <a:accent6>
-        <a:srgbClr val="F79646"/>
+        <a:srgbClr val="4EA72E"/>
       </a:accent6>
       <a:hlink>
-        <a:srgbClr val="0000FF"/>
+        <a:srgbClr val="467886"/>
       </a:hlink>
       <a:folHlink>
-        <a:srgbClr val="800080"/>
+        <a:srgbClr val="96607D"/>
       </a:folHlink>
     </a:clrScheme>
     <a:fontScheme name="Office">
       <a:majorFont>
-        <a:latin typeface="Calibri"/>
+        <a:latin typeface="Aptos Display" panose="02110004020202020204"/>
         <a:ea typeface=""/>
         <a:cs typeface=""/>
-        <a:font script="Jpan" typeface="ＭＳ ゴシック"/>
+        <a:font script="Jpan" typeface="游ゴシック Light"/>
         <a:font script="Hang" typeface="맑은 고딕"/>
-        <a:font script="Hans" typeface="宋体"/>
+        <a:font script="Hans" typeface="等线 Light"/>
         <a:font script="Hant" typeface="新細明體"/>
         <a:font script="Arab" typeface="Times New Roman"/>
         <a:font script="Hebr" typeface="Times New Roman"/>
@@ -20965,14 +20524,32 @@
         <a:font script="Mong" typeface="Mongolian Baiti"/>
         <a:font script="Viet" typeface="Times New Roman"/>
         <a:font script="Uigh" typeface="Microsoft Uighur"/>
+        <a:font script="Geor" typeface="Sylfaen"/>
+        <a:font script="Armn" typeface="Arial"/>
+        <a:font script="Bugi" typeface="Leelawadee UI"/>
+        <a:font script="Bopo" typeface="Microsoft JhengHei"/>
+        <a:font script="Java" typeface="Javanese Text"/>
+        <a:font script="Lisu" typeface="Segoe UI"/>
+        <a:font script="Mymr" typeface="Myanmar Text"/>
+        <a:font script="Nkoo" typeface="Ebrima"/>
+        <a:font script="Olck" typeface="Nirmala UI"/>
+        <a:font script="Osma" typeface="Ebrima"/>
+        <a:font script="Phag" typeface="Phagspa"/>
+        <a:font script="Syrn" typeface="Estrangelo Edessa"/>
+        <a:font script="Syrj" typeface="Estrangelo Edessa"/>
+        <a:font script="Syre" typeface="Estrangelo Edessa"/>
+        <a:font script="Sora" typeface="Nirmala UI"/>
+        <a:font script="Tale" typeface="Microsoft Tai Le"/>
+        <a:font script="Talu" typeface="Microsoft New Tai Lue"/>
+        <a:font script="Tfng" typeface="Ebrima"/>
       </a:majorFont>
       <a:minorFont>
-        <a:latin typeface="Cambria"/>
+        <a:latin typeface="Aptos" panose="02110004020202020204"/>
         <a:ea typeface=""/>
         <a:cs typeface=""/>
-        <a:font script="Jpan" typeface="ＭＳ 明朝"/>
+        <a:font script="Jpan" typeface="游明朝"/>
         <a:font script="Hang" typeface="맑은 고딕"/>
-        <a:font script="Hans" typeface="宋体"/>
+        <a:font script="Hans" typeface="等线"/>
         <a:font script="Hant" typeface="新細明體"/>
         <a:font script="Arab" typeface="Arial"/>
         <a:font script="Hebr" typeface="Arial"/>
@@ -20999,6 +20576,24 @@
         <a:font script="Mong" typeface="Mongolian Baiti"/>
         <a:font script="Viet" typeface="Arial"/>
         <a:font script="Uigh" typeface="Microsoft Uighur"/>
+        <a:font script="Geor" typeface="Sylfaen"/>
+        <a:font script="Armn" typeface="Arial"/>
+        <a:font script="Bugi" typeface="Leelawadee UI"/>
+        <a:font script="Bopo" typeface="Microsoft JhengHei"/>
+        <a:font script="Java" typeface="Javanese Text"/>
+        <a:font script="Lisu" typeface="Segoe UI"/>
+        <a:font script="Mymr" typeface="Myanmar Text"/>
+        <a:font script="Nkoo" typeface="Ebrima"/>
+        <a:font script="Olck" typeface="Nirmala UI"/>
+        <a:font script="Osma" typeface="Ebrima"/>
+        <a:font script="Phag" typeface="Phagspa"/>
+        <a:font script="Syrn" typeface="Estrangelo Edessa"/>
+        <a:font script="Syrj" typeface="Estrangelo Edessa"/>
+        <a:font script="Syre" typeface="Estrangelo Edessa"/>
+        <a:font script="Sora" typeface="Nirmala UI"/>
+        <a:font script="Tale" typeface="Microsoft Tai Le"/>
+        <a:font script="Talu" typeface="Microsoft New Tai Lue"/>
+        <a:font script="Tfng" typeface="Ebrima"/>
       </a:minorFont>
     </a:fontScheme>
     <a:fmtScheme name="Office">
@@ -21010,200 +20605,141 @@
           <a:gsLst>
             <a:gs pos="0">
               <a:schemeClr val="phClr">
-                <a:tint val="50000"/>
-                <a:satMod val="300000"/>
+                <a:lumMod val="110000"/>
+                <a:satMod val="105000"/>
+                <a:tint val="67000"/>
               </a:schemeClr>
             </a:gs>
-            <a:gs pos="35000">
+            <a:gs pos="50000">
               <a:schemeClr val="phClr">
-                <a:tint val="37000"/>
-                <a:satMod val="300000"/>
+                <a:lumMod val="105000"/>
+                <a:satMod val="103000"/>
+                <a:tint val="73000"/>
               </a:schemeClr>
             </a:gs>
             <a:gs pos="100000">
               <a:schemeClr val="phClr">
-                <a:tint val="15000"/>
-                <a:satMod val="350000"/>
+                <a:lumMod val="105000"/>
+                <a:satMod val="109000"/>
+                <a:tint val="81000"/>
               </a:schemeClr>
             </a:gs>
           </a:gsLst>
-          <a:lin ang="16200000" scaled="1"/>
+          <a:lin ang="5400000" scaled="0"/>
         </a:gradFill>
         <a:gradFill rotWithShape="1">
           <a:gsLst>
             <a:gs pos="0">
               <a:schemeClr val="phClr">
-                <a:tint val="100000"/>
+                <a:satMod val="103000"/>
+                <a:lumMod val="102000"/>
+                <a:tint val="94000"/>
+              </a:schemeClr>
+            </a:gs>
+            <a:gs pos="50000">
+              <a:schemeClr val="phClr">
+                <a:satMod val="110000"/>
+                <a:lumMod val="100000"/>
                 <a:shade val="100000"/>
-                <a:satMod val="130000"/>
               </a:schemeClr>
             </a:gs>
             <a:gs pos="100000">
               <a:schemeClr val="phClr">
-                <a:tint val="50000"/>
-                <a:shade val="100000"/>
-                <a:satMod val="350000"/>
+                <a:lumMod val="99000"/>
+                <a:satMod val="120000"/>
+                <a:shade val="78000"/>
               </a:schemeClr>
             </a:gs>
           </a:gsLst>
-          <a:lin ang="16200000" scaled="0"/>
+          <a:lin ang="5400000" scaled="0"/>
         </a:gradFill>
       </a:fillStyleLst>
       <a:lnStyleLst>
-        <a:ln w="9525" cap="flat" cmpd="sng" algn="ctr">
-          <a:solidFill>
-            <a:schemeClr val="phClr">
-              <a:shade val="95000"/>
-              <a:satMod val="105000"/>
-            </a:schemeClr>
-          </a:solidFill>
-          <a:prstDash val="solid"/>
-        </a:ln>
-        <a:ln w="25400" cap="flat" cmpd="sng" algn="ctr">
+        <a:ln w="6350" cap="flat" cmpd="sng" algn="ctr">
           <a:solidFill>
             <a:schemeClr val="phClr"/>
           </a:solidFill>
           <a:prstDash val="solid"/>
+          <a:miter lim="800000"/>
         </a:ln>
-        <a:ln w="38100" cap="flat" cmpd="sng" algn="ctr">
+        <a:ln w="12700" cap="flat" cmpd="sng" algn="ctr">
           <a:solidFill>
             <a:schemeClr val="phClr"/>
           </a:solidFill>
           <a:prstDash val="solid"/>
+          <a:miter lim="800000"/>
+        </a:ln>
+        <a:ln w="19050" cap="flat" cmpd="sng" algn="ctr">
+          <a:solidFill>
+            <a:schemeClr val="phClr"/>
+          </a:solidFill>
+          <a:prstDash val="solid"/>
+          <a:miter lim="800000"/>
         </a:ln>
       </a:lnStyleLst>
       <a:effectStyleLst>
         <a:effectStyle>
+          <a:effectLst/>
+        </a:effectStyle>
+        <a:effectStyle>
+          <a:effectLst/>
+        </a:effectStyle>
+        <a:effectStyle>
           <a:effectLst>
-            <a:outerShdw blurRad="40000" dist="20000" dir="5400000" rotWithShape="0">
+            <a:outerShdw blurRad="57150" dist="19050" dir="5400000" algn="ctr" rotWithShape="0">
               <a:srgbClr val="000000">
-                <a:alpha val="38000"/>
+                <a:alpha val="63000"/>
               </a:srgbClr>
             </a:outerShdw>
           </a:effectLst>
-        </a:effectStyle>
-        <a:effectStyle>
-          <a:effectLst>
-            <a:outerShdw blurRad="40000" dist="23000" dir="5400000" rotWithShape="0">
-              <a:srgbClr val="000000">
-                <a:alpha val="35000"/>
-              </a:srgbClr>
-            </a:outerShdw>
-          </a:effectLst>
-        </a:effectStyle>
-        <a:effectStyle>
-          <a:effectLst>
-            <a:outerShdw blurRad="40000" dist="23000" dir="5400000" rotWithShape="0">
-              <a:srgbClr val="000000">
-                <a:alpha val="35000"/>
-              </a:srgbClr>
-            </a:outerShdw>
-          </a:effectLst>
-          <a:scene3d>
-            <a:camera prst="orthographicFront">
-              <a:rot lat="0" lon="0" rev="0"/>
-            </a:camera>
-            <a:lightRig rig="threePt" dir="t">
-              <a:rot lat="0" lon="0" rev="1200000"/>
-            </a:lightRig>
-          </a:scene3d>
-          <a:sp3d>
-            <a:bevelT w="63500" h="25400"/>
-          </a:sp3d>
         </a:effectStyle>
       </a:effectStyleLst>
       <a:bgFillStyleLst>
         <a:solidFill>
           <a:schemeClr val="phClr"/>
         </a:solidFill>
+        <a:solidFill>
+          <a:schemeClr val="phClr">
+            <a:tint val="95000"/>
+            <a:satMod val="170000"/>
+          </a:schemeClr>
+        </a:solidFill>
         <a:gradFill rotWithShape="1">
           <a:gsLst>
             <a:gs pos="0">
               <a:schemeClr val="phClr">
-                <a:tint val="40000"/>
-                <a:satMod val="350000"/>
+                <a:tint val="93000"/>
+                <a:satMod val="150000"/>
+                <a:shade val="98000"/>
+                <a:lumMod val="102000"/>
               </a:schemeClr>
             </a:gs>
-            <a:gs pos="40000">
+            <a:gs pos="50000">
               <a:schemeClr val="phClr">
-                <a:tint val="45000"/>
-                <a:shade val="99000"/>
-                <a:satMod val="350000"/>
+                <a:tint val="98000"/>
+                <a:satMod val="130000"/>
+                <a:shade val="90000"/>
+                <a:lumMod val="103000"/>
               </a:schemeClr>
             </a:gs>
             <a:gs pos="100000">
               <a:schemeClr val="phClr">
-                <a:shade val="20000"/>
-                <a:satMod val="255000"/>
+                <a:shade val="63000"/>
+                <a:satMod val="120000"/>
               </a:schemeClr>
             </a:gs>
           </a:gsLst>
-          <a:path path="circle">
-            <a:fillToRect l="50000" t="-80000" r="50000" b="180000"/>
-          </a:path>
-        </a:gradFill>
-        <a:gradFill rotWithShape="1">
-          <a:gsLst>
-            <a:gs pos="0">
-              <a:schemeClr val="phClr">
-                <a:tint val="80000"/>
-                <a:satMod val="300000"/>
-              </a:schemeClr>
-            </a:gs>
-            <a:gs pos="100000">
-              <a:schemeClr val="phClr">
-                <a:shade val="30000"/>
-                <a:satMod val="200000"/>
-              </a:schemeClr>
-            </a:gs>
-          </a:gsLst>
-          <a:path path="circle">
-            <a:fillToRect l="50000" t="50000" r="50000" b="50000"/>
-          </a:path>
+          <a:lin ang="5400000" scaled="0"/>
         </a:gradFill>
       </a:bgFillStyleLst>
     </a:fmtScheme>
   </a:themeElements>
-  <a:objectDefaults>
-    <a:spDef>
-      <a:spPr/>
-      <a:bodyPr/>
-      <a:lstStyle/>
-      <a:style>
-        <a:lnRef idx="1">
-          <a:schemeClr val="accent1"/>
-        </a:lnRef>
-        <a:fillRef idx="3">
-          <a:schemeClr val="accent1"/>
-        </a:fillRef>
-        <a:effectRef idx="2">
-          <a:schemeClr val="accent1"/>
-        </a:effectRef>
-        <a:fontRef idx="minor">
-          <a:schemeClr val="lt1"/>
-        </a:fontRef>
-      </a:style>
-    </a:spDef>
-    <a:lnDef>
-      <a:spPr/>
-      <a:bodyPr/>
-      <a:lstStyle/>
-      <a:style>
-        <a:lnRef idx="2">
-          <a:schemeClr val="accent1"/>
-        </a:lnRef>
-        <a:fillRef idx="0">
-          <a:schemeClr val="accent1"/>
-        </a:fillRef>
-        <a:effectRef idx="1">
-          <a:schemeClr val="accent1"/>
-        </a:effectRef>
-        <a:fontRef idx="minor">
-          <a:schemeClr val="tx1"/>
-        </a:fontRef>
-      </a:style>
-    </a:lnDef>
-  </a:objectDefaults>
+  <a:objectDefaults/>
   <a:extraClrSchemeLst/>
+  <a:extLst>
+    <a:ext uri="{05A4C25C-085E-4340-85A3-A5531E510DB2}">
+      <thm15:themeFamily xmlns:thm15="http://schemas.microsoft.com/office/thememl/2012/main" name="Office Theme" id="{2E142A2C-CD16-42D6-873A-C26D2A0506FA}" vid="{1BDDFF52-6CD6-40A5-AB3C-68EB2F1E4D0A}"/>
+    </a:ext>
+  </a:extLst>
 </a:theme>
 </file>
--- a/docx/10-nat-pat/10-nat-pat.docx
+++ b/docx/10-nat-pat/10-nat-pat.docx
@@ -28,7 +28,7 @@
         </w:p>
       </w:sdtContent>
     </w:sdt>
-    <w:bookmarkStart w:id="26" w:name="nat-y-pat"/>
+    <w:bookmarkStart w:id="37" w:name="nat-y-pat"/>
     <w:p>
       <w:pPr>
         <w:pStyle w:val="Heading1"/>
@@ -114,7 +114,7 @@
       <w:r>
         <w:t xml:space="preserve"> </w:t>
       </w:r>
-      <w:hyperlink r:id="rId9">
+      <w:hyperlink r:id="rId20">
         <w:r>
           <w:rPr>
             <w:rStyle w:val="Hyperlink"/>
@@ -154,7 +154,7 @@
         </w:pict>
       </w:r>
     </w:p>
-    <w:bookmarkStart w:id="10" w:name="objetivo-de-la-unidad"/>
+    <w:bookmarkStart w:id="21" w:name="objetivo-de-la-unidad"/>
     <w:p>
       <w:pPr>
         <w:pStyle w:val="Heading2"/>
@@ -262,8 +262,8 @@
         </w:pict>
       </w:r>
     </w:p>
-    <w:bookmarkEnd w:id="10"/>
-    <w:bookmarkStart w:id="20" w:name="mapa-de-la-unidad"/>
+    <w:bookmarkEnd w:id="21"/>
+    <w:bookmarkStart w:id="31" w:name="mapa-de-la-unidad"/>
     <w:p>
       <w:pPr>
         <w:pStyle w:val="Heading2"/>
@@ -276,6 +276,7 @@
       <w:tblPr>
         <w:tblStyle w:val="Table"/>
         <w:tblW w:type="pct" w:w="5000"/>
+        <w:jc w:val="left"/>
         <w:tblLayout w:type="fixed"/>
         <w:tblLook w:firstRow="1" w:lastRow="0" w:firstColumn="0" w:lastColumn="0" w:noHBand="0" w:noVBand="0" w:val="0020"/>
       </w:tblPr>
@@ -293,6 +294,7 @@
           <w:p>
             <w:pPr>
               <w:pStyle w:val="Compact"/>
+              <w:jc w:val="left"/>
             </w:pPr>
             <w:r>
               <w:t xml:space="preserve">Punto</w:t>
@@ -304,6 +306,7 @@
           <w:p>
             <w:pPr>
               <w:pStyle w:val="Compact"/>
+              <w:jc w:val="left"/>
             </w:pPr>
             <w:r>
               <w:t xml:space="preserve">Qué aprenderás</w:t>
@@ -315,6 +318,7 @@
           <w:p>
             <w:pPr>
               <w:pStyle w:val="Compact"/>
+              <w:jc w:val="left"/>
             </w:pPr>
             <w:r>
               <w:t xml:space="preserve">Nivel</w:t>
@@ -328,8 +332,9 @@
           <w:p>
             <w:pPr>
               <w:pStyle w:val="Compact"/>
-            </w:pPr>
-            <w:hyperlink r:id="rId11">
+              <w:jc w:val="left"/>
+            </w:pPr>
+            <w:hyperlink r:id="rId22">
               <w:r>
                 <w:rPr>
                   <w:rStyle w:val="Hyperlink"/>
@@ -344,6 +349,7 @@
           <w:p>
             <w:pPr>
               <w:pStyle w:val="Compact"/>
+              <w:jc w:val="left"/>
             </w:pPr>
             <w:r>
               <w:t xml:space="preserve">El problema de IPv4 y la idea del traductor</w:t>
@@ -355,6 +361,7 @@
           <w:p>
             <w:pPr>
               <w:pStyle w:val="Compact"/>
+              <w:jc w:val="left"/>
             </w:pPr>
             <w:r>
               <w:t xml:space="preserve">Todos</w:t>
@@ -368,8 +375,9 @@
           <w:p>
             <w:pPr>
               <w:pStyle w:val="Compact"/>
-            </w:pPr>
-            <w:hyperlink r:id="rId12">
+              <w:jc w:val="left"/>
+            </w:pPr>
+            <w:hyperlink r:id="rId23">
               <w:r>
                 <w:rPr>
                   <w:rStyle w:val="Hyperlink"/>
@@ -384,6 +392,7 @@
           <w:p>
             <w:pPr>
               <w:pStyle w:val="Compact"/>
+              <w:jc w:val="left"/>
             </w:pPr>
             <w:r>
               <w:t xml:space="preserve">Estático, dinámico y PAT a vista de pájaro</w:t>
@@ -395,6 +404,7 @@
           <w:p>
             <w:pPr>
               <w:pStyle w:val="Compact"/>
+              <w:jc w:val="left"/>
             </w:pPr>
             <w:r>
               <w:t xml:space="preserve">Todos</w:t>
@@ -408,8 +418,9 @@
           <w:p>
             <w:pPr>
               <w:pStyle w:val="Compact"/>
-            </w:pPr>
-            <w:hyperlink r:id="rId13">
+              <w:jc w:val="left"/>
+            </w:pPr>
+            <w:hyperlink r:id="rId24">
               <w:r>
                 <w:rPr>
                   <w:rStyle w:val="Hyperlink"/>
@@ -424,6 +435,7 @@
           <w:p>
             <w:pPr>
               <w:pStyle w:val="Compact"/>
+              <w:jc w:val="left"/>
             </w:pPr>
             <w:r>
               <w:t xml:space="preserve">Uno a uno y por pool</w:t>
@@ -435,6 +447,7 @@
           <w:p>
             <w:pPr>
               <w:pStyle w:val="Compact"/>
+              <w:jc w:val="left"/>
             </w:pPr>
             <w:r>
               <w:t xml:space="preserve">Todos</w:t>
@@ -448,8 +461,9 @@
           <w:p>
             <w:pPr>
               <w:pStyle w:val="Compact"/>
-            </w:pPr>
-            <w:hyperlink r:id="rId14">
+              <w:jc w:val="left"/>
+            </w:pPr>
+            <w:hyperlink r:id="rId25">
               <w:r>
                 <w:rPr>
                   <w:rStyle w:val="Hyperlink"/>
@@ -464,6 +478,7 @@
           <w:p>
             <w:pPr>
               <w:pStyle w:val="Compact"/>
+              <w:jc w:val="left"/>
             </w:pPr>
             <w:r>
               <w:t xml:space="preserve">Puertos como identificador, tabla de traducciones</w:t>
@@ -475,6 +490,7 @@
           <w:p>
             <w:pPr>
               <w:pStyle w:val="Compact"/>
+              <w:jc w:val="left"/>
             </w:pPr>
             <w:r>
               <w:t xml:space="preserve">Clave</w:t>
@@ -488,8 +504,9 @@
           <w:p>
             <w:pPr>
               <w:pStyle w:val="Compact"/>
-            </w:pPr>
-            <w:hyperlink r:id="rId15">
+              <w:jc w:val="left"/>
+            </w:pPr>
+            <w:hyperlink r:id="rId26">
               <w:r>
                 <w:rPr>
                   <w:rStyle w:val="Hyperlink"/>
@@ -504,6 +521,7 @@
           <w:p>
             <w:pPr>
               <w:pStyle w:val="Compact"/>
+              <w:jc w:val="left"/>
             </w:pPr>
             <w:r>
               <w:t xml:space="preserve">Port forwarding: publicar servicios</w:t>
@@ -515,6 +533,7 @@
           <w:p>
             <w:pPr>
               <w:pStyle w:val="Compact"/>
+              <w:jc w:val="left"/>
             </w:pPr>
             <w:r>
               <w:t xml:space="preserve">Todos</w:t>
@@ -528,8 +547,9 @@
           <w:p>
             <w:pPr>
               <w:pStyle w:val="Compact"/>
-            </w:pPr>
-            <w:hyperlink r:id="rId16">
+              <w:jc w:val="left"/>
+            </w:pPr>
+            <w:hyperlink r:id="rId27">
               <w:r>
                 <w:rPr>
                   <w:rStyle w:val="Hyperlink"/>
@@ -544,6 +564,7 @@
           <w:p>
             <w:pPr>
               <w:pStyle w:val="Compact"/>
+              <w:jc w:val="left"/>
             </w:pPr>
             <w:r>
               <w:t xml:space="preserve">show ip nat translations/statistics</w:t>
@@ -555,6 +576,7 @@
           <w:p>
             <w:pPr>
               <w:pStyle w:val="Compact"/>
+              <w:jc w:val="left"/>
             </w:pPr>
             <w:r>
               <w:t xml:space="preserve">Práctico</w:t>
@@ -568,8 +590,9 @@
           <w:p>
             <w:pPr>
               <w:pStyle w:val="Compact"/>
-            </w:pPr>
-            <w:hyperlink r:id="rId17">
+              <w:jc w:val="left"/>
+            </w:pPr>
+            <w:hyperlink r:id="rId28">
               <w:r>
                 <w:rPr>
                   <w:rStyle w:val="Hyperlink"/>
@@ -584,6 +607,7 @@
           <w:p>
             <w:pPr>
               <w:pStyle w:val="Compact"/>
+              <w:jc w:val="left"/>
             </w:pPr>
             <w:r>
               <w:t xml:space="preserve">Lo que NAT rompe y cómo se arregla</w:t>
@@ -595,6 +619,7 @@
           <w:p>
             <w:pPr>
               <w:pStyle w:val="Compact"/>
+              <w:jc w:val="left"/>
             </w:pPr>
             <w:r>
               <w:t xml:space="preserve">Clave</w:t>
@@ -608,8 +633,9 @@
           <w:p>
             <w:pPr>
               <w:pStyle w:val="Compact"/>
-            </w:pPr>
-            <w:hyperlink r:id="rId18">
+              <w:jc w:val="left"/>
+            </w:pPr>
+            <w:hyperlink r:id="rId29">
               <w:r>
                 <w:rPr>
                   <w:rStyle w:val="Hyperlink"/>
@@ -624,6 +650,7 @@
           <w:p>
             <w:pPr>
               <w:pStyle w:val="Compact"/>
+              <w:jc w:val="left"/>
             </w:pPr>
             <w:r>
               <w:t xml:space="preserve">El laboratorio paso a paso</w:t>
@@ -635,6 +662,7 @@
           <w:p>
             <w:pPr>
               <w:pStyle w:val="Compact"/>
+              <w:jc w:val="left"/>
             </w:pPr>
             <w:r>
               <w:t xml:space="preserve">Práctico</w:t>
@@ -648,8 +676,9 @@
           <w:p>
             <w:pPr>
               <w:pStyle w:val="Compact"/>
-            </w:pPr>
-            <w:hyperlink r:id="rId19">
+              <w:jc w:val="left"/>
+            </w:pPr>
+            <w:hyperlink r:id="rId30">
               <w:r>
                 <w:rPr>
                   <w:rStyle w:val="Hyperlink"/>
@@ -664,6 +693,7 @@
           <w:p>
             <w:pPr>
               <w:pStyle w:val="Compact"/>
+              <w:jc w:val="left"/>
             </w:pPr>
             <w:r>
               <w:t xml:space="preserve">Sé el NAT, Fireside, Laboratorio, Crucigrama…</w:t>
@@ -675,6 +705,7 @@
           <w:p>
             <w:pPr>
               <w:pStyle w:val="Compact"/>
+              <w:jc w:val="left"/>
             </w:pPr>
             <w:r>
               <w:t xml:space="preserve">Todos</w:t>
@@ -714,8 +745,8 @@
         </w:pict>
       </w:r>
     </w:p>
-    <w:bookmarkEnd w:id="20"/>
-    <w:bookmarkStart w:id="21" w:name="boletines-de-la-unidad"/>
+    <w:bookmarkEnd w:id="31"/>
+    <w:bookmarkStart w:id="32" w:name="boletines-de-la-unidad"/>
     <w:p>
       <w:pPr>
         <w:pStyle w:val="Heading2"/>
@@ -765,8 +796,8 @@
         </w:pict>
       </w:r>
     </w:p>
-    <w:bookmarkEnd w:id="21"/>
-    <w:bookmarkStart w:id="22" w:name="criterios-de-evaluación-cubiertos-ra7"/>
+    <w:bookmarkEnd w:id="32"/>
+    <w:bookmarkStart w:id="33" w:name="criterios-de-evaluación-cubiertos-ra7"/>
     <w:p>
       <w:pPr>
         <w:pStyle w:val="Heading2"/>
@@ -791,6 +822,7 @@
       <w:tblPr>
         <w:tblStyle w:val="Table"/>
         <w:tblW w:type="pct" w:w="5000"/>
+        <w:jc w:val="left"/>
         <w:tblLayout w:type="fixed"/>
         <w:tblLook w:firstRow="1" w:lastRow="0" w:firstColumn="0" w:lastColumn="0" w:noHBand="0" w:noVBand="0" w:val="0020"/>
       </w:tblPr>
@@ -808,6 +840,7 @@
           <w:p>
             <w:pPr>
               <w:pStyle w:val="Compact"/>
+              <w:jc w:val="left"/>
             </w:pPr>
             <w:r>
               <w:t xml:space="preserve">CE</w:t>
@@ -819,6 +852,7 @@
           <w:p>
             <w:pPr>
               <w:pStyle w:val="Compact"/>
+              <w:jc w:val="left"/>
             </w:pPr>
             <w:r>
               <w:t xml:space="preserve">Criterio</w:t>
@@ -830,6 +864,7 @@
           <w:p>
             <w:pPr>
               <w:pStyle w:val="Compact"/>
+              <w:jc w:val="left"/>
             </w:pPr>
             <w:r>
               <w:t xml:space="preserve">Dónde se cubre</w:t>
@@ -843,6 +878,7 @@
           <w:p>
             <w:pPr>
               <w:pStyle w:val="Compact"/>
+              <w:jc w:val="left"/>
             </w:pPr>
             <w:r>
               <w:t xml:space="preserve">a)</w:t>
@@ -854,6 +890,7 @@
           <w:p>
             <w:pPr>
               <w:pStyle w:val="Compact"/>
+              <w:jc w:val="left"/>
             </w:pPr>
             <w:r>
               <w:t xml:space="preserve">Se han descrito las ventajas e inconvenientes del uso de la traducción de direcciones de red (NAT)</w:t>
@@ -865,6 +902,7 @@
           <w:p>
             <w:pPr>
               <w:pStyle w:val="Compact"/>
+              <w:jc w:val="left"/>
             </w:pPr>
             <w:r>
               <w:t xml:space="preserve">✅ Teoría (puntos 1-2) + 🔥 Fireside Chat (punto 9)</w:t>
@@ -878,6 +916,7 @@
           <w:p>
             <w:pPr>
               <w:pStyle w:val="Compact"/>
+              <w:jc w:val="left"/>
             </w:pPr>
             <w:r>
               <w:t xml:space="preserve">b)</w:t>
@@ -889,6 +928,7 @@
           <w:p>
             <w:pPr>
               <w:pStyle w:val="Compact"/>
+              <w:jc w:val="left"/>
             </w:pPr>
             <w:r>
               <w:t xml:space="preserve">Se ha utilizado NAT para realizar la traducción estática de direcciones de red</w:t>
@@ -900,6 +940,7 @@
           <w:p>
             <w:pPr>
               <w:pStyle w:val="Compact"/>
+              <w:jc w:val="left"/>
             </w:pPr>
             <w:r>
               <w:t xml:space="preserve">✅ Punto 3 + ⚡ Laboratorio (punto 9)</w:t>
@@ -913,6 +954,7 @@
           <w:p>
             <w:pPr>
               <w:pStyle w:val="Compact"/>
+              <w:jc w:val="left"/>
             </w:pPr>
             <w:r>
               <w:t xml:space="preserve">c)</w:t>
@@ -924,6 +966,7 @@
           <w:p>
             <w:pPr>
               <w:pStyle w:val="Compact"/>
+              <w:jc w:val="left"/>
             </w:pPr>
             <w:r>
               <w:t xml:space="preserve">Se ha utilizado NAT para realizar la traducción dinámica de direcciones de red</w:t>
@@ -935,6 +978,7 @@
           <w:p>
             <w:pPr>
               <w:pStyle w:val="Compact"/>
+              <w:jc w:val="left"/>
             </w:pPr>
             <w:r>
               <w:t xml:space="preserve">✅ Puntos 3-4 + ⚡ Laboratorio (punto 9)</w:t>
@@ -948,6 +992,7 @@
           <w:p>
             <w:pPr>
               <w:pStyle w:val="Compact"/>
+              <w:jc w:val="left"/>
             </w:pPr>
             <w:r>
               <w:t xml:space="preserve">d)</w:t>
@@ -959,6 +1004,7 @@
           <w:p>
             <w:pPr>
               <w:pStyle w:val="Compact"/>
+              <w:jc w:val="left"/>
             </w:pPr>
             <w:r>
               <w:t xml:space="preserve">Se han descrito las características de las tecnologías «Frame Relay», RDSI y ADSL</w:t>
@@ -970,6 +1016,7 @@
           <w:p>
             <w:pPr>
               <w:pStyle w:val="Compact"/>
+              <w:jc w:val="left"/>
             </w:pPr>
             <w:r>
               <w:t xml:space="preserve">✅ Punto 7 (WAN heredada)</w:t>
@@ -983,6 +1030,7 @@
           <w:p>
             <w:pPr>
               <w:pStyle w:val="Compact"/>
+              <w:jc w:val="left"/>
             </w:pPr>
             <w:r>
               <w:t xml:space="preserve">e)</w:t>
@@ -994,6 +1042,7 @@
           <w:p>
             <w:pPr>
               <w:pStyle w:val="Compact"/>
+              <w:jc w:val="left"/>
             </w:pPr>
             <w:r>
               <w:t xml:space="preserve">Se han descrito las analogías y diferencias entre las tecnologías «Wifi» y «Wimax»</w:t>
@@ -1005,6 +1054,7 @@
           <w:p>
             <w:pPr>
               <w:pStyle w:val="Compact"/>
+              <w:jc w:val="left"/>
             </w:pPr>
             <w:r>
               <w:t xml:space="preserve">✅ Punto 7 (estándares 802.11)</w:t>
@@ -1018,6 +1068,7 @@
           <w:p>
             <w:pPr>
               <w:pStyle w:val="Compact"/>
+              <w:jc w:val="left"/>
             </w:pPr>
             <w:r>
               <w:t xml:space="preserve">f)</w:t>
@@ -1029,6 +1080,7 @@
           <w:p>
             <w:pPr>
               <w:pStyle w:val="Compact"/>
+              <w:jc w:val="left"/>
             </w:pPr>
             <w:r>
               <w:t xml:space="preserve">Se han descrito las características de las tecnologías UMTS y HSDPA</w:t>
@@ -1040,6 +1092,7 @@
           <w:p>
             <w:pPr>
               <w:pStyle w:val="Compact"/>
+              <w:jc w:val="left"/>
             </w:pPr>
             <w:r>
               <w:t xml:space="preserve">✅ Punto 7 (móvil 3G/3.5G)</w:t>
@@ -1079,8 +1132,8 @@
         </w:pict>
       </w:r>
     </w:p>
-    <w:bookmarkEnd w:id="22"/>
-    <w:bookmarkStart w:id="25" w:name="por-dónde-empiezo"/>
+    <w:bookmarkEnd w:id="33"/>
+    <w:bookmarkStart w:id="36" w:name="por-dónde-empiezo"/>
     <w:p>
       <w:pPr>
         <w:pStyle w:val="Heading2"/>
@@ -1103,7 +1156,7 @@
       <w:r>
         <w:t xml:space="preserve"> </w:t>
       </w:r>
-      <w:hyperlink r:id="rId23">
+      <w:hyperlink r:id="rId34">
         <w:r>
           <w:rPr>
             <w:rStyle w:val="Hyperlink"/>
@@ -1129,7 +1182,7 @@
       <w:r>
         <w:t xml:space="preserve"> </w:t>
       </w:r>
-      <w:hyperlink r:id="rId14">
+      <w:hyperlink r:id="rId25">
         <w:r>
           <w:rPr>
             <w:rStyle w:val="Hyperlink"/>
@@ -1158,7 +1211,7 @@
       <w:r>
         <w:t xml:space="preserve"> </w:t>
       </w:r>
-      <w:hyperlink r:id="rId11">
+      <w:hyperlink r:id="rId22">
         <w:r>
           <w:rPr>
             <w:rStyle w:val="Hyperlink"/>
@@ -1183,7 +1236,7 @@
         </w:rPr>
         <w:t xml:space="preserve"> </w:t>
       </w:r>
-      <w:hyperlink r:id="rId24">
+      <w:hyperlink r:id="rId35">
         <w:r>
           <w:rPr>
             <w:rStyle w:val="Hyperlink"/>
@@ -1201,9 +1254,9 @@
         <w:t xml:space="preserve">.</w:t>
       </w:r>
     </w:p>
-    <w:bookmarkEnd w:id="25"/>
-    <w:bookmarkEnd w:id="26"/>
-    <w:bookmarkStart w:id="40" w:name="qué-es-nat"/>
+    <w:bookmarkEnd w:id="36"/>
+    <w:bookmarkEnd w:id="37"/>
+    <w:bookmarkStart w:id="51" w:name="qué-es-nat"/>
     <w:p>
       <w:pPr>
         <w:pStyle w:val="Heading1"/>
@@ -1267,7 +1320,7 @@
         </w:pict>
       </w:r>
     </w:p>
-    <w:bookmarkStart w:id="27" w:name="la-idea-en-una-frase"/>
+    <w:bookmarkStart w:id="38" w:name="la-idea-en-una-frase"/>
     <w:p>
       <w:pPr>
         <w:pStyle w:val="Heading2"/>
@@ -1343,8 +1396,8 @@
         </w:pict>
       </w:r>
     </w:p>
-    <w:bookmarkEnd w:id="27"/>
-    <w:bookmarkStart w:id="33" w:name="por-qué-existe-nat"/>
+    <w:bookmarkEnd w:id="38"/>
+    <w:bookmarkStart w:id="44" w:name="por-qué-existe-nat"/>
     <w:p>
       <w:pPr>
         <w:pStyle w:val="Heading2"/>
@@ -1365,6 +1418,7 @@
       <w:tblPr>
         <w:tblStyle w:val="Table"/>
         <w:tblW w:type="pct" w:w="5000"/>
+        <w:jc w:val="left"/>
         <w:tblLayout w:type="fixed"/>
         <w:tblLook w:firstRow="1" w:lastRow="0" w:firstColumn="0" w:lastColumn="0" w:noHBand="0" w:noVBand="0" w:val="0020"/>
       </w:tblPr>
@@ -1381,6 +1435,7 @@
           <w:p>
             <w:pPr>
               <w:pStyle w:val="Compact"/>
+              <w:jc w:val="left"/>
             </w:pPr>
             <w:r>
               <w:t xml:space="preserve">Razón</w:t>
@@ -1392,6 +1447,7 @@
           <w:p>
             <w:pPr>
               <w:pStyle w:val="Compact"/>
+              <w:jc w:val="left"/>
             </w:pPr>
             <w:r>
               <w:t xml:space="preserve">Explicación</w:t>
@@ -1405,6 +1461,7 @@
           <w:p>
             <w:pPr>
               <w:pStyle w:val="Compact"/>
+              <w:jc w:val="left"/>
             </w:pPr>
             <w:r>
               <w:rPr>
@@ -1420,6 +1477,7 @@
           <w:p>
             <w:pPr>
               <w:pStyle w:val="Compact"/>
+              <w:jc w:val="left"/>
             </w:pPr>
             <w:r>
               <w:t xml:space="preserve">No hay suficientes IPs públicas para todos los dispositivos. NAT permite que muchas IPs privadas compartan una pública</w:t>
@@ -1433,6 +1491,7 @@
           <w:p>
             <w:pPr>
               <w:pStyle w:val="Compact"/>
+              <w:jc w:val="left"/>
             </w:pPr>
             <w:r>
               <w:rPr>
@@ -1448,6 +1507,7 @@
           <w:p>
             <w:pPr>
               <w:pStyle w:val="Compact"/>
+              <w:jc w:val="left"/>
             </w:pPr>
             <w:r>
               <w:t xml:space="preserve">Los dispositivos internos no son visibles directamente desde Internet</w:t>
@@ -1461,6 +1521,7 @@
           <w:p>
             <w:pPr>
               <w:pStyle w:val="Compact"/>
+              <w:jc w:val="left"/>
             </w:pPr>
             <w:r>
               <w:rPr>
@@ -1476,6 +1537,7 @@
           <w:p>
             <w:pPr>
               <w:pStyle w:val="Compact"/>
+              <w:jc w:val="left"/>
             </w:pPr>
             <w:r>
               <w:t xml:space="preserve">Puedes cambiar de ISP sin reconfigurar toda la LAN</w:t>
@@ -1484,7 +1546,7 @@
         </w:tc>
       </w:tr>
     </w:tbl>
-    <w:bookmarkStart w:id="28" w:name="Xf4a0267775d085c6e029eaef3e5961da3c60f50"/>
+    <w:bookmarkStart w:id="39" w:name="Xf4a0267775d085c6e029eaef3e5961da3c60f50"/>
     <w:p>
       <w:pPr>
         <w:pStyle w:val="Heading3"/>
@@ -1557,8 +1619,8 @@
         <w:t xml:space="preserve">las IPs privadas del RFC 1918 se pueden repetir en redes distintas. Lo que las hace únicas en el mundo es la IP pública que les asigna NAT.</w:t>
       </w:r>
     </w:p>
-    <w:bookmarkEnd w:id="28"/>
-    <w:bookmarkStart w:id="32" w:name="dónde-vive-nat"/>
+    <w:bookmarkEnd w:id="39"/>
+    <w:bookmarkStart w:id="43" w:name="dónde-vive-nat"/>
     <w:p>
       <w:pPr>
         <w:pStyle w:val="Heading3"/>
@@ -1620,7 +1682,13 @@
         <w:t xml:space="preserve"> </w:t>
       </w:r>
       <w:r>
-        <w:t xml:space="preserve">“truco”</w:t>
+        <w:t xml:space="preserve">“</w:t>
+      </w:r>
+      <w:r>
+        <w:t xml:space="preserve">truco</w:t>
+      </w:r>
+      <w:r>
+        <w:t xml:space="preserve">”</w:t>
       </w:r>
       <w:r>
         <w:t xml:space="preserve"> </w:t>
@@ -1638,12 +1706,12 @@
           <wp:inline>
             <wp:extent cx="5334000" cy="1824926"/>
             <wp:effectExtent b="0" l="0" r="0" t="0"/>
-            <wp:docPr descr="Viaje de un paquete: la PC sale con IP privada y el router la traduce a la IP pública" title="" id="30" name="Picture"/>
+            <wp:docPr descr="Viaje de un paquete: la PC sale con IP privada y el router la traduce a la IP pública" title="" id="41" name="Picture"/>
             <a:graphic>
               <a:graphicData uri="http://schemas.openxmlformats.org/drawingml/2006/picture">
                 <pic:pic>
                   <pic:nvPicPr>
-                    <pic:cNvPr descr="public/diagrams/u10-que-es-nat.svg" id="31" name="Picture"/>
+                    <pic:cNvPr descr="public/diagrams/u10-que-es-nat.svg" id="42" name="Picture"/>
                     <pic:cNvPicPr>
                       <a:picLocks noChangeArrowheads="1" noChangeAspect="1"/>
                     </pic:cNvPicPr>
@@ -1655,7 +1723,7 @@
                           <a14:useLocalDpi xmlns:a14="http://schemas.microsoft.com/office/drawing/2010/main" val="0"/>
                         </a:ext>
                         <a:ext uri="{96DAC541-7B7A-43D3-8B79-37D633B846F1}">
-                          <asvg:svgBlip xmlns:asvg="http://schemas.microsoft.com/office/drawing/2016/SVG/main" r:embed="rId29"/>
+                          <asvg:svgBlip xmlns:asvg="http://schemas.microsoft.com/office/drawing/2016/SVG/main" r:embed="rId40"/>
                         </a:ext>
                       </a:extLst>
                     </a:blip>
@@ -1700,9 +1768,9 @@
         </w:pict>
       </w:r>
     </w:p>
-    <w:bookmarkEnd w:id="32"/>
-    <w:bookmarkEnd w:id="33"/>
-    <w:bookmarkStart w:id="34" w:name="la-analogía-del-recepcionista-de-hotel"/>
+    <w:bookmarkEnd w:id="43"/>
+    <w:bookmarkEnd w:id="44"/>
+    <w:bookmarkStart w:id="45" w:name="la-analogía-del-recepcionista-de-hotel"/>
     <w:p>
       <w:pPr>
         <w:pStyle w:val="Heading2"/>
@@ -1750,7 +1818,13 @@
         <w:t xml:space="preserve"> </w:t>
       </w:r>
       <w:r>
-        <w:t xml:space="preserve">“extensión 204 habló con la oficina de Google, uso la línea 2”</w:t>
+        <w:t xml:space="preserve">“</w:t>
+      </w:r>
+      <w:r>
+        <w:t xml:space="preserve">extensión 204 habló con la oficina de Google, uso la línea 2</w:t>
+      </w:r>
+      <w:r>
+        <w:t xml:space="preserve">”</w:t>
       </w:r>
       <w:r>
         <w:t xml:space="preserve">.</w:t>
@@ -1805,7 +1879,13 @@
         <w:t xml:space="preserve"> </w:t>
       </w:r>
       <w:r>
-        <w:t xml:space="preserve">“extensión 204”</w:t>
+        <w:t xml:space="preserve">“</w:t>
+      </w:r>
+      <w:r>
+        <w:t xml:space="preserve">extensión 204</w:t>
+      </w:r>
+      <w:r>
+        <w:t xml:space="preserve">”</w:t>
       </w:r>
       <w:r>
         <w:t xml:space="preserve"> </w:t>
@@ -1817,7 +1897,13 @@
         <w:t xml:space="preserve"> </w:t>
       </w:r>
       <w:r>
-        <w:t xml:space="preserve">“línea pública”</w:t>
+        <w:t xml:space="preserve">“</w:t>
+      </w:r>
+      <w:r>
+        <w:t xml:space="preserve">línea pública</w:t>
+      </w:r>
+      <w:r>
+        <w:t xml:space="preserve">”</w:t>
       </w:r>
       <w:r>
         <w:t xml:space="preserve"> </w:t>
@@ -1833,8 +1919,8 @@
         </w:pict>
       </w:r>
     </w:p>
-    <w:bookmarkEnd w:id="34"/>
-    <w:bookmarkStart w:id="35" w:name="el-fin-del-extremo-a-extremo"/>
+    <w:bookmarkEnd w:id="45"/>
+    <w:bookmarkStart w:id="46" w:name="el-fin-del-extremo-a-extremo"/>
     <w:p>
       <w:pPr>
         <w:pStyle w:val="Heading2"/>
@@ -1876,6 +1962,7 @@
       <w:tblPr>
         <w:tblStyle w:val="Table"/>
         <w:tblW w:type="pct" w:w="5000"/>
+        <w:jc w:val="left"/>
         <w:tblLayout w:type="fixed"/>
         <w:tblLook w:firstRow="1" w:lastRow="0" w:firstColumn="0" w:lastColumn="0" w:noHBand="0" w:noVBand="0" w:val="0020"/>
       </w:tblPr>
@@ -1892,6 +1979,7 @@
           <w:p>
             <w:pPr>
               <w:pStyle w:val="Compact"/>
+              <w:jc w:val="left"/>
             </w:pPr>
             <w:r>
               <w:t xml:space="preserve">Antes de NAT (ideal)</w:t>
@@ -1903,6 +1991,7 @@
           <w:p>
             <w:pPr>
               <w:pStyle w:val="Compact"/>
+              <w:jc w:val="left"/>
             </w:pPr>
             <w:r>
               <w:t xml:space="preserve">Con NAT (realidad)</w:t>
@@ -1916,6 +2005,7 @@
           <w:p>
             <w:pPr>
               <w:pStyle w:val="Compact"/>
+              <w:jc w:val="left"/>
             </w:pPr>
             <w:r>
               <w:t xml:space="preserve">Cada equipo tiene IP pública propia</w:t>
@@ -1927,6 +2017,7 @@
           <w:p>
             <w:pPr>
               <w:pStyle w:val="Compact"/>
+              <w:jc w:val="left"/>
             </w:pPr>
             <w:r>
               <w:t xml:space="preserve">Solo el router tiene IP pública</w:t>
@@ -1940,6 +2031,7 @@
           <w:p>
             <w:pPr>
               <w:pStyle w:val="Compact"/>
+              <w:jc w:val="left"/>
             </w:pPr>
             <w:r>
               <w:t xml:space="preserve">Cualquiera puede iniciar conexión entrante</w:t>
@@ -1951,6 +2043,7 @@
           <w:p>
             <w:pPr>
               <w:pStyle w:val="Compact"/>
+              <w:jc w:val="left"/>
             </w:pPr>
             <w:r>
               <w:t xml:space="preserve">Nadie entra desde fuera salvo que se abran puertos</w:t>
@@ -1964,6 +2057,7 @@
           <w:p>
             <w:pPr>
               <w:pStyle w:val="Compact"/>
+              <w:jc w:val="left"/>
             </w:pPr>
             <w:r>
               <w:t xml:space="preserve">Las aplicaciones hablan sin intermediarios</w:t>
@@ -1975,6 +2069,7 @@
           <w:p>
             <w:pPr>
               <w:pStyle w:val="Compact"/>
+              <w:jc w:val="left"/>
             </w:pPr>
             <w:r>
               <w:t xml:space="preserve">FTP, VoIP, juegos y VPN necesitan ayudas extra</w:t>
@@ -1988,6 +2083,7 @@
           <w:p>
             <w:pPr>
               <w:pStyle w:val="Compact"/>
+              <w:jc w:val="left"/>
             </w:pPr>
             <w:r>
               <w:t xml:space="preserve">Sin tablas, sin traducciones</w:t>
@@ -1999,6 +2095,7 @@
           <w:p>
             <w:pPr>
               <w:pStyle w:val="Compact"/>
+              <w:jc w:val="left"/>
             </w:pPr>
             <w:r>
               <w:t xml:space="preserve">El router mantiene y gestiona la tabla NAT</w:t>
@@ -2018,7 +2115,13 @@
         <w:t xml:space="preserve"> </w:t>
       </w:r>
       <w:r>
-        <w:t xml:space="preserve">“defectos”</w:t>
+        <w:t xml:space="preserve">“</w:t>
+      </w:r>
+      <w:r>
+        <w:t xml:space="preserve">defectos</w:t>
+      </w:r>
+      <w:r>
+        <w:t xml:space="preserve">”</w:t>
       </w:r>
       <w:r>
         <w:t xml:space="preserve">: son el precio de compartir una IP pública entre cientos de equipos. Y de ellas salen los problemas que verás en el</w:t>
@@ -2026,7 +2129,7 @@
       <w:r>
         <w:t xml:space="preserve"> </w:t>
       </w:r>
-      <w:hyperlink r:id="rId17">
+      <w:hyperlink r:id="rId28">
         <w:r>
           <w:rPr>
             <w:rStyle w:val="Hyperlink"/>
@@ -2043,7 +2146,7 @@
       <w:r>
         <w:t xml:space="preserve"> </w:t>
       </w:r>
-      <w:hyperlink r:id="rId19">
+      <w:hyperlink r:id="rId30">
         <w:r>
           <w:rPr>
             <w:rStyle w:val="Hyperlink"/>
@@ -2062,8 +2165,8 @@
         </w:pict>
       </w:r>
     </w:p>
-    <w:bookmarkEnd w:id="35"/>
-    <w:bookmarkStart w:id="36" w:name="mini-chequeo"/>
+    <w:bookmarkEnd w:id="46"/>
+    <w:bookmarkStart w:id="47" w:name="mini-chequeo"/>
     <w:p>
       <w:pPr>
         <w:pStyle w:val="Heading2"/>
@@ -2189,8 +2292,8 @@
         </w:pict>
       </w:r>
     </w:p>
-    <w:bookmarkEnd w:id="36"/>
-    <w:bookmarkStart w:id="37" w:name="resumen-en-3-frases"/>
+    <w:bookmarkEnd w:id="47"/>
+    <w:bookmarkStart w:id="48" w:name="resumen-en-3-frases"/>
     <w:p>
       <w:pPr>
         <w:pStyle w:val="Heading2"/>
@@ -2277,8 +2380,8 @@
         <w:t xml:space="preserve">, y algunas aplicaciones exigirán soluciones extra (las verás en el punto 7).</w:t>
       </w:r>
     </w:p>
-    <w:bookmarkEnd w:id="37"/>
-    <w:bookmarkStart w:id="39" w:name="vocabulario-rápido"/>
+    <w:bookmarkEnd w:id="48"/>
+    <w:bookmarkStart w:id="50" w:name="vocabulario-rápido"/>
     <w:p>
       <w:pPr>
         <w:pStyle w:val="Heading2"/>
@@ -2291,6 +2394,7 @@
       <w:tblPr>
         <w:tblStyle w:val="Table"/>
         <w:tblW w:type="pct" w:w="5000"/>
+        <w:jc w:val="left"/>
         <w:tblLayout w:type="fixed"/>
         <w:tblLook w:firstRow="1" w:lastRow="0" w:firstColumn="0" w:lastColumn="0" w:noHBand="0" w:noVBand="0" w:val="0020"/>
       </w:tblPr>
@@ -2307,6 +2411,7 @@
           <w:p>
             <w:pPr>
               <w:pStyle w:val="Compact"/>
+              <w:jc w:val="left"/>
             </w:pPr>
             <w:r>
               <w:t xml:space="preserve">Término</w:t>
@@ -2318,6 +2423,7 @@
           <w:p>
             <w:pPr>
               <w:pStyle w:val="Compact"/>
+              <w:jc w:val="left"/>
             </w:pPr>
             <w:r>
               <w:t xml:space="preserve">Idea general</w:t>
@@ -2331,6 +2437,7 @@
           <w:p>
             <w:pPr>
               <w:pStyle w:val="Compact"/>
+              <w:jc w:val="left"/>
             </w:pPr>
             <w:r>
               <w:t xml:space="preserve">NAT</w:t>
@@ -2342,6 +2449,7 @@
           <w:p>
             <w:pPr>
               <w:pStyle w:val="Compact"/>
+              <w:jc w:val="left"/>
             </w:pPr>
             <w:r>
               <w:t xml:space="preserve">Network Address Translation: traducción de IPs privadas ↔ públicas</w:t>
@@ -2355,6 +2463,7 @@
           <w:p>
             <w:pPr>
               <w:pStyle w:val="Compact"/>
+              <w:jc w:val="left"/>
             </w:pPr>
             <w:r>
               <w:t xml:space="preserve">IP privada</w:t>
@@ -2366,6 +2475,7 @@
           <w:p>
             <w:pPr>
               <w:pStyle w:val="Compact"/>
+              <w:jc w:val="left"/>
             </w:pPr>
             <w:r>
               <w:t xml:space="preserve">IP del RFC 1918, no enrutable en Internet (192.168.x.x, 10.x.x.x…)</w:t>
@@ -2379,6 +2489,7 @@
           <w:p>
             <w:pPr>
               <w:pStyle w:val="Compact"/>
+              <w:jc w:val="left"/>
             </w:pPr>
             <w:r>
               <w:t xml:space="preserve">IP pública</w:t>
@@ -2390,6 +2501,7 @@
           <w:p>
             <w:pPr>
               <w:pStyle w:val="Compact"/>
+              <w:jc w:val="left"/>
             </w:pPr>
             <w:r>
               <w:t xml:space="preserve">IP global única, enrutable en Internet</w:t>
@@ -2403,6 +2515,7 @@
           <w:p>
             <w:pPr>
               <w:pStyle w:val="Compact"/>
+              <w:jc w:val="left"/>
             </w:pPr>
             <w:r>
               <w:t xml:space="preserve">Extremo a extremo</w:t>
@@ -2414,6 +2527,7 @@
           <w:p>
             <w:pPr>
               <w:pStyle w:val="Compact"/>
+              <w:jc w:val="left"/>
             </w:pPr>
             <w:r>
               <w:t xml:space="preserve">Principio de Internet: comunicación directa sin intermediarios</w:t>
@@ -2427,6 +2541,7 @@
           <w:p>
             <w:pPr>
               <w:pStyle w:val="Compact"/>
+              <w:jc w:val="left"/>
             </w:pPr>
             <w:r>
               <w:t xml:space="preserve">Tabla NAT</w:t>
@@ -2438,6 +2553,7 @@
           <w:p>
             <w:pPr>
               <w:pStyle w:val="Compact"/>
+              <w:jc w:val="left"/>
             </w:pPr>
             <w:r>
               <w:t xml:space="preserve">Registro de traducciones que mantiene el router</w:t>
@@ -2463,7 +2579,7 @@
       <w:r>
         <w:t xml:space="preserve"> </w:t>
       </w:r>
-      <w:hyperlink r:id="rId38">
+      <w:hyperlink r:id="rId49">
         <w:r>
           <w:rPr>
             <w:rStyle w:val="Hyperlink"/>
@@ -2490,7 +2606,7 @@
       <w:r>
         <w:t xml:space="preserve"> </w:t>
       </w:r>
-      <w:hyperlink r:id="rId38">
+      <w:hyperlink r:id="rId49">
         <w:r>
           <w:rPr>
             <w:rStyle w:val="Hyperlink"/>
@@ -2517,7 +2633,7 @@
       <w:r>
         <w:t xml:space="preserve"> </w:t>
       </w:r>
-      <w:hyperlink r:id="rId12">
+      <w:hyperlink r:id="rId23">
         <w:r>
           <w:rPr>
             <w:rStyle w:val="Hyperlink"/>
@@ -2526,9 +2642,9 @@
         </w:r>
       </w:hyperlink>
     </w:p>
-    <w:bookmarkEnd w:id="39"/>
-    <w:bookmarkEnd w:id="40"/>
-    <w:bookmarkStart w:id="50" w:name="tipos-de-nat"/>
+    <w:bookmarkEnd w:id="50"/>
+    <w:bookmarkEnd w:id="51"/>
+    <w:bookmarkStart w:id="61" w:name="tipos-de-nat"/>
     <w:p>
       <w:pPr>
         <w:pStyle w:val="Heading1"/>
@@ -2592,7 +2708,7 @@
         </w:pict>
       </w:r>
     </w:p>
-    <w:bookmarkStart w:id="41" w:name="la-idea-en-una-frase-1"/>
+    <w:bookmarkStart w:id="52" w:name="la-idea-en-una-frase-1"/>
     <w:p>
       <w:pPr>
         <w:pStyle w:val="Heading2"/>
@@ -2640,8 +2756,8 @@
         </w:pict>
       </w:r>
     </w:p>
-    <w:bookmarkEnd w:id="41"/>
-    <w:bookmarkStart w:id="42" w:name="los-4-tipos-de-nat"/>
+    <w:bookmarkEnd w:id="52"/>
+    <w:bookmarkStart w:id="53" w:name="los-4-tipos-de-nat"/>
     <w:p>
       <w:pPr>
         <w:pStyle w:val="Heading2"/>
@@ -2654,6 +2770,7 @@
       <w:tblPr>
         <w:tblStyle w:val="Table"/>
         <w:tblW w:type="pct" w:w="5000"/>
+        <w:jc w:val="left"/>
         <w:tblLayout w:type="fixed"/>
         <w:tblLook w:firstRow="1" w:lastRow="0" w:firstColumn="0" w:lastColumn="0" w:noHBand="0" w:noVBand="0" w:val="0020"/>
       </w:tblPr>
@@ -2671,6 +2788,7 @@
           <w:p>
             <w:pPr>
               <w:pStyle w:val="Compact"/>
+              <w:jc w:val="left"/>
             </w:pPr>
             <w:r>
               <w:t xml:space="preserve">Tipo</w:t>
@@ -2682,6 +2800,7 @@
           <w:p>
             <w:pPr>
               <w:pStyle w:val="Compact"/>
+              <w:jc w:val="left"/>
             </w:pPr>
             <w:r>
               <w:t xml:space="preserve">Descripción</w:t>
@@ -2693,6 +2812,7 @@
           <w:p>
             <w:pPr>
               <w:pStyle w:val="Compact"/>
+              <w:jc w:val="left"/>
             </w:pPr>
             <w:r>
               <w:t xml:space="preserve">Uso típico</w:t>
@@ -2706,6 +2826,7 @@
           <w:p>
             <w:pPr>
               <w:pStyle w:val="Compact"/>
+              <w:jc w:val="left"/>
             </w:pPr>
             <w:r>
               <w:rPr>
@@ -2721,6 +2842,7 @@
           <w:p>
             <w:pPr>
               <w:pStyle w:val="Compact"/>
+              <w:jc w:val="left"/>
             </w:pPr>
             <w:r>
               <w:t xml:space="preserve">1 IP privada ↔ 1 IP pública (fijo, 1:1)</w:t>
@@ -2732,6 +2854,7 @@
           <w:p>
             <w:pPr>
               <w:pStyle w:val="Compact"/>
+              <w:jc w:val="left"/>
             </w:pPr>
             <w:r>
               <w:t xml:space="preserve">Servidores accesibles desde fuera</w:t>
@@ -2745,6 +2868,7 @@
           <w:p>
             <w:pPr>
               <w:pStyle w:val="Compact"/>
+              <w:jc w:val="left"/>
             </w:pPr>
             <w:r>
               <w:rPr>
@@ -2760,6 +2884,7 @@
           <w:p>
             <w:pPr>
               <w:pStyle w:val="Compact"/>
+              <w:jc w:val="left"/>
             </w:pPr>
             <w:r>
               <w:t xml:space="preserve">Pool de IPs públicas, asignación dinámica al vuelo</w:t>
@@ -2771,6 +2896,7 @@
           <w:p>
             <w:pPr>
               <w:pStyle w:val="Compact"/>
+              <w:jc w:val="left"/>
             </w:pPr>
             <w:r>
               <w:t xml:space="preserve">Varias IPs públicas disponibles para salir</w:t>
@@ -2784,6 +2910,7 @@
           <w:p>
             <w:pPr>
               <w:pStyle w:val="Compact"/>
+              <w:jc w:val="left"/>
             </w:pPr>
             <w:r>
               <w:rPr>
@@ -2799,6 +2926,7 @@
           <w:p>
             <w:pPr>
               <w:pStyle w:val="Compact"/>
+              <w:jc w:val="left"/>
             </w:pPr>
             <w:r>
               <w:t xml:space="preserve">Muchas IPs privadas ↔ 1 IP pública variando puertos</w:t>
@@ -2810,6 +2938,7 @@
           <w:p>
             <w:pPr>
               <w:pStyle w:val="Compact"/>
+              <w:jc w:val="left"/>
             </w:pPr>
             <w:r>
               <w:t xml:space="preserve">El método más común: toda la LAN sale por una IP</w:t>
@@ -2823,6 +2952,7 @@
           <w:p>
             <w:pPr>
               <w:pStyle w:val="Compact"/>
+              <w:jc w:val="left"/>
             </w:pPr>
             <w:r>
               <w:rPr>
@@ -2838,6 +2968,7 @@
           <w:p>
             <w:pPr>
               <w:pStyle w:val="Compact"/>
+              <w:jc w:val="left"/>
             </w:pPr>
             <w:r>
               <w:t xml:space="preserve">Puerto público ↔ IP:puerto privado (port forwarding)</w:t>
@@ -2849,6 +2980,7 @@
           <w:p>
             <w:pPr>
               <w:pStyle w:val="Compact"/>
+              <w:jc w:val="left"/>
             </w:pPr>
             <w:r>
               <w:t xml:space="preserve">Exponer servicios internos al exterior</w:t>
@@ -2920,8 +3052,8 @@
         </w:pict>
       </w:r>
     </w:p>
-    <w:bookmarkEnd w:id="42"/>
-    <w:bookmarkStart w:id="43" w:name="la-analogía-del-edificio-de-oficinas"/>
+    <w:bookmarkEnd w:id="53"/>
+    <w:bookmarkStart w:id="54" w:name="la-analogía-del-edificio-de-oficinas"/>
     <w:p>
       <w:pPr>
         <w:pStyle w:val="Heading2"/>
@@ -3049,7 +3181,13 @@
         <w:t xml:space="preserve"> </w:t>
       </w:r>
       <w:r>
-        <w:t xml:space="preserve">“fulanito habló por la extensión 3”</w:t>
+        <w:t xml:space="preserve">“</w:t>
+      </w:r>
+      <w:r>
+        <w:t xml:space="preserve">fulanito habló por la extensión 3</w:t>
+      </w:r>
+      <w:r>
+        <w:t xml:space="preserve">”</w:t>
       </w:r>
       <w:r>
         <w:t xml:space="preserve"> </w:t>
@@ -3099,7 +3237,13 @@
         <w:t xml:space="preserve"> </w:t>
       </w:r>
       <w:r>
-        <w:t xml:space="preserve">“para el departamento de ventas, se lo lleva la extensión 404”</w:t>
+        <w:t xml:space="preserve">“</w:t>
+      </w:r>
+      <w:r>
+        <w:t xml:space="preserve">para el departamento de ventas, se lo lleva la extensión 404</w:t>
+      </w:r>
+      <w:r>
+        <w:t xml:space="preserve">”</w:t>
       </w:r>
       <w:r>
         <w:t xml:space="preserve">. El exterior solo conoce el buzón público.</w:t>
@@ -3112,8 +3256,8 @@
         </w:pict>
       </w:r>
     </w:p>
-    <w:bookmarkEnd w:id="43"/>
-    <w:bookmarkStart w:id="45" w:name="cuál-uso-en-cada-caso"/>
+    <w:bookmarkEnd w:id="54"/>
+    <w:bookmarkStart w:id="56" w:name="cuál-uso-en-cada-caso"/>
     <w:p>
       <w:pPr>
         <w:pStyle w:val="Heading2"/>
@@ -3232,7 +3376,7 @@
         <w:t xml:space="preserve">Estático y dinámico son más raros: el primero para servidores con IP fija dedicada, el segundo cayó en desuso al ser caro (necesitas un pool de IPs públicas) y poco flexible.</w:t>
       </w:r>
     </w:p>
-    <w:bookmarkStart w:id="44" w:name="resumen-comparativo-de-los-4-tipos"/>
+    <w:bookmarkStart w:id="55" w:name="resumen-comparativo-de-los-4-tipos"/>
     <w:p>
       <w:pPr>
         <w:pStyle w:val="Heading3"/>
@@ -3245,6 +3389,7 @@
       <w:tblPr>
         <w:tblStyle w:val="Table"/>
         <w:tblW w:type="pct" w:w="5000"/>
+        <w:jc w:val="left"/>
         <w:tblLayout w:type="fixed"/>
         <w:tblLook w:firstRow="1" w:lastRow="0" w:firstColumn="0" w:lastColumn="0" w:noHBand="0" w:noVBand="0" w:val="0020"/>
       </w:tblPr>
@@ -3264,6 +3409,7 @@
           <w:p>
             <w:pPr>
               <w:pStyle w:val="Compact"/>
+              <w:jc w:val="left"/>
             </w:pPr>
             <w:r>
               <w:t xml:space="preserve">Tipo</w:t>
@@ -3275,6 +3421,7 @@
           <w:p>
             <w:pPr>
               <w:pStyle w:val="Compact"/>
+              <w:jc w:val="left"/>
             </w:pPr>
             <w:r>
               <w:t xml:space="preserve">Traduce</w:t>
@@ -3286,6 +3433,7 @@
           <w:p>
             <w:pPr>
               <w:pStyle w:val="Compact"/>
+              <w:jc w:val="left"/>
             </w:pPr>
             <w:r>
               <w:t xml:space="preserve">Dirección</w:t>
@@ -3297,6 +3445,7 @@
           <w:p>
             <w:pPr>
               <w:pStyle w:val="Compact"/>
+              <w:jc w:val="left"/>
             </w:pPr>
             <w:r>
               <w:t xml:space="preserve">¿Entrante?</w:t>
@@ -3308,6 +3457,7 @@
           <w:p>
             <w:pPr>
               <w:pStyle w:val="Compact"/>
+              <w:jc w:val="left"/>
             </w:pPr>
             <w:r>
               <w:t xml:space="preserve">Coste en IPs</w:t>
@@ -3321,6 +3471,7 @@
           <w:p>
             <w:pPr>
               <w:pStyle w:val="Compact"/>
+              <w:jc w:val="left"/>
             </w:pPr>
             <w:r>
               <w:t xml:space="preserve">Estático</w:t>
@@ -3332,6 +3483,7 @@
           <w:p>
             <w:pPr>
               <w:pStyle w:val="Compact"/>
+              <w:jc w:val="left"/>
             </w:pPr>
             <w:r>
               <w:t xml:space="preserve">IP</w:t>
@@ -3343,6 +3495,7 @@
           <w:p>
             <w:pPr>
               <w:pStyle w:val="Compact"/>
+              <w:jc w:val="left"/>
             </w:pPr>
             <w:r>
               <w:t xml:space="preserve">Origen</w:t>
@@ -3354,6 +3507,7 @@
           <w:p>
             <w:pPr>
               <w:pStyle w:val="Compact"/>
+              <w:jc w:val="left"/>
             </w:pPr>
             <w:r>
               <w:t xml:space="preserve">Sí (IP fija)</w:t>
@@ -3365,6 +3519,7 @@
           <w:p>
             <w:pPr>
               <w:pStyle w:val="Compact"/>
+              <w:jc w:val="left"/>
             </w:pPr>
             <w:r>
               <w:t xml:space="preserve">1 pública por equipo</w:t>
@@ -3378,6 +3533,7 @@
           <w:p>
             <w:pPr>
               <w:pStyle w:val="Compact"/>
+              <w:jc w:val="left"/>
             </w:pPr>
             <w:r>
               <w:t xml:space="preserve">Dinámico</w:t>
@@ -3389,6 +3545,7 @@
           <w:p>
             <w:pPr>
               <w:pStyle w:val="Compact"/>
+              <w:jc w:val="left"/>
             </w:pPr>
             <w:r>
               <w:t xml:space="preserve">IP</w:t>
@@ -3400,6 +3557,7 @@
           <w:p>
             <w:pPr>
               <w:pStyle w:val="Compact"/>
+              <w:jc w:val="left"/>
             </w:pPr>
             <w:r>
               <w:t xml:space="preserve">Origen</w:t>
@@ -3411,6 +3569,7 @@
           <w:p>
             <w:pPr>
               <w:pStyle w:val="Compact"/>
+              <w:jc w:val="left"/>
             </w:pPr>
             <w:r>
               <w:t xml:space="preserve">No</w:t>
@@ -3422,6 +3581,7 @@
           <w:p>
             <w:pPr>
               <w:pStyle w:val="Compact"/>
+              <w:jc w:val="left"/>
             </w:pPr>
             <w:r>
               <w:t xml:space="preserve">1 pool para todos</w:t>
@@ -3435,6 +3595,7 @@
           <w:p>
             <w:pPr>
               <w:pStyle w:val="Compact"/>
+              <w:jc w:val="left"/>
             </w:pPr>
             <w:r>
               <w:t xml:space="preserve">PAT</w:t>
@@ -3446,6 +3607,7 @@
           <w:p>
             <w:pPr>
               <w:pStyle w:val="Compact"/>
+              <w:jc w:val="left"/>
             </w:pPr>
             <w:r>
               <w:t xml:space="preserve">IP + puerto</w:t>
@@ -3457,6 +3619,7 @@
           <w:p>
             <w:pPr>
               <w:pStyle w:val="Compact"/>
+              <w:jc w:val="left"/>
             </w:pPr>
             <w:r>
               <w:t xml:space="preserve">Origen</w:t>
@@ -3468,6 +3631,7 @@
           <w:p>
             <w:pPr>
               <w:pStyle w:val="Compact"/>
+              <w:jc w:val="left"/>
             </w:pPr>
             <w:r>
               <w:t xml:space="preserve">No (sin abrir puertos)</w:t>
@@ -3479,6 +3643,7 @@
           <w:p>
             <w:pPr>
               <w:pStyle w:val="Compact"/>
+              <w:jc w:val="left"/>
             </w:pPr>
             <w:r>
               <w:t xml:space="preserve">1 pública para todos</w:t>
@@ -3492,6 +3657,7 @@
           <w:p>
             <w:pPr>
               <w:pStyle w:val="Compact"/>
+              <w:jc w:val="left"/>
             </w:pPr>
             <w:r>
               <w:t xml:space="preserve">Destino</w:t>
@@ -3503,6 +3669,7 @@
           <w:p>
             <w:pPr>
               <w:pStyle w:val="Compact"/>
+              <w:jc w:val="left"/>
             </w:pPr>
             <w:r>
               <w:t xml:space="preserve">IP + puerto</w:t>
@@ -3514,6 +3681,7 @@
           <w:p>
             <w:pPr>
               <w:pStyle w:val="Compact"/>
+              <w:jc w:val="left"/>
             </w:pPr>
             <w:r>
               <w:t xml:space="preserve">Destino</w:t>
@@ -3525,6 +3693,7 @@
           <w:p>
             <w:pPr>
               <w:pStyle w:val="Compact"/>
+              <w:jc w:val="left"/>
             </w:pPr>
             <w:r>
               <w:t xml:space="preserve">Sí (por puerto)</w:t>
@@ -3536,6 +3705,7 @@
           <w:p>
             <w:pPr>
               <w:pStyle w:val="Compact"/>
+              <w:jc w:val="left"/>
             </w:pPr>
             <w:r>
               <w:t xml:space="preserve">Ninguna extra</w:t>
@@ -3555,7 +3725,13 @@
         <w:t xml:space="preserve"> </w:t>
       </w:r>
       <w:r>
-        <w:t xml:space="preserve">“Entrante”</w:t>
+        <w:t xml:space="preserve">“</w:t>
+      </w:r>
+      <w:r>
+        <w:t xml:space="preserve">Entrante</w:t>
+      </w:r>
+      <w:r>
+        <w:t xml:space="preserve">”</w:t>
       </w:r>
       <w:r>
         <w:t xml:space="preserve">:</w:t>
@@ -3584,9 +3760,9 @@
         </w:pict>
       </w:r>
     </w:p>
-    <w:bookmarkEnd w:id="44"/>
-    <w:bookmarkEnd w:id="45"/>
-    <w:bookmarkStart w:id="46" w:name="cada-tipo-en-su-punto"/>
+    <w:bookmarkEnd w:id="55"/>
+    <w:bookmarkEnd w:id="56"/>
+    <w:bookmarkStart w:id="57" w:name="cada-tipo-en-su-punto"/>
     <w:p>
       <w:pPr>
         <w:pStyle w:val="Heading2"/>
@@ -3611,7 +3787,7 @@
           <w:numId w:val="1008"/>
         </w:numPr>
       </w:pPr>
-      <w:hyperlink r:id="rId13">
+      <w:hyperlink r:id="rId24">
         <w:r>
           <w:rPr>
             <w:rStyle w:val="Hyperlink"/>
@@ -3634,7 +3810,7 @@
           <w:numId w:val="1008"/>
         </w:numPr>
       </w:pPr>
-      <w:hyperlink r:id="rId14">
+      <w:hyperlink r:id="rId25">
         <w:r>
           <w:rPr>
             <w:rStyle w:val="Hyperlink"/>
@@ -3657,7 +3833,7 @@
           <w:numId w:val="1008"/>
         </w:numPr>
       </w:pPr>
-      <w:hyperlink r:id="rId15">
+      <w:hyperlink r:id="rId26">
         <w:r>
           <w:rPr>
             <w:rStyle w:val="Hyperlink"/>
@@ -3679,8 +3855,8 @@
         </w:pict>
       </w:r>
     </w:p>
-    <w:bookmarkEnd w:id="46"/>
-    <w:bookmarkStart w:id="47" w:name="mini-chequeo-1"/>
+    <w:bookmarkEnd w:id="57"/>
+    <w:bookmarkStart w:id="58" w:name="mini-chequeo-1"/>
     <w:p>
       <w:pPr>
         <w:pStyle w:val="Heading2"/>
@@ -3856,8 +4032,8 @@
         </w:pict>
       </w:r>
     </w:p>
-    <w:bookmarkEnd w:id="47"/>
-    <w:bookmarkStart w:id="48" w:name="resumen-en-3-frases-1"/>
+    <w:bookmarkEnd w:id="58"/>
+    <w:bookmarkStart w:id="59" w:name="resumen-en-3-frases-1"/>
     <w:p>
       <w:pPr>
         <w:pStyle w:val="Heading2"/>
@@ -3960,8 +4136,8 @@
         <w:t xml:space="preserve">.</w:t>
       </w:r>
     </w:p>
-    <w:bookmarkEnd w:id="48"/>
-    <w:bookmarkStart w:id="49" w:name="vocabulario-rápido-1"/>
+    <w:bookmarkEnd w:id="59"/>
+    <w:bookmarkStart w:id="60" w:name="vocabulario-rápido-1"/>
     <w:p>
       <w:pPr>
         <w:pStyle w:val="Heading2"/>
@@ -3974,6 +4150,7 @@
       <w:tblPr>
         <w:tblStyle w:val="Table"/>
         <w:tblW w:type="pct" w:w="5000"/>
+        <w:jc w:val="left"/>
         <w:tblLayout w:type="fixed"/>
         <w:tblLook w:firstRow="1" w:lastRow="0" w:firstColumn="0" w:lastColumn="0" w:noHBand="0" w:noVBand="0" w:val="0020"/>
       </w:tblPr>
@@ -3990,6 +4167,7 @@
           <w:p>
             <w:pPr>
               <w:pStyle w:val="Compact"/>
+              <w:jc w:val="left"/>
             </w:pPr>
             <w:r>
               <w:t xml:space="preserve">Término</w:t>
@@ -4001,6 +4179,7 @@
           <w:p>
             <w:pPr>
               <w:pStyle w:val="Compact"/>
+              <w:jc w:val="left"/>
             </w:pPr>
             <w:r>
               <w:t xml:space="preserve">Idea general</w:t>
@@ -4014,6 +4193,7 @@
           <w:p>
             <w:pPr>
               <w:pStyle w:val="Compact"/>
+              <w:jc w:val="left"/>
             </w:pPr>
             <w:r>
               <w:t xml:space="preserve">NAT estático</w:t>
@@ -4025,6 +4205,7 @@
           <w:p>
             <w:pPr>
               <w:pStyle w:val="Compact"/>
+              <w:jc w:val="left"/>
             </w:pPr>
             <w:r>
               <w:t xml:space="preserve">Traducción fija 1 IP privada ↔ 1 IP pública</w:t>
@@ -4038,6 +4219,7 @@
           <w:p>
             <w:pPr>
               <w:pStyle w:val="Compact"/>
+              <w:jc w:val="left"/>
             </w:pPr>
             <w:r>
               <w:t xml:space="preserve">NAT dinámico</w:t>
@@ -4049,6 +4231,7 @@
           <w:p>
             <w:pPr>
               <w:pStyle w:val="Compact"/>
+              <w:jc w:val="left"/>
             </w:pPr>
             <w:r>
               <w:t xml:space="preserve">Asignación de una IP pública desde un pool</w:t>
@@ -4062,6 +4245,7 @@
           <w:p>
             <w:pPr>
               <w:pStyle w:val="Compact"/>
+              <w:jc w:val="left"/>
             </w:pPr>
             <w:r>
               <w:t xml:space="preserve">PAT</w:t>
@@ -4073,6 +4257,7 @@
           <w:p>
             <w:pPr>
               <w:pStyle w:val="Compact"/>
+              <w:jc w:val="left"/>
             </w:pPr>
             <w:r>
               <w:t xml:space="preserve">Sobrecarga: muchas IPs privadas comparten una pública con puertos</w:t>
@@ -4086,6 +4271,7 @@
           <w:p>
             <w:pPr>
               <w:pStyle w:val="Compact"/>
+              <w:jc w:val="left"/>
             </w:pPr>
             <w:r>
               <w:t xml:space="preserve">NAT destino</w:t>
@@ -4097,6 +4283,7 @@
           <w:p>
             <w:pPr>
               <w:pStyle w:val="Compact"/>
+              <w:jc w:val="left"/>
             </w:pPr>
             <w:r>
               <w:t xml:space="preserve">Port forwarding: puerto público → IP:puerto interno</w:t>
@@ -4110,6 +4297,7 @@
           <w:p>
             <w:pPr>
               <w:pStyle w:val="Compact"/>
+              <w:jc w:val="left"/>
             </w:pPr>
             <w:r>
               <w:t xml:space="preserve">Pool</w:t>
@@ -4121,6 +4309,7 @@
           <w:p>
             <w:pPr>
               <w:pStyle w:val="Compact"/>
+              <w:jc w:val="left"/>
             </w:pPr>
             <w:r>
               <w:t xml:space="preserve">Conjunto de IPs públicas disponibles para asignar</w:t>
@@ -4146,7 +4335,7 @@
       <w:r>
         <w:t xml:space="preserve"> </w:t>
       </w:r>
-      <w:hyperlink r:id="rId38">
+      <w:hyperlink r:id="rId49">
         <w:r>
           <w:rPr>
             <w:rStyle w:val="Hyperlink"/>
@@ -4173,7 +4362,7 @@
       <w:r>
         <w:t xml:space="preserve"> </w:t>
       </w:r>
-      <w:hyperlink r:id="rId11">
+      <w:hyperlink r:id="rId22">
         <w:r>
           <w:rPr>
             <w:rStyle w:val="Hyperlink"/>
@@ -4200,7 +4389,7 @@
       <w:r>
         <w:t xml:space="preserve"> </w:t>
       </w:r>
-      <w:hyperlink r:id="rId13">
+      <w:hyperlink r:id="rId24">
         <w:r>
           <w:rPr>
             <w:rStyle w:val="Hyperlink"/>
@@ -4209,9 +4398,9 @@
         </w:r>
       </w:hyperlink>
     </w:p>
-    <w:bookmarkEnd w:id="49"/>
-    <w:bookmarkEnd w:id="50"/>
-    <w:bookmarkStart w:id="61" w:name="nat-estático-y-dinámico"/>
+    <w:bookmarkEnd w:id="60"/>
+    <w:bookmarkEnd w:id="61"/>
+    <w:bookmarkStart w:id="72" w:name="nat-estático-y-dinámico"/>
     <w:p>
       <w:pPr>
         <w:pStyle w:val="Heading1"/>
@@ -4275,7 +4464,7 @@
         </w:pict>
       </w:r>
     </w:p>
-    <w:bookmarkStart w:id="51" w:name="la-idea-en-una-frase-2"/>
+    <w:bookmarkStart w:id="62" w:name="la-idea-en-una-frase-2"/>
     <w:p>
       <w:pPr>
         <w:pStyle w:val="Heading2"/>
@@ -4345,7 +4534,13 @@
         <w:t xml:space="preserve"> </w:t>
       </w:r>
       <w:r>
-        <w:t xml:space="preserve">“clásicos”</w:t>
+        <w:t xml:space="preserve">“</w:t>
+      </w:r>
+      <w:r>
+        <w:t xml:space="preserve">clásicos</w:t>
+      </w:r>
+      <w:r>
+        <w:t xml:space="preserve">”</w:t>
       </w:r>
       <w:r>
         <w:t xml:space="preserve"> </w:t>
@@ -4356,7 +4551,7 @@
       <w:r>
         <w:t xml:space="preserve"> </w:t>
       </w:r>
-      <w:hyperlink r:id="rId12">
+      <w:hyperlink r:id="rId23">
         <w:r>
           <w:rPr>
             <w:rStyle w:val="Hyperlink"/>
@@ -4375,8 +4570,8 @@
         </w:pict>
       </w:r>
     </w:p>
-    <w:bookmarkEnd w:id="51"/>
-    <w:bookmarkStart w:id="54" w:name="nat-estático-11"/>
+    <w:bookmarkEnd w:id="62"/>
+    <w:bookmarkStart w:id="65" w:name="nat-estático-11"/>
     <w:p>
       <w:pPr>
         <w:pStyle w:val="Heading2"/>
@@ -4441,13 +4636,19 @@
         <w:t xml:space="preserve"> </w:t>
       </w:r>
       <w:r>
-        <w:t xml:space="preserve">“número de puerta”</w:t>
+        <w:t xml:space="preserve">“</w:t>
+      </w:r>
+      <w:r>
+        <w:t xml:space="preserve">número de puerta</w:t>
+      </w:r>
+      <w:r>
+        <w:t xml:space="preserve">”</w:t>
       </w:r>
       <w:r>
         <w:t xml:space="preserve">.</w:t>
       </w:r>
     </w:p>
-    <w:bookmarkStart w:id="52" w:name="configuración-en-cisco"/>
+    <w:bookmarkStart w:id="63" w:name="configuración-en-cisco"/>
     <w:p>
       <w:pPr>
         <w:pStyle w:val="Heading3"/>
@@ -4674,8 +4875,8 @@
         <w:t xml:space="preserve">.</w:t>
       </w:r>
     </w:p>
-    <w:bookmarkEnd w:id="52"/>
-    <w:bookmarkStart w:id="53" w:name="la-entrada-en-la-tabla"/>
+    <w:bookmarkEnd w:id="63"/>
+    <w:bookmarkStart w:id="64" w:name="la-entrada-en-la-tabla"/>
     <w:p>
       <w:pPr>
         <w:pStyle w:val="Heading3"/>
@@ -4732,9 +4933,9 @@
         </w:pict>
       </w:r>
     </w:p>
-    <w:bookmarkEnd w:id="53"/>
-    <w:bookmarkEnd w:id="54"/>
-    <w:bookmarkStart w:id="56" w:name="nat-dinámico-pool"/>
+    <w:bookmarkEnd w:id="64"/>
+    <w:bookmarkEnd w:id="65"/>
+    <w:bookmarkStart w:id="67" w:name="nat-dinámico-pool"/>
     <w:p>
       <w:pPr>
         <w:pStyle w:val="Heading2"/>
@@ -4839,7 +5040,7 @@
         <w:t xml:space="preserve">no sirve para servicios entrantes —como la traducción cambia al vuelo, nadie externo sabe qué IP pública corresponde a cada servidor.</w:t>
       </w:r>
     </w:p>
-    <w:bookmarkStart w:id="55" w:name="configuración-en-cisco-1"/>
+    <w:bookmarkStart w:id="66" w:name="configuración-en-cisco-1"/>
     <w:p>
       <w:pPr>
         <w:pStyle w:val="Heading3"/>
@@ -5155,7 +5356,7 @@
       <w:r>
         <w:t xml:space="preserve"> </w:t>
       </w:r>
-      <w:hyperlink r:id="rId24">
+      <w:hyperlink r:id="rId35">
         <w:r>
           <w:rPr>
             <w:rStyle w:val="Hyperlink"/>
@@ -5174,9 +5375,9 @@
         </w:pict>
       </w:r>
     </w:p>
-    <w:bookmarkEnd w:id="55"/>
-    <w:bookmarkEnd w:id="56"/>
-    <w:bookmarkStart w:id="57" w:name="comparativa-rápida"/>
+    <w:bookmarkEnd w:id="66"/>
+    <w:bookmarkEnd w:id="67"/>
+    <w:bookmarkStart w:id="68" w:name="comparativa-rápida"/>
     <w:p>
       <w:pPr>
         <w:pStyle w:val="Heading2"/>
@@ -5189,6 +5390,7 @@
       <w:tblPr>
         <w:tblStyle w:val="Table"/>
         <w:tblW w:type="pct" w:w="5000"/>
+        <w:jc w:val="left"/>
         <w:tblLayout w:type="fixed"/>
         <w:tblLook w:firstRow="1" w:lastRow="0" w:firstColumn="0" w:lastColumn="0" w:noHBand="0" w:noVBand="0" w:val="0020"/>
       </w:tblPr>
@@ -5206,6 +5408,7 @@
           <w:p>
             <w:pPr>
               <w:pStyle w:val="Compact"/>
+              <w:jc w:val="left"/>
             </w:pPr>
             <w:r>
               <w:t xml:space="preserve">Aspecto</w:t>
@@ -5217,6 +5420,7 @@
           <w:p>
             <w:pPr>
               <w:pStyle w:val="Compact"/>
+              <w:jc w:val="left"/>
             </w:pPr>
             <w:r>
               <w:t xml:space="preserve">NAT estático</w:t>
@@ -5228,6 +5432,7 @@
           <w:p>
             <w:pPr>
               <w:pStyle w:val="Compact"/>
+              <w:jc w:val="left"/>
             </w:pPr>
             <w:r>
               <w:t xml:space="preserve">NAT dinámico</w:t>
@@ -5241,6 +5446,7 @@
           <w:p>
             <w:pPr>
               <w:pStyle w:val="Compact"/>
+              <w:jc w:val="left"/>
             </w:pPr>
             <w:r>
               <w:t xml:space="preserve">Relación IP</w:t>
@@ -5252,6 +5458,7 @@
           <w:p>
             <w:pPr>
               <w:pStyle w:val="Compact"/>
+              <w:jc w:val="left"/>
             </w:pPr>
             <w:r>
               <w:t xml:space="preserve">1:1 permanente</w:t>
@@ -5263,6 +5470,7 @@
           <w:p>
             <w:pPr>
               <w:pStyle w:val="Compact"/>
+              <w:jc w:val="left"/>
             </w:pPr>
             <w:r>
               <w:t xml:space="preserve">Muchos:a-pocos, temporal</w:t>
@@ -5276,6 +5484,7 @@
           <w:p>
             <w:pPr>
               <w:pStyle w:val="Compact"/>
+              <w:jc w:val="left"/>
             </w:pPr>
             <w:r>
               <w:t xml:space="preserve">¿Sirve para servicios entrantes?</w:t>
@@ -5287,6 +5496,7 @@
           <w:p>
             <w:pPr>
               <w:pStyle w:val="Compact"/>
+              <w:jc w:val="left"/>
             </w:pPr>
             <w:r>
               <w:t xml:space="preserve">Sí, siempre en la misma IP</w:t>
@@ -5298,6 +5508,7 @@
           <w:p>
             <w:pPr>
               <w:pStyle w:val="Compact"/>
+              <w:jc w:val="left"/>
             </w:pPr>
             <w:r>
               <w:t xml:space="preserve">No, la IP cambia</w:t>
@@ -5311,6 +5522,7 @@
           <w:p>
             <w:pPr>
               <w:pStyle w:val="Compact"/>
+              <w:jc w:val="left"/>
             </w:pPr>
             <w:r>
               <w:t xml:space="preserve">Entrada en la tabla NAT</w:t>
@@ -5322,6 +5534,7 @@
           <w:p>
             <w:pPr>
               <w:pStyle w:val="Compact"/>
+              <w:jc w:val="left"/>
             </w:pPr>
             <w:r>
               <w:t xml:space="preserve">Fija, no caduca</w:t>
@@ -5333,6 +5546,7 @@
           <w:p>
             <w:pPr>
               <w:pStyle w:val="Compact"/>
+              <w:jc w:val="left"/>
             </w:pPr>
             <w:r>
               <w:t xml:space="preserve">Se crea/borra con la conexión</w:t>
@@ -5346,6 +5560,7 @@
           <w:p>
             <w:pPr>
               <w:pStyle w:val="Compact"/>
+              <w:jc w:val="left"/>
             </w:pPr>
             <w:r>
               <w:t xml:space="preserve">Coste en IPs públicas</w:t>
@@ -5357,6 +5572,7 @@
           <w:p>
             <w:pPr>
               <w:pStyle w:val="Compact"/>
+              <w:jc w:val="left"/>
             </w:pPr>
             <w:r>
               <w:t xml:space="preserve">1 pública por equipo</w:t>
@@ -5368,6 +5584,7 @@
           <w:p>
             <w:pPr>
               <w:pStyle w:val="Compact"/>
+              <w:jc w:val="left"/>
             </w:pPr>
             <w:r>
               <w:t xml:space="preserve">Un pool para toda la LAN</w:t>
@@ -5381,6 +5598,7 @@
           <w:p>
             <w:pPr>
               <w:pStyle w:val="Compact"/>
+              <w:jc w:val="left"/>
             </w:pPr>
             <w:r>
               <w:t xml:space="preserve">Uso típico</w:t>
@@ -5392,6 +5610,7 @@
           <w:p>
             <w:pPr>
               <w:pStyle w:val="Compact"/>
+              <w:jc w:val="left"/>
             </w:pPr>
             <w:r>
               <w:t xml:space="preserve">Servidores</w:t>
@@ -5403,6 +5622,7 @@
           <w:p>
             <w:pPr>
               <w:pStyle w:val="Compact"/>
+              <w:jc w:val="left"/>
             </w:pPr>
             <w:r>
               <w:t xml:space="preserve">Tráfico saliente con varias IPs</w:t>
@@ -5438,7 +5658,13 @@
         <w:t xml:space="preserve"> </w:t>
       </w:r>
       <w:r>
-        <w:t xml:space="preserve">“dinámico”</w:t>
+        <w:t xml:space="preserve">“</w:t>
+      </w:r>
+      <w:r>
+        <w:t xml:space="preserve">dinámico</w:t>
+      </w:r>
+      <w:r>
+        <w:t xml:space="preserve">”</w:t>
       </w:r>
       <w:r>
         <w:t xml:space="preserve"> </w:t>
@@ -5450,7 +5676,13 @@
         <w:t xml:space="preserve"> </w:t>
       </w:r>
       <w:r>
-        <w:t xml:space="preserve">“PAT”</w:t>
+        <w:t xml:space="preserve">“</w:t>
+      </w:r>
+      <w:r>
+        <w:t xml:space="preserve">PAT</w:t>
+      </w:r>
+      <w:r>
+        <w:t xml:space="preserve">”</w:t>
       </w:r>
       <w:r>
         <w:t xml:space="preserve">. NAT dinámico traduce la</w:t>
@@ -5495,8 +5727,8 @@
         </w:pict>
       </w:r>
     </w:p>
-    <w:bookmarkEnd w:id="57"/>
-    <w:bookmarkStart w:id="58" w:name="mini-chequeo-2"/>
+    <w:bookmarkEnd w:id="68"/>
+    <w:bookmarkStart w:id="69" w:name="mini-chequeo-2"/>
     <w:p>
       <w:pPr>
         <w:pStyle w:val="Heading2"/>
@@ -5596,7 +5828,13 @@
         <w:t xml:space="preserve"> </w:t>
       </w:r>
       <w:r>
-        <w:t xml:space="preserve">“apuntar”</w:t>
+        <w:t xml:space="preserve">“</w:t>
+      </w:r>
+      <w:r>
+        <w:t xml:space="preserve">apuntar</w:t>
+      </w:r>
+      <w:r>
+        <w:t xml:space="preserve">”</w:t>
       </w:r>
       <w:r>
         <w:t xml:space="preserve"> </w:t>
@@ -5640,8 +5878,8 @@
         </w:pict>
       </w:r>
     </w:p>
-    <w:bookmarkEnd w:id="58"/>
-    <w:bookmarkStart w:id="59" w:name="resumen-en-3-frases-2"/>
+    <w:bookmarkEnd w:id="69"/>
+    <w:bookmarkStart w:id="70" w:name="resumen-en-3-frases-2"/>
     <w:p>
       <w:pPr>
         <w:pStyle w:val="Heading2"/>
@@ -5735,8 +5973,8 @@
         <w:t xml:space="preserve">(siguiente punto).</w:t>
       </w:r>
     </w:p>
-    <w:bookmarkEnd w:id="59"/>
-    <w:bookmarkStart w:id="60" w:name="vocabulario-rápido-2"/>
+    <w:bookmarkEnd w:id="70"/>
+    <w:bookmarkStart w:id="71" w:name="vocabulario-rápido-2"/>
     <w:p>
       <w:pPr>
         <w:pStyle w:val="Heading2"/>
@@ -5749,6 +5987,7 @@
       <w:tblPr>
         <w:tblStyle w:val="Table"/>
         <w:tblW w:type="auto" w:w="0"/>
+        <w:jc w:val="left"/>
         <w:tblLook w:firstRow="1" w:lastRow="0" w:firstColumn="0" w:lastColumn="0" w:noHBand="0" w:noVBand="0" w:val="0020"/>
       </w:tblPr>
       <w:tblGrid>
@@ -5764,6 +6003,7 @@
           <w:p>
             <w:pPr>
               <w:pStyle w:val="Compact"/>
+              <w:jc w:val="left"/>
             </w:pPr>
             <w:r>
               <w:t xml:space="preserve">Término</w:t>
@@ -5775,6 +6015,7 @@
           <w:p>
             <w:pPr>
               <w:pStyle w:val="Compact"/>
+              <w:jc w:val="left"/>
             </w:pPr>
             <w:r>
               <w:t xml:space="preserve">Idea general</w:t>
@@ -5788,6 +6029,7 @@
           <w:p>
             <w:pPr>
               <w:pStyle w:val="Compact"/>
+              <w:jc w:val="left"/>
             </w:pPr>
             <w:r>
               <w:t xml:space="preserve">NAT estático</w:t>
@@ -5799,6 +6041,7 @@
           <w:p>
             <w:pPr>
               <w:pStyle w:val="Compact"/>
+              <w:jc w:val="left"/>
             </w:pPr>
             <w:r>
               <w:t xml:space="preserve">Traducción fija 1:1 privada ↔ pública</w:t>
@@ -5812,6 +6055,7 @@
           <w:p>
             <w:pPr>
               <w:pStyle w:val="Compact"/>
+              <w:jc w:val="left"/>
             </w:pPr>
             <w:r>
               <w:t xml:space="preserve">NAT dinámico</w:t>
@@ -5823,6 +6067,7 @@
           <w:p>
             <w:pPr>
               <w:pStyle w:val="Compact"/>
+              <w:jc w:val="left"/>
             </w:pPr>
             <w:r>
               <w:t xml:space="preserve">Asignación temporal de IPs de un pool</w:t>
@@ -5836,6 +6081,7 @@
           <w:p>
             <w:pPr>
               <w:pStyle w:val="Compact"/>
+              <w:jc w:val="left"/>
             </w:pPr>
             <w:r>
               <w:t xml:space="preserve">Pool</w:t>
@@ -5847,6 +6093,7 @@
           <w:p>
             <w:pPr>
               <w:pStyle w:val="Compact"/>
+              <w:jc w:val="left"/>
             </w:pPr>
             <w:r>
               <w:t xml:space="preserve">Rango de IPs públicas disponibles</w:t>
@@ -5860,6 +6107,7 @@
           <w:p>
             <w:pPr>
               <w:pStyle w:val="Compact"/>
+              <w:jc w:val="left"/>
             </w:pPr>
             <w:r>
               <w:t xml:space="preserve">ip nat inside source static</w:t>
@@ -5871,6 +6119,7 @@
           <w:p>
             <w:pPr>
               <w:pStyle w:val="Compact"/>
+              <w:jc w:val="left"/>
             </w:pPr>
             <w:r>
               <w:t xml:space="preserve">Comando Cisco de NAT estático</w:t>
@@ -5884,6 +6133,7 @@
           <w:p>
             <w:pPr>
               <w:pStyle w:val="Compact"/>
+              <w:jc w:val="left"/>
             </w:pPr>
             <w:r>
               <w:t xml:space="preserve">Access-list (NAT)</w:t>
@@ -5895,6 +6145,7 @@
           <w:p>
             <w:pPr>
               <w:pStyle w:val="Compact"/>
+              <w:jc w:val="left"/>
             </w:pPr>
             <w:r>
               <w:t xml:space="preserve">Define qué tráfico se traduce</w:t>
@@ -5920,7 +6171,7 @@
       <w:r>
         <w:t xml:space="preserve"> </w:t>
       </w:r>
-      <w:hyperlink r:id="rId38">
+      <w:hyperlink r:id="rId49">
         <w:r>
           <w:rPr>
             <w:rStyle w:val="Hyperlink"/>
@@ -5947,7 +6198,7 @@
       <w:r>
         <w:t xml:space="preserve"> </w:t>
       </w:r>
-      <w:hyperlink r:id="rId12">
+      <w:hyperlink r:id="rId23">
         <w:r>
           <w:rPr>
             <w:rStyle w:val="Hyperlink"/>
@@ -5974,7 +6225,7 @@
       <w:r>
         <w:t xml:space="preserve"> </w:t>
       </w:r>
-      <w:hyperlink r:id="rId14">
+      <w:hyperlink r:id="rId25">
         <w:r>
           <w:rPr>
             <w:rStyle w:val="Hyperlink"/>
@@ -5983,9 +6234,9 @@
         </w:r>
       </w:hyperlink>
     </w:p>
-    <w:bookmarkEnd w:id="60"/>
-    <w:bookmarkEnd w:id="61"/>
-    <w:bookmarkStart w:id="73" w:name="pat-sobrecarga"/>
+    <w:bookmarkEnd w:id="71"/>
+    <w:bookmarkEnd w:id="72"/>
+    <w:bookmarkStart w:id="84" w:name="pat-sobrecarga"/>
     <w:p>
       <w:pPr>
         <w:pStyle w:val="Heading1"/>
@@ -6049,7 +6300,7 @@
         </w:pict>
       </w:r>
     </w:p>
-    <w:bookmarkStart w:id="62" w:name="la-idea-en-una-frase-3"/>
+    <w:bookmarkStart w:id="73" w:name="la-idea-en-una-frase-3"/>
     <w:p>
       <w:pPr>
         <w:pStyle w:val="Heading2"/>
@@ -6089,7 +6340,13 @@
         <w:t xml:space="preserve"> </w:t>
       </w:r>
       <w:r>
-        <w:t xml:space="preserve">“NAT de sobrecarga”</w:t>
+        <w:t xml:space="preserve">“</w:t>
+      </w:r>
+      <w:r>
+        <w:t xml:space="preserve">NAT de sobrecarga</w:t>
+      </w:r>
+      <w:r>
+        <w:t xml:space="preserve">”</w:t>
       </w:r>
       <w:r>
         <w:t xml:space="preserve">) hace que</w:t>
@@ -6139,8 +6396,8 @@
         </w:pict>
       </w:r>
     </w:p>
-    <w:bookmarkEnd w:id="62"/>
-    <w:bookmarkStart w:id="67" w:name="cómo-funciona-la-historia-de-dos-pcs"/>
+    <w:bookmarkEnd w:id="73"/>
+    <w:bookmarkStart w:id="78" w:name="cómo-funciona-la-historia-de-dos-pcs"/>
     <w:p>
       <w:pPr>
         <w:pStyle w:val="Heading2"/>
@@ -6222,12 +6479,12 @@
           <wp:inline>
             <wp:extent cx="5334000" cy="2082484"/>
             <wp:effectExtent b="0" l="0" r="0" t="0"/>
-            <wp:docPr descr="PAT: PC1 y PC2 comparten la IP pública; el router asigna :60001 y :60002" title="" id="64" name="Picture"/>
+            <wp:docPr descr="PAT: PC1 y PC2 comparten la IP pública; el router asigna :60001 y :60002" title="" id="75" name="Picture"/>
             <a:graphic>
               <a:graphicData uri="http://schemas.openxmlformats.org/drawingml/2006/picture">
                 <pic:pic>
                   <pic:nvPicPr>
-                    <pic:cNvPr descr="public/diagrams/u10-pat-flujo.svg" id="65" name="Picture"/>
+                    <pic:cNvPr descr="public/diagrams/u10-pat-flujo.svg" id="76" name="Picture"/>
                     <pic:cNvPicPr>
                       <a:picLocks noChangeArrowheads="1" noChangeAspect="1"/>
                     </pic:cNvPicPr>
@@ -6239,7 +6496,7 @@
                           <a14:useLocalDpi xmlns:a14="http://schemas.microsoft.com/office/drawing/2010/main" val="0"/>
                         </a:ext>
                         <a:ext uri="{96DAC541-7B7A-43D3-8B79-37D633B846F1}">
-                          <asvg:svgBlip xmlns:asvg="http://schemas.microsoft.com/office/drawing/2016/SVG/main" r:embed="rId63"/>
+                          <asvg:svgBlip xmlns:asvg="http://schemas.microsoft.com/office/drawing/2016/SVG/main" r:embed="rId74"/>
                         </a:ext>
                       </a:extLst>
                     </a:blip>
@@ -6325,7 +6582,7 @@
         <w:t xml:space="preserve">El puerto efímero global actúa como matrícula de cada conversación.</w:t>
       </w:r>
     </w:p>
-    <w:bookmarkStart w:id="66" w:name="el-ciclo-completo-de-una-conexión"/>
+    <w:bookmarkStart w:id="77" w:name="el-ciclo-completo-de-una-conexión"/>
     <w:p>
       <w:pPr>
         <w:pStyle w:val="Heading3"/>
@@ -6446,9 +6703,9 @@
         </w:pict>
       </w:r>
     </w:p>
-    <w:bookmarkEnd w:id="66"/>
-    <w:bookmarkEnd w:id="67"/>
-    <w:bookmarkStart w:id="68" w:name="configuración-de-pat-en-cisco"/>
+    <w:bookmarkEnd w:id="77"/>
+    <w:bookmarkEnd w:id="78"/>
+    <w:bookmarkStart w:id="79" w:name="configuración-de-pat-en-cisco"/>
     <w:p>
       <w:pPr>
         <w:pStyle w:val="Heading2"/>
@@ -6669,6 +6926,7 @@
       <w:tblPr>
         <w:tblStyle w:val="Table"/>
         <w:tblW w:type="pct" w:w="5000"/>
+        <w:jc w:val="left"/>
         <w:tblLayout w:type="fixed"/>
         <w:tblLook w:firstRow="1" w:lastRow="0" w:firstColumn="0" w:lastColumn="0" w:noHBand="0" w:noVBand="0" w:val="0020"/>
       </w:tblPr>
@@ -6685,6 +6943,7 @@
           <w:p>
             <w:pPr>
               <w:pStyle w:val="Compact"/>
+              <w:jc w:val="left"/>
             </w:pPr>
             <w:r>
               <w:t xml:space="preserve">Pieza</w:t>
@@ -6696,6 +6955,7 @@
           <w:p>
             <w:pPr>
               <w:pStyle w:val="Compact"/>
+              <w:jc w:val="left"/>
             </w:pPr>
             <w:r>
               <w:t xml:space="preserve">Qué hace</w:t>
@@ -6709,6 +6969,7 @@
           <w:p>
             <w:pPr>
               <w:pStyle w:val="Compact"/>
+              <w:jc w:val="left"/>
             </w:pPr>
             <w:r>
               <w:rPr>
@@ -6723,6 +6984,7 @@
           <w:p>
             <w:pPr>
               <w:pStyle w:val="Compact"/>
+              <w:jc w:val="left"/>
             </w:pPr>
             <w:r>
               <w:t xml:space="preserve">Define qué red interna se traduce (192.168.1.0/24)</w:t>
@@ -6736,6 +6998,7 @@
           <w:p>
             <w:pPr>
               <w:pStyle w:val="Compact"/>
+              <w:jc w:val="left"/>
             </w:pPr>
             <w:r>
               <w:rPr>
@@ -6750,6 +7013,7 @@
           <w:p>
             <w:pPr>
               <w:pStyle w:val="Compact"/>
+              <w:jc w:val="left"/>
             </w:pPr>
             <w:r>
               <w:t xml:space="preserve">Usa la IP de la interfaz WAN como pública compartida</w:t>
@@ -6763,6 +7027,7 @@
           <w:p>
             <w:pPr>
               <w:pStyle w:val="Compact"/>
+              <w:jc w:val="left"/>
             </w:pPr>
             <w:r>
               <w:rPr>
@@ -6777,6 +7042,7 @@
           <w:p>
             <w:pPr>
               <w:pStyle w:val="Compact"/>
+              <w:jc w:val="left"/>
             </w:pPr>
             <w:r>
               <w:t xml:space="preserve">La palabra mágica que activa PAT (reutiliza la IP con puertos)</w:t>
@@ -6790,6 +7056,7 @@
           <w:p>
             <w:pPr>
               <w:pStyle w:val="Compact"/>
+              <w:jc w:val="left"/>
             </w:pPr>
             <w:r>
               <w:rPr>
@@ -6819,6 +7086,7 @@
           <w:p>
             <w:pPr>
               <w:pStyle w:val="Compact"/>
+              <w:jc w:val="left"/>
             </w:pPr>
             <w:r>
               <w:t xml:space="preserve">Marca qué interfaz mira a la LAN y cuál a Internet</w:t>
@@ -6881,8 +7149,8 @@
         </w:pict>
       </w:r>
     </w:p>
-    <w:bookmarkEnd w:id="68"/>
-    <w:bookmarkStart w:id="69" w:name="cuántas-conexiones-soporta-pat"/>
+    <w:bookmarkEnd w:id="79"/>
+    <w:bookmarkStart w:id="80" w:name="cuántas-conexiones-soporta-pat"/>
     <w:p>
       <w:pPr>
         <w:pStyle w:val="Heading2"/>
@@ -7003,7 +7271,7 @@
       <w:r>
         <w:t xml:space="preserve"> </w:t>
       </w:r>
-      <w:hyperlink r:id="rId19">
+      <w:hyperlink r:id="rId30">
         <w:r>
           <w:rPr>
             <w:rStyle w:val="Hyperlink"/>
@@ -7020,7 +7288,7 @@
       <w:r>
         <w:t xml:space="preserve"> </w:t>
       </w:r>
-      <w:hyperlink r:id="rId19">
+      <w:hyperlink r:id="rId30">
         <w:r>
           <w:rPr>
             <w:rStyle w:val="Hyperlink"/>
@@ -7042,8 +7310,8 @@
         </w:pict>
       </w:r>
     </w:p>
-    <w:bookmarkEnd w:id="69"/>
-    <w:bookmarkStart w:id="70" w:name="mini-chequeo-3"/>
+    <w:bookmarkEnd w:id="80"/>
+    <w:bookmarkStart w:id="81" w:name="mini-chequeo-3"/>
     <w:p>
       <w:pPr>
         <w:pStyle w:val="Heading2"/>
@@ -7221,8 +7489,8 @@
         </w:pict>
       </w:r>
     </w:p>
-    <w:bookmarkEnd w:id="70"/>
-    <w:bookmarkStart w:id="71" w:name="resumen-en-3-frases-3"/>
+    <w:bookmarkEnd w:id="81"/>
+    <w:bookmarkStart w:id="82" w:name="resumen-en-3-frases-3"/>
     <w:p>
       <w:pPr>
         <w:pStyle w:val="Heading2"/>
@@ -7295,8 +7563,8 @@
         <w:t xml:space="preserve">Su límite son los ~65.000 puertos por IP pública (menos en hardware doméstico), que se amplía con varias IPs.</w:t>
       </w:r>
     </w:p>
-    <w:bookmarkEnd w:id="71"/>
-    <w:bookmarkStart w:id="72" w:name="vocabulario-rápido-3"/>
+    <w:bookmarkEnd w:id="82"/>
+    <w:bookmarkStart w:id="83" w:name="vocabulario-rápido-3"/>
     <w:p>
       <w:pPr>
         <w:pStyle w:val="Heading2"/>
@@ -7309,6 +7577,7 @@
       <w:tblPr>
         <w:tblStyle w:val="Table"/>
         <w:tblW w:type="auto" w:w="0"/>
+        <w:jc w:val="left"/>
         <w:tblLook w:firstRow="1" w:lastRow="0" w:firstColumn="0" w:lastColumn="0" w:noHBand="0" w:noVBand="0" w:val="0020"/>
       </w:tblPr>
       <w:tblGrid>
@@ -7324,6 +7593,7 @@
           <w:p>
             <w:pPr>
               <w:pStyle w:val="Compact"/>
+              <w:jc w:val="left"/>
             </w:pPr>
             <w:r>
               <w:t xml:space="preserve">Término</w:t>
@@ -7335,6 +7605,7 @@
           <w:p>
             <w:pPr>
               <w:pStyle w:val="Compact"/>
+              <w:jc w:val="left"/>
             </w:pPr>
             <w:r>
               <w:t xml:space="preserve">Idea general</w:t>
@@ -7348,6 +7619,7 @@
           <w:p>
             <w:pPr>
               <w:pStyle w:val="Compact"/>
+              <w:jc w:val="left"/>
             </w:pPr>
             <w:r>
               <w:t xml:space="preserve">PAT</w:t>
@@ -7359,6 +7631,7 @@
           <w:p>
             <w:pPr>
               <w:pStyle w:val="Compact"/>
+              <w:jc w:val="left"/>
             </w:pPr>
             <w:r>
               <w:t xml:space="preserve">Port Address Translation: sobrecarga de NAT con puertos</w:t>
@@ -7372,6 +7645,7 @@
           <w:p>
             <w:pPr>
               <w:pStyle w:val="Compact"/>
+              <w:jc w:val="left"/>
             </w:pPr>
             <w:r>
               <w:t xml:space="preserve">Overload</w:t>
@@ -7383,6 +7657,7 @@
           <w:p>
             <w:pPr>
               <w:pStyle w:val="Compact"/>
+              <w:jc w:val="left"/>
             </w:pPr>
             <w:r>
               <w:t xml:space="preserve">Palabra clave Cisco que activa PAT</w:t>
@@ -7396,6 +7671,7 @@
           <w:p>
             <w:pPr>
               <w:pStyle w:val="Compact"/>
+              <w:jc w:val="left"/>
             </w:pPr>
             <w:r>
               <w:t xml:space="preserve">Puerto global</w:t>
@@ -7407,6 +7683,7 @@
           <w:p>
             <w:pPr>
               <w:pStyle w:val="Compact"/>
+              <w:jc w:val="left"/>
             </w:pPr>
             <w:r>
               <w:t xml:space="preserve">Puerto efímero que asigna NAT en la IP pública</w:t>
@@ -7420,6 +7697,7 @@
           <w:p>
             <w:pPr>
               <w:pStyle w:val="Compact"/>
+              <w:jc w:val="left"/>
             </w:pPr>
             <w:r>
               <w:t xml:space="preserve">Puerto local</w:t>
@@ -7431,6 +7709,7 @@
           <w:p>
             <w:pPr>
               <w:pStyle w:val="Compact"/>
+              <w:jc w:val="left"/>
             </w:pPr>
             <w:r>
               <w:t xml:space="preserve">Puerto original del equipo interno</w:t>
@@ -7444,6 +7723,7 @@
           <w:p>
             <w:pPr>
               <w:pStyle w:val="Compact"/>
+              <w:jc w:val="left"/>
             </w:pPr>
             <w:r>
               <w:t xml:space="preserve">Tabla NAT</w:t>
@@ -7455,6 +7735,7 @@
           <w:p>
             <w:pPr>
               <w:pStyle w:val="Compact"/>
+              <w:jc w:val="left"/>
             </w:pPr>
             <w:r>
               <w:t xml:space="preserve">Registro que asocia cada conexión con su traducción</w:t>
@@ -7480,7 +7761,7 @@
       <w:r>
         <w:t xml:space="preserve"> </w:t>
       </w:r>
-      <w:hyperlink r:id="rId38">
+      <w:hyperlink r:id="rId49">
         <w:r>
           <w:rPr>
             <w:rStyle w:val="Hyperlink"/>
@@ -7507,7 +7788,7 @@
       <w:r>
         <w:t xml:space="preserve"> </w:t>
       </w:r>
-      <w:hyperlink r:id="rId13">
+      <w:hyperlink r:id="rId24">
         <w:r>
           <w:rPr>
             <w:rStyle w:val="Hyperlink"/>
@@ -7534,7 +7815,7 @@
       <w:r>
         <w:t xml:space="preserve"> </w:t>
       </w:r>
-      <w:hyperlink r:id="rId15">
+      <w:hyperlink r:id="rId26">
         <w:r>
           <w:rPr>
             <w:rStyle w:val="Hyperlink"/>
@@ -7543,9 +7824,9 @@
         </w:r>
       </w:hyperlink>
     </w:p>
-    <w:bookmarkEnd w:id="72"/>
-    <w:bookmarkEnd w:id="73"/>
-    <w:bookmarkStart w:id="86" w:name="nat-destino-port-forwarding"/>
+    <w:bookmarkEnd w:id="83"/>
+    <w:bookmarkEnd w:id="84"/>
+    <w:bookmarkStart w:id="97" w:name="nat-destino-port-forwarding"/>
     <w:p>
       <w:pPr>
         <w:pStyle w:val="Heading1"/>
@@ -7609,7 +7890,7 @@
         </w:pict>
       </w:r>
     </w:p>
-    <w:bookmarkStart w:id="74" w:name="la-idea-en-una-frase-4"/>
+    <w:bookmarkStart w:id="85" w:name="la-idea-en-una-frase-4"/>
     <w:p>
       <w:pPr>
         <w:pStyle w:val="Heading2"/>
@@ -7673,7 +7954,13 @@
         <w:t xml:space="preserve"> </w:t>
       </w:r>
       <w:r>
-        <w:t xml:space="preserve">“abra una puerta”</w:t>
+        <w:t xml:space="preserve">“</w:t>
+      </w:r>
+      <w:r>
+        <w:t xml:space="preserve">abra una puerta</w:t>
+      </w:r>
+      <w:r>
+        <w:t xml:space="preserve">”</w:t>
       </w:r>
       <w:r>
         <w:t xml:space="preserve"> </w:t>
@@ -7689,8 +7976,8 @@
         </w:pict>
       </w:r>
     </w:p>
-    <w:bookmarkEnd w:id="74"/>
-    <w:bookmarkStart w:id="78" w:name="el-problema-que-resuelve"/>
+    <w:bookmarkEnd w:id="85"/>
+    <w:bookmarkStart w:id="89" w:name="el-problema-que-resuelve"/>
     <w:p>
       <w:pPr>
         <w:pStyle w:val="Heading2"/>
@@ -7716,12 +8003,12 @@
           <wp:inline>
             <wp:extent cx="5334000" cy="1708383"/>
             <wp:effectExtent b="0" l="0" r="0" t="0"/>
-            <wp:docPr descr="NAT destino: el cliente llama al puerto 8080 de la IP pública y el router reenvía al servidor interno :80" title="" id="76" name="Picture"/>
+            <wp:docPr descr="NAT destino: el cliente llama al puerto 8080 de la IP pública y el router reenvía al servidor interno :80" title="" id="87" name="Picture"/>
             <a:graphic>
               <a:graphicData uri="http://schemas.openxmlformats.org/drawingml/2006/picture">
                 <pic:pic>
                   <pic:nvPicPr>
-                    <pic:cNvPr descr="public/diagrams/u10-nat-destino.svg" id="77" name="Picture"/>
+                    <pic:cNvPr descr="public/diagrams/u10-nat-destino.svg" id="88" name="Picture"/>
                     <pic:cNvPicPr>
                       <a:picLocks noChangeArrowheads="1" noChangeAspect="1"/>
                     </pic:cNvPicPr>
@@ -7733,7 +8020,7 @@
                           <a14:useLocalDpi xmlns:a14="http://schemas.microsoft.com/office/drawing/2010/main" val="0"/>
                         </a:ext>
                         <a:ext uri="{96DAC541-7B7A-43D3-8B79-37D633B846F1}">
-                          <asvg:svgBlip xmlns:asvg="http://schemas.microsoft.com/office/drawing/2016/SVG/main" r:embed="rId75"/>
+                          <asvg:svgBlip xmlns:asvg="http://schemas.microsoft.com/office/drawing/2016/SVG/main" r:embed="rId86"/>
                         </a:ext>
                       </a:extLst>
                     </a:blip>
@@ -7782,7 +8069,13 @@
         <w:t xml:space="preserve"> </w:t>
       </w:r>
       <w:r>
-        <w:t xml:space="preserve">“buzón de paquetería”</w:t>
+        <w:t xml:space="preserve">“</w:t>
+      </w:r>
+      <w:r>
+        <w:t xml:space="preserve">buzón de paquetería</w:t>
+      </w:r>
+      <w:r>
+        <w:t xml:space="preserve">”</w:t>
       </w:r>
       <w:r>
         <w:t xml:space="preserve"> </w:t>
@@ -7798,8 +8091,8 @@
         </w:pict>
       </w:r>
     </w:p>
-    <w:bookmarkEnd w:id="78"/>
-    <w:bookmarkStart w:id="80" w:name="configuración-en-cisco-2"/>
+    <w:bookmarkEnd w:id="89"/>
+    <w:bookmarkStart w:id="91" w:name="configuración-en-cisco-2"/>
     <w:p>
       <w:pPr>
         <w:pStyle w:val="Heading2"/>
@@ -8020,6 +8313,7 @@
       <w:tblPr>
         <w:tblStyle w:val="Table"/>
         <w:tblW w:type="auto" w:w="0"/>
+        <w:jc w:val="left"/>
         <w:tblLook w:firstRow="1" w:lastRow="0" w:firstColumn="0" w:lastColumn="0" w:noHBand="0" w:noVBand="0" w:val="0020"/>
       </w:tblPr>
       <w:tblGrid>
@@ -8035,6 +8329,7 @@
           <w:p>
             <w:pPr>
               <w:pStyle w:val="Compact"/>
+              <w:jc w:val="left"/>
             </w:pPr>
             <w:r>
               <w:t xml:space="preserve">Parte</w:t>
@@ -8046,6 +8341,7 @@
           <w:p>
             <w:pPr>
               <w:pStyle w:val="Compact"/>
+              <w:jc w:val="left"/>
             </w:pPr>
             <w:r>
               <w:t xml:space="preserve">Significado</w:t>
@@ -8059,6 +8355,7 @@
           <w:p>
             <w:pPr>
               <w:pStyle w:val="Compact"/>
+              <w:jc w:val="left"/>
             </w:pPr>
             <w:r>
               <w:rPr>
@@ -8073,6 +8370,7 @@
           <w:p>
             <w:pPr>
               <w:pStyle w:val="Compact"/>
+              <w:jc w:val="left"/>
             </w:pPr>
             <w:r>
               <w:t xml:space="preserve">Regla NAT fija para tráfico interno</w:t>
@@ -8086,6 +8384,7 @@
           <w:p>
             <w:pPr>
               <w:pStyle w:val="Compact"/>
+              <w:jc w:val="left"/>
             </w:pPr>
             <w:r>
               <w:rPr>
@@ -8100,6 +8399,7 @@
           <w:p>
             <w:pPr>
               <w:pStyle w:val="Compact"/>
+              <w:jc w:val="left"/>
             </w:pPr>
             <w:r>
               <w:t xml:space="preserve">Solo para ese protocolo (también existe</w:t>
@@ -8125,6 +8425,7 @@
           <w:p>
             <w:pPr>
               <w:pStyle w:val="Compact"/>
+              <w:jc w:val="left"/>
             </w:pPr>
             <w:r>
               <w:rPr>
@@ -8139,6 +8440,7 @@
           <w:p>
             <w:pPr>
               <w:pStyle w:val="Compact"/>
+              <w:jc w:val="left"/>
             </w:pPr>
             <w:r>
               <w:t xml:space="preserve">IP y puerto</w:t>
@@ -8168,6 +8470,7 @@
           <w:p>
             <w:pPr>
               <w:pStyle w:val="Compact"/>
+              <w:jc w:val="left"/>
             </w:pPr>
             <w:r>
               <w:rPr>
@@ -8182,6 +8485,7 @@
           <w:p>
             <w:pPr>
               <w:pStyle w:val="Compact"/>
+              <w:jc w:val="left"/>
             </w:pPr>
             <w:r>
               <w:t xml:space="preserve">IP y puerto</w:t>
@@ -8267,7 +8571,7 @@
         <w:t xml:space="preserve">y el puerto.</w:t>
       </w:r>
     </w:p>
-    <w:bookmarkStart w:id="79" w:name="puertos-distintos-fuera-y-dentro"/>
+    <w:bookmarkStart w:id="90" w:name="puertos-distintos-fuera-y-dentro"/>
     <w:p>
       <w:pPr>
         <w:pStyle w:val="Heading3"/>
@@ -8404,9 +8708,9 @@
         </w:pict>
       </w:r>
     </w:p>
-    <w:bookmarkEnd w:id="79"/>
-    <w:bookmarkEnd w:id="80"/>
-    <w:bookmarkStart w:id="81" w:name="el-viaje-del-paquete-entrante"/>
+    <w:bookmarkEnd w:id="90"/>
+    <w:bookmarkEnd w:id="91"/>
+    <w:bookmarkStart w:id="92" w:name="el-viaje-del-paquete-entrante"/>
     <w:p>
       <w:pPr>
         <w:pStyle w:val="Heading2"/>
@@ -8515,8 +8819,8 @@
         </w:pict>
       </w:r>
     </w:p>
-    <w:bookmarkEnd w:id="81"/>
-    <w:bookmarkStart w:id="82" w:name="X1dfb4196bfcd8932628c38b9c0e137c1fe0be79"/>
+    <w:bookmarkEnd w:id="92"/>
+    <w:bookmarkStart w:id="93" w:name="X1dfb4196bfcd8932628c38b9c0e137c1fe0be79"/>
     <w:p>
       <w:pPr>
         <w:pStyle w:val="Heading2"/>
@@ -8528,7 +8832,13 @@
         <w:t xml:space="preserve"> </w:t>
       </w:r>
       <w:r>
-        <w:t xml:space="preserve">“he abierto el puerto pero no funciona”</w:t>
+        <w:t xml:space="preserve">“</w:t>
+      </w:r>
+      <w:r>
+        <w:t xml:space="preserve">he abierto el puerto pero no funciona</w:t>
+      </w:r>
+      <w:r>
+        <w:t xml:space="preserve">”</w:t>
       </w:r>
     </w:p>
     <w:p>
@@ -8543,6 +8853,7 @@
       <w:tblPr>
         <w:tblStyle w:val="Table"/>
         <w:tblW w:type="pct" w:w="5000"/>
+        <w:jc w:val="left"/>
         <w:tblLayout w:type="fixed"/>
         <w:tblLook w:firstRow="1" w:lastRow="0" w:firstColumn="0" w:lastColumn="0" w:noHBand="0" w:noVBand="0" w:val="0020"/>
       </w:tblPr>
@@ -8560,6 +8871,7 @@
           <w:p>
             <w:pPr>
               <w:pStyle w:val="Compact"/>
+              <w:jc w:val="left"/>
             </w:pPr>
             <w:r>
               <w:t xml:space="preserve">#</w:t>
@@ -8571,6 +8883,7 @@
           <w:p>
             <w:pPr>
               <w:pStyle w:val="Compact"/>
+              <w:jc w:val="left"/>
             </w:pPr>
             <w:r>
               <w:t xml:space="preserve">Comprobación</w:t>
@@ -8582,6 +8895,7 @@
           <w:p>
             <w:pPr>
               <w:pStyle w:val="Compact"/>
+              <w:jc w:val="left"/>
             </w:pPr>
             <w:r>
               <w:t xml:space="preserve">Herramienta</w:t>
@@ -8595,6 +8909,7 @@
           <w:p>
             <w:pPr>
               <w:pStyle w:val="Compact"/>
+              <w:jc w:val="left"/>
             </w:pPr>
             <w:r>
               <w:t xml:space="preserve">1</w:t>
@@ -8606,6 +8921,7 @@
           <w:p>
             <w:pPr>
               <w:pStyle w:val="Compact"/>
+              <w:jc w:val="left"/>
             </w:pPr>
             <w:r>
               <w:t xml:space="preserve">¿El firewall del router permite el puerto?</w:t>
@@ -8617,6 +8933,7 @@
           <w:p>
             <w:pPr>
               <w:pStyle w:val="Compact"/>
+              <w:jc w:val="left"/>
             </w:pPr>
             <w:r>
               <w:t xml:space="preserve">Revisa ACLs/reglas de seguridad</w:t>
@@ -8630,6 +8947,7 @@
           <w:p>
             <w:pPr>
               <w:pStyle w:val="Compact"/>
+              <w:jc w:val="left"/>
             </w:pPr>
             <w:r>
               <w:t xml:space="preserve">2</w:t>
@@ -8641,6 +8959,7 @@
           <w:p>
             <w:pPr>
               <w:pStyle w:val="Compact"/>
+              <w:jc w:val="left"/>
             </w:pPr>
             <w:r>
               <w:t xml:space="preserve">¿El firewall del equipo interno lo permite?</w:t>
@@ -8652,6 +8971,7 @@
           <w:p>
             <w:pPr>
               <w:pStyle w:val="Compact"/>
+              <w:jc w:val="left"/>
             </w:pPr>
             <w:r>
               <w:t xml:space="preserve">Windows Firewall / ufw / firewalld</w:t>
@@ -8665,6 +8985,7 @@
           <w:p>
             <w:pPr>
               <w:pStyle w:val="Compact"/>
+              <w:jc w:val="left"/>
             </w:pPr>
             <w:r>
               <w:t xml:space="preserve">3</w:t>
@@ -8676,6 +8997,7 @@
           <w:p>
             <w:pPr>
               <w:pStyle w:val="Compact"/>
+              <w:jc w:val="left"/>
             </w:pPr>
             <w:r>
               <w:t xml:space="preserve">¿El servicio se ejecuta en la IP destino correcta?</w:t>
@@ -8687,6 +9009,7 @@
           <w:p>
             <w:pPr>
               <w:pStyle w:val="Compact"/>
+              <w:jc w:val="left"/>
             </w:pPr>
             <w:r>
               <w:rPr>
@@ -8709,6 +9032,7 @@
           <w:p>
             <w:pPr>
               <w:pStyle w:val="Compact"/>
+              <w:jc w:val="left"/>
             </w:pPr>
             <w:r>
               <w:t xml:space="preserve">4</w:t>
@@ -8720,6 +9044,7 @@
           <w:p>
             <w:pPr>
               <w:pStyle w:val="Compact"/>
+              <w:jc w:val="left"/>
             </w:pPr>
             <w:r>
               <w:t xml:space="preserve">¿La IP privada destino cambió por DHCP?</w:t>
@@ -8731,6 +9056,7 @@
           <w:p>
             <w:pPr>
               <w:pStyle w:val="Compact"/>
+              <w:jc w:val="left"/>
             </w:pPr>
             <w:r>
               <w:t xml:space="preserve">Reserva DHCP o IP estática al servidor</w:t>
@@ -8744,6 +9070,7 @@
           <w:p>
             <w:pPr>
               <w:pStyle w:val="Compact"/>
+              <w:jc w:val="left"/>
             </w:pPr>
             <w:r>
               <w:t xml:space="preserve">5</w:t>
@@ -8755,6 +9082,7 @@
           <w:p>
             <w:pPr>
               <w:pStyle w:val="Compact"/>
+              <w:jc w:val="left"/>
             </w:pPr>
             <w:r>
               <w:t xml:space="preserve">¿El ISP bloquea el puerto?</w:t>
@@ -8766,6 +9094,7 @@
           <w:p>
             <w:pPr>
               <w:pStyle w:val="Compact"/>
+              <w:jc w:val="left"/>
             </w:pPr>
             <w:r>
               <w:t xml:space="preserve">Prueba con otro puerto &gt;1024</w:t>
@@ -8829,8 +9158,8 @@
         </w:pict>
       </w:r>
     </w:p>
-    <w:bookmarkEnd w:id="82"/>
-    <w:bookmarkStart w:id="83" w:name="mini-chequeo-4"/>
+    <w:bookmarkEnd w:id="93"/>
+    <w:bookmarkStart w:id="94" w:name="mini-chequeo-4"/>
     <w:p>
       <w:pPr>
         <w:pStyle w:val="Heading2"/>
@@ -8994,8 +9323,8 @@
         </w:pict>
       </w:r>
     </w:p>
-    <w:bookmarkEnd w:id="83"/>
-    <w:bookmarkStart w:id="84" w:name="resumen-en-3-frases-4"/>
+    <w:bookmarkEnd w:id="94"/>
+    <w:bookmarkStart w:id="95" w:name="resumen-en-3-frases-4"/>
     <w:p>
       <w:pPr>
         <w:pStyle w:val="Heading2"/>
@@ -9071,14 +9400,20 @@
         <w:t xml:space="preserve"> </w:t>
       </w:r>
       <w:r>
-        <w:t xml:space="preserve">“no funciona”</w:t>
+        <w:t xml:space="preserve">“</w:t>
+      </w:r>
+      <w:r>
+        <w:t xml:space="preserve">no funciona</w:t>
+      </w:r>
+      <w:r>
+        <w:t xml:space="preserve">”</w:t>
       </w:r>
       <w:r>
         <w:t xml:space="preserve">, el fallo suele estar en firewalls, servicio parado o IP cambiada — no en la regla NAT.</w:t>
       </w:r>
     </w:p>
-    <w:bookmarkEnd w:id="84"/>
-    <w:bookmarkStart w:id="85" w:name="vocabulario-rápido-4"/>
+    <w:bookmarkEnd w:id="95"/>
+    <w:bookmarkStart w:id="96" w:name="vocabulario-rápido-4"/>
     <w:p>
       <w:pPr>
         <w:pStyle w:val="Heading2"/>
@@ -9091,6 +9426,7 @@
       <w:tblPr>
         <w:tblStyle w:val="Table"/>
         <w:tblW w:type="pct" w:w="5000"/>
+        <w:jc w:val="left"/>
         <w:tblLayout w:type="fixed"/>
         <w:tblLook w:firstRow="1" w:lastRow="0" w:firstColumn="0" w:lastColumn="0" w:noHBand="0" w:noVBand="0" w:val="0020"/>
       </w:tblPr>
@@ -9107,6 +9443,7 @@
           <w:p>
             <w:pPr>
               <w:pStyle w:val="Compact"/>
+              <w:jc w:val="left"/>
             </w:pPr>
             <w:r>
               <w:t xml:space="preserve">Término</w:t>
@@ -9118,6 +9455,7 @@
           <w:p>
             <w:pPr>
               <w:pStyle w:val="Compact"/>
+              <w:jc w:val="left"/>
             </w:pPr>
             <w:r>
               <w:t xml:space="preserve">Idea general</w:t>
@@ -9131,6 +9469,7 @@
           <w:p>
             <w:pPr>
               <w:pStyle w:val="Compact"/>
+              <w:jc w:val="left"/>
             </w:pPr>
             <w:r>
               <w:t xml:space="preserve">NAT destino</w:t>
@@ -9142,6 +9481,7 @@
           <w:p>
             <w:pPr>
               <w:pStyle w:val="Compact"/>
+              <w:jc w:val="left"/>
             </w:pPr>
             <w:r>
               <w:t xml:space="preserve">Traducción del tráfico entrante hacia un servidor interno</w:t>
@@ -9155,6 +9495,7 @@
           <w:p>
             <w:pPr>
               <w:pStyle w:val="Compact"/>
+              <w:jc w:val="left"/>
             </w:pPr>
             <w:r>
               <w:t xml:space="preserve">Port forwarding</w:t>
@@ -9166,6 +9507,7 @@
           <w:p>
             <w:pPr>
               <w:pStyle w:val="Compact"/>
+              <w:jc w:val="left"/>
             </w:pPr>
             <w:r>
               <w:t xml:space="preserve">Nombre popular de NAT destino</w:t>
@@ -9179,6 +9521,7 @@
           <w:p>
             <w:pPr>
               <w:pStyle w:val="Compact"/>
+              <w:jc w:val="left"/>
             </w:pPr>
             <w:r>
               <w:t xml:space="preserve">Puerto público</w:t>
@@ -9190,6 +9533,7 @@
           <w:p>
             <w:pPr>
               <w:pStyle w:val="Compact"/>
+              <w:jc w:val="left"/>
             </w:pPr>
             <w:r>
               <w:t xml:space="preserve">Puerto que se expone hacia Internet</w:t>
@@ -9203,6 +9547,7 @@
           <w:p>
             <w:pPr>
               <w:pStyle w:val="Compact"/>
+              <w:jc w:val="left"/>
             </w:pPr>
             <w:r>
               <w:t xml:space="preserve">Puerto interno</w:t>
@@ -9214,6 +9559,7 @@
           <w:p>
             <w:pPr>
               <w:pStyle w:val="Compact"/>
+              <w:jc w:val="left"/>
             </w:pPr>
             <w:r>
               <w:t xml:space="preserve">Puerto real del servicio en el servidor</w:t>
@@ -9227,6 +9573,7 @@
           <w:p>
             <w:pPr>
               <w:pStyle w:val="Compact"/>
+              <w:jc w:val="left"/>
             </w:pPr>
             <w:r>
               <w:rPr>
@@ -9241,6 +9588,7 @@
           <w:p>
             <w:pPr>
               <w:pStyle w:val="Compact"/>
+              <w:jc w:val="left"/>
             </w:pPr>
             <w:r>
               <w:t xml:space="preserve">Comando Cisco de NAT destino</w:t>
@@ -9266,7 +9614,7 @@
       <w:r>
         <w:t xml:space="preserve"> </w:t>
       </w:r>
-      <w:hyperlink r:id="rId38">
+      <w:hyperlink r:id="rId49">
         <w:r>
           <w:rPr>
             <w:rStyle w:val="Hyperlink"/>
@@ -9293,7 +9641,7 @@
       <w:r>
         <w:t xml:space="preserve"> </w:t>
       </w:r>
-      <w:hyperlink r:id="rId14">
+      <w:hyperlink r:id="rId25">
         <w:r>
           <w:rPr>
             <w:rStyle w:val="Hyperlink"/>
@@ -9320,7 +9668,7 @@
       <w:r>
         <w:t xml:space="preserve"> </w:t>
       </w:r>
-      <w:hyperlink r:id="rId16">
+      <w:hyperlink r:id="rId27">
         <w:r>
           <w:rPr>
             <w:rStyle w:val="Hyperlink"/>
@@ -9329,9 +9677,9 @@
         </w:r>
       </w:hyperlink>
     </w:p>
-    <w:bookmarkEnd w:id="85"/>
-    <w:bookmarkEnd w:id="86"/>
-    <w:bookmarkStart w:id="96" w:name="tabla-nat-y-verificación"/>
+    <w:bookmarkEnd w:id="96"/>
+    <w:bookmarkEnd w:id="97"/>
+    <w:bookmarkStart w:id="107" w:name="tabla-nat-y-verificación"/>
     <w:p>
       <w:pPr>
         <w:pStyle w:val="Heading1"/>
@@ -9395,7 +9743,7 @@
         </w:pict>
       </w:r>
     </w:p>
-    <w:bookmarkStart w:id="87" w:name="la-idea-en-una-frase-5"/>
+    <w:bookmarkStart w:id="98" w:name="la-idea-en-una-frase-5"/>
     <w:p>
       <w:pPr>
         <w:pStyle w:val="Heading2"/>
@@ -9431,7 +9779,13 @@
         <w:t xml:space="preserve"> </w:t>
       </w:r>
       <w:r>
-        <w:t xml:space="preserve">“configura NAT”</w:t>
+        <w:t xml:space="preserve">“</w:t>
+      </w:r>
+      <w:r>
+        <w:t xml:space="preserve">configura NAT</w:t>
+      </w:r>
+      <w:r>
+        <w:t xml:space="preserve">”</w:t>
       </w:r>
       <w:r>
         <w:t xml:space="preserve"> </w:t>
@@ -9443,7 +9797,13 @@
         <w:t xml:space="preserve"> </w:t>
       </w:r>
       <w:r>
-        <w:t xml:space="preserve">“sabe que NAT funciona”</w:t>
+        <w:t xml:space="preserve">“</w:t>
+      </w:r>
+      <w:r>
+        <w:t xml:space="preserve">sabe que NAT funciona</w:t>
+      </w:r>
+      <w:r>
+        <w:t xml:space="preserve">”</w:t>
       </w:r>
       <w:r>
         <w:t xml:space="preserve">.</w:t>
@@ -9477,8 +9837,8 @@
         </w:pict>
       </w:r>
     </w:p>
-    <w:bookmarkEnd w:id="87"/>
-    <w:bookmarkStart w:id="89" w:name="los-4-campos-de-la-tabla"/>
+    <w:bookmarkEnd w:id="98"/>
+    <w:bookmarkStart w:id="100" w:name="los-4-campos-de-la-tabla"/>
     <w:p>
       <w:pPr>
         <w:pStyle w:val="Heading2"/>
@@ -9519,6 +9879,7 @@
       <w:tblPr>
         <w:tblStyle w:val="Table"/>
         <w:tblW w:type="pct" w:w="5000"/>
+        <w:jc w:val="left"/>
         <w:tblLayout w:type="fixed"/>
         <w:tblLook w:firstRow="1" w:lastRow="0" w:firstColumn="0" w:lastColumn="0" w:noHBand="0" w:noVBand="0" w:val="0020"/>
       </w:tblPr>
@@ -9535,6 +9896,7 @@
           <w:p>
             <w:pPr>
               <w:pStyle w:val="Compact"/>
+              <w:jc w:val="left"/>
             </w:pPr>
             <w:r>
               <w:t xml:space="preserve">Campo</w:t>
@@ -9546,6 +9908,7 @@
           <w:p>
             <w:pPr>
               <w:pStyle w:val="Compact"/>
+              <w:jc w:val="left"/>
             </w:pPr>
             <w:r>
               <w:t xml:space="preserve">Qué es</w:t>
@@ -9559,6 +9922,7 @@
           <w:p>
             <w:pPr>
               <w:pStyle w:val="Compact"/>
+              <w:jc w:val="left"/>
             </w:pPr>
             <w:r>
               <w:rPr>
@@ -9574,6 +9938,7 @@
           <w:p>
             <w:pPr>
               <w:pStyle w:val="Compact"/>
+              <w:jc w:val="left"/>
             </w:pPr>
             <w:r>
               <w:t xml:space="preserve">La IP real del PC en la LAN (tal como la ve tu red)</w:t>
@@ -9587,6 +9952,7 @@
           <w:p>
             <w:pPr>
               <w:pStyle w:val="Compact"/>
+              <w:jc w:val="left"/>
             </w:pPr>
             <w:r>
               <w:rPr>
@@ -9602,6 +9968,7 @@
           <w:p>
             <w:pPr>
               <w:pStyle w:val="Compact"/>
+              <w:jc w:val="left"/>
             </w:pPr>
             <w:r>
               <w:t xml:space="preserve">La IP pública traducida (tal como la ve Internet)</w:t>
@@ -9615,6 +9982,7 @@
           <w:p>
             <w:pPr>
               <w:pStyle w:val="Compact"/>
+              <w:jc w:val="left"/>
             </w:pPr>
             <w:r>
               <w:rPr>
@@ -9630,6 +9998,7 @@
           <w:p>
             <w:pPr>
               <w:pStyle w:val="Compact"/>
+              <w:jc w:val="left"/>
             </w:pPr>
             <w:r>
               <w:t xml:space="preserve">El destino tal como lo ve el PC (normalmente igual al global)</w:t>
@@ -9643,6 +10012,7 @@
           <w:p>
             <w:pPr>
               <w:pStyle w:val="Compact"/>
+              <w:jc w:val="left"/>
             </w:pPr>
             <w:r>
               <w:rPr>
@@ -9658,6 +10028,7 @@
           <w:p>
             <w:pPr>
               <w:pStyle w:val="Compact"/>
+              <w:jc w:val="left"/>
             </w:pPr>
             <w:r>
               <w:t xml:space="preserve">El destino real en Internet (8.8.8.8)</w:t>
@@ -9693,7 +10064,13 @@
         <w:t xml:space="preserve"> </w:t>
       </w:r>
       <w:r>
-        <w:t xml:space="preserve">“local”</w:t>
+        <w:t xml:space="preserve">“</w:t>
+      </w:r>
+      <w:r>
+        <w:t xml:space="preserve">local</w:t>
+      </w:r>
+      <w:r>
+        <w:t xml:space="preserve">”</w:t>
       </w:r>
       <w:r>
         <w:t xml:space="preserve"> </w:t>
@@ -9718,7 +10095,13 @@
         <w:t xml:space="preserve"> </w:t>
       </w:r>
       <w:r>
-        <w:t xml:space="preserve">“global”</w:t>
+        <w:t xml:space="preserve">“</w:t>
+      </w:r>
+      <w:r>
+        <w:t xml:space="preserve">global</w:t>
+      </w:r>
+      <w:r>
+        <w:t xml:space="preserve">”</w:t>
       </w:r>
       <w:r>
         <w:t xml:space="preserve"> </w:t>
@@ -9753,7 +10136,7 @@
         <w:t xml:space="preserve">; el destino exterior (Outside) casi siempre es el mismo en ambos.</w:t>
       </w:r>
     </w:p>
-    <w:bookmarkStart w:id="88" w:name="ejemplo-con-dos-pcs-a-la-vez"/>
+    <w:bookmarkStart w:id="99" w:name="ejemplo-con-dos-pcs-a-la-vez"/>
     <w:p>
       <w:pPr>
         <w:pStyle w:val="Heading3"/>
@@ -9849,9 +10232,9 @@
         </w:pict>
       </w:r>
     </w:p>
-    <w:bookmarkEnd w:id="88"/>
-    <w:bookmarkEnd w:id="89"/>
-    <w:bookmarkStart w:id="90" w:name="comandos-de-verificación-en-cisco"/>
+    <w:bookmarkEnd w:id="99"/>
+    <w:bookmarkEnd w:id="100"/>
+    <w:bookmarkStart w:id="101" w:name="comandos-de-verificación-en-cisco"/>
     <w:p>
       <w:pPr>
         <w:pStyle w:val="Heading2"/>
@@ -9938,6 +10321,7 @@
       <w:tblPr>
         <w:tblStyle w:val="Table"/>
         <w:tblW w:type="pct" w:w="5000"/>
+        <w:jc w:val="left"/>
         <w:tblLayout w:type="fixed"/>
         <w:tblLook w:firstRow="1" w:lastRow="0" w:firstColumn="0" w:lastColumn="0" w:noHBand="0" w:noVBand="0" w:val="0020"/>
       </w:tblPr>
@@ -9954,6 +10338,7 @@
           <w:p>
             <w:pPr>
               <w:pStyle w:val="Compact"/>
+              <w:jc w:val="left"/>
             </w:pPr>
             <w:r>
               <w:t xml:space="preserve">Comando</w:t>
@@ -9965,6 +10350,7 @@
           <w:p>
             <w:pPr>
               <w:pStyle w:val="Compact"/>
+              <w:jc w:val="left"/>
             </w:pPr>
             <w:r>
               <w:t xml:space="preserve">Para qué</w:t>
@@ -9978,6 +10364,7 @@
           <w:p>
             <w:pPr>
               <w:pStyle w:val="Compact"/>
+              <w:jc w:val="left"/>
             </w:pPr>
             <w:r>
               <w:rPr>
@@ -9992,6 +10379,7 @@
           <w:p>
             <w:pPr>
               <w:pStyle w:val="Compact"/>
+              <w:jc w:val="left"/>
             </w:pPr>
             <w:r>
               <w:t xml:space="preserve">Ver las entradas activas (la tabla completa)</w:t>
@@ -10005,6 +10393,7 @@
           <w:p>
             <w:pPr>
               <w:pStyle w:val="Compact"/>
+              <w:jc w:val="left"/>
             </w:pPr>
             <w:r>
               <w:rPr>
@@ -10019,6 +10408,7 @@
           <w:p>
             <w:pPr>
               <w:pStyle w:val="Compact"/>
+              <w:jc w:val="left"/>
             </w:pPr>
             <w:r>
               <w:t xml:space="preserve">Contadores: cuántas traducciones se han creado, hits, misses…</w:t>
@@ -10032,6 +10422,7 @@
           <w:p>
             <w:pPr>
               <w:pStyle w:val="Compact"/>
+              <w:jc w:val="left"/>
             </w:pPr>
             <w:r>
               <w:rPr>
@@ -10046,6 +10437,7 @@
           <w:p>
             <w:pPr>
               <w:pStyle w:val="Compact"/>
+              <w:jc w:val="left"/>
             </w:pPr>
             <w:r>
               <w:t xml:space="preserve">Vaciar la tabla (fuerza a empezar de cero, útil al depurar)</w:t>
@@ -10059,6 +10451,7 @@
           <w:p>
             <w:pPr>
               <w:pStyle w:val="Compact"/>
+              <w:jc w:val="left"/>
             </w:pPr>
             <w:r>
               <w:rPr>
@@ -10073,6 +10466,7 @@
           <w:p>
             <w:pPr>
               <w:pStyle w:val="Compact"/>
+              <w:jc w:val="left"/>
             </w:pPr>
             <w:r>
               <w:t xml:space="preserve">Mostrar en vivo cada traducción que ocurre (con cuidado: satura la consola)</w:t>
@@ -10172,8 +10566,8 @@
         </w:pict>
       </w:r>
     </w:p>
-    <w:bookmarkEnd w:id="90"/>
-    <w:bookmarkStart w:id="91" w:name="timeouts-cuánto-vive-una-entrada"/>
+    <w:bookmarkEnd w:id="101"/>
+    <w:bookmarkStart w:id="102" w:name="timeouts-cuánto-vive-una-entrada"/>
     <w:p>
       <w:pPr>
         <w:pStyle w:val="Heading2"/>
@@ -10207,6 +10601,7 @@
       <w:tblPr>
         <w:tblStyle w:val="Table"/>
         <w:tblW w:type="pct" w:w="5000"/>
+        <w:jc w:val="left"/>
         <w:tblLayout w:type="fixed"/>
         <w:tblLook w:firstRow="1" w:lastRow="0" w:firstColumn="0" w:lastColumn="0" w:noHBand="0" w:noVBand="0" w:val="0020"/>
       </w:tblPr>
@@ -10223,6 +10618,7 @@
           <w:p>
             <w:pPr>
               <w:pStyle w:val="Compact"/>
+              <w:jc w:val="left"/>
             </w:pPr>
             <w:r>
               <w:t xml:space="preserve">Protocolo</w:t>
@@ -10234,6 +10630,7 @@
           <w:p>
             <w:pPr>
               <w:pStyle w:val="Compact"/>
+              <w:jc w:val="left"/>
             </w:pPr>
             <w:r>
               <w:t xml:space="preserve">Timeout típico</w:t>
@@ -10247,6 +10644,7 @@
           <w:p>
             <w:pPr>
               <w:pStyle w:val="Compact"/>
+              <w:jc w:val="left"/>
             </w:pPr>
             <w:r>
               <w:rPr>
@@ -10262,6 +10660,7 @@
           <w:p>
             <w:pPr>
               <w:pStyle w:val="Compact"/>
+              <w:jc w:val="left"/>
             </w:pPr>
             <w:r>
               <w:t xml:space="preserve">~300 s (5 minutos)</w:t>
@@ -10275,6 +10674,7 @@
           <w:p>
             <w:pPr>
               <w:pStyle w:val="Compact"/>
+              <w:jc w:val="left"/>
             </w:pPr>
             <w:r>
               <w:rPr>
@@ -10290,6 +10690,7 @@
           <w:p>
             <w:pPr>
               <w:pStyle w:val="Compact"/>
+              <w:jc w:val="left"/>
             </w:pPr>
             <w:r>
               <w:t xml:space="preserve">Variable según el estado de la conexión (menos si se cierra limpiamente)</w:t>
@@ -10303,6 +10704,7 @@
           <w:p>
             <w:pPr>
               <w:pStyle w:val="Compact"/>
+              <w:jc w:val="left"/>
             </w:pPr>
             <w:r>
               <w:rPr>
@@ -10318,6 +10720,7 @@
           <w:p>
             <w:pPr>
               <w:pStyle w:val="Compact"/>
+              <w:jc w:val="left"/>
             </w:pPr>
             <w:r>
               <w:t xml:space="preserve">Corto (segundos/minutos)</w:t>
@@ -10353,7 +10756,13 @@
         <w:t xml:space="preserve"> </w:t>
       </w:r>
       <w:r>
-        <w:t xml:space="preserve">“NAT saturado”</w:t>
+        <w:t xml:space="preserve">“</w:t>
+      </w:r>
+      <w:r>
+        <w:t xml:space="preserve">NAT saturado</w:t>
+      </w:r>
+      <w:r>
+        <w:t xml:space="preserve">”</w:t>
       </w:r>
       <w:r>
         <w:t xml:space="preserve"> </w:t>
@@ -10369,8 +10778,8 @@
         </w:pict>
       </w:r>
     </w:p>
-    <w:bookmarkEnd w:id="91"/>
-    <w:bookmarkStart w:id="92" w:name="cómo-verificar-que-nat-funciona"/>
+    <w:bookmarkEnd w:id="102"/>
+    <w:bookmarkStart w:id="103" w:name="cómo-verificar-que-nat-funciona"/>
     <w:p>
       <w:pPr>
         <w:pStyle w:val="Heading2"/>
@@ -10490,7 +10899,7 @@
       <w:r>
         <w:t xml:space="preserve"> </w:t>
       </w:r>
-      <w:hyperlink r:id="rId19">
+      <w:hyperlink r:id="rId30">
         <w:r>
           <w:rPr>
             <w:rStyle w:val="Hyperlink"/>
@@ -10512,8 +10921,8 @@
         </w:pict>
       </w:r>
     </w:p>
-    <w:bookmarkEnd w:id="92"/>
-    <w:bookmarkStart w:id="93" w:name="mini-chequeo-5"/>
+    <w:bookmarkEnd w:id="103"/>
+    <w:bookmarkStart w:id="104" w:name="mini-chequeo-5"/>
     <w:p>
       <w:pPr>
         <w:pStyle w:val="Heading2"/>
@@ -10689,8 +11098,8 @@
         </w:pict>
       </w:r>
     </w:p>
-    <w:bookmarkEnd w:id="93"/>
-    <w:bookmarkStart w:id="94" w:name="resumen-en-3-frases-5"/>
+    <w:bookmarkEnd w:id="104"/>
+    <w:bookmarkStart w:id="105" w:name="resumen-en-3-frases-5"/>
     <w:p>
       <w:pPr>
         <w:pStyle w:val="Heading2"/>
@@ -10838,8 +11247,8 @@
         <w:t xml:space="preserve">Las entradas caducan por timeout (UDP ~5 min, TCP ~24 h) y, si la tabla se llena, el tráfico nuevo se descarta.</w:t>
       </w:r>
     </w:p>
-    <w:bookmarkEnd w:id="94"/>
-    <w:bookmarkStart w:id="95" w:name="vocabulario-rápido-5"/>
+    <w:bookmarkEnd w:id="105"/>
+    <w:bookmarkStart w:id="106" w:name="vocabulario-rápido-5"/>
     <w:p>
       <w:pPr>
         <w:pStyle w:val="Heading2"/>
@@ -10852,6 +11261,7 @@
       <w:tblPr>
         <w:tblStyle w:val="Table"/>
         <w:tblW w:type="auto" w:w="0"/>
+        <w:jc w:val="left"/>
         <w:tblLook w:firstRow="1" w:lastRow="0" w:firstColumn="0" w:lastColumn="0" w:noHBand="0" w:noVBand="0" w:val="0020"/>
       </w:tblPr>
       <w:tblGrid>
@@ -10867,6 +11277,7 @@
           <w:p>
             <w:pPr>
               <w:pStyle w:val="Compact"/>
+              <w:jc w:val="left"/>
             </w:pPr>
             <w:r>
               <w:t xml:space="preserve">Término</w:t>
@@ -10878,6 +11289,7 @@
           <w:p>
             <w:pPr>
               <w:pStyle w:val="Compact"/>
+              <w:jc w:val="left"/>
             </w:pPr>
             <w:r>
               <w:t xml:space="preserve">Idea general</w:t>
@@ -10891,6 +11303,7 @@
           <w:p>
             <w:pPr>
               <w:pStyle w:val="Compact"/>
+              <w:jc w:val="left"/>
             </w:pPr>
             <w:r>
               <w:t xml:space="preserve">Inside local</w:t>
@@ -10902,6 +11315,7 @@
           <w:p>
             <w:pPr>
               <w:pStyle w:val="Compact"/>
+              <w:jc w:val="left"/>
             </w:pPr>
             <w:r>
               <w:t xml:space="preserve">IP del equipo interno vista desde la LAN</w:t>
@@ -10915,6 +11329,7 @@
           <w:p>
             <w:pPr>
               <w:pStyle w:val="Compact"/>
+              <w:jc w:val="left"/>
             </w:pPr>
             <w:r>
               <w:t xml:space="preserve">Inside global</w:t>
@@ -10926,6 +11341,7 @@
           <w:p>
             <w:pPr>
               <w:pStyle w:val="Compact"/>
+              <w:jc w:val="left"/>
             </w:pPr>
             <w:r>
               <w:t xml:space="preserve">IP pública traducida vista desde Internet</w:t>
@@ -10939,6 +11355,7 @@
           <w:p>
             <w:pPr>
               <w:pStyle w:val="Compact"/>
+              <w:jc w:val="left"/>
             </w:pPr>
             <w:r>
               <w:t xml:space="preserve">Outside local/global</w:t>
@@ -10950,6 +11367,7 @@
           <w:p>
             <w:pPr>
               <w:pStyle w:val="Compact"/>
+              <w:jc w:val="left"/>
             </w:pPr>
             <w:r>
               <w:t xml:space="preserve">Destino visto desde dentro / desde fuera</w:t>
@@ -10963,6 +11381,7 @@
           <w:p>
             <w:pPr>
               <w:pStyle w:val="Compact"/>
+              <w:jc w:val="left"/>
             </w:pPr>
             <w:r>
               <w:t xml:space="preserve">Timeout NAT</w:t>
@@ -10974,6 +11393,7 @@
           <w:p>
             <w:pPr>
               <w:pStyle w:val="Compact"/>
+              <w:jc w:val="left"/>
             </w:pPr>
             <w:r>
               <w:t xml:space="preserve">Tiempo de vida de una entrada dinámica</w:t>
@@ -10987,6 +11407,7 @@
           <w:p>
             <w:pPr>
               <w:pStyle w:val="Compact"/>
+              <w:jc w:val="left"/>
             </w:pPr>
             <w:r>
               <w:t xml:space="preserve">clear ip nat translation *</w:t>
@@ -10998,6 +11419,7 @@
           <w:p>
             <w:pPr>
               <w:pStyle w:val="Compact"/>
+              <w:jc w:val="left"/>
             </w:pPr>
             <w:r>
               <w:t xml:space="preserve">Vaciar la tabla NAT</w:t>
@@ -11023,7 +11445,7 @@
       <w:r>
         <w:t xml:space="preserve"> </w:t>
       </w:r>
-      <w:hyperlink r:id="rId38">
+      <w:hyperlink r:id="rId49">
         <w:r>
           <w:rPr>
             <w:rStyle w:val="Hyperlink"/>
@@ -11050,7 +11472,7 @@
       <w:r>
         <w:t xml:space="preserve"> </w:t>
       </w:r>
-      <w:hyperlink r:id="rId15">
+      <w:hyperlink r:id="rId26">
         <w:r>
           <w:rPr>
             <w:rStyle w:val="Hyperlink"/>
@@ -11077,7 +11499,7 @@
       <w:r>
         <w:t xml:space="preserve"> </w:t>
       </w:r>
-      <w:hyperlink r:id="rId17">
+      <w:hyperlink r:id="rId28">
         <w:r>
           <w:rPr>
             <w:rStyle w:val="Hyperlink"/>
@@ -11086,9 +11508,9 @@
         </w:r>
       </w:hyperlink>
     </w:p>
-    <w:bookmarkEnd w:id="95"/>
-    <w:bookmarkEnd w:id="96"/>
-    <w:bookmarkStart w:id="109" w:name="problemas-y-soluciones"/>
+    <w:bookmarkEnd w:id="106"/>
+    <w:bookmarkEnd w:id="107"/>
+    <w:bookmarkStart w:id="120" w:name="problemas-y-soluciones"/>
     <w:p>
       <w:pPr>
         <w:pStyle w:val="Heading1"/>
@@ -11152,7 +11574,7 @@
         </w:pict>
       </w:r>
     </w:p>
-    <w:bookmarkStart w:id="97" w:name="la-idea-en-una-frase-6"/>
+    <w:bookmarkStart w:id="108" w:name="la-idea-en-una-frase-6"/>
     <w:p>
       <w:pPr>
         <w:pStyle w:val="Heading2"/>
@@ -11271,8 +11693,8 @@
         </w:pict>
       </w:r>
     </w:p>
-    <w:bookmarkEnd w:id="97"/>
-    <w:bookmarkStart w:id="99" w:name="la-tabla-de-los-problemas-clásicos"/>
+    <w:bookmarkEnd w:id="108"/>
+    <w:bookmarkStart w:id="110" w:name="la-tabla-de-los-problemas-clásicos"/>
     <w:p>
       <w:pPr>
         <w:pStyle w:val="Heading2"/>
@@ -11285,6 +11707,7 @@
       <w:tblPr>
         <w:tblStyle w:val="Table"/>
         <w:tblW w:type="pct" w:w="5000"/>
+        <w:jc w:val="left"/>
         <w:tblLayout w:type="fixed"/>
         <w:tblLook w:firstRow="1" w:lastRow="0" w:firstColumn="0" w:lastColumn="0" w:noHBand="0" w:noVBand="0" w:val="0020"/>
       </w:tblPr>
@@ -11302,6 +11725,7 @@
           <w:p>
             <w:pPr>
               <w:pStyle w:val="Compact"/>
+              <w:jc w:val="left"/>
             </w:pPr>
             <w:r>
               <w:t xml:space="preserve">Aplicación</w:t>
@@ -11313,6 +11737,7 @@
           <w:p>
             <w:pPr>
               <w:pStyle w:val="Compact"/>
+              <w:jc w:val="left"/>
             </w:pPr>
             <w:r>
               <w:t xml:space="preserve">Problema</w:t>
@@ -11324,6 +11749,7 @@
           <w:p>
             <w:pPr>
               <w:pStyle w:val="Compact"/>
+              <w:jc w:val="left"/>
             </w:pPr>
             <w:r>
               <w:t xml:space="preserve">Solución</w:t>
@@ -11337,6 +11763,7 @@
           <w:p>
             <w:pPr>
               <w:pStyle w:val="Compact"/>
+              <w:jc w:val="left"/>
             </w:pPr>
             <w:r>
               <w:rPr>
@@ -11352,6 +11779,7 @@
           <w:p>
             <w:pPr>
               <w:pStyle w:val="Compact"/>
+              <w:jc w:val="left"/>
             </w:pPr>
             <w:r>
               <w:t xml:space="preserve">El servidor intenta conectar al cliente por un puerto, pero NAT no sabe a quién</w:t>
@@ -11363,6 +11791,7 @@
           <w:p>
             <w:pPr>
               <w:pStyle w:val="Compact"/>
+              <w:jc w:val="left"/>
             </w:pPr>
             <w:r>
               <w:t xml:space="preserve">ALG FTP en el router, o FTP pasivo</w:t>
@@ -11376,6 +11805,7 @@
           <w:p>
             <w:pPr>
               <w:pStyle w:val="Compact"/>
+              <w:jc w:val="left"/>
             </w:pPr>
             <w:r>
               <w:rPr>
@@ -11391,6 +11821,7 @@
           <w:p>
             <w:pPr>
               <w:pStyle w:val="Compact"/>
+              <w:jc w:val="left"/>
             </w:pPr>
             <w:r>
               <w:t xml:space="preserve">Las IPs en el payload del protocolo no se traducen</w:t>
@@ -11402,6 +11833,7 @@
           <w:p>
             <w:pPr>
               <w:pStyle w:val="Compact"/>
+              <w:jc w:val="left"/>
             </w:pPr>
             <w:r>
               <w:t xml:space="preserve">ALG SIP, STUN, TURN</w:t>
@@ -11415,6 +11847,7 @@
           <w:p>
             <w:pPr>
               <w:pStyle w:val="Compact"/>
+              <w:jc w:val="left"/>
             </w:pPr>
             <w:r>
               <w:rPr>
@@ -11430,6 +11863,7 @@
           <w:p>
             <w:pPr>
               <w:pStyle w:val="Compact"/>
+              <w:jc w:val="left"/>
             </w:pPr>
             <w:r>
               <w:t xml:space="preserve">Necesitan puertos abiertos dinámicamente</w:t>
@@ -11441,6 +11875,7 @@
           <w:p>
             <w:pPr>
               <w:pStyle w:val="Compact"/>
+              <w:jc w:val="left"/>
             </w:pPr>
             <w:r>
               <w:t xml:space="preserve">UPnP, NAT-PMP, port forwarding manual</w:t>
@@ -11454,6 +11889,7 @@
           <w:p>
             <w:pPr>
               <w:pStyle w:val="Compact"/>
+              <w:jc w:val="left"/>
             </w:pPr>
             <w:r>
               <w:rPr>
@@ -11469,6 +11905,7 @@
           <w:p>
             <w:pPr>
               <w:pStyle w:val="Compact"/>
+              <w:jc w:val="left"/>
             </w:pPr>
             <w:r>
               <w:t xml:space="preserve">IPsec no pasa NAT sin configuración especial</w:t>
@@ -11480,6 +11917,7 @@
           <w:p>
             <w:pPr>
               <w:pStyle w:val="Compact"/>
+              <w:jc w:val="left"/>
             </w:pPr>
             <w:r>
               <w:t xml:space="preserve">NAT-T (NAT Traversal)</w:t>
@@ -11488,7 +11926,7 @@
         </w:tc>
       </w:tr>
     </w:tbl>
-    <w:bookmarkStart w:id="98" w:name="ftp-activo-el-ejemplo-estrella"/>
+    <w:bookmarkStart w:id="109" w:name="ftp-activo-el-ejemplo-estrella"/>
     <w:p>
       <w:pPr>
         <w:pStyle w:val="Heading3"/>
@@ -11521,7 +11959,13 @@
         <w:t xml:space="preserve"> </w:t>
       </w:r>
       <w:r>
-        <w:t xml:space="preserve">“conéctate a mí por el puerto 1025”</w:t>
+        <w:t xml:space="preserve">“</w:t>
+      </w:r>
+      <w:r>
+        <w:t xml:space="preserve">conéctate a mí por el puerto 1025</w:t>
+      </w:r>
+      <w:r>
+        <w:t xml:space="preserve">”</w:t>
       </w:r>
       <w:r>
         <w:t xml:space="preserve"> </w:t>
@@ -11622,9 +12066,9 @@
         </w:pict>
       </w:r>
     </w:p>
-    <w:bookmarkEnd w:id="98"/>
-    <w:bookmarkEnd w:id="99"/>
-    <w:bookmarkStart w:id="100" w:name="algs-los-traductores-del-payload"/>
+    <w:bookmarkEnd w:id="109"/>
+    <w:bookmarkEnd w:id="110"/>
+    <w:bookmarkStart w:id="111" w:name="algs-los-traductores-del-payload"/>
     <w:p>
       <w:pPr>
         <w:pStyle w:val="Heading2"/>
@@ -11702,8 +12146,8 @@
         </w:pict>
       </w:r>
     </w:p>
-    <w:bookmarkEnd w:id="100"/>
-    <w:bookmarkStart w:id="101" w:name="upnp-comodidad-con-riesgo"/>
+    <w:bookmarkEnd w:id="111"/>
+    <w:bookmarkStart w:id="112" w:name="upnp-comodidad-con-riesgo"/>
     <w:p>
       <w:pPr>
         <w:pStyle w:val="Heading2"/>
@@ -11810,8 +12254,8 @@
         </w:pict>
       </w:r>
     </w:p>
-    <w:bookmarkEnd w:id="101"/>
-    <w:bookmarkStart w:id="102" w:name="nat-t-el-puente-para-ipsec"/>
+    <w:bookmarkEnd w:id="112"/>
+    <w:bookmarkStart w:id="113" w:name="nat-t-el-puente-para-ipsec"/>
     <w:p>
       <w:pPr>
         <w:pStyle w:val="Heading2"/>
@@ -11963,8 +12407,8 @@
         </w:pict>
       </w:r>
     </w:p>
-    <w:bookmarkEnd w:id="102"/>
-    <w:bookmarkStart w:id="103" w:name="bonus-wan-heredada-ce-d"/>
+    <w:bookmarkEnd w:id="113"/>
+    <w:bookmarkStart w:id="114" w:name="bonus-wan-heredada-ce-d"/>
     <w:p>
       <w:pPr>
         <w:pStyle w:val="Heading2"/>
@@ -11998,6 +12442,7 @@
       <w:tblPr>
         <w:tblStyle w:val="Table"/>
         <w:tblW w:type="pct" w:w="5000"/>
+        <w:jc w:val="left"/>
         <w:tblLayout w:type="fixed"/>
         <w:tblLook w:firstRow="1" w:lastRow="0" w:firstColumn="0" w:lastColumn="0" w:noHBand="0" w:noVBand="0" w:val="0020"/>
       </w:tblPr>
@@ -12015,6 +12460,7 @@
           <w:p>
             <w:pPr>
               <w:pStyle w:val="Compact"/>
+              <w:jc w:val="left"/>
             </w:pPr>
             <w:r>
               <w:t xml:space="preserve">Tecnología</w:t>
@@ -12026,6 +12472,7 @@
           <w:p>
             <w:pPr>
               <w:pStyle w:val="Compact"/>
+              <w:jc w:val="left"/>
             </w:pPr>
             <w:r>
               <w:t xml:space="preserve">Qué era</w:t>
@@ -12037,6 +12484,7 @@
           <w:p>
             <w:pPr>
               <w:pStyle w:val="Compact"/>
+              <w:jc w:val="left"/>
             </w:pPr>
             <w:r>
               <w:t xml:space="preserve">Por qué se fue</w:t>
@@ -12050,6 +12498,7 @@
           <w:p>
             <w:pPr>
               <w:pStyle w:val="Compact"/>
+              <w:jc w:val="left"/>
             </w:pPr>
             <w:r>
               <w:rPr>
@@ -12071,6 +12520,7 @@
           <w:p>
             <w:pPr>
               <w:pStyle w:val="Compact"/>
+              <w:jc w:val="left"/>
             </w:pPr>
             <w:r>
               <w:t xml:space="preserve">Red digital de conmutación de circuitos: canales B de 64 kbps (dos para 128 kbps) y uno D para señalización</w:t>
@@ -12082,6 +12532,7 @@
           <w:p>
             <w:pPr>
               <w:pStyle w:val="Compact"/>
+              <w:jc w:val="left"/>
             </w:pPr>
             <w:r>
               <w:t xml:space="preserve">Cara y lenta: 128 kbps máximos frente a cualquier ADSL</w:t>
@@ -12095,6 +12546,7 @@
           <w:p>
             <w:pPr>
               <w:pStyle w:val="Compact"/>
+              <w:jc w:val="left"/>
             </w:pPr>
             <w:r>
               <w:rPr>
@@ -12110,6 +12562,7 @@
           <w:p>
             <w:pPr>
               <w:pStyle w:val="Compact"/>
+              <w:jc w:val="left"/>
             </w:pPr>
             <w:r>
               <w:t xml:space="preserve">Conmutación de paquetes sobre enlace dedicado, con PVC y un CIR que el operador prometía (y a veces cumplía)</w:t>
@@ -12121,6 +12574,7 @@
           <w:p>
             <w:pPr>
               <w:pStyle w:val="Compact"/>
+              <w:jc w:val="left"/>
             </w:pPr>
             <w:r>
               <w:t xml:space="preserve">Sustituida por MPLS y Ethernet de extremo a extremo</w:t>
@@ -12134,6 +12588,7 @@
           <w:p>
             <w:pPr>
               <w:pStyle w:val="Compact"/>
+              <w:jc w:val="left"/>
             </w:pPr>
             <w:r>
               <w:rPr>
@@ -12149,6 +12604,7 @@
           <w:p>
             <w:pPr>
               <w:pStyle w:val="Compact"/>
+              <w:jc w:val="left"/>
             </w:pPr>
             <w:r>
               <w:t xml:space="preserve">Banda ancha</w:t>
@@ -12176,6 +12632,7 @@
           <w:p>
             <w:pPr>
               <w:pStyle w:val="Compact"/>
+              <w:jc w:val="left"/>
             </w:pPr>
             <w:r>
               <w:t xml:space="preserve">Ganada por la fibra (FTTH); el cobre aún da algún servicio</w:t>
@@ -12211,7 +12668,13 @@
         <w:t xml:space="preserve"> </w:t>
       </w:r>
       <w:r>
-        <w:t xml:space="preserve">“aquí”</w:t>
+        <w:t xml:space="preserve">“</w:t>
+      </w:r>
+      <w:r>
+        <w:t xml:space="preserve">aquí</w:t>
+      </w:r>
+      <w:r>
+        <w:t xml:space="preserve">”</w:t>
       </w:r>
       <w:r>
         <w:t xml:space="preserve"> </w:t>
@@ -12223,7 +12686,13 @@
         <w:t xml:space="preserve"> </w:t>
       </w:r>
       <w:r>
-        <w:t xml:space="preserve">“allá”</w:t>
+        <w:t xml:space="preserve">“</w:t>
+      </w:r>
+      <w:r>
+        <w:t xml:space="preserve">allá</w:t>
+      </w:r>
+      <w:r>
+        <w:t xml:space="preserve">”</w:t>
       </w:r>
       <w:r>
         <w:t xml:space="preserve"> </w:t>
@@ -12239,8 +12708,8 @@
         </w:pict>
       </w:r>
     </w:p>
-    <w:bookmarkEnd w:id="103"/>
-    <w:bookmarkStart w:id="104" w:name="bonus-wifi-vs-wimax-ce-e"/>
+    <w:bookmarkEnd w:id="114"/>
+    <w:bookmarkStart w:id="115" w:name="bonus-wifi-vs-wimax-ce-e"/>
     <w:p>
       <w:pPr>
         <w:pStyle w:val="Heading2"/>
@@ -12290,6 +12759,7 @@
       <w:tblPr>
         <w:tblStyle w:val="Table"/>
         <w:tblW w:type="pct" w:w="5000"/>
+        <w:jc w:val="left"/>
         <w:tblLayout w:type="fixed"/>
         <w:tblLook w:firstRow="1" w:lastRow="0" w:firstColumn="0" w:lastColumn="0" w:noHBand="0" w:noVBand="0" w:val="0020"/>
       </w:tblPr>
@@ -12307,6 +12777,7 @@
           <w:p>
             <w:pPr>
               <w:pStyle w:val="Compact"/>
+              <w:jc w:val="left"/>
             </w:pPr>
             <w:r>
               <w:t xml:space="preserve">Aspecto</w:t>
@@ -12318,6 +12789,7 @@
           <w:p>
             <w:pPr>
               <w:pStyle w:val="Compact"/>
+              <w:jc w:val="left"/>
             </w:pPr>
             <w:r>
               <w:t xml:space="preserve">WiFi (802.11)</w:t>
@@ -12329,6 +12801,7 @@
           <w:p>
             <w:pPr>
               <w:pStyle w:val="Compact"/>
+              <w:jc w:val="left"/>
             </w:pPr>
             <w:r>
               <w:t xml:space="preserve">WiMax (802.16)</w:t>
@@ -12342,6 +12815,7 @@
           <w:p>
             <w:pPr>
               <w:pStyle w:val="Compact"/>
+              <w:jc w:val="left"/>
             </w:pPr>
             <w:r>
               <w:t xml:space="preserve">Alcance</w:t>
@@ -12353,6 +12827,7 @@
           <w:p>
             <w:pPr>
               <w:pStyle w:val="Compact"/>
+              <w:jc w:val="left"/>
             </w:pPr>
             <w:r>
               <w:t xml:space="preserve">Metros (una casa, una oficina)</w:t>
@@ -12364,6 +12839,7 @@
           <w:p>
             <w:pPr>
               <w:pStyle w:val="Compact"/>
+              <w:jc w:val="left"/>
             </w:pPr>
             <w:r>
               <w:t xml:space="preserve">Kilómetros (una ciudad, una zona rural)</w:t>
@@ -12377,6 +12853,7 @@
           <w:p>
             <w:pPr>
               <w:pStyle w:val="Compact"/>
+              <w:jc w:val="left"/>
             </w:pPr>
             <w:r>
               <w:t xml:space="preserve">Estándar</w:t>
@@ -12388,6 +12865,7 @@
           <w:p>
             <w:pPr>
               <w:pStyle w:val="Compact"/>
+              <w:jc w:val="left"/>
             </w:pPr>
             <w:r>
               <w:t xml:space="preserve">IEEE 802.11</w:t>
@@ -12399,6 +12877,7 @@
           <w:p>
             <w:pPr>
               <w:pStyle w:val="Compact"/>
+              <w:jc w:val="left"/>
             </w:pPr>
             <w:r>
               <w:t xml:space="preserve">IEEE 802.16</w:t>
@@ -12412,6 +12891,7 @@
           <w:p>
             <w:pPr>
               <w:pStyle w:val="Compact"/>
+              <w:jc w:val="left"/>
             </w:pPr>
             <w:r>
               <w:t xml:space="preserve">Uso típico</w:t>
@@ -12423,6 +12903,7 @@
           <w:p>
             <w:pPr>
               <w:pStyle w:val="Compact"/>
+              <w:jc w:val="left"/>
             </w:pPr>
             <w:r>
               <w:t xml:space="preserve">LAN inalámbrica doméstica/empresa</w:t>
@@ -12434,6 +12915,7 @@
           <w:p>
             <w:pPr>
               <w:pStyle w:val="Compact"/>
+              <w:jc w:val="left"/>
             </w:pPr>
             <w:r>
               <w:t xml:space="preserve">Acceso de banda ancha de larga distancia</w:t>
@@ -12447,6 +12929,7 @@
           <w:p>
             <w:pPr>
               <w:pStyle w:val="Compact"/>
+              <w:jc w:val="left"/>
             </w:pPr>
             <w:r>
               <w:t xml:space="preserve">Modelo</w:t>
@@ -12458,6 +12941,7 @@
           <w:p>
             <w:pPr>
               <w:pStyle w:val="Compact"/>
+              <w:jc w:val="left"/>
             </w:pPr>
             <w:r>
               <w:t xml:space="preserve">Acceso local al propio router</w:t>
@@ -12469,6 +12953,7 @@
           <w:p>
             <w:pPr>
               <w:pStyle w:val="Compact"/>
+              <w:jc w:val="left"/>
             </w:pPr>
             <w:r>
               <w:t xml:space="preserve">Alternativa al cable/ADSL en zonas sin cobertura</w:t>
@@ -12505,6 +12990,7 @@
       <w:tblPr>
         <w:tblStyle w:val="Table"/>
         <w:tblW w:type="auto" w:w="0"/>
+        <w:jc w:val="left"/>
         <w:tblLook w:firstRow="1" w:lastRow="0" w:firstColumn="0" w:lastColumn="0" w:noHBand="0" w:noVBand="0" w:val="0020"/>
       </w:tblPr>
       <w:tblGrid>
@@ -12522,6 +13008,7 @@
           <w:p>
             <w:pPr>
               <w:pStyle w:val="Compact"/>
+              <w:jc w:val="left"/>
             </w:pPr>
             <w:r>
               <w:t xml:space="preserve">Estándar</w:t>
@@ -12533,6 +13020,7 @@
           <w:p>
             <w:pPr>
               <w:pStyle w:val="Compact"/>
+              <w:jc w:val="left"/>
             </w:pPr>
             <w:r>
               <w:t xml:space="preserve">Nombre comercial</w:t>
@@ -12544,6 +13032,7 @@
           <w:p>
             <w:pPr>
               <w:pStyle w:val="Compact"/>
+              <w:jc w:val="left"/>
             </w:pPr>
             <w:r>
               <w:t xml:space="preserve">Bandas</w:t>
@@ -12555,6 +13044,7 @@
           <w:p>
             <w:pPr>
               <w:pStyle w:val="Compact"/>
+              <w:jc w:val="left"/>
             </w:pPr>
             <w:r>
               <w:t xml:space="preserve">Velocidad máxima</w:t>
@@ -12568,6 +13058,7 @@
           <w:p>
             <w:pPr>
               <w:pStyle w:val="Compact"/>
+              <w:jc w:val="left"/>
             </w:pPr>
             <w:r>
               <w:t xml:space="preserve">802.11n</w:t>
@@ -12579,6 +13070,7 @@
           <w:p>
             <w:pPr>
               <w:pStyle w:val="Compact"/>
+              <w:jc w:val="left"/>
             </w:pPr>
             <w:r>
               <w:t xml:space="preserve">WiFi 4</w:t>
@@ -12590,6 +13082,7 @@
           <w:p>
             <w:pPr>
               <w:pStyle w:val="Compact"/>
+              <w:jc w:val="left"/>
             </w:pPr>
             <w:r>
               <w:t xml:space="preserve">2,4 y 5 GHz</w:t>
@@ -12601,6 +13094,7 @@
           <w:p>
             <w:pPr>
               <w:pStyle w:val="Compact"/>
+              <w:jc w:val="left"/>
             </w:pPr>
             <w:r>
               <w:t xml:space="preserve">~600 Mbps</w:t>
@@ -12614,6 +13108,7 @@
           <w:p>
             <w:pPr>
               <w:pStyle w:val="Compact"/>
+              <w:jc w:val="left"/>
             </w:pPr>
             <w:r>
               <w:t xml:space="preserve">802.11ac</w:t>
@@ -12625,6 +13120,7 @@
           <w:p>
             <w:pPr>
               <w:pStyle w:val="Compact"/>
+              <w:jc w:val="left"/>
             </w:pPr>
             <w:r>
               <w:t xml:space="preserve">WiFi 5</w:t>
@@ -12636,6 +13132,7 @@
           <w:p>
             <w:pPr>
               <w:pStyle w:val="Compact"/>
+              <w:jc w:val="left"/>
             </w:pPr>
             <w:r>
               <w:t xml:space="preserve">5 GHz</w:t>
@@ -12647,6 +13144,7 @@
           <w:p>
             <w:pPr>
               <w:pStyle w:val="Compact"/>
+              <w:jc w:val="left"/>
             </w:pPr>
             <w:r>
               <w:t xml:space="preserve">~1,3 Gbps (hasta 6,9 en multi-antena)</w:t>
@@ -12660,6 +13158,7 @@
           <w:p>
             <w:pPr>
               <w:pStyle w:val="Compact"/>
+              <w:jc w:val="left"/>
             </w:pPr>
             <w:r>
               <w:t xml:space="preserve">802.11ax</w:t>
@@ -12671,6 +13170,7 @@
           <w:p>
             <w:pPr>
               <w:pStyle w:val="Compact"/>
+              <w:jc w:val="left"/>
             </w:pPr>
             <w:r>
               <w:t xml:space="preserve">WiFi 6</w:t>
@@ -12682,6 +13182,7 @@
           <w:p>
             <w:pPr>
               <w:pStyle w:val="Compact"/>
+              <w:jc w:val="left"/>
             </w:pPr>
             <w:r>
               <w:t xml:space="preserve">2,4 + 5 GHz</w:t>
@@ -12693,6 +13194,7 @@
           <w:p>
             <w:pPr>
               <w:pStyle w:val="Compact"/>
+              <w:jc w:val="left"/>
             </w:pPr>
             <w:r>
               <w:t xml:space="preserve">~9,6 Gbps</w:t>
@@ -12706,6 +13208,7 @@
           <w:p>
             <w:pPr>
               <w:pStyle w:val="Compact"/>
+              <w:jc w:val="left"/>
             </w:pPr>
             <w:r>
               <w:t xml:space="preserve">802.11be</w:t>
@@ -12717,6 +13220,7 @@
           <w:p>
             <w:pPr>
               <w:pStyle w:val="Compact"/>
+              <w:jc w:val="left"/>
             </w:pPr>
             <w:r>
               <w:t xml:space="preserve">WiFi 7</w:t>
@@ -12728,6 +13232,7 @@
           <w:p>
             <w:pPr>
               <w:pStyle w:val="Compact"/>
+              <w:jc w:val="left"/>
             </w:pPr>
             <w:r>
               <w:t xml:space="preserve">2,4 + 5 + 6 GHz</w:t>
@@ -12739,6 +13244,7 @@
           <w:p>
             <w:pPr>
               <w:pStyle w:val="Compact"/>
+              <w:jc w:val="left"/>
             </w:pPr>
             <w:r>
               <w:t xml:space="preserve">~46 Gbps</w:t>
@@ -12774,7 +13280,13 @@
         <w:t xml:space="preserve"> </w:t>
       </w:r>
       <w:r>
-        <w:t xml:space="preserve">“6E”</w:t>
+        <w:t xml:space="preserve">“</w:t>
+      </w:r>
+      <w:r>
+        <w:t xml:space="preserve">6E</w:t>
+      </w:r>
+      <w:r>
+        <w:t xml:space="preserve">”</w:t>
       </w:r>
       <w:r>
         <w:t xml:space="preserve"> </w:t>
@@ -12816,8 +13328,8 @@
         </w:pict>
       </w:r>
     </w:p>
-    <w:bookmarkEnd w:id="104"/>
-    <w:bookmarkStart w:id="105" w:name="bonus-móvil-3g-y-3.5g-ce-f"/>
+    <w:bookmarkEnd w:id="115"/>
+    <w:bookmarkStart w:id="116" w:name="bonus-móvil-3g-y-3.5g-ce-f"/>
     <w:p>
       <w:pPr>
         <w:pStyle w:val="Heading2"/>
@@ -12851,6 +13363,7 @@
       <w:tblPr>
         <w:tblStyle w:val="Table"/>
         <w:tblW w:type="pct" w:w="5000"/>
+        <w:jc w:val="left"/>
         <w:tblLayout w:type="fixed"/>
         <w:tblLook w:firstRow="1" w:lastRow="0" w:firstColumn="0" w:lastColumn="0" w:noHBand="0" w:noVBand="0" w:val="0020"/>
       </w:tblPr>
@@ -12869,6 +13382,7 @@
           <w:p>
             <w:pPr>
               <w:pStyle w:val="Compact"/>
+              <w:jc w:val="left"/>
             </w:pPr>
             <w:r>
               <w:t xml:space="preserve">Tecnología</w:t>
@@ -12880,6 +13394,7 @@
           <w:p>
             <w:pPr>
               <w:pStyle w:val="Compact"/>
+              <w:jc w:val="left"/>
             </w:pPr>
             <w:r>
               <w:t xml:space="preserve">Generación</w:t>
@@ -12891,6 +13406,7 @@
           <w:p>
             <w:pPr>
               <w:pStyle w:val="Compact"/>
+              <w:jc w:val="left"/>
             </w:pPr>
             <w:r>
               <w:t xml:space="preserve">Velocidad típica</w:t>
@@ -12902,6 +13418,7 @@
           <w:p>
             <w:pPr>
               <w:pStyle w:val="Compact"/>
+              <w:jc w:val="left"/>
             </w:pPr>
             <w:r>
               <w:t xml:space="preserve">Nota</w:t>
@@ -12915,6 +13432,7 @@
           <w:p>
             <w:pPr>
               <w:pStyle w:val="Compact"/>
+              <w:jc w:val="left"/>
             </w:pPr>
             <w:r>
               <w:rPr>
@@ -12930,6 +13448,7 @@
           <w:p>
             <w:pPr>
               <w:pStyle w:val="Compact"/>
+              <w:jc w:val="left"/>
             </w:pPr>
             <w:r>
               <w:t xml:space="preserve">3G</w:t>
@@ -12941,6 +13460,7 @@
           <w:p>
             <w:pPr>
               <w:pStyle w:val="Compact"/>
+              <w:jc w:val="left"/>
             </w:pPr>
             <w:r>
               <w:t xml:space="preserve">Hasta 384 kbps en móvil, 2 Mbps fijo</w:t>
@@ -12952,6 +13472,7 @@
           <w:p>
             <w:pPr>
               <w:pStyle w:val="Compact"/>
+              <w:jc w:val="left"/>
             </w:pPr>
             <w:r>
               <w:t xml:space="preserve">Heredera de GSM; convivió con EDGE (2.75G)</w:t>
@@ -12965,6 +13486,7 @@
           <w:p>
             <w:pPr>
               <w:pStyle w:val="Compact"/>
+              <w:jc w:val="left"/>
             </w:pPr>
             <w:r>
               <w:rPr>
@@ -12980,6 +13502,7 @@
           <w:p>
             <w:pPr>
               <w:pStyle w:val="Compact"/>
+              <w:jc w:val="left"/>
             </w:pPr>
             <w:r>
               <w:t xml:space="preserve">3.5G (</w:t>
@@ -13001,6 +13524,7 @@
           <w:p>
             <w:pPr>
               <w:pStyle w:val="Compact"/>
+              <w:jc w:val="left"/>
             </w:pPr>
             <w:r>
               <w:t xml:space="preserve">Hasta 14,4 Mbps bajando</w:t>
@@ -13012,6 +13536,7 @@
           <w:p>
             <w:pPr>
               <w:pStyle w:val="Compact"/>
+              <w:jc w:val="left"/>
             </w:pPr>
             <w:r>
               <w:t xml:space="preserve">Evolución de UMTS con conmutación de paquetes: el</w:t>
@@ -13020,7 +13545,13 @@
               <w:t xml:space="preserve"> </w:t>
             </w:r>
             <w:r>
-              <w:t xml:space="preserve">“3.5G”</w:t>
+              <w:t xml:space="preserve">“</w:t>
+            </w:r>
+            <w:r>
+              <w:t xml:space="preserve">3.5G</w:t>
+            </w:r>
+            <w:r>
+              <w:t xml:space="preserve">”</w:t>
             </w:r>
             <w:r>
               <w:t xml:space="preserve"> </w:t>
@@ -13076,8 +13607,8 @@
         </w:pict>
       </w:r>
     </w:p>
-    <w:bookmarkEnd w:id="105"/>
-    <w:bookmarkStart w:id="106" w:name="mini-chequeo-6"/>
+    <w:bookmarkEnd w:id="116"/>
+    <w:bookmarkStart w:id="117" w:name="mini-chequeo-6"/>
     <w:p>
       <w:pPr>
         <w:pStyle w:val="Heading2"/>
@@ -13231,8 +13762,8 @@
         </w:pict>
       </w:r>
     </w:p>
-    <w:bookmarkEnd w:id="106"/>
-    <w:bookmarkStart w:id="107" w:name="resumen-en-3-frases-6"/>
+    <w:bookmarkEnd w:id="117"/>
+    <w:bookmarkStart w:id="118" w:name="resumen-en-3-frases-6"/>
     <w:p>
       <w:pPr>
         <w:pStyle w:val="Heading2"/>
@@ -13351,8 +13882,8 @@
         <w:t xml:space="preserve">(802.16, kilómetros) son primas, no hermanas: WiFi va de la generación n a la be, y WiMax se quedó en su 802.16.</w:t>
       </w:r>
     </w:p>
-    <w:bookmarkEnd w:id="107"/>
-    <w:bookmarkStart w:id="108" w:name="vocabulario-rápido-6"/>
+    <w:bookmarkEnd w:id="118"/>
+    <w:bookmarkStart w:id="119" w:name="vocabulario-rápido-6"/>
     <w:p>
       <w:pPr>
         <w:pStyle w:val="Heading2"/>
@@ -13365,6 +13896,7 @@
       <w:tblPr>
         <w:tblStyle w:val="Table"/>
         <w:tblW w:type="pct" w:w="5000"/>
+        <w:jc w:val="left"/>
         <w:tblLayout w:type="fixed"/>
         <w:tblLook w:firstRow="1" w:lastRow="0" w:firstColumn="0" w:lastColumn="0" w:noHBand="0" w:noVBand="0" w:val="0020"/>
       </w:tblPr>
@@ -13381,6 +13913,7 @@
           <w:p>
             <w:pPr>
               <w:pStyle w:val="Compact"/>
+              <w:jc w:val="left"/>
             </w:pPr>
             <w:r>
               <w:t xml:space="preserve">Término</w:t>
@@ -13392,6 +13925,7 @@
           <w:p>
             <w:pPr>
               <w:pStyle w:val="Compact"/>
+              <w:jc w:val="left"/>
             </w:pPr>
             <w:r>
               <w:t xml:space="preserve">Idea general</w:t>
@@ -13405,6 +13939,7 @@
           <w:p>
             <w:pPr>
               <w:pStyle w:val="Compact"/>
+              <w:jc w:val="left"/>
             </w:pPr>
             <w:r>
               <w:t xml:space="preserve">ALG</w:t>
@@ -13416,6 +13951,7 @@
           <w:p>
             <w:pPr>
               <w:pStyle w:val="Compact"/>
+              <w:jc w:val="left"/>
             </w:pPr>
             <w:r>
               <w:t xml:space="preserve">Gateway que traduce IPs dentro del payload (FTP, SIP…)</w:t>
@@ -13429,6 +13965,7 @@
           <w:p>
             <w:pPr>
               <w:pStyle w:val="Compact"/>
+              <w:jc w:val="left"/>
             </w:pPr>
             <w:r>
               <w:t xml:space="preserve">UPnP</w:t>
@@ -13440,6 +13977,7 @@
           <w:p>
             <w:pPr>
               <w:pStyle w:val="Compact"/>
+              <w:jc w:val="left"/>
             </w:pPr>
             <w:r>
               <w:t xml:space="preserve">Apertura automática de puertos por petición del equipo interno</w:t>
@@ -13453,6 +13991,7 @@
           <w:p>
             <w:pPr>
               <w:pStyle w:val="Compact"/>
+              <w:jc w:val="left"/>
             </w:pPr>
             <w:r>
               <w:t xml:space="preserve">NAT-T</w:t>
@@ -13464,6 +14003,7 @@
           <w:p>
             <w:pPr>
               <w:pStyle w:val="Compact"/>
+              <w:jc w:val="left"/>
             </w:pPr>
             <w:r>
               <w:t xml:space="preserve">Encapsulado UDP (4500) para que IPsec atraviese NAT</w:t>
@@ -13477,6 +14017,7 @@
           <w:p>
             <w:pPr>
               <w:pStyle w:val="Compact"/>
+              <w:jc w:val="left"/>
             </w:pPr>
             <w:r>
               <w:t xml:space="preserve">STUN/TURN</w:t>
@@ -13488,6 +14029,7 @@
           <w:p>
             <w:pPr>
               <w:pStyle w:val="Compact"/>
+              <w:jc w:val="left"/>
             </w:pPr>
             <w:r>
               <w:t xml:space="preserve">Técnicas de NAT traversal para VoIP/WebRTC</w:t>
@@ -13501,6 +14043,7 @@
           <w:p>
             <w:pPr>
               <w:pStyle w:val="Compact"/>
+              <w:jc w:val="left"/>
             </w:pPr>
             <w:r>
               <w:t xml:space="preserve">WiFi vs WiMax</w:t>
@@ -13512,6 +14055,7 @@
           <w:p>
             <w:pPr>
               <w:pStyle w:val="Compact"/>
+              <w:jc w:val="left"/>
             </w:pPr>
             <w:r>
               <w:t xml:space="preserve">802.11 (LAN, metros) vs 802.16 (MAN, kilómetros)</w:t>
@@ -13537,7 +14081,7 @@
       <w:r>
         <w:t xml:space="preserve"> </w:t>
       </w:r>
-      <w:hyperlink r:id="rId38">
+      <w:hyperlink r:id="rId49">
         <w:r>
           <w:rPr>
             <w:rStyle w:val="Hyperlink"/>
@@ -13564,7 +14108,7 @@
       <w:r>
         <w:t xml:space="preserve"> </w:t>
       </w:r>
-      <w:hyperlink r:id="rId16">
+      <w:hyperlink r:id="rId27">
         <w:r>
           <w:rPr>
             <w:rStyle w:val="Hyperlink"/>
@@ -13591,7 +14135,7 @@
       <w:r>
         <w:t xml:space="preserve"> </w:t>
       </w:r>
-      <w:hyperlink r:id="rId18">
+      <w:hyperlink r:id="rId29">
         <w:r>
           <w:rPr>
             <w:rStyle w:val="Hyperlink"/>
@@ -13600,9 +14144,9 @@
         </w:r>
       </w:hyperlink>
     </w:p>
-    <w:bookmarkEnd w:id="108"/>
-    <w:bookmarkEnd w:id="109"/>
-    <w:bookmarkStart w:id="121" w:name="configuración-completa"/>
+    <w:bookmarkEnd w:id="119"/>
+    <w:bookmarkEnd w:id="120"/>
+    <w:bookmarkStart w:id="132" w:name="configuración-completa"/>
     <w:p>
       <w:pPr>
         <w:pStyle w:val="Heading1"/>
@@ -13666,7 +14210,7 @@
         </w:pict>
       </w:r>
     </w:p>
-    <w:bookmarkStart w:id="110" w:name="la-idea-en-una-frase-7"/>
+    <w:bookmarkStart w:id="121" w:name="la-idea-en-una-frase-7"/>
     <w:p>
       <w:pPr>
         <w:pStyle w:val="Heading2"/>
@@ -13714,8 +14258,8 @@
         </w:pict>
       </w:r>
     </w:p>
-    <w:bookmarkEnd w:id="110"/>
-    <w:bookmarkStart w:id="111" w:name="escenario-del-laboratorio"/>
+    <w:bookmarkEnd w:id="121"/>
+    <w:bookmarkStart w:id="122" w:name="escenario-del-laboratorio"/>
     <w:p>
       <w:pPr>
         <w:pStyle w:val="Heading2"/>
@@ -13784,6 +14328,7 @@
       <w:tblPr>
         <w:tblStyle w:val="Table"/>
         <w:tblW w:type="auto" w:w="0"/>
+        <w:jc w:val="left"/>
         <w:tblLook w:firstRow="1" w:lastRow="0" w:firstColumn="0" w:lastColumn="0" w:noHBand="0" w:noVBand="0" w:val="0020"/>
       </w:tblPr>
       <w:tblGrid>
@@ -13800,6 +14345,7 @@
           <w:p>
             <w:pPr>
               <w:pStyle w:val="Compact"/>
+              <w:jc w:val="left"/>
             </w:pPr>
             <w:r>
               <w:t xml:space="preserve">Elemento</w:t>
@@ -13811,6 +14357,7 @@
           <w:p>
             <w:pPr>
               <w:pStyle w:val="Compact"/>
+              <w:jc w:val="left"/>
             </w:pPr>
             <w:r>
               <w:t xml:space="preserve">Dirección</w:t>
@@ -13822,6 +14369,7 @@
           <w:p>
             <w:pPr>
               <w:pStyle w:val="Compact"/>
+              <w:jc w:val="left"/>
             </w:pPr>
             <w:r>
               <w:t xml:space="preserve">Papel</w:t>
@@ -13835,6 +14383,7 @@
           <w:p>
             <w:pPr>
               <w:pStyle w:val="Compact"/>
+              <w:jc w:val="left"/>
             </w:pPr>
             <w:r>
               <w:t xml:space="preserve">R1 g0/0 (LAN)</w:t>
@@ -13846,6 +14395,7 @@
           <w:p>
             <w:pPr>
               <w:pStyle w:val="Compact"/>
+              <w:jc w:val="left"/>
             </w:pPr>
             <w:r>
               <w:t xml:space="preserve">192.168.1.1/24</w:t>
@@ -13857,6 +14407,7 @@
           <w:p>
             <w:pPr>
               <w:pStyle w:val="Compact"/>
+              <w:jc w:val="left"/>
             </w:pPr>
             <w:r>
               <w:t xml:space="preserve">Interfaz</w:t>
@@ -13879,6 +14430,7 @@
           <w:p>
             <w:pPr>
               <w:pStyle w:val="Compact"/>
+              <w:jc w:val="left"/>
             </w:pPr>
             <w:r>
               <w:t xml:space="preserve">R1 g0/1 (WAN)</w:t>
@@ -13890,6 +14442,7 @@
           <w:p>
             <w:pPr>
               <w:pStyle w:val="Compact"/>
+              <w:jc w:val="left"/>
             </w:pPr>
             <w:r>
               <w:t xml:space="preserve">203.0.113.1/30</w:t>
@@ -13901,6 +14454,7 @@
           <w:p>
             <w:pPr>
               <w:pStyle w:val="Compact"/>
+              <w:jc w:val="left"/>
             </w:pPr>
             <w:r>
               <w:t xml:space="preserve">Interfaz</w:t>
@@ -13926,6 +14480,7 @@
           <w:p>
             <w:pPr>
               <w:pStyle w:val="Compact"/>
+              <w:jc w:val="left"/>
             </w:pPr>
             <w:r>
               <w:t xml:space="preserve">PC1, PC2, PC3</w:t>
@@ -13937,6 +14492,7 @@
           <w:p>
             <w:pPr>
               <w:pStyle w:val="Compact"/>
+              <w:jc w:val="left"/>
             </w:pPr>
             <w:r>
               <w:t xml:space="preserve">192.168.1.11, .12, .13</w:t>
@@ -13948,6 +14504,7 @@
           <w:p>
             <w:pPr>
               <w:pStyle w:val="Compact"/>
+              <w:jc w:val="left"/>
             </w:pPr>
             <w:r>
               <w:t xml:space="preserve">Equipos que salen por PAT</w:t>
@@ -13961,6 +14518,7 @@
           <w:p>
             <w:pPr>
               <w:pStyle w:val="Compact"/>
+              <w:jc w:val="left"/>
             </w:pPr>
             <w:r>
               <w:t xml:space="preserve">Servidor web</w:t>
@@ -13972,6 +14530,7 @@
           <w:p>
             <w:pPr>
               <w:pStyle w:val="Compact"/>
+              <w:jc w:val="left"/>
             </w:pPr>
             <w:r>
               <w:t xml:space="preserve">192.168.1.10:80</w:t>
@@ -13983,6 +14542,7 @@
           <w:p>
             <w:pPr>
               <w:pStyle w:val="Compact"/>
+              <w:jc w:val="left"/>
             </w:pPr>
             <w:r>
               <w:t xml:space="preserve">Servicio a exponer al exterior</w:t>
@@ -13998,8 +14558,8 @@
         </w:pict>
       </w:r>
     </w:p>
-    <w:bookmarkEnd w:id="111"/>
-    <w:bookmarkStart w:id="112" w:name="paso-1-pat-para-toda-la-lan"/>
+    <w:bookmarkEnd w:id="122"/>
+    <w:bookmarkStart w:id="123" w:name="paso-1-pat-para-toda-la-lan"/>
     <w:p>
       <w:pPr>
         <w:pStyle w:val="Heading2"/>
@@ -14139,8 +14699,8 @@
         <w:t xml:space="preserve">(la IP de la WAN, reutilizada con puertos). Este es el PAT del punto 4.</w:t>
       </w:r>
     </w:p>
-    <w:bookmarkEnd w:id="112"/>
-    <w:bookmarkStart w:id="113" w:name="paso-2-nat-destino-para-el-servidor-web"/>
+    <w:bookmarkEnd w:id="123"/>
+    <w:bookmarkStart w:id="124" w:name="paso-2-nat-destino-para-el-servidor-web"/>
     <w:p>
       <w:pPr>
         <w:pStyle w:val="Heading2"/>
@@ -14215,8 +14775,8 @@
         <w:t xml:space="preserve">llegará al servidor web de la LAN. (En la vida real esa IP pública la asigna el ISP; aquí es la de g0/1.)</w:t>
       </w:r>
     </w:p>
-    <w:bookmarkEnd w:id="113"/>
-    <w:bookmarkStart w:id="114" w:name="X3dce09dbe5e62bfc36184afd74d51721695e328"/>
+    <w:bookmarkEnd w:id="124"/>
+    <w:bookmarkStart w:id="125" w:name="X3dce09dbe5e62bfc36184afd74d51721695e328"/>
     <w:p>
       <w:pPr>
         <w:pStyle w:val="Heading2"/>
@@ -14436,7 +14996,13 @@
         <w:t xml:space="preserve"> </w:t>
       </w:r>
       <w:r>
-        <w:t xml:space="preserve">“grandes”</w:t>
+        <w:t xml:space="preserve">“</w:t>
+      </w:r>
+      <w:r>
+        <w:t xml:space="preserve">grandes</w:t>
+      </w:r>
+      <w:r>
+        <w:t xml:space="preserve">”</w:t>
       </w:r>
       <w:r>
         <w:t xml:space="preserve"> </w:t>
@@ -14458,8 +15024,8 @@
         <w:t xml:space="preserve">.</w:t>
       </w:r>
     </w:p>
-    <w:bookmarkEnd w:id="114"/>
-    <w:bookmarkStart w:id="115" w:name="paso-4-verificación"/>
+    <w:bookmarkEnd w:id="125"/>
+    <w:bookmarkStart w:id="126" w:name="paso-4-verificación"/>
     <w:p>
       <w:pPr>
         <w:pStyle w:val="Heading2"/>
@@ -14630,14 +15196,20 @@
         <w:t xml:space="preserve"> </w:t>
       </w:r>
       <w:r>
-        <w:t xml:space="preserve">“Outside”</w:t>
+        <w:t xml:space="preserve">“</w:t>
+      </w:r>
+      <w:r>
+        <w:t xml:space="preserve">Outside</w:t>
+      </w:r>
+      <w:r>
+        <w:t xml:space="preserve">”</w:t>
       </w:r>
       <w:r>
         <w:t xml:space="preserve">.</w:t>
       </w:r>
     </w:p>
-    <w:bookmarkEnd w:id="115"/>
-    <w:bookmarkStart w:id="116" w:name="paso-5-limpieza"/>
+    <w:bookmarkEnd w:id="126"/>
+    <w:bookmarkStart w:id="127" w:name="paso-5-limpieza"/>
     <w:p>
       <w:pPr>
         <w:pStyle w:val="Heading2"/>
@@ -14746,8 +15318,8 @@
         </w:pict>
       </w:r>
     </w:p>
-    <w:bookmarkEnd w:id="116"/>
-    <w:bookmarkStart w:id="117" w:name="el-fallo-intencionado-de-la-unidad"/>
+    <w:bookmarkEnd w:id="127"/>
+    <w:bookmarkStart w:id="128" w:name="el-fallo-intencionado-de-la-unidad"/>
     <w:p>
       <w:pPr>
         <w:pStyle w:val="Heading2"/>
@@ -14953,8 +15525,8 @@
         </w:pict>
       </w:r>
     </w:p>
-    <w:bookmarkEnd w:id="117"/>
-    <w:bookmarkStart w:id="118" w:name="mini-chequeo-7"/>
+    <w:bookmarkEnd w:id="128"/>
+    <w:bookmarkStart w:id="129" w:name="mini-chequeo-7"/>
     <w:p>
       <w:pPr>
         <w:pStyle w:val="Heading2"/>
@@ -15014,7 +15586,13 @@
         <w:t xml:space="preserve"> </w:t>
       </w:r>
       <w:r>
-        <w:t xml:space="preserve">“igual”</w:t>
+        <w:t xml:space="preserve">“</w:t>
+      </w:r>
+      <w:r>
+        <w:t xml:space="preserve">igual</w:t>
+      </w:r>
+      <w:r>
+        <w:t xml:space="preserve">”</w:t>
       </w:r>
       <w:r>
         <w:t xml:space="preserve"> </w:t>
@@ -15261,8 +15839,8 @@
         </w:pict>
       </w:r>
     </w:p>
-    <w:bookmarkEnd w:id="118"/>
-    <w:bookmarkStart w:id="119" w:name="resumen-en-3-frases-7"/>
+    <w:bookmarkEnd w:id="129"/>
+    <w:bookmarkStart w:id="130" w:name="resumen-en-3-frases-7"/>
     <w:p>
       <w:pPr>
         <w:pStyle w:val="Heading2"/>
@@ -15390,8 +15968,8 @@
         <w:t xml:space="preserve">: la tabla queda vacía y nada traduce, aunque el resto esté perfecto.</w:t>
       </w:r>
     </w:p>
-    <w:bookmarkEnd w:id="119"/>
-    <w:bookmarkStart w:id="120" w:name="vocabulario-rápido-7"/>
+    <w:bookmarkEnd w:id="130"/>
+    <w:bookmarkStart w:id="131" w:name="vocabulario-rápido-7"/>
     <w:p>
       <w:pPr>
         <w:pStyle w:val="Heading2"/>
@@ -15404,6 +15982,7 @@
       <w:tblPr>
         <w:tblStyle w:val="Table"/>
         <w:tblW w:type="pct" w:w="5000"/>
+        <w:jc w:val="left"/>
         <w:tblLayout w:type="fixed"/>
         <w:tblLook w:firstRow="1" w:lastRow="0" w:firstColumn="0" w:lastColumn="0" w:noHBand="0" w:noVBand="0" w:val="0020"/>
       </w:tblPr>
@@ -15420,6 +15999,7 @@
           <w:p>
             <w:pPr>
               <w:pStyle w:val="Compact"/>
+              <w:jc w:val="left"/>
             </w:pPr>
             <w:r>
               <w:t xml:space="preserve">Término</w:t>
@@ -15431,6 +16011,7 @@
           <w:p>
             <w:pPr>
               <w:pStyle w:val="Compact"/>
+              <w:jc w:val="left"/>
             </w:pPr>
             <w:r>
               <w:t xml:space="preserve">Idea general</w:t>
@@ -15444,6 +16025,7 @@
           <w:p>
             <w:pPr>
               <w:pStyle w:val="Compact"/>
+              <w:jc w:val="left"/>
             </w:pPr>
             <w:r>
               <w:t xml:space="preserve">Inside / Outside</w:t>
@@ -15455,6 +16037,7 @@
           <w:p>
             <w:pPr>
               <w:pStyle w:val="Compact"/>
+              <w:jc w:val="left"/>
             </w:pPr>
             <w:r>
               <w:t xml:space="preserve">Marcas de interfaz que indican a NAT qué tráfico traducir</w:t>
@@ -15468,6 +16051,7 @@
           <w:p>
             <w:pPr>
               <w:pStyle w:val="Compact"/>
+              <w:jc w:val="left"/>
             </w:pPr>
             <w:r>
               <w:t xml:space="preserve">Overload</w:t>
@@ -15479,6 +16063,7 @@
           <w:p>
             <w:pPr>
               <w:pStyle w:val="Compact"/>
+              <w:jc w:val="left"/>
             </w:pPr>
             <w:r>
               <w:t xml:space="preserve">Activa PAT sobre la IP de la interfaz WAN</w:t>
@@ -15492,6 +16077,7 @@
           <w:p>
             <w:pPr>
               <w:pStyle w:val="Compact"/>
+              <w:jc w:val="left"/>
             </w:pPr>
             <w:r>
               <w:t xml:space="preserve">Entrada estática</w:t>
@@ -15503,6 +16089,7 @@
           <w:p>
             <w:pPr>
               <w:pStyle w:val="Compact"/>
+              <w:jc w:val="left"/>
             </w:pPr>
             <w:r>
               <w:t xml:space="preserve">Traducción fija en la tabla (no tiene columna Outside)</w:t>
@@ -15516,6 +16103,7 @@
           <w:p>
             <w:pPr>
               <w:pStyle w:val="Compact"/>
+              <w:jc w:val="left"/>
             </w:pPr>
             <w:r>
               <w:t xml:space="preserve">Entrada dinámica</w:t>
@@ -15527,6 +16115,7 @@
           <w:p>
             <w:pPr>
               <w:pStyle w:val="Compact"/>
+              <w:jc w:val="left"/>
             </w:pPr>
             <w:r>
               <w:t xml:space="preserve">Traducción temporal creada por PAT/pool</w:t>
@@ -15540,6 +16129,7 @@
           <w:p>
             <w:pPr>
               <w:pStyle w:val="Compact"/>
+              <w:jc w:val="left"/>
             </w:pPr>
             <w:r>
               <w:t xml:space="preserve">clear ip nat translation *</w:t>
@@ -15551,6 +16141,7 @@
           <w:p>
             <w:pPr>
               <w:pStyle w:val="Compact"/>
+              <w:jc w:val="left"/>
             </w:pPr>
             <w:r>
               <w:t xml:space="preserve">Vaciar las traducciones dinámicas</w:t>
@@ -15576,7 +16167,7 @@
       <w:r>
         <w:t xml:space="preserve"> </w:t>
       </w:r>
-      <w:hyperlink r:id="rId38">
+      <w:hyperlink r:id="rId49">
         <w:r>
           <w:rPr>
             <w:rStyle w:val="Hyperlink"/>
@@ -15603,7 +16194,7 @@
       <w:r>
         <w:t xml:space="preserve"> </w:t>
       </w:r>
-      <w:hyperlink r:id="rId17">
+      <w:hyperlink r:id="rId28">
         <w:r>
           <w:rPr>
             <w:rStyle w:val="Hyperlink"/>
@@ -15630,7 +16221,7 @@
       <w:r>
         <w:t xml:space="preserve"> </w:t>
       </w:r>
-      <w:hyperlink r:id="rId19">
+      <w:hyperlink r:id="rId30">
         <w:r>
           <w:rPr>
             <w:rStyle w:val="Hyperlink"/>
@@ -15639,9 +16230,9 @@
         </w:r>
       </w:hyperlink>
     </w:p>
-    <w:bookmarkEnd w:id="120"/>
-    <w:bookmarkEnd w:id="121"/>
-    <w:bookmarkStart w:id="135" w:name="cierre-consolida-lo-aprendido"/>
+    <w:bookmarkEnd w:id="131"/>
+    <w:bookmarkEnd w:id="132"/>
+    <w:bookmarkStart w:id="146" w:name="cierre-consolida-lo-aprendido"/>
     <w:p>
       <w:pPr>
         <w:pStyle w:val="Heading1"/>
@@ -15715,7 +16306,7 @@
       <w:r>
         <w:t xml:space="preserve"> </w:t>
       </w:r>
-      <w:hyperlink r:id="rId18">
+      <w:hyperlink r:id="rId29">
         <w:r>
           <w:rPr>
             <w:rStyle w:val="Hyperlink"/>
@@ -15737,7 +16328,7 @@
         </w:pict>
       </w:r>
     </w:p>
-    <w:bookmarkStart w:id="122" w:name="sé-el-nat"/>
+    <w:bookmarkStart w:id="133" w:name="sé-el-nat"/>
     <w:p>
       <w:pPr>
         <w:pStyle w:val="Heading2"/>
@@ -15889,8 +16480,8 @@
         </w:pict>
       </w:r>
     </w:p>
-    <w:bookmarkEnd w:id="122"/>
-    <w:bookmarkStart w:id="123" w:name="fireside-chat-nat-vs-no-nat"/>
+    <w:bookmarkEnd w:id="133"/>
+    <w:bookmarkStart w:id="134" w:name="fireside-chat-nat-vs-no-nat"/>
     <w:p>
       <w:pPr>
         <w:pStyle w:val="Heading2"/>
@@ -16060,8 +16651,8 @@
         </w:pict>
       </w:r>
     </w:p>
-    <w:bookmarkEnd w:id="123"/>
-    <w:bookmarkStart w:id="124" w:name="quién-soy"/>
+    <w:bookmarkEnd w:id="134"/>
+    <w:bookmarkStart w:id="135" w:name="quién-soy"/>
     <w:p>
       <w:pPr>
         <w:pStyle w:val="Heading2"/>
@@ -16255,8 +16846,8 @@
         </w:pict>
       </w:r>
     </w:p>
-    <w:bookmarkEnd w:id="124"/>
-    <w:bookmarkStart w:id="125" w:name="X67ed44d19c3cfffe36c2736c999ecef9a7bdfae"/>
+    <w:bookmarkEnd w:id="135"/>
+    <w:bookmarkStart w:id="136" w:name="X67ed44d19c3cfffe36c2736c999ecef9a7bdfae"/>
     <w:p>
       <w:pPr>
         <w:pStyle w:val="Heading2"/>
@@ -16268,7 +16859,13 @@
         <w:t xml:space="preserve"> </w:t>
       </w:r>
       <w:r>
-        <w:t xml:space="preserve">“He abierto un puerto pero no funciona”</w:t>
+        <w:t xml:space="preserve">“</w:t>
+      </w:r>
+      <w:r>
+        <w:t xml:space="preserve">He abierto un puerto pero no funciona</w:t>
+      </w:r>
+      <w:r>
+        <w:t xml:space="preserve">”</w:t>
       </w:r>
     </w:p>
     <w:p>
@@ -16292,7 +16889,13 @@
         <w:t xml:space="preserve"> </w:t>
       </w:r>
       <w:r>
-        <w:t xml:space="preserve">“Clásico. Abres el puerto 80 en NAT para que tu servidor web sea accesible desde fuera. Pero: 1) El firewall del router tiene el puerto cerrado. 2) El firewall del Windows tiene el puerto cerrado. 3) El servicio web no se ejecuta en el PC destino. 4) La IP del PC destino cambió por DHCP. 4 problemas, ninguna solución.”</w:t>
+        <w:t xml:space="preserve">“</w:t>
+      </w:r>
+      <w:r>
+        <w:t xml:space="preserve">Clásico. Abres el puerto 80 en NAT para que tu servidor web sea accesible desde fuera. Pero: 1) El firewall del router tiene el puerto cerrado. 2) El firewall del Windows tiene el puerto cerrado. 3) El servicio web no se ejecuta en el PC destino. 4) La IP del PC destino cambió por DHCP. 4 problemas, ninguna solución.</w:t>
+      </w:r>
+      <w:r>
+        <w:t xml:space="preserve">”</w:t>
       </w:r>
     </w:p>
     <w:p>
@@ -16316,7 +16919,10 @@
         <w:t xml:space="preserve"> </w:t>
       </w:r>
       <w:r>
-        <w:t xml:space="preserve">“Y luego:</w:t>
+        <w:t xml:space="preserve">“</w:t>
+      </w:r>
+      <w:r>
+        <w:t xml:space="preserve">Y luego:</w:t>
       </w:r>
       <w:r>
         <w:t xml:space="preserve"> </w:t>
@@ -16347,7 +16953,10 @@
         <w:t xml:space="preserve"> </w:t>
       </w:r>
       <w:r>
-        <w:t xml:space="preserve">desde fuera. Si no responde, revisa los 4 puntos.”</w:t>
+        <w:t xml:space="preserve">desde fuera. Si no responde, revisa los 4 puntos.</w:t>
+      </w:r>
+      <w:r>
+        <w:t xml:space="preserve">”</w:t>
       </w:r>
     </w:p>
     <w:p>
@@ -16375,8 +16984,8 @@
         </w:pict>
       </w:r>
     </w:p>
-    <w:bookmarkEnd w:id="125"/>
-    <w:bookmarkStart w:id="127" w:name="laboratorio-de-tortura-configuración-nat"/>
+    <w:bookmarkEnd w:id="136"/>
+    <w:bookmarkStart w:id="138" w:name="laboratorio-de-tortura-configuración-nat"/>
     <w:p>
       <w:pPr>
         <w:pStyle w:val="Heading2"/>
@@ -17114,7 +17723,7 @@
       <w:r>
         <w:t xml:space="preserve"> </w:t>
       </w:r>
-      <w:hyperlink r:id="rId126">
+      <w:hyperlink r:id="rId137">
         <w:r>
           <w:rPr>
             <w:rStyle w:val="Hyperlink"/>
@@ -17133,8 +17742,8 @@
         </w:pict>
       </w:r>
     </w:p>
-    <w:bookmarkEnd w:id="127"/>
-    <w:bookmarkStart w:id="128" w:name="logros-de-esta-unidad"/>
+    <w:bookmarkEnd w:id="138"/>
+    <w:bookmarkStart w:id="139" w:name="logros-de-esta-unidad"/>
     <w:p>
       <w:pPr>
         <w:pStyle w:val="Heading2"/>
@@ -17147,6 +17756,7 @@
       <w:tblPr>
         <w:tblStyle w:val="Table"/>
         <w:tblW w:type="pct" w:w="5000"/>
+        <w:jc w:val="left"/>
         <w:tblLayout w:type="fixed"/>
         <w:tblLook w:firstRow="1" w:lastRow="0" w:firstColumn="0" w:lastColumn="0" w:noHBand="0" w:noVBand="0" w:val="0020"/>
       </w:tblPr>
@@ -17163,6 +17773,7 @@
           <w:p>
             <w:pPr>
               <w:pStyle w:val="Compact"/>
+              <w:jc w:val="left"/>
             </w:pPr>
             <w:r>
               <w:t xml:space="preserve">Logro</w:t>
@@ -17174,6 +17785,7 @@
           <w:p>
             <w:pPr>
               <w:pStyle w:val="Compact"/>
+              <w:jc w:val="left"/>
             </w:pPr>
             <w:r>
               <w:t xml:space="preserve">Cómo conseguirlo</w:t>
@@ -17187,6 +17799,7 @@
           <w:p>
             <w:pPr>
               <w:pStyle w:val="Compact"/>
+              <w:jc w:val="left"/>
             </w:pPr>
             <w:r>
               <w:t xml:space="preserve">🏅</w:t>
@@ -17208,6 +17821,7 @@
           <w:p>
             <w:pPr>
               <w:pStyle w:val="Compact"/>
+              <w:jc w:val="left"/>
             </w:pPr>
             <w:r>
               <w:t xml:space="preserve">Configurar PAT y verificar que 3 PCs comparten la IP pública</w:t>
@@ -17221,6 +17835,7 @@
           <w:p>
             <w:pPr>
               <w:pStyle w:val="Compact"/>
+              <w:jc w:val="left"/>
             </w:pPr>
             <w:r>
               <w:t xml:space="preserve">🏅</w:t>
@@ -17242,6 +17857,7 @@
           <w:p>
             <w:pPr>
               <w:pStyle w:val="Compact"/>
+              <w:jc w:val="left"/>
             </w:pPr>
             <w:r>
               <w:t xml:space="preserve">Exponer un servidor web interno a Internet con NAT destino</w:t>
@@ -17255,6 +17871,7 @@
           <w:p>
             <w:pPr>
               <w:pStyle w:val="Compact"/>
+              <w:jc w:val="left"/>
             </w:pPr>
             <w:r>
               <w:t xml:space="preserve">🏅</w:t>
@@ -17276,6 +17893,7 @@
           <w:p>
             <w:pPr>
               <w:pStyle w:val="Compact"/>
+              <w:jc w:val="left"/>
             </w:pPr>
             <w:r>
               <w:t xml:space="preserve">Diagnosticar por qué NAT no funciona (inside/outside mal configurado)</w:t>
@@ -17289,6 +17907,7 @@
           <w:p>
             <w:pPr>
               <w:pStyle w:val="Compact"/>
+              <w:jc w:val="left"/>
             </w:pPr>
             <w:r>
               <w:t xml:space="preserve">🏅</w:t>
@@ -17310,6 +17929,7 @@
           <w:p>
             <w:pPr>
               <w:pStyle w:val="Compact"/>
+              <w:jc w:val="left"/>
             </w:pPr>
             <w:r>
               <w:t xml:space="preserve">Leer e interpretar la tabla NAT (</w:t>
@@ -17334,8 +17954,8 @@
         </w:pict>
       </w:r>
     </w:p>
-    <w:bookmarkEnd w:id="128"/>
-    <w:bookmarkStart w:id="129" w:name="atrévete-a-pensar"/>
+    <w:bookmarkEnd w:id="139"/>
+    <w:bookmarkStart w:id="140" w:name="atrévete-a-pensar"/>
     <w:p>
       <w:pPr>
         <w:pStyle w:val="Heading2"/>
@@ -17541,8 +18161,8 @@
         </w:pict>
       </w:r>
     </w:p>
-    <w:bookmarkEnd w:id="129"/>
-    <w:bookmarkStart w:id="130" w:name="crucigrama-de-bits"/>
+    <w:bookmarkEnd w:id="140"/>
+    <w:bookmarkStart w:id="141" w:name="crucigrama-de-bits"/>
     <w:p>
       <w:pPr>
         <w:pStyle w:val="Heading2"/>
@@ -17695,8 +18315,8 @@
         </w:pict>
       </w:r>
     </w:p>
-    <w:bookmarkEnd w:id="130"/>
-    <w:bookmarkStart w:id="131" w:name="preguntas-de-entrevista-de-trabajo"/>
+    <w:bookmarkEnd w:id="141"/>
+    <w:bookmarkStart w:id="142" w:name="preguntas-de-entrevista-de-trabajo"/>
     <w:p>
       <w:pPr>
         <w:pStyle w:val="Heading2"/>
@@ -17718,7 +18338,21 @@
           <w:b/>
           <w:bCs/>
         </w:rPr>
-        <w:t xml:space="preserve">“Explica cómo NAT permite que 500 empleados salgan a Internet con una sola IP pública.”</w:t>
+        <w:t xml:space="preserve">“</w:t>
+      </w:r>
+      <w:r>
+        <w:rPr>
+          <w:b/>
+          <w:bCs/>
+        </w:rPr>
+        <w:t xml:space="preserve">Explica cómo NAT permite que 500 empleados salgan a Internet con una sola IP pública.</w:t>
+      </w:r>
+      <w:r>
+        <w:rPr>
+          <w:b/>
+          <w:bCs/>
+        </w:rPr>
+        <w:t xml:space="preserve">”</w:t>
       </w:r>
     </w:p>
     <w:p>
@@ -17734,7 +18368,21 @@
           <w:b/>
           <w:bCs/>
         </w:rPr>
-        <w:t xml:space="preserve">“Configura PAT en un router Cisco.”</w:t>
+        <w:t xml:space="preserve">“</w:t>
+      </w:r>
+      <w:r>
+        <w:rPr>
+          <w:b/>
+          <w:bCs/>
+        </w:rPr>
+        <w:t xml:space="preserve">Configura PAT en un router Cisco.</w:t>
+      </w:r>
+      <w:r>
+        <w:rPr>
+          <w:b/>
+          <w:bCs/>
+        </w:rPr>
+        <w:t xml:space="preserve">”</w:t>
       </w:r>
     </w:p>
     <w:p>
@@ -17750,7 +18398,21 @@
           <w:b/>
           <w:bCs/>
         </w:rPr>
-        <w:t xml:space="preserve">“¿Qué es port forwarding? ¿Para qué sirve?”</w:t>
+        <w:t xml:space="preserve">“</w:t>
+      </w:r>
+      <w:r>
+        <w:rPr>
+          <w:b/>
+          <w:bCs/>
+        </w:rPr>
+        <w:t xml:space="preserve">¿Qué es port forwarding? ¿Para qué sirve?</w:t>
+      </w:r>
+      <w:r>
+        <w:rPr>
+          <w:b/>
+          <w:bCs/>
+        </w:rPr>
+        <w:t xml:space="preserve">”</w:t>
       </w:r>
     </w:p>
     <w:p>
@@ -17766,7 +18428,21 @@
           <w:b/>
           <w:bCs/>
         </w:rPr>
-        <w:t xml:space="preserve">“¿Problemas de NAT con aplicaciones? ¿Cómo se solucionan?”</w:t>
+        <w:t xml:space="preserve">“</w:t>
+      </w:r>
+      <w:r>
+        <w:rPr>
+          <w:b/>
+          <w:bCs/>
+        </w:rPr>
+        <w:t xml:space="preserve">¿Problemas de NAT con aplicaciones? ¿Cómo se solucionan?</w:t>
+      </w:r>
+      <w:r>
+        <w:rPr>
+          <w:b/>
+          <w:bCs/>
+        </w:rPr>
+        <w:t xml:space="preserve">”</w:t>
       </w:r>
     </w:p>
     <w:p>
@@ -17782,7 +18458,21 @@
           <w:b/>
           <w:bCs/>
         </w:rPr>
-        <w:t xml:space="preserve">“¿Cuál es la diferencia entre NAT estático, dinámico y PAT?”</w:t>
+        <w:t xml:space="preserve">“</w:t>
+      </w:r>
+      <w:r>
+        <w:rPr>
+          <w:b/>
+          <w:bCs/>
+        </w:rPr>
+        <w:t xml:space="preserve">¿Cuál es la diferencia entre NAT estático, dinámico y PAT?</w:t>
+      </w:r>
+      <w:r>
+        <w:rPr>
+          <w:b/>
+          <w:bCs/>
+        </w:rPr>
+        <w:t xml:space="preserve">”</w:t>
       </w:r>
     </w:p>
     <w:p>
@@ -17812,7 +18502,13 @@
         <w:t xml:space="preserve"> </w:t>
       </w:r>
       <w:r>
-        <w:t xml:space="preserve">“pregunta reina”</w:t>
+        <w:t xml:space="preserve">“</w:t>
+      </w:r>
+      <w:r>
+        <w:t xml:space="preserve">pregunta reina</w:t>
+      </w:r>
+      <w:r>
+        <w:t xml:space="preserve">”</w:t>
       </w:r>
       <w:r>
         <w:t xml:space="preserve">. Recorre el mismo camino del ⭐ Sé el NAT: puertos efímeros, tabla NAT y la colisión que resuelve el puerto global. La 4 gana puntos si nombras ALGs, UPnP y NAT-T sin que te los pidan.</w:t>
@@ -17825,8 +18521,8 @@
         </w:pict>
       </w:r>
     </w:p>
-    <w:bookmarkEnd w:id="131"/>
-    <w:bookmarkStart w:id="132" w:name="no-hay-preguntas-tontas"/>
+    <w:bookmarkEnd w:id="142"/>
+    <w:bookmarkStart w:id="143" w:name="no-hay-preguntas-tontas"/>
     <w:p>
       <w:pPr>
         <w:pStyle w:val="Heading2"/>
@@ -17920,8 +18616,8 @@
         </w:pict>
       </w:r>
     </w:p>
-    <w:bookmarkEnd w:id="132"/>
-    <w:bookmarkStart w:id="133" w:name="poscréditos"/>
+    <w:bookmarkEnd w:id="143"/>
+    <w:bookmarkStart w:id="144" w:name="poscréditos"/>
     <w:p>
       <w:pPr>
         <w:pStyle w:val="Heading2"/>
@@ -18013,8 +18709,8 @@
         </w:pict>
       </w:r>
     </w:p>
-    <w:bookmarkEnd w:id="133"/>
-    <w:bookmarkStart w:id="134" w:name="criterios-de-evaluación-cubiertos-ra7-1"/>
+    <w:bookmarkEnd w:id="144"/>
+    <w:bookmarkStart w:id="145" w:name="criterios-de-evaluación-cubiertos-ra7-1"/>
     <w:p>
       <w:pPr>
         <w:pStyle w:val="Heading2"/>
@@ -18039,6 +18735,7 @@
       <w:tblPr>
         <w:tblStyle w:val="Table"/>
         <w:tblW w:type="pct" w:w="5000"/>
+        <w:jc w:val="left"/>
         <w:tblLayout w:type="fixed"/>
         <w:tblLook w:firstRow="1" w:lastRow="0" w:firstColumn="0" w:lastColumn="0" w:noHBand="0" w:noVBand="0" w:val="0020"/>
       </w:tblPr>
@@ -18056,6 +18753,7 @@
           <w:p>
             <w:pPr>
               <w:pStyle w:val="Compact"/>
+              <w:jc w:val="left"/>
             </w:pPr>
             <w:r>
               <w:t xml:space="preserve">CE</w:t>
@@ -18067,6 +18765,7 @@
           <w:p>
             <w:pPr>
               <w:pStyle w:val="Compact"/>
+              <w:jc w:val="left"/>
             </w:pPr>
             <w:r>
               <w:t xml:space="preserve">Criterio</w:t>
@@ -18078,6 +18777,7 @@
           <w:p>
             <w:pPr>
               <w:pStyle w:val="Compact"/>
+              <w:jc w:val="left"/>
             </w:pPr>
             <w:r>
               <w:t xml:space="preserve">Cubierto</w:t>
@@ -18091,6 +18791,7 @@
           <w:p>
             <w:pPr>
               <w:pStyle w:val="Compact"/>
+              <w:jc w:val="left"/>
             </w:pPr>
             <w:r>
               <w:t xml:space="preserve">a)</w:t>
@@ -18102,6 +18803,7 @@
           <w:p>
             <w:pPr>
               <w:pStyle w:val="Compact"/>
+              <w:jc w:val="left"/>
             </w:pPr>
             <w:r>
               <w:t xml:space="preserve">Se han descrito las ventajas e inconvenientes del uso de la traducción de direcciones de red (NAT)</w:t>
@@ -18113,6 +18815,7 @@
           <w:p>
             <w:pPr>
               <w:pStyle w:val="Compact"/>
+              <w:jc w:val="left"/>
             </w:pPr>
             <w:r>
               <w:t xml:space="preserve">✅ Teoría (puntos 1-2) + 🔥 Fireside Chat (punto 9)</w:t>
@@ -18126,6 +18829,7 @@
           <w:p>
             <w:pPr>
               <w:pStyle w:val="Compact"/>
+              <w:jc w:val="left"/>
             </w:pPr>
             <w:r>
               <w:t xml:space="preserve">b)</w:t>
@@ -18137,6 +18841,7 @@
           <w:p>
             <w:pPr>
               <w:pStyle w:val="Compact"/>
+              <w:jc w:val="left"/>
             </w:pPr>
             <w:r>
               <w:t xml:space="preserve">Se ha utilizado NAT para realizar la traducción estática de direcciones de red</w:t>
@@ -18148,6 +18853,7 @@
           <w:p>
             <w:pPr>
               <w:pStyle w:val="Compact"/>
+              <w:jc w:val="left"/>
             </w:pPr>
             <w:r>
               <w:t xml:space="preserve">✅ Punto 3 + ⚡ Laboratorio (punto 9)</w:t>
@@ -18161,6 +18867,7 @@
           <w:p>
             <w:pPr>
               <w:pStyle w:val="Compact"/>
+              <w:jc w:val="left"/>
             </w:pPr>
             <w:r>
               <w:t xml:space="preserve">c)</w:t>
@@ -18172,6 +18879,7 @@
           <w:p>
             <w:pPr>
               <w:pStyle w:val="Compact"/>
+              <w:jc w:val="left"/>
             </w:pPr>
             <w:r>
               <w:t xml:space="preserve">Se ha utilizado NAT para realizar la traducción dinámica de direcciones de red</w:t>
@@ -18183,6 +18891,7 @@
           <w:p>
             <w:pPr>
               <w:pStyle w:val="Compact"/>
+              <w:jc w:val="left"/>
             </w:pPr>
             <w:r>
               <w:t xml:space="preserve">✅ Puntos 3-4 + ⚡ Laboratorio (punto 9)</w:t>
@@ -18196,6 +18905,7 @@
           <w:p>
             <w:pPr>
               <w:pStyle w:val="Compact"/>
+              <w:jc w:val="left"/>
             </w:pPr>
             <w:r>
               <w:t xml:space="preserve">d)</w:t>
@@ -18207,6 +18917,7 @@
           <w:p>
             <w:pPr>
               <w:pStyle w:val="Compact"/>
+              <w:jc w:val="left"/>
             </w:pPr>
             <w:r>
               <w:t xml:space="preserve">Se han descrito las características de las tecnologías «Frame Relay», RDSI y ADSL</w:t>
@@ -18218,6 +18929,7 @@
           <w:p>
             <w:pPr>
               <w:pStyle w:val="Compact"/>
+              <w:jc w:val="left"/>
             </w:pPr>
             <w:r>
               <w:t xml:space="preserve">✅ Punto 7 (WAN heredada)</w:t>
@@ -18231,6 +18943,7 @@
           <w:p>
             <w:pPr>
               <w:pStyle w:val="Compact"/>
+              <w:jc w:val="left"/>
             </w:pPr>
             <w:r>
               <w:t xml:space="preserve">e)</w:t>
@@ -18242,6 +18955,7 @@
           <w:p>
             <w:pPr>
               <w:pStyle w:val="Compact"/>
+              <w:jc w:val="left"/>
             </w:pPr>
             <w:r>
               <w:t xml:space="preserve">Se han descrito las analogías y diferencias entre las tecnologías «Wifi» y «Wimax»</w:t>
@@ -18253,6 +18967,7 @@
           <w:p>
             <w:pPr>
               <w:pStyle w:val="Compact"/>
+              <w:jc w:val="left"/>
             </w:pPr>
             <w:r>
               <w:t xml:space="preserve">✅ Punto 7 (estándares 802.11)</w:t>
@@ -18266,6 +18981,7 @@
           <w:p>
             <w:pPr>
               <w:pStyle w:val="Compact"/>
+              <w:jc w:val="left"/>
             </w:pPr>
             <w:r>
               <w:t xml:space="preserve">f)</w:t>
@@ -18277,6 +18993,7 @@
           <w:p>
             <w:pPr>
               <w:pStyle w:val="Compact"/>
+              <w:jc w:val="left"/>
             </w:pPr>
             <w:r>
               <w:t xml:space="preserve">Se han descrito las características de las tecnologías UMTS y HSDPA</w:t>
@@ -18288,6 +19005,7 @@
           <w:p>
             <w:pPr>
               <w:pStyle w:val="Compact"/>
+              <w:jc w:val="left"/>
             </w:pPr>
             <w:r>
               <w:t xml:space="preserve">✅ Punto 7 (móvil 3G/3.5G)</w:t>
@@ -18337,7 +19055,7 @@
       <w:r>
         <w:t xml:space="preserve"> </w:t>
       </w:r>
-      <w:hyperlink r:id="rId38">
+      <w:hyperlink r:id="rId49">
         <w:r>
           <w:rPr>
             <w:rStyle w:val="Hyperlink"/>
@@ -18364,7 +19082,7 @@
       <w:r>
         <w:t xml:space="preserve"> </w:t>
       </w:r>
-      <w:hyperlink r:id="rId18">
+      <w:hyperlink r:id="rId29">
         <w:r>
           <w:rPr>
             <w:rStyle w:val="Hyperlink"/>
@@ -18391,7 +19109,7 @@
       <w:r>
         <w:t xml:space="preserve"> </w:t>
       </w:r>
-      <w:hyperlink r:id="rId24">
+      <w:hyperlink r:id="rId35">
         <w:r>
           <w:rPr>
             <w:rStyle w:val="Hyperlink"/>
@@ -18400,13 +19118,9 @@
         </w:r>
       </w:hyperlink>
     </w:p>
-    <w:bookmarkEnd w:id="134"/>
-    <w:bookmarkEnd w:id="135"/>
-    <w:sectPr>
-      <w:footnotePr>
-        <w:numRestart w:val="eachSect"/>
-      </w:footnotePr>
-    </w:sectPr>
+    <w:bookmarkEnd w:id="145"/>
+    <w:bookmarkEnd w:id="146"/>
+    <w:sectPr/>
   </w:body>
 </w:document>
 </file>
@@ -18444,7 +19158,7 @@
       <w:lvlText w:val=" "/>
       <w:lvlJc w:val="left"/>
       <w:pPr>
-        <w:ind w:left="720" w:hanging="360"/>
+        <w:ind w:left="720" w:hanging="480"/>
       </w:pPr>
     </w:lvl>
     <w:lvl w:ilvl="1">
@@ -18452,7 +19166,7 @@
       <w:lvlText w:val=" "/>
       <w:lvlJc w:val="left"/>
       <w:pPr>
-        <w:ind w:left="1440" w:hanging="360"/>
+        <w:ind w:left="1440" w:hanging="480"/>
       </w:pPr>
     </w:lvl>
     <w:lvl w:ilvl="2">
@@ -18460,7 +19174,7 @@
       <w:lvlText w:val=" "/>
       <w:lvlJc w:val="left"/>
       <w:pPr>
-        <w:ind w:left="2160" w:hanging="360"/>
+        <w:ind w:left="2160" w:hanging="480"/>
       </w:pPr>
     </w:lvl>
     <w:lvl w:ilvl="3">
@@ -18468,7 +19182,7 @@
       <w:lvlText w:val=" "/>
       <w:lvlJc w:val="left"/>
       <w:pPr>
-        <w:ind w:left="2880" w:hanging="360"/>
+        <w:ind w:left="2880" w:hanging="480"/>
       </w:pPr>
     </w:lvl>
     <w:lvl w:ilvl="4">
@@ -18476,7 +19190,7 @@
       <w:lvlText w:val=" "/>
       <w:lvlJc w:val="left"/>
       <w:pPr>
-        <w:ind w:left="3600" w:hanging="360"/>
+        <w:ind w:left="3600" w:hanging="480"/>
       </w:pPr>
     </w:lvl>
     <w:lvl w:ilvl="5">
@@ -18484,7 +19198,7 @@
       <w:lvlText w:val=" "/>
       <w:lvlJc w:val="left"/>
       <w:pPr>
-        <w:ind w:left="4320" w:hanging="360"/>
+        <w:ind w:left="4320" w:hanging="480"/>
       </w:pPr>
     </w:lvl>
     <w:lvl w:ilvl="6">
@@ -18492,7 +19206,7 @@
       <w:lvlText w:val=" "/>
       <w:lvlJc w:val="left"/>
       <w:pPr>
-        <w:ind w:left="5040" w:hanging="360"/>
+        <w:ind w:left="5040" w:hanging="480"/>
       </w:pPr>
     </w:lvl>
     <w:lvl w:ilvl="7">
@@ -18500,7 +19214,7 @@
       <w:lvlText w:val=" "/>
       <w:lvlJc w:val="left"/>
       <w:pPr>
-        <w:ind w:left="5760" w:hanging="360"/>
+        <w:ind w:left="5760" w:hanging="480"/>
       </w:pPr>
     </w:lvl>
     <w:lvl w:ilvl="8">
@@ -18508,7 +19222,7 @@
       <w:lvlText w:val=" "/>
       <w:lvlJc w:val="left"/>
       <w:pPr>
-        <w:ind w:left="6480" w:hanging="360"/>
+        <w:ind w:left="6480" w:hanging="480"/>
       </w:pPr>
     </w:lvl>
   </w:abstractNum>
@@ -18517,102 +19231,75 @@
     <w:multiLevelType w:val="multilevel"/>
     <w:lvl w:ilvl="0">
       <w:numFmt w:val="bullet"/>
-      <w:lvlText w:val=""/>
+      <w:lvlText w:val="•"/>
       <w:lvlJc w:val="left"/>
       <w:pPr>
-        <w:ind w:left="720" w:hanging="360"/>
-      </w:pPr>
-      <w:rPr>
-        <w:rFonts w:ascii="Symbol" w:hAnsi="Symbol" w:cs="Symbol" w:hint="default"/>
-      </w:rPr>
+        <w:ind w:left="720" w:hanging="480"/>
+      </w:pPr>
     </w:lvl>
     <w:lvl w:ilvl="1">
       <w:numFmt w:val="bullet"/>
-      <w:lvlText w:val="o"/>
+      <w:lvlText w:val="–"/>
       <w:lvlJc w:val="left"/>
       <w:pPr>
-        <w:ind w:left="1440" w:hanging="360"/>
-      </w:pPr>
-      <w:rPr>
-        <w:rFonts w:ascii="Courier New" w:hAnsi="Courier New" w:cs="Courier New" w:hint="default"/>
-      </w:rPr>
+        <w:ind w:left="1440" w:hanging="480"/>
+      </w:pPr>
     </w:lvl>
     <w:lvl w:ilvl="2">
       <w:numFmt w:val="bullet"/>
-      <w:lvlText w:val=""/>
+      <w:lvlText w:val="•"/>
       <w:lvlJc w:val="left"/>
       <w:pPr>
-        <w:ind w:left="2160" w:hanging="360"/>
-      </w:pPr>
-      <w:rPr>
-        <w:rFonts w:ascii="Wingdings" w:hAnsi="Wingdings" w:cs="Wingdings" w:hint="default"/>
-      </w:rPr>
+        <w:ind w:left="2160" w:hanging="480"/>
+      </w:pPr>
     </w:lvl>
     <w:lvl w:ilvl="3">
       <w:numFmt w:val="bullet"/>
-      <w:lvlText w:val=""/>
+      <w:lvlText w:val="–"/>
       <w:lvlJc w:val="left"/>
       <w:pPr>
-        <w:ind w:left="2880" w:hanging="360"/>
-      </w:pPr>
-      <w:rPr>
-        <w:rFonts w:ascii="Symbol" w:hAnsi="Symbol" w:cs="Symbol" w:hint="default"/>
-      </w:rPr>
+        <w:ind w:left="2880" w:hanging="480"/>
+      </w:pPr>
     </w:lvl>
     <w:lvl w:ilvl="4">
       <w:numFmt w:val="bullet"/>
-      <w:lvlText w:val="o"/>
+      <w:lvlText w:val="•"/>
       <w:lvlJc w:val="left"/>
       <w:pPr>
-        <w:ind w:left="3600" w:hanging="360"/>
-      </w:pPr>
-      <w:rPr>
-        <w:rFonts w:ascii="Courier New" w:hAnsi="Courier New" w:cs="Courier New" w:hint="default"/>
-      </w:rPr>
+        <w:ind w:left="3600" w:hanging="480"/>
+      </w:pPr>
     </w:lvl>
     <w:lvl w:ilvl="5">
       <w:numFmt w:val="bullet"/>
-      <w:lvlText w:val=""/>
+      <w:lvlText w:val="–"/>
       <w:lvlJc w:val="left"/>
       <w:pPr>
-        <w:ind w:left="4320" w:hanging="360"/>
-      </w:pPr>
-      <w:rPr>
-        <w:rFonts w:ascii="Wingdings" w:hAnsi="Wingdings" w:cs="Wingdings" w:hint="default"/>
-      </w:rPr>
+        <w:ind w:left="4320" w:hanging="480"/>
+      </w:pPr>
     </w:lvl>
     <w:lvl w:ilvl="6">
       <w:numFmt w:val="bullet"/>
-      <w:lvlText w:val=""/>
+      <w:lvlText w:val="•"/>
       <w:lvlJc w:val="left"/>
       <w:pPr>
-        <w:ind w:left="5040" w:hanging="360"/>
-      </w:pPr>
-      <w:rPr>
-        <w:rFonts w:ascii="Symbol" w:hAnsi="Symbol" w:cs="Symbol" w:hint="default"/>
-      </w:rPr>
+        <w:ind w:left="5040" w:hanging="480"/>
+      </w:pPr>
     </w:lvl>
     <w:lvl w:ilvl="7">
       <w:numFmt w:val="bullet"/>
-      <w:lvlText w:val="o"/>
+      <w:lvlText w:val="–"/>
       <w:lvlJc w:val="left"/>
       <w:pPr>
-        <w:ind w:left="5760" w:hanging="360"/>
-      </w:pPr>
-      <w:rPr>
-        <w:rFonts w:ascii="Courier New" w:hAnsi="Courier New" w:cs="Courier New" w:hint="default"/>
-      </w:rPr>
+        <w:ind w:left="5760" w:hanging="480"/>
+      </w:pPr>
     </w:lvl>
     <w:lvl w:ilvl="8">
       <w:numFmt w:val="bullet"/>
-      <w:lvlText w:val=""/>
+      <w:lvlText w:val="•"/>
       <w:lvlJc w:val="left"/>
       <w:pPr>
-        <w:ind w:left="6480" w:hanging="360"/>
-      </w:pPr>
-      <w:rPr>
-        <w:rFonts w:ascii="Wingdings" w:hAnsi="Wingdings" w:cs="Wingdings" w:hint="default"/>
-      </w:rPr>
+        <w:ind w:left="6480" w:hanging="480"/>
+      </w:pPr>
     </w:lvl>
   </w:abstractNum>
   <w:abstractNum w:abstractNumId="99411">
@@ -18624,7 +19311,7 @@
       <w:lvlText w:val="%1."/>
       <w:lvlJc w:val="left"/>
       <w:pPr>
-        <w:ind w:left="720" w:hanging="360"/>
+        <w:ind w:left="720" w:hanging="480"/>
       </w:pPr>
     </w:lvl>
     <w:lvl w:ilvl="1">
@@ -18633,7 +19320,7 @@
       <w:lvlText w:val="%2."/>
       <w:lvlJc w:val="left"/>
       <w:pPr>
-        <w:ind w:left="1440" w:hanging="360"/>
+        <w:ind w:left="1440" w:hanging="480"/>
       </w:pPr>
     </w:lvl>
     <w:lvl w:ilvl="2">
@@ -18642,7 +19329,7 @@
       <w:lvlText w:val="%3."/>
       <w:lvlJc w:val="left"/>
       <w:pPr>
-        <w:ind w:left="2160" w:hanging="360"/>
+        <w:ind w:left="2160" w:hanging="480"/>
       </w:pPr>
     </w:lvl>
     <w:lvl w:ilvl="3">
@@ -18651,7 +19338,7 @@
       <w:lvlText w:val="%4."/>
       <w:lvlJc w:val="left"/>
       <w:pPr>
-        <w:ind w:left="2880" w:hanging="360"/>
+        <w:ind w:left="2880" w:hanging="480"/>
       </w:pPr>
     </w:lvl>
     <w:lvl w:ilvl="4">
@@ -18660,7 +19347,7 @@
       <w:lvlText w:val="%5."/>
       <w:lvlJc w:val="left"/>
       <w:pPr>
-        <w:ind w:left="3600" w:hanging="360"/>
+        <w:ind w:left="3600" w:hanging="480"/>
       </w:pPr>
     </w:lvl>
     <w:lvl w:ilvl="5">
@@ -18669,7 +19356,7 @@
       <w:lvlText w:val="%6."/>
       <w:lvlJc w:val="left"/>
       <w:pPr>
-        <w:ind w:left="4320" w:hanging="360"/>
+        <w:ind w:left="4320" w:hanging="480"/>
       </w:pPr>
     </w:lvl>
     <w:lvl w:ilvl="6">
@@ -18678,7 +19365,7 @@
       <w:lvlText w:val="%7."/>
       <w:lvlJc w:val="left"/>
       <w:pPr>
-        <w:ind w:left="5040" w:hanging="360"/>
+        <w:ind w:left="5040" w:hanging="480"/>
       </w:pPr>
     </w:lvl>
     <w:lvl w:ilvl="7">
@@ -18687,7 +19374,7 @@
       <w:lvlText w:val="%8."/>
       <w:lvlJc w:val="left"/>
       <w:pPr>
-        <w:ind w:left="5760" w:hanging="360"/>
+        <w:ind w:left="5760" w:hanging="480"/>
       </w:pPr>
     </w:lvl>
     <w:lvl w:ilvl="8">
@@ -18696,7 +19383,7 @@
       <w:lvlText w:val="%9."/>
       <w:lvlJc w:val="left"/>
       <w:pPr>
-        <w:ind w:left="6480" w:hanging="360"/>
+        <w:ind w:left="6480" w:hanging="480"/>
       </w:pPr>
     </w:lvl>
   </w:abstractNum>
@@ -18709,7 +19396,7 @@
       <w:lvlText w:val="%1)"/>
       <w:lvlJc w:val="left"/>
       <w:pPr>
-        <w:ind w:left="720" w:hanging="360"/>
+        <w:ind w:left="720" w:hanging="480"/>
       </w:pPr>
     </w:lvl>
     <w:lvl w:ilvl="1">
@@ -18718,7 +19405,7 @@
       <w:lvlText w:val="%2)"/>
       <w:lvlJc w:val="left"/>
       <w:pPr>
-        <w:ind w:left="1440" w:hanging="360"/>
+        <w:ind w:left="1440" w:hanging="480"/>
       </w:pPr>
     </w:lvl>
     <w:lvl w:ilvl="2">
@@ -18727,7 +19414,7 @@
       <w:lvlText w:val="%3)"/>
       <w:lvlJc w:val="left"/>
       <w:pPr>
-        <w:ind w:left="2160" w:hanging="360"/>
+        <w:ind w:left="2160" w:hanging="480"/>
       </w:pPr>
     </w:lvl>
     <w:lvl w:ilvl="3">
@@ -18736,7 +19423,7 @@
       <w:lvlText w:val="%4)"/>
       <w:lvlJc w:val="left"/>
       <w:pPr>
-        <w:ind w:left="2880" w:hanging="360"/>
+        <w:ind w:left="2880" w:hanging="480"/>
       </w:pPr>
     </w:lvl>
     <w:lvl w:ilvl="4">
@@ -18745,7 +19432,7 @@
       <w:lvlText w:val="%5)"/>
       <w:lvlJc w:val="left"/>
       <w:pPr>
-        <w:ind w:left="3600" w:hanging="360"/>
+        <w:ind w:left="3600" w:hanging="480"/>
       </w:pPr>
     </w:lvl>
     <w:lvl w:ilvl="5">
@@ -18754,7 +19441,7 @@
       <w:lvlText w:val="%6)"/>
       <w:lvlJc w:val="left"/>
       <w:pPr>
-        <w:ind w:left="4320" w:hanging="360"/>
+        <w:ind w:left="4320" w:hanging="480"/>
       </w:pPr>
     </w:lvl>
     <w:lvl w:ilvl="6">
@@ -18763,7 +19450,7 @@
       <w:lvlText w:val="%7)"/>
       <w:lvlJc w:val="left"/>
       <w:pPr>
-        <w:ind w:left="5040" w:hanging="360"/>
+        <w:ind w:left="5040" w:hanging="480"/>
       </w:pPr>
     </w:lvl>
     <w:lvl w:ilvl="7">
@@ -18772,7 +19459,7 @@
       <w:lvlText w:val="%8)"/>
       <w:lvlJc w:val="left"/>
       <w:pPr>
-        <w:ind w:left="5760" w:hanging="360"/>
+        <w:ind w:left="5760" w:hanging="480"/>
       </w:pPr>
     </w:lvl>
     <w:lvl w:ilvl="8">
@@ -18781,7 +19468,7 @@
       <w:lvlText w:val="%9)"/>
       <w:lvlJc w:val="left"/>
       <w:pPr>
-        <w:ind w:left="6480" w:hanging="360"/>
+        <w:ind w:left="6480" w:hanging="480"/>
       </w:pPr>
     </w:lvl>
   </w:abstractNum>
@@ -19561,10 +20248,10 @@
   <w:docDefaults>
     <w:rPrDefault>
       <w:rPr>
-        <w:rFonts w:asciiTheme="minorHAnsi" w:cstheme="minorBidi" w:eastAsiaTheme="minorEastAsia" w:hAnsiTheme="minorHAnsi"/>
+        <w:rFonts w:asciiTheme="minorHAnsi" w:cstheme="minorBidi" w:eastAsiaTheme="minorHAnsi" w:hAnsiTheme="minorHAnsi"/>
         <w:sz w:val="24"/>
         <w:szCs w:val="24"/>
-        <w:lang w:bidi="ar-SA" w:eastAsia="zh-CN" w:val="es-ES"/>
+        <w:lang w:bidi="ar-SA" w:eastAsia="en-US" w:val="es-ES"/>
       </w:rPr>
     </w:rPrDefault>
     <w:pPrDefault>
@@ -19605,94 +20292,57 @@
     <w:name w:val="Title"/>
     <w:basedOn w:val="Normal"/>
     <w:next w:val="BodyText"/>
-    <w:link w:val="TitleChar"/>
-    <w:uiPriority w:val="10"/>
     <w:qFormat/>
-    <w:rsid w:val="00A10FD9"/>
     <w:pPr>
-      <w:spacing w:after="80" w:line="240" w:lineRule="auto"/>
-      <w:contextualSpacing/>
+      <w:keepNext/>
+      <w:keepLines/>
+      <w:spacing w:after="240" w:before="480"/>
       <w:jc w:val="center"/>
     </w:pPr>
     <w:rPr>
       <w:rFonts w:asciiTheme="majorHAnsi" w:cstheme="majorBidi" w:eastAsiaTheme="majorEastAsia" w:hAnsiTheme="majorHAnsi"/>
-      <w:sz w:val="56"/>
-      <w:szCs w:val="56"/>
-    </w:rPr>
-  </w:style>
-  <w:style w:customStyle="1" w:styleId="TitleChar" w:type="character">
-    <w:name w:val="Title Char"/>
-    <w:basedOn w:val="DefaultParagraphFont"/>
-    <w:link w:val="Title"/>
-    <w:uiPriority w:val="10"/>
-    <w:rsid w:val="00A10FD9"/>
-    <w:rPr>
-      <w:rFonts w:asciiTheme="majorHAnsi" w:cstheme="majorBidi" w:eastAsiaTheme="majorEastAsia" w:hAnsiTheme="majorHAnsi"/>
-      <w:sz w:val="56"/>
-      <w:szCs w:val="56"/>
+      <w:b/>
+      <w:bCs/>
+      <w:color w:themeColor="accent1" w:themeShade="B5" w:val="345A8A"/>
+      <w:sz w:val="36"/>
+      <w:szCs w:val="36"/>
     </w:rPr>
   </w:style>
   <w:style w:styleId="Subtitle" w:type="paragraph">
     <w:name w:val="Subtitle"/>
     <w:basedOn w:val="Title"/>
     <w:next w:val="BodyText"/>
-    <w:link w:val="SubtitleChar"/>
-    <w:uiPriority w:val="11"/>
     <w:qFormat/>
-    <w:rsid w:val="00A10FD9"/>
     <w:pPr>
-      <w:numPr>
-        <w:ilvl w:val="1"/>
-      </w:numPr>
+      <w:keepNext/>
+      <w:keepLines/>
+      <w:spacing w:after="240" w:before="240"/>
+      <w:jc w:val="center"/>
     </w:pPr>
     <w:rPr>
-      <w:rFonts w:cstheme="majorBidi" w:eastAsiaTheme="majorEastAsia"/>
-      <w:spacing w:val="15"/>
-      <w:sz w:val="28"/>
-      <w:szCs w:val="28"/>
-    </w:rPr>
-  </w:style>
-  <w:style w:customStyle="1" w:styleId="SubtitleChar" w:type="character">
-    <w:name w:val="Subtitle Char"/>
-    <w:basedOn w:val="DefaultParagraphFont"/>
-    <w:link w:val="Subtitle"/>
-    <w:uiPriority w:val="11"/>
-    <w:rsid w:val="00A10FD9"/>
-    <w:rPr>
-      <w:rFonts w:cstheme="majorBidi" w:eastAsiaTheme="majorEastAsia"/>
-      <w:color w:themeColor="text1" w:themeTint="A6" w:val="595959"/>
-      <w:spacing w:val="15"/>
-      <w:sz w:val="28"/>
-      <w:szCs w:val="28"/>
+      <w:sz w:val="30"/>
+      <w:szCs w:val="30"/>
     </w:rPr>
   </w:style>
   <w:style w:customStyle="1" w:styleId="Author" w:type="paragraph">
     <w:name w:val="Author"/>
-    <w:basedOn w:val="Title"/>
     <w:next w:val="BodyText"/>
     <w:qFormat/>
     <w:pPr>
       <w:keepNext/>
       <w:keepLines/>
+      <w:jc w:val="center"/>
     </w:pPr>
-    <w:rPr>
-      <w:sz w:val="24"/>
-      <w:szCs w:val="24"/>
-    </w:rPr>
   </w:style>
   <w:style w:styleId="Date" w:type="paragraph">
     <w:name w:val="Date"/>
-    <w:basedOn w:val="Title"/>
     <w:next w:val="BodyText"/>
     <w:qFormat/>
     <w:pPr>
       <w:keepNext/>
       <w:keepLines/>
+      <w:jc w:val="center"/>
     </w:pPr>
-    <w:rPr>
-      <w:sz w:val="24"/>
-      <w:szCs w:val="24"/>
-    </w:rPr>
   </w:style>
   <w:style w:customStyle="1" w:styleId="AbstractTitle" w:type="paragraph">
     <w:name w:val="Abstract Title"/>
@@ -19707,6 +20357,7 @@
     </w:pPr>
     <w:rPr>
       <w:b/>
+      <w:color w:val="345A8A"/>
       <w:sz w:val="20"/>
       <w:szCs w:val="20"/>
     </w:rPr>
@@ -19735,321 +20386,191 @@
     <w:rPr/>
   </w:style>
   <w:style w:styleId="Heading1" w:type="paragraph">
-    <w:name w:val="heading 1"/>
+    <w:name w:val="Heading 1"/>
     <w:basedOn w:val="Normal"/>
     <w:next w:val="BodyText"/>
-    <w:link w:val="Heading1Char"/>
     <w:uiPriority w:val="9"/>
     <w:qFormat/>
-    <w:rsid w:val="00A10FD9"/>
     <w:pPr>
       <w:keepNext/>
       <w:keepLines/>
-      <w:spacing w:after="80" w:before="360"/>
+      <w:spacing w:after="0" w:before="480"/>
       <w:outlineLvl w:val="0"/>
     </w:pPr>
     <w:rPr>
       <w:rFonts w:asciiTheme="majorHAnsi" w:cstheme="majorBidi" w:eastAsiaTheme="majorEastAsia" w:hAnsiTheme="majorHAnsi"/>
-      <w:color w:themeColor="accent1" w:themeShade="BF" w:val="0F4761"/>
-      <w:sz w:val="40"/>
-      <w:szCs w:val="40"/>
+      <w:b/>
+      <w:bCs/>
+      <w:color w:themeColor="accent1" w:val="4F81BD"/>
+      <w:sz w:val="32"/>
+      <w:szCs w:val="32"/>
     </w:rPr>
   </w:style>
   <w:style w:styleId="Heading2" w:type="paragraph">
-    <w:name w:val="heading 2"/>
+    <w:name w:val="Heading 2"/>
     <w:basedOn w:val="Normal"/>
     <w:next w:val="BodyText"/>
-    <w:link w:val="Heading2Char"/>
     <w:uiPriority w:val="9"/>
-    <w:semiHidden/>
     <w:unhideWhenUsed/>
     <w:qFormat/>
-    <w:rsid w:val="00A10FD9"/>
     <w:pPr>
       <w:keepNext/>
       <w:keepLines/>
-      <w:spacing w:after="80" w:before="160"/>
+      <w:spacing w:after="0" w:before="200"/>
       <w:outlineLvl w:val="1"/>
     </w:pPr>
     <w:rPr>
       <w:rFonts w:asciiTheme="majorHAnsi" w:cstheme="majorBidi" w:eastAsiaTheme="majorEastAsia" w:hAnsiTheme="majorHAnsi"/>
-      <w:color w:themeColor="accent1" w:themeShade="BF" w:val="0F4761"/>
-      <w:sz w:val="32"/>
-      <w:szCs w:val="32"/>
-    </w:rPr>
-  </w:style>
-  <w:style w:styleId="Heading3" w:type="paragraph">
-    <w:name w:val="heading 3"/>
-    <w:basedOn w:val="Normal"/>
-    <w:next w:val="BodyText"/>
-    <w:link w:val="Heading3Char"/>
-    <w:uiPriority w:val="9"/>
-    <w:semiHidden/>
-    <w:unhideWhenUsed/>
-    <w:qFormat/>
-    <w:rsid w:val="00A10FD9"/>
-    <w:pPr>
-      <w:keepNext/>
-      <w:keepLines/>
-      <w:spacing w:after="80" w:before="160"/>
-      <w:outlineLvl w:val="2"/>
-    </w:pPr>
-    <w:rPr>
-      <w:rFonts w:cstheme="majorBidi" w:eastAsiaTheme="majorEastAsia"/>
-      <w:color w:themeColor="accent1" w:themeShade="BF" w:val="0F4761"/>
+      <w:b/>
+      <w:bCs/>
+      <w:color w:themeColor="accent1" w:val="4F81BD"/>
       <w:sz w:val="28"/>
       <w:szCs w:val="28"/>
     </w:rPr>
   </w:style>
-  <w:style w:styleId="Heading4" w:type="paragraph">
-    <w:name w:val="heading 4"/>
+  <w:style w:styleId="Heading3" w:type="paragraph">
+    <w:name w:val="Heading 3"/>
     <w:basedOn w:val="Normal"/>
     <w:next w:val="BodyText"/>
-    <w:link w:val="Heading4Char"/>
     <w:uiPriority w:val="9"/>
-    <w:semiHidden/>
     <w:unhideWhenUsed/>
     <w:qFormat/>
-    <w:rsid w:val="00A10FD9"/>
     <w:pPr>
       <w:keepNext/>
       <w:keepLines/>
-      <w:spacing w:after="40" w:before="80"/>
+      <w:spacing w:after="0" w:before="200"/>
+      <w:outlineLvl w:val="2"/>
+    </w:pPr>
+    <w:rPr>
+      <w:rFonts w:asciiTheme="majorHAnsi" w:cstheme="majorBidi" w:eastAsiaTheme="majorEastAsia" w:hAnsiTheme="majorHAnsi"/>
+      <w:b/>
+      <w:bCs/>
+      <w:color w:themeColor="accent1" w:val="4F81BD"/>
+      <w:sz w:val="24"/>
+      <w:szCs w:val="24"/>
+    </w:rPr>
+  </w:style>
+  <w:style w:styleId="Heading4" w:type="paragraph">
+    <w:name w:val="Heading 4"/>
+    <w:basedOn w:val="Normal"/>
+    <w:next w:val="BodyText"/>
+    <w:uiPriority w:val="9"/>
+    <w:unhideWhenUsed/>
+    <w:qFormat/>
+    <w:pPr>
+      <w:keepNext/>
+      <w:keepLines/>
+      <w:spacing w:after="0" w:before="200"/>
       <w:outlineLvl w:val="3"/>
     </w:pPr>
     <w:rPr>
-      <w:rFonts w:cstheme="majorBidi" w:eastAsiaTheme="majorEastAsia"/>
+      <w:rFonts w:asciiTheme="majorHAnsi" w:cstheme="majorBidi" w:eastAsiaTheme="majorEastAsia" w:hAnsiTheme="majorHAnsi"/>
+      <w:bCs/>
       <w:i/>
-      <w:iCs/>
-      <w:color w:themeColor="accent1" w:themeShade="BF" w:val="0F4761"/>
+      <w:color w:themeColor="accent1" w:val="4F81BD"/>
+      <w:sz w:val="24"/>
+      <w:szCs w:val="24"/>
     </w:rPr>
   </w:style>
   <w:style w:styleId="Heading5" w:type="paragraph">
-    <w:name w:val="heading 5"/>
+    <w:name w:val="Heading 5"/>
     <w:basedOn w:val="Normal"/>
     <w:next w:val="BodyText"/>
-    <w:link w:val="Heading5Char"/>
     <w:uiPriority w:val="9"/>
-    <w:semiHidden/>
     <w:unhideWhenUsed/>
     <w:qFormat/>
-    <w:rsid w:val="00A10FD9"/>
     <w:pPr>
       <w:keepNext/>
       <w:keepLines/>
-      <w:spacing w:after="40" w:before="80"/>
+      <w:spacing w:after="0" w:before="200"/>
       <w:outlineLvl w:val="4"/>
     </w:pPr>
     <w:rPr>
-      <w:rFonts w:cstheme="majorBidi" w:eastAsiaTheme="majorEastAsia"/>
-      <w:color w:themeColor="accent1" w:themeShade="BF" w:val="0F4761"/>
+      <w:rFonts w:asciiTheme="majorHAnsi" w:cstheme="majorBidi" w:eastAsiaTheme="majorEastAsia" w:hAnsiTheme="majorHAnsi"/>
+      <w:iCs/>
+      <w:color w:themeColor="accent1" w:val="4F81BD"/>
+      <w:sz w:val="24"/>
+      <w:szCs w:val="24"/>
     </w:rPr>
   </w:style>
   <w:style w:styleId="Heading6" w:type="paragraph">
-    <w:name w:val="heading 6"/>
+    <w:name w:val="Heading 6"/>
     <w:basedOn w:val="Normal"/>
     <w:next w:val="BodyText"/>
-    <w:link w:val="Heading6Char"/>
     <w:uiPriority w:val="9"/>
-    <w:semiHidden/>
     <w:unhideWhenUsed/>
     <w:qFormat/>
-    <w:rsid w:val="00A10FD9"/>
     <w:pPr>
       <w:keepNext/>
       <w:keepLines/>
-      <w:spacing w:after="0" w:before="40"/>
+      <w:spacing w:after="0" w:before="200"/>
       <w:outlineLvl w:val="5"/>
     </w:pPr>
     <w:rPr>
-      <w:rFonts w:cstheme="majorBidi" w:eastAsiaTheme="majorEastAsia"/>
-      <w:i/>
-      <w:iCs/>
-      <w:color w:themeColor="text1" w:themeTint="A6" w:val="595959"/>
+      <w:rFonts w:asciiTheme="majorHAnsi" w:cstheme="majorBidi" w:eastAsiaTheme="majorEastAsia" w:hAnsiTheme="majorHAnsi"/>
+      <w:color w:themeColor="accent1" w:val="4F81BD"/>
+      <w:sz w:val="24"/>
+      <w:szCs w:val="24"/>
     </w:rPr>
   </w:style>
   <w:style w:styleId="Heading7" w:type="paragraph">
-    <w:name w:val="heading 7"/>
+    <w:name w:val="Heading 7"/>
     <w:basedOn w:val="Normal"/>
     <w:next w:val="BodyText"/>
-    <w:link w:val="Heading7Char"/>
     <w:uiPriority w:val="9"/>
-    <w:semiHidden/>
     <w:unhideWhenUsed/>
     <w:qFormat/>
-    <w:rsid w:val="00A10FD9"/>
     <w:pPr>
       <w:keepNext/>
       <w:keepLines/>
-      <w:spacing w:after="0" w:before="40"/>
+      <w:spacing w:after="0" w:before="200"/>
       <w:outlineLvl w:val="6"/>
     </w:pPr>
     <w:rPr>
-      <w:rFonts w:cstheme="majorBidi" w:eastAsiaTheme="majorEastAsia"/>
-      <w:color w:themeColor="text1" w:themeTint="A6" w:val="595959"/>
+      <w:rFonts w:asciiTheme="majorHAnsi" w:cstheme="majorBidi" w:eastAsiaTheme="majorEastAsia" w:hAnsiTheme="majorHAnsi"/>
+      <w:color w:themeColor="accent1" w:val="4F81BD"/>
+      <w:sz w:val="24"/>
+      <w:szCs w:val="24"/>
     </w:rPr>
   </w:style>
   <w:style w:styleId="Heading8" w:type="paragraph">
-    <w:name w:val="heading 8"/>
+    <w:name w:val="Heading 8"/>
     <w:basedOn w:val="Normal"/>
     <w:next w:val="BodyText"/>
-    <w:link w:val="Heading8Char"/>
     <w:uiPriority w:val="9"/>
-    <w:semiHidden/>
     <w:unhideWhenUsed/>
     <w:qFormat/>
-    <w:rsid w:val="00A10FD9"/>
     <w:pPr>
       <w:keepNext/>
       <w:keepLines/>
-      <w:spacing w:after="0"/>
+      <w:spacing w:after="0" w:before="200"/>
       <w:outlineLvl w:val="7"/>
     </w:pPr>
     <w:rPr>
-      <w:rFonts w:cstheme="majorBidi" w:eastAsiaTheme="majorEastAsia"/>
-      <w:i/>
-      <w:iCs/>
-      <w:color w:themeColor="text1" w:themeTint="D8" w:val="272727"/>
+      <w:rFonts w:asciiTheme="majorHAnsi" w:cstheme="majorBidi" w:eastAsiaTheme="majorEastAsia" w:hAnsiTheme="majorHAnsi"/>
+      <w:color w:themeColor="accent1" w:val="4F81BD"/>
+      <w:sz w:val="24"/>
+      <w:szCs w:val="24"/>
     </w:rPr>
   </w:style>
   <w:style w:styleId="Heading9" w:type="paragraph">
-    <w:name w:val="heading 9"/>
+    <w:name w:val="Heading 9"/>
     <w:basedOn w:val="Normal"/>
     <w:next w:val="BodyText"/>
-    <w:link w:val="Heading9Char"/>
     <w:uiPriority w:val="9"/>
-    <w:semiHidden/>
     <w:unhideWhenUsed/>
     <w:qFormat/>
-    <w:rsid w:val="00A10FD9"/>
     <w:pPr>
       <w:keepNext/>
       <w:keepLines/>
-      <w:spacing w:after="0"/>
+      <w:spacing w:after="0" w:before="200"/>
       <w:outlineLvl w:val="8"/>
     </w:pPr>
     <w:rPr>
-      <w:rFonts w:cstheme="majorBidi" w:eastAsiaTheme="majorEastAsia"/>
-      <w:color w:themeColor="text1" w:themeTint="D8" w:val="272727"/>
-    </w:rPr>
-  </w:style>
-  <w:style w:customStyle="1" w:styleId="Heading1Char" w:type="character">
-    <w:name w:val="Heading 1 Char"/>
-    <w:basedOn w:val="DefaultParagraphFont"/>
-    <w:link w:val="Heading1"/>
-    <w:uiPriority w:val="9"/>
-    <w:rsid w:val="00A10FD9"/>
-    <w:rPr>
       <w:rFonts w:asciiTheme="majorHAnsi" w:cstheme="majorBidi" w:eastAsiaTheme="majorEastAsia" w:hAnsiTheme="majorHAnsi"/>
-      <w:color w:themeColor="accent1" w:themeShade="BF" w:val="0F4761"/>
-      <w:sz w:val="40"/>
-      <w:szCs w:val="40"/>
-    </w:rPr>
-  </w:style>
-  <w:style w:customStyle="1" w:styleId="Heading2Char" w:type="character">
-    <w:name w:val="Heading 2 Char"/>
-    <w:basedOn w:val="DefaultParagraphFont"/>
-    <w:link w:val="Heading2"/>
-    <w:uiPriority w:val="9"/>
-    <w:semiHidden/>
-    <w:rsid w:val="00A10FD9"/>
-    <w:rPr>
-      <w:rFonts w:asciiTheme="majorHAnsi" w:cstheme="majorBidi" w:eastAsiaTheme="majorEastAsia" w:hAnsiTheme="majorHAnsi"/>
-      <w:color w:themeColor="accent1" w:themeShade="BF" w:val="0F4761"/>
-      <w:sz w:val="32"/>
-      <w:szCs w:val="32"/>
-    </w:rPr>
-  </w:style>
-  <w:style w:customStyle="1" w:styleId="Heading3Char" w:type="character">
-    <w:name w:val="Heading 3 Char"/>
-    <w:basedOn w:val="DefaultParagraphFont"/>
-    <w:link w:val="Heading3"/>
-    <w:uiPriority w:val="9"/>
-    <w:semiHidden/>
-    <w:rsid w:val="00A10FD9"/>
-    <w:rPr>
-      <w:rFonts w:cstheme="majorBidi" w:eastAsiaTheme="majorEastAsia"/>
-      <w:color w:themeColor="accent1" w:themeShade="BF" w:val="0F4761"/>
-      <w:sz w:val="28"/>
-      <w:szCs w:val="28"/>
-    </w:rPr>
-  </w:style>
-  <w:style w:customStyle="1" w:styleId="Heading4Char" w:type="character">
-    <w:name w:val="Heading 4 Char"/>
-    <w:basedOn w:val="DefaultParagraphFont"/>
-    <w:link w:val="Heading4"/>
-    <w:uiPriority w:val="9"/>
-    <w:semiHidden/>
-    <w:rsid w:val="00A10FD9"/>
-    <w:rPr>
-      <w:rFonts w:cstheme="majorBidi" w:eastAsiaTheme="majorEastAsia"/>
-      <w:i/>
-      <w:iCs/>
-      <w:color w:themeColor="accent1" w:themeShade="BF" w:val="0F4761"/>
-    </w:rPr>
-  </w:style>
-  <w:style w:customStyle="1" w:styleId="Heading5Char" w:type="character">
-    <w:name w:val="Heading 5 Char"/>
-    <w:basedOn w:val="DefaultParagraphFont"/>
-    <w:link w:val="Heading5"/>
-    <w:uiPriority w:val="9"/>
-    <w:semiHidden/>
-    <w:rsid w:val="00A10FD9"/>
-    <w:rPr>
-      <w:rFonts w:cstheme="majorBidi" w:eastAsiaTheme="majorEastAsia"/>
-      <w:color w:themeColor="accent1" w:themeShade="BF" w:val="0F4761"/>
-    </w:rPr>
-  </w:style>
-  <w:style w:customStyle="1" w:styleId="Heading6Char" w:type="character">
-    <w:name w:val="Heading 6 Char"/>
-    <w:basedOn w:val="DefaultParagraphFont"/>
-    <w:link w:val="Heading6"/>
-    <w:uiPriority w:val="9"/>
-    <w:semiHidden/>
-    <w:rsid w:val="00A10FD9"/>
-    <w:rPr>
-      <w:rFonts w:cstheme="majorBidi" w:eastAsiaTheme="majorEastAsia"/>
-      <w:i/>
-      <w:iCs/>
-      <w:color w:themeColor="text1" w:themeTint="A6" w:val="595959"/>
-    </w:rPr>
-  </w:style>
-  <w:style w:customStyle="1" w:styleId="Heading7Char" w:type="character">
-    <w:name w:val="Heading 7 Char"/>
-    <w:basedOn w:val="DefaultParagraphFont"/>
-    <w:link w:val="Heading7"/>
-    <w:uiPriority w:val="9"/>
-    <w:semiHidden/>
-    <w:rsid w:val="00A10FD9"/>
-    <w:rPr>
-      <w:rFonts w:cstheme="majorBidi" w:eastAsiaTheme="majorEastAsia"/>
-      <w:color w:themeColor="text1" w:themeTint="A6" w:val="595959"/>
-    </w:rPr>
-  </w:style>
-  <w:style w:customStyle="1" w:styleId="Heading8Char" w:type="character">
-    <w:name w:val="Heading 8 Char"/>
-    <w:basedOn w:val="DefaultParagraphFont"/>
-    <w:link w:val="Heading8"/>
-    <w:uiPriority w:val="9"/>
-    <w:semiHidden/>
-    <w:rsid w:val="00A10FD9"/>
-    <w:rPr>
-      <w:rFonts w:cstheme="majorBidi" w:eastAsiaTheme="majorEastAsia"/>
-      <w:i/>
-      <w:iCs/>
-      <w:color w:themeColor="text1" w:themeTint="D8" w:val="272727"/>
-    </w:rPr>
-  </w:style>
-  <w:style w:customStyle="1" w:styleId="Heading9Char" w:type="character">
-    <w:name w:val="Heading 9 Char"/>
-    <w:basedOn w:val="DefaultParagraphFont"/>
-    <w:link w:val="Heading9"/>
-    <w:uiPriority w:val="9"/>
-    <w:semiHidden/>
-    <w:rsid w:val="00A10FD9"/>
-    <w:rPr>
-      <w:rFonts w:cstheme="majorBidi" w:eastAsiaTheme="majorEastAsia"/>
-      <w:color w:themeColor="text1" w:themeTint="D8" w:val="272727"/>
+      <w:color w:themeColor="accent1" w:val="4F81BD"/>
+      <w:sz w:val="24"/>
+      <w:szCs w:val="24"/>
     </w:rPr>
   </w:style>
   <w:style w:styleId="BlockText" w:type="paragraph">
@@ -20074,8 +20595,8 @@
   </w:style>
   <w:style w:styleId="FootnoteBlockText" w:type="paragraph">
     <w:name w:val="Footnote Block Text"/>
-    <w:basedOn w:val="FootnoteText"/>
-    <w:next w:val="FootnoteText"/>
+    <w:basedOn w:val="Footnote Text"/>
+    <w:next w:val="Footnote Text"/>
     <w:uiPriority w:val="9"/>
     <w:unhideWhenUsed/>
     <w:qFormat/>
@@ -20105,6 +20626,13 @@
       </w:tblCellMar>
     </w:tblPr>
     <w:tblStylePr w:type="firstRow">
+      <w:tblPr>
+        <w:jc w:val="left"/>
+        <w:tblInd w:type="dxa" w:w="0"/>
+      </w:tblPr>
+      <w:trPr>
+        <w:jc w:val="left"/>
+      </w:trPr>
       <w:tcPr>
         <w:tcBorders>
           <w:bottom w:val="single"/>
@@ -20460,44 +20988,44 @@
         <a:sysClr val="window" lastClr="FFFFFF"/>
       </a:lt1>
       <a:dk2>
-        <a:srgbClr val="0E2841"/>
+        <a:srgbClr val="1F497D"/>
       </a:dk2>
       <a:lt2>
-        <a:srgbClr val="E8E8E8"/>
+        <a:srgbClr val="EEECE1"/>
       </a:lt2>
       <a:accent1>
-        <a:srgbClr val="156082"/>
+        <a:srgbClr val="4F81BD"/>
       </a:accent1>
       <a:accent2>
-        <a:srgbClr val="E97132"/>
+        <a:srgbClr val="C0504D"/>
       </a:accent2>
       <a:accent3>
-        <a:srgbClr val="196B24"/>
+        <a:srgbClr val="9BBB59"/>
       </a:accent3>
       <a:accent4>
-        <a:srgbClr val="0F9ED5"/>
+        <a:srgbClr val="8064A2"/>
       </a:accent4>
       <a:accent5>
-        <a:srgbClr val="A02B93"/>
+        <a:srgbClr val="4BACC6"/>
       </a:accent5>
       <a:accent6>
-        <a:srgbClr val="4EA72E"/>
+        <a:srgbClr val="F79646"/>
       </a:accent6>
       <a:hlink>
-        <a:srgbClr val="467886"/>
+        <a:srgbClr val="0000FF"/>
       </a:hlink>
       <a:folHlink>
-        <a:srgbClr val="96607D"/>
+        <a:srgbClr val="800080"/>
       </a:folHlink>
     </a:clrScheme>
     <a:fontScheme name="Office">
       <a:majorFont>
-        <a:latin typeface="Aptos Display" panose="02110004020202020204"/>
+        <a:latin typeface="Calibri"/>
         <a:ea typeface=""/>
         <a:cs typeface=""/>
-        <a:font script="Jpan" typeface="游ゴシック Light"/>
+        <a:font script="Jpan" typeface="ＭＳ ゴシック"/>
         <a:font script="Hang" typeface="맑은 고딕"/>
-        <a:font script="Hans" typeface="等线 Light"/>
+        <a:font script="Hans" typeface="宋体"/>
         <a:font script="Hant" typeface="新細明體"/>
         <a:font script="Arab" typeface="Times New Roman"/>
         <a:font script="Hebr" typeface="Times New Roman"/>
@@ -20524,32 +21052,14 @@
         <a:font script="Mong" typeface="Mongolian Baiti"/>
         <a:font script="Viet" typeface="Times New Roman"/>
         <a:font script="Uigh" typeface="Microsoft Uighur"/>
-        <a:font script="Geor" typeface="Sylfaen"/>
-        <a:font script="Armn" typeface="Arial"/>
-        <a:font script="Bugi" typeface="Leelawadee UI"/>
-        <a:font script="Bopo" typeface="Microsoft JhengHei"/>
-        <a:font script="Java" typeface="Javanese Text"/>
-        <a:font script="Lisu" typeface="Segoe UI"/>
-        <a:font script="Mymr" typeface="Myanmar Text"/>
-        <a:font script="Nkoo" typeface="Ebrima"/>
-        <a:font script="Olck" typeface="Nirmala UI"/>
-        <a:font script="Osma" typeface="Ebrima"/>
-        <a:font script="Phag" typeface="Phagspa"/>
-        <a:font script="Syrn" typeface="Estrangelo Edessa"/>
-        <a:font script="Syrj" typeface="Estrangelo Edessa"/>
-        <a:font script="Syre" typeface="Estrangelo Edessa"/>
-        <a:font script="Sora" typeface="Nirmala UI"/>
-        <a:font script="Tale" typeface="Microsoft Tai Le"/>
-        <a:font script="Talu" typeface="Microsoft New Tai Lue"/>
-        <a:font script="Tfng" typeface="Ebrima"/>
       </a:majorFont>
       <a:minorFont>
-        <a:latin typeface="Aptos" panose="02110004020202020204"/>
+        <a:latin typeface="Cambria"/>
         <a:ea typeface=""/>
         <a:cs typeface=""/>
-        <a:font script="Jpan" typeface="游明朝"/>
+        <a:font script="Jpan" typeface="ＭＳ 明朝"/>
         <a:font script="Hang" typeface="맑은 고딕"/>
-        <a:font script="Hans" typeface="等线"/>
+        <a:font script="Hans" typeface="宋体"/>
         <a:font script="Hant" typeface="新細明體"/>
         <a:font script="Arab" typeface="Arial"/>
         <a:font script="Hebr" typeface="Arial"/>
@@ -20576,24 +21086,6 @@
         <a:font script="Mong" typeface="Mongolian Baiti"/>
         <a:font script="Viet" typeface="Arial"/>
         <a:font script="Uigh" typeface="Microsoft Uighur"/>
-        <a:font script="Geor" typeface="Sylfaen"/>
-        <a:font script="Armn" typeface="Arial"/>
-        <a:font script="Bugi" typeface="Leelawadee UI"/>
-        <a:font script="Bopo" typeface="Microsoft JhengHei"/>
-        <a:font script="Java" typeface="Javanese Text"/>
-        <a:font script="Lisu" typeface="Segoe UI"/>
-        <a:font script="Mymr" typeface="Myanmar Text"/>
-        <a:font script="Nkoo" typeface="Ebrima"/>
-        <a:font script="Olck" typeface="Nirmala UI"/>
-        <a:font script="Osma" typeface="Ebrima"/>
-        <a:font script="Phag" typeface="Phagspa"/>
-        <a:font script="Syrn" typeface="Estrangelo Edessa"/>
-        <a:font script="Syrj" typeface="Estrangelo Edessa"/>
-        <a:font script="Syre" typeface="Estrangelo Edessa"/>
-        <a:font script="Sora" typeface="Nirmala UI"/>
-        <a:font script="Tale" typeface="Microsoft Tai Le"/>
-        <a:font script="Talu" typeface="Microsoft New Tai Lue"/>
-        <a:font script="Tfng" typeface="Ebrima"/>
       </a:minorFont>
     </a:fontScheme>
     <a:fmtScheme name="Office">
@@ -20605,141 +21097,200 @@
           <a:gsLst>
             <a:gs pos="0">
               <a:schemeClr val="phClr">
-                <a:lumMod val="110000"/>
-                <a:satMod val="105000"/>
-                <a:tint val="67000"/>
+                <a:tint val="50000"/>
+                <a:satMod val="300000"/>
               </a:schemeClr>
             </a:gs>
-            <a:gs pos="50000">
+            <a:gs pos="35000">
               <a:schemeClr val="phClr">
-                <a:lumMod val="105000"/>
-                <a:satMod val="103000"/>
-                <a:tint val="73000"/>
+                <a:tint val="37000"/>
+                <a:satMod val="300000"/>
               </a:schemeClr>
             </a:gs>
             <a:gs pos="100000">
               <a:schemeClr val="phClr">
-                <a:lumMod val="105000"/>
-                <a:satMod val="109000"/>
-                <a:tint val="81000"/>
+                <a:tint val="15000"/>
+                <a:satMod val="350000"/>
               </a:schemeClr>
             </a:gs>
           </a:gsLst>
-          <a:lin ang="5400000" scaled="0"/>
+          <a:lin ang="16200000" scaled="1"/>
         </a:gradFill>
         <a:gradFill rotWithShape="1">
           <a:gsLst>
             <a:gs pos="0">
               <a:schemeClr val="phClr">
-                <a:satMod val="103000"/>
-                <a:lumMod val="102000"/>
-                <a:tint val="94000"/>
-              </a:schemeClr>
-            </a:gs>
-            <a:gs pos="50000">
-              <a:schemeClr val="phClr">
-                <a:satMod val="110000"/>
-                <a:lumMod val="100000"/>
+                <a:tint val="100000"/>
                 <a:shade val="100000"/>
+                <a:satMod val="130000"/>
               </a:schemeClr>
             </a:gs>
             <a:gs pos="100000">
               <a:schemeClr val="phClr">
-                <a:lumMod val="99000"/>
-                <a:satMod val="120000"/>
-                <a:shade val="78000"/>
+                <a:tint val="50000"/>
+                <a:shade val="100000"/>
+                <a:satMod val="350000"/>
               </a:schemeClr>
             </a:gs>
           </a:gsLst>
-          <a:lin ang="5400000" scaled="0"/>
+          <a:lin ang="16200000" scaled="0"/>
         </a:gradFill>
       </a:fillStyleLst>
       <a:lnStyleLst>
-        <a:ln w="6350" cap="flat" cmpd="sng" algn="ctr">
+        <a:ln w="9525" cap="flat" cmpd="sng" algn="ctr">
+          <a:solidFill>
+            <a:schemeClr val="phClr">
+              <a:shade val="95000"/>
+              <a:satMod val="105000"/>
+            </a:schemeClr>
+          </a:solidFill>
+          <a:prstDash val="solid"/>
+        </a:ln>
+        <a:ln w="25400" cap="flat" cmpd="sng" algn="ctr">
           <a:solidFill>
             <a:schemeClr val="phClr"/>
           </a:solidFill>
           <a:prstDash val="solid"/>
-          <a:miter lim="800000"/>
         </a:ln>
-        <a:ln w="12700" cap="flat" cmpd="sng" algn="ctr">
+        <a:ln w="38100" cap="flat" cmpd="sng" algn="ctr">
           <a:solidFill>
             <a:schemeClr val="phClr"/>
           </a:solidFill>
           <a:prstDash val="solid"/>
-          <a:miter lim="800000"/>
-        </a:ln>
-        <a:ln w="19050" cap="flat" cmpd="sng" algn="ctr">
-          <a:solidFill>
-            <a:schemeClr val="phClr"/>
-          </a:solidFill>
-          <a:prstDash val="solid"/>
-          <a:miter lim="800000"/>
         </a:ln>
       </a:lnStyleLst>
       <a:effectStyleLst>
         <a:effectStyle>
-          <a:effectLst/>
-        </a:effectStyle>
-        <a:effectStyle>
-          <a:effectLst/>
+          <a:effectLst>
+            <a:outerShdw blurRad="40000" dist="20000" dir="5400000" rotWithShape="0">
+              <a:srgbClr val="000000">
+                <a:alpha val="38000"/>
+              </a:srgbClr>
+            </a:outerShdw>
+          </a:effectLst>
         </a:effectStyle>
         <a:effectStyle>
           <a:effectLst>
-            <a:outerShdw blurRad="57150" dist="19050" dir="5400000" algn="ctr" rotWithShape="0">
+            <a:outerShdw blurRad="40000" dist="23000" dir="5400000" rotWithShape="0">
               <a:srgbClr val="000000">
-                <a:alpha val="63000"/>
+                <a:alpha val="35000"/>
               </a:srgbClr>
             </a:outerShdw>
           </a:effectLst>
+        </a:effectStyle>
+        <a:effectStyle>
+          <a:effectLst>
+            <a:outerShdw blurRad="40000" dist="23000" dir="5400000" rotWithShape="0">
+              <a:srgbClr val="000000">
+                <a:alpha val="35000"/>
+              </a:srgbClr>
+            </a:outerShdw>
+          </a:effectLst>
+          <a:scene3d>
+            <a:camera prst="orthographicFront">
+              <a:rot lat="0" lon="0" rev="0"/>
+            </a:camera>
+            <a:lightRig rig="threePt" dir="t">
+              <a:rot lat="0" lon="0" rev="1200000"/>
+            </a:lightRig>
+          </a:scene3d>
+          <a:sp3d>
+            <a:bevelT w="63500" h="25400"/>
+          </a:sp3d>
         </a:effectStyle>
       </a:effectStyleLst>
       <a:bgFillStyleLst>
         <a:solidFill>
           <a:schemeClr val="phClr"/>
         </a:solidFill>
-        <a:solidFill>
-          <a:schemeClr val="phClr">
-            <a:tint val="95000"/>
-            <a:satMod val="170000"/>
-          </a:schemeClr>
-        </a:solidFill>
         <a:gradFill rotWithShape="1">
           <a:gsLst>
             <a:gs pos="0">
               <a:schemeClr val="phClr">
-                <a:tint val="93000"/>
-                <a:satMod val="150000"/>
-                <a:shade val="98000"/>
-                <a:lumMod val="102000"/>
+                <a:tint val="40000"/>
+                <a:satMod val="350000"/>
               </a:schemeClr>
             </a:gs>
-            <a:gs pos="50000">
+            <a:gs pos="40000">
               <a:schemeClr val="phClr">
-                <a:tint val="98000"/>
-                <a:satMod val="130000"/>
-                <a:shade val="90000"/>
-                <a:lumMod val="103000"/>
+                <a:tint val="45000"/>
+                <a:shade val="99000"/>
+                <a:satMod val="350000"/>
               </a:schemeClr>
             </a:gs>
             <a:gs pos="100000">
               <a:schemeClr val="phClr">
-                <a:shade val="63000"/>
-                <a:satMod val="120000"/>
+                <a:shade val="20000"/>
+                <a:satMod val="255000"/>
               </a:schemeClr>
             </a:gs>
           </a:gsLst>
-          <a:lin ang="5400000" scaled="0"/>
+          <a:path path="circle">
+            <a:fillToRect l="50000" t="-80000" r="50000" b="180000"/>
+          </a:path>
+        </a:gradFill>
+        <a:gradFill rotWithShape="1">
+          <a:gsLst>
+            <a:gs pos="0">
+              <a:schemeClr val="phClr">
+                <a:tint val="80000"/>
+                <a:satMod val="300000"/>
+              </a:schemeClr>
+            </a:gs>
+            <a:gs pos="100000">
+              <a:schemeClr val="phClr">
+                <a:shade val="30000"/>
+                <a:satMod val="200000"/>
+              </a:schemeClr>
+            </a:gs>
+          </a:gsLst>
+          <a:path path="circle">
+            <a:fillToRect l="50000" t="50000" r="50000" b="50000"/>
+          </a:path>
         </a:gradFill>
       </a:bgFillStyleLst>
     </a:fmtScheme>
   </a:themeElements>
-  <a:objectDefaults/>
+  <a:objectDefaults>
+    <a:spDef>
+      <a:spPr/>
+      <a:bodyPr/>
+      <a:lstStyle/>
+      <a:style>
+        <a:lnRef idx="1">
+          <a:schemeClr val="accent1"/>
+        </a:lnRef>
+        <a:fillRef idx="3">
+          <a:schemeClr val="accent1"/>
+        </a:fillRef>
+        <a:effectRef idx="2">
+          <a:schemeClr val="accent1"/>
+        </a:effectRef>
+        <a:fontRef idx="minor">
+          <a:schemeClr val="lt1"/>
+        </a:fontRef>
+      </a:style>
+    </a:spDef>
+    <a:lnDef>
+      <a:spPr/>
+      <a:bodyPr/>
+      <a:lstStyle/>
+      <a:style>
+        <a:lnRef idx="2">
+          <a:schemeClr val="accent1"/>
+        </a:lnRef>
+        <a:fillRef idx="0">
+          <a:schemeClr val="accent1"/>
+        </a:fillRef>
+        <a:effectRef idx="1">
+          <a:schemeClr val="accent1"/>
+        </a:effectRef>
+        <a:fontRef idx="minor">
+          <a:schemeClr val="tx1"/>
+        </a:fontRef>
+      </a:style>
+    </a:lnDef>
+  </a:objectDefaults>
   <a:extraClrSchemeLst/>
-  <a:extLst>
-    <a:ext uri="{05A4C25C-085E-4340-85A3-A5531E510DB2}">
-      <thm15:themeFamily xmlns:thm15="http://schemas.microsoft.com/office/thememl/2012/main" name="Office Theme" id="{2E142A2C-CD16-42D6-873A-C26D2A0506FA}" vid="{1BDDFF52-6CD6-40A5-AB3C-68EB2F1E4D0A}"/>
-    </a:ext>
-  </a:extLst>
 </a:theme>
 </file>
--- a/docx/10-nat-pat/10-nat-pat.docx
+++ b/docx/10-nat-pat/10-nat-pat.docx
@@ -28,7 +28,7 @@
         </w:p>
       </w:sdtContent>
     </w:sdt>
-    <w:bookmarkStart w:id="37" w:name="nat-y-pat"/>
+    <w:bookmarkStart w:id="26" w:name="nat-y-pat"/>
     <w:p>
       <w:pPr>
         <w:pStyle w:val="Heading1"/>
@@ -114,7 +114,7 @@
       <w:r>
         <w:t xml:space="preserve"> </w:t>
       </w:r>
-      <w:hyperlink r:id="rId20">
+      <w:hyperlink r:id="rId9">
         <w:r>
           <w:rPr>
             <w:rStyle w:val="Hyperlink"/>
@@ -154,7 +154,7 @@
         </w:pict>
       </w:r>
     </w:p>
-    <w:bookmarkStart w:id="21" w:name="objetivo-de-la-unidad"/>
+    <w:bookmarkStart w:id="10" w:name="objetivo-de-la-unidad"/>
     <w:p>
       <w:pPr>
         <w:pStyle w:val="Heading2"/>
@@ -262,8 +262,8 @@
         </w:pict>
       </w:r>
     </w:p>
-    <w:bookmarkEnd w:id="21"/>
-    <w:bookmarkStart w:id="31" w:name="mapa-de-la-unidad"/>
+    <w:bookmarkEnd w:id="10"/>
+    <w:bookmarkStart w:id="20" w:name="mapa-de-la-unidad"/>
     <w:p>
       <w:pPr>
         <w:pStyle w:val="Heading2"/>
@@ -276,7 +276,6 @@
       <w:tblPr>
         <w:tblStyle w:val="Table"/>
         <w:tblW w:type="pct" w:w="5000"/>
-        <w:jc w:val="left"/>
         <w:tblLayout w:type="fixed"/>
         <w:tblLook w:firstRow="1" w:lastRow="0" w:firstColumn="0" w:lastColumn="0" w:noHBand="0" w:noVBand="0" w:val="0020"/>
       </w:tblPr>
@@ -294,7 +293,6 @@
           <w:p>
             <w:pPr>
               <w:pStyle w:val="Compact"/>
-              <w:jc w:val="left"/>
             </w:pPr>
             <w:r>
               <w:t xml:space="preserve">Punto</w:t>
@@ -306,7 +304,6 @@
           <w:p>
             <w:pPr>
               <w:pStyle w:val="Compact"/>
-              <w:jc w:val="left"/>
             </w:pPr>
             <w:r>
               <w:t xml:space="preserve">Qué aprenderás</w:t>
@@ -318,7 +315,6 @@
           <w:p>
             <w:pPr>
               <w:pStyle w:val="Compact"/>
-              <w:jc w:val="left"/>
             </w:pPr>
             <w:r>
               <w:t xml:space="preserve">Nivel</w:t>
@@ -332,9 +328,8 @@
           <w:p>
             <w:pPr>
               <w:pStyle w:val="Compact"/>
-              <w:jc w:val="left"/>
-            </w:pPr>
-            <w:hyperlink r:id="rId22">
+            </w:pPr>
+            <w:hyperlink r:id="rId11">
               <w:r>
                 <w:rPr>
                   <w:rStyle w:val="Hyperlink"/>
@@ -349,7 +344,6 @@
           <w:p>
             <w:pPr>
               <w:pStyle w:val="Compact"/>
-              <w:jc w:val="left"/>
             </w:pPr>
             <w:r>
               <w:t xml:space="preserve">El problema de IPv4 y la idea del traductor</w:t>
@@ -361,7 +355,6 @@
           <w:p>
             <w:pPr>
               <w:pStyle w:val="Compact"/>
-              <w:jc w:val="left"/>
             </w:pPr>
             <w:r>
               <w:t xml:space="preserve">Todos</w:t>
@@ -375,9 +368,8 @@
           <w:p>
             <w:pPr>
               <w:pStyle w:val="Compact"/>
-              <w:jc w:val="left"/>
-            </w:pPr>
-            <w:hyperlink r:id="rId23">
+            </w:pPr>
+            <w:hyperlink r:id="rId12">
               <w:r>
                 <w:rPr>
                   <w:rStyle w:val="Hyperlink"/>
@@ -392,7 +384,6 @@
           <w:p>
             <w:pPr>
               <w:pStyle w:val="Compact"/>
-              <w:jc w:val="left"/>
             </w:pPr>
             <w:r>
               <w:t xml:space="preserve">Estático, dinámico y PAT a vista de pájaro</w:t>
@@ -404,7 +395,6 @@
           <w:p>
             <w:pPr>
               <w:pStyle w:val="Compact"/>
-              <w:jc w:val="left"/>
             </w:pPr>
             <w:r>
               <w:t xml:space="preserve">Todos</w:t>
@@ -418,9 +408,8 @@
           <w:p>
             <w:pPr>
               <w:pStyle w:val="Compact"/>
-              <w:jc w:val="left"/>
-            </w:pPr>
-            <w:hyperlink r:id="rId24">
+            </w:pPr>
+            <w:hyperlink r:id="rId13">
               <w:r>
                 <w:rPr>
                   <w:rStyle w:val="Hyperlink"/>
@@ -435,7 +424,6 @@
           <w:p>
             <w:pPr>
               <w:pStyle w:val="Compact"/>
-              <w:jc w:val="left"/>
             </w:pPr>
             <w:r>
               <w:t xml:space="preserve">Uno a uno y por pool</w:t>
@@ -447,7 +435,6 @@
           <w:p>
             <w:pPr>
               <w:pStyle w:val="Compact"/>
-              <w:jc w:val="left"/>
             </w:pPr>
             <w:r>
               <w:t xml:space="preserve">Todos</w:t>
@@ -461,9 +448,8 @@
           <w:p>
             <w:pPr>
               <w:pStyle w:val="Compact"/>
-              <w:jc w:val="left"/>
-            </w:pPr>
-            <w:hyperlink r:id="rId25">
+            </w:pPr>
+            <w:hyperlink r:id="rId14">
               <w:r>
                 <w:rPr>
                   <w:rStyle w:val="Hyperlink"/>
@@ -478,7 +464,6 @@
           <w:p>
             <w:pPr>
               <w:pStyle w:val="Compact"/>
-              <w:jc w:val="left"/>
             </w:pPr>
             <w:r>
               <w:t xml:space="preserve">Puertos como identificador, tabla de traducciones</w:t>
@@ -490,7 +475,6 @@
           <w:p>
             <w:pPr>
               <w:pStyle w:val="Compact"/>
-              <w:jc w:val="left"/>
             </w:pPr>
             <w:r>
               <w:t xml:space="preserve">Clave</w:t>
@@ -504,9 +488,8 @@
           <w:p>
             <w:pPr>
               <w:pStyle w:val="Compact"/>
-              <w:jc w:val="left"/>
-            </w:pPr>
-            <w:hyperlink r:id="rId26">
+            </w:pPr>
+            <w:hyperlink r:id="rId15">
               <w:r>
                 <w:rPr>
                   <w:rStyle w:val="Hyperlink"/>
@@ -521,7 +504,6 @@
           <w:p>
             <w:pPr>
               <w:pStyle w:val="Compact"/>
-              <w:jc w:val="left"/>
             </w:pPr>
             <w:r>
               <w:t xml:space="preserve">Port forwarding: publicar servicios</w:t>
@@ -533,7 +515,6 @@
           <w:p>
             <w:pPr>
               <w:pStyle w:val="Compact"/>
-              <w:jc w:val="left"/>
             </w:pPr>
             <w:r>
               <w:t xml:space="preserve">Todos</w:t>
@@ -547,9 +528,8 @@
           <w:p>
             <w:pPr>
               <w:pStyle w:val="Compact"/>
-              <w:jc w:val="left"/>
-            </w:pPr>
-            <w:hyperlink r:id="rId27">
+            </w:pPr>
+            <w:hyperlink r:id="rId16">
               <w:r>
                 <w:rPr>
                   <w:rStyle w:val="Hyperlink"/>
@@ -564,7 +544,6 @@
           <w:p>
             <w:pPr>
               <w:pStyle w:val="Compact"/>
-              <w:jc w:val="left"/>
             </w:pPr>
             <w:r>
               <w:t xml:space="preserve">show ip nat translations/statistics</w:t>
@@ -576,7 +555,6 @@
           <w:p>
             <w:pPr>
               <w:pStyle w:val="Compact"/>
-              <w:jc w:val="left"/>
             </w:pPr>
             <w:r>
               <w:t xml:space="preserve">Práctico</w:t>
@@ -590,9 +568,8 @@
           <w:p>
             <w:pPr>
               <w:pStyle w:val="Compact"/>
-              <w:jc w:val="left"/>
-            </w:pPr>
-            <w:hyperlink r:id="rId28">
+            </w:pPr>
+            <w:hyperlink r:id="rId17">
               <w:r>
                 <w:rPr>
                   <w:rStyle w:val="Hyperlink"/>
@@ -607,7 +584,6 @@
           <w:p>
             <w:pPr>
               <w:pStyle w:val="Compact"/>
-              <w:jc w:val="left"/>
             </w:pPr>
             <w:r>
               <w:t xml:space="preserve">Lo que NAT rompe y cómo se arregla</w:t>
@@ -619,7 +595,6 @@
           <w:p>
             <w:pPr>
               <w:pStyle w:val="Compact"/>
-              <w:jc w:val="left"/>
             </w:pPr>
             <w:r>
               <w:t xml:space="preserve">Clave</w:t>
@@ -633,9 +608,8 @@
           <w:p>
             <w:pPr>
               <w:pStyle w:val="Compact"/>
-              <w:jc w:val="left"/>
-            </w:pPr>
-            <w:hyperlink r:id="rId29">
+            </w:pPr>
+            <w:hyperlink r:id="rId18">
               <w:r>
                 <w:rPr>
                   <w:rStyle w:val="Hyperlink"/>
@@ -650,7 +624,6 @@
           <w:p>
             <w:pPr>
               <w:pStyle w:val="Compact"/>
-              <w:jc w:val="left"/>
             </w:pPr>
             <w:r>
               <w:t xml:space="preserve">El laboratorio paso a paso</w:t>
@@ -662,7 +635,6 @@
           <w:p>
             <w:pPr>
               <w:pStyle w:val="Compact"/>
-              <w:jc w:val="left"/>
             </w:pPr>
             <w:r>
               <w:t xml:space="preserve">Práctico</w:t>
@@ -676,9 +648,8 @@
           <w:p>
             <w:pPr>
               <w:pStyle w:val="Compact"/>
-              <w:jc w:val="left"/>
-            </w:pPr>
-            <w:hyperlink r:id="rId30">
+            </w:pPr>
+            <w:hyperlink r:id="rId19">
               <w:r>
                 <w:rPr>
                   <w:rStyle w:val="Hyperlink"/>
@@ -693,7 +664,6 @@
           <w:p>
             <w:pPr>
               <w:pStyle w:val="Compact"/>
-              <w:jc w:val="left"/>
             </w:pPr>
             <w:r>
               <w:t xml:space="preserve">Sé el NAT, Fireside, Laboratorio, Crucigrama…</w:t>
@@ -705,7 +675,6 @@
           <w:p>
             <w:pPr>
               <w:pStyle w:val="Compact"/>
-              <w:jc w:val="left"/>
             </w:pPr>
             <w:r>
               <w:t xml:space="preserve">Todos</w:t>
@@ -745,8 +714,8 @@
         </w:pict>
       </w:r>
     </w:p>
-    <w:bookmarkEnd w:id="31"/>
-    <w:bookmarkStart w:id="32" w:name="boletines-de-la-unidad"/>
+    <w:bookmarkEnd w:id="20"/>
+    <w:bookmarkStart w:id="21" w:name="boletines-de-la-unidad"/>
     <w:p>
       <w:pPr>
         <w:pStyle w:val="Heading2"/>
@@ -796,8 +765,8 @@
         </w:pict>
       </w:r>
     </w:p>
-    <w:bookmarkEnd w:id="32"/>
-    <w:bookmarkStart w:id="33" w:name="criterios-de-evaluación-cubiertos-ra7"/>
+    <w:bookmarkEnd w:id="21"/>
+    <w:bookmarkStart w:id="22" w:name="criterios-de-evaluación-cubiertos-ra7"/>
     <w:p>
       <w:pPr>
         <w:pStyle w:val="Heading2"/>
@@ -822,7 +791,6 @@
       <w:tblPr>
         <w:tblStyle w:val="Table"/>
         <w:tblW w:type="pct" w:w="5000"/>
-        <w:jc w:val="left"/>
         <w:tblLayout w:type="fixed"/>
         <w:tblLook w:firstRow="1" w:lastRow="0" w:firstColumn="0" w:lastColumn="0" w:noHBand="0" w:noVBand="0" w:val="0020"/>
       </w:tblPr>
@@ -840,7 +808,6 @@
           <w:p>
             <w:pPr>
               <w:pStyle w:val="Compact"/>
-              <w:jc w:val="left"/>
             </w:pPr>
             <w:r>
               <w:t xml:space="preserve">CE</w:t>
@@ -852,7 +819,6 @@
           <w:p>
             <w:pPr>
               <w:pStyle w:val="Compact"/>
-              <w:jc w:val="left"/>
             </w:pPr>
             <w:r>
               <w:t xml:space="preserve">Criterio</w:t>
@@ -864,7 +830,6 @@
           <w:p>
             <w:pPr>
               <w:pStyle w:val="Compact"/>
-              <w:jc w:val="left"/>
             </w:pPr>
             <w:r>
               <w:t xml:space="preserve">Dónde se cubre</w:t>
@@ -878,7 +843,6 @@
           <w:p>
             <w:pPr>
               <w:pStyle w:val="Compact"/>
-              <w:jc w:val="left"/>
             </w:pPr>
             <w:r>
               <w:t xml:space="preserve">a)</w:t>
@@ -890,7 +854,6 @@
           <w:p>
             <w:pPr>
               <w:pStyle w:val="Compact"/>
-              <w:jc w:val="left"/>
             </w:pPr>
             <w:r>
               <w:t xml:space="preserve">Se han descrito las ventajas e inconvenientes del uso de la traducción de direcciones de red (NAT)</w:t>
@@ -902,7 +865,6 @@
           <w:p>
             <w:pPr>
               <w:pStyle w:val="Compact"/>
-              <w:jc w:val="left"/>
             </w:pPr>
             <w:r>
               <w:t xml:space="preserve">✅ Teoría (puntos 1-2) + 🔥 Fireside Chat (punto 9)</w:t>
@@ -916,7 +878,6 @@
           <w:p>
             <w:pPr>
               <w:pStyle w:val="Compact"/>
-              <w:jc w:val="left"/>
             </w:pPr>
             <w:r>
               <w:t xml:space="preserve">b)</w:t>
@@ -928,7 +889,6 @@
           <w:p>
             <w:pPr>
               <w:pStyle w:val="Compact"/>
-              <w:jc w:val="left"/>
             </w:pPr>
             <w:r>
               <w:t xml:space="preserve">Se ha utilizado NAT para realizar la traducción estática de direcciones de red</w:t>
@@ -940,7 +900,6 @@
           <w:p>
             <w:pPr>
               <w:pStyle w:val="Compact"/>
-              <w:jc w:val="left"/>
             </w:pPr>
             <w:r>
               <w:t xml:space="preserve">✅ Punto 3 + ⚡ Laboratorio (punto 9)</w:t>
@@ -954,7 +913,6 @@
           <w:p>
             <w:pPr>
               <w:pStyle w:val="Compact"/>
-              <w:jc w:val="left"/>
             </w:pPr>
             <w:r>
               <w:t xml:space="preserve">c)</w:t>
@@ -966,7 +924,6 @@
           <w:p>
             <w:pPr>
               <w:pStyle w:val="Compact"/>
-              <w:jc w:val="left"/>
             </w:pPr>
             <w:r>
               <w:t xml:space="preserve">Se ha utilizado NAT para realizar la traducción dinámica de direcciones de red</w:t>
@@ -978,7 +935,6 @@
           <w:p>
             <w:pPr>
               <w:pStyle w:val="Compact"/>
-              <w:jc w:val="left"/>
             </w:pPr>
             <w:r>
               <w:t xml:space="preserve">✅ Puntos 3-4 + ⚡ Laboratorio (punto 9)</w:t>
@@ -992,7 +948,6 @@
           <w:p>
             <w:pPr>
               <w:pStyle w:val="Compact"/>
-              <w:jc w:val="left"/>
             </w:pPr>
             <w:r>
               <w:t xml:space="preserve">d)</w:t>
@@ -1004,7 +959,6 @@
           <w:p>
             <w:pPr>
               <w:pStyle w:val="Compact"/>
-              <w:jc w:val="left"/>
             </w:pPr>
             <w:r>
               <w:t xml:space="preserve">Se han descrito las características de las tecnologías «Frame Relay», RDSI y ADSL</w:t>
@@ -1016,7 +970,6 @@
           <w:p>
             <w:pPr>
               <w:pStyle w:val="Compact"/>
-              <w:jc w:val="left"/>
             </w:pPr>
             <w:r>
               <w:t xml:space="preserve">✅ Punto 7 (WAN heredada)</w:t>
@@ -1030,7 +983,6 @@
           <w:p>
             <w:pPr>
               <w:pStyle w:val="Compact"/>
-              <w:jc w:val="left"/>
             </w:pPr>
             <w:r>
               <w:t xml:space="preserve">e)</w:t>
@@ -1042,7 +994,6 @@
           <w:p>
             <w:pPr>
               <w:pStyle w:val="Compact"/>
-              <w:jc w:val="left"/>
             </w:pPr>
             <w:r>
               <w:t xml:space="preserve">Se han descrito las analogías y diferencias entre las tecnologías «Wifi» y «Wimax»</w:t>
@@ -1054,7 +1005,6 @@
           <w:p>
             <w:pPr>
               <w:pStyle w:val="Compact"/>
-              <w:jc w:val="left"/>
             </w:pPr>
             <w:r>
               <w:t xml:space="preserve">✅ Punto 7 (estándares 802.11)</w:t>
@@ -1068,7 +1018,6 @@
           <w:p>
             <w:pPr>
               <w:pStyle w:val="Compact"/>
-              <w:jc w:val="left"/>
             </w:pPr>
             <w:r>
               <w:t xml:space="preserve">f)</w:t>
@@ -1080,7 +1029,6 @@
           <w:p>
             <w:pPr>
               <w:pStyle w:val="Compact"/>
-              <w:jc w:val="left"/>
             </w:pPr>
             <w:r>
               <w:t xml:space="preserve">Se han descrito las características de las tecnologías UMTS y HSDPA</w:t>
@@ -1092,7 +1040,6 @@
           <w:p>
             <w:pPr>
               <w:pStyle w:val="Compact"/>
-              <w:jc w:val="left"/>
             </w:pPr>
             <w:r>
               <w:t xml:space="preserve">✅ Punto 7 (móvil 3G/3.5G)</w:t>
@@ -1132,8 +1079,8 @@
         </w:pict>
       </w:r>
     </w:p>
-    <w:bookmarkEnd w:id="33"/>
-    <w:bookmarkStart w:id="36" w:name="por-dónde-empiezo"/>
+    <w:bookmarkEnd w:id="22"/>
+    <w:bookmarkStart w:id="25" w:name="por-dónde-empiezo"/>
     <w:p>
       <w:pPr>
         <w:pStyle w:val="Heading2"/>
@@ -1156,7 +1103,7 @@
       <w:r>
         <w:t xml:space="preserve"> </w:t>
       </w:r>
-      <w:hyperlink r:id="rId34">
+      <w:hyperlink r:id="rId23">
         <w:r>
           <w:rPr>
             <w:rStyle w:val="Hyperlink"/>
@@ -1182,7 +1129,7 @@
       <w:r>
         <w:t xml:space="preserve"> </w:t>
       </w:r>
-      <w:hyperlink r:id="rId25">
+      <w:hyperlink r:id="rId14">
         <w:r>
           <w:rPr>
             <w:rStyle w:val="Hyperlink"/>
@@ -1211,7 +1158,7 @@
       <w:r>
         <w:t xml:space="preserve"> </w:t>
       </w:r>
-      <w:hyperlink r:id="rId22">
+      <w:hyperlink r:id="rId11">
         <w:r>
           <w:rPr>
             <w:rStyle w:val="Hyperlink"/>
@@ -1236,7 +1183,7 @@
         </w:rPr>
         <w:t xml:space="preserve"> </w:t>
       </w:r>
-      <w:hyperlink r:id="rId35">
+      <w:hyperlink r:id="rId24">
         <w:r>
           <w:rPr>
             <w:rStyle w:val="Hyperlink"/>
@@ -1254,9 +1201,9 @@
         <w:t xml:space="preserve">.</w:t>
       </w:r>
     </w:p>
-    <w:bookmarkEnd w:id="36"/>
-    <w:bookmarkEnd w:id="37"/>
-    <w:bookmarkStart w:id="51" w:name="qué-es-nat"/>
+    <w:bookmarkEnd w:id="25"/>
+    <w:bookmarkEnd w:id="26"/>
+    <w:bookmarkStart w:id="40" w:name="qué-es-nat"/>
     <w:p>
       <w:pPr>
         <w:pStyle w:val="Heading1"/>
@@ -1320,7 +1267,7 @@
         </w:pict>
       </w:r>
     </w:p>
-    <w:bookmarkStart w:id="38" w:name="la-idea-en-una-frase"/>
+    <w:bookmarkStart w:id="27" w:name="la-idea-en-una-frase"/>
     <w:p>
       <w:pPr>
         <w:pStyle w:val="Heading2"/>
@@ -1396,8 +1343,8 @@
         </w:pict>
       </w:r>
     </w:p>
-    <w:bookmarkEnd w:id="38"/>
-    <w:bookmarkStart w:id="44" w:name="por-qué-existe-nat"/>
+    <w:bookmarkEnd w:id="27"/>
+    <w:bookmarkStart w:id="33" w:name="por-qué-existe-nat"/>
     <w:p>
       <w:pPr>
         <w:pStyle w:val="Heading2"/>
@@ -1418,7 +1365,6 @@
       <w:tblPr>
         <w:tblStyle w:val="Table"/>
         <w:tblW w:type="pct" w:w="5000"/>
-        <w:jc w:val="left"/>
         <w:tblLayout w:type="fixed"/>
         <w:tblLook w:firstRow="1" w:lastRow="0" w:firstColumn="0" w:lastColumn="0" w:noHBand="0" w:noVBand="0" w:val="0020"/>
       </w:tblPr>
@@ -1435,7 +1381,6 @@
           <w:p>
             <w:pPr>
               <w:pStyle w:val="Compact"/>
-              <w:jc w:val="left"/>
             </w:pPr>
             <w:r>
               <w:t xml:space="preserve">Razón</w:t>
@@ -1447,7 +1392,6 @@
           <w:p>
             <w:pPr>
               <w:pStyle w:val="Compact"/>
-              <w:jc w:val="left"/>
             </w:pPr>
             <w:r>
               <w:t xml:space="preserve">Explicación</w:t>
@@ -1461,7 +1405,6 @@
           <w:p>
             <w:pPr>
               <w:pStyle w:val="Compact"/>
-              <w:jc w:val="left"/>
             </w:pPr>
             <w:r>
               <w:rPr>
@@ -1477,7 +1420,6 @@
           <w:p>
             <w:pPr>
               <w:pStyle w:val="Compact"/>
-              <w:jc w:val="left"/>
             </w:pPr>
             <w:r>
               <w:t xml:space="preserve">No hay suficientes IPs públicas para todos los dispositivos. NAT permite que muchas IPs privadas compartan una pública</w:t>
@@ -1491,7 +1433,6 @@
           <w:p>
             <w:pPr>
               <w:pStyle w:val="Compact"/>
-              <w:jc w:val="left"/>
             </w:pPr>
             <w:r>
               <w:rPr>
@@ -1507,7 +1448,6 @@
           <w:p>
             <w:pPr>
               <w:pStyle w:val="Compact"/>
-              <w:jc w:val="left"/>
             </w:pPr>
             <w:r>
               <w:t xml:space="preserve">Los dispositivos internos no son visibles directamente desde Internet</w:t>
@@ -1521,7 +1461,6 @@
           <w:p>
             <w:pPr>
               <w:pStyle w:val="Compact"/>
-              <w:jc w:val="left"/>
             </w:pPr>
             <w:r>
               <w:rPr>
@@ -1537,7 +1476,6 @@
           <w:p>
             <w:pPr>
               <w:pStyle w:val="Compact"/>
-              <w:jc w:val="left"/>
             </w:pPr>
             <w:r>
               <w:t xml:space="preserve">Puedes cambiar de ISP sin reconfigurar toda la LAN</w:t>
@@ -1546,7 +1484,7 @@
         </w:tc>
       </w:tr>
     </w:tbl>
-    <w:bookmarkStart w:id="39" w:name="Xf4a0267775d085c6e029eaef3e5961da3c60f50"/>
+    <w:bookmarkStart w:id="28" w:name="Xf4a0267775d085c6e029eaef3e5961da3c60f50"/>
     <w:p>
       <w:pPr>
         <w:pStyle w:val="Heading3"/>
@@ -1619,8 +1557,8 @@
         <w:t xml:space="preserve">las IPs privadas del RFC 1918 se pueden repetir en redes distintas. Lo que las hace únicas en el mundo es la IP pública que les asigna NAT.</w:t>
       </w:r>
     </w:p>
-    <w:bookmarkEnd w:id="39"/>
-    <w:bookmarkStart w:id="43" w:name="dónde-vive-nat"/>
+    <w:bookmarkEnd w:id="28"/>
+    <w:bookmarkStart w:id="32" w:name="dónde-vive-nat"/>
     <w:p>
       <w:pPr>
         <w:pStyle w:val="Heading3"/>
@@ -1682,13 +1620,7 @@
         <w:t xml:space="preserve"> </w:t>
       </w:r>
       <w:r>
-        <w:t xml:space="preserve">“</w:t>
-      </w:r>
-      <w:r>
-        <w:t xml:space="preserve">truco</w:t>
-      </w:r>
-      <w:r>
-        <w:t xml:space="preserve">”</w:t>
+        <w:t xml:space="preserve">“truco”</w:t>
       </w:r>
       <w:r>
         <w:t xml:space="preserve"> </w:t>
@@ -1706,12 +1638,12 @@
           <wp:inline>
             <wp:extent cx="5334000" cy="1824926"/>
             <wp:effectExtent b="0" l="0" r="0" t="0"/>
-            <wp:docPr descr="Viaje de un paquete: la PC sale con IP privada y el router la traduce a la IP pública" title="" id="41" name="Picture"/>
+            <wp:docPr descr="Viaje de un paquete: la PC sale con IP privada y el router la traduce a la IP pública" title="" id="30" name="Picture"/>
             <a:graphic>
               <a:graphicData uri="http://schemas.openxmlformats.org/drawingml/2006/picture">
                 <pic:pic>
                   <pic:nvPicPr>
-                    <pic:cNvPr descr="public/diagrams/u10-que-es-nat.svg" id="42" name="Picture"/>
+                    <pic:cNvPr descr="public/diagrams/u10-que-es-nat.svg" id="31" name="Picture"/>
                     <pic:cNvPicPr>
                       <a:picLocks noChangeArrowheads="1" noChangeAspect="1"/>
                     </pic:cNvPicPr>
@@ -1723,7 +1655,7 @@
                           <a14:useLocalDpi xmlns:a14="http://schemas.microsoft.com/office/drawing/2010/main" val="0"/>
                         </a:ext>
                         <a:ext uri="{96DAC541-7B7A-43D3-8B79-37D633B846F1}">
-                          <asvg:svgBlip xmlns:asvg="http://schemas.microsoft.com/office/drawing/2016/SVG/main" r:embed="rId40"/>
+                          <asvg:svgBlip xmlns:asvg="http://schemas.microsoft.com/office/drawing/2016/SVG/main" r:embed="rId29"/>
                         </a:ext>
                       </a:extLst>
                     </a:blip>
@@ -1768,9 +1700,9 @@
         </w:pict>
       </w:r>
     </w:p>
-    <w:bookmarkEnd w:id="43"/>
-    <w:bookmarkEnd w:id="44"/>
-    <w:bookmarkStart w:id="45" w:name="la-analogía-del-recepcionista-de-hotel"/>
+    <w:bookmarkEnd w:id="32"/>
+    <w:bookmarkEnd w:id="33"/>
+    <w:bookmarkStart w:id="34" w:name="la-analogía-del-recepcionista-de-hotel"/>
     <w:p>
       <w:pPr>
         <w:pStyle w:val="Heading2"/>
@@ -1818,13 +1750,7 @@
         <w:t xml:space="preserve"> </w:t>
       </w:r>
       <w:r>
-        <w:t xml:space="preserve">“</w:t>
-      </w:r>
-      <w:r>
-        <w:t xml:space="preserve">extensión 204 habló con la oficina de Google, uso la línea 2</w:t>
-      </w:r>
-      <w:r>
-        <w:t xml:space="preserve">”</w:t>
+        <w:t xml:space="preserve">“extensión 204 habló con la oficina de Google, uso la línea 2”</w:t>
       </w:r>
       <w:r>
         <w:t xml:space="preserve">.</w:t>
@@ -1879,13 +1805,7 @@
         <w:t xml:space="preserve"> </w:t>
       </w:r>
       <w:r>
-        <w:t xml:space="preserve">“</w:t>
-      </w:r>
-      <w:r>
-        <w:t xml:space="preserve">extensión 204</w:t>
-      </w:r>
-      <w:r>
-        <w:t xml:space="preserve">”</w:t>
+        <w:t xml:space="preserve">“extensión 204”</w:t>
       </w:r>
       <w:r>
         <w:t xml:space="preserve"> </w:t>
@@ -1897,13 +1817,7 @@
         <w:t xml:space="preserve"> </w:t>
       </w:r>
       <w:r>
-        <w:t xml:space="preserve">“</w:t>
-      </w:r>
-      <w:r>
-        <w:t xml:space="preserve">línea pública</w:t>
-      </w:r>
-      <w:r>
-        <w:t xml:space="preserve">”</w:t>
+        <w:t xml:space="preserve">“línea pública”</w:t>
       </w:r>
       <w:r>
         <w:t xml:space="preserve"> </w:t>
@@ -1919,8 +1833,8 @@
         </w:pict>
       </w:r>
     </w:p>
-    <w:bookmarkEnd w:id="45"/>
-    <w:bookmarkStart w:id="46" w:name="el-fin-del-extremo-a-extremo"/>
+    <w:bookmarkEnd w:id="34"/>
+    <w:bookmarkStart w:id="35" w:name="el-fin-del-extremo-a-extremo"/>
     <w:p>
       <w:pPr>
         <w:pStyle w:val="Heading2"/>
@@ -1962,7 +1876,6 @@
       <w:tblPr>
         <w:tblStyle w:val="Table"/>
         <w:tblW w:type="pct" w:w="5000"/>
-        <w:jc w:val="left"/>
         <w:tblLayout w:type="fixed"/>
         <w:tblLook w:firstRow="1" w:lastRow="0" w:firstColumn="0" w:lastColumn="0" w:noHBand="0" w:noVBand="0" w:val="0020"/>
       </w:tblPr>
@@ -1979,7 +1892,6 @@
           <w:p>
             <w:pPr>
               <w:pStyle w:val="Compact"/>
-              <w:jc w:val="left"/>
             </w:pPr>
             <w:r>
               <w:t xml:space="preserve">Antes de NAT (ideal)</w:t>
@@ -1991,7 +1903,6 @@
           <w:p>
             <w:pPr>
               <w:pStyle w:val="Compact"/>
-              <w:jc w:val="left"/>
             </w:pPr>
             <w:r>
               <w:t xml:space="preserve">Con NAT (realidad)</w:t>
@@ -2005,7 +1916,6 @@
           <w:p>
             <w:pPr>
               <w:pStyle w:val="Compact"/>
-              <w:jc w:val="left"/>
             </w:pPr>
             <w:r>
               <w:t xml:space="preserve">Cada equipo tiene IP pública propia</w:t>
@@ -2017,7 +1927,6 @@
           <w:p>
             <w:pPr>
               <w:pStyle w:val="Compact"/>
-              <w:jc w:val="left"/>
             </w:pPr>
             <w:r>
               <w:t xml:space="preserve">Solo el router tiene IP pública</w:t>
@@ -2031,7 +1940,6 @@
           <w:p>
             <w:pPr>
               <w:pStyle w:val="Compact"/>
-              <w:jc w:val="left"/>
             </w:pPr>
             <w:r>
               <w:t xml:space="preserve">Cualquiera puede iniciar conexión entrante</w:t>
@@ -2043,7 +1951,6 @@
           <w:p>
             <w:pPr>
               <w:pStyle w:val="Compact"/>
-              <w:jc w:val="left"/>
             </w:pPr>
             <w:r>
               <w:t xml:space="preserve">Nadie entra desde fuera salvo que se abran puertos</w:t>
@@ -2057,7 +1964,6 @@
           <w:p>
             <w:pPr>
               <w:pStyle w:val="Compact"/>
-              <w:jc w:val="left"/>
             </w:pPr>
             <w:r>
               <w:t xml:space="preserve">Las aplicaciones hablan sin intermediarios</w:t>
@@ -2069,7 +1975,6 @@
           <w:p>
             <w:pPr>
               <w:pStyle w:val="Compact"/>
-              <w:jc w:val="left"/>
             </w:pPr>
             <w:r>
               <w:t xml:space="preserve">FTP, VoIP, juegos y VPN necesitan ayudas extra</w:t>
@@ -2083,7 +1988,6 @@
           <w:p>
             <w:pPr>
               <w:pStyle w:val="Compact"/>
-              <w:jc w:val="left"/>
             </w:pPr>
             <w:r>
               <w:t xml:space="preserve">Sin tablas, sin traducciones</w:t>
@@ -2095,7 +1999,6 @@
           <w:p>
             <w:pPr>
               <w:pStyle w:val="Compact"/>
-              <w:jc w:val="left"/>
             </w:pPr>
             <w:r>
               <w:t xml:space="preserve">El router mantiene y gestiona la tabla NAT</w:t>
@@ -2115,13 +2018,7 @@
         <w:t xml:space="preserve"> </w:t>
       </w:r>
       <w:r>
-        <w:t xml:space="preserve">“</w:t>
-      </w:r>
-      <w:r>
-        <w:t xml:space="preserve">defectos</w:t>
-      </w:r>
-      <w:r>
-        <w:t xml:space="preserve">”</w:t>
+        <w:t xml:space="preserve">“defectos”</w:t>
       </w:r>
       <w:r>
         <w:t xml:space="preserve">: son el precio de compartir una IP pública entre cientos de equipos. Y de ellas salen los problemas que verás en el</w:t>
@@ -2129,7 +2026,7 @@
       <w:r>
         <w:t xml:space="preserve"> </w:t>
       </w:r>
-      <w:hyperlink r:id="rId28">
+      <w:hyperlink r:id="rId17">
         <w:r>
           <w:rPr>
             <w:rStyle w:val="Hyperlink"/>
@@ -2146,7 +2043,7 @@
       <w:r>
         <w:t xml:space="preserve"> </w:t>
       </w:r>
-      <w:hyperlink r:id="rId30">
+      <w:hyperlink r:id="rId19">
         <w:r>
           <w:rPr>
             <w:rStyle w:val="Hyperlink"/>
@@ -2165,8 +2062,8 @@
         </w:pict>
       </w:r>
     </w:p>
-    <w:bookmarkEnd w:id="46"/>
-    <w:bookmarkStart w:id="47" w:name="mini-chequeo"/>
+    <w:bookmarkEnd w:id="35"/>
+    <w:bookmarkStart w:id="36" w:name="mini-chequeo"/>
     <w:p>
       <w:pPr>
         <w:pStyle w:val="Heading2"/>
@@ -2292,8 +2189,8 @@
         </w:pict>
       </w:r>
     </w:p>
-    <w:bookmarkEnd w:id="47"/>
-    <w:bookmarkStart w:id="48" w:name="resumen-en-3-frases"/>
+    <w:bookmarkEnd w:id="36"/>
+    <w:bookmarkStart w:id="37" w:name="resumen-en-3-frases"/>
     <w:p>
       <w:pPr>
         <w:pStyle w:val="Heading2"/>
@@ -2380,8 +2277,8 @@
         <w:t xml:space="preserve">, y algunas aplicaciones exigirán soluciones extra (las verás en el punto 7).</w:t>
       </w:r>
     </w:p>
-    <w:bookmarkEnd w:id="48"/>
-    <w:bookmarkStart w:id="50" w:name="vocabulario-rápido"/>
+    <w:bookmarkEnd w:id="37"/>
+    <w:bookmarkStart w:id="39" w:name="vocabulario-rápido"/>
     <w:p>
       <w:pPr>
         <w:pStyle w:val="Heading2"/>
@@ -2394,7 +2291,6 @@
       <w:tblPr>
         <w:tblStyle w:val="Table"/>
         <w:tblW w:type="pct" w:w="5000"/>
-        <w:jc w:val="left"/>
         <w:tblLayout w:type="fixed"/>
         <w:tblLook w:firstRow="1" w:lastRow="0" w:firstColumn="0" w:lastColumn="0" w:noHBand="0" w:noVBand="0" w:val="0020"/>
       </w:tblPr>
@@ -2411,7 +2307,6 @@
           <w:p>
             <w:pPr>
               <w:pStyle w:val="Compact"/>
-              <w:jc w:val="left"/>
             </w:pPr>
             <w:r>
               <w:t xml:space="preserve">Término</w:t>
@@ -2423,7 +2318,6 @@
           <w:p>
             <w:pPr>
               <w:pStyle w:val="Compact"/>
-              <w:jc w:val="left"/>
             </w:pPr>
             <w:r>
               <w:t xml:space="preserve">Idea general</w:t>
@@ -2437,7 +2331,6 @@
           <w:p>
             <w:pPr>
               <w:pStyle w:val="Compact"/>
-              <w:jc w:val="left"/>
             </w:pPr>
             <w:r>
               <w:t xml:space="preserve">NAT</w:t>
@@ -2449,7 +2342,6 @@
           <w:p>
             <w:pPr>
               <w:pStyle w:val="Compact"/>
-              <w:jc w:val="left"/>
             </w:pPr>
             <w:r>
               <w:t xml:space="preserve">Network Address Translation: traducción de IPs privadas ↔ públicas</w:t>
@@ -2463,7 +2355,6 @@
           <w:p>
             <w:pPr>
               <w:pStyle w:val="Compact"/>
-              <w:jc w:val="left"/>
             </w:pPr>
             <w:r>
               <w:t xml:space="preserve">IP privada</w:t>
@@ -2475,7 +2366,6 @@
           <w:p>
             <w:pPr>
               <w:pStyle w:val="Compact"/>
-              <w:jc w:val="left"/>
             </w:pPr>
             <w:r>
               <w:t xml:space="preserve">IP del RFC 1918, no enrutable en Internet (192.168.x.x, 10.x.x.x…)</w:t>
@@ -2489,7 +2379,6 @@
           <w:p>
             <w:pPr>
               <w:pStyle w:val="Compact"/>
-              <w:jc w:val="left"/>
             </w:pPr>
             <w:r>
               <w:t xml:space="preserve">IP pública</w:t>
@@ -2501,7 +2390,6 @@
           <w:p>
             <w:pPr>
               <w:pStyle w:val="Compact"/>
-              <w:jc w:val="left"/>
             </w:pPr>
             <w:r>
               <w:t xml:space="preserve">IP global única, enrutable en Internet</w:t>
@@ -2515,7 +2403,6 @@
           <w:p>
             <w:pPr>
               <w:pStyle w:val="Compact"/>
-              <w:jc w:val="left"/>
             </w:pPr>
             <w:r>
               <w:t xml:space="preserve">Extremo a extremo</w:t>
@@ -2527,7 +2414,6 @@
           <w:p>
             <w:pPr>
               <w:pStyle w:val="Compact"/>
-              <w:jc w:val="left"/>
             </w:pPr>
             <w:r>
               <w:t xml:space="preserve">Principio de Internet: comunicación directa sin intermediarios</w:t>
@@ -2541,7 +2427,6 @@
           <w:p>
             <w:pPr>
               <w:pStyle w:val="Compact"/>
-              <w:jc w:val="left"/>
             </w:pPr>
             <w:r>
               <w:t xml:space="preserve">Tabla NAT</w:t>
@@ -2553,7 +2438,6 @@
           <w:p>
             <w:pPr>
               <w:pStyle w:val="Compact"/>
-              <w:jc w:val="left"/>
             </w:pPr>
             <w:r>
               <w:t xml:space="preserve">Registro de traducciones que mantiene el router</w:t>
@@ -2579,7 +2463,7 @@
       <w:r>
         <w:t xml:space="preserve"> </w:t>
       </w:r>
-      <w:hyperlink r:id="rId49">
+      <w:hyperlink r:id="rId38">
         <w:r>
           <w:rPr>
             <w:rStyle w:val="Hyperlink"/>
@@ -2606,7 +2490,7 @@
       <w:r>
         <w:t xml:space="preserve"> </w:t>
       </w:r>
-      <w:hyperlink r:id="rId49">
+      <w:hyperlink r:id="rId38">
         <w:r>
           <w:rPr>
             <w:rStyle w:val="Hyperlink"/>
@@ -2633,7 +2517,7 @@
       <w:r>
         <w:t xml:space="preserve"> </w:t>
       </w:r>
-      <w:hyperlink r:id="rId23">
+      <w:hyperlink r:id="rId12">
         <w:r>
           <w:rPr>
             <w:rStyle w:val="Hyperlink"/>
@@ -2642,9 +2526,9 @@
         </w:r>
       </w:hyperlink>
     </w:p>
-    <w:bookmarkEnd w:id="50"/>
-    <w:bookmarkEnd w:id="51"/>
-    <w:bookmarkStart w:id="61" w:name="tipos-de-nat"/>
+    <w:bookmarkEnd w:id="39"/>
+    <w:bookmarkEnd w:id="40"/>
+    <w:bookmarkStart w:id="50" w:name="tipos-de-nat"/>
     <w:p>
       <w:pPr>
         <w:pStyle w:val="Heading1"/>
@@ -2708,7 +2592,7 @@
         </w:pict>
       </w:r>
     </w:p>
-    <w:bookmarkStart w:id="52" w:name="la-idea-en-una-frase-1"/>
+    <w:bookmarkStart w:id="41" w:name="la-idea-en-una-frase-1"/>
     <w:p>
       <w:pPr>
         <w:pStyle w:val="Heading2"/>
@@ -2756,8 +2640,8 @@
         </w:pict>
       </w:r>
     </w:p>
-    <w:bookmarkEnd w:id="52"/>
-    <w:bookmarkStart w:id="53" w:name="los-4-tipos-de-nat"/>
+    <w:bookmarkEnd w:id="41"/>
+    <w:bookmarkStart w:id="42" w:name="los-4-tipos-de-nat"/>
     <w:p>
       <w:pPr>
         <w:pStyle w:val="Heading2"/>
@@ -2770,7 +2654,6 @@
       <w:tblPr>
         <w:tblStyle w:val="Table"/>
         <w:tblW w:type="pct" w:w="5000"/>
-        <w:jc w:val="left"/>
         <w:tblLayout w:type="fixed"/>
         <w:tblLook w:firstRow="1" w:lastRow="0" w:firstColumn="0" w:lastColumn="0" w:noHBand="0" w:noVBand="0" w:val="0020"/>
       </w:tblPr>
@@ -2788,7 +2671,6 @@
           <w:p>
             <w:pPr>
               <w:pStyle w:val="Compact"/>
-              <w:jc w:val="left"/>
             </w:pPr>
             <w:r>
               <w:t xml:space="preserve">Tipo</w:t>
@@ -2800,7 +2682,6 @@
           <w:p>
             <w:pPr>
               <w:pStyle w:val="Compact"/>
-              <w:jc w:val="left"/>
             </w:pPr>
             <w:r>
               <w:t xml:space="preserve">Descripción</w:t>
@@ -2812,7 +2693,6 @@
           <w:p>
             <w:pPr>
               <w:pStyle w:val="Compact"/>
-              <w:jc w:val="left"/>
             </w:pPr>
             <w:r>
               <w:t xml:space="preserve">Uso típico</w:t>
@@ -2826,7 +2706,6 @@
           <w:p>
             <w:pPr>
               <w:pStyle w:val="Compact"/>
-              <w:jc w:val="left"/>
             </w:pPr>
             <w:r>
               <w:rPr>
@@ -2842,7 +2721,6 @@
           <w:p>
             <w:pPr>
               <w:pStyle w:val="Compact"/>
-              <w:jc w:val="left"/>
             </w:pPr>
             <w:r>
               <w:t xml:space="preserve">1 IP privada ↔ 1 IP pública (fijo, 1:1)</w:t>
@@ -2854,7 +2732,6 @@
           <w:p>
             <w:pPr>
               <w:pStyle w:val="Compact"/>
-              <w:jc w:val="left"/>
             </w:pPr>
             <w:r>
               <w:t xml:space="preserve">Servidores accesibles desde fuera</w:t>
@@ -2868,7 +2745,6 @@
           <w:p>
             <w:pPr>
               <w:pStyle w:val="Compact"/>
-              <w:jc w:val="left"/>
             </w:pPr>
             <w:r>
               <w:rPr>
@@ -2884,7 +2760,6 @@
           <w:p>
             <w:pPr>
               <w:pStyle w:val="Compact"/>
-              <w:jc w:val="left"/>
             </w:pPr>
             <w:r>
               <w:t xml:space="preserve">Pool de IPs públicas, asignación dinámica al vuelo</w:t>
@@ -2896,7 +2771,6 @@
           <w:p>
             <w:pPr>
               <w:pStyle w:val="Compact"/>
-              <w:jc w:val="left"/>
             </w:pPr>
             <w:r>
               <w:t xml:space="preserve">Varias IPs públicas disponibles para salir</w:t>
@@ -2910,7 +2784,6 @@
           <w:p>
             <w:pPr>
               <w:pStyle w:val="Compact"/>
-              <w:jc w:val="left"/>
             </w:pPr>
             <w:r>
               <w:rPr>
@@ -2926,7 +2799,6 @@
           <w:p>
             <w:pPr>
               <w:pStyle w:val="Compact"/>
-              <w:jc w:val="left"/>
             </w:pPr>
             <w:r>
               <w:t xml:space="preserve">Muchas IPs privadas ↔ 1 IP pública variando puertos</w:t>
@@ -2938,7 +2810,6 @@
           <w:p>
             <w:pPr>
               <w:pStyle w:val="Compact"/>
-              <w:jc w:val="left"/>
             </w:pPr>
             <w:r>
               <w:t xml:space="preserve">El método más común: toda la LAN sale por una IP</w:t>
@@ -2952,7 +2823,6 @@
           <w:p>
             <w:pPr>
               <w:pStyle w:val="Compact"/>
-              <w:jc w:val="left"/>
             </w:pPr>
             <w:r>
               <w:rPr>
@@ -2968,7 +2838,6 @@
           <w:p>
             <w:pPr>
               <w:pStyle w:val="Compact"/>
-              <w:jc w:val="left"/>
             </w:pPr>
             <w:r>
               <w:t xml:space="preserve">Puerto público ↔ IP:puerto privado (port forwarding)</w:t>
@@ -2980,7 +2849,6 @@
           <w:p>
             <w:pPr>
               <w:pStyle w:val="Compact"/>
-              <w:jc w:val="left"/>
             </w:pPr>
             <w:r>
               <w:t xml:space="preserve">Exponer servicios internos al exterior</w:t>
@@ -3052,8 +2920,8 @@
         </w:pict>
       </w:r>
     </w:p>
-    <w:bookmarkEnd w:id="53"/>
-    <w:bookmarkStart w:id="54" w:name="la-analogía-del-edificio-de-oficinas"/>
+    <w:bookmarkEnd w:id="42"/>
+    <w:bookmarkStart w:id="43" w:name="la-analogía-del-edificio-de-oficinas"/>
     <w:p>
       <w:pPr>
         <w:pStyle w:val="Heading2"/>
@@ -3181,13 +3049,7 @@
         <w:t xml:space="preserve"> </w:t>
       </w:r>
       <w:r>
-        <w:t xml:space="preserve">“</w:t>
-      </w:r>
-      <w:r>
-        <w:t xml:space="preserve">fulanito habló por la extensión 3</w:t>
-      </w:r>
-      <w:r>
-        <w:t xml:space="preserve">”</w:t>
+        <w:t xml:space="preserve">“fulanito habló por la extensión 3”</w:t>
       </w:r>
       <w:r>
         <w:t xml:space="preserve"> </w:t>
@@ -3237,13 +3099,7 @@
         <w:t xml:space="preserve"> </w:t>
       </w:r>
       <w:r>
-        <w:t xml:space="preserve">“</w:t>
-      </w:r>
-      <w:r>
-        <w:t xml:space="preserve">para el departamento de ventas, se lo lleva la extensión 404</w:t>
-      </w:r>
-      <w:r>
-        <w:t xml:space="preserve">”</w:t>
+        <w:t xml:space="preserve">“para el departamento de ventas, se lo lleva la extensión 404”</w:t>
       </w:r>
       <w:r>
         <w:t xml:space="preserve">. El exterior solo conoce el buzón público.</w:t>
@@ -3256,8 +3112,8 @@
         </w:pict>
       </w:r>
     </w:p>
-    <w:bookmarkEnd w:id="54"/>
-    <w:bookmarkStart w:id="56" w:name="cuál-uso-en-cada-caso"/>
+    <w:bookmarkEnd w:id="43"/>
+    <w:bookmarkStart w:id="45" w:name="cuál-uso-en-cada-caso"/>
     <w:p>
       <w:pPr>
         <w:pStyle w:val="Heading2"/>
@@ -3376,7 +3232,7 @@
         <w:t xml:space="preserve">Estático y dinámico son más raros: el primero para servidores con IP fija dedicada, el segundo cayó en desuso al ser caro (necesitas un pool de IPs públicas) y poco flexible.</w:t>
       </w:r>
     </w:p>
-    <w:bookmarkStart w:id="55" w:name="resumen-comparativo-de-los-4-tipos"/>
+    <w:bookmarkStart w:id="44" w:name="resumen-comparativo-de-los-4-tipos"/>
     <w:p>
       <w:pPr>
         <w:pStyle w:val="Heading3"/>
@@ -3389,7 +3245,6 @@
       <w:tblPr>
         <w:tblStyle w:val="Table"/>
         <w:tblW w:type="pct" w:w="5000"/>
-        <w:jc w:val="left"/>
         <w:tblLayout w:type="fixed"/>
         <w:tblLook w:firstRow="1" w:lastRow="0" w:firstColumn="0" w:lastColumn="0" w:noHBand="0" w:noVBand="0" w:val="0020"/>
       </w:tblPr>
@@ -3409,7 +3264,6 @@
           <w:p>
             <w:pPr>
               <w:pStyle w:val="Compact"/>
-              <w:jc w:val="left"/>
             </w:pPr>
             <w:r>
               <w:t xml:space="preserve">Tipo</w:t>
@@ -3421,7 +3275,6 @@
           <w:p>
             <w:pPr>
               <w:pStyle w:val="Compact"/>
-              <w:jc w:val="left"/>
             </w:pPr>
             <w:r>
               <w:t xml:space="preserve">Traduce</w:t>
@@ -3433,7 +3286,6 @@
           <w:p>
             <w:pPr>
               <w:pStyle w:val="Compact"/>
-              <w:jc w:val="left"/>
             </w:pPr>
             <w:r>
               <w:t xml:space="preserve">Dirección</w:t>
@@ -3445,7 +3297,6 @@
           <w:p>
             <w:pPr>
               <w:pStyle w:val="Compact"/>
-              <w:jc w:val="left"/>
             </w:pPr>
             <w:r>
               <w:t xml:space="preserve">¿Entrante?</w:t>
@@ -3457,7 +3308,6 @@
           <w:p>
             <w:pPr>
               <w:pStyle w:val="Compact"/>
-              <w:jc w:val="left"/>
             </w:pPr>
             <w:r>
               <w:t xml:space="preserve">Coste en IPs</w:t>
@@ -3471,7 +3321,6 @@
           <w:p>
             <w:pPr>
               <w:pStyle w:val="Compact"/>
-              <w:jc w:val="left"/>
             </w:pPr>
             <w:r>
               <w:t xml:space="preserve">Estático</w:t>
@@ -3483,7 +3332,6 @@
           <w:p>
             <w:pPr>
               <w:pStyle w:val="Compact"/>
-              <w:jc w:val="left"/>
             </w:pPr>
             <w:r>
               <w:t xml:space="preserve">IP</w:t>
@@ -3495,7 +3343,6 @@
           <w:p>
             <w:pPr>
               <w:pStyle w:val="Compact"/>
-              <w:jc w:val="left"/>
             </w:pPr>
             <w:r>
               <w:t xml:space="preserve">Origen</w:t>
@@ -3507,7 +3354,6 @@
           <w:p>
             <w:pPr>
               <w:pStyle w:val="Compact"/>
-              <w:jc w:val="left"/>
             </w:pPr>
             <w:r>
               <w:t xml:space="preserve">Sí (IP fija)</w:t>
@@ -3519,7 +3365,6 @@
           <w:p>
             <w:pPr>
               <w:pStyle w:val="Compact"/>
-              <w:jc w:val="left"/>
             </w:pPr>
             <w:r>
               <w:t xml:space="preserve">1 pública por equipo</w:t>
@@ -3533,7 +3378,6 @@
           <w:p>
             <w:pPr>
               <w:pStyle w:val="Compact"/>
-              <w:jc w:val="left"/>
             </w:pPr>
             <w:r>
               <w:t xml:space="preserve">Dinámico</w:t>
@@ -3545,7 +3389,6 @@
           <w:p>
             <w:pPr>
               <w:pStyle w:val="Compact"/>
-              <w:jc w:val="left"/>
             </w:pPr>
             <w:r>
               <w:t xml:space="preserve">IP</w:t>
@@ -3557,7 +3400,6 @@
           <w:p>
             <w:pPr>
               <w:pStyle w:val="Compact"/>
-              <w:jc w:val="left"/>
             </w:pPr>
             <w:r>
               <w:t xml:space="preserve">Origen</w:t>
@@ -3569,7 +3411,6 @@
           <w:p>
             <w:pPr>
               <w:pStyle w:val="Compact"/>
-              <w:jc w:val="left"/>
             </w:pPr>
             <w:r>
               <w:t xml:space="preserve">No</w:t>
@@ -3581,7 +3422,6 @@
           <w:p>
             <w:pPr>
               <w:pStyle w:val="Compact"/>
-              <w:jc w:val="left"/>
             </w:pPr>
             <w:r>
               <w:t xml:space="preserve">1 pool para todos</w:t>
@@ -3595,7 +3435,6 @@
           <w:p>
             <w:pPr>
               <w:pStyle w:val="Compact"/>
-              <w:jc w:val="left"/>
             </w:pPr>
             <w:r>
               <w:t xml:space="preserve">PAT</w:t>
@@ -3607,7 +3446,6 @@
           <w:p>
             <w:pPr>
               <w:pStyle w:val="Compact"/>
-              <w:jc w:val="left"/>
             </w:pPr>
             <w:r>
               <w:t xml:space="preserve">IP + puerto</w:t>
@@ -3619,7 +3457,6 @@
           <w:p>
             <w:pPr>
               <w:pStyle w:val="Compact"/>
-              <w:jc w:val="left"/>
             </w:pPr>
             <w:r>
               <w:t xml:space="preserve">Origen</w:t>
@@ -3631,7 +3468,6 @@
           <w:p>
             <w:pPr>
               <w:pStyle w:val="Compact"/>
-              <w:jc w:val="left"/>
             </w:pPr>
             <w:r>
               <w:t xml:space="preserve">No (sin abrir puertos)</w:t>
@@ -3643,7 +3479,6 @@
           <w:p>
             <w:pPr>
               <w:pStyle w:val="Compact"/>
-              <w:jc w:val="left"/>
             </w:pPr>
             <w:r>
               <w:t xml:space="preserve">1 pública para todos</w:t>
@@ -3657,7 +3492,6 @@
           <w:p>
             <w:pPr>
               <w:pStyle w:val="Compact"/>
-              <w:jc w:val="left"/>
             </w:pPr>
             <w:r>
               <w:t xml:space="preserve">Destino</w:t>
@@ -3669,7 +3503,6 @@
           <w:p>
             <w:pPr>
               <w:pStyle w:val="Compact"/>
-              <w:jc w:val="left"/>
             </w:pPr>
             <w:r>
               <w:t xml:space="preserve">IP + puerto</w:t>
@@ -3681,7 +3514,6 @@
           <w:p>
             <w:pPr>
               <w:pStyle w:val="Compact"/>
-              <w:jc w:val="left"/>
             </w:pPr>
             <w:r>
               <w:t xml:space="preserve">Destino</w:t>
@@ -3693,7 +3525,6 @@
           <w:p>
             <w:pPr>
               <w:pStyle w:val="Compact"/>
-              <w:jc w:val="left"/>
             </w:pPr>
             <w:r>
               <w:t xml:space="preserve">Sí (por puerto)</w:t>
@@ -3705,7 +3536,6 @@
           <w:p>
             <w:pPr>
               <w:pStyle w:val="Compact"/>
-              <w:jc w:val="left"/>
             </w:pPr>
             <w:r>
               <w:t xml:space="preserve">Ninguna extra</w:t>
@@ -3725,13 +3555,7 @@
         <w:t xml:space="preserve"> </w:t>
       </w:r>
       <w:r>
-        <w:t xml:space="preserve">“</w:t>
-      </w:r>
-      <w:r>
-        <w:t xml:space="preserve">Entrante</w:t>
-      </w:r>
-      <w:r>
-        <w:t xml:space="preserve">”</w:t>
+        <w:t xml:space="preserve">“Entrante”</w:t>
       </w:r>
       <w:r>
         <w:t xml:space="preserve">:</w:t>
@@ -3760,9 +3584,9 @@
         </w:pict>
       </w:r>
     </w:p>
-    <w:bookmarkEnd w:id="55"/>
-    <w:bookmarkEnd w:id="56"/>
-    <w:bookmarkStart w:id="57" w:name="cada-tipo-en-su-punto"/>
+    <w:bookmarkEnd w:id="44"/>
+    <w:bookmarkEnd w:id="45"/>
+    <w:bookmarkStart w:id="46" w:name="cada-tipo-en-su-punto"/>
     <w:p>
       <w:pPr>
         <w:pStyle w:val="Heading2"/>
@@ -3787,7 +3611,7 @@
           <w:numId w:val="1008"/>
         </w:numPr>
       </w:pPr>
-      <w:hyperlink r:id="rId24">
+      <w:hyperlink r:id="rId13">
         <w:r>
           <w:rPr>
             <w:rStyle w:val="Hyperlink"/>
@@ -3810,7 +3634,7 @@
           <w:numId w:val="1008"/>
         </w:numPr>
       </w:pPr>
-      <w:hyperlink r:id="rId25">
+      <w:hyperlink r:id="rId14">
         <w:r>
           <w:rPr>
             <w:rStyle w:val="Hyperlink"/>
@@ -3833,7 +3657,7 @@
           <w:numId w:val="1008"/>
         </w:numPr>
       </w:pPr>
-      <w:hyperlink r:id="rId26">
+      <w:hyperlink r:id="rId15">
         <w:r>
           <w:rPr>
             <w:rStyle w:val="Hyperlink"/>
@@ -3855,8 +3679,8 @@
         </w:pict>
       </w:r>
     </w:p>
-    <w:bookmarkEnd w:id="57"/>
-    <w:bookmarkStart w:id="58" w:name="mini-chequeo-1"/>
+    <w:bookmarkEnd w:id="46"/>
+    <w:bookmarkStart w:id="47" w:name="mini-chequeo-1"/>
     <w:p>
       <w:pPr>
         <w:pStyle w:val="Heading2"/>
@@ -4032,8 +3856,8 @@
         </w:pict>
       </w:r>
     </w:p>
-    <w:bookmarkEnd w:id="58"/>
-    <w:bookmarkStart w:id="59" w:name="resumen-en-3-frases-1"/>
+    <w:bookmarkEnd w:id="47"/>
+    <w:bookmarkStart w:id="48" w:name="resumen-en-3-frases-1"/>
     <w:p>
       <w:pPr>
         <w:pStyle w:val="Heading2"/>
@@ -4136,8 +3960,8 @@
         <w:t xml:space="preserve">.</w:t>
       </w:r>
     </w:p>
-    <w:bookmarkEnd w:id="59"/>
-    <w:bookmarkStart w:id="60" w:name="vocabulario-rápido-1"/>
+    <w:bookmarkEnd w:id="48"/>
+    <w:bookmarkStart w:id="49" w:name="vocabulario-rápido-1"/>
     <w:p>
       <w:pPr>
         <w:pStyle w:val="Heading2"/>
@@ -4150,7 +3974,6 @@
       <w:tblPr>
         <w:tblStyle w:val="Table"/>
         <w:tblW w:type="pct" w:w="5000"/>
-        <w:jc w:val="left"/>
         <w:tblLayout w:type="fixed"/>
         <w:tblLook w:firstRow="1" w:lastRow="0" w:firstColumn="0" w:lastColumn="0" w:noHBand="0" w:noVBand="0" w:val="0020"/>
       </w:tblPr>
@@ -4167,7 +3990,6 @@
           <w:p>
             <w:pPr>
               <w:pStyle w:val="Compact"/>
-              <w:jc w:val="left"/>
             </w:pPr>
             <w:r>
               <w:t xml:space="preserve">Término</w:t>
@@ -4179,7 +4001,6 @@
           <w:p>
             <w:pPr>
               <w:pStyle w:val="Compact"/>
-              <w:jc w:val="left"/>
             </w:pPr>
             <w:r>
               <w:t xml:space="preserve">Idea general</w:t>
@@ -4193,7 +4014,6 @@
           <w:p>
             <w:pPr>
               <w:pStyle w:val="Compact"/>
-              <w:jc w:val="left"/>
             </w:pPr>
             <w:r>
               <w:t xml:space="preserve">NAT estático</w:t>
@@ -4205,7 +4025,6 @@
           <w:p>
             <w:pPr>
               <w:pStyle w:val="Compact"/>
-              <w:jc w:val="left"/>
             </w:pPr>
             <w:r>
               <w:t xml:space="preserve">Traducción fija 1 IP privada ↔ 1 IP pública</w:t>
@@ -4219,7 +4038,6 @@
           <w:p>
             <w:pPr>
               <w:pStyle w:val="Compact"/>
-              <w:jc w:val="left"/>
             </w:pPr>
             <w:r>
               <w:t xml:space="preserve">NAT dinámico</w:t>
@@ -4231,7 +4049,6 @@
           <w:p>
             <w:pPr>
               <w:pStyle w:val="Compact"/>
-              <w:jc w:val="left"/>
             </w:pPr>
             <w:r>
               <w:t xml:space="preserve">Asignación de una IP pública desde un pool</w:t>
@@ -4245,7 +4062,6 @@
           <w:p>
             <w:pPr>
               <w:pStyle w:val="Compact"/>
-              <w:jc w:val="left"/>
             </w:pPr>
             <w:r>
               <w:t xml:space="preserve">PAT</w:t>
@@ -4257,7 +4073,6 @@
           <w:p>
             <w:pPr>
               <w:pStyle w:val="Compact"/>
-              <w:jc w:val="left"/>
             </w:pPr>
             <w:r>
               <w:t xml:space="preserve">Sobrecarga: muchas IPs privadas comparten una pública con puertos</w:t>
@@ -4271,7 +4086,6 @@
           <w:p>
             <w:pPr>
               <w:pStyle w:val="Compact"/>
-              <w:jc w:val="left"/>
             </w:pPr>
             <w:r>
               <w:t xml:space="preserve">NAT destino</w:t>
@@ -4283,7 +4097,6 @@
           <w:p>
             <w:pPr>
               <w:pStyle w:val="Compact"/>
-              <w:jc w:val="left"/>
             </w:pPr>
             <w:r>
               <w:t xml:space="preserve">Port forwarding: puerto público → IP:puerto interno</w:t>
@@ -4297,7 +4110,6 @@
           <w:p>
             <w:pPr>
               <w:pStyle w:val="Compact"/>
-              <w:jc w:val="left"/>
             </w:pPr>
             <w:r>
               <w:t xml:space="preserve">Pool</w:t>
@@ -4309,7 +4121,6 @@
           <w:p>
             <w:pPr>
               <w:pStyle w:val="Compact"/>
-              <w:jc w:val="left"/>
             </w:pPr>
             <w:r>
               <w:t xml:space="preserve">Conjunto de IPs públicas disponibles para asignar</w:t>
@@ -4335,7 +4146,7 @@
       <w:r>
         <w:t xml:space="preserve"> </w:t>
       </w:r>
-      <w:hyperlink r:id="rId49">
+      <w:hyperlink r:id="rId38">
         <w:r>
           <w:rPr>
             <w:rStyle w:val="Hyperlink"/>
@@ -4362,7 +4173,7 @@
       <w:r>
         <w:t xml:space="preserve"> </w:t>
       </w:r>
-      <w:hyperlink r:id="rId22">
+      <w:hyperlink r:id="rId11">
         <w:r>
           <w:rPr>
             <w:rStyle w:val="Hyperlink"/>
@@ -4389,7 +4200,7 @@
       <w:r>
         <w:t xml:space="preserve"> </w:t>
       </w:r>
-      <w:hyperlink r:id="rId24">
+      <w:hyperlink r:id="rId13">
         <w:r>
           <w:rPr>
             <w:rStyle w:val="Hyperlink"/>
@@ -4398,9 +4209,9 @@
         </w:r>
       </w:hyperlink>
     </w:p>
-    <w:bookmarkEnd w:id="60"/>
-    <w:bookmarkEnd w:id="61"/>
-    <w:bookmarkStart w:id="72" w:name="nat-estático-y-dinámico"/>
+    <w:bookmarkEnd w:id="49"/>
+    <w:bookmarkEnd w:id="50"/>
+    <w:bookmarkStart w:id="61" w:name="nat-estático-y-dinámico"/>
     <w:p>
       <w:pPr>
         <w:pStyle w:val="Heading1"/>
@@ -4464,7 +4275,7 @@
         </w:pict>
       </w:r>
     </w:p>
-    <w:bookmarkStart w:id="62" w:name="la-idea-en-una-frase-2"/>
+    <w:bookmarkStart w:id="51" w:name="la-idea-en-una-frase-2"/>
     <w:p>
       <w:pPr>
         <w:pStyle w:val="Heading2"/>
@@ -4534,13 +4345,7 @@
         <w:t xml:space="preserve"> </w:t>
       </w:r>
       <w:r>
-        <w:t xml:space="preserve">“</w:t>
-      </w:r>
-      <w:r>
-        <w:t xml:space="preserve">clásicos</w:t>
-      </w:r>
-      <w:r>
-        <w:t xml:space="preserve">”</w:t>
+        <w:t xml:space="preserve">“clásicos”</w:t>
       </w:r>
       <w:r>
         <w:t xml:space="preserve"> </w:t>
@@ -4551,7 +4356,7 @@
       <w:r>
         <w:t xml:space="preserve"> </w:t>
       </w:r>
-      <w:hyperlink r:id="rId23">
+      <w:hyperlink r:id="rId12">
         <w:r>
           <w:rPr>
             <w:rStyle w:val="Hyperlink"/>
@@ -4570,8 +4375,8 @@
         </w:pict>
       </w:r>
     </w:p>
-    <w:bookmarkEnd w:id="62"/>
-    <w:bookmarkStart w:id="65" w:name="nat-estático-11"/>
+    <w:bookmarkEnd w:id="51"/>
+    <w:bookmarkStart w:id="54" w:name="nat-estático-11"/>
     <w:p>
       <w:pPr>
         <w:pStyle w:val="Heading2"/>
@@ -4636,19 +4441,13 @@
         <w:t xml:space="preserve"> </w:t>
       </w:r>
       <w:r>
-        <w:t xml:space="preserve">“</w:t>
-      </w:r>
-      <w:r>
-        <w:t xml:space="preserve">número de puerta</w:t>
-      </w:r>
-      <w:r>
-        <w:t xml:space="preserve">”</w:t>
+        <w:t xml:space="preserve">“número de puerta”</w:t>
       </w:r>
       <w:r>
         <w:t xml:space="preserve">.</w:t>
       </w:r>
     </w:p>
-    <w:bookmarkStart w:id="63" w:name="configuración-en-cisco"/>
+    <w:bookmarkStart w:id="52" w:name="configuración-en-cisco"/>
     <w:p>
       <w:pPr>
         <w:pStyle w:val="Heading3"/>
@@ -4875,8 +4674,8 @@
         <w:t xml:space="preserve">.</w:t>
       </w:r>
     </w:p>
-    <w:bookmarkEnd w:id="63"/>
-    <w:bookmarkStart w:id="64" w:name="la-entrada-en-la-tabla"/>
+    <w:bookmarkEnd w:id="52"/>
+    <w:bookmarkStart w:id="53" w:name="la-entrada-en-la-tabla"/>
     <w:p>
       <w:pPr>
         <w:pStyle w:val="Heading3"/>
@@ -4933,9 +4732,9 @@
         </w:pict>
       </w:r>
     </w:p>
-    <w:bookmarkEnd w:id="64"/>
-    <w:bookmarkEnd w:id="65"/>
-    <w:bookmarkStart w:id="67" w:name="nat-dinámico-pool"/>
+    <w:bookmarkEnd w:id="53"/>
+    <w:bookmarkEnd w:id="54"/>
+    <w:bookmarkStart w:id="56" w:name="nat-dinámico-pool"/>
     <w:p>
       <w:pPr>
         <w:pStyle w:val="Heading2"/>
@@ -5040,7 +4839,7 @@
         <w:t xml:space="preserve">no sirve para servicios entrantes —como la traducción cambia al vuelo, nadie externo sabe qué IP pública corresponde a cada servidor.</w:t>
       </w:r>
     </w:p>
-    <w:bookmarkStart w:id="66" w:name="configuración-en-cisco-1"/>
+    <w:bookmarkStart w:id="55" w:name="configuración-en-cisco-1"/>
     <w:p>
       <w:pPr>
         <w:pStyle w:val="Heading3"/>
@@ -5356,7 +5155,7 @@
       <w:r>
         <w:t xml:space="preserve"> </w:t>
       </w:r>
-      <w:hyperlink r:id="rId35">
+      <w:hyperlink r:id="rId24">
         <w:r>
           <w:rPr>
             <w:rStyle w:val="Hyperlink"/>
@@ -5375,9 +5174,9 @@
         </w:pict>
       </w:r>
     </w:p>
-    <w:bookmarkEnd w:id="66"/>
-    <w:bookmarkEnd w:id="67"/>
-    <w:bookmarkStart w:id="68" w:name="comparativa-rápida"/>
+    <w:bookmarkEnd w:id="55"/>
+    <w:bookmarkEnd w:id="56"/>
+    <w:bookmarkStart w:id="57" w:name="comparativa-rápida"/>
     <w:p>
       <w:pPr>
         <w:pStyle w:val="Heading2"/>
@@ -5390,7 +5189,6 @@
       <w:tblPr>
         <w:tblStyle w:val="Table"/>
         <w:tblW w:type="pct" w:w="5000"/>
-        <w:jc w:val="left"/>
         <w:tblLayout w:type="fixed"/>
         <w:tblLook w:firstRow="1" w:lastRow="0" w:firstColumn="0" w:lastColumn="0" w:noHBand="0" w:noVBand="0" w:val="0020"/>
       </w:tblPr>
@@ -5408,7 +5206,6 @@
           <w:p>
             <w:pPr>
               <w:pStyle w:val="Compact"/>
-              <w:jc w:val="left"/>
             </w:pPr>
             <w:r>
               <w:t xml:space="preserve">Aspecto</w:t>
@@ -5420,7 +5217,6 @@
           <w:p>
             <w:pPr>
               <w:pStyle w:val="Compact"/>
-              <w:jc w:val="left"/>
             </w:pPr>
             <w:r>
               <w:t xml:space="preserve">NAT estático</w:t>
@@ -5432,7 +5228,6 @@
           <w:p>
             <w:pPr>
               <w:pStyle w:val="Compact"/>
-              <w:jc w:val="left"/>
             </w:pPr>
             <w:r>
               <w:t xml:space="preserve">NAT dinámico</w:t>
@@ -5446,7 +5241,6 @@
           <w:p>
             <w:pPr>
               <w:pStyle w:val="Compact"/>
-              <w:jc w:val="left"/>
             </w:pPr>
             <w:r>
               <w:t xml:space="preserve">Relación IP</w:t>
@@ -5458,7 +5252,6 @@
           <w:p>
             <w:pPr>
               <w:pStyle w:val="Compact"/>
-              <w:jc w:val="left"/>
             </w:pPr>
             <w:r>
               <w:t xml:space="preserve">1:1 permanente</w:t>
@@ -5470,7 +5263,6 @@
           <w:p>
             <w:pPr>
               <w:pStyle w:val="Compact"/>
-              <w:jc w:val="left"/>
             </w:pPr>
             <w:r>
               <w:t xml:space="preserve">Muchos:a-pocos, temporal</w:t>
@@ -5484,7 +5276,6 @@
           <w:p>
             <w:pPr>
               <w:pStyle w:val="Compact"/>
-              <w:jc w:val="left"/>
             </w:pPr>
             <w:r>
               <w:t xml:space="preserve">¿Sirve para servicios entrantes?</w:t>
@@ -5496,7 +5287,6 @@
           <w:p>
             <w:pPr>
               <w:pStyle w:val="Compact"/>
-              <w:jc w:val="left"/>
             </w:pPr>
             <w:r>
               <w:t xml:space="preserve">Sí, siempre en la misma IP</w:t>
@@ -5508,7 +5298,6 @@
           <w:p>
             <w:pPr>
               <w:pStyle w:val="Compact"/>
-              <w:jc w:val="left"/>
             </w:pPr>
             <w:r>
               <w:t xml:space="preserve">No, la IP cambia</w:t>
@@ -5522,7 +5311,6 @@
           <w:p>
             <w:pPr>
               <w:pStyle w:val="Compact"/>
-              <w:jc w:val="left"/>
             </w:pPr>
             <w:r>
               <w:t xml:space="preserve">Entrada en la tabla NAT</w:t>
@@ -5534,7 +5322,6 @@
           <w:p>
             <w:pPr>
               <w:pStyle w:val="Compact"/>
-              <w:jc w:val="left"/>
             </w:pPr>
             <w:r>
               <w:t xml:space="preserve">Fija, no caduca</w:t>
@@ -5546,7 +5333,6 @@
           <w:p>
             <w:pPr>
               <w:pStyle w:val="Compact"/>
-              <w:jc w:val="left"/>
             </w:pPr>
             <w:r>
               <w:t xml:space="preserve">Se crea/borra con la conexión</w:t>
@@ -5560,7 +5346,6 @@
           <w:p>
             <w:pPr>
               <w:pStyle w:val="Compact"/>
-              <w:jc w:val="left"/>
             </w:pPr>
             <w:r>
               <w:t xml:space="preserve">Coste en IPs públicas</w:t>
@@ -5572,7 +5357,6 @@
           <w:p>
             <w:pPr>
               <w:pStyle w:val="Compact"/>
-              <w:jc w:val="left"/>
             </w:pPr>
             <w:r>
               <w:t xml:space="preserve">1 pública por equipo</w:t>
@@ -5584,7 +5368,6 @@
           <w:p>
             <w:pPr>
               <w:pStyle w:val="Compact"/>
-              <w:jc w:val="left"/>
             </w:pPr>
             <w:r>
               <w:t xml:space="preserve">Un pool para toda la LAN</w:t>
@@ -5598,7 +5381,6 @@
           <w:p>
             <w:pPr>
               <w:pStyle w:val="Compact"/>
-              <w:jc w:val="left"/>
             </w:pPr>
             <w:r>
               <w:t xml:space="preserve">Uso típico</w:t>
@@ -5610,7 +5392,6 @@
           <w:p>
             <w:pPr>
               <w:pStyle w:val="Compact"/>
-              <w:jc w:val="left"/>
             </w:pPr>
             <w:r>
               <w:t xml:space="preserve">Servidores</w:t>
@@ -5622,7 +5403,6 @@
           <w:p>
             <w:pPr>
               <w:pStyle w:val="Compact"/>
-              <w:jc w:val="left"/>
             </w:pPr>
             <w:r>
               <w:t xml:space="preserve">Tráfico saliente con varias IPs</w:t>
@@ -5658,13 +5438,7 @@
         <w:t xml:space="preserve"> </w:t>
       </w:r>
       <w:r>
-        <w:t xml:space="preserve">“</w:t>
-      </w:r>
-      <w:r>
-        <w:t xml:space="preserve">dinámico</w:t>
-      </w:r>
-      <w:r>
-        <w:t xml:space="preserve">”</w:t>
+        <w:t xml:space="preserve">“dinámico”</w:t>
       </w:r>
       <w:r>
         <w:t xml:space="preserve"> </w:t>
@@ -5676,13 +5450,7 @@
         <w:t xml:space="preserve"> </w:t>
       </w:r>
       <w:r>
-        <w:t xml:space="preserve">“</w:t>
-      </w:r>
-      <w:r>
-        <w:t xml:space="preserve">PAT</w:t>
-      </w:r>
-      <w:r>
-        <w:t xml:space="preserve">”</w:t>
+        <w:t xml:space="preserve">“PAT”</w:t>
       </w:r>
       <w:r>
         <w:t xml:space="preserve">. NAT dinámico traduce la</w:t>
@@ -5727,8 +5495,8 @@
         </w:pict>
       </w:r>
     </w:p>
-    <w:bookmarkEnd w:id="68"/>
-    <w:bookmarkStart w:id="69" w:name="mini-chequeo-2"/>
+    <w:bookmarkEnd w:id="57"/>
+    <w:bookmarkStart w:id="58" w:name="mini-chequeo-2"/>
     <w:p>
       <w:pPr>
         <w:pStyle w:val="Heading2"/>
@@ -5828,13 +5596,7 @@
         <w:t xml:space="preserve"> </w:t>
       </w:r>
       <w:r>
-        <w:t xml:space="preserve">“</w:t>
-      </w:r>
-      <w:r>
-        <w:t xml:space="preserve">apuntar</w:t>
-      </w:r>
-      <w:r>
-        <w:t xml:space="preserve">”</w:t>
+        <w:t xml:space="preserve">“apuntar”</w:t>
       </w:r>
       <w:r>
         <w:t xml:space="preserve"> </w:t>
@@ -5878,8 +5640,8 @@
         </w:pict>
       </w:r>
     </w:p>
-    <w:bookmarkEnd w:id="69"/>
-    <w:bookmarkStart w:id="70" w:name="resumen-en-3-frases-2"/>
+    <w:bookmarkEnd w:id="58"/>
+    <w:bookmarkStart w:id="59" w:name="resumen-en-3-frases-2"/>
     <w:p>
       <w:pPr>
         <w:pStyle w:val="Heading2"/>
@@ -5973,8 +5735,8 @@
         <w:t xml:space="preserve">(siguiente punto).</w:t>
       </w:r>
     </w:p>
-    <w:bookmarkEnd w:id="70"/>
-    <w:bookmarkStart w:id="71" w:name="vocabulario-rápido-2"/>
+    <w:bookmarkEnd w:id="59"/>
+    <w:bookmarkStart w:id="60" w:name="vocabulario-rápido-2"/>
     <w:p>
       <w:pPr>
         <w:pStyle w:val="Heading2"/>
@@ -5987,7 +5749,6 @@
       <w:tblPr>
         <w:tblStyle w:val="Table"/>
         <w:tblW w:type="auto" w:w="0"/>
-        <w:jc w:val="left"/>
         <w:tblLook w:firstRow="1" w:lastRow="0" w:firstColumn="0" w:lastColumn="0" w:noHBand="0" w:noVBand="0" w:val="0020"/>
       </w:tblPr>
       <w:tblGrid>
@@ -6003,7 +5764,6 @@
           <w:p>
             <w:pPr>
               <w:pStyle w:val="Compact"/>
-              <w:jc w:val="left"/>
             </w:pPr>
             <w:r>
               <w:t xml:space="preserve">Término</w:t>
@@ -6015,7 +5775,6 @@
           <w:p>
             <w:pPr>
               <w:pStyle w:val="Compact"/>
-              <w:jc w:val="left"/>
             </w:pPr>
             <w:r>
               <w:t xml:space="preserve">Idea general</w:t>
@@ -6029,7 +5788,6 @@
           <w:p>
             <w:pPr>
               <w:pStyle w:val="Compact"/>
-              <w:jc w:val="left"/>
             </w:pPr>
             <w:r>
               <w:t xml:space="preserve">NAT estático</w:t>
@@ -6041,7 +5799,6 @@
           <w:p>
             <w:pPr>
               <w:pStyle w:val="Compact"/>
-              <w:jc w:val="left"/>
             </w:pPr>
             <w:r>
               <w:t xml:space="preserve">Traducción fija 1:1 privada ↔ pública</w:t>
@@ -6055,7 +5812,6 @@
           <w:p>
             <w:pPr>
               <w:pStyle w:val="Compact"/>
-              <w:jc w:val="left"/>
             </w:pPr>
             <w:r>
               <w:t xml:space="preserve">NAT dinámico</w:t>
@@ -6067,7 +5823,6 @@
           <w:p>
             <w:pPr>
               <w:pStyle w:val="Compact"/>
-              <w:jc w:val="left"/>
             </w:pPr>
             <w:r>
               <w:t xml:space="preserve">Asignación temporal de IPs de un pool</w:t>
@@ -6081,7 +5836,6 @@
           <w:p>
             <w:pPr>
               <w:pStyle w:val="Compact"/>
-              <w:jc w:val="left"/>
             </w:pPr>
             <w:r>
               <w:t xml:space="preserve">Pool</w:t>
@@ -6093,7 +5847,6 @@
           <w:p>
             <w:pPr>
               <w:pStyle w:val="Compact"/>
-              <w:jc w:val="left"/>
             </w:pPr>
             <w:r>
               <w:t xml:space="preserve">Rango de IPs públicas disponibles</w:t>
@@ -6107,7 +5860,6 @@
           <w:p>
             <w:pPr>
               <w:pStyle w:val="Compact"/>
-              <w:jc w:val="left"/>
             </w:pPr>
             <w:r>
               <w:t xml:space="preserve">ip nat inside source static</w:t>
@@ -6119,7 +5871,6 @@
           <w:p>
             <w:pPr>
               <w:pStyle w:val="Compact"/>
-              <w:jc w:val="left"/>
             </w:pPr>
             <w:r>
               <w:t xml:space="preserve">Comando Cisco de NAT estático</w:t>
@@ -6133,7 +5884,6 @@
           <w:p>
             <w:pPr>
               <w:pStyle w:val="Compact"/>
-              <w:jc w:val="left"/>
             </w:pPr>
             <w:r>
               <w:t xml:space="preserve">Access-list (NAT)</w:t>
@@ -6145,7 +5895,6 @@
           <w:p>
             <w:pPr>
               <w:pStyle w:val="Compact"/>
-              <w:jc w:val="left"/>
             </w:pPr>
             <w:r>
               <w:t xml:space="preserve">Define qué tráfico se traduce</w:t>
@@ -6171,7 +5920,7 @@
       <w:r>
         <w:t xml:space="preserve"> </w:t>
       </w:r>
-      <w:hyperlink r:id="rId49">
+      <w:hyperlink r:id="rId38">
         <w:r>
           <w:rPr>
             <w:rStyle w:val="Hyperlink"/>
@@ -6198,7 +5947,7 @@
       <w:r>
         <w:t xml:space="preserve"> </w:t>
       </w:r>
-      <w:hyperlink r:id="rId23">
+      <w:hyperlink r:id="rId12">
         <w:r>
           <w:rPr>
             <w:rStyle w:val="Hyperlink"/>
@@ -6225,7 +5974,7 @@
       <w:r>
         <w:t xml:space="preserve"> </w:t>
       </w:r>
-      <w:hyperlink r:id="rId25">
+      <w:hyperlink r:id="rId14">
         <w:r>
           <w:rPr>
             <w:rStyle w:val="Hyperlink"/>
@@ -6234,9 +5983,9 @@
         </w:r>
       </w:hyperlink>
     </w:p>
-    <w:bookmarkEnd w:id="71"/>
-    <w:bookmarkEnd w:id="72"/>
-    <w:bookmarkStart w:id="84" w:name="pat-sobrecarga"/>
+    <w:bookmarkEnd w:id="60"/>
+    <w:bookmarkEnd w:id="61"/>
+    <w:bookmarkStart w:id="73" w:name="pat-sobrecarga"/>
     <w:p>
       <w:pPr>
         <w:pStyle w:val="Heading1"/>
@@ -6300,7 +6049,7 @@
         </w:pict>
       </w:r>
     </w:p>
-    <w:bookmarkStart w:id="73" w:name="la-idea-en-una-frase-3"/>
+    <w:bookmarkStart w:id="62" w:name="la-idea-en-una-frase-3"/>
     <w:p>
       <w:pPr>
         <w:pStyle w:val="Heading2"/>
@@ -6340,13 +6089,7 @@
         <w:t xml:space="preserve"> </w:t>
       </w:r>
       <w:r>
-        <w:t xml:space="preserve">“</w:t>
-      </w:r>
-      <w:r>
-        <w:t xml:space="preserve">NAT de sobrecarga</w:t>
-      </w:r>
-      <w:r>
-        <w:t xml:space="preserve">”</w:t>
+        <w:t xml:space="preserve">“NAT de sobrecarga”</w:t>
       </w:r>
       <w:r>
         <w:t xml:space="preserve">) hace que</w:t>
@@ -6396,8 +6139,8 @@
         </w:pict>
       </w:r>
     </w:p>
-    <w:bookmarkEnd w:id="73"/>
-    <w:bookmarkStart w:id="78" w:name="cómo-funciona-la-historia-de-dos-pcs"/>
+    <w:bookmarkEnd w:id="62"/>
+    <w:bookmarkStart w:id="67" w:name="cómo-funciona-la-historia-de-dos-pcs"/>
     <w:p>
       <w:pPr>
         <w:pStyle w:val="Heading2"/>
@@ -6479,12 +6222,12 @@
           <wp:inline>
             <wp:extent cx="5334000" cy="2082484"/>
             <wp:effectExtent b="0" l="0" r="0" t="0"/>
-            <wp:docPr descr="PAT: PC1 y PC2 comparten la IP pública; el router asigna :60001 y :60002" title="" id="75" name="Picture"/>
+            <wp:docPr descr="PAT: PC1 y PC2 comparten la IP pública; el router asigna :60001 y :60002" title="" id="64" name="Picture"/>
             <a:graphic>
               <a:graphicData uri="http://schemas.openxmlformats.org/drawingml/2006/picture">
                 <pic:pic>
                   <pic:nvPicPr>
-                    <pic:cNvPr descr="public/diagrams/u10-pat-flujo.svg" id="76" name="Picture"/>
+                    <pic:cNvPr descr="public/diagrams/u10-pat-flujo.svg" id="65" name="Picture"/>
                     <pic:cNvPicPr>
                       <a:picLocks noChangeArrowheads="1" noChangeAspect="1"/>
                     </pic:cNvPicPr>
@@ -6496,7 +6239,7 @@
                           <a14:useLocalDpi xmlns:a14="http://schemas.microsoft.com/office/drawing/2010/main" val="0"/>
                         </a:ext>
                         <a:ext uri="{96DAC541-7B7A-43D3-8B79-37D633B846F1}">
-                          <asvg:svgBlip xmlns:asvg="http://schemas.microsoft.com/office/drawing/2016/SVG/main" r:embed="rId74"/>
+                          <asvg:svgBlip xmlns:asvg="http://schemas.microsoft.com/office/drawing/2016/SVG/main" r:embed="rId63"/>
                         </a:ext>
                       </a:extLst>
                     </a:blip>
@@ -6582,7 +6325,7 @@
         <w:t xml:space="preserve">El puerto efímero global actúa como matrícula de cada conversación.</w:t>
       </w:r>
     </w:p>
-    <w:bookmarkStart w:id="77" w:name="el-ciclo-completo-de-una-conexión"/>
+    <w:bookmarkStart w:id="66" w:name="el-ciclo-completo-de-una-conexión"/>
     <w:p>
       <w:pPr>
         <w:pStyle w:val="Heading3"/>
@@ -6703,9 +6446,9 @@
         </w:pict>
       </w:r>
     </w:p>
-    <w:bookmarkEnd w:id="77"/>
-    <w:bookmarkEnd w:id="78"/>
-    <w:bookmarkStart w:id="79" w:name="configuración-de-pat-en-cisco"/>
+    <w:bookmarkEnd w:id="66"/>
+    <w:bookmarkEnd w:id="67"/>
+    <w:bookmarkStart w:id="68" w:name="configuración-de-pat-en-cisco"/>
     <w:p>
       <w:pPr>
         <w:pStyle w:val="Heading2"/>
@@ -6926,7 +6669,6 @@
       <w:tblPr>
         <w:tblStyle w:val="Table"/>
         <w:tblW w:type="pct" w:w="5000"/>
-        <w:jc w:val="left"/>
         <w:tblLayout w:type="fixed"/>
         <w:tblLook w:firstRow="1" w:lastRow="0" w:firstColumn="0" w:lastColumn="0" w:noHBand="0" w:noVBand="0" w:val="0020"/>
       </w:tblPr>
@@ -6943,7 +6685,6 @@
           <w:p>
             <w:pPr>
               <w:pStyle w:val="Compact"/>
-              <w:jc w:val="left"/>
             </w:pPr>
             <w:r>
               <w:t xml:space="preserve">Pieza</w:t>
@@ -6955,7 +6696,6 @@
           <w:p>
             <w:pPr>
               <w:pStyle w:val="Compact"/>
-              <w:jc w:val="left"/>
             </w:pPr>
             <w:r>
               <w:t xml:space="preserve">Qué hace</w:t>
@@ -6969,7 +6709,6 @@
           <w:p>
             <w:pPr>
               <w:pStyle w:val="Compact"/>
-              <w:jc w:val="left"/>
             </w:pPr>
             <w:r>
               <w:rPr>
@@ -6984,7 +6723,6 @@
           <w:p>
             <w:pPr>
               <w:pStyle w:val="Compact"/>
-              <w:jc w:val="left"/>
             </w:pPr>
             <w:r>
               <w:t xml:space="preserve">Define qué red interna se traduce (192.168.1.0/24)</w:t>
@@ -6998,7 +6736,6 @@
           <w:p>
             <w:pPr>
               <w:pStyle w:val="Compact"/>
-              <w:jc w:val="left"/>
             </w:pPr>
             <w:r>
               <w:rPr>
@@ -7013,7 +6750,6 @@
           <w:p>
             <w:pPr>
               <w:pStyle w:val="Compact"/>
-              <w:jc w:val="left"/>
             </w:pPr>
             <w:r>
               <w:t xml:space="preserve">Usa la IP de la interfaz WAN como pública compartida</w:t>
@@ -7027,7 +6763,6 @@
           <w:p>
             <w:pPr>
               <w:pStyle w:val="Compact"/>
-              <w:jc w:val="left"/>
             </w:pPr>
             <w:r>
               <w:rPr>
@@ -7042,7 +6777,6 @@
           <w:p>
             <w:pPr>
               <w:pStyle w:val="Compact"/>
-              <w:jc w:val="left"/>
             </w:pPr>
             <w:r>
               <w:t xml:space="preserve">La palabra mágica que activa PAT (reutiliza la IP con puertos)</w:t>
@@ -7056,7 +6790,6 @@
           <w:p>
             <w:pPr>
               <w:pStyle w:val="Compact"/>
-              <w:jc w:val="left"/>
             </w:pPr>
             <w:r>
               <w:rPr>
@@ -7086,7 +6819,6 @@
           <w:p>
             <w:pPr>
               <w:pStyle w:val="Compact"/>
-              <w:jc w:val="left"/>
             </w:pPr>
             <w:r>
               <w:t xml:space="preserve">Marca qué interfaz mira a la LAN y cuál a Internet</w:t>
@@ -7149,8 +6881,8 @@
         </w:pict>
       </w:r>
     </w:p>
-    <w:bookmarkEnd w:id="79"/>
-    <w:bookmarkStart w:id="80" w:name="cuántas-conexiones-soporta-pat"/>
+    <w:bookmarkEnd w:id="68"/>
+    <w:bookmarkStart w:id="69" w:name="cuántas-conexiones-soporta-pat"/>
     <w:p>
       <w:pPr>
         <w:pStyle w:val="Heading2"/>
@@ -7271,7 +7003,7 @@
       <w:r>
         <w:t xml:space="preserve"> </w:t>
       </w:r>
-      <w:hyperlink r:id="rId30">
+      <w:hyperlink r:id="rId19">
         <w:r>
           <w:rPr>
             <w:rStyle w:val="Hyperlink"/>
@@ -7288,7 +7020,7 @@
       <w:r>
         <w:t xml:space="preserve"> </w:t>
       </w:r>
-      <w:hyperlink r:id="rId30">
+      <w:hyperlink r:id="rId19">
         <w:r>
           <w:rPr>
             <w:rStyle w:val="Hyperlink"/>
@@ -7310,8 +7042,8 @@
         </w:pict>
       </w:r>
     </w:p>
-    <w:bookmarkEnd w:id="80"/>
-    <w:bookmarkStart w:id="81" w:name="mini-chequeo-3"/>
+    <w:bookmarkEnd w:id="69"/>
+    <w:bookmarkStart w:id="70" w:name="mini-chequeo-3"/>
     <w:p>
       <w:pPr>
         <w:pStyle w:val="Heading2"/>
@@ -7489,8 +7221,8 @@
         </w:pict>
       </w:r>
     </w:p>
-    <w:bookmarkEnd w:id="81"/>
-    <w:bookmarkStart w:id="82" w:name="resumen-en-3-frases-3"/>
+    <w:bookmarkEnd w:id="70"/>
+    <w:bookmarkStart w:id="71" w:name="resumen-en-3-frases-3"/>
     <w:p>
       <w:pPr>
         <w:pStyle w:val="Heading2"/>
@@ -7563,8 +7295,8 @@
         <w:t xml:space="preserve">Su límite son los ~65.000 puertos por IP pública (menos en hardware doméstico), que se amplía con varias IPs.</w:t>
       </w:r>
     </w:p>
-    <w:bookmarkEnd w:id="82"/>
-    <w:bookmarkStart w:id="83" w:name="vocabulario-rápido-3"/>
+    <w:bookmarkEnd w:id="71"/>
+    <w:bookmarkStart w:id="72" w:name="vocabulario-rápido-3"/>
     <w:p>
       <w:pPr>
         <w:pStyle w:val="Heading2"/>
@@ -7577,7 +7309,6 @@
       <w:tblPr>
         <w:tblStyle w:val="Table"/>
         <w:tblW w:type="auto" w:w="0"/>
-        <w:jc w:val="left"/>
         <w:tblLook w:firstRow="1" w:lastRow="0" w:firstColumn="0" w:lastColumn="0" w:noHBand="0" w:noVBand="0" w:val="0020"/>
       </w:tblPr>
       <w:tblGrid>
@@ -7593,7 +7324,6 @@
           <w:p>
             <w:pPr>
               <w:pStyle w:val="Compact"/>
-              <w:jc w:val="left"/>
             </w:pPr>
             <w:r>
               <w:t xml:space="preserve">Término</w:t>
@@ -7605,7 +7335,6 @@
           <w:p>
             <w:pPr>
               <w:pStyle w:val="Compact"/>
-              <w:jc w:val="left"/>
             </w:pPr>
             <w:r>
               <w:t xml:space="preserve">Idea general</w:t>
@@ -7619,7 +7348,6 @@
           <w:p>
             <w:pPr>
               <w:pStyle w:val="Compact"/>
-              <w:jc w:val="left"/>
             </w:pPr>
             <w:r>
               <w:t xml:space="preserve">PAT</w:t>
@@ -7631,7 +7359,6 @@
           <w:p>
             <w:pPr>
               <w:pStyle w:val="Compact"/>
-              <w:jc w:val="left"/>
             </w:pPr>
             <w:r>
               <w:t xml:space="preserve">Port Address Translation: sobrecarga de NAT con puertos</w:t>
@@ -7645,7 +7372,6 @@
           <w:p>
             <w:pPr>
               <w:pStyle w:val="Compact"/>
-              <w:jc w:val="left"/>
             </w:pPr>
             <w:r>
               <w:t xml:space="preserve">Overload</w:t>
@@ -7657,7 +7383,6 @@
           <w:p>
             <w:pPr>
               <w:pStyle w:val="Compact"/>
-              <w:jc w:val="left"/>
             </w:pPr>
             <w:r>
               <w:t xml:space="preserve">Palabra clave Cisco que activa PAT</w:t>
@@ -7671,7 +7396,6 @@
           <w:p>
             <w:pPr>
               <w:pStyle w:val="Compact"/>
-              <w:jc w:val="left"/>
             </w:pPr>
             <w:r>
               <w:t xml:space="preserve">Puerto global</w:t>
@@ -7683,7 +7407,6 @@
           <w:p>
             <w:pPr>
               <w:pStyle w:val="Compact"/>
-              <w:jc w:val="left"/>
             </w:pPr>
             <w:r>
               <w:t xml:space="preserve">Puerto efímero que asigna NAT en la IP pública</w:t>
@@ -7697,7 +7420,6 @@
           <w:p>
             <w:pPr>
               <w:pStyle w:val="Compact"/>
-              <w:jc w:val="left"/>
             </w:pPr>
             <w:r>
               <w:t xml:space="preserve">Puerto local</w:t>
@@ -7709,7 +7431,6 @@
           <w:p>
             <w:pPr>
               <w:pStyle w:val="Compact"/>
-              <w:jc w:val="left"/>
             </w:pPr>
             <w:r>
               <w:t xml:space="preserve">Puerto original del equipo interno</w:t>
@@ -7723,7 +7444,6 @@
           <w:p>
             <w:pPr>
               <w:pStyle w:val="Compact"/>
-              <w:jc w:val="left"/>
             </w:pPr>
             <w:r>
               <w:t xml:space="preserve">Tabla NAT</w:t>
@@ -7735,7 +7455,6 @@
           <w:p>
             <w:pPr>
               <w:pStyle w:val="Compact"/>
-              <w:jc w:val="left"/>
             </w:pPr>
             <w:r>
               <w:t xml:space="preserve">Registro que asocia cada conexión con su traducción</w:t>
@@ -7761,7 +7480,7 @@
       <w:r>
         <w:t xml:space="preserve"> </w:t>
       </w:r>
-      <w:hyperlink r:id="rId49">
+      <w:hyperlink r:id="rId38">
         <w:r>
           <w:rPr>
             <w:rStyle w:val="Hyperlink"/>
@@ -7788,7 +7507,7 @@
       <w:r>
         <w:t xml:space="preserve"> </w:t>
       </w:r>
-      <w:hyperlink r:id="rId24">
+      <w:hyperlink r:id="rId13">
         <w:r>
           <w:rPr>
             <w:rStyle w:val="Hyperlink"/>
@@ -7815,7 +7534,7 @@
       <w:r>
         <w:t xml:space="preserve"> </w:t>
       </w:r>
-      <w:hyperlink r:id="rId26">
+      <w:hyperlink r:id="rId15">
         <w:r>
           <w:rPr>
             <w:rStyle w:val="Hyperlink"/>
@@ -7824,9 +7543,9 @@
         </w:r>
       </w:hyperlink>
     </w:p>
-    <w:bookmarkEnd w:id="83"/>
-    <w:bookmarkEnd w:id="84"/>
-    <w:bookmarkStart w:id="97" w:name="nat-destino-port-forwarding"/>
+    <w:bookmarkEnd w:id="72"/>
+    <w:bookmarkEnd w:id="73"/>
+    <w:bookmarkStart w:id="86" w:name="nat-destino-port-forwarding"/>
     <w:p>
       <w:pPr>
         <w:pStyle w:val="Heading1"/>
@@ -7890,7 +7609,7 @@
         </w:pict>
       </w:r>
     </w:p>
-    <w:bookmarkStart w:id="85" w:name="la-idea-en-una-frase-4"/>
+    <w:bookmarkStart w:id="74" w:name="la-idea-en-una-frase-4"/>
     <w:p>
       <w:pPr>
         <w:pStyle w:val="Heading2"/>
@@ -7954,13 +7673,7 @@
         <w:t xml:space="preserve"> </w:t>
       </w:r>
       <w:r>
-        <w:t xml:space="preserve">“</w:t>
-      </w:r>
-      <w:r>
-        <w:t xml:space="preserve">abra una puerta</w:t>
-      </w:r>
-      <w:r>
-        <w:t xml:space="preserve">”</w:t>
+        <w:t xml:space="preserve">“abra una puerta”</w:t>
       </w:r>
       <w:r>
         <w:t xml:space="preserve"> </w:t>
@@ -7976,8 +7689,8 @@
         </w:pict>
       </w:r>
     </w:p>
-    <w:bookmarkEnd w:id="85"/>
-    <w:bookmarkStart w:id="89" w:name="el-problema-que-resuelve"/>
+    <w:bookmarkEnd w:id="74"/>
+    <w:bookmarkStart w:id="78" w:name="el-problema-que-resuelve"/>
     <w:p>
       <w:pPr>
         <w:pStyle w:val="Heading2"/>
@@ -8003,12 +7716,12 @@
           <wp:inline>
             <wp:extent cx="5334000" cy="1708383"/>
             <wp:effectExtent b="0" l="0" r="0" t="0"/>
-            <wp:docPr descr="NAT destino: el cliente llama al puerto 8080 de la IP pública y el router reenvía al servidor interno :80" title="" id="87" name="Picture"/>
+            <wp:docPr descr="NAT destino: el cliente llama al puerto 8080 de la IP pública y el router reenvía al servidor interno :80" title="" id="76" name="Picture"/>
             <a:graphic>
               <a:graphicData uri="http://schemas.openxmlformats.org/drawingml/2006/picture">
                 <pic:pic>
                   <pic:nvPicPr>
-                    <pic:cNvPr descr="public/diagrams/u10-nat-destino.svg" id="88" name="Picture"/>
+                    <pic:cNvPr descr="public/diagrams/u10-nat-destino.svg" id="77" name="Picture"/>
                     <pic:cNvPicPr>
                       <a:picLocks noChangeArrowheads="1" noChangeAspect="1"/>
                     </pic:cNvPicPr>
@@ -8020,7 +7733,7 @@
                           <a14:useLocalDpi xmlns:a14="http://schemas.microsoft.com/office/drawing/2010/main" val="0"/>
                         </a:ext>
                         <a:ext uri="{96DAC541-7B7A-43D3-8B79-37D633B846F1}">
-                          <asvg:svgBlip xmlns:asvg="http://schemas.microsoft.com/office/drawing/2016/SVG/main" r:embed="rId86"/>
+                          <asvg:svgBlip xmlns:asvg="http://schemas.microsoft.com/office/drawing/2016/SVG/main" r:embed="rId75"/>
                         </a:ext>
                       </a:extLst>
                     </a:blip>
@@ -8069,13 +7782,7 @@
         <w:t xml:space="preserve"> </w:t>
       </w:r>
       <w:r>
-        <w:t xml:space="preserve">“</w:t>
-      </w:r>
-      <w:r>
-        <w:t xml:space="preserve">buzón de paquetería</w:t>
-      </w:r>
-      <w:r>
-        <w:t xml:space="preserve">”</w:t>
+        <w:t xml:space="preserve">“buzón de paquetería”</w:t>
       </w:r>
       <w:r>
         <w:t xml:space="preserve"> </w:t>
@@ -8091,8 +7798,8 @@
         </w:pict>
       </w:r>
     </w:p>
-    <w:bookmarkEnd w:id="89"/>
-    <w:bookmarkStart w:id="91" w:name="configuración-en-cisco-2"/>
+    <w:bookmarkEnd w:id="78"/>
+    <w:bookmarkStart w:id="80" w:name="configuración-en-cisco-2"/>
     <w:p>
       <w:pPr>
         <w:pStyle w:val="Heading2"/>
@@ -8313,7 +8020,6 @@
       <w:tblPr>
         <w:tblStyle w:val="Table"/>
         <w:tblW w:type="auto" w:w="0"/>
-        <w:jc w:val="left"/>
         <w:tblLook w:firstRow="1" w:lastRow="0" w:firstColumn="0" w:lastColumn="0" w:noHBand="0" w:noVBand="0" w:val="0020"/>
       </w:tblPr>
       <w:tblGrid>
@@ -8329,7 +8035,6 @@
           <w:p>
             <w:pPr>
               <w:pStyle w:val="Compact"/>
-              <w:jc w:val="left"/>
             </w:pPr>
             <w:r>
               <w:t xml:space="preserve">Parte</w:t>
@@ -8341,7 +8046,6 @@
           <w:p>
             <w:pPr>
               <w:pStyle w:val="Compact"/>
-              <w:jc w:val="left"/>
             </w:pPr>
             <w:r>
               <w:t xml:space="preserve">Significado</w:t>
@@ -8355,7 +8059,6 @@
           <w:p>
             <w:pPr>
               <w:pStyle w:val="Compact"/>
-              <w:jc w:val="left"/>
             </w:pPr>
             <w:r>
               <w:rPr>
@@ -8370,7 +8073,6 @@
           <w:p>
             <w:pPr>
               <w:pStyle w:val="Compact"/>
-              <w:jc w:val="left"/>
             </w:pPr>
             <w:r>
               <w:t xml:space="preserve">Regla NAT fija para tráfico interno</w:t>
@@ -8384,7 +8086,6 @@
           <w:p>
             <w:pPr>
               <w:pStyle w:val="Compact"/>
-              <w:jc w:val="left"/>
             </w:pPr>
             <w:r>
               <w:rPr>
@@ -8399,7 +8100,6 @@
           <w:p>
             <w:pPr>
               <w:pStyle w:val="Compact"/>
-              <w:jc w:val="left"/>
             </w:pPr>
             <w:r>
               <w:t xml:space="preserve">Solo para ese protocolo (también existe</w:t>
@@ -8425,7 +8125,6 @@
           <w:p>
             <w:pPr>
               <w:pStyle w:val="Compact"/>
-              <w:jc w:val="left"/>
             </w:pPr>
             <w:r>
               <w:rPr>
@@ -8440,7 +8139,6 @@
           <w:p>
             <w:pPr>
               <w:pStyle w:val="Compact"/>
-              <w:jc w:val="left"/>
             </w:pPr>
             <w:r>
               <w:t xml:space="preserve">IP y puerto</w:t>
@@ -8470,7 +8168,6 @@
           <w:p>
             <w:pPr>
               <w:pStyle w:val="Compact"/>
-              <w:jc w:val="left"/>
             </w:pPr>
             <w:r>
               <w:rPr>
@@ -8485,7 +8182,6 @@
           <w:p>
             <w:pPr>
               <w:pStyle w:val="Compact"/>
-              <w:jc w:val="left"/>
             </w:pPr>
             <w:r>
               <w:t xml:space="preserve">IP y puerto</w:t>
@@ -8571,7 +8267,7 @@
         <w:t xml:space="preserve">y el puerto.</w:t>
       </w:r>
     </w:p>
-    <w:bookmarkStart w:id="90" w:name="puertos-distintos-fuera-y-dentro"/>
+    <w:bookmarkStart w:id="79" w:name="puertos-distintos-fuera-y-dentro"/>
     <w:p>
       <w:pPr>
         <w:pStyle w:val="Heading3"/>
@@ -8708,9 +8404,9 @@
         </w:pict>
       </w:r>
     </w:p>
-    <w:bookmarkEnd w:id="90"/>
-    <w:bookmarkEnd w:id="91"/>
-    <w:bookmarkStart w:id="92" w:name="el-viaje-del-paquete-entrante"/>
+    <w:bookmarkEnd w:id="79"/>
+    <w:bookmarkEnd w:id="80"/>
+    <w:bookmarkStart w:id="81" w:name="el-viaje-del-paquete-entrante"/>
     <w:p>
       <w:pPr>
         <w:pStyle w:val="Heading2"/>
@@ -8819,8 +8515,8 @@
         </w:pict>
       </w:r>
     </w:p>
-    <w:bookmarkEnd w:id="92"/>
-    <w:bookmarkStart w:id="93" w:name="X1dfb4196bfcd8932628c38b9c0e137c1fe0be79"/>
+    <w:bookmarkEnd w:id="81"/>
+    <w:bookmarkStart w:id="82" w:name="X1dfb4196bfcd8932628c38b9c0e137c1fe0be79"/>
     <w:p>
       <w:pPr>
         <w:pStyle w:val="Heading2"/>
@@ -8832,13 +8528,7 @@
         <w:t xml:space="preserve"> </w:t>
       </w:r>
       <w:r>
-        <w:t xml:space="preserve">“</w:t>
-      </w:r>
-      <w:r>
-        <w:t xml:space="preserve">he abierto el puerto pero no funciona</w:t>
-      </w:r>
-      <w:r>
-        <w:t xml:space="preserve">”</w:t>
+        <w:t xml:space="preserve">“he abierto el puerto pero no funciona”</w:t>
       </w:r>
     </w:p>
     <w:p>
@@ -8853,7 +8543,6 @@
       <w:tblPr>
         <w:tblStyle w:val="Table"/>
         <w:tblW w:type="pct" w:w="5000"/>
-        <w:jc w:val="left"/>
         <w:tblLayout w:type="fixed"/>
         <w:tblLook w:firstRow="1" w:lastRow="0" w:firstColumn="0" w:lastColumn="0" w:noHBand="0" w:noVBand="0" w:val="0020"/>
       </w:tblPr>
@@ -8871,7 +8560,6 @@
           <w:p>
             <w:pPr>
               <w:pStyle w:val="Compact"/>
-              <w:jc w:val="left"/>
             </w:pPr>
             <w:r>
               <w:t xml:space="preserve">#</w:t>
@@ -8883,7 +8571,6 @@
           <w:p>
             <w:pPr>
               <w:pStyle w:val="Compact"/>
-              <w:jc w:val="left"/>
             </w:pPr>
             <w:r>
               <w:t xml:space="preserve">Comprobación</w:t>
@@ -8895,7 +8582,6 @@
           <w:p>
             <w:pPr>
               <w:pStyle w:val="Compact"/>
-              <w:jc w:val="left"/>
             </w:pPr>
             <w:r>
               <w:t xml:space="preserve">Herramienta</w:t>
@@ -8909,7 +8595,6 @@
           <w:p>
             <w:pPr>
               <w:pStyle w:val="Compact"/>
-              <w:jc w:val="left"/>
             </w:pPr>
             <w:r>
               <w:t xml:space="preserve">1</w:t>
@@ -8921,7 +8606,6 @@
           <w:p>
             <w:pPr>
               <w:pStyle w:val="Compact"/>
-              <w:jc w:val="left"/>
             </w:pPr>
             <w:r>
               <w:t xml:space="preserve">¿El firewall del router permite el puerto?</w:t>
@@ -8933,7 +8617,6 @@
           <w:p>
             <w:pPr>
               <w:pStyle w:val="Compact"/>
-              <w:jc w:val="left"/>
             </w:pPr>
             <w:r>
               <w:t xml:space="preserve">Revisa ACLs/reglas de seguridad</w:t>
@@ -8947,7 +8630,6 @@
           <w:p>
             <w:pPr>
               <w:pStyle w:val="Compact"/>
-              <w:jc w:val="left"/>
             </w:pPr>
             <w:r>
               <w:t xml:space="preserve">2</w:t>
@@ -8959,7 +8641,6 @@
           <w:p>
             <w:pPr>
               <w:pStyle w:val="Compact"/>
-              <w:jc w:val="left"/>
             </w:pPr>
             <w:r>
               <w:t xml:space="preserve">¿El firewall del equipo interno lo permite?</w:t>
@@ -8971,7 +8652,6 @@
           <w:p>
             <w:pPr>
               <w:pStyle w:val="Compact"/>
-              <w:jc w:val="left"/>
             </w:pPr>
             <w:r>
               <w:t xml:space="preserve">Windows Firewall / ufw / firewalld</w:t>
@@ -8985,7 +8665,6 @@
           <w:p>
             <w:pPr>
               <w:pStyle w:val="Compact"/>
-              <w:jc w:val="left"/>
             </w:pPr>
             <w:r>
               <w:t xml:space="preserve">3</w:t>
@@ -8997,7 +8676,6 @@
           <w:p>
             <w:pPr>
               <w:pStyle w:val="Compact"/>
-              <w:jc w:val="left"/>
             </w:pPr>
             <w:r>
               <w:t xml:space="preserve">¿El servicio se ejecuta en la IP destino correcta?</w:t>
@@ -9009,7 +8687,6 @@
           <w:p>
             <w:pPr>
               <w:pStyle w:val="Compact"/>
-              <w:jc w:val="left"/>
             </w:pPr>
             <w:r>
               <w:rPr>
@@ -9032,7 +8709,6 @@
           <w:p>
             <w:pPr>
               <w:pStyle w:val="Compact"/>
-              <w:jc w:val="left"/>
             </w:pPr>
             <w:r>
               <w:t xml:space="preserve">4</w:t>
@@ -9044,7 +8720,6 @@
           <w:p>
             <w:pPr>
               <w:pStyle w:val="Compact"/>
-              <w:jc w:val="left"/>
             </w:pPr>
             <w:r>
               <w:t xml:space="preserve">¿La IP privada destino cambió por DHCP?</w:t>
@@ -9056,7 +8731,6 @@
           <w:p>
             <w:pPr>
               <w:pStyle w:val="Compact"/>
-              <w:jc w:val="left"/>
             </w:pPr>
             <w:r>
               <w:t xml:space="preserve">Reserva DHCP o IP estática al servidor</w:t>
@@ -9070,7 +8744,6 @@
           <w:p>
             <w:pPr>
               <w:pStyle w:val="Compact"/>
-              <w:jc w:val="left"/>
             </w:pPr>
             <w:r>
               <w:t xml:space="preserve">5</w:t>
@@ -9082,7 +8755,6 @@
           <w:p>
             <w:pPr>
               <w:pStyle w:val="Compact"/>
-              <w:jc w:val="left"/>
             </w:pPr>
             <w:r>
               <w:t xml:space="preserve">¿El ISP bloquea el puerto?</w:t>
@@ -9094,7 +8766,6 @@
           <w:p>
             <w:pPr>
               <w:pStyle w:val="Compact"/>
-              <w:jc w:val="left"/>
             </w:pPr>
             <w:r>
               <w:t xml:space="preserve">Prueba con otro puerto &gt;1024</w:t>
@@ -9158,8 +8829,8 @@
         </w:pict>
       </w:r>
     </w:p>
-    <w:bookmarkEnd w:id="93"/>
-    <w:bookmarkStart w:id="94" w:name="mini-chequeo-4"/>
+    <w:bookmarkEnd w:id="82"/>
+    <w:bookmarkStart w:id="83" w:name="mini-chequeo-4"/>
     <w:p>
       <w:pPr>
         <w:pStyle w:val="Heading2"/>
@@ -9323,8 +8994,8 @@
         </w:pict>
       </w:r>
     </w:p>
-    <w:bookmarkEnd w:id="94"/>
-    <w:bookmarkStart w:id="95" w:name="resumen-en-3-frases-4"/>
+    <w:bookmarkEnd w:id="83"/>
+    <w:bookmarkStart w:id="84" w:name="resumen-en-3-frases-4"/>
     <w:p>
       <w:pPr>
         <w:pStyle w:val="Heading2"/>
@@ -9400,20 +9071,14 @@
         <w:t xml:space="preserve"> </w:t>
       </w:r>
       <w:r>
-        <w:t xml:space="preserve">“</w:t>
-      </w:r>
-      <w:r>
-        <w:t xml:space="preserve">no funciona</w:t>
-      </w:r>
-      <w:r>
-        <w:t xml:space="preserve">”</w:t>
+        <w:t xml:space="preserve">“no funciona”</w:t>
       </w:r>
       <w:r>
         <w:t xml:space="preserve">, el fallo suele estar en firewalls, servicio parado o IP cambiada — no en la regla NAT.</w:t>
       </w:r>
     </w:p>
-    <w:bookmarkEnd w:id="95"/>
-    <w:bookmarkStart w:id="96" w:name="vocabulario-rápido-4"/>
+    <w:bookmarkEnd w:id="84"/>
+    <w:bookmarkStart w:id="85" w:name="vocabulario-rápido-4"/>
     <w:p>
       <w:pPr>
         <w:pStyle w:val="Heading2"/>
@@ -9426,7 +9091,6 @@
       <w:tblPr>
         <w:tblStyle w:val="Table"/>
         <w:tblW w:type="pct" w:w="5000"/>
-        <w:jc w:val="left"/>
         <w:tblLayout w:type="fixed"/>
         <w:tblLook w:firstRow="1" w:lastRow="0" w:firstColumn="0" w:lastColumn="0" w:noHBand="0" w:noVBand="0" w:val="0020"/>
       </w:tblPr>
@@ -9443,7 +9107,6 @@
           <w:p>
             <w:pPr>
               <w:pStyle w:val="Compact"/>
-              <w:jc w:val="left"/>
             </w:pPr>
             <w:r>
               <w:t xml:space="preserve">Término</w:t>
@@ -9455,7 +9118,6 @@
           <w:p>
             <w:pPr>
               <w:pStyle w:val="Compact"/>
-              <w:jc w:val="left"/>
             </w:pPr>
             <w:r>
               <w:t xml:space="preserve">Idea general</w:t>
@@ -9469,7 +9131,6 @@
           <w:p>
             <w:pPr>
               <w:pStyle w:val="Compact"/>
-              <w:jc w:val="left"/>
             </w:pPr>
             <w:r>
               <w:t xml:space="preserve">NAT destino</w:t>
@@ -9481,7 +9142,6 @@
           <w:p>
             <w:pPr>
               <w:pStyle w:val="Compact"/>
-              <w:jc w:val="left"/>
             </w:pPr>
             <w:r>
               <w:t xml:space="preserve">Traducción del tráfico entrante hacia un servidor interno</w:t>
@@ -9495,7 +9155,6 @@
           <w:p>
             <w:pPr>
               <w:pStyle w:val="Compact"/>
-              <w:jc w:val="left"/>
             </w:pPr>
             <w:r>
               <w:t xml:space="preserve">Port forwarding</w:t>
@@ -9507,7 +9166,6 @@
           <w:p>
             <w:pPr>
               <w:pStyle w:val="Compact"/>
-              <w:jc w:val="left"/>
             </w:pPr>
             <w:r>
               <w:t xml:space="preserve">Nombre popular de NAT destino</w:t>
@@ -9521,7 +9179,6 @@
           <w:p>
             <w:pPr>
               <w:pStyle w:val="Compact"/>
-              <w:jc w:val="left"/>
             </w:pPr>
             <w:r>
               <w:t xml:space="preserve">Puerto público</w:t>
@@ -9533,7 +9190,6 @@
           <w:p>
             <w:pPr>
               <w:pStyle w:val="Compact"/>
-              <w:jc w:val="left"/>
             </w:pPr>
             <w:r>
               <w:t xml:space="preserve">Puerto que se expone hacia Internet</w:t>
@@ -9547,7 +9203,6 @@
           <w:p>
             <w:pPr>
               <w:pStyle w:val="Compact"/>
-              <w:jc w:val="left"/>
             </w:pPr>
             <w:r>
               <w:t xml:space="preserve">Puerto interno</w:t>
@@ -9559,7 +9214,6 @@
           <w:p>
             <w:pPr>
               <w:pStyle w:val="Compact"/>
-              <w:jc w:val="left"/>
             </w:pPr>
             <w:r>
               <w:t xml:space="preserve">Puerto real del servicio en el servidor</w:t>
@@ -9573,7 +9227,6 @@
           <w:p>
             <w:pPr>
               <w:pStyle w:val="Compact"/>
-              <w:jc w:val="left"/>
             </w:pPr>
             <w:r>
               <w:rPr>
@@ -9588,7 +9241,6 @@
           <w:p>
             <w:pPr>
               <w:pStyle w:val="Compact"/>
-              <w:jc w:val="left"/>
             </w:pPr>
             <w:r>
               <w:t xml:space="preserve">Comando Cisco de NAT destino</w:t>
@@ -9614,7 +9266,7 @@
       <w:r>
         <w:t xml:space="preserve"> </w:t>
       </w:r>
-      <w:hyperlink r:id="rId49">
+      <w:hyperlink r:id="rId38">
         <w:r>
           <w:rPr>
             <w:rStyle w:val="Hyperlink"/>
@@ -9641,7 +9293,7 @@
       <w:r>
         <w:t xml:space="preserve"> </w:t>
       </w:r>
-      <w:hyperlink r:id="rId25">
+      <w:hyperlink r:id="rId14">
         <w:r>
           <w:rPr>
             <w:rStyle w:val="Hyperlink"/>
@@ -9668,7 +9320,7 @@
       <w:r>
         <w:t xml:space="preserve"> </w:t>
       </w:r>
-      <w:hyperlink r:id="rId27">
+      <w:hyperlink r:id="rId16">
         <w:r>
           <w:rPr>
             <w:rStyle w:val="Hyperlink"/>
@@ -9677,9 +9329,9 @@
         </w:r>
       </w:hyperlink>
     </w:p>
-    <w:bookmarkEnd w:id="96"/>
-    <w:bookmarkEnd w:id="97"/>
-    <w:bookmarkStart w:id="107" w:name="tabla-nat-y-verificación"/>
+    <w:bookmarkEnd w:id="85"/>
+    <w:bookmarkEnd w:id="86"/>
+    <w:bookmarkStart w:id="96" w:name="tabla-nat-y-verificación"/>
     <w:p>
       <w:pPr>
         <w:pStyle w:val="Heading1"/>
@@ -9743,7 +9395,7 @@
         </w:pict>
       </w:r>
     </w:p>
-    <w:bookmarkStart w:id="98" w:name="la-idea-en-una-frase-5"/>
+    <w:bookmarkStart w:id="87" w:name="la-idea-en-una-frase-5"/>
     <w:p>
       <w:pPr>
         <w:pStyle w:val="Heading2"/>
@@ -9779,13 +9431,7 @@
         <w:t xml:space="preserve"> </w:t>
       </w:r>
       <w:r>
-        <w:t xml:space="preserve">“</w:t>
-      </w:r>
-      <w:r>
-        <w:t xml:space="preserve">configura NAT</w:t>
-      </w:r>
-      <w:r>
-        <w:t xml:space="preserve">”</w:t>
+        <w:t xml:space="preserve">“configura NAT”</w:t>
       </w:r>
       <w:r>
         <w:t xml:space="preserve"> </w:t>
@@ -9797,13 +9443,7 @@
         <w:t xml:space="preserve"> </w:t>
       </w:r>
       <w:r>
-        <w:t xml:space="preserve">“</w:t>
-      </w:r>
-      <w:r>
-        <w:t xml:space="preserve">sabe que NAT funciona</w:t>
-      </w:r>
-      <w:r>
-        <w:t xml:space="preserve">”</w:t>
+        <w:t xml:space="preserve">“sabe que NAT funciona”</w:t>
       </w:r>
       <w:r>
         <w:t xml:space="preserve">.</w:t>
@@ -9837,8 +9477,8 @@
         </w:pict>
       </w:r>
     </w:p>
-    <w:bookmarkEnd w:id="98"/>
-    <w:bookmarkStart w:id="100" w:name="los-4-campos-de-la-tabla"/>
+    <w:bookmarkEnd w:id="87"/>
+    <w:bookmarkStart w:id="89" w:name="los-4-campos-de-la-tabla"/>
     <w:p>
       <w:pPr>
         <w:pStyle w:val="Heading2"/>
@@ -9879,7 +9519,6 @@
       <w:tblPr>
         <w:tblStyle w:val="Table"/>
         <w:tblW w:type="pct" w:w="5000"/>
-        <w:jc w:val="left"/>
         <w:tblLayout w:type="fixed"/>
         <w:tblLook w:firstRow="1" w:lastRow="0" w:firstColumn="0" w:lastColumn="0" w:noHBand="0" w:noVBand="0" w:val="0020"/>
       </w:tblPr>
@@ -9896,7 +9535,6 @@
           <w:p>
             <w:pPr>
               <w:pStyle w:val="Compact"/>
-              <w:jc w:val="left"/>
             </w:pPr>
             <w:r>
               <w:t xml:space="preserve">Campo</w:t>
@@ -9908,7 +9546,6 @@
           <w:p>
             <w:pPr>
               <w:pStyle w:val="Compact"/>
-              <w:jc w:val="left"/>
             </w:pPr>
             <w:r>
               <w:t xml:space="preserve">Qué es</w:t>
@@ -9922,7 +9559,6 @@
           <w:p>
             <w:pPr>
               <w:pStyle w:val="Compact"/>
-              <w:jc w:val="left"/>
             </w:pPr>
             <w:r>
               <w:rPr>
@@ -9938,7 +9574,6 @@
           <w:p>
             <w:pPr>
               <w:pStyle w:val="Compact"/>
-              <w:jc w:val="left"/>
             </w:pPr>
             <w:r>
               <w:t xml:space="preserve">La IP real del PC en la LAN (tal como la ve tu red)</w:t>
@@ -9952,7 +9587,6 @@
           <w:p>
             <w:pPr>
               <w:pStyle w:val="Compact"/>
-              <w:jc w:val="left"/>
             </w:pPr>
             <w:r>
               <w:rPr>
@@ -9968,7 +9602,6 @@
           <w:p>
             <w:pPr>
               <w:pStyle w:val="Compact"/>
-              <w:jc w:val="left"/>
             </w:pPr>
             <w:r>
               <w:t xml:space="preserve">La IP pública traducida (tal como la ve Internet)</w:t>
@@ -9982,7 +9615,6 @@
           <w:p>
             <w:pPr>
               <w:pStyle w:val="Compact"/>
-              <w:jc w:val="left"/>
             </w:pPr>
             <w:r>
               <w:rPr>
@@ -9998,7 +9630,6 @@
           <w:p>
             <w:pPr>
               <w:pStyle w:val="Compact"/>
-              <w:jc w:val="left"/>
             </w:pPr>
             <w:r>
               <w:t xml:space="preserve">El destino tal como lo ve el PC (normalmente igual al global)</w:t>
@@ -10012,7 +9643,6 @@
           <w:p>
             <w:pPr>
               <w:pStyle w:val="Compact"/>
-              <w:jc w:val="left"/>
             </w:pPr>
             <w:r>
               <w:rPr>
@@ -10028,7 +9658,6 @@
           <w:p>
             <w:pPr>
               <w:pStyle w:val="Compact"/>
-              <w:jc w:val="left"/>
             </w:pPr>
             <w:r>
               <w:t xml:space="preserve">El destino real en Internet (8.8.8.8)</w:t>
@@ -10064,13 +9693,7 @@
         <w:t xml:space="preserve"> </w:t>
       </w:r>
       <w:r>
-        <w:t xml:space="preserve">“</w:t>
-      </w:r>
-      <w:r>
-        <w:t xml:space="preserve">local</w:t>
-      </w:r>
-      <w:r>
-        <w:t xml:space="preserve">”</w:t>
+        <w:t xml:space="preserve">“local”</w:t>
       </w:r>
       <w:r>
         <w:t xml:space="preserve"> </w:t>
@@ -10095,13 +9718,7 @@
         <w:t xml:space="preserve"> </w:t>
       </w:r>
       <w:r>
-        <w:t xml:space="preserve">“</w:t>
-      </w:r>
-      <w:r>
-        <w:t xml:space="preserve">global</w:t>
-      </w:r>
-      <w:r>
-        <w:t xml:space="preserve">”</w:t>
+        <w:t xml:space="preserve">“global”</w:t>
       </w:r>
       <w:r>
         <w:t xml:space="preserve"> </w:t>
@@ -10136,7 +9753,7 @@
         <w:t xml:space="preserve">; el destino exterior (Outside) casi siempre es el mismo en ambos.</w:t>
       </w:r>
     </w:p>
-    <w:bookmarkStart w:id="99" w:name="ejemplo-con-dos-pcs-a-la-vez"/>
+    <w:bookmarkStart w:id="88" w:name="ejemplo-con-dos-pcs-a-la-vez"/>
     <w:p>
       <w:pPr>
         <w:pStyle w:val="Heading3"/>
@@ -10232,9 +9849,9 @@
         </w:pict>
       </w:r>
     </w:p>
-    <w:bookmarkEnd w:id="99"/>
-    <w:bookmarkEnd w:id="100"/>
-    <w:bookmarkStart w:id="101" w:name="comandos-de-verificación-en-cisco"/>
+    <w:bookmarkEnd w:id="88"/>
+    <w:bookmarkEnd w:id="89"/>
+    <w:bookmarkStart w:id="90" w:name="comandos-de-verificación-en-cisco"/>
     <w:p>
       <w:pPr>
         <w:pStyle w:val="Heading2"/>
@@ -10321,7 +9938,6 @@
       <w:tblPr>
         <w:tblStyle w:val="Table"/>
         <w:tblW w:type="pct" w:w="5000"/>
-        <w:jc w:val="left"/>
         <w:tblLayout w:type="fixed"/>
         <w:tblLook w:firstRow="1" w:lastRow="0" w:firstColumn="0" w:lastColumn="0" w:noHBand="0" w:noVBand="0" w:val="0020"/>
       </w:tblPr>
@@ -10338,7 +9954,6 @@
           <w:p>
             <w:pPr>
               <w:pStyle w:val="Compact"/>
-              <w:jc w:val="left"/>
             </w:pPr>
             <w:r>
               <w:t xml:space="preserve">Comando</w:t>
@@ -10350,7 +9965,6 @@
           <w:p>
             <w:pPr>
               <w:pStyle w:val="Compact"/>
-              <w:jc w:val="left"/>
             </w:pPr>
             <w:r>
               <w:t xml:space="preserve">Para qué</w:t>
@@ -10364,7 +9978,6 @@
           <w:p>
             <w:pPr>
               <w:pStyle w:val="Compact"/>
-              <w:jc w:val="left"/>
             </w:pPr>
             <w:r>
               <w:rPr>
@@ -10379,7 +9992,6 @@
           <w:p>
             <w:pPr>
               <w:pStyle w:val="Compact"/>
-              <w:jc w:val="left"/>
             </w:pPr>
             <w:r>
               <w:t xml:space="preserve">Ver las entradas activas (la tabla completa)</w:t>
@@ -10393,7 +10005,6 @@
           <w:p>
             <w:pPr>
               <w:pStyle w:val="Compact"/>
-              <w:jc w:val="left"/>
             </w:pPr>
             <w:r>
               <w:rPr>
@@ -10408,7 +10019,6 @@
           <w:p>
             <w:pPr>
               <w:pStyle w:val="Compact"/>
-              <w:jc w:val="left"/>
             </w:pPr>
             <w:r>
               <w:t xml:space="preserve">Contadores: cuántas traducciones se han creado, hits, misses…</w:t>
@@ -10422,7 +10032,6 @@
           <w:p>
             <w:pPr>
               <w:pStyle w:val="Compact"/>
-              <w:jc w:val="left"/>
             </w:pPr>
             <w:r>
               <w:rPr>
@@ -10437,7 +10046,6 @@
           <w:p>
             <w:pPr>
               <w:pStyle w:val="Compact"/>
-              <w:jc w:val="left"/>
             </w:pPr>
             <w:r>
               <w:t xml:space="preserve">Vaciar la tabla (fuerza a empezar de cero, útil al depurar)</w:t>
@@ -10451,7 +10059,6 @@
           <w:p>
             <w:pPr>
               <w:pStyle w:val="Compact"/>
-              <w:jc w:val="left"/>
             </w:pPr>
             <w:r>
               <w:rPr>
@@ -10466,7 +10073,6 @@
           <w:p>
             <w:pPr>
               <w:pStyle w:val="Compact"/>
-              <w:jc w:val="left"/>
             </w:pPr>
             <w:r>
               <w:t xml:space="preserve">Mostrar en vivo cada traducción que ocurre (con cuidado: satura la consola)</w:t>
@@ -10566,8 +10172,8 @@
         </w:pict>
       </w:r>
     </w:p>
-    <w:bookmarkEnd w:id="101"/>
-    <w:bookmarkStart w:id="102" w:name="timeouts-cuánto-vive-una-entrada"/>
+    <w:bookmarkEnd w:id="90"/>
+    <w:bookmarkStart w:id="91" w:name="timeouts-cuánto-vive-una-entrada"/>
     <w:p>
       <w:pPr>
         <w:pStyle w:val="Heading2"/>
@@ -10601,7 +10207,6 @@
       <w:tblPr>
         <w:tblStyle w:val="Table"/>
         <w:tblW w:type="pct" w:w="5000"/>
-        <w:jc w:val="left"/>
         <w:tblLayout w:type="fixed"/>
         <w:tblLook w:firstRow="1" w:lastRow="0" w:firstColumn="0" w:lastColumn="0" w:noHBand="0" w:noVBand="0" w:val="0020"/>
       </w:tblPr>
@@ -10618,7 +10223,6 @@
           <w:p>
             <w:pPr>
               <w:pStyle w:val="Compact"/>
-              <w:jc w:val="left"/>
             </w:pPr>
             <w:r>
               <w:t xml:space="preserve">Protocolo</w:t>
@@ -10630,7 +10234,6 @@
           <w:p>
             <w:pPr>
               <w:pStyle w:val="Compact"/>
-              <w:jc w:val="left"/>
             </w:pPr>
             <w:r>
               <w:t xml:space="preserve">Timeout típico</w:t>
@@ -10644,7 +10247,6 @@
           <w:p>
             <w:pPr>
               <w:pStyle w:val="Compact"/>
-              <w:jc w:val="left"/>
             </w:pPr>
             <w:r>
               <w:rPr>
@@ -10660,7 +10262,6 @@
           <w:p>
             <w:pPr>
               <w:pStyle w:val="Compact"/>
-              <w:jc w:val="left"/>
             </w:pPr>
             <w:r>
               <w:t xml:space="preserve">~300 s (5 minutos)</w:t>
@@ -10674,7 +10275,6 @@
           <w:p>
             <w:pPr>
               <w:pStyle w:val="Compact"/>
-              <w:jc w:val="left"/>
             </w:pPr>
             <w:r>
               <w:rPr>
@@ -10690,7 +10290,6 @@
           <w:p>
             <w:pPr>
               <w:pStyle w:val="Compact"/>
-              <w:jc w:val="left"/>
             </w:pPr>
             <w:r>
               <w:t xml:space="preserve">Variable según el estado de la conexión (menos si se cierra limpiamente)</w:t>
@@ -10704,7 +10303,6 @@
           <w:p>
             <w:pPr>
               <w:pStyle w:val="Compact"/>
-              <w:jc w:val="left"/>
             </w:pPr>
             <w:r>
               <w:rPr>
@@ -10720,7 +10318,6 @@
           <w:p>
             <w:pPr>
               <w:pStyle w:val="Compact"/>
-              <w:jc w:val="left"/>
             </w:pPr>
             <w:r>
               <w:t xml:space="preserve">Corto (segundos/minutos)</w:t>
@@ -10756,13 +10353,7 @@
         <w:t xml:space="preserve"> </w:t>
       </w:r>
       <w:r>
-        <w:t xml:space="preserve">“</w:t>
-      </w:r>
-      <w:r>
-        <w:t xml:space="preserve">NAT saturado</w:t>
-      </w:r>
-      <w:r>
-        <w:t xml:space="preserve">”</w:t>
+        <w:t xml:space="preserve">“NAT saturado”</w:t>
       </w:r>
       <w:r>
         <w:t xml:space="preserve"> </w:t>
@@ -10778,8 +10369,8 @@
         </w:pict>
       </w:r>
     </w:p>
-    <w:bookmarkEnd w:id="102"/>
-    <w:bookmarkStart w:id="103" w:name="cómo-verificar-que-nat-funciona"/>
+    <w:bookmarkEnd w:id="91"/>
+    <w:bookmarkStart w:id="92" w:name="cómo-verificar-que-nat-funciona"/>
     <w:p>
       <w:pPr>
         <w:pStyle w:val="Heading2"/>
@@ -10899,7 +10490,7 @@
       <w:r>
         <w:t xml:space="preserve"> </w:t>
       </w:r>
-      <w:hyperlink r:id="rId30">
+      <w:hyperlink r:id="rId19">
         <w:r>
           <w:rPr>
             <w:rStyle w:val="Hyperlink"/>
@@ -10921,8 +10512,8 @@
         </w:pict>
       </w:r>
     </w:p>
-    <w:bookmarkEnd w:id="103"/>
-    <w:bookmarkStart w:id="104" w:name="mini-chequeo-5"/>
+    <w:bookmarkEnd w:id="92"/>
+    <w:bookmarkStart w:id="93" w:name="mini-chequeo-5"/>
     <w:p>
       <w:pPr>
         <w:pStyle w:val="Heading2"/>
@@ -11098,8 +10689,8 @@
         </w:pict>
       </w:r>
     </w:p>
-    <w:bookmarkEnd w:id="104"/>
-    <w:bookmarkStart w:id="105" w:name="resumen-en-3-frases-5"/>
+    <w:bookmarkEnd w:id="93"/>
+    <w:bookmarkStart w:id="94" w:name="resumen-en-3-frases-5"/>
     <w:p>
       <w:pPr>
         <w:pStyle w:val="Heading2"/>
@@ -11247,8 +10838,8 @@
         <w:t xml:space="preserve">Las entradas caducan por timeout (UDP ~5 min, TCP ~24 h) y, si la tabla se llena, el tráfico nuevo se descarta.</w:t>
       </w:r>
     </w:p>
-    <w:bookmarkEnd w:id="105"/>
-    <w:bookmarkStart w:id="106" w:name="vocabulario-rápido-5"/>
+    <w:bookmarkEnd w:id="94"/>
+    <w:bookmarkStart w:id="95" w:name="vocabulario-rápido-5"/>
     <w:p>
       <w:pPr>
         <w:pStyle w:val="Heading2"/>
@@ -11261,7 +10852,6 @@
       <w:tblPr>
         <w:tblStyle w:val="Table"/>
         <w:tblW w:type="auto" w:w="0"/>
-        <w:jc w:val="left"/>
         <w:tblLook w:firstRow="1" w:lastRow="0" w:firstColumn="0" w:lastColumn="0" w:noHBand="0" w:noVBand="0" w:val="0020"/>
       </w:tblPr>
       <w:tblGrid>
@@ -11277,7 +10867,6 @@
           <w:p>
             <w:pPr>
               <w:pStyle w:val="Compact"/>
-              <w:jc w:val="left"/>
             </w:pPr>
             <w:r>
               <w:t xml:space="preserve">Término</w:t>
@@ -11289,7 +10878,6 @@
           <w:p>
             <w:pPr>
               <w:pStyle w:val="Compact"/>
-              <w:jc w:val="left"/>
             </w:pPr>
             <w:r>
               <w:t xml:space="preserve">Idea general</w:t>
@@ -11303,7 +10891,6 @@
           <w:p>
             <w:pPr>
               <w:pStyle w:val="Compact"/>
-              <w:jc w:val="left"/>
             </w:pPr>
             <w:r>
               <w:t xml:space="preserve">Inside local</w:t>
@@ -11315,7 +10902,6 @@
           <w:p>
             <w:pPr>
               <w:pStyle w:val="Compact"/>
-              <w:jc w:val="left"/>
             </w:pPr>
             <w:r>
               <w:t xml:space="preserve">IP del equipo interno vista desde la LAN</w:t>
@@ -11329,7 +10915,6 @@
           <w:p>
             <w:pPr>
               <w:pStyle w:val="Compact"/>
-              <w:jc w:val="left"/>
             </w:pPr>
             <w:r>
               <w:t xml:space="preserve">Inside global</w:t>
@@ -11341,7 +10926,6 @@
           <w:p>
             <w:pPr>
               <w:pStyle w:val="Compact"/>
-              <w:jc w:val="left"/>
             </w:pPr>
             <w:r>
               <w:t xml:space="preserve">IP pública traducida vista desde Internet</w:t>
@@ -11355,7 +10939,6 @@
           <w:p>
             <w:pPr>
               <w:pStyle w:val="Compact"/>
-              <w:jc w:val="left"/>
             </w:pPr>
             <w:r>
               <w:t xml:space="preserve">Outside local/global</w:t>
@@ -11367,7 +10950,6 @@
           <w:p>
             <w:pPr>
               <w:pStyle w:val="Compact"/>
-              <w:jc w:val="left"/>
             </w:pPr>
             <w:r>
               <w:t xml:space="preserve">Destino visto desde dentro / desde fuera</w:t>
@@ -11381,7 +10963,6 @@
           <w:p>
             <w:pPr>
               <w:pStyle w:val="Compact"/>
-              <w:jc w:val="left"/>
             </w:pPr>
             <w:r>
               <w:t xml:space="preserve">Timeout NAT</w:t>
@@ -11393,7 +10974,6 @@
           <w:p>
             <w:pPr>
               <w:pStyle w:val="Compact"/>
-              <w:jc w:val="left"/>
             </w:pPr>
             <w:r>
               <w:t xml:space="preserve">Tiempo de vida de una entrada dinámica</w:t>
@@ -11407,7 +10987,6 @@
           <w:p>
             <w:pPr>
               <w:pStyle w:val="Compact"/>
-              <w:jc w:val="left"/>
             </w:pPr>
             <w:r>
               <w:t xml:space="preserve">clear ip nat translation *</w:t>
@@ -11419,7 +10998,6 @@
           <w:p>
             <w:pPr>
               <w:pStyle w:val="Compact"/>
-              <w:jc w:val="left"/>
             </w:pPr>
             <w:r>
               <w:t xml:space="preserve">Vaciar la tabla NAT</w:t>
@@ -11445,7 +11023,7 @@
       <w:r>
         <w:t xml:space="preserve"> </w:t>
       </w:r>
-      <w:hyperlink r:id="rId49">
+      <w:hyperlink r:id="rId38">
         <w:r>
           <w:rPr>
             <w:rStyle w:val="Hyperlink"/>
@@ -11472,7 +11050,7 @@
       <w:r>
         <w:t xml:space="preserve"> </w:t>
       </w:r>
-      <w:hyperlink r:id="rId26">
+      <w:hyperlink r:id="rId15">
         <w:r>
           <w:rPr>
             <w:rStyle w:val="Hyperlink"/>
@@ -11499,7 +11077,7 @@
       <w:r>
         <w:t xml:space="preserve"> </w:t>
       </w:r>
-      <w:hyperlink r:id="rId28">
+      <w:hyperlink r:id="rId17">
         <w:r>
           <w:rPr>
             <w:rStyle w:val="Hyperlink"/>
@@ -11508,9 +11086,9 @@
         </w:r>
       </w:hyperlink>
     </w:p>
-    <w:bookmarkEnd w:id="106"/>
-    <w:bookmarkEnd w:id="107"/>
-    <w:bookmarkStart w:id="120" w:name="problemas-y-soluciones"/>
+    <w:bookmarkEnd w:id="95"/>
+    <w:bookmarkEnd w:id="96"/>
+    <w:bookmarkStart w:id="109" w:name="problemas-y-soluciones"/>
     <w:p>
       <w:pPr>
         <w:pStyle w:val="Heading1"/>
@@ -11574,7 +11152,7 @@
         </w:pict>
       </w:r>
     </w:p>
-    <w:bookmarkStart w:id="108" w:name="la-idea-en-una-frase-6"/>
+    <w:bookmarkStart w:id="97" w:name="la-idea-en-una-frase-6"/>
     <w:p>
       <w:pPr>
         <w:pStyle w:val="Heading2"/>
@@ -11693,8 +11271,8 @@
         </w:pict>
       </w:r>
     </w:p>
-    <w:bookmarkEnd w:id="108"/>
-    <w:bookmarkStart w:id="110" w:name="la-tabla-de-los-problemas-clásicos"/>
+    <w:bookmarkEnd w:id="97"/>
+    <w:bookmarkStart w:id="99" w:name="la-tabla-de-los-problemas-clásicos"/>
     <w:p>
       <w:pPr>
         <w:pStyle w:val="Heading2"/>
@@ -11707,7 +11285,6 @@
       <w:tblPr>
         <w:tblStyle w:val="Table"/>
         <w:tblW w:type="pct" w:w="5000"/>
-        <w:jc w:val="left"/>
         <w:tblLayout w:type="fixed"/>
         <w:tblLook w:firstRow="1" w:lastRow="0" w:firstColumn="0" w:lastColumn="0" w:noHBand="0" w:noVBand="0" w:val="0020"/>
       </w:tblPr>
@@ -11725,7 +11302,6 @@
           <w:p>
             <w:pPr>
               <w:pStyle w:val="Compact"/>
-              <w:jc w:val="left"/>
             </w:pPr>
             <w:r>
               <w:t xml:space="preserve">Aplicación</w:t>
@@ -11737,7 +11313,6 @@
           <w:p>
             <w:pPr>
               <w:pStyle w:val="Compact"/>
-              <w:jc w:val="left"/>
             </w:pPr>
             <w:r>
               <w:t xml:space="preserve">Problema</w:t>
@@ -11749,7 +11324,6 @@
           <w:p>
             <w:pPr>
               <w:pStyle w:val="Compact"/>
-              <w:jc w:val="left"/>
             </w:pPr>
             <w:r>
               <w:t xml:space="preserve">Solución</w:t>
@@ -11763,7 +11337,6 @@
           <w:p>
             <w:pPr>
               <w:pStyle w:val="Compact"/>
-              <w:jc w:val="left"/>
             </w:pPr>
             <w:r>
               <w:rPr>
@@ -11779,7 +11352,6 @@
           <w:p>
             <w:pPr>
               <w:pStyle w:val="Compact"/>
-              <w:jc w:val="left"/>
             </w:pPr>
             <w:r>
               <w:t xml:space="preserve">El servidor intenta conectar al cliente por un puerto, pero NAT no sabe a quién</w:t>
@@ -11791,7 +11363,6 @@
           <w:p>
             <w:pPr>
               <w:pStyle w:val="Compact"/>
-              <w:jc w:val="left"/>
             </w:pPr>
             <w:r>
               <w:t xml:space="preserve">ALG FTP en el router, o FTP pasivo</w:t>
@@ -11805,7 +11376,6 @@
           <w:p>
             <w:pPr>
               <w:pStyle w:val="Compact"/>
-              <w:jc w:val="left"/>
             </w:pPr>
             <w:r>
               <w:rPr>
@@ -11821,7 +11391,6 @@
           <w:p>
             <w:pPr>
               <w:pStyle w:val="Compact"/>
-              <w:jc w:val="left"/>
             </w:pPr>
             <w:r>
               <w:t xml:space="preserve">Las IPs en el payload del protocolo no se traducen</w:t>
@@ -11833,7 +11402,6 @@
           <w:p>
             <w:pPr>
               <w:pStyle w:val="Compact"/>
-              <w:jc w:val="left"/>
             </w:pPr>
             <w:r>
               <w:t xml:space="preserve">ALG SIP, STUN, TURN</w:t>
@@ -11847,7 +11415,6 @@
           <w:p>
             <w:pPr>
               <w:pStyle w:val="Compact"/>
-              <w:jc w:val="left"/>
             </w:pPr>
             <w:r>
               <w:rPr>
@@ -11863,7 +11430,6 @@
           <w:p>
             <w:pPr>
               <w:pStyle w:val="Compact"/>
-              <w:jc w:val="left"/>
             </w:pPr>
             <w:r>
               <w:t xml:space="preserve">Necesitan puertos abiertos dinámicamente</w:t>
@@ -11875,7 +11441,6 @@
           <w:p>
             <w:pPr>
               <w:pStyle w:val="Compact"/>
-              <w:jc w:val="left"/>
             </w:pPr>
             <w:r>
               <w:t xml:space="preserve">UPnP, NAT-PMP, port forwarding manual</w:t>
@@ -11889,7 +11454,6 @@
           <w:p>
             <w:pPr>
               <w:pStyle w:val="Compact"/>
-              <w:jc w:val="left"/>
             </w:pPr>
             <w:r>
               <w:rPr>
@@ -11905,7 +11469,6 @@
           <w:p>
             <w:pPr>
               <w:pStyle w:val="Compact"/>
-              <w:jc w:val="left"/>
             </w:pPr>
             <w:r>
               <w:t xml:space="preserve">IPsec no pasa NAT sin configuración especial</w:t>
@@ -11917,7 +11480,6 @@
           <w:p>
             <w:pPr>
               <w:pStyle w:val="Compact"/>
-              <w:jc w:val="left"/>
             </w:pPr>
             <w:r>
               <w:t xml:space="preserve">NAT-T (NAT Traversal)</w:t>
@@ -11926,7 +11488,7 @@
         </w:tc>
       </w:tr>
     </w:tbl>
-    <w:bookmarkStart w:id="109" w:name="ftp-activo-el-ejemplo-estrella"/>
+    <w:bookmarkStart w:id="98" w:name="ftp-activo-el-ejemplo-estrella"/>
     <w:p>
       <w:pPr>
         <w:pStyle w:val="Heading3"/>
@@ -11959,13 +11521,7 @@
         <w:t xml:space="preserve"> </w:t>
       </w:r>
       <w:r>
-        <w:t xml:space="preserve">“</w:t>
-      </w:r>
-      <w:r>
-        <w:t xml:space="preserve">conéctate a mí por el puerto 1025</w:t>
-      </w:r>
-      <w:r>
-        <w:t xml:space="preserve">”</w:t>
+        <w:t xml:space="preserve">“conéctate a mí por el puerto 1025”</w:t>
       </w:r>
       <w:r>
         <w:t xml:space="preserve"> </w:t>
@@ -12066,9 +11622,9 @@
         </w:pict>
       </w:r>
     </w:p>
-    <w:bookmarkEnd w:id="109"/>
-    <w:bookmarkEnd w:id="110"/>
-    <w:bookmarkStart w:id="111" w:name="algs-los-traductores-del-payload"/>
+    <w:bookmarkEnd w:id="98"/>
+    <w:bookmarkEnd w:id="99"/>
+    <w:bookmarkStart w:id="100" w:name="algs-los-traductores-del-payload"/>
     <w:p>
       <w:pPr>
         <w:pStyle w:val="Heading2"/>
@@ -12146,8 +11702,8 @@
         </w:pict>
       </w:r>
     </w:p>
-    <w:bookmarkEnd w:id="111"/>
-    <w:bookmarkStart w:id="112" w:name="upnp-comodidad-con-riesgo"/>
+    <w:bookmarkEnd w:id="100"/>
+    <w:bookmarkStart w:id="101" w:name="upnp-comodidad-con-riesgo"/>
     <w:p>
       <w:pPr>
         <w:pStyle w:val="Heading2"/>
@@ -12254,8 +11810,8 @@
         </w:pict>
       </w:r>
     </w:p>
-    <w:bookmarkEnd w:id="112"/>
-    <w:bookmarkStart w:id="113" w:name="nat-t-el-puente-para-ipsec"/>
+    <w:bookmarkEnd w:id="101"/>
+    <w:bookmarkStart w:id="102" w:name="nat-t-el-puente-para-ipsec"/>
     <w:p>
       <w:pPr>
         <w:pStyle w:val="Heading2"/>
@@ -12407,8 +11963,8 @@
         </w:pict>
       </w:r>
     </w:p>
-    <w:bookmarkEnd w:id="113"/>
-    <w:bookmarkStart w:id="114" w:name="bonus-wan-heredada-ce-d"/>
+    <w:bookmarkEnd w:id="102"/>
+    <w:bookmarkStart w:id="103" w:name="bonus-wan-heredada-ce-d"/>
     <w:p>
       <w:pPr>
         <w:pStyle w:val="Heading2"/>
@@ -12442,7 +11998,6 @@
       <w:tblPr>
         <w:tblStyle w:val="Table"/>
         <w:tblW w:type="pct" w:w="5000"/>
-        <w:jc w:val="left"/>
         <w:tblLayout w:type="fixed"/>
         <w:tblLook w:firstRow="1" w:lastRow="0" w:firstColumn="0" w:lastColumn="0" w:noHBand="0" w:noVBand="0" w:val="0020"/>
       </w:tblPr>
@@ -12460,7 +12015,6 @@
           <w:p>
             <w:pPr>
               <w:pStyle w:val="Compact"/>
-              <w:jc w:val="left"/>
             </w:pPr>
             <w:r>
               <w:t xml:space="preserve">Tecnología</w:t>
@@ -12472,7 +12026,6 @@
           <w:p>
             <w:pPr>
               <w:pStyle w:val="Compact"/>
-              <w:jc w:val="left"/>
             </w:pPr>
             <w:r>
               <w:t xml:space="preserve">Qué era</w:t>
@@ -12484,7 +12037,6 @@
           <w:p>
             <w:pPr>
               <w:pStyle w:val="Compact"/>
-              <w:jc w:val="left"/>
             </w:pPr>
             <w:r>
               <w:t xml:space="preserve">Por qué se fue</w:t>
@@ -12498,7 +12050,6 @@
           <w:p>
             <w:pPr>
               <w:pStyle w:val="Compact"/>
-              <w:jc w:val="left"/>
             </w:pPr>
             <w:r>
               <w:rPr>
@@ -12520,7 +12071,6 @@
           <w:p>
             <w:pPr>
               <w:pStyle w:val="Compact"/>
-              <w:jc w:val="left"/>
             </w:pPr>
             <w:r>
               <w:t xml:space="preserve">Red digital de conmutación de circuitos: canales B de 64 kbps (dos para 128 kbps) y uno D para señalización</w:t>
@@ -12532,7 +12082,6 @@
           <w:p>
             <w:pPr>
               <w:pStyle w:val="Compact"/>
-              <w:jc w:val="left"/>
             </w:pPr>
             <w:r>
               <w:t xml:space="preserve">Cara y lenta: 128 kbps máximos frente a cualquier ADSL</w:t>
@@ -12546,7 +12095,6 @@
           <w:p>
             <w:pPr>
               <w:pStyle w:val="Compact"/>
-              <w:jc w:val="left"/>
             </w:pPr>
             <w:r>
               <w:rPr>
@@ -12562,7 +12110,6 @@
           <w:p>
             <w:pPr>
               <w:pStyle w:val="Compact"/>
-              <w:jc w:val="left"/>
             </w:pPr>
             <w:r>
               <w:t xml:space="preserve">Conmutación de paquetes sobre enlace dedicado, con PVC y un CIR que el operador prometía (y a veces cumplía)</w:t>
@@ -12574,7 +12121,6 @@
           <w:p>
             <w:pPr>
               <w:pStyle w:val="Compact"/>
-              <w:jc w:val="left"/>
             </w:pPr>
             <w:r>
               <w:t xml:space="preserve">Sustituida por MPLS y Ethernet de extremo a extremo</w:t>
@@ -12588,7 +12134,6 @@
           <w:p>
             <w:pPr>
               <w:pStyle w:val="Compact"/>
-              <w:jc w:val="left"/>
             </w:pPr>
             <w:r>
               <w:rPr>
@@ -12604,7 +12149,6 @@
           <w:p>
             <w:pPr>
               <w:pStyle w:val="Compact"/>
-              <w:jc w:val="left"/>
             </w:pPr>
             <w:r>
               <w:t xml:space="preserve">Banda ancha</w:t>
@@ -12632,7 +12176,6 @@
           <w:p>
             <w:pPr>
               <w:pStyle w:val="Compact"/>
-              <w:jc w:val="left"/>
             </w:pPr>
             <w:r>
               <w:t xml:space="preserve">Ganada por la fibra (FTTH); el cobre aún da algún servicio</w:t>
@@ -12668,13 +12211,7 @@
         <w:t xml:space="preserve"> </w:t>
       </w:r>
       <w:r>
-        <w:t xml:space="preserve">“</w:t>
-      </w:r>
-      <w:r>
-        <w:t xml:space="preserve">aquí</w:t>
-      </w:r>
-      <w:r>
-        <w:t xml:space="preserve">”</w:t>
+        <w:t xml:space="preserve">“aquí”</w:t>
       </w:r>
       <w:r>
         <w:t xml:space="preserve"> </w:t>
@@ -12686,13 +12223,7 @@
         <w:t xml:space="preserve"> </w:t>
       </w:r>
       <w:r>
-        <w:t xml:space="preserve">“</w:t>
-      </w:r>
-      <w:r>
-        <w:t xml:space="preserve">allá</w:t>
-      </w:r>
-      <w:r>
-        <w:t xml:space="preserve">”</w:t>
+        <w:t xml:space="preserve">“allá”</w:t>
       </w:r>
       <w:r>
         <w:t xml:space="preserve"> </w:t>
@@ -12708,8 +12239,8 @@
         </w:pict>
       </w:r>
     </w:p>
-    <w:bookmarkEnd w:id="114"/>
-    <w:bookmarkStart w:id="115" w:name="bonus-wifi-vs-wimax-ce-e"/>
+    <w:bookmarkEnd w:id="103"/>
+    <w:bookmarkStart w:id="104" w:name="bonus-wifi-vs-wimax-ce-e"/>
     <w:p>
       <w:pPr>
         <w:pStyle w:val="Heading2"/>
@@ -12759,7 +12290,6 @@
       <w:tblPr>
         <w:tblStyle w:val="Table"/>
         <w:tblW w:type="pct" w:w="5000"/>
-        <w:jc w:val="left"/>
         <w:tblLayout w:type="fixed"/>
         <w:tblLook w:firstRow="1" w:lastRow="0" w:firstColumn="0" w:lastColumn="0" w:noHBand="0" w:noVBand="0" w:val="0020"/>
       </w:tblPr>
@@ -12777,7 +12307,6 @@
           <w:p>
             <w:pPr>
               <w:pStyle w:val="Compact"/>
-              <w:jc w:val="left"/>
             </w:pPr>
             <w:r>
               <w:t xml:space="preserve">Aspecto</w:t>
@@ -12789,7 +12318,6 @@
           <w:p>
             <w:pPr>
               <w:pStyle w:val="Compact"/>
-              <w:jc w:val="left"/>
             </w:pPr>
             <w:r>
               <w:t xml:space="preserve">WiFi (802.11)</w:t>
@@ -12801,7 +12329,6 @@
           <w:p>
             <w:pPr>
               <w:pStyle w:val="Compact"/>
-              <w:jc w:val="left"/>
             </w:pPr>
             <w:r>
               <w:t xml:space="preserve">WiMax (802.16)</w:t>
@@ -12815,7 +12342,6 @@
           <w:p>
             <w:pPr>
               <w:pStyle w:val="Compact"/>
-              <w:jc w:val="left"/>
             </w:pPr>
             <w:r>
               <w:t xml:space="preserve">Alcance</w:t>
@@ -12827,7 +12353,6 @@
           <w:p>
             <w:pPr>
               <w:pStyle w:val="Compact"/>
-              <w:jc w:val="left"/>
             </w:pPr>
             <w:r>
               <w:t xml:space="preserve">Metros (una casa, una oficina)</w:t>
@@ -12839,7 +12364,6 @@
           <w:p>
             <w:pPr>
               <w:pStyle w:val="Compact"/>
-              <w:jc w:val="left"/>
             </w:pPr>
             <w:r>
               <w:t xml:space="preserve">Kilómetros (una ciudad, una zona rural)</w:t>
@@ -12853,7 +12377,6 @@
           <w:p>
             <w:pPr>
               <w:pStyle w:val="Compact"/>
-              <w:jc w:val="left"/>
             </w:pPr>
             <w:r>
               <w:t xml:space="preserve">Estándar</w:t>
@@ -12865,7 +12388,6 @@
           <w:p>
             <w:pPr>
               <w:pStyle w:val="Compact"/>
-              <w:jc w:val="left"/>
             </w:pPr>
             <w:r>
               <w:t xml:space="preserve">IEEE 802.11</w:t>
@@ -12877,7 +12399,6 @@
           <w:p>
             <w:pPr>
               <w:pStyle w:val="Compact"/>
-              <w:jc w:val="left"/>
             </w:pPr>
             <w:r>
               <w:t xml:space="preserve">IEEE 802.16</w:t>
@@ -12891,7 +12412,6 @@
           <w:p>
             <w:pPr>
               <w:pStyle w:val="Compact"/>
-              <w:jc w:val="left"/>
             </w:pPr>
             <w:r>
               <w:t xml:space="preserve">Uso típico</w:t>
@@ -12903,7 +12423,6 @@
           <w:p>
             <w:pPr>
               <w:pStyle w:val="Compact"/>
-              <w:jc w:val="left"/>
             </w:pPr>
             <w:r>
               <w:t xml:space="preserve">LAN inalámbrica doméstica/empresa</w:t>
@@ -12915,7 +12434,6 @@
           <w:p>
             <w:pPr>
               <w:pStyle w:val="Compact"/>
-              <w:jc w:val="left"/>
             </w:pPr>
             <w:r>
               <w:t xml:space="preserve">Acceso de banda ancha de larga distancia</w:t>
@@ -12929,7 +12447,6 @@
           <w:p>
             <w:pPr>
               <w:pStyle w:val="Compact"/>
-              <w:jc w:val="left"/>
             </w:pPr>
             <w:r>
               <w:t xml:space="preserve">Modelo</w:t>
@@ -12941,7 +12458,6 @@
           <w:p>
             <w:pPr>
               <w:pStyle w:val="Compact"/>
-              <w:jc w:val="left"/>
             </w:pPr>
             <w:r>
               <w:t xml:space="preserve">Acceso local al propio router</w:t>
@@ -12953,7 +12469,6 @@
           <w:p>
             <w:pPr>
               <w:pStyle w:val="Compact"/>
-              <w:jc w:val="left"/>
             </w:pPr>
             <w:r>
               <w:t xml:space="preserve">Alternativa al cable/ADSL en zonas sin cobertura</w:t>
@@ -12990,7 +12505,6 @@
       <w:tblPr>
         <w:tblStyle w:val="Table"/>
         <w:tblW w:type="auto" w:w="0"/>
-        <w:jc w:val="left"/>
         <w:tblLook w:firstRow="1" w:lastRow="0" w:firstColumn="0" w:lastColumn="0" w:noHBand="0" w:noVBand="0" w:val="0020"/>
       </w:tblPr>
       <w:tblGrid>
@@ -13008,7 +12522,6 @@
           <w:p>
             <w:pPr>
               <w:pStyle w:val="Compact"/>
-              <w:jc w:val="left"/>
             </w:pPr>
             <w:r>
               <w:t xml:space="preserve">Estándar</w:t>
@@ -13020,7 +12533,6 @@
           <w:p>
             <w:pPr>
               <w:pStyle w:val="Compact"/>
-              <w:jc w:val="left"/>
             </w:pPr>
             <w:r>
               <w:t xml:space="preserve">Nombre comercial</w:t>
@@ -13032,7 +12544,6 @@
           <w:p>
             <w:pPr>
               <w:pStyle w:val="Compact"/>
-              <w:jc w:val="left"/>
             </w:pPr>
             <w:r>
               <w:t xml:space="preserve">Bandas</w:t>
@@ -13044,7 +12555,6 @@
           <w:p>
             <w:pPr>
               <w:pStyle w:val="Compact"/>
-              <w:jc w:val="left"/>
             </w:pPr>
             <w:r>
               <w:t xml:space="preserve">Velocidad máxima</w:t>
@@ -13058,7 +12568,6 @@
           <w:p>
             <w:pPr>
               <w:pStyle w:val="Compact"/>
-              <w:jc w:val="left"/>
             </w:pPr>
             <w:r>
               <w:t xml:space="preserve">802.11n</w:t>
@@ -13070,7 +12579,6 @@
           <w:p>
             <w:pPr>
               <w:pStyle w:val="Compact"/>
-              <w:jc w:val="left"/>
             </w:pPr>
             <w:r>
               <w:t xml:space="preserve">WiFi 4</w:t>
@@ -13082,7 +12590,6 @@
           <w:p>
             <w:pPr>
               <w:pStyle w:val="Compact"/>
-              <w:jc w:val="left"/>
             </w:pPr>
             <w:r>
               <w:t xml:space="preserve">2,4 y 5 GHz</w:t>
@@ -13094,7 +12601,6 @@
           <w:p>
             <w:pPr>
               <w:pStyle w:val="Compact"/>
-              <w:jc w:val="left"/>
             </w:pPr>
             <w:r>
               <w:t xml:space="preserve">~600 Mbps</w:t>
@@ -13108,7 +12614,6 @@
           <w:p>
             <w:pPr>
               <w:pStyle w:val="Compact"/>
-              <w:jc w:val="left"/>
             </w:pPr>
             <w:r>
               <w:t xml:space="preserve">802.11ac</w:t>
@@ -13120,7 +12625,6 @@
           <w:p>
             <w:pPr>
               <w:pStyle w:val="Compact"/>
-              <w:jc w:val="left"/>
             </w:pPr>
             <w:r>
               <w:t xml:space="preserve">WiFi 5</w:t>
@@ -13132,7 +12636,6 @@
           <w:p>
             <w:pPr>
               <w:pStyle w:val="Compact"/>
-              <w:jc w:val="left"/>
             </w:pPr>
             <w:r>
               <w:t xml:space="preserve">5 GHz</w:t>
@@ -13144,7 +12647,6 @@
           <w:p>
             <w:pPr>
               <w:pStyle w:val="Compact"/>
-              <w:jc w:val="left"/>
             </w:pPr>
             <w:r>
               <w:t xml:space="preserve">~1,3 Gbps (hasta 6,9 en multi-antena)</w:t>
@@ -13158,7 +12660,6 @@
           <w:p>
             <w:pPr>
               <w:pStyle w:val="Compact"/>
-              <w:jc w:val="left"/>
             </w:pPr>
             <w:r>
               <w:t xml:space="preserve">802.11ax</w:t>
@@ -13170,7 +12671,6 @@
           <w:p>
             <w:pPr>
               <w:pStyle w:val="Compact"/>
-              <w:jc w:val="left"/>
             </w:pPr>
             <w:r>
               <w:t xml:space="preserve">WiFi 6</w:t>
@@ -13182,7 +12682,6 @@
           <w:p>
             <w:pPr>
               <w:pStyle w:val="Compact"/>
-              <w:jc w:val="left"/>
             </w:pPr>
             <w:r>
               <w:t xml:space="preserve">2,4 + 5 GHz</w:t>
@@ -13194,7 +12693,6 @@
           <w:p>
             <w:pPr>
               <w:pStyle w:val="Compact"/>
-              <w:jc w:val="left"/>
             </w:pPr>
             <w:r>
               <w:t xml:space="preserve">~9,6 Gbps</w:t>
@@ -13208,7 +12706,6 @@
           <w:p>
             <w:pPr>
               <w:pStyle w:val="Compact"/>
-              <w:jc w:val="left"/>
             </w:pPr>
             <w:r>
               <w:t xml:space="preserve">802.11be</w:t>
@@ -13220,7 +12717,6 @@
           <w:p>
             <w:pPr>
               <w:pStyle w:val="Compact"/>
-              <w:jc w:val="left"/>
             </w:pPr>
             <w:r>
               <w:t xml:space="preserve">WiFi 7</w:t>
@@ -13232,7 +12728,6 @@
           <w:p>
             <w:pPr>
               <w:pStyle w:val="Compact"/>
-              <w:jc w:val="left"/>
             </w:pPr>
             <w:r>
               <w:t xml:space="preserve">2,4 + 5 + 6 GHz</w:t>
@@ -13244,7 +12739,6 @@
           <w:p>
             <w:pPr>
               <w:pStyle w:val="Compact"/>
-              <w:jc w:val="left"/>
             </w:pPr>
             <w:r>
               <w:t xml:space="preserve">~46 Gbps</w:t>
@@ -13280,13 +12774,7 @@
         <w:t xml:space="preserve"> </w:t>
       </w:r>
       <w:r>
-        <w:t xml:space="preserve">“</w:t>
-      </w:r>
-      <w:r>
-        <w:t xml:space="preserve">6E</w:t>
-      </w:r>
-      <w:r>
-        <w:t xml:space="preserve">”</w:t>
+        <w:t xml:space="preserve">“6E”</w:t>
       </w:r>
       <w:r>
         <w:t xml:space="preserve"> </w:t>
@@ -13328,8 +12816,8 @@
         </w:pict>
       </w:r>
     </w:p>
-    <w:bookmarkEnd w:id="115"/>
-    <w:bookmarkStart w:id="116" w:name="bonus-móvil-3g-y-3.5g-ce-f"/>
+    <w:bookmarkEnd w:id="104"/>
+    <w:bookmarkStart w:id="105" w:name="bonus-móvil-3g-y-3.5g-ce-f"/>
     <w:p>
       <w:pPr>
         <w:pStyle w:val="Heading2"/>
@@ -13363,7 +12851,6 @@
       <w:tblPr>
         <w:tblStyle w:val="Table"/>
         <w:tblW w:type="pct" w:w="5000"/>
-        <w:jc w:val="left"/>
         <w:tblLayout w:type="fixed"/>
         <w:tblLook w:firstRow="1" w:lastRow="0" w:firstColumn="0" w:lastColumn="0" w:noHBand="0" w:noVBand="0" w:val="0020"/>
       </w:tblPr>
@@ -13382,7 +12869,6 @@
           <w:p>
             <w:pPr>
               <w:pStyle w:val="Compact"/>
-              <w:jc w:val="left"/>
             </w:pPr>
             <w:r>
               <w:t xml:space="preserve">Tecnología</w:t>
@@ -13394,7 +12880,6 @@
           <w:p>
             <w:pPr>
               <w:pStyle w:val="Compact"/>
-              <w:jc w:val="left"/>
             </w:pPr>
             <w:r>
               <w:t xml:space="preserve">Generación</w:t>
@@ -13406,7 +12891,6 @@
           <w:p>
             <w:pPr>
               <w:pStyle w:val="Compact"/>
-              <w:jc w:val="left"/>
             </w:pPr>
             <w:r>
               <w:t xml:space="preserve">Velocidad típica</w:t>
@@ -13418,7 +12902,6 @@
           <w:p>
             <w:pPr>
               <w:pStyle w:val="Compact"/>
-              <w:jc w:val="left"/>
             </w:pPr>
             <w:r>
               <w:t xml:space="preserve">Nota</w:t>
@@ -13432,7 +12915,6 @@
           <w:p>
             <w:pPr>
               <w:pStyle w:val="Compact"/>
-              <w:jc w:val="left"/>
             </w:pPr>
             <w:r>
               <w:rPr>
@@ -13448,7 +12930,6 @@
           <w:p>
             <w:pPr>
               <w:pStyle w:val="Compact"/>
-              <w:jc w:val="left"/>
             </w:pPr>
             <w:r>
               <w:t xml:space="preserve">3G</w:t>
@@ -13460,7 +12941,6 @@
           <w:p>
             <w:pPr>
               <w:pStyle w:val="Compact"/>
-              <w:jc w:val="left"/>
             </w:pPr>
             <w:r>
               <w:t xml:space="preserve">Hasta 384 kbps en móvil, 2 Mbps fijo</w:t>
@@ -13472,7 +12952,6 @@
           <w:p>
             <w:pPr>
               <w:pStyle w:val="Compact"/>
-              <w:jc w:val="left"/>
             </w:pPr>
             <w:r>
               <w:t xml:space="preserve">Heredera de GSM; convivió con EDGE (2.75G)</w:t>
@@ -13486,7 +12965,6 @@
           <w:p>
             <w:pPr>
               <w:pStyle w:val="Compact"/>
-              <w:jc w:val="left"/>
             </w:pPr>
             <w:r>
               <w:rPr>
@@ -13502,7 +12980,6 @@
           <w:p>
             <w:pPr>
               <w:pStyle w:val="Compact"/>
-              <w:jc w:val="left"/>
             </w:pPr>
             <w:r>
               <w:t xml:space="preserve">3.5G (</w:t>
@@ -13524,7 +13001,6 @@
           <w:p>
             <w:pPr>
               <w:pStyle w:val="Compact"/>
-              <w:jc w:val="left"/>
             </w:pPr>
             <w:r>
               <w:t xml:space="preserve">Hasta 14,4 Mbps bajando</w:t>
@@ -13536,7 +13012,6 @@
           <w:p>
             <w:pPr>
               <w:pStyle w:val="Compact"/>
-              <w:jc w:val="left"/>
             </w:pPr>
             <w:r>
               <w:t xml:space="preserve">Evolución de UMTS con conmutación de paquetes: el</w:t>
@@ -13545,13 +13020,7 @@
               <w:t xml:space="preserve"> </w:t>
             </w:r>
             <w:r>
-              <w:t xml:space="preserve">“</w:t>
-            </w:r>
-            <w:r>
-              <w:t xml:space="preserve">3.5G</w:t>
-            </w:r>
-            <w:r>
-              <w:t xml:space="preserve">”</w:t>
+              <w:t xml:space="preserve">“3.5G”</w:t>
             </w:r>
             <w:r>
               <w:t xml:space="preserve"> </w:t>
@@ -13607,8 +13076,8 @@
         </w:pict>
       </w:r>
     </w:p>
-    <w:bookmarkEnd w:id="116"/>
-    <w:bookmarkStart w:id="117" w:name="mini-chequeo-6"/>
+    <w:bookmarkEnd w:id="105"/>
+    <w:bookmarkStart w:id="106" w:name="mini-chequeo-6"/>
     <w:p>
       <w:pPr>
         <w:pStyle w:val="Heading2"/>
@@ -13762,8 +13231,8 @@
         </w:pict>
       </w:r>
     </w:p>
-    <w:bookmarkEnd w:id="117"/>
-    <w:bookmarkStart w:id="118" w:name="resumen-en-3-frases-6"/>
+    <w:bookmarkEnd w:id="106"/>
+    <w:bookmarkStart w:id="107" w:name="resumen-en-3-frases-6"/>
     <w:p>
       <w:pPr>
         <w:pStyle w:val="Heading2"/>
@@ -13882,8 +13351,8 @@
         <w:t xml:space="preserve">(802.16, kilómetros) son primas, no hermanas: WiFi va de la generación n a la be, y WiMax se quedó en su 802.16.</w:t>
       </w:r>
     </w:p>
-    <w:bookmarkEnd w:id="118"/>
-    <w:bookmarkStart w:id="119" w:name="vocabulario-rápido-6"/>
+    <w:bookmarkEnd w:id="107"/>
+    <w:bookmarkStart w:id="108" w:name="vocabulario-rápido-6"/>
     <w:p>
       <w:pPr>
         <w:pStyle w:val="Heading2"/>
@@ -13896,7 +13365,6 @@
       <w:tblPr>
         <w:tblStyle w:val="Table"/>
         <w:tblW w:type="pct" w:w="5000"/>
-        <w:jc w:val="left"/>
         <w:tblLayout w:type="fixed"/>
         <w:tblLook w:firstRow="1" w:lastRow="0" w:firstColumn="0" w:lastColumn="0" w:noHBand="0" w:noVBand="0" w:val="0020"/>
       </w:tblPr>
@@ -13913,7 +13381,6 @@
           <w:p>
             <w:pPr>
               <w:pStyle w:val="Compact"/>
-              <w:jc w:val="left"/>
             </w:pPr>
             <w:r>
               <w:t xml:space="preserve">Término</w:t>
@@ -13925,7 +13392,6 @@
           <w:p>
             <w:pPr>
               <w:pStyle w:val="Compact"/>
-              <w:jc w:val="left"/>
             </w:pPr>
             <w:r>
               <w:t xml:space="preserve">Idea general</w:t>
@@ -13939,7 +13405,6 @@
           <w:p>
             <w:pPr>
               <w:pStyle w:val="Compact"/>
-              <w:jc w:val="left"/>
             </w:pPr>
             <w:r>
               <w:t xml:space="preserve">ALG</w:t>
@@ -13951,7 +13416,6 @@
           <w:p>
             <w:pPr>
               <w:pStyle w:val="Compact"/>
-              <w:jc w:val="left"/>
             </w:pPr>
             <w:r>
               <w:t xml:space="preserve">Gateway que traduce IPs dentro del payload (FTP, SIP…)</w:t>
@@ -13965,7 +13429,6 @@
           <w:p>
             <w:pPr>
               <w:pStyle w:val="Compact"/>
-              <w:jc w:val="left"/>
             </w:pPr>
             <w:r>
               <w:t xml:space="preserve">UPnP</w:t>
@@ -13977,7 +13440,6 @@
           <w:p>
             <w:pPr>
               <w:pStyle w:val="Compact"/>
-              <w:jc w:val="left"/>
             </w:pPr>
             <w:r>
               <w:t xml:space="preserve">Apertura automática de puertos por petición del equipo interno</w:t>
@@ -13991,7 +13453,6 @@
           <w:p>
             <w:pPr>
               <w:pStyle w:val="Compact"/>
-              <w:jc w:val="left"/>
             </w:pPr>
             <w:r>
               <w:t xml:space="preserve">NAT-T</w:t>
@@ -14003,7 +13464,6 @@
           <w:p>
             <w:pPr>
               <w:pStyle w:val="Compact"/>
-              <w:jc w:val="left"/>
             </w:pPr>
             <w:r>
               <w:t xml:space="preserve">Encapsulado UDP (4500) para que IPsec atraviese NAT</w:t>
@@ -14017,7 +13477,6 @@
           <w:p>
             <w:pPr>
               <w:pStyle w:val="Compact"/>
-              <w:jc w:val="left"/>
             </w:pPr>
             <w:r>
               <w:t xml:space="preserve">STUN/TURN</w:t>
@@ -14029,7 +13488,6 @@
           <w:p>
             <w:pPr>
               <w:pStyle w:val="Compact"/>
-              <w:jc w:val="left"/>
             </w:pPr>
             <w:r>
               <w:t xml:space="preserve">Técnicas de NAT traversal para VoIP/WebRTC</w:t>
@@ -14043,7 +13501,6 @@
           <w:p>
             <w:pPr>
               <w:pStyle w:val="Compact"/>
-              <w:jc w:val="left"/>
             </w:pPr>
             <w:r>
               <w:t xml:space="preserve">WiFi vs WiMax</w:t>
@@ -14055,7 +13512,6 @@
           <w:p>
             <w:pPr>
               <w:pStyle w:val="Compact"/>
-              <w:jc w:val="left"/>
             </w:pPr>
             <w:r>
               <w:t xml:space="preserve">802.11 (LAN, metros) vs 802.16 (MAN, kilómetros)</w:t>
@@ -14081,7 +13537,7 @@
       <w:r>
         <w:t xml:space="preserve"> </w:t>
       </w:r>
-      <w:hyperlink r:id="rId49">
+      <w:hyperlink r:id="rId38">
         <w:r>
           <w:rPr>
             <w:rStyle w:val="Hyperlink"/>
@@ -14108,7 +13564,7 @@
       <w:r>
         <w:t xml:space="preserve"> </w:t>
       </w:r>
-      <w:hyperlink r:id="rId27">
+      <w:hyperlink r:id="rId16">
         <w:r>
           <w:rPr>
             <w:rStyle w:val="Hyperlink"/>
@@ -14135,7 +13591,7 @@
       <w:r>
         <w:t xml:space="preserve"> </w:t>
       </w:r>
-      <w:hyperlink r:id="rId29">
+      <w:hyperlink r:id="rId18">
         <w:r>
           <w:rPr>
             <w:rStyle w:val="Hyperlink"/>
@@ -14144,9 +13600,9 @@
         </w:r>
       </w:hyperlink>
     </w:p>
-    <w:bookmarkEnd w:id="119"/>
-    <w:bookmarkEnd w:id="120"/>
-    <w:bookmarkStart w:id="132" w:name="configuración-completa"/>
+    <w:bookmarkEnd w:id="108"/>
+    <w:bookmarkEnd w:id="109"/>
+    <w:bookmarkStart w:id="121" w:name="configuración-completa"/>
     <w:p>
       <w:pPr>
         <w:pStyle w:val="Heading1"/>
@@ -14210,7 +13666,7 @@
         </w:pict>
       </w:r>
     </w:p>
-    <w:bookmarkStart w:id="121" w:name="la-idea-en-una-frase-7"/>
+    <w:bookmarkStart w:id="110" w:name="la-idea-en-una-frase-7"/>
     <w:p>
       <w:pPr>
         <w:pStyle w:val="Heading2"/>
@@ -14258,8 +13714,8 @@
         </w:pict>
       </w:r>
     </w:p>
-    <w:bookmarkEnd w:id="121"/>
-    <w:bookmarkStart w:id="122" w:name="escenario-del-laboratorio"/>
+    <w:bookmarkEnd w:id="110"/>
+    <w:bookmarkStart w:id="111" w:name="escenario-del-laboratorio"/>
     <w:p>
       <w:pPr>
         <w:pStyle w:val="Heading2"/>
@@ -14328,7 +13784,6 @@
       <w:tblPr>
         <w:tblStyle w:val="Table"/>
         <w:tblW w:type="auto" w:w="0"/>
-        <w:jc w:val="left"/>
         <w:tblLook w:firstRow="1" w:lastRow="0" w:firstColumn="0" w:lastColumn="0" w:noHBand="0" w:noVBand="0" w:val="0020"/>
       </w:tblPr>
       <w:tblGrid>
@@ -14345,7 +13800,6 @@
           <w:p>
             <w:pPr>
               <w:pStyle w:val="Compact"/>
-              <w:jc w:val="left"/>
             </w:pPr>
             <w:r>
               <w:t xml:space="preserve">Elemento</w:t>
@@ -14357,7 +13811,6 @@
           <w:p>
             <w:pPr>
               <w:pStyle w:val="Compact"/>
-              <w:jc w:val="left"/>
             </w:pPr>
             <w:r>
               <w:t xml:space="preserve">Dirección</w:t>
@@ -14369,7 +13822,6 @@
           <w:p>
             <w:pPr>
               <w:pStyle w:val="Compact"/>
-              <w:jc w:val="left"/>
             </w:pPr>
             <w:r>
               <w:t xml:space="preserve">Papel</w:t>
@@ -14383,7 +13835,6 @@
           <w:p>
             <w:pPr>
               <w:pStyle w:val="Compact"/>
-              <w:jc w:val="left"/>
             </w:pPr>
             <w:r>
               <w:t xml:space="preserve">R1 g0/0 (LAN)</w:t>
@@ -14395,7 +13846,6 @@
           <w:p>
             <w:pPr>
               <w:pStyle w:val="Compact"/>
-              <w:jc w:val="left"/>
             </w:pPr>
             <w:r>
               <w:t xml:space="preserve">192.168.1.1/24</w:t>
@@ -14407,7 +13857,6 @@
           <w:p>
             <w:pPr>
               <w:pStyle w:val="Compact"/>
-              <w:jc w:val="left"/>
             </w:pPr>
             <w:r>
               <w:t xml:space="preserve">Interfaz</w:t>
@@ -14430,7 +13879,6 @@
           <w:p>
             <w:pPr>
               <w:pStyle w:val="Compact"/>
-              <w:jc w:val="left"/>
             </w:pPr>
             <w:r>
               <w:t xml:space="preserve">R1 g0/1 (WAN)</w:t>
@@ -14442,7 +13890,6 @@
           <w:p>
             <w:pPr>
               <w:pStyle w:val="Compact"/>
-              <w:jc w:val="left"/>
             </w:pPr>
             <w:r>
               <w:t xml:space="preserve">203.0.113.1/30</w:t>
@@ -14454,7 +13901,6 @@
           <w:p>
             <w:pPr>
               <w:pStyle w:val="Compact"/>
-              <w:jc w:val="left"/>
             </w:pPr>
             <w:r>
               <w:t xml:space="preserve">Interfaz</w:t>
@@ -14480,7 +13926,6 @@
           <w:p>
             <w:pPr>
               <w:pStyle w:val="Compact"/>
-              <w:jc w:val="left"/>
             </w:pPr>
             <w:r>
               <w:t xml:space="preserve">PC1, PC2, PC3</w:t>
@@ -14492,7 +13937,6 @@
           <w:p>
             <w:pPr>
               <w:pStyle w:val="Compact"/>
-              <w:jc w:val="left"/>
             </w:pPr>
             <w:r>
               <w:t xml:space="preserve">192.168.1.11, .12, .13</w:t>
@@ -14504,7 +13948,6 @@
           <w:p>
             <w:pPr>
               <w:pStyle w:val="Compact"/>
-              <w:jc w:val="left"/>
             </w:pPr>
             <w:r>
               <w:t xml:space="preserve">Equipos que salen por PAT</w:t>
@@ -14518,7 +13961,6 @@
           <w:p>
             <w:pPr>
               <w:pStyle w:val="Compact"/>
-              <w:jc w:val="left"/>
             </w:pPr>
             <w:r>
               <w:t xml:space="preserve">Servidor web</w:t>
@@ -14530,7 +13972,6 @@
           <w:p>
             <w:pPr>
               <w:pStyle w:val="Compact"/>
-              <w:jc w:val="left"/>
             </w:pPr>
             <w:r>
               <w:t xml:space="preserve">192.168.1.10:80</w:t>
@@ -14542,7 +13983,6 @@
           <w:p>
             <w:pPr>
               <w:pStyle w:val="Compact"/>
-              <w:jc w:val="left"/>
             </w:pPr>
             <w:r>
               <w:t xml:space="preserve">Servicio a exponer al exterior</w:t>
@@ -14558,8 +13998,8 @@
         </w:pict>
       </w:r>
     </w:p>
-    <w:bookmarkEnd w:id="122"/>
-    <w:bookmarkStart w:id="123" w:name="paso-1-pat-para-toda-la-lan"/>
+    <w:bookmarkEnd w:id="111"/>
+    <w:bookmarkStart w:id="112" w:name="paso-1-pat-para-toda-la-lan"/>
     <w:p>
       <w:pPr>
         <w:pStyle w:val="Heading2"/>
@@ -14699,8 +14139,8 @@
         <w:t xml:space="preserve">(la IP de la WAN, reutilizada con puertos). Este es el PAT del punto 4.</w:t>
       </w:r>
     </w:p>
-    <w:bookmarkEnd w:id="123"/>
-    <w:bookmarkStart w:id="124" w:name="paso-2-nat-destino-para-el-servidor-web"/>
+    <w:bookmarkEnd w:id="112"/>
+    <w:bookmarkStart w:id="113" w:name="paso-2-nat-destino-para-el-servidor-web"/>
     <w:p>
       <w:pPr>
         <w:pStyle w:val="Heading2"/>
@@ -14775,8 +14215,8 @@
         <w:t xml:space="preserve">llegará al servidor web de la LAN. (En la vida real esa IP pública la asigna el ISP; aquí es la de g0/1.)</w:t>
       </w:r>
     </w:p>
-    <w:bookmarkEnd w:id="124"/>
-    <w:bookmarkStart w:id="125" w:name="X3dce09dbe5e62bfc36184afd74d51721695e328"/>
+    <w:bookmarkEnd w:id="113"/>
+    <w:bookmarkStart w:id="114" w:name="X3dce09dbe5e62bfc36184afd74d51721695e328"/>
     <w:p>
       <w:pPr>
         <w:pStyle w:val="Heading2"/>
@@ -14996,13 +14436,7 @@
         <w:t xml:space="preserve"> </w:t>
       </w:r>
       <w:r>
-        <w:t xml:space="preserve">“</w:t>
-      </w:r>
-      <w:r>
-        <w:t xml:space="preserve">grandes</w:t>
-      </w:r>
-      <w:r>
-        <w:t xml:space="preserve">”</w:t>
+        <w:t xml:space="preserve">“grandes”</w:t>
       </w:r>
       <w:r>
         <w:t xml:space="preserve"> </w:t>
@@ -15024,8 +14458,8 @@
         <w:t xml:space="preserve">.</w:t>
       </w:r>
     </w:p>
-    <w:bookmarkEnd w:id="125"/>
-    <w:bookmarkStart w:id="126" w:name="paso-4-verificación"/>
+    <w:bookmarkEnd w:id="114"/>
+    <w:bookmarkStart w:id="115" w:name="paso-4-verificación"/>
     <w:p>
       <w:pPr>
         <w:pStyle w:val="Heading2"/>
@@ -15196,20 +14630,14 @@
         <w:t xml:space="preserve"> </w:t>
       </w:r>
       <w:r>
-        <w:t xml:space="preserve">“</w:t>
-      </w:r>
-      <w:r>
-        <w:t xml:space="preserve">Outside</w:t>
-      </w:r>
-      <w:r>
-        <w:t xml:space="preserve">”</w:t>
+        <w:t xml:space="preserve">“Outside”</w:t>
       </w:r>
       <w:r>
         <w:t xml:space="preserve">.</w:t>
       </w:r>
     </w:p>
-    <w:bookmarkEnd w:id="126"/>
-    <w:bookmarkStart w:id="127" w:name="paso-5-limpieza"/>
+    <w:bookmarkEnd w:id="115"/>
+    <w:bookmarkStart w:id="116" w:name="paso-5-limpieza"/>
     <w:p>
       <w:pPr>
         <w:pStyle w:val="Heading2"/>
@@ -15318,8 +14746,8 @@
         </w:pict>
       </w:r>
     </w:p>
-    <w:bookmarkEnd w:id="127"/>
-    <w:bookmarkStart w:id="128" w:name="el-fallo-intencionado-de-la-unidad"/>
+    <w:bookmarkEnd w:id="116"/>
+    <w:bookmarkStart w:id="117" w:name="el-fallo-intencionado-de-la-unidad"/>
     <w:p>
       <w:pPr>
         <w:pStyle w:val="Heading2"/>
@@ -15525,8 +14953,8 @@
         </w:pict>
       </w:r>
     </w:p>
-    <w:bookmarkEnd w:id="128"/>
-    <w:bookmarkStart w:id="129" w:name="mini-chequeo-7"/>
+    <w:bookmarkEnd w:id="117"/>
+    <w:bookmarkStart w:id="118" w:name="mini-chequeo-7"/>
     <w:p>
       <w:pPr>
         <w:pStyle w:val="Heading2"/>
@@ -15586,13 +15014,7 @@
         <w:t xml:space="preserve"> </w:t>
       </w:r>
       <w:r>
-        <w:t xml:space="preserve">“</w:t>
-      </w:r>
-      <w:r>
-        <w:t xml:space="preserve">igual</w:t>
-      </w:r>
-      <w:r>
-        <w:t xml:space="preserve">”</w:t>
+        <w:t xml:space="preserve">“igual”</w:t>
       </w:r>
       <w:r>
         <w:t xml:space="preserve"> </w:t>
@@ -15839,8 +15261,8 @@
         </w:pict>
       </w:r>
     </w:p>
-    <w:bookmarkEnd w:id="129"/>
-    <w:bookmarkStart w:id="130" w:name="resumen-en-3-frases-7"/>
+    <w:bookmarkEnd w:id="118"/>
+    <w:bookmarkStart w:id="119" w:name="resumen-en-3-frases-7"/>
     <w:p>
       <w:pPr>
         <w:pStyle w:val="Heading2"/>
@@ -15968,8 +15390,8 @@
         <w:t xml:space="preserve">: la tabla queda vacía y nada traduce, aunque el resto esté perfecto.</w:t>
       </w:r>
     </w:p>
-    <w:bookmarkEnd w:id="130"/>
-    <w:bookmarkStart w:id="131" w:name="vocabulario-rápido-7"/>
+    <w:bookmarkEnd w:id="119"/>
+    <w:bookmarkStart w:id="120" w:name="vocabulario-rápido-7"/>
     <w:p>
       <w:pPr>
         <w:pStyle w:val="Heading2"/>
@@ -15982,7 +15404,6 @@
       <w:tblPr>
         <w:tblStyle w:val="Table"/>
         <w:tblW w:type="pct" w:w="5000"/>
-        <w:jc w:val="left"/>
         <w:tblLayout w:type="fixed"/>
         <w:tblLook w:firstRow="1" w:lastRow="0" w:firstColumn="0" w:lastColumn="0" w:noHBand="0" w:noVBand="0" w:val="0020"/>
       </w:tblPr>
@@ -15999,7 +15420,6 @@
           <w:p>
             <w:pPr>
               <w:pStyle w:val="Compact"/>
-              <w:jc w:val="left"/>
             </w:pPr>
             <w:r>
               <w:t xml:space="preserve">Término</w:t>
@@ -16011,7 +15431,6 @@
           <w:p>
             <w:pPr>
               <w:pStyle w:val="Compact"/>
-              <w:jc w:val="left"/>
             </w:pPr>
             <w:r>
               <w:t xml:space="preserve">Idea general</w:t>
@@ -16025,7 +15444,6 @@
           <w:p>
             <w:pPr>
               <w:pStyle w:val="Compact"/>
-              <w:jc w:val="left"/>
             </w:pPr>
             <w:r>
               <w:t xml:space="preserve">Inside / Outside</w:t>
@@ -16037,7 +15455,6 @@
           <w:p>
             <w:pPr>
               <w:pStyle w:val="Compact"/>
-              <w:jc w:val="left"/>
             </w:pPr>
             <w:r>
               <w:t xml:space="preserve">Marcas de interfaz que indican a NAT qué tráfico traducir</w:t>
@@ -16051,7 +15468,6 @@
           <w:p>
             <w:pPr>
               <w:pStyle w:val="Compact"/>
-              <w:jc w:val="left"/>
             </w:pPr>
             <w:r>
               <w:t xml:space="preserve">Overload</w:t>
@@ -16063,7 +15479,6 @@
           <w:p>
             <w:pPr>
               <w:pStyle w:val="Compact"/>
-              <w:jc w:val="left"/>
             </w:pPr>
             <w:r>
               <w:t xml:space="preserve">Activa PAT sobre la IP de la interfaz WAN</w:t>
@@ -16077,7 +15492,6 @@
           <w:p>
             <w:pPr>
               <w:pStyle w:val="Compact"/>
-              <w:jc w:val="left"/>
             </w:pPr>
             <w:r>
               <w:t xml:space="preserve">Entrada estática</w:t>
@@ -16089,7 +15503,6 @@
           <w:p>
             <w:pPr>
               <w:pStyle w:val="Compact"/>
-              <w:jc w:val="left"/>
             </w:pPr>
             <w:r>
               <w:t xml:space="preserve">Traducción fija en la tabla (no tiene columna Outside)</w:t>
@@ -16103,7 +15516,6 @@
           <w:p>
             <w:pPr>
               <w:pStyle w:val="Compact"/>
-              <w:jc w:val="left"/>
             </w:pPr>
             <w:r>
               <w:t xml:space="preserve">Entrada dinámica</w:t>
@@ -16115,7 +15527,6 @@
           <w:p>
             <w:pPr>
               <w:pStyle w:val="Compact"/>
-              <w:jc w:val="left"/>
             </w:pPr>
             <w:r>
               <w:t xml:space="preserve">Traducción temporal creada por PAT/pool</w:t>
@@ -16129,7 +15540,6 @@
           <w:p>
             <w:pPr>
               <w:pStyle w:val="Compact"/>
-              <w:jc w:val="left"/>
             </w:pPr>
             <w:r>
               <w:t xml:space="preserve">clear ip nat translation *</w:t>
@@ -16141,7 +15551,6 @@
           <w:p>
             <w:pPr>
               <w:pStyle w:val="Compact"/>
-              <w:jc w:val="left"/>
             </w:pPr>
             <w:r>
               <w:t xml:space="preserve">Vaciar las traducciones dinámicas</w:t>
@@ -16167,7 +15576,7 @@
       <w:r>
         <w:t xml:space="preserve"> </w:t>
       </w:r>
-      <w:hyperlink r:id="rId49">
+      <w:hyperlink r:id="rId38">
         <w:r>
           <w:rPr>
             <w:rStyle w:val="Hyperlink"/>
@@ -16194,7 +15603,7 @@
       <w:r>
         <w:t xml:space="preserve"> </w:t>
       </w:r>
-      <w:hyperlink r:id="rId28">
+      <w:hyperlink r:id="rId17">
         <w:r>
           <w:rPr>
             <w:rStyle w:val="Hyperlink"/>
@@ -16221,7 +15630,7 @@
       <w:r>
         <w:t xml:space="preserve"> </w:t>
       </w:r>
-      <w:hyperlink r:id="rId30">
+      <w:hyperlink r:id="rId19">
         <w:r>
           <w:rPr>
             <w:rStyle w:val="Hyperlink"/>
@@ -16230,9 +15639,9 @@
         </w:r>
       </w:hyperlink>
     </w:p>
-    <w:bookmarkEnd w:id="131"/>
-    <w:bookmarkEnd w:id="132"/>
-    <w:bookmarkStart w:id="146" w:name="cierre-consolida-lo-aprendido"/>
+    <w:bookmarkEnd w:id="120"/>
+    <w:bookmarkEnd w:id="121"/>
+    <w:bookmarkStart w:id="135" w:name="cierre-consolida-lo-aprendido"/>
     <w:p>
       <w:pPr>
         <w:pStyle w:val="Heading1"/>
@@ -16306,7 +15715,7 @@
       <w:r>
         <w:t xml:space="preserve"> </w:t>
       </w:r>
-      <w:hyperlink r:id="rId29">
+      <w:hyperlink r:id="rId18">
         <w:r>
           <w:rPr>
             <w:rStyle w:val="Hyperlink"/>
@@ -16328,7 +15737,7 @@
         </w:pict>
       </w:r>
     </w:p>
-    <w:bookmarkStart w:id="133" w:name="sé-el-nat"/>
+    <w:bookmarkStart w:id="122" w:name="sé-el-nat"/>
     <w:p>
       <w:pPr>
         <w:pStyle w:val="Heading2"/>
@@ -16480,8 +15889,8 @@
         </w:pict>
       </w:r>
     </w:p>
-    <w:bookmarkEnd w:id="133"/>
-    <w:bookmarkStart w:id="134" w:name="fireside-chat-nat-vs-no-nat"/>
+    <w:bookmarkEnd w:id="122"/>
+    <w:bookmarkStart w:id="123" w:name="fireside-chat-nat-vs-no-nat"/>
     <w:p>
       <w:pPr>
         <w:pStyle w:val="Heading2"/>
@@ -16651,8 +16060,8 @@
         </w:pict>
       </w:r>
     </w:p>
-    <w:bookmarkEnd w:id="134"/>
-    <w:bookmarkStart w:id="135" w:name="quién-soy"/>
+    <w:bookmarkEnd w:id="123"/>
+    <w:bookmarkStart w:id="124" w:name="quién-soy"/>
     <w:p>
       <w:pPr>
         <w:pStyle w:val="Heading2"/>
@@ -16846,8 +16255,8 @@
         </w:pict>
       </w:r>
     </w:p>
-    <w:bookmarkEnd w:id="135"/>
-    <w:bookmarkStart w:id="136" w:name="X67ed44d19c3cfffe36c2736c999ecef9a7bdfae"/>
+    <w:bookmarkEnd w:id="124"/>
+    <w:bookmarkStart w:id="125" w:name="X67ed44d19c3cfffe36c2736c999ecef9a7bdfae"/>
     <w:p>
       <w:pPr>
         <w:pStyle w:val="Heading2"/>
@@ -16859,13 +16268,7 @@
         <w:t xml:space="preserve"> </w:t>
       </w:r>
       <w:r>
-        <w:t xml:space="preserve">“</w:t>
-      </w:r>
-      <w:r>
-        <w:t xml:space="preserve">He abierto un puerto pero no funciona</w:t>
-      </w:r>
-      <w:r>
-        <w:t xml:space="preserve">”</w:t>
+        <w:t xml:space="preserve">“He abierto un puerto pero no funciona”</w:t>
       </w:r>
     </w:p>
     <w:p>
@@ -16889,13 +16292,7 @@
         <w:t xml:space="preserve"> </w:t>
       </w:r>
       <w:r>
-        <w:t xml:space="preserve">“</w:t>
-      </w:r>
-      <w:r>
-        <w:t xml:space="preserve">Clásico. Abres el puerto 80 en NAT para que tu servidor web sea accesible desde fuera. Pero: 1) El firewall del router tiene el puerto cerrado. 2) El firewall del Windows tiene el puerto cerrado. 3) El servicio web no se ejecuta en el PC destino. 4) La IP del PC destino cambió por DHCP. 4 problemas, ninguna solución.</w:t>
-      </w:r>
-      <w:r>
-        <w:t xml:space="preserve">”</w:t>
+        <w:t xml:space="preserve">“Clásico. Abres el puerto 80 en NAT para que tu servidor web sea accesible desde fuera. Pero: 1) El firewall del router tiene el puerto cerrado. 2) El firewall del Windows tiene el puerto cerrado. 3) El servicio web no se ejecuta en el PC destino. 4) La IP del PC destino cambió por DHCP. 4 problemas, ninguna solución.”</w:t>
       </w:r>
     </w:p>
     <w:p>
@@ -16919,10 +16316,7 @@
         <w:t xml:space="preserve"> </w:t>
       </w:r>
       <w:r>
-        <w:t xml:space="preserve">“</w:t>
-      </w:r>
-      <w:r>
-        <w:t xml:space="preserve">Y luego:</w:t>
+        <w:t xml:space="preserve">“Y luego:</w:t>
       </w:r>
       <w:r>
         <w:t xml:space="preserve"> </w:t>
@@ -16953,10 +16347,7 @@
         <w:t xml:space="preserve"> </w:t>
       </w:r>
       <w:r>
-        <w:t xml:space="preserve">desde fuera. Si no responde, revisa los 4 puntos.</w:t>
-      </w:r>
-      <w:r>
-        <w:t xml:space="preserve">”</w:t>
+        <w:t xml:space="preserve">desde fuera. Si no responde, revisa los 4 puntos.”</w:t>
       </w:r>
     </w:p>
     <w:p>
@@ -16984,8 +16375,8 @@
         </w:pict>
       </w:r>
     </w:p>
-    <w:bookmarkEnd w:id="136"/>
-    <w:bookmarkStart w:id="138" w:name="laboratorio-de-tortura-configuración-nat"/>
+    <w:bookmarkEnd w:id="125"/>
+    <w:bookmarkStart w:id="127" w:name="laboratorio-de-tortura-configuración-nat"/>
     <w:p>
       <w:pPr>
         <w:pStyle w:val="Heading2"/>
@@ -17723,7 +17114,7 @@
       <w:r>
         <w:t xml:space="preserve"> </w:t>
       </w:r>
-      <w:hyperlink r:id="rId137">
+      <w:hyperlink r:id="rId126">
         <w:r>
           <w:rPr>
             <w:rStyle w:val="Hyperlink"/>
@@ -17742,8 +17133,8 @@
         </w:pict>
       </w:r>
     </w:p>
-    <w:bookmarkEnd w:id="138"/>
-    <w:bookmarkStart w:id="139" w:name="logros-de-esta-unidad"/>
+    <w:bookmarkEnd w:id="127"/>
+    <w:bookmarkStart w:id="128" w:name="logros-de-esta-unidad"/>
     <w:p>
       <w:pPr>
         <w:pStyle w:val="Heading2"/>
@@ -17756,7 +17147,6 @@
       <w:tblPr>
         <w:tblStyle w:val="Table"/>
         <w:tblW w:type="pct" w:w="5000"/>
-        <w:jc w:val="left"/>
         <w:tblLayout w:type="fixed"/>
         <w:tblLook w:firstRow="1" w:lastRow="0" w:firstColumn="0" w:lastColumn="0" w:noHBand="0" w:noVBand="0" w:val="0020"/>
       </w:tblPr>
@@ -17773,7 +17163,6 @@
           <w:p>
             <w:pPr>
               <w:pStyle w:val="Compact"/>
-              <w:jc w:val="left"/>
             </w:pPr>
             <w:r>
               <w:t xml:space="preserve">Logro</w:t>
@@ -17785,7 +17174,6 @@
           <w:p>
             <w:pPr>
               <w:pStyle w:val="Compact"/>
-              <w:jc w:val="left"/>
             </w:pPr>
             <w:r>
               <w:t xml:space="preserve">Cómo conseguirlo</w:t>
@@ -17799,7 +17187,6 @@
           <w:p>
             <w:pPr>
               <w:pStyle w:val="Compact"/>
-              <w:jc w:val="left"/>
             </w:pPr>
             <w:r>
               <w:t xml:space="preserve">🏅</w:t>
@@ -17821,7 +17208,6 @@
           <w:p>
             <w:pPr>
               <w:pStyle w:val="Compact"/>
-              <w:jc w:val="left"/>
             </w:pPr>
             <w:r>
               <w:t xml:space="preserve">Configurar PAT y verificar que 3 PCs comparten la IP pública</w:t>
@@ -17835,7 +17221,6 @@
           <w:p>
             <w:pPr>
               <w:pStyle w:val="Compact"/>
-              <w:jc w:val="left"/>
             </w:pPr>
             <w:r>
               <w:t xml:space="preserve">🏅</w:t>
@@ -17857,7 +17242,6 @@
           <w:p>
             <w:pPr>
               <w:pStyle w:val="Compact"/>
-              <w:jc w:val="left"/>
             </w:pPr>
             <w:r>
               <w:t xml:space="preserve">Exponer un servidor web interno a Internet con NAT destino</w:t>
@@ -17871,7 +17255,6 @@
           <w:p>
             <w:pPr>
               <w:pStyle w:val="Compact"/>
-              <w:jc w:val="left"/>
             </w:pPr>
             <w:r>
               <w:t xml:space="preserve">🏅</w:t>
@@ -17893,7 +17276,6 @@
           <w:p>
             <w:pPr>
               <w:pStyle w:val="Compact"/>
-              <w:jc w:val="left"/>
             </w:pPr>
             <w:r>
               <w:t xml:space="preserve">Diagnosticar por qué NAT no funciona (inside/outside mal configurado)</w:t>
@@ -17907,7 +17289,6 @@
           <w:p>
             <w:pPr>
               <w:pStyle w:val="Compact"/>
-              <w:jc w:val="left"/>
             </w:pPr>
             <w:r>
               <w:t xml:space="preserve">🏅</w:t>
@@ -17929,7 +17310,6 @@
           <w:p>
             <w:pPr>
               <w:pStyle w:val="Compact"/>
-              <w:jc w:val="left"/>
             </w:pPr>
             <w:r>
               <w:t xml:space="preserve">Leer e interpretar la tabla NAT (</w:t>
@@ -17954,8 +17334,8 @@
         </w:pict>
       </w:r>
     </w:p>
-    <w:bookmarkEnd w:id="139"/>
-    <w:bookmarkStart w:id="140" w:name="atrévete-a-pensar"/>
+    <w:bookmarkEnd w:id="128"/>
+    <w:bookmarkStart w:id="129" w:name="atrévete-a-pensar"/>
     <w:p>
       <w:pPr>
         <w:pStyle w:val="Heading2"/>
@@ -18161,8 +17541,8 @@
         </w:pict>
       </w:r>
     </w:p>
-    <w:bookmarkEnd w:id="140"/>
-    <w:bookmarkStart w:id="141" w:name="crucigrama-de-bits"/>
+    <w:bookmarkEnd w:id="129"/>
+    <w:bookmarkStart w:id="130" w:name="crucigrama-de-bits"/>
     <w:p>
       <w:pPr>
         <w:pStyle w:val="Heading2"/>
@@ -18315,8 +17695,8 @@
         </w:pict>
       </w:r>
     </w:p>
-    <w:bookmarkEnd w:id="141"/>
-    <w:bookmarkStart w:id="142" w:name="preguntas-de-entrevista-de-trabajo"/>
+    <w:bookmarkEnd w:id="130"/>
+    <w:bookmarkStart w:id="131" w:name="preguntas-de-entrevista-de-trabajo"/>
     <w:p>
       <w:pPr>
         <w:pStyle w:val="Heading2"/>
@@ -18338,21 +17718,7 @@
           <w:b/>
           <w:bCs/>
         </w:rPr>
-        <w:t xml:space="preserve">“</w:t>
-      </w:r>
-      <w:r>
-        <w:rPr>
-          <w:b/>
-          <w:bCs/>
-        </w:rPr>
-        <w:t xml:space="preserve">Explica cómo NAT permite que 500 empleados salgan a Internet con una sola IP pública.</w:t>
-      </w:r>
-      <w:r>
-        <w:rPr>
-          <w:b/>
-          <w:bCs/>
-        </w:rPr>
-        <w:t xml:space="preserve">”</w:t>
+        <w:t xml:space="preserve">“Explica cómo NAT permite que 500 empleados salgan a Internet con una sola IP pública.”</w:t>
       </w:r>
     </w:p>
     <w:p>
@@ -18368,21 +17734,7 @@
           <w:b/>
           <w:bCs/>
         </w:rPr>
-        <w:t xml:space="preserve">“</w:t>
-      </w:r>
-      <w:r>
-        <w:rPr>
-          <w:b/>
-          <w:bCs/>
-        </w:rPr>
-        <w:t xml:space="preserve">Configura PAT en un router Cisco.</w:t>
-      </w:r>
-      <w:r>
-        <w:rPr>
-          <w:b/>
-          <w:bCs/>
-        </w:rPr>
-        <w:t xml:space="preserve">”</w:t>
+        <w:t xml:space="preserve">“Configura PAT en un router Cisco.”</w:t>
       </w:r>
     </w:p>
     <w:p>
@@ -18398,21 +17750,7 @@
           <w:b/>
           <w:bCs/>
         </w:rPr>
-        <w:t xml:space="preserve">“</w:t>
-      </w:r>
-      <w:r>
-        <w:rPr>
-          <w:b/>
-          <w:bCs/>
-        </w:rPr>
-        <w:t xml:space="preserve">¿Qué es port forwarding? ¿Para qué sirve?</w:t>
-      </w:r>
-      <w:r>
-        <w:rPr>
-          <w:b/>
-          <w:bCs/>
-        </w:rPr>
-        <w:t xml:space="preserve">”</w:t>
+        <w:t xml:space="preserve">“¿Qué es port forwarding? ¿Para qué sirve?”</w:t>
       </w:r>
     </w:p>
     <w:p>
@@ -18428,21 +17766,7 @@
           <w:b/>
           <w:bCs/>
         </w:rPr>
-        <w:t xml:space="preserve">“</w:t>
-      </w:r>
-      <w:r>
-        <w:rPr>
-          <w:b/>
-          <w:bCs/>
-        </w:rPr>
-        <w:t xml:space="preserve">¿Problemas de NAT con aplicaciones? ¿Cómo se solucionan?</w:t>
-      </w:r>
-      <w:r>
-        <w:rPr>
-          <w:b/>
-          <w:bCs/>
-        </w:rPr>
-        <w:t xml:space="preserve">”</w:t>
+        <w:t xml:space="preserve">“¿Problemas de NAT con aplicaciones? ¿Cómo se solucionan?”</w:t>
       </w:r>
     </w:p>
     <w:p>
@@ -18458,21 +17782,7 @@
           <w:b/>
           <w:bCs/>
         </w:rPr>
-        <w:t xml:space="preserve">“</w:t>
-      </w:r>
-      <w:r>
-        <w:rPr>
-          <w:b/>
-          <w:bCs/>
-        </w:rPr>
-        <w:t xml:space="preserve">¿Cuál es la diferencia entre NAT estático, dinámico y PAT?</w:t>
-      </w:r>
-      <w:r>
-        <w:rPr>
-          <w:b/>
-          <w:bCs/>
-        </w:rPr>
-        <w:t xml:space="preserve">”</w:t>
+        <w:t xml:space="preserve">“¿Cuál es la diferencia entre NAT estático, dinámico y PAT?”</w:t>
       </w:r>
     </w:p>
     <w:p>
@@ -18502,13 +17812,7 @@
         <w:t xml:space="preserve"> </w:t>
       </w:r>
       <w:r>
-        <w:t xml:space="preserve">“</w:t>
-      </w:r>
-      <w:r>
-        <w:t xml:space="preserve">pregunta reina</w:t>
-      </w:r>
-      <w:r>
-        <w:t xml:space="preserve">”</w:t>
+        <w:t xml:space="preserve">“pregunta reina”</w:t>
       </w:r>
       <w:r>
         <w:t xml:space="preserve">. Recorre el mismo camino del ⭐ Sé el NAT: puertos efímeros, tabla NAT y la colisión que resuelve el puerto global. La 4 gana puntos si nombras ALGs, UPnP y NAT-T sin que te los pidan.</w:t>
@@ -18521,8 +17825,8 @@
         </w:pict>
       </w:r>
     </w:p>
-    <w:bookmarkEnd w:id="142"/>
-    <w:bookmarkStart w:id="143" w:name="no-hay-preguntas-tontas"/>
+    <w:bookmarkEnd w:id="131"/>
+    <w:bookmarkStart w:id="132" w:name="no-hay-preguntas-tontas"/>
     <w:p>
       <w:pPr>
         <w:pStyle w:val="Heading2"/>
@@ -18616,8 +17920,8 @@
         </w:pict>
       </w:r>
     </w:p>
-    <w:bookmarkEnd w:id="143"/>
-    <w:bookmarkStart w:id="144" w:name="poscréditos"/>
+    <w:bookmarkEnd w:id="132"/>
+    <w:bookmarkStart w:id="133" w:name="poscréditos"/>
     <w:p>
       <w:pPr>
         <w:pStyle w:val="Heading2"/>
@@ -18709,8 +18013,8 @@
         </w:pict>
       </w:r>
     </w:p>
-    <w:bookmarkEnd w:id="144"/>
-    <w:bookmarkStart w:id="145" w:name="criterios-de-evaluación-cubiertos-ra7-1"/>
+    <w:bookmarkEnd w:id="133"/>
+    <w:bookmarkStart w:id="134" w:name="criterios-de-evaluación-cubiertos-ra7-1"/>
     <w:p>
       <w:pPr>
         <w:pStyle w:val="Heading2"/>
@@ -18735,7 +18039,6 @@
       <w:tblPr>
         <w:tblStyle w:val="Table"/>
         <w:tblW w:type="pct" w:w="5000"/>
-        <w:jc w:val="left"/>
         <w:tblLayout w:type="fixed"/>
         <w:tblLook w:firstRow="1" w:lastRow="0" w:firstColumn="0" w:lastColumn="0" w:noHBand="0" w:noVBand="0" w:val="0020"/>
       </w:tblPr>
@@ -18753,7 +18056,6 @@
           <w:p>
             <w:pPr>
               <w:pStyle w:val="Compact"/>
-              <w:jc w:val="left"/>
             </w:pPr>
             <w:r>
               <w:t xml:space="preserve">CE</w:t>
@@ -18765,7 +18067,6 @@
           <w:p>
             <w:pPr>
               <w:pStyle w:val="Compact"/>
-              <w:jc w:val="left"/>
             </w:pPr>
             <w:r>
               <w:t xml:space="preserve">Criterio</w:t>
@@ -18777,7 +18078,6 @@
           <w:p>
             <w:pPr>
               <w:pStyle w:val="Compact"/>
-              <w:jc w:val="left"/>
             </w:pPr>
             <w:r>
               <w:t xml:space="preserve">Cubierto</w:t>
@@ -18791,7 +18091,6 @@
           <w:p>
             <w:pPr>
               <w:pStyle w:val="Compact"/>
-              <w:jc w:val="left"/>
             </w:pPr>
             <w:r>
               <w:t xml:space="preserve">a)</w:t>
@@ -18803,7 +18102,6 @@
           <w:p>
             <w:pPr>
               <w:pStyle w:val="Compact"/>
-              <w:jc w:val="left"/>
             </w:pPr>
             <w:r>
               <w:t xml:space="preserve">Se han descrito las ventajas e inconvenientes del uso de la traducción de direcciones de red (NAT)</w:t>
@@ -18815,7 +18113,6 @@
           <w:p>
             <w:pPr>
               <w:pStyle w:val="Compact"/>
-              <w:jc w:val="left"/>
             </w:pPr>
             <w:r>
               <w:t xml:space="preserve">✅ Teoría (puntos 1-2) + 🔥 Fireside Chat (punto 9)</w:t>
@@ -18829,7 +18126,6 @@
           <w:p>
             <w:pPr>
               <w:pStyle w:val="Compact"/>
-              <w:jc w:val="left"/>
             </w:pPr>
             <w:r>
               <w:t xml:space="preserve">b)</w:t>
@@ -18841,7 +18137,6 @@
           <w:p>
             <w:pPr>
               <w:pStyle w:val="Compact"/>
-              <w:jc w:val="left"/>
             </w:pPr>
             <w:r>
               <w:t xml:space="preserve">Se ha utilizado NAT para realizar la traducción estática de direcciones de red</w:t>
@@ -18853,7 +18148,6 @@
           <w:p>
             <w:pPr>
               <w:pStyle w:val="Compact"/>
-              <w:jc w:val="left"/>
             </w:pPr>
             <w:r>
               <w:t xml:space="preserve">✅ Punto 3 + ⚡ Laboratorio (punto 9)</w:t>
@@ -18867,7 +18161,6 @@
           <w:p>
             <w:pPr>
               <w:pStyle w:val="Compact"/>
-              <w:jc w:val="left"/>
             </w:pPr>
             <w:r>
               <w:t xml:space="preserve">c)</w:t>
@@ -18879,7 +18172,6 @@
           <w:p>
             <w:pPr>
               <w:pStyle w:val="Compact"/>
-              <w:jc w:val="left"/>
             </w:pPr>
             <w:r>
               <w:t xml:space="preserve">Se ha utilizado NAT para realizar la traducción dinámica de direcciones de red</w:t>
@@ -18891,7 +18183,6 @@
           <w:p>
             <w:pPr>
               <w:pStyle w:val="Compact"/>
-              <w:jc w:val="left"/>
             </w:pPr>
             <w:r>
               <w:t xml:space="preserve">✅ Puntos 3-4 + ⚡ Laboratorio (punto 9)</w:t>
@@ -18905,7 +18196,6 @@
           <w:p>
             <w:pPr>
               <w:pStyle w:val="Compact"/>
-              <w:jc w:val="left"/>
             </w:pPr>
             <w:r>
               <w:t xml:space="preserve">d)</w:t>
@@ -18917,7 +18207,6 @@
           <w:p>
             <w:pPr>
               <w:pStyle w:val="Compact"/>
-              <w:jc w:val="left"/>
             </w:pPr>
             <w:r>
               <w:t xml:space="preserve">Se han descrito las características de las tecnologías «Frame Relay», RDSI y ADSL</w:t>
@@ -18929,7 +18218,6 @@
           <w:p>
             <w:pPr>
               <w:pStyle w:val="Compact"/>
-              <w:jc w:val="left"/>
             </w:pPr>
             <w:r>
               <w:t xml:space="preserve">✅ Punto 7 (WAN heredada)</w:t>
@@ -18943,7 +18231,6 @@
           <w:p>
             <w:pPr>
               <w:pStyle w:val="Compact"/>
-              <w:jc w:val="left"/>
             </w:pPr>
             <w:r>
               <w:t xml:space="preserve">e)</w:t>
@@ -18955,7 +18242,6 @@
           <w:p>
             <w:pPr>
               <w:pStyle w:val="Compact"/>
-              <w:jc w:val="left"/>
             </w:pPr>
             <w:r>
               <w:t xml:space="preserve">Se han descrito las analogías y diferencias entre las tecnologías «Wifi» y «Wimax»</w:t>
@@ -18967,7 +18253,6 @@
           <w:p>
             <w:pPr>
               <w:pStyle w:val="Compact"/>
-              <w:jc w:val="left"/>
             </w:pPr>
             <w:r>
               <w:t xml:space="preserve">✅ Punto 7 (estándares 802.11)</w:t>
@@ -18981,7 +18266,6 @@
           <w:p>
             <w:pPr>
               <w:pStyle w:val="Compact"/>
-              <w:jc w:val="left"/>
             </w:pPr>
             <w:r>
               <w:t xml:space="preserve">f)</w:t>
@@ -18993,7 +18277,6 @@
           <w:p>
             <w:pPr>
               <w:pStyle w:val="Compact"/>
-              <w:jc w:val="left"/>
             </w:pPr>
             <w:r>
               <w:t xml:space="preserve">Se han descrito las características de las tecnologías UMTS y HSDPA</w:t>
@@ -19005,7 +18288,6 @@
           <w:p>
             <w:pPr>
               <w:pStyle w:val="Compact"/>
-              <w:jc w:val="left"/>
             </w:pPr>
             <w:r>
               <w:t xml:space="preserve">✅ Punto 7 (móvil 3G/3.5G)</w:t>
@@ -19055,7 +18337,7 @@
       <w:r>
         <w:t xml:space="preserve"> </w:t>
       </w:r>
-      <w:hyperlink r:id="rId49">
+      <w:hyperlink r:id="rId38">
         <w:r>
           <w:rPr>
             <w:rStyle w:val="Hyperlink"/>
@@ -19082,7 +18364,7 @@
       <w:r>
         <w:t xml:space="preserve"> </w:t>
       </w:r>
-      <w:hyperlink r:id="rId29">
+      <w:hyperlink r:id="rId18">
         <w:r>
           <w:rPr>
             <w:rStyle w:val="Hyperlink"/>
@@ -19109,7 +18391,7 @@
       <w:r>
         <w:t xml:space="preserve"> </w:t>
       </w:r>
-      <w:hyperlink r:id="rId35">
+      <w:hyperlink r:id="rId24">
         <w:r>
           <w:rPr>
             <w:rStyle w:val="Hyperlink"/>
@@ -19118,9 +18400,13 @@
         </w:r>
       </w:hyperlink>
     </w:p>
-    <w:bookmarkEnd w:id="145"/>
-    <w:bookmarkEnd w:id="146"/>
-    <w:sectPr/>
+    <w:bookmarkEnd w:id="134"/>
+    <w:bookmarkEnd w:id="135"/>
+    <w:sectPr>
+      <w:footnotePr>
+        <w:numRestart w:val="eachSect"/>
+      </w:footnotePr>
+    </w:sectPr>
   </w:body>
 </w:document>
 </file>
@@ -19158,7 +18444,7 @@
       <w:lvlText w:val=" "/>
       <w:lvlJc w:val="left"/>
       <w:pPr>
-        <w:ind w:left="720" w:hanging="480"/>
+        <w:ind w:left="720" w:hanging="360"/>
       </w:pPr>
     </w:lvl>
     <w:lvl w:ilvl="1">
@@ -19166,7 +18452,7 @@
       <w:lvlText w:val=" "/>
       <w:lvlJc w:val="left"/>
       <w:pPr>
-        <w:ind w:left="1440" w:hanging="480"/>
+        <w:ind w:left="1440" w:hanging="360"/>
       </w:pPr>
     </w:lvl>
     <w:lvl w:ilvl="2">
@@ -19174,7 +18460,7 @@
       <w:lvlText w:val=" "/>
       <w:lvlJc w:val="left"/>
       <w:pPr>
-        <w:ind w:left="2160" w:hanging="480"/>
+        <w:ind w:left="2160" w:hanging="360"/>
       </w:pPr>
     </w:lvl>
     <w:lvl w:ilvl="3">
@@ -19182,7 +18468,7 @@
       <w:lvlText w:val=" "/>
       <w:lvlJc w:val="left"/>
       <w:pPr>
-        <w:ind w:left="2880" w:hanging="480"/>
+        <w:ind w:left="2880" w:hanging="360"/>
       </w:pPr>
     </w:lvl>
     <w:lvl w:ilvl="4">
@@ -19190,7 +18476,7 @@
       <w:lvlText w:val=" "/>
       <w:lvlJc w:val="left"/>
       <w:pPr>
-        <w:ind w:left="3600" w:hanging="480"/>
+        <w:ind w:left="3600" w:hanging="360"/>
       </w:pPr>
     </w:lvl>
     <w:lvl w:ilvl="5">
@@ -19198,7 +18484,7 @@
       <w:lvlText w:val=" "/>
       <w:lvlJc w:val="left"/>
       <w:pPr>
-        <w:ind w:left="4320" w:hanging="480"/>
+        <w:ind w:left="4320" w:hanging="360"/>
       </w:pPr>
     </w:lvl>
     <w:lvl w:ilvl="6">
@@ -19206,7 +18492,7 @@
       <w:lvlText w:val=" "/>
       <w:lvlJc w:val="left"/>
       <w:pPr>
-        <w:ind w:left="5040" w:hanging="480"/>
+        <w:ind w:left="5040" w:hanging="360"/>
       </w:pPr>
     </w:lvl>
     <w:lvl w:ilvl="7">
@@ -19214,7 +18500,7 @@
       <w:lvlText w:val=" "/>
       <w:lvlJc w:val="left"/>
       <w:pPr>
-        <w:ind w:left="5760" w:hanging="480"/>
+        <w:ind w:left="5760" w:hanging="360"/>
       </w:pPr>
     </w:lvl>
     <w:lvl w:ilvl="8">
@@ -19222,7 +18508,7 @@
       <w:lvlText w:val=" "/>
       <w:lvlJc w:val="left"/>
       <w:pPr>
-        <w:ind w:left="6480" w:hanging="480"/>
+        <w:ind w:left="6480" w:hanging="360"/>
       </w:pPr>
     </w:lvl>
   </w:abstractNum>
@@ -19231,75 +18517,102 @@
     <w:multiLevelType w:val="multilevel"/>
     <w:lvl w:ilvl="0">
       <w:numFmt w:val="bullet"/>
-      <w:lvlText w:val="•"/>
+      <w:lvlText w:val=""/>
       <w:lvlJc w:val="left"/>
       <w:pPr>
-        <w:ind w:left="720" w:hanging="480"/>
-      </w:pPr>
+        <w:ind w:left="720" w:hanging="360"/>
+      </w:pPr>
+      <w:rPr>
+        <w:rFonts w:ascii="Symbol" w:hAnsi="Symbol" w:cs="Symbol" w:hint="default"/>
+      </w:rPr>
     </w:lvl>
     <w:lvl w:ilvl="1">
       <w:numFmt w:val="bullet"/>
-      <w:lvlText w:val="–"/>
+      <w:lvlText w:val="o"/>
       <w:lvlJc w:val="left"/>
       <w:pPr>
-        <w:ind w:left="1440" w:hanging="480"/>
-      </w:pPr>
+        <w:ind w:left="1440" w:hanging="360"/>
+      </w:pPr>
+      <w:rPr>
+        <w:rFonts w:ascii="Courier New" w:hAnsi="Courier New" w:cs="Courier New" w:hint="default"/>
+      </w:rPr>
     </w:lvl>
     <w:lvl w:ilvl="2">
       <w:numFmt w:val="bullet"/>
-      <w:lvlText w:val="•"/>
+      <w:lvlText w:val=""/>
       <w:lvlJc w:val="left"/>
       <w:pPr>
-        <w:ind w:left="2160" w:hanging="480"/>
-      </w:pPr>
+        <w:ind w:left="2160" w:hanging="360"/>
+      </w:pPr>
+      <w:rPr>
+        <w:rFonts w:ascii="Wingdings" w:hAnsi="Wingdings" w:cs="Wingdings" w:hint="default"/>
+      </w:rPr>
     </w:lvl>
     <w:lvl w:ilvl="3">
       <w:numFmt w:val="bullet"/>
-      <w:lvlText w:val="–"/>
+      <w:lvlText w:val=""/>
       <w:lvlJc w:val="left"/>
       <w:pPr>
-        <w:ind w:left="2880" w:hanging="480"/>
-      </w:pPr>
+        <w:ind w:left="2880" w:hanging="360"/>
+      </w:pPr>
+      <w:rPr>
+        <w:rFonts w:ascii="Symbol" w:hAnsi="Symbol" w:cs="Symbol" w:hint="default"/>
+      </w:rPr>
     </w:lvl>
     <w:lvl w:ilvl="4">
       <w:numFmt w:val="bullet"/>
-      <w:lvlText w:val="•"/>
+      <w:lvlText w:val="o"/>
       <w:lvlJc w:val="left"/>
       <w:pPr>
-        <w:ind w:left="3600" w:hanging="480"/>
-      </w:pPr>
+        <w:ind w:left="3600" w:hanging="360"/>
+      </w:pPr>
+      <w:rPr>
+        <w:rFonts w:ascii="Courier New" w:hAnsi="Courier New" w:cs="Courier New" w:hint="default"/>
+      </w:rPr>
     </w:lvl>
     <w:lvl w:ilvl="5">
       <w:numFmt w:val="bullet"/>
-      <w:lvlText w:val="–"/>
+      <w:lvlText w:val=""/>
       <w:lvlJc w:val="left"/>
       <w:pPr>
-        <w:ind w:left="4320" w:hanging="480"/>
-      </w:pPr>
+        <w:ind w:left="4320" w:hanging="360"/>
+      </w:pPr>
+      <w:rPr>
+        <w:rFonts w:ascii="Wingdings" w:hAnsi="Wingdings" w:cs="Wingdings" w:hint="default"/>
+      </w:rPr>
     </w:lvl>
     <w:lvl w:ilvl="6">
       <w:numFmt w:val="bullet"/>
-      <w:lvlText w:val="•"/>
+      <w:lvlText w:val=""/>
       <w:lvlJc w:val="left"/>
       <w:pPr>
-        <w:ind w:left="5040" w:hanging="480"/>
-      </w:pPr>
+        <w:ind w:left="5040" w:hanging="360"/>
+      </w:pPr>
+      <w:rPr>
+        <w:rFonts w:ascii="Symbol" w:hAnsi="Symbol" w:cs="Symbol" w:hint="default"/>
+      </w:rPr>
     </w:lvl>
     <w:lvl w:ilvl="7">
       <w:numFmt w:val="bullet"/>
-      <w:lvlText w:val="–"/>
+      <w:lvlText w:val="o"/>
       <w:lvlJc w:val="left"/>
       <w:pPr>
-        <w:ind w:left="5760" w:hanging="480"/>
-      </w:pPr>
+        <w:ind w:left="5760" w:hanging="360"/>
+      </w:pPr>
+      <w:rPr>
+        <w:rFonts w:ascii="Courier New" w:hAnsi="Courier New" w:cs="Courier New" w:hint="default"/>
+      </w:rPr>
     </w:lvl>
     <w:lvl w:ilvl="8">
       <w:numFmt w:val="bullet"/>
-      <w:lvlText w:val="•"/>
+      <w:lvlText w:val=""/>
       <w:lvlJc w:val="left"/>
       <w:pPr>
-        <w:ind w:left="6480" w:hanging="480"/>
-      </w:pPr>
+        <w:ind w:left="6480" w:hanging="360"/>
+      </w:pPr>
+      <w:rPr>
+        <w:rFonts w:ascii="Wingdings" w:hAnsi="Wingdings" w:cs="Wingdings" w:hint="default"/>
+      </w:rPr>
     </w:lvl>
   </w:abstractNum>
   <w:abstractNum w:abstractNumId="99411">
@@ -19311,7 +18624,7 @@
       <w:lvlText w:val="%1."/>
       <w:lvlJc w:val="left"/>
       <w:pPr>
-        <w:ind w:left="720" w:hanging="480"/>
+        <w:ind w:left="720" w:hanging="360"/>
       </w:pPr>
     </w:lvl>
     <w:lvl w:ilvl="1">
@@ -19320,7 +18633,7 @@
       <w:lvlText w:val="%2."/>
       <w:lvlJc w:val="left"/>
       <w:pPr>
-        <w:ind w:left="1440" w:hanging="480"/>
+        <w:ind w:left="1440" w:hanging="360"/>
       </w:pPr>
     </w:lvl>
     <w:lvl w:ilvl="2">
@@ -19329,7 +18642,7 @@
       <w:lvlText w:val="%3."/>
       <w:lvlJc w:val="left"/>
       <w:pPr>
-        <w:ind w:left="2160" w:hanging="480"/>
+        <w:ind w:left="2160" w:hanging="360"/>
       </w:pPr>
     </w:lvl>
     <w:lvl w:ilvl="3">
@@ -19338,7 +18651,7 @@
       <w:lvlText w:val="%4."/>
       <w:lvlJc w:val="left"/>
       <w:pPr>
-        <w:ind w:left="2880" w:hanging="480"/>
+        <w:ind w:left="2880" w:hanging="360"/>
       </w:pPr>
     </w:lvl>
     <w:lvl w:ilvl="4">
@@ -19347,7 +18660,7 @@
       <w:lvlText w:val="%5."/>
       <w:lvlJc w:val="left"/>
       <w:pPr>
-        <w:ind w:left="3600" w:hanging="480"/>
+        <w:ind w:left="3600" w:hanging="360"/>
       </w:pPr>
     </w:lvl>
     <w:lvl w:ilvl="5">
@@ -19356,7 +18669,7 @@
       <w:lvlText w:val="%6."/>
       <w:lvlJc w:val="left"/>
       <w:pPr>
-        <w:ind w:left="4320" w:hanging="480"/>
+        <w:ind w:left="4320" w:hanging="360"/>
       </w:pPr>
     </w:lvl>
     <w:lvl w:ilvl="6">
@@ -19365,7 +18678,7 @@
       <w:lvlText w:val="%7."/>
       <w:lvlJc w:val="left"/>
       <w:pPr>
-        <w:ind w:left="5040" w:hanging="480"/>
+        <w:ind w:left="5040" w:hanging="360"/>
       </w:pPr>
     </w:lvl>
     <w:lvl w:ilvl="7">
@@ -19374,7 +18687,7 @@
       <w:lvlText w:val="%8."/>
       <w:lvlJc w:val="left"/>
       <w:pPr>
-        <w:ind w:left="5760" w:hanging="480"/>
+        <w:ind w:left="5760" w:hanging="360"/>
       </w:pPr>
     </w:lvl>
     <w:lvl w:ilvl="8">
@@ -19383,7 +18696,7 @@
       <w:lvlText w:val="%9."/>
       <w:lvlJc w:val="left"/>
       <w:pPr>
-        <w:ind w:left="6480" w:hanging="480"/>
+        <w:ind w:left="6480" w:hanging="360"/>
       </w:pPr>
     </w:lvl>
   </w:abstractNum>
@@ -19396,7 +18709,7 @@
       <w:lvlText w:val="%1)"/>
       <w:lvlJc w:val="left"/>
       <w:pPr>
-        <w:ind w:left="720" w:hanging="480"/>
+        <w:ind w:left="720" w:hanging="360"/>
       </w:pPr>
     </w:lvl>
     <w:lvl w:ilvl="1">
@@ -19405,7 +18718,7 @@
       <w:lvlText w:val="%2)"/>
       <w:lvlJc w:val="left"/>
       <w:pPr>
-        <w:ind w:left="1440" w:hanging="480"/>
+        <w:ind w:left="1440" w:hanging="360"/>
       </w:pPr>
     </w:lvl>
     <w:lvl w:ilvl="2">
@@ -19414,7 +18727,7 @@
       <w:lvlText w:val="%3)"/>
       <w:lvlJc w:val="left"/>
       <w:pPr>
-        <w:ind w:left="2160" w:hanging="480"/>
+        <w:ind w:left="2160" w:hanging="360"/>
       </w:pPr>
     </w:lvl>
     <w:lvl w:ilvl="3">
@@ -19423,7 +18736,7 @@
       <w:lvlText w:val="%4)"/>
       <w:lvlJc w:val="left"/>
       <w:pPr>
-        <w:ind w:left="2880" w:hanging="480"/>
+        <w:ind w:left="2880" w:hanging="360"/>
       </w:pPr>
     </w:lvl>
     <w:lvl w:ilvl="4">
@@ -19432,7 +18745,7 @@
       <w:lvlText w:val="%5)"/>
       <w:lvlJc w:val="left"/>
       <w:pPr>
-        <w:ind w:left="3600" w:hanging="480"/>
+        <w:ind w:left="3600" w:hanging="360"/>
       </w:pPr>
     </w:lvl>
     <w:lvl w:ilvl="5">
@@ -19441,7 +18754,7 @@
       <w:lvlText w:val="%6)"/>
       <w:lvlJc w:val="left"/>
       <w:pPr>
-        <w:ind w:left="4320" w:hanging="480"/>
+        <w:ind w:left="4320" w:hanging="360"/>
       </w:pPr>
     </w:lvl>
     <w:lvl w:ilvl="6">
@@ -19450,7 +18763,7 @@
       <w:lvlText w:val="%7)"/>
       <w:lvlJc w:val="left"/>
       <w:pPr>
-        <w:ind w:left="5040" w:hanging="480"/>
+        <w:ind w:left="5040" w:hanging="360"/>
       </w:pPr>
     </w:lvl>
     <w:lvl w:ilvl="7">
@@ -19459,7 +18772,7 @@
       <w:lvlText w:val="%8)"/>
       <w:lvlJc w:val="left"/>
       <w:pPr>
-        <w:ind w:left="5760" w:hanging="480"/>
+        <w:ind w:left="5760" w:hanging="360"/>
       </w:pPr>
     </w:lvl>
     <w:lvl w:ilvl="8">
@@ -19468,7 +18781,7 @@
       <w:lvlText w:val="%9)"/>
       <w:lvlJc w:val="left"/>
       <w:pPr>
-        <w:ind w:left="6480" w:hanging="480"/>
+        <w:ind w:left="6480" w:hanging="360"/>
       </w:pPr>
     </w:lvl>
   </w:abstractNum>
@@ -20248,10 +19561,10 @@
   <w:docDefaults>
     <w:rPrDefault>
       <w:rPr>
-        <w:rFonts w:asciiTheme="minorHAnsi" w:cstheme="minorBidi" w:eastAsiaTheme="minorHAnsi" w:hAnsiTheme="minorHAnsi"/>
+        <w:rFonts w:asciiTheme="minorHAnsi" w:cstheme="minorBidi" w:eastAsiaTheme="minorEastAsia" w:hAnsiTheme="minorHAnsi"/>
         <w:sz w:val="24"/>
         <w:szCs w:val="24"/>
-        <w:lang w:bidi="ar-SA" w:eastAsia="en-US" w:val="es-ES"/>
+        <w:lang w:bidi="ar-SA" w:eastAsia="zh-CN" w:val="es-ES"/>
       </w:rPr>
     </w:rPrDefault>
     <w:pPrDefault>
@@ -20292,57 +19605,94 @@
     <w:name w:val="Title"/>
     <w:basedOn w:val="Normal"/>
     <w:next w:val="BodyText"/>
+    <w:link w:val="TitleChar"/>
+    <w:uiPriority w:val="10"/>
     <w:qFormat/>
+    <w:rsid w:val="00A10FD9"/>
     <w:pPr>
-      <w:keepNext/>
-      <w:keepLines/>
-      <w:spacing w:after="240" w:before="480"/>
+      <w:spacing w:after="80" w:line="240" w:lineRule="auto"/>
+      <w:contextualSpacing/>
       <w:jc w:val="center"/>
     </w:pPr>
     <w:rPr>
       <w:rFonts w:asciiTheme="majorHAnsi" w:cstheme="majorBidi" w:eastAsiaTheme="majorEastAsia" w:hAnsiTheme="majorHAnsi"/>
-      <w:b/>
-      <w:bCs/>
-      <w:color w:themeColor="accent1" w:themeShade="B5" w:val="345A8A"/>
-      <w:sz w:val="36"/>
-      <w:szCs w:val="36"/>
+      <w:sz w:val="56"/>
+      <w:szCs w:val="56"/>
+    </w:rPr>
+  </w:style>
+  <w:style w:customStyle="1" w:styleId="TitleChar" w:type="character">
+    <w:name w:val="Title Char"/>
+    <w:basedOn w:val="DefaultParagraphFont"/>
+    <w:link w:val="Title"/>
+    <w:uiPriority w:val="10"/>
+    <w:rsid w:val="00A10FD9"/>
+    <w:rPr>
+      <w:rFonts w:asciiTheme="majorHAnsi" w:cstheme="majorBidi" w:eastAsiaTheme="majorEastAsia" w:hAnsiTheme="majorHAnsi"/>
+      <w:sz w:val="56"/>
+      <w:szCs w:val="56"/>
     </w:rPr>
   </w:style>
   <w:style w:styleId="Subtitle" w:type="paragraph">
     <w:name w:val="Subtitle"/>
     <w:basedOn w:val="Title"/>
     <w:next w:val="BodyText"/>
+    <w:link w:val="SubtitleChar"/>
+    <w:uiPriority w:val="11"/>
     <w:qFormat/>
+    <w:rsid w:val="00A10FD9"/>
     <w:pPr>
-      <w:keepNext/>
-      <w:keepLines/>
-      <w:spacing w:after="240" w:before="240"/>
-      <w:jc w:val="center"/>
+      <w:numPr>
+        <w:ilvl w:val="1"/>
+      </w:numPr>
     </w:pPr>
     <w:rPr>
-      <w:sz w:val="30"/>
-      <w:szCs w:val="30"/>
+      <w:rFonts w:cstheme="majorBidi" w:eastAsiaTheme="majorEastAsia"/>
+      <w:spacing w:val="15"/>
+      <w:sz w:val="28"/>
+      <w:szCs w:val="28"/>
+    </w:rPr>
+  </w:style>
+  <w:style w:customStyle="1" w:styleId="SubtitleChar" w:type="character">
+    <w:name w:val="Subtitle Char"/>
+    <w:basedOn w:val="DefaultParagraphFont"/>
+    <w:link w:val="Subtitle"/>
+    <w:uiPriority w:val="11"/>
+    <w:rsid w:val="00A10FD9"/>
+    <w:rPr>
+      <w:rFonts w:cstheme="majorBidi" w:eastAsiaTheme="majorEastAsia"/>
+      <w:color w:themeColor="text1" w:themeTint="A6" w:val="595959"/>
+      <w:spacing w:val="15"/>
+      <w:sz w:val="28"/>
+      <w:szCs w:val="28"/>
     </w:rPr>
   </w:style>
   <w:style w:customStyle="1" w:styleId="Author" w:type="paragraph">
     <w:name w:val="Author"/>
+    <w:basedOn w:val="Title"/>
     <w:next w:val="BodyText"/>
     <w:qFormat/>
     <w:pPr>
       <w:keepNext/>
       <w:keepLines/>
-      <w:jc w:val="center"/>
     </w:pPr>
+    <w:rPr>
+      <w:sz w:val="24"/>
+      <w:szCs w:val="24"/>
+    </w:rPr>
   </w:style>
   <w:style w:styleId="Date" w:type="paragraph">
     <w:name w:val="Date"/>
+    <w:basedOn w:val="Title"/>
     <w:next w:val="BodyText"/>
     <w:qFormat/>
     <w:pPr>
       <w:keepNext/>
       <w:keepLines/>
-      <w:jc w:val="center"/>
     </w:pPr>
+    <w:rPr>
+      <w:sz w:val="24"/>
+      <w:szCs w:val="24"/>
+    </w:rPr>
   </w:style>
   <w:style w:customStyle="1" w:styleId="AbstractTitle" w:type="paragraph">
     <w:name w:val="Abstract Title"/>
@@ -20357,7 +19707,6 @@
     </w:pPr>
     <w:rPr>
       <w:b/>
-      <w:color w:val="345A8A"/>
       <w:sz w:val="20"/>
       <w:szCs w:val="20"/>
     </w:rPr>
@@ -20386,191 +19735,321 @@
     <w:rPr/>
   </w:style>
   <w:style w:styleId="Heading1" w:type="paragraph">
-    <w:name w:val="Heading 1"/>
+    <w:name w:val="heading 1"/>
     <w:basedOn w:val="Normal"/>
     <w:next w:val="BodyText"/>
+    <w:link w:val="Heading1Char"/>
     <w:uiPriority w:val="9"/>
     <w:qFormat/>
+    <w:rsid w:val="00A10FD9"/>
     <w:pPr>
       <w:keepNext/>
       <w:keepLines/>
-      <w:spacing w:after="0" w:before="480"/>
+      <w:spacing w:after="80" w:before="360"/>
       <w:outlineLvl w:val="0"/>
     </w:pPr>
     <w:rPr>
       <w:rFonts w:asciiTheme="majorHAnsi" w:cstheme="majorBidi" w:eastAsiaTheme="majorEastAsia" w:hAnsiTheme="majorHAnsi"/>
-      <w:b/>
-      <w:bCs/>
-      <w:color w:themeColor="accent1" w:val="4F81BD"/>
+      <w:color w:themeColor="accent1" w:themeShade="BF" w:val="0F4761"/>
+      <w:sz w:val="40"/>
+      <w:szCs w:val="40"/>
+    </w:rPr>
+  </w:style>
+  <w:style w:styleId="Heading2" w:type="paragraph">
+    <w:name w:val="heading 2"/>
+    <w:basedOn w:val="Normal"/>
+    <w:next w:val="BodyText"/>
+    <w:link w:val="Heading2Char"/>
+    <w:uiPriority w:val="9"/>
+    <w:semiHidden/>
+    <w:unhideWhenUsed/>
+    <w:qFormat/>
+    <w:rsid w:val="00A10FD9"/>
+    <w:pPr>
+      <w:keepNext/>
+      <w:keepLines/>
+      <w:spacing w:after="80" w:before="160"/>
+      <w:outlineLvl w:val="1"/>
+    </w:pPr>
+    <w:rPr>
+      <w:rFonts w:asciiTheme="majorHAnsi" w:cstheme="majorBidi" w:eastAsiaTheme="majorEastAsia" w:hAnsiTheme="majorHAnsi"/>
+      <w:color w:themeColor="accent1" w:themeShade="BF" w:val="0F4761"/>
       <w:sz w:val="32"/>
       <w:szCs w:val="32"/>
     </w:rPr>
   </w:style>
-  <w:style w:styleId="Heading2" w:type="paragraph">
-    <w:name w:val="Heading 2"/>
+  <w:style w:styleId="Heading3" w:type="paragraph">
+    <w:name w:val="heading 3"/>
     <w:basedOn w:val="Normal"/>
     <w:next w:val="BodyText"/>
+    <w:link w:val="Heading3Char"/>
     <w:uiPriority w:val="9"/>
+    <w:semiHidden/>
     <w:unhideWhenUsed/>
     <w:qFormat/>
+    <w:rsid w:val="00A10FD9"/>
     <w:pPr>
       <w:keepNext/>
       <w:keepLines/>
-      <w:spacing w:after="0" w:before="200"/>
-      <w:outlineLvl w:val="1"/>
+      <w:spacing w:after="80" w:before="160"/>
+      <w:outlineLvl w:val="2"/>
     </w:pPr>
     <w:rPr>
-      <w:rFonts w:asciiTheme="majorHAnsi" w:cstheme="majorBidi" w:eastAsiaTheme="majorEastAsia" w:hAnsiTheme="majorHAnsi"/>
-      <w:b/>
-      <w:bCs/>
-      <w:color w:themeColor="accent1" w:val="4F81BD"/>
+      <w:rFonts w:cstheme="majorBidi" w:eastAsiaTheme="majorEastAsia"/>
+      <w:color w:themeColor="accent1" w:themeShade="BF" w:val="0F4761"/>
       <w:sz w:val="28"/>
       <w:szCs w:val="28"/>
     </w:rPr>
   </w:style>
-  <w:style w:styleId="Heading3" w:type="paragraph">
-    <w:name w:val="Heading 3"/>
+  <w:style w:styleId="Heading4" w:type="paragraph">
+    <w:name w:val="heading 4"/>
     <w:basedOn w:val="Normal"/>
     <w:next w:val="BodyText"/>
+    <w:link w:val="Heading4Char"/>
     <w:uiPriority w:val="9"/>
+    <w:semiHidden/>
     <w:unhideWhenUsed/>
     <w:qFormat/>
+    <w:rsid w:val="00A10FD9"/>
     <w:pPr>
       <w:keepNext/>
       <w:keepLines/>
-      <w:spacing w:after="0" w:before="200"/>
-      <w:outlineLvl w:val="2"/>
+      <w:spacing w:after="40" w:before="80"/>
+      <w:outlineLvl w:val="3"/>
     </w:pPr>
     <w:rPr>
-      <w:rFonts w:asciiTheme="majorHAnsi" w:cstheme="majorBidi" w:eastAsiaTheme="majorEastAsia" w:hAnsiTheme="majorHAnsi"/>
-      <w:b/>
-      <w:bCs/>
-      <w:color w:themeColor="accent1" w:val="4F81BD"/>
-      <w:sz w:val="24"/>
-      <w:szCs w:val="24"/>
+      <w:rFonts w:cstheme="majorBidi" w:eastAsiaTheme="majorEastAsia"/>
+      <w:i/>
+      <w:iCs/>
+      <w:color w:themeColor="accent1" w:themeShade="BF" w:val="0F4761"/>
     </w:rPr>
   </w:style>
-  <w:style w:styleId="Heading4" w:type="paragraph">
-    <w:name w:val="Heading 4"/>
+  <w:style w:styleId="Heading5" w:type="paragraph">
+    <w:name w:val="heading 5"/>
     <w:basedOn w:val="Normal"/>
     <w:next w:val="BodyText"/>
+    <w:link w:val="Heading5Char"/>
     <w:uiPriority w:val="9"/>
+    <w:semiHidden/>
     <w:unhideWhenUsed/>
     <w:qFormat/>
+    <w:rsid w:val="00A10FD9"/>
     <w:pPr>
       <w:keepNext/>
       <w:keepLines/>
-      <w:spacing w:after="0" w:before="200"/>
-      <w:outlineLvl w:val="3"/>
+      <w:spacing w:after="40" w:before="80"/>
+      <w:outlineLvl w:val="4"/>
     </w:pPr>
     <w:rPr>
-      <w:rFonts w:asciiTheme="majorHAnsi" w:cstheme="majorBidi" w:eastAsiaTheme="majorEastAsia" w:hAnsiTheme="majorHAnsi"/>
-      <w:bCs/>
-      <w:i/>
-      <w:color w:themeColor="accent1" w:val="4F81BD"/>
-      <w:sz w:val="24"/>
-      <w:szCs w:val="24"/>
+      <w:rFonts w:cstheme="majorBidi" w:eastAsiaTheme="majorEastAsia"/>
+      <w:color w:themeColor="accent1" w:themeShade="BF" w:val="0F4761"/>
     </w:rPr>
   </w:style>
-  <w:style w:styleId="Heading5" w:type="paragraph">
-    <w:name w:val="Heading 5"/>
+  <w:style w:styleId="Heading6" w:type="paragraph">
+    <w:name w:val="heading 6"/>
     <w:basedOn w:val="Normal"/>
     <w:next w:val="BodyText"/>
+    <w:link w:val="Heading6Char"/>
     <w:uiPriority w:val="9"/>
+    <w:semiHidden/>
     <w:unhideWhenUsed/>
     <w:qFormat/>
+    <w:rsid w:val="00A10FD9"/>
     <w:pPr>
       <w:keepNext/>
       <w:keepLines/>
-      <w:spacing w:after="0" w:before="200"/>
-      <w:outlineLvl w:val="4"/>
+      <w:spacing w:after="0" w:before="40"/>
+      <w:outlineLvl w:val="5"/>
     </w:pPr>
     <w:rPr>
-      <w:rFonts w:asciiTheme="majorHAnsi" w:cstheme="majorBidi" w:eastAsiaTheme="majorEastAsia" w:hAnsiTheme="majorHAnsi"/>
+      <w:rFonts w:cstheme="majorBidi" w:eastAsiaTheme="majorEastAsia"/>
+      <w:i/>
       <w:iCs/>
-      <w:color w:themeColor="accent1" w:val="4F81BD"/>
-      <w:sz w:val="24"/>
-      <w:szCs w:val="24"/>
+      <w:color w:themeColor="text1" w:themeTint="A6" w:val="595959"/>
     </w:rPr>
   </w:style>
-  <w:style w:styleId="Heading6" w:type="paragraph">
-    <w:name w:val="Heading 6"/>
+  <w:style w:styleId="Heading7" w:type="paragraph">
+    <w:name w:val="heading 7"/>
     <w:basedOn w:val="Normal"/>
     <w:next w:val="BodyText"/>
+    <w:link w:val="Heading7Char"/>
     <w:uiPriority w:val="9"/>
+    <w:semiHidden/>
     <w:unhideWhenUsed/>
     <w:qFormat/>
+    <w:rsid w:val="00A10FD9"/>
     <w:pPr>
       <w:keepNext/>
       <w:keepLines/>
-      <w:spacing w:after="0" w:before="200"/>
-      <w:outlineLvl w:val="5"/>
+      <w:spacing w:after="0" w:before="40"/>
+      <w:outlineLvl w:val="6"/>
     </w:pPr>
     <w:rPr>
-      <w:rFonts w:asciiTheme="majorHAnsi" w:cstheme="majorBidi" w:eastAsiaTheme="majorEastAsia" w:hAnsiTheme="majorHAnsi"/>
-      <w:color w:themeColor="accent1" w:val="4F81BD"/>
-      <w:sz w:val="24"/>
-      <w:szCs w:val="24"/>
+      <w:rFonts w:cstheme="majorBidi" w:eastAsiaTheme="majorEastAsia"/>
+      <w:color w:themeColor="text1" w:themeTint="A6" w:val="595959"/>
     </w:rPr>
   </w:style>
-  <w:style w:styleId="Heading7" w:type="paragraph">
-    <w:name w:val="Heading 7"/>
+  <w:style w:styleId="Heading8" w:type="paragraph">
+    <w:name w:val="heading 8"/>
     <w:basedOn w:val="Normal"/>
     <w:next w:val="BodyText"/>
+    <w:link w:val="Heading8Char"/>
     <w:uiPriority w:val="9"/>
+    <w:semiHidden/>
     <w:unhideWhenUsed/>
     <w:qFormat/>
+    <w:rsid w:val="00A10FD9"/>
     <w:pPr>
       <w:keepNext/>
       <w:keepLines/>
-      <w:spacing w:after="0" w:before="200"/>
-      <w:outlineLvl w:val="6"/>
+      <w:spacing w:after="0"/>
+      <w:outlineLvl w:val="7"/>
     </w:pPr>
     <w:rPr>
-      <w:rFonts w:asciiTheme="majorHAnsi" w:cstheme="majorBidi" w:eastAsiaTheme="majorEastAsia" w:hAnsiTheme="majorHAnsi"/>
-      <w:color w:themeColor="accent1" w:val="4F81BD"/>
-      <w:sz w:val="24"/>
-      <w:szCs w:val="24"/>
+      <w:rFonts w:cstheme="majorBidi" w:eastAsiaTheme="majorEastAsia"/>
+      <w:i/>
+      <w:iCs/>
+      <w:color w:themeColor="text1" w:themeTint="D8" w:val="272727"/>
     </w:rPr>
   </w:style>
-  <w:style w:styleId="Heading8" w:type="paragraph">
-    <w:name w:val="Heading 8"/>
+  <w:style w:styleId="Heading9" w:type="paragraph">
+    <w:name w:val="heading 9"/>
     <w:basedOn w:val="Normal"/>
     <w:next w:val="BodyText"/>
+    <w:link w:val="Heading9Char"/>
     <w:uiPriority w:val="9"/>
+    <w:semiHidden/>
     <w:unhideWhenUsed/>
     <w:qFormat/>
+    <w:rsid w:val="00A10FD9"/>
     <w:pPr>
       <w:keepNext/>
       <w:keepLines/>
-      <w:spacing w:after="0" w:before="200"/>
-      <w:outlineLvl w:val="7"/>
-    </w:pPr>
-    <w:rPr>
-      <w:rFonts w:asciiTheme="majorHAnsi" w:cstheme="majorBidi" w:eastAsiaTheme="majorEastAsia" w:hAnsiTheme="majorHAnsi"/>
-      <w:color w:themeColor="accent1" w:val="4F81BD"/>
-      <w:sz w:val="24"/>
-      <w:szCs w:val="24"/>
-    </w:rPr>
-  </w:style>
-  <w:style w:styleId="Heading9" w:type="paragraph">
-    <w:name w:val="Heading 9"/>
-    <w:basedOn w:val="Normal"/>
-    <w:next w:val="BodyText"/>
-    <w:uiPriority w:val="9"/>
-    <w:unhideWhenUsed/>
-    <w:qFormat/>
-    <w:pPr>
-      <w:keepNext/>
-      <w:keepLines/>
-      <w:spacing w:after="0" w:before="200"/>
+      <w:spacing w:after="0"/>
       <w:outlineLvl w:val="8"/>
     </w:pPr>
     <w:rPr>
+      <w:rFonts w:cstheme="majorBidi" w:eastAsiaTheme="majorEastAsia"/>
+      <w:color w:themeColor="text1" w:themeTint="D8" w:val="272727"/>
+    </w:rPr>
+  </w:style>
+  <w:style w:customStyle="1" w:styleId="Heading1Char" w:type="character">
+    <w:name w:val="Heading 1 Char"/>
+    <w:basedOn w:val="DefaultParagraphFont"/>
+    <w:link w:val="Heading1"/>
+    <w:uiPriority w:val="9"/>
+    <w:rsid w:val="00A10FD9"/>
+    <w:rPr>
       <w:rFonts w:asciiTheme="majorHAnsi" w:cstheme="majorBidi" w:eastAsiaTheme="majorEastAsia" w:hAnsiTheme="majorHAnsi"/>
-      <w:color w:themeColor="accent1" w:val="4F81BD"/>
-      <w:sz w:val="24"/>
-      <w:szCs w:val="24"/>
+      <w:color w:themeColor="accent1" w:themeShade="BF" w:val="0F4761"/>
+      <w:sz w:val="40"/>
+      <w:szCs w:val="40"/>
+    </w:rPr>
+  </w:style>
+  <w:style w:customStyle="1" w:styleId="Heading2Char" w:type="character">
+    <w:name w:val="Heading 2 Char"/>
+    <w:basedOn w:val="DefaultParagraphFont"/>
+    <w:link w:val="Heading2"/>
+    <w:uiPriority w:val="9"/>
+    <w:semiHidden/>
+    <w:rsid w:val="00A10FD9"/>
+    <w:rPr>
+      <w:rFonts w:asciiTheme="majorHAnsi" w:cstheme="majorBidi" w:eastAsiaTheme="majorEastAsia" w:hAnsiTheme="majorHAnsi"/>
+      <w:color w:themeColor="accent1" w:themeShade="BF" w:val="0F4761"/>
+      <w:sz w:val="32"/>
+      <w:szCs w:val="32"/>
+    </w:rPr>
+  </w:style>
+  <w:style w:customStyle="1" w:styleId="Heading3Char" w:type="character">
+    <w:name w:val="Heading 3 Char"/>
+    <w:basedOn w:val="DefaultParagraphFont"/>
+    <w:link w:val="Heading3"/>
+    <w:uiPriority w:val="9"/>
+    <w:semiHidden/>
+    <w:rsid w:val="00A10FD9"/>
+    <w:rPr>
+      <w:rFonts w:cstheme="majorBidi" w:eastAsiaTheme="majorEastAsia"/>
+      <w:color w:themeColor="accent1" w:themeShade="BF" w:val="0F4761"/>
+      <w:sz w:val="28"/>
+      <w:szCs w:val="28"/>
+    </w:rPr>
+  </w:style>
+  <w:style w:customStyle="1" w:styleId="Heading4Char" w:type="character">
+    <w:name w:val="Heading 4 Char"/>
+    <w:basedOn w:val="DefaultParagraphFont"/>
+    <w:link w:val="Heading4"/>
+    <w:uiPriority w:val="9"/>
+    <w:semiHidden/>
+    <w:rsid w:val="00A10FD9"/>
+    <w:rPr>
+      <w:rFonts w:cstheme="majorBidi" w:eastAsiaTheme="majorEastAsia"/>
+      <w:i/>
+      <w:iCs/>
+      <w:color w:themeColor="accent1" w:themeShade="BF" w:val="0F4761"/>
+    </w:rPr>
+  </w:style>
+  <w:style w:customStyle="1" w:styleId="Heading5Char" w:type="character">
+    <w:name w:val="Heading 5 Char"/>
+    <w:basedOn w:val="DefaultParagraphFont"/>
+    <w:link w:val="Heading5"/>
+    <w:uiPriority w:val="9"/>
+    <w:semiHidden/>
+    <w:rsid w:val="00A10FD9"/>
+    <w:rPr>
+      <w:rFonts w:cstheme="majorBidi" w:eastAsiaTheme="majorEastAsia"/>
+      <w:color w:themeColor="accent1" w:themeShade="BF" w:val="0F4761"/>
+    </w:rPr>
+  </w:style>
+  <w:style w:customStyle="1" w:styleId="Heading6Char" w:type="character">
+    <w:name w:val="Heading 6 Char"/>
+    <w:basedOn w:val="DefaultParagraphFont"/>
+    <w:link w:val="Heading6"/>
+    <w:uiPriority w:val="9"/>
+    <w:semiHidden/>
+    <w:rsid w:val="00A10FD9"/>
+    <w:rPr>
+      <w:rFonts w:cstheme="majorBidi" w:eastAsiaTheme="majorEastAsia"/>
+      <w:i/>
+      <w:iCs/>
+      <w:color w:themeColor="text1" w:themeTint="A6" w:val="595959"/>
+    </w:rPr>
+  </w:style>
+  <w:style w:customStyle="1" w:styleId="Heading7Char" w:type="character">
+    <w:name w:val="Heading 7 Char"/>
+    <w:basedOn w:val="DefaultParagraphFont"/>
+    <w:link w:val="Heading7"/>
+    <w:uiPriority w:val="9"/>
+    <w:semiHidden/>
+    <w:rsid w:val="00A10FD9"/>
+    <w:rPr>
+      <w:rFonts w:cstheme="majorBidi" w:eastAsiaTheme="majorEastAsia"/>
+      <w:color w:themeColor="text1" w:themeTint="A6" w:val="595959"/>
+    </w:rPr>
+  </w:style>
+  <w:style w:customStyle="1" w:styleId="Heading8Char" w:type="character">
+    <w:name w:val="Heading 8 Char"/>
+    <w:basedOn w:val="DefaultParagraphFont"/>
+    <w:link w:val="Heading8"/>
+    <w:uiPriority w:val="9"/>
+    <w:semiHidden/>
+    <w:rsid w:val="00A10FD9"/>
+    <w:rPr>
+      <w:rFonts w:cstheme="majorBidi" w:eastAsiaTheme="majorEastAsia"/>
+      <w:i/>
+      <w:iCs/>
+      <w:color w:themeColor="text1" w:themeTint="D8" w:val="272727"/>
+    </w:rPr>
+  </w:style>
+  <w:style w:customStyle="1" w:styleId="Heading9Char" w:type="character">
+    <w:name w:val="Heading 9 Char"/>
+    <w:basedOn w:val="DefaultParagraphFont"/>
+    <w:link w:val="Heading9"/>
+    <w:uiPriority w:val="9"/>
+    <w:semiHidden/>
+    <w:rsid w:val="00A10FD9"/>
+    <w:rPr>
+      <w:rFonts w:cstheme="majorBidi" w:eastAsiaTheme="majorEastAsia"/>
+      <w:color w:themeColor="text1" w:themeTint="D8" w:val="272727"/>
     </w:rPr>
   </w:style>
   <w:style w:styleId="BlockText" w:type="paragraph">
@@ -20595,8 +20074,8 @@
   </w:style>
   <w:style w:styleId="FootnoteBlockText" w:type="paragraph">
     <w:name w:val="Footnote Block Text"/>
-    <w:basedOn w:val="Footnote Text"/>
-    <w:next w:val="Footnote Text"/>
+    <w:basedOn w:val="FootnoteText"/>
+    <w:next w:val="FootnoteText"/>
     <w:uiPriority w:val="9"/>
     <w:unhideWhenUsed/>
     <w:qFormat/>
@@ -20626,13 +20105,6 @@
       </w:tblCellMar>
     </w:tblPr>
     <w:tblStylePr w:type="firstRow">
-      <w:tblPr>
-        <w:jc w:val="left"/>
-        <w:tblInd w:type="dxa" w:w="0"/>
-      </w:tblPr>
-      <w:trPr>
-        <w:jc w:val="left"/>
-      </w:trPr>
       <w:tcPr>
         <w:tcBorders>
           <w:bottom w:val="single"/>
@@ -20988,44 +20460,44 @@
         <a:sysClr val="window" lastClr="FFFFFF"/>
       </a:lt1>
       <a:dk2>
-        <a:srgbClr val="1F497D"/>
+        <a:srgbClr val="0E2841"/>
       </a:dk2>
       <a:lt2>
-        <a:srgbClr val="EEECE1"/>
+        <a:srgbClr val="E8E8E8"/>
       </a:lt2>
       <a:accent1>
-        <a:srgbClr val="4F81BD"/>
+        <a:srgbClr val="156082"/>
       </a:accent1>
       <a:accent2>
-        <a:srgbClr val="C0504D"/>
+        <a:srgbClr val="E97132"/>
       </a:accent2>
       <a:accent3>
-        <a:srgbClr val="9BBB59"/>
+        <a:srgbClr val="196B24"/>
       </a:accent3>
       <a:accent4>
-        <a:srgbClr val="8064A2"/>
+        <a:srgbClr val="0F9ED5"/>
       </a:accent4>
       <a:accent5>
-        <a:srgbClr val="4BACC6"/>
+        <a:srgbClr val="A02B93"/>
       </a:accent5>
       <a:accent6>
-        <a:srgbClr val="F79646"/>
+        <a:srgbClr val="4EA72E"/>
       </a:accent6>
       <a:hlink>
-        <a:srgbClr val="0000FF"/>
+        <a:srgbClr val="467886"/>
       </a:hlink>
       <a:folHlink>
-        <a:srgbClr val="800080"/>
+        <a:srgbClr val="96607D"/>
       </a:folHlink>
     </a:clrScheme>
     <a:fontScheme name="Office">
       <a:majorFont>
-        <a:latin typeface="Calibri"/>
+        <a:latin typeface="Aptos Display" panose="02110004020202020204"/>
         <a:ea typeface=""/>
         <a:cs typeface=""/>
-        <a:font script="Jpan" typeface="ＭＳ ゴシック"/>
+        <a:font script="Jpan" typeface="游ゴシック Light"/>
         <a:font script="Hang" typeface="맑은 고딕"/>
-        <a:font script="Hans" typeface="宋体"/>
+        <a:font script="Hans" typeface="等线 Light"/>
         <a:font script="Hant" typeface="新細明體"/>
         <a:font script="Arab" typeface="Times New Roman"/>
         <a:font script="Hebr" typeface="Times New Roman"/>
@@ -21052,14 +20524,32 @@
         <a:font script="Mong" typeface="Mongolian Baiti"/>
         <a:font script="Viet" typeface="Times New Roman"/>
         <a:font script="Uigh" typeface="Microsoft Uighur"/>
+        <a:font script="Geor" typeface="Sylfaen"/>
+        <a:font script="Armn" typeface="Arial"/>
+        <a:font script="Bugi" typeface="Leelawadee UI"/>
+        <a:font script="Bopo" typeface="Microsoft JhengHei"/>
+        <a:font script="Java" typeface="Javanese Text"/>
+        <a:font script="Lisu" typeface="Segoe UI"/>
+        <a:font script="Mymr" typeface="Myanmar Text"/>
+        <a:font script="Nkoo" typeface="Ebrima"/>
+        <a:font script="Olck" typeface="Nirmala UI"/>
+        <a:font script="Osma" typeface="Ebrima"/>
+        <a:font script="Phag" typeface="Phagspa"/>
+        <a:font script="Syrn" typeface="Estrangelo Edessa"/>
+        <a:font script="Syrj" typeface="Estrangelo Edessa"/>
+        <a:font script="Syre" typeface="Estrangelo Edessa"/>
+        <a:font script="Sora" typeface="Nirmala UI"/>
+        <a:font script="Tale" typeface="Microsoft Tai Le"/>
+        <a:font script="Talu" typeface="Microsoft New Tai Lue"/>
+        <a:font script="Tfng" typeface="Ebrima"/>
       </a:majorFont>
       <a:minorFont>
-        <a:latin typeface="Cambria"/>
+        <a:latin typeface="Aptos" panose="02110004020202020204"/>
         <a:ea typeface=""/>
         <a:cs typeface=""/>
-        <a:font script="Jpan" typeface="ＭＳ 明朝"/>
+        <a:font script="Jpan" typeface="游明朝"/>
         <a:font script="Hang" typeface="맑은 고딕"/>
-        <a:font script="Hans" typeface="宋体"/>
+        <a:font script="Hans" typeface="等线"/>
         <a:font script="Hant" typeface="新細明體"/>
         <a:font script="Arab" typeface="Arial"/>
         <a:font script="Hebr" typeface="Arial"/>
@@ -21086,6 +20576,24 @@
         <a:font script="Mong" typeface="Mongolian Baiti"/>
         <a:font script="Viet" typeface="Arial"/>
         <a:font script="Uigh" typeface="Microsoft Uighur"/>
+        <a:font script="Geor" typeface="Sylfaen"/>
+        <a:font script="Armn" typeface="Arial"/>
+        <a:font script="Bugi" typeface="Leelawadee UI"/>
+        <a:font script="Bopo" typeface="Microsoft JhengHei"/>
+        <a:font script="Java" typeface="Javanese Text"/>
+        <a:font script="Lisu" typeface="Segoe UI"/>
+        <a:font script="Mymr" typeface="Myanmar Text"/>
+        <a:font script="Nkoo" typeface="Ebrima"/>
+        <a:font script="Olck" typeface="Nirmala UI"/>
+        <a:font script="Osma" typeface="Ebrima"/>
+        <a:font script="Phag" typeface="Phagspa"/>
+        <a:font script="Syrn" typeface="Estrangelo Edessa"/>
+        <a:font script="Syrj" typeface="Estrangelo Edessa"/>
+        <a:font script="Syre" typeface="Estrangelo Edessa"/>
+        <a:font script="Sora" typeface="Nirmala UI"/>
+        <a:font script="Tale" typeface="Microsoft Tai Le"/>
+        <a:font script="Talu" typeface="Microsoft New Tai Lue"/>
+        <a:font script="Tfng" typeface="Ebrima"/>
       </a:minorFont>
     </a:fontScheme>
     <a:fmtScheme name="Office">
@@ -21097,200 +20605,141 @@
           <a:gsLst>
             <a:gs pos="0">
               <a:schemeClr val="phClr">
-                <a:tint val="50000"/>
-                <a:satMod val="300000"/>
+                <a:lumMod val="110000"/>
+                <a:satMod val="105000"/>
+                <a:tint val="67000"/>
               </a:schemeClr>
             </a:gs>
-            <a:gs pos="35000">
+            <a:gs pos="50000">
               <a:schemeClr val="phClr">
-                <a:tint val="37000"/>
-                <a:satMod val="300000"/>
+                <a:lumMod val="105000"/>
+                <a:satMod val="103000"/>
+                <a:tint val="73000"/>
               </a:schemeClr>
             </a:gs>
             <a:gs pos="100000">
               <a:schemeClr val="phClr">
-                <a:tint val="15000"/>
-                <a:satMod val="350000"/>
+                <a:lumMod val="105000"/>
+                <a:satMod val="109000"/>
+                <a:tint val="81000"/>
               </a:schemeClr>
             </a:gs>
           </a:gsLst>
-          <a:lin ang="16200000" scaled="1"/>
+          <a:lin ang="5400000" scaled="0"/>
         </a:gradFill>
         <a:gradFill rotWithShape="1">
           <a:gsLst>
             <a:gs pos="0">
               <a:schemeClr val="phClr">
-                <a:tint val="100000"/>
+                <a:satMod val="103000"/>
+                <a:lumMod val="102000"/>
+                <a:tint val="94000"/>
+              </a:schemeClr>
+            </a:gs>
+            <a:gs pos="50000">
+              <a:schemeClr val="phClr">
+                <a:satMod val="110000"/>
+                <a:lumMod val="100000"/>
                 <a:shade val="100000"/>
-                <a:satMod val="130000"/>
               </a:schemeClr>
             </a:gs>
             <a:gs pos="100000">
               <a:schemeClr val="phClr">
-                <a:tint val="50000"/>
-                <a:shade val="100000"/>
-                <a:satMod val="350000"/>
+                <a:lumMod val="99000"/>
+                <a:satMod val="120000"/>
+                <a:shade val="78000"/>
               </a:schemeClr>
             </a:gs>
           </a:gsLst>
-          <a:lin ang="16200000" scaled="0"/>
+          <a:lin ang="5400000" scaled="0"/>
         </a:gradFill>
       </a:fillStyleLst>
       <a:lnStyleLst>
-        <a:ln w="9525" cap="flat" cmpd="sng" algn="ctr">
-          <a:solidFill>
-            <a:schemeClr val="phClr">
-              <a:shade val="95000"/>
-              <a:satMod val="105000"/>
-            </a:schemeClr>
-          </a:solidFill>
-          <a:prstDash val="solid"/>
-        </a:ln>
-        <a:ln w="25400" cap="flat" cmpd="sng" algn="ctr">
+        <a:ln w="6350" cap="flat" cmpd="sng" algn="ctr">
           <a:solidFill>
             <a:schemeClr val="phClr"/>
           </a:solidFill>
           <a:prstDash val="solid"/>
+          <a:miter lim="800000"/>
         </a:ln>
-        <a:ln w="38100" cap="flat" cmpd="sng" algn="ctr">
+        <a:ln w="12700" cap="flat" cmpd="sng" algn="ctr">
           <a:solidFill>
             <a:schemeClr val="phClr"/>
           </a:solidFill>
           <a:prstDash val="solid"/>
+          <a:miter lim="800000"/>
+        </a:ln>
+        <a:ln w="19050" cap="flat" cmpd="sng" algn="ctr">
+          <a:solidFill>
+            <a:schemeClr val="phClr"/>
+          </a:solidFill>
+          <a:prstDash val="solid"/>
+          <a:miter lim="800000"/>
         </a:ln>
       </a:lnStyleLst>
       <a:effectStyleLst>
         <a:effectStyle>
+          <a:effectLst/>
+        </a:effectStyle>
+        <a:effectStyle>
+          <a:effectLst/>
+        </a:effectStyle>
+        <a:effectStyle>
           <a:effectLst>
-            <a:outerShdw blurRad="40000" dist="20000" dir="5400000" rotWithShape="0">
+            <a:outerShdw blurRad="57150" dist="19050" dir="5400000" algn="ctr" rotWithShape="0">
               <a:srgbClr val="000000">
-                <a:alpha val="38000"/>
+                <a:alpha val="63000"/>
               </a:srgbClr>
             </a:outerShdw>
           </a:effectLst>
-        </a:effectStyle>
-        <a:effectStyle>
-          <a:effectLst>
-            <a:outerShdw blurRad="40000" dist="23000" dir="5400000" rotWithShape="0">
-              <a:srgbClr val="000000">
-                <a:alpha val="35000"/>
-              </a:srgbClr>
-            </a:outerShdw>
-          </a:effectLst>
-        </a:effectStyle>
-        <a:effectStyle>
-          <a:effectLst>
-            <a:outerShdw blurRad="40000" dist="23000" dir="5400000" rotWithShape="0">
-              <a:srgbClr val="000000">
-                <a:alpha val="35000"/>
-              </a:srgbClr>
-            </a:outerShdw>
-          </a:effectLst>
-          <a:scene3d>
-            <a:camera prst="orthographicFront">
-              <a:rot lat="0" lon="0" rev="0"/>
-            </a:camera>
-            <a:lightRig rig="threePt" dir="t">
-              <a:rot lat="0" lon="0" rev="1200000"/>
-            </a:lightRig>
-          </a:scene3d>
-          <a:sp3d>
-            <a:bevelT w="63500" h="25400"/>
-          </a:sp3d>
         </a:effectStyle>
       </a:effectStyleLst>
       <a:bgFillStyleLst>
         <a:solidFill>
           <a:schemeClr val="phClr"/>
         </a:solidFill>
+        <a:solidFill>
+          <a:schemeClr val="phClr">
+            <a:tint val="95000"/>
+            <a:satMod val="170000"/>
+          </a:schemeClr>
+        </a:solidFill>
         <a:gradFill rotWithShape="1">
           <a:gsLst>
             <a:gs pos="0">
               <a:schemeClr val="phClr">
-                <a:tint val="40000"/>
-                <a:satMod val="350000"/>
+                <a:tint val="93000"/>
+                <a:satMod val="150000"/>
+                <a:shade val="98000"/>
+                <a:lumMod val="102000"/>
               </a:schemeClr>
             </a:gs>
-            <a:gs pos="40000">
+            <a:gs pos="50000">
               <a:schemeClr val="phClr">
-                <a:tint val="45000"/>
-                <a:shade val="99000"/>
-                <a:satMod val="350000"/>
+                <a:tint val="98000"/>
+                <a:satMod val="130000"/>
+                <a:shade val="90000"/>
+                <a:lumMod val="103000"/>
               </a:schemeClr>
             </a:gs>
             <a:gs pos="100000">
               <a:schemeClr val="phClr">
-                <a:shade val="20000"/>
-                <a:satMod val="255000"/>
+                <a:shade val="63000"/>
+                <a:satMod val="120000"/>
               </a:schemeClr>
             </a:gs>
           </a:gsLst>
-          <a:path path="circle">
-            <a:fillToRect l="50000" t="-80000" r="50000" b="180000"/>
-          </a:path>
-        </a:gradFill>
-        <a:gradFill rotWithShape="1">
-          <a:gsLst>
-            <a:gs pos="0">
-              <a:schemeClr val="phClr">
-                <a:tint val="80000"/>
-                <a:satMod val="300000"/>
-              </a:schemeClr>
-            </a:gs>
-            <a:gs pos="100000">
-              <a:schemeClr val="phClr">
-                <a:shade val="30000"/>
-                <a:satMod val="200000"/>
-              </a:schemeClr>
-            </a:gs>
-          </a:gsLst>
-          <a:path path="circle">
-            <a:fillToRect l="50000" t="50000" r="50000" b="50000"/>
-          </a:path>
+          <a:lin ang="5400000" scaled="0"/>
         </a:gradFill>
       </a:bgFillStyleLst>
     </a:fmtScheme>
   </a:themeElements>
-  <a:objectDefaults>
-    <a:spDef>
-      <a:spPr/>
-      <a:bodyPr/>
-      <a:lstStyle/>
-      <a:style>
-        <a:lnRef idx="1">
-          <a:schemeClr val="accent1"/>
-        </a:lnRef>
-        <a:fillRef idx="3">
-          <a:schemeClr val="accent1"/>
-        </a:fillRef>
-        <a:effectRef idx="2">
-          <a:schemeClr val="accent1"/>
-        </a:effectRef>
-        <a:fontRef idx="minor">
-          <a:schemeClr val="lt1"/>
-        </a:fontRef>
-      </a:style>
-    </a:spDef>
-    <a:lnDef>
-      <a:spPr/>
-      <a:bodyPr/>
-      <a:lstStyle/>
-      <a:style>
-        <a:lnRef idx="2">
-          <a:schemeClr val="accent1"/>
-        </a:lnRef>
-        <a:fillRef idx="0">
-          <a:schemeClr val="accent1"/>
-        </a:fillRef>
-        <a:effectRef idx="1">
-          <a:schemeClr val="accent1"/>
-        </a:effectRef>
-        <a:fontRef idx="minor">
-          <a:schemeClr val="tx1"/>
-        </a:fontRef>
-      </a:style>
-    </a:lnDef>
-  </a:objectDefaults>
+  <a:objectDefaults/>
   <a:extraClrSchemeLst/>
+  <a:extLst>
+    <a:ext uri="{05A4C25C-085E-4340-85A3-A5531E510DB2}">
+      <thm15:themeFamily xmlns:thm15="http://schemas.microsoft.com/office/thememl/2012/main" name="Office Theme" id="{2E142A2C-CD16-42D6-873A-C26D2A0506FA}" vid="{1BDDFF52-6CD6-40A5-AB3C-68EB2F1E4D0A}"/>
+    </a:ext>
+  </a:extLst>
 </a:theme>
 </file>